--- a/plantillas_maestras/02_seguro_vida/cobro_indebido_primas/2_o_mas_ddos_varios/mujer/TPL_2449_2025_SEGURO_VIDA_COBRO_INDEBIDO_PRIMAS_ASEGURADORA_MUJER_R2.docx
+++ b/plantillas_maestras/02_seguro_vida/cobro_indebido_primas/2_o_mas_ddos_varios/mujer/TPL_2449_2025_SEGURO_VIDA_COBRO_INDEBIDO_PRIMAS_ASEGURADORA_MUJER_R2.docx
@@ -280,7 +280,7 @@
           <w14:ligatures w14:val="none"/>
         </w:rPr>
         <w:tab/>
-        <w:t xml:space="preserve">:       </w:t>
+        <w:t xml:space="preserve">: </w:t>
       </w:r>
       <w:r>
         <w:rPr>
@@ -681,7 +681,7 @@
           <w:lang w:val="es-ES" w:eastAsia="es-ES"/>
           <w14:ligatures w14:val="none"/>
         </w:rPr>
-        <w:t xml:space="preserve"> presuntas infracciones a la Ley N°29571, Código de Protección y Defensa del Consumidor (en adelante, Código)</w:t>
+        <w:t xml:space="preserve"> presuntas infracciones a la Ley 29571, Código de Protección y Defensa del Consumidor (en adelante, Código)</w:t>
       </w:r>
       <w:r>
         <w:rPr>
@@ -812,7 +812,7 @@
           <w:lang w:eastAsia="es-ES"/>
           <w14:ligatures w14:val="none"/>
         </w:rPr>
-        <w:t>– Póliza N° 1300214259 (en adelante, “Seguro</w:t>
+        <w:t>– Póliza 1300214259 (en adelante, “Seguro</w:t>
       </w:r>
       <w:r>
         <w:rPr>
@@ -1446,7 +1446,7 @@
           <w:lang w:eastAsia="es-ES"/>
           <w14:ligatures w14:val="none"/>
         </w:rPr>
-        <w:t xml:space="preserve">Con posterioridad a ese reclamo, mediante la respuesta del caso N° 0025846904, </w:t>
+        <w:t xml:space="preserve">Con posterioridad a ese reclamo, mediante la respuesta del caso 0025846904, </w:t>
       </w:r>
       <w:r>
         <w:rPr>
@@ -1534,7 +1534,7 @@
           <w:lang w:eastAsia="es-ES"/>
           <w14:ligatures w14:val="none"/>
         </w:rPr>
-        <w:t xml:space="preserve">, mediante el caso N° 0025471530, </w:t>
+        <w:t xml:space="preserve">, mediante el caso 0025471530, </w:t>
       </w:r>
       <w:r>
         <w:rPr>
@@ -1893,7 +1893,7 @@
           <w:lang w:eastAsia="es-PE"/>
           <w14:ligatures w14:val="none"/>
         </w:rPr>
-        <w:t>La Secretaría Técnica de la Comisión de Protección al Consumidor N°1 (en adelante, la Secretaría Técnica), en ejercicio de sus facultades</w:t>
+        <w:t>La Secretaría Técnica de la Comisión de Protección al Consumidor 1 (en adelante, la Secretaría Técnica), en ejercicio de sus facultades</w:t>
       </w:r>
       <w:bookmarkEnd w:id="3"/>
       <w:bookmarkEnd w:id="4"/>
@@ -1953,7 +1953,7 @@
           <w:lang w:eastAsia="es-PE"/>
           <w14:ligatures w14:val="none"/>
         </w:rPr>
-        <w:t>la compañía aseguradora habría gestionado el cobro de S/ 10 535,78 de la tarjeta N°****8001 de la denunciante, pese a que no autorizó dicho medio de pago, vulnerando sus datos bancarios</w:t>
+        <w:t>la compañía aseguradora habría gestionado el cobro de S/ 10 535,78 de la tarjeta ****8001 de la denunciante, pese a que no autorizó dicho medio de pago, vulnerando sus datos bancarios</w:t>
       </w:r>
       <w:r>
         <w:rPr>
@@ -1971,7 +1971,7 @@
           <w:lang w:eastAsia="es-PE"/>
           <w14:ligatures w14:val="none"/>
         </w:rPr>
-        <w:t>°</w:t>
+        <w:t/>
       </w:r>
       <w:r>
         <w:rPr>
@@ -1989,7 +1989,7 @@
           <w:lang w:eastAsia="es-PE"/>
           <w14:ligatures w14:val="none"/>
         </w:rPr>
-        <w:t>°</w:t>
+        <w:t/>
       </w:r>
       <w:r>
         <w:rPr>
@@ -2081,7 +2081,7 @@
           <w:lang w:eastAsia="es-PE"/>
           <w14:ligatures w14:val="none"/>
         </w:rPr>
-        <w:t>la compañía aseguradora habría afiliado tarjeta N°****9239 de la denunciante para el cobro de las primas, pese a no contar con su autorización</w:t>
+        <w:t>la compañía aseguradora habría afiliado tarjeta ****9239 de la denunciante para el cobro de las primas, pese a no contar con su autorización</w:t>
       </w:r>
       <w:r>
         <w:rPr>
@@ -2108,7 +2108,7 @@
           <w:lang w:eastAsia="es-PE"/>
           <w14:ligatures w14:val="none"/>
         </w:rPr>
-        <w:t>°</w:t>
+        <w:t/>
       </w:r>
       <w:r>
         <w:rPr>
@@ -2126,7 +2126,7 @@
           <w:lang w:eastAsia="es-PE"/>
           <w14:ligatures w14:val="none"/>
         </w:rPr>
-        <w:t>°</w:t>
+        <w:t/>
       </w:r>
       <w:r>
         <w:rPr>
@@ -2223,7 +2223,7 @@
           <w:lang w:eastAsia="es-PE"/>
           <w14:ligatures w14:val="none"/>
         </w:rPr>
-        <w:t>la compañía aseguradora no habría cumplido con aplicar oportunamente el descuento del 10% del pago de la prima, pues solo lo hizo ante el Reclamo N° 25-SBS015033 interpuesto por la denunciante</w:t>
+        <w:t>la compañía aseguradora no habría cumplido con aplicar oportunamente el descuento del 10% del pago de la prima, pues solo lo hizo ante el Reclamo 25-SBS015033 interpuesto por la denunciante</w:t>
       </w:r>
       <w:r>
         <w:rPr>
@@ -2241,7 +2241,7 @@
           <w:lang w:eastAsia="es-PE"/>
           <w14:ligatures w14:val="none"/>
         </w:rPr>
-        <w:t>°</w:t>
+        <w:t/>
       </w:r>
       <w:r>
         <w:rPr>
@@ -2259,7 +2259,7 @@
           <w:lang w:eastAsia="es-PE"/>
           <w14:ligatures w14:val="none"/>
         </w:rPr>
-        <w:t>°</w:t>
+        <w:t/>
       </w:r>
       <w:r>
         <w:rPr>
@@ -2374,7 +2374,7 @@
           <w:lang w:eastAsia="es-PE"/>
           <w14:ligatures w14:val="none"/>
         </w:rPr>
-        <w:t>°</w:t>
+        <w:t/>
       </w:r>
       <w:r>
         <w:rPr>
@@ -2392,7 +2392,7 @@
           <w:lang w:eastAsia="es-PE"/>
           <w14:ligatures w14:val="none"/>
         </w:rPr>
-        <w:t>°</w:t>
+        <w:t/>
       </w:r>
       <w:r>
         <w:rPr>
@@ -2486,7 +2486,7 @@
           <w:lang w:eastAsia="es-PE"/>
           <w14:ligatures w14:val="none"/>
         </w:rPr>
-        <w:t>la compañía aseguradora no habría subsanado el cobro indebido realizado a la tarjeta N°****8001 de la denunciante por la Póliza N° 1300214259, pues solo le ofreció la devolución de los meses en los que la cobertura no se usó y no por efectuar un cobro sin su autorización</w:t>
+        <w:t>la compañía aseguradora no habría subsanado el cobro indebido realizado a la tarjeta ****8001 de la denunciante por la Póliza 1300214259, pues solo le ofreció la devolución de los meses en los que la cobertura no se usó y no por efectuar un cobro sin su autorización</w:t>
       </w:r>
       <w:r>
         <w:rPr>
@@ -2504,7 +2504,7 @@
           <w:lang w:eastAsia="es-PE"/>
           <w14:ligatures w14:val="none"/>
         </w:rPr>
-        <w:t>°</w:t>
+        <w:t/>
       </w:r>
       <w:r>
         <w:rPr>
@@ -2522,7 +2522,7 @@
           <w:lang w:eastAsia="es-PE"/>
           <w14:ligatures w14:val="none"/>
         </w:rPr>
-        <w:t>°</w:t>
+        <w:t/>
       </w:r>
       <w:r>
         <w:rPr>
@@ -2619,7 +2619,7 @@
           <w:lang w:eastAsia="es-PE"/>
           <w14:ligatures w14:val="none"/>
         </w:rPr>
-        <w:t>la compañía aseguradora habría afiliado tarjeta N°****7066 de la denunciante para el cobro de las primas, pese a no contar con su autorización</w:t>
+        <w:t>la compañía aseguradora habría afiliado tarjeta ****7066 de la denunciante para el cobro de las primas, pese a no contar con su autorización</w:t>
       </w:r>
       <w:r>
         <w:rPr>
@@ -2637,7 +2637,7 @@
           <w:lang w:eastAsia="es-PE"/>
           <w14:ligatures w14:val="none"/>
         </w:rPr>
-        <w:t>°</w:t>
+        <w:t/>
       </w:r>
       <w:r>
         <w:rPr>
@@ -2655,7 +2655,7 @@
           <w:lang w:eastAsia="es-PE"/>
           <w14:ligatures w14:val="none"/>
         </w:rPr>
-        <w:t>°</w:t>
+        <w:t/>
       </w:r>
       <w:r>
         <w:rPr>
@@ -2752,7 +2752,7 @@
           <w:lang w:eastAsia="es-PE"/>
           <w14:ligatures w14:val="none"/>
         </w:rPr>
-        <w:t>la compañía aseguradora el 9 de abril de 2025 habría realizado una cobranza indebida a la denunciante por la prima de la Póliza N° 1300214259, pese a que esta había sido cobrada con anterioridad de la tarjeta N°****8001</w:t>
+        <w:t>la compañía aseguradora el 9 de abril de 2025 habría realizado una cobranza indebida a la denunciante por la prima de la Póliza 1300214259, pese a que esta había sido cobrada con anterioridad de la tarjeta ****8001</w:t>
       </w:r>
       <w:r>
         <w:rPr>
@@ -2770,7 +2770,7 @@
           <w:lang w:eastAsia="es-PE"/>
           <w14:ligatures w14:val="none"/>
         </w:rPr>
-        <w:t>°</w:t>
+        <w:t/>
       </w:r>
       <w:r>
         <w:rPr>
@@ -2788,7 +2788,7 @@
           <w:lang w:eastAsia="es-PE"/>
           <w14:ligatures w14:val="none"/>
         </w:rPr>
-        <w:t>°</w:t>
+        <w:t/>
       </w:r>
       <w:r>
         <w:rPr>
@@ -2818,7 +2818,7 @@
           <w:lang w:eastAsia="es-PE"/>
           <w14:ligatures w14:val="none"/>
         </w:rPr>
-        <w:t xml:space="preserve">  </w:t>
+        <w:t xml:space="preserve"> </w:t>
       </w:r>
     </w:p>
     <w:p>
@@ -2879,7 +2879,7 @@
           <w:kern w:val="0"/>
           <w14:ligatures w14:val="none"/>
         </w:rPr>
-        <w:t>la compañía aseguradora no habría cumplido con entregar oportunamente a la denunciante la Póliza N° 1300214259 contratada</w:t>
+        <w:t>la compañía aseguradora no habría cumplido con entregar oportunamente a la denunciante la Póliza 1300214259 contratada</w:t>
       </w:r>
       <w:r>
         <w:rPr>
@@ -2896,7 +2896,7 @@
           <w14:ligatures w14:val="none"/>
         </w:rPr>
         <w:lastRenderedPageBreak/>
-        <w:t>contratos y demás documentación relacionada con dichos actos jurídicos, tipificado en el literal e) del artículo 47° del Código</w:t>
+        <w:t>contratos y demás documentación relacionada con dichos actos jurídicos, tipificado en el literal e) del artículo 47 del Código</w:t>
       </w:r>
       <w:r>
         <w:rPr>
@@ -3007,7 +3007,7 @@
           <w:lang w:eastAsia="es-PE"/>
           <w14:ligatures w14:val="none"/>
         </w:rPr>
-        <w:t>°</w:t>
+        <w:t/>
       </w:r>
       <w:r>
         <w:rPr>
@@ -3025,7 +3025,7 @@
           <w:lang w:eastAsia="es-PE"/>
           <w14:ligatures w14:val="none"/>
         </w:rPr>
-        <w:t>°</w:t>
+        <w:t/>
       </w:r>
       <w:r>
         <w:rPr>
@@ -3099,15 +3099,15 @@
           <w:kern w:val="0"/>
           <w14:ligatures w14:val="none"/>
         </w:rPr>
-        <w:t>la compañía aseguradora habría brindado una respuesta inadecuada al reclamo N° 25-SBS015033 presentado por la denunciante el 29 de abril de 2025</w:t>
-      </w:r>
-      <w:r>
-        <w:rPr>
-          <w:rFonts w:ascii="Arial Narrow" w:eastAsia="Arial Narrow" w:hAnsi="Arial Narrow" w:cs="Arial"/>
-          <w:kern w:val="0"/>
-          <w14:ligatures w14:val="none"/>
-        </w:rPr>
-        <w:t>. Por consiguiente, corresponde calificar el hecho materia de denuncia como una presunta infracción al numeral 88.1° del artículo 88° del Código</w:t>
+        <w:t>la compañía aseguradora habría brindado una respuesta inadecuada al reclamo 25-SBS015033 presentado por la denunciante el 29 de abril de 2025</w:t>
+      </w:r>
+      <w:r>
+        <w:rPr>
+          <w:rFonts w:ascii="Arial Narrow" w:eastAsia="Arial Narrow" w:hAnsi="Arial Narrow" w:cs="Arial"/>
+          <w:kern w:val="0"/>
+          <w14:ligatures w14:val="none"/>
+        </w:rPr>
+        <w:t>. Por consiguiente, corresponde calificar el hecho materia de denuncia como una presunta infracción al numeral 88.1 del artículo 88 del Código</w:t>
       </w:r>
       <w:r>
         <w:rPr>
@@ -3394,7 +3394,7 @@
           <w:lang w:val="es-ES" w:eastAsia="es-ES"/>
           <w14:ligatures w14:val="none"/>
         </w:rPr>
-        <w:t>(i) presentar una copia completa, legible y debidamente suscrita de la Póliza N° 1300214259 del Seguro de Vida, así como el cargo de remisión de la póliza; (ii) presentar los medios probatorios que acrediten que el cobro por S/ 10 535,78 desde la tarjeta **** 8001 se realizó con la autorización de la denunciante; y, (iii) presentar todas las comunicaciones cursadas con la parte denunciante en virtud del hecho materia de denuncia</w:t>
+        <w:t>(i) presentar una copia completa, legible y debidamente suscrita de la Póliza 1300214259 del Seguro de Vida, así como el cargo de remisión de la póliza; (ii) presentar los medios probatorios que acrediten que el cobro por S/ 10 535,78 desde la tarjeta **** 8001 se realizó con la autorización de la denunciante; y, (iii) presentar todas las comunicaciones cursadas con la parte denunciante en virtud del hecho materia de denuncia</w:t>
       </w:r>
       <w:r>
         <w:rPr>
@@ -3454,7 +3454,7 @@
           <w:lang w:eastAsia="es-PE"/>
           <w14:ligatures w14:val="none"/>
         </w:rPr>
-        <w:t xml:space="preserve">RESOLUCIÓN DE LA SECRETARÍA TÉCNICA  </w:t>
+        <w:t xml:space="preserve">RESOLUCIÓN DE LA SECRETARÍA TÉCNICA </w:t>
       </w:r>
     </w:p>
     <w:p>
@@ -3658,7 +3658,7 @@
           <w:lang w:eastAsia="es-PE"/>
           <w14:ligatures w14:val="none"/>
         </w:rPr>
-        <w:t xml:space="preserve"> infracción a los artículos 18° y 19°</w:t>
+        <w:t xml:space="preserve"> infracción a los artículos 18 y 19</w:t>
       </w:r>
       <w:r>
         <w:rPr>
@@ -3717,7 +3717,7 @@
           <w:lang w:eastAsia="es-PE"/>
           <w14:ligatures w14:val="none"/>
         </w:rPr>
-        <w:t>tarjeta N°****8001 de</w:t>
+        <w:t>tarjeta ****8001 de</w:t>
       </w:r>
       <w:r>
         <w:rPr>
@@ -3803,7 +3803,7 @@
           <w:lang w:eastAsia="es-PE"/>
           <w14:ligatures w14:val="none"/>
         </w:rPr>
-        <w:t xml:space="preserve"> infracción a los artículos 18° y 19°</w:t>
+        <w:t xml:space="preserve"> infracción a los artículos 18 y 19</w:t>
       </w:r>
       <w:r>
         <w:rPr>
@@ -3832,7 +3832,7 @@
           <w:lang w:eastAsia="es-PE"/>
           <w14:ligatures w14:val="none"/>
         </w:rPr>
-        <w:t>la compañía aseguradora habría afiliado tarjeta N°****9239 de</w:t>
+        <w:t>la compañía aseguradora habría afiliado tarjeta ****9239 de</w:t>
       </w:r>
       <w:r>
         <w:rPr>
@@ -3938,7 +3938,7 @@
           <w:lang w:eastAsia="es-PE"/>
           <w14:ligatures w14:val="none"/>
         </w:rPr>
-        <w:t xml:space="preserve"> infracción a los artículos 18° y 19°</w:t>
+        <w:t xml:space="preserve"> infracción a los artículos 18 y 19</w:t>
       </w:r>
       <w:r>
         <w:rPr>
@@ -3987,7 +3987,7 @@
           <w:lang w:eastAsia="es-PE"/>
           <w14:ligatures w14:val="none"/>
         </w:rPr>
-        <w:t xml:space="preserve"> lo hizo ante el Reclamo N° 25-SBS015033 interpuesto por la denunciante</w:t>
+        <w:t xml:space="preserve"> lo hizo ante el Reclamo 25-SBS015033 interpuesto por la denunciante</w:t>
       </w:r>
       <w:r>
         <w:rPr>
@@ -4051,7 +4051,7 @@
           <w:lang w:eastAsia="es-PE"/>
           <w14:ligatures w14:val="none"/>
         </w:rPr>
-        <w:t xml:space="preserve"> infracción a los artículos 18° y 19°</w:t>
+        <w:t xml:space="preserve"> infracción a los artículos 18 y 19</w:t>
       </w:r>
       <w:r>
         <w:rPr>
@@ -4184,7 +4184,7 @@
           <w:lang w:eastAsia="es-PE"/>
           <w14:ligatures w14:val="none"/>
         </w:rPr>
-        <w:t xml:space="preserve"> infracción a los artículos 18° y 19°</w:t>
+        <w:t xml:space="preserve"> infracción a los artículos 18 y 19</w:t>
       </w:r>
       <w:r>
         <w:rPr>
@@ -4255,7 +4255,7 @@
           <w:lang w:eastAsia="es-PE"/>
           <w14:ligatures w14:val="none"/>
         </w:rPr>
-        <w:t>tarjeta N°****8001 de la denunciante</w:t>
+        <w:t>tarjeta ****8001 de la denunciante</w:t>
       </w:r>
       <w:r>
         <w:rPr>
@@ -4275,7 +4275,7 @@
           <w:lang w:val="es-ES" w:eastAsia="es-ES"/>
           <w14:ligatures w14:val="none"/>
         </w:rPr>
-        <w:t>Póliza N° 1300214259</w:t>
+        <w:t>Póliza 1300214259</w:t>
       </w:r>
       <w:r>
         <w:rPr>
@@ -4349,7 +4349,7 @@
           <w:lang w:eastAsia="es-PE"/>
           <w14:ligatures w14:val="none"/>
         </w:rPr>
-        <w:t xml:space="preserve"> infracción a los artículos 18° y 19°</w:t>
+        <w:t xml:space="preserve"> infracción a los artículos 18 y 19</w:t>
       </w:r>
       <w:r>
         <w:rPr>
@@ -4378,7 +4378,7 @@
           <w:lang w:eastAsia="es-PE"/>
           <w14:ligatures w14:val="none"/>
         </w:rPr>
-        <w:t>la compañía aseguradora habría afiliado tarjeta N°****7066 de la denunciante para el cobro de las primas, pese a no contar con su autorización</w:t>
+        <w:t>la compañía aseguradora habría afiliado tarjeta ****7066 de la denunciante para el cobro de las primas, pese a no contar con su autorización</w:t>
       </w:r>
       <w:r>
         <w:rPr>
@@ -4452,7 +4452,7 @@
           <w:lang w:eastAsia="es-PE"/>
           <w14:ligatures w14:val="none"/>
         </w:rPr>
-        <w:t>° y 19°</w:t>
+        <w:t> y 19</w:t>
       </w:r>
       <w:r>
         <w:rPr>
@@ -4539,7 +4539,7 @@
           <w:lang w:eastAsia="es-ES"/>
           <w14:ligatures w14:val="none"/>
         </w:rPr>
-        <w:t>°</w:t>
+        <w:t/>
       </w:r>
       <w:r>
         <w:rPr>
@@ -4591,7 +4591,7 @@
           <w:lang w:eastAsia="es-PE"/>
           <w14:ligatures w14:val="none"/>
         </w:rPr>
-        <w:t>tarjeta N°****8001</w:t>
+        <w:t>tarjeta ****8001</w:t>
       </w:r>
       <w:r>
         <w:rPr>
@@ -4663,7 +4663,7 @@
           <w:lang w:eastAsia="es-PE"/>
           <w14:ligatures w14:val="none"/>
         </w:rPr>
-        <w:t>°</w:t>
+        <w:t/>
       </w:r>
       <w:r>
         <w:rPr>
@@ -4786,7 +4786,7 @@
           <w:lang w:eastAsia="es-ES"/>
           <w14:ligatures w14:val="none"/>
         </w:rPr>
-        <w:t>N°</w:t>
+        <w:t/>
       </w:r>
       <w:r>
         <w:rPr>
@@ -4878,7 +4878,7 @@
           <w:lang w:eastAsia="es-PE"/>
           <w14:ligatures w14:val="none"/>
         </w:rPr>
-        <w:t>° y 19°</w:t>
+        <w:t> y 19</w:t>
       </w:r>
       <w:r>
         <w:rPr>
@@ -4959,7 +4959,7 @@
           <w:kern w:val="0"/>
           <w14:ligatures w14:val="none"/>
         </w:rPr>
-        <w:t>°</w:t>
+        <w:t/>
       </w:r>
       <w:r>
         <w:rPr>
@@ -4973,13 +4973,13 @@
           <w:kern w:val="0"/>
           <w14:ligatures w14:val="none"/>
         </w:rPr>
-        <w:t>°</w:t>
-      </w:r>
-      <w:r>
-        <w:rPr>
-          <w:rFonts w:ascii="Arial Narrow" w:eastAsia="Arial Narrow" w:hAnsi="Arial Narrow" w:cs="Arial Narrow"/>
-        </w:rPr>
-        <w:t xml:space="preserve"> de la Ley N° 29571, Código de Protección y Defensa del Consumidor, </w:t>
+        <w:t/>
+      </w:r>
+      <w:r>
+        <w:rPr>
+          <w:rFonts w:ascii="Arial Narrow" w:eastAsia="Arial Narrow" w:hAnsi="Arial Narrow" w:cs="Arial Narrow"/>
+        </w:rPr>
+        <w:t xml:space="preserve"> de la Ley 29571, Código de Protección y Defensa del Consumidor, </w:t>
       </w:r>
       <w:r>
         <w:rPr>
@@ -5013,7 +5013,7 @@
           <w:kern w:val="0"/>
           <w14:ligatures w14:val="none"/>
         </w:rPr>
-        <w:t xml:space="preserve">N° 25-SBS015033 </w:t>
+        <w:t xml:space="preserve">25-SBS015033 </w:t>
       </w:r>
       <w:r>
         <w:rPr>
@@ -5359,7 +5359,7 @@
           <w:lang w:eastAsia="es-PE"/>
           <w14:ligatures w14:val="none"/>
         </w:rPr>
-        <w:t>°</w:t>
+        <w:t/>
       </w:r>
       <w:r>
         <w:rPr>
@@ -5437,7 +5437,7 @@
           <w:lang w:eastAsia="es-PE"/>
           <w14:ligatures w14:val="none"/>
         </w:rPr>
-        <w:t>°</w:t>
+        <w:t/>
       </w:r>
       <w:r>
         <w:rPr>
@@ -5611,7 +5611,7 @@
           <w:lang w:eastAsia="es-PE"/>
           <w14:ligatures w14:val="none"/>
         </w:rPr>
-        <w:t>°</w:t>
+        <w:t/>
       </w:r>
       <w:r>
         <w:rPr>
@@ -5743,7 +5743,7 @@
           <w:lang w:val="es-ES" w:eastAsia="es-ES"/>
           <w14:ligatures w14:val="none"/>
         </w:rPr>
-        <w:t>(i) presentar una copia completa, legible y debidamente suscrita de la Póliza N° 1300214259 del Seguro de Vida, así como el cargo de remisión de la póliza; (ii) presentar los medios probatorios que acrediten que el cobro por S/ 10 535,78 desde la tarjeta **** 8001 se realizó con la autorización de la denunciante; y, (iii) presentar todas las comunicaciones cursadas con la parte denunciante en virtud del hecho materia de denuncia</w:t>
+        <w:t>(i) presentar una copia completa, legible y debidamente suscrita de la Póliza 1300214259 del Seguro de Vida, así como el cargo de remisión de la póliza; (ii) presentar los medios probatorios que acrediten que el cobro por S/ 10 535,78 desde la tarjeta **** 8001 se realizó con la autorización de la denunciante; y, (iii) presentar todas las comunicaciones cursadas con la parte denunciante en virtud del hecho materia de denuncia</w:t>
       </w:r>
       <w:r>
         <w:rPr>
@@ -5822,7 +5822,7 @@
           <w:lang w:eastAsia="es-PE"/>
           <w14:ligatures w14:val="none"/>
         </w:rPr>
-        <w:t>°</w:t>
+        <w:t/>
       </w:r>
       <w:r>
         <w:rPr>
@@ -5874,7 +5874,7 @@
           <w:lang w:eastAsia="es-PE"/>
           <w14:ligatures w14:val="none"/>
         </w:rPr>
-        <w:t>°</w:t>
+        <w:t/>
       </w:r>
       <w:r>
         <w:rPr>
@@ -5894,7 +5894,7 @@
           <w:lang w:eastAsia="es-PE"/>
           <w14:ligatures w14:val="none"/>
         </w:rPr>
-        <w:t>°</w:t>
+        <w:t/>
       </w:r>
       <w:r>
         <w:rPr>
@@ -5914,7 +5914,7 @@
           <w:lang w:eastAsia="es-PE"/>
           <w14:ligatures w14:val="none"/>
         </w:rPr>
-        <w:t>°</w:t>
+        <w:t/>
       </w:r>
       <w:r>
         <w:rPr>
@@ -5966,7 +5966,7 @@
           <w:lang w:eastAsia="es-PE"/>
           <w14:ligatures w14:val="none"/>
         </w:rPr>
-        <w:t>°</w:t>
+        <w:t/>
       </w:r>
       <w:r>
         <w:rPr>
@@ -6058,7 +6058,7 @@
           <w:lang w:eastAsia="es-PE"/>
           <w14:ligatures w14:val="none"/>
         </w:rPr>
-        <w:t>°</w:t>
+        <w:t/>
       </w:r>
       <w:r>
         <w:rPr>
@@ -6132,7 +6132,7 @@
           <w:lang w:eastAsia="es-PE"/>
           <w14:ligatures w14:val="none"/>
         </w:rPr>
-        <w:t>°</w:t>
+        <w:t/>
       </w:r>
       <w:r>
         <w:rPr>
@@ -6140,7 +6140,7 @@
           <w:kern w:val="0"/>
           <w14:ligatures w14:val="none"/>
         </w:rPr>
-        <w:t xml:space="preserve"> del Decreto Legislativo N° 807</w:t>
+        <w:t xml:space="preserve"> del Decreto Legislativo 807</w:t>
       </w:r>
       <w:r>
         <w:rPr>
@@ -6453,7 +6453,7 @@
           <w:lang w:eastAsia="es-PE"/>
           <w14:ligatures w14:val="none"/>
         </w:rPr>
-        <w:t>°</w:t>
+        <w:t/>
       </w:r>
       <w:r>
         <w:rPr>
@@ -6477,7 +6477,7 @@
           <w:lang w:eastAsia="es-PE"/>
           <w14:ligatures w14:val="none"/>
         </w:rPr>
-        <w:t>°</w:t>
+        <w:t/>
       </w:r>
       <w:r>
         <w:rPr>
@@ -6912,7 +6912,7 @@
           <w:sz w:val="14"/>
           <w:szCs w:val="14"/>
         </w:rPr>
-        <w:t xml:space="preserve">  </w:t>
+        <w:t xml:space="preserve"> </w:t>
       </w:r>
       <w:r>
         <w:rPr>
@@ -6930,7 +6930,7 @@
           <w:sz w:val="14"/>
           <w:szCs w:val="14"/>
         </w:rPr>
-        <w:t xml:space="preserve">LEY N° 29571, CÓDIGO DE PROTECCIÓN Y DEFENSA DEL CONSUMIDOR, publicado el 2 de setiembre de 2010 y modificado por Decreto Legislativo N° 1308 </w:t>
+        <w:t xml:space="preserve">LEY 29571, CÓDIGO DE PROTECCIÓN Y DEFENSA DEL CONSUMIDOR, publicado el 2 de setiembre de 2010 y modificado por Decreto Legislativo 1308 </w:t>
       </w:r>
     </w:p>
     <w:p>
@@ -6982,7 +6982,7 @@
           <w:szCs w:val="14"/>
         </w:rPr>
         <w:tab/>
-        <w:t xml:space="preserve">El Instituto Nacional de Defensa de la Competencia y de la Protección de la Propiedad Intelectual (Indecopi) es la autoridad con competencia primaria y de alcance nacional para conocer las presuntas infracciones a las disposiciones contenidas en el presente Código, así como para imponer las sanciones y medidas correctivas establecidas en el presente capítulo, conforme al Decreto Legislativo N° 1033, Ley de Organización y Funciones del Indecopi. Dicha competencia solo puede ser negada cuando ella haya sido asignada o se asigne a favor de otro organismo por norma expresa con rango de ley. </w:t>
+        <w:t xml:space="preserve">El Instituto Nacional de Defensa de la Competencia y de la Protección de la Propiedad Intelectual (Indecopi) es la autoridad con competencia primaria y de alcance nacional para conocer las presuntas infracciones a las disposiciones contenidas en el presente Código, así como para imponer las sanciones y medidas correctivas establecidas en el presente capítulo, conforme al Decreto Legislativo 1033, Ley de Organización y Funciones del Indecopi. Dicha competencia solo puede ser negada cuando ella haya sido asignada o se asigne a favor de otro organismo por norma expresa con rango de ley. </w:t>
       </w:r>
     </w:p>
     <w:p>
@@ -7056,7 +7056,7 @@
           <w:sz w:val="14"/>
           <w:szCs w:val="14"/>
         </w:rPr>
-        <w:t xml:space="preserve">LEY DE ORGANIZACIÓN Y FUNCIONES DEL INDECOPI, APROBADA POR DECRETO LEGISLATIVO N° 1033 </w:t>
+        <w:t xml:space="preserve">LEY DE ORGANIZACIÓN Y FUNCIONES DEL INDECOPI, APROBADA POR DECRETO LEGISLATIVO 1033 </w:t>
       </w:r>
     </w:p>
     <w:p>
@@ -7165,7 +7165,7 @@
           <w:sz w:val="14"/>
           <w:szCs w:val="14"/>
         </w:rPr>
-        <w:t xml:space="preserve">           </w:t>
+        <w:t xml:space="preserve"> </w:t>
       </w:r>
       <w:r>
         <w:rPr>
@@ -7183,7 +7183,7 @@
           <w:sz w:val="14"/>
           <w:szCs w:val="14"/>
         </w:rPr>
-        <w:t xml:space="preserve">LEY N° 29571, CÓDIGO DE PROTECCIÓN Y DEFENSA DEL CONSUMIDOR, publicado el 2 de setiembre de 2010 y modificado por Decreto Legislativo N° 1308   </w:t>
+        <w:t xml:space="preserve">LEY 29571, CÓDIGO DE PROTECCIÓN Y DEFENSA DEL CONSUMIDOR, publicado el 2 de setiembre de 2010 y modificado por Decreto Legislativo 1308 </w:t>
       </w:r>
     </w:p>
     <w:p>
@@ -7207,7 +7207,7 @@
           <w:sz w:val="14"/>
           <w:szCs w:val="14"/>
         </w:rPr>
-        <w:t xml:space="preserve">Artículo 18.- Idoneidad   </w:t>
+        <w:t xml:space="preserve">Artículo 18.- Idoneidad </w:t>
       </w:r>
     </w:p>
     <w:p>
@@ -7227,7 +7227,7 @@
           <w:sz w:val="14"/>
           <w:szCs w:val="14"/>
         </w:rPr>
-        <w:t xml:space="preserve">Se entiende por idoneidad la correspondencia entre lo que un consumidor espera y lo que efectivamente recibe, en función a lo que se le hubiera ofrecido, la publicidad e información transmitida, las condiciones y circunstancias de la transacción, las características y naturaleza del producto o servicio, el precio, entre otros factores, atendiendo a las circunstancias del caso.    </w:t>
+        <w:t xml:space="preserve">Se entiende por idoneidad la correspondencia entre lo que un consumidor espera y lo que efectivamente recibe, en función a lo que se le hubiera ofrecido, la publicidad e información transmitida, las condiciones y circunstancias de la transacción, las características y naturaleza del producto o servicio, el precio, entre otros factores, atendiendo a las circunstancias del caso. </w:t>
       </w:r>
     </w:p>
     <w:p>
@@ -7348,7 +7348,7 @@
           <w:sz w:val="14"/>
           <w:szCs w:val="14"/>
         </w:rPr>
-        <w:t xml:space="preserve">           </w:t>
+        <w:t xml:space="preserve"> </w:t>
       </w:r>
       <w:r>
         <w:rPr>
@@ -7366,7 +7366,7 @@
           <w:sz w:val="14"/>
           <w:szCs w:val="14"/>
         </w:rPr>
-        <w:t xml:space="preserve">LEY N° 29571, CÓDIGO DE PROTECCIÓN Y DEFENSA DEL CONSUMIDOR, publicado el 2 de setiembre de 2010 y modificado por Decreto Legislativo N° 1308   </w:t>
+        <w:t xml:space="preserve">LEY 29571, CÓDIGO DE PROTECCIÓN Y DEFENSA DEL CONSUMIDOR, publicado el 2 de setiembre de 2010 y modificado por Decreto Legislativo 1308 </w:t>
       </w:r>
     </w:p>
     <w:p>
@@ -7515,7 +7515,7 @@
           <w:sz w:val="14"/>
           <w:szCs w:val="14"/>
         </w:rPr>
-        <w:t xml:space="preserve">LEY N° 29571, CÓDIGO DE PROTECCIÓN Y DEFENSA DEL CONSUMIDOR, publicado el 2 de setiembre de 2010 y modificado por Decreto Legislativo N° 1308 </w:t>
+        <w:t xml:space="preserve">LEY 29571, CÓDIGO DE PROTECCIÓN Y DEFENSA DEL CONSUMIDOR, publicado el 2 de setiembre de 2010 y modificado por Decreto Legislativo 1308 </w:t>
       </w:r>
     </w:p>
     <w:p>
@@ -7613,7 +7613,7 @@
           <w:sz w:val="14"/>
           <w:szCs w:val="14"/>
         </w:rPr>
-        <w:t xml:space="preserve">  </w:t>
+        <w:t xml:space="preserve"> </w:t>
       </w:r>
       <w:r>
         <w:rPr>
@@ -7631,7 +7631,7 @@
           <w:sz w:val="14"/>
           <w:szCs w:val="14"/>
         </w:rPr>
-        <w:t>LEY SOBRE FACULTADES, NORMAS Y ORGANIZACIÓN DEL INDECOPI, APROBADA POR DECRETO LEGISLATIVO N° 807 Artículo 24.-</w:t>
+        <w:t>LEY SOBRE FACULTADES, NORMAS Y ORGANIZACIÓN DEL INDECOPI, APROBADA POR DECRETO LEGISLATIVO 807 Artículo 24.-</w:t>
       </w:r>
       <w:r>
         <w:rPr>
@@ -7789,7 +7789,7 @@
           <w:szCs w:val="14"/>
         </w:rPr>
         <w:tab/>
-        <w:t>El número de trabajadores se atenderá siempre que la empresa haya sido constituida antes de la vigencia de la Ley Nº 30056, publicada el 2 de julio de 2013, que modificó el artículo 5 del Texto Único Ordenado de la Ley de Promoción de la Competitividad, Formalización y Desarrollo de la Micro y Pequeña Empresa y de Acceso al Empleo Decente (LEY MYPE). Ello, en la medida que la Tercera Disposición Complementaria Transitoria de la norma modificatoria precisa que las empresas constituidas antes de la entrada en vigencia de dicha Ley se rigen por los requisitos de acogimiento al régimen de las micro y pequeñas empresas regulados en el Decreto Legislativo 1086.</w:t>
+        <w:t>El número de trabajadores se atenderá siempre que la empresa haya sido constituida antes de la vigencia de la Ley 30056, publicada el 2 de julio de 2013, que modificó el artículo 5 del Texto Único Ordenado de la Ley de Promoción de la Competitividad, Formalización y Desarrollo de la Micro y Pequeña Empresa y de Acceso al Empleo Decente (LEY MYPE). Ello, en la medida que la Tercera Disposición Complementaria Transitoria de la norma modificatoria precisa que las empresas constituidas antes de la entrada en vigencia de dicha Ley se rigen por los requisitos de acogimiento al régimen de las micro y pequeñas empresas regulados en el Decreto Legislativo 1086.</w:t>
       </w:r>
     </w:p>
     <w:p>
@@ -7868,7 +7868,7 @@
           <w:sz w:val="14"/>
           <w:szCs w:val="14"/>
         </w:rPr>
-        <w:t>publicado el 2 de setiembre de 2010 y modificado por Decreto Legislativo N° 1308</w:t>
+        <w:t>publicado el 2 de setiembre de 2010 y modificado por Decreto Legislativo 1308</w:t>
       </w:r>
     </w:p>
     <w:p>
@@ -8025,7 +8025,7 @@
           <w:szCs w:val="14"/>
           <w:vertAlign w:val="superscript"/>
         </w:rPr>
-        <w:t xml:space="preserve">  </w:t>
+        <w:t xml:space="preserve"> </w:t>
       </w:r>
       <w:r>
         <w:rPr>
@@ -8033,7 +8033,7 @@
           <w:sz w:val="14"/>
           <w:szCs w:val="14"/>
         </w:rPr>
-        <w:t xml:space="preserve">     </w:t>
+        <w:t xml:space="preserve"> </w:t>
       </w:r>
       <w:r>
         <w:rPr>
@@ -8069,7 +8069,7 @@
           <w:sz w:val="14"/>
           <w:szCs w:val="14"/>
         </w:rPr>
-        <w:t>publicado el 2 de setiembre de 2010 y modificado por Decreto Legislativo N° 1308</w:t>
+        <w:t>publicado el 2 de setiembre de 2010 y modificado por Decreto Legislativo 1308</w:t>
       </w:r>
     </w:p>
     <w:p>
@@ -8112,7 +8112,7 @@
           <w:sz w:val="14"/>
           <w:szCs w:val="14"/>
         </w:rPr>
-        <w:t>El órgano resolutivo puede sancionar las infracciones administrativas a que se refiere el artículo 108º con amonestación y multas de hasta cuatrocientos cincuenta (450) Unidades Impositivas Tributarias (UIT), las cuales son calificadas de la siguiente manera:</w:t>
+        <w:t>El órgano resolutivo puede sancionar las infracciones administrativas a que se refiere el artículo 108 con amonestación y multas de hasta cuatrocientos cincuenta (450) Unidades Impositivas Tributarias (UIT), las cuales son calificadas de la siguiente manera:</w:t>
       </w:r>
     </w:p>
     <w:p>
@@ -8235,7 +8235,7 @@
           <w:sz w:val="14"/>
           <w:szCs w:val="14"/>
         </w:rPr>
-        <w:t xml:space="preserve">        </w:t>
+        <w:t xml:space="preserve"> </w:t>
       </w:r>
       <w:r>
         <w:rPr>
@@ -8980,7 +8980,7 @@
           <w:sz w:val="14"/>
           <w:szCs w:val="14"/>
         </w:rPr>
-        <w:t xml:space="preserve">         </w:t>
+        <w:t xml:space="preserve"> </w:t>
       </w:r>
       <w:r>
         <w:rPr>
@@ -9016,7 +9016,7 @@
           <w:sz w:val="14"/>
           <w:szCs w:val="14"/>
         </w:rPr>
-        <w:t>publicado el 2 de setiembre de 2010 y modificado por Decreto Legislativo N° 1308</w:t>
+        <w:t>publicado el 2 de setiembre de 2010 y modificado por Decreto Legislativo 1308</w:t>
       </w:r>
     </w:p>
     <w:p>
@@ -9195,7 +9195,7 @@
           <w:szCs w:val="14"/>
         </w:rPr>
         <w:tab/>
-        <w:t>DECRETO LEGISLATIVO Nº 807, LEY SOBRE FACULTADES, NORMAS Y ORGANIZACIÓN DEL INDECOPI FACULTADES DE LAS COMISIONES Y OFICINAS DEL INDECOPI</w:t>
+        <w:t>DECRETO LEGISLATIVO 807, LEY SOBRE FACULTADES, NORMAS Y ORGANIZACIÓN DEL INDECOPI FACULTADES DE LAS COMISIONES Y OFICINAS DEL INDECOPI</w:t>
       </w:r>
     </w:p>
     <w:p>
@@ -9580,7 +9580,7 @@
               <w:sz w:val="16"/>
               <w:szCs w:val="16"/>
             </w:rPr>
-            <w:t xml:space="preserve">CNICA DE LA    </w:t>
+            <w:t xml:space="preserve">CNICA DE LA </w:t>
           </w:r>
         </w:p>
         <w:p>

--- a/plantillas_maestras/02_seguro_vida/cobro_indebido_primas/2_o_mas_ddos_varios/mujer/TPL_2449_2025_SEGURO_VIDA_COBRO_INDEBIDO_PRIMAS_ASEGURADORA_MUJER_R2.docx
+++ b/plantillas_maestras/02_seguro_vida/cobro_indebido_primas/2_o_mas_ddos_varios/mujer/TPL_2449_2025_SEGURO_VIDA_COBRO_INDEBIDO_PRIMAS_ASEGURADORA_MUJER_R2.docx
@@ -93,7 +93,7 @@
           <w:lang w:eastAsia="es-PE"/>
           <w14:ligatures w14:val="none"/>
         </w:rPr>
-        <w:t>DENUNCIANTE</w:t>
+        <w:t xml:space="preserve">DENUNCIANTE:[DENUNCIANTE] (SEÑORA [APELLIDO])</w:t>
       </w:r>
       <w:r>
         <w:rPr>
@@ -105,7 +105,7 @@
           <w14:ligatures w14:val="none"/>
         </w:rPr>
         <w:tab/>
-        <w:t>:</w:t>
+        <w:t/>
       </w:r>
       <w:r>
         <w:rPr>
@@ -127,7 +127,7 @@
           <w:lang w:eastAsia="es-PE"/>
           <w14:ligatures w14:val="none"/>
         </w:rPr>
-        <w:t xml:space="preserve">YISELA ABIGAIL </w:t>
+        <w:t xml:space="preserve"/>
       </w:r>
       <w:bookmarkStart w:id="1" w:name="_Hlk213032007"/>
       <w:r>
@@ -139,7 +139,7 @@
           <w:lang w:eastAsia="es-PE"/>
           <w14:ligatures w14:val="none"/>
         </w:rPr>
-        <w:t xml:space="preserve">ROMERO </w:t>
+        <w:t xml:space="preserve"/>
       </w:r>
       <w:bookmarkEnd w:id="1"/>
       <w:r>
@@ -151,7 +151,7 @@
           <w:lang w:eastAsia="es-PE"/>
           <w14:ligatures w14:val="none"/>
         </w:rPr>
-        <w:t xml:space="preserve">SERNA </w:t>
+        <w:t xml:space="preserve"/>
       </w:r>
       <w:r>
         <w:rPr>
@@ -162,7 +162,7 @@
           <w:lang w:eastAsia="es-PE"/>
           <w14:ligatures w14:val="none"/>
         </w:rPr>
-        <w:t xml:space="preserve">(SEÑORA </w:t>
+        <w:t xml:space="preserve"/>
       </w:r>
       <w:r>
         <w:rPr>
@@ -173,7 +173,7 @@
           <w:lang w:eastAsia="es-PE"/>
           <w14:ligatures w14:val="none"/>
         </w:rPr>
-        <w:t>ROMERO</w:t>
+        <w:t/>
       </w:r>
       <w:r>
         <w:rPr>
@@ -184,7 +184,7 @@
           <w:lang w:eastAsia="es-PE"/>
           <w14:ligatures w14:val="none"/>
         </w:rPr>
-        <w:t>)</w:t>
+        <w:t/>
       </w:r>
     </w:p>
     <w:p>
@@ -561,7 +561,7 @@
           <w:lang w:val="es-ES" w:eastAsia="es-ES"/>
           <w14:ligatures w14:val="none"/>
         </w:rPr>
-        <w:t xml:space="preserve">Mediante </w:t>
+        <w:t xml:space="preserve">Mediante el escrito del 30 de setiembre de 2025, complementado con el escrito del 31 de octubre de 2025, la señora [APELLIDO] denunció a Rímac por presuntas infracciones a la Ley 29571, Código de Protección y Defensa del Consumidor (en adelante, Código), señalando lo siguiente:</w:t>
       </w:r>
       <w:r>
         <w:rPr>
@@ -571,7 +571,7 @@
           <w:lang w:val="es-ES" w:eastAsia="es-ES"/>
           <w14:ligatures w14:val="none"/>
         </w:rPr>
-        <w:t xml:space="preserve">el escrito del </w:t>
+        <w:t xml:space="preserve"/>
       </w:r>
       <w:r>
         <w:rPr>
@@ -581,7 +581,7 @@
           <w:lang w:val="es-ES" w:eastAsia="es-ES"/>
           <w14:ligatures w14:val="none"/>
         </w:rPr>
-        <w:t>30</w:t>
+        <w:t/>
       </w:r>
       <w:r>
         <w:rPr>
@@ -591,7 +591,7 @@
           <w:lang w:val="es-ES" w:eastAsia="es-ES"/>
           <w14:ligatures w14:val="none"/>
         </w:rPr>
-        <w:t xml:space="preserve"> de </w:t>
+        <w:t xml:space="preserve"/>
       </w:r>
       <w:r>
         <w:rPr>
@@ -601,7 +601,7 @@
           <w:lang w:val="es-ES" w:eastAsia="es-ES"/>
           <w14:ligatures w14:val="none"/>
         </w:rPr>
-        <w:t>setiembre</w:t>
+        <w:t/>
       </w:r>
       <w:r>
         <w:rPr>
@@ -611,7 +611,7 @@
           <w:lang w:val="es-ES" w:eastAsia="es-ES"/>
           <w14:ligatures w14:val="none"/>
         </w:rPr>
-        <w:t xml:space="preserve"> de 2025</w:t>
+        <w:t xml:space="preserve"/>
       </w:r>
       <w:r>
         <w:rPr>
@@ -619,7 +619,7 @@
           <w:kern w:val="0"/>
           <w14:ligatures w14:val="none"/>
         </w:rPr>
-        <w:t>,</w:t>
+        <w:t/>
       </w:r>
       <w:r>
         <w:rPr>
@@ -627,7 +627,7 @@
           <w:kern w:val="0"/>
           <w14:ligatures w14:val="none"/>
         </w:rPr>
-        <w:t xml:space="preserve"> </w:t>
+        <w:t xml:space="preserve"/>
       </w:r>
       <w:bookmarkStart w:id="2" w:name="_Hlk213032162"/>
       <w:r>
@@ -636,7 +636,7 @@
           <w:kern w:val="0"/>
           <w14:ligatures w14:val="none"/>
         </w:rPr>
-        <w:t xml:space="preserve">complementado con el escrito del 31 de octubre de 2025, </w:t>
+        <w:t xml:space="preserve"/>
       </w:r>
       <w:r>
         <w:rPr>
@@ -644,7 +644,7 @@
           <w:kern w:val="0"/>
           <w14:ligatures w14:val="none"/>
         </w:rPr>
-        <w:t xml:space="preserve">la señora </w:t>
+        <w:t xml:space="preserve"/>
       </w:r>
       <w:r>
         <w:rPr>
@@ -652,7 +652,7 @@
           <w:kern w:val="0"/>
           <w14:ligatures w14:val="none"/>
         </w:rPr>
-        <w:t xml:space="preserve">Romero </w:t>
+        <w:t xml:space="preserve"/>
       </w:r>
       <w:bookmarkEnd w:id="2"/>
       <w:r>
@@ -661,7 +661,7 @@
           <w:kern w:val="0"/>
           <w14:ligatures w14:val="none"/>
         </w:rPr>
-        <w:t>d</w:t>
+        <w:t/>
       </w:r>
       <w:r>
         <w:rPr>
@@ -671,7 +671,7 @@
           <w:lang w:val="es-ES" w:eastAsia="es-ES"/>
           <w14:ligatures w14:val="none"/>
         </w:rPr>
-        <w:t>enunció a Rímac por</w:t>
+        <w:t/>
       </w:r>
       <w:r>
         <w:rPr>
@@ -681,7 +681,7 @@
           <w:lang w:val="es-ES" w:eastAsia="es-ES"/>
           <w14:ligatures w14:val="none"/>
         </w:rPr>
-        <w:t xml:space="preserve"> presuntas infracciones a la Ley 29571, Código de Protección y Defensa del Consumidor (en adelante, Código)</w:t>
+        <w:t xml:space="preserve"/>
       </w:r>
       <w:r>
         <w:rPr>
@@ -702,7 +702,7 @@
           <w:lang w:val="es-ES" w:eastAsia="es-ES"/>
           <w14:ligatures w14:val="none"/>
         </w:rPr>
-        <w:t xml:space="preserve">, señalando </w:t>
+        <w:t xml:space="preserve"/>
       </w:r>
       <w:r>
         <w:rPr>
@@ -713,7 +713,7 @@
           <w:lang w:val="es-ES" w:eastAsia="es-ES"/>
           <w14:ligatures w14:val="none"/>
         </w:rPr>
-        <w:t>lo siguiente:</w:t>
+        <w:t/>
       </w:r>
     </w:p>
     <w:p>
@@ -1737,7 +1737,7 @@
           <w:lang w:val="es-ES" w:eastAsia="es-ES"/>
           <w14:ligatures w14:val="none"/>
         </w:rPr>
-        <w:t xml:space="preserve">La señora Romero </w:t>
+        <w:t xml:space="preserve">La señora [APELLIDO] solicitó, en calidad de medida correctiva, que Rímac cumpla con realizar la devolución total de las primas aportadas durante la vigencia del Seguro de Vida por S/ 20 000,00, más los intereses de ley generados. Asimismo, requirió el reembolso de costos y costas del presente procedimiento</w:t>
       </w:r>
       <w:r>
         <w:rPr>
@@ -1747,7 +1747,7 @@
           <w:lang w:val="es-ES" w:eastAsia="es-ES"/>
           <w14:ligatures w14:val="none"/>
         </w:rPr>
-        <w:t xml:space="preserve">solicitó, en calidad de medida correctiva, que Rímac cumpla con </w:t>
+        <w:t xml:space="preserve"/>
       </w:r>
       <w:r>
         <w:rPr>
@@ -1757,7 +1757,7 @@
           <w:lang w:val="es-ES" w:eastAsia="es-ES"/>
           <w14:ligatures w14:val="none"/>
         </w:rPr>
-        <w:t>realizar la</w:t>
+        <w:t/>
       </w:r>
       <w:r>
         <w:rPr>
@@ -1767,7 +1767,7 @@
           <w:lang w:val="es-ES" w:eastAsia="es-ES"/>
           <w14:ligatures w14:val="none"/>
         </w:rPr>
-        <w:t xml:space="preserve"> </w:t>
+        <w:t xml:space="preserve"/>
       </w:r>
       <w:r>
         <w:rPr>
@@ -1777,7 +1777,7 @@
           <w:lang w:eastAsia="es-ES"/>
           <w14:ligatures w14:val="none"/>
         </w:rPr>
-        <w:t>devolución total de las primas aportadas durante la vigencia del Seguro de Vida por S/ 20 000,00</w:t>
+        <w:t/>
       </w:r>
       <w:r>
         <w:rPr>
@@ -1787,7 +1787,7 @@
           <w:lang w:eastAsia="es-ES"/>
           <w14:ligatures w14:val="none"/>
         </w:rPr>
-        <w:t>, más los intereses de ley generados</w:t>
+        <w:t/>
       </w:r>
       <w:r>
         <w:rPr>
@@ -1797,7 +1797,7 @@
           <w:lang w:val="es-ES" w:eastAsia="es-ES"/>
           <w14:ligatures w14:val="none"/>
         </w:rPr>
-        <w:t>. Asimismo, requirió el reembolso de costos y costas del presente procedimiento</w:t>
+        <w:t/>
       </w:r>
     </w:p>
     <w:p>
@@ -3493,7 +3493,7 @@
           <w14:ligatures w14:val="none"/>
         </w:rPr>
         <w:lastRenderedPageBreak/>
-        <w:t xml:space="preserve">PRIMERO: </w:t>
+        <w:t xml:space="preserve">PRIMERO: admitir a trámite la denuncia del 30 de setiembre de 2025, complementado con el escrito del 31 de octubre de 2025, interpuesta por la señora [DENUNCIANTE] contra Rímac Seguros y Reaseguros S.A., por lo siguiente:</w:t>
       </w:r>
       <w:r>
         <w:rPr>
@@ -3504,7 +3504,7 @@
           <w:lang w:eastAsia="es-PE"/>
           <w14:ligatures w14:val="none"/>
         </w:rPr>
-        <w:t xml:space="preserve">admitir a trámite la denuncia del </w:t>
+        <w:t xml:space="preserve"/>
       </w:r>
       <w:r>
         <w:rPr>
@@ -3515,7 +3515,7 @@
           <w:lang w:eastAsia="es-PE"/>
           <w14:ligatures w14:val="none"/>
         </w:rPr>
-        <w:t>30 de setiembre de 2025, complementado con el escrito del 31 de octubre de 2025</w:t>
+        <w:t/>
       </w:r>
       <w:r>
         <w:rPr>
@@ -3526,7 +3526,7 @@
           <w:lang w:eastAsia="es-PE"/>
           <w14:ligatures w14:val="none"/>
         </w:rPr>
-        <w:t xml:space="preserve">, </w:t>
+        <w:t xml:space="preserve"/>
       </w:r>
       <w:r>
         <w:rPr>
@@ -3537,7 +3537,7 @@
           <w:lang w:eastAsia="es-PE"/>
           <w14:ligatures w14:val="none"/>
         </w:rPr>
-        <w:t xml:space="preserve">interpuesta por </w:t>
+        <w:t xml:space="preserve"/>
       </w:r>
       <w:r>
         <w:rPr>
@@ -3548,7 +3548,7 @@
           <w:lang w:eastAsia="es-PE"/>
           <w14:ligatures w14:val="none"/>
         </w:rPr>
-        <w:t xml:space="preserve">la señora Yisela Abigail Romero Serna </w:t>
+        <w:t xml:space="preserve"/>
       </w:r>
       <w:r>
         <w:rPr>
@@ -3559,7 +3559,7 @@
           <w:lang w:eastAsia="es-PE"/>
           <w14:ligatures w14:val="none"/>
         </w:rPr>
-        <w:t xml:space="preserve">contra </w:t>
+        <w:t xml:space="preserve"/>
       </w:r>
       <w:r>
         <w:rPr>
@@ -3570,7 +3570,7 @@
           <w:lang w:eastAsia="es-PE"/>
           <w14:ligatures w14:val="none"/>
         </w:rPr>
-        <w:t xml:space="preserve">Rímac Seguros y </w:t>
+        <w:t xml:space="preserve"/>
       </w:r>
       <w:r>
         <w:rPr>
@@ -3581,7 +3581,7 @@
           <w:lang w:eastAsia="es-PE"/>
           <w14:ligatures w14:val="none"/>
         </w:rPr>
-        <w:t>Reaseguros S.A.</w:t>
+        <w:t/>
       </w:r>
       <w:r>
         <w:rPr>
@@ -3592,7 +3592,7 @@
           <w:lang w:eastAsia="es-PE"/>
           <w14:ligatures w14:val="none"/>
         </w:rPr>
-        <w:t xml:space="preserve">, </w:t>
+        <w:t xml:space="preserve"/>
       </w:r>
       <w:r>
         <w:rPr>
@@ -3603,7 +3603,7 @@
           <w:lang w:eastAsia="es-PE"/>
           <w14:ligatures w14:val="none"/>
         </w:rPr>
-        <w:t>por lo siguiente:</w:t>
+        <w:t/>
       </w:r>
     </w:p>
     <w:p>
@@ -6276,7 +6276,7 @@
           <w:b/>
           <w:bCs/>
         </w:rPr>
-        <w:t>DÉCIMO</w:t>
+        <w:t xml:space="preserve">DÉCIMO: requerir a la señora [DENUNCIANTE] y Rímac Seguros y Reaseguros S.A. para que, dentro del plazo de dos (2) días hábiles siguientes a la fecha en que reciban la notificación en sus bandejas de correo electrónico, efectúen la confirmación de recepción de la notificación remitida por este despacho a sus correos electrónicos, de conformidad con el segundo párrafo del numeral 4 del artículo 20 del Texto Único Ordenado de la Ley del Procedimiento Administrativo General, aprobado mediante Decreto Supremo 006-2026-JUS, bajo apercibimiento de rehacer el acto de notificación y notificarle conforme al numeral 1 del artículo 20 del citado cuerpo normativo.</w:t>
       </w:r>
       <w:r>
         <w:rPr>
@@ -6286,7 +6286,7 @@
           <w:kern w:val="0"/>
           <w14:ligatures w14:val="none"/>
         </w:rPr>
-        <w:t>:</w:t>
+        <w:t/>
       </w:r>
       <w:r>
         <w:rPr>
@@ -6296,7 +6296,7 @@
           <w:kern w:val="0"/>
           <w14:ligatures w14:val="none"/>
         </w:rPr>
-        <w:t xml:space="preserve"> requerir </w:t>
+        <w:t xml:space="preserve"/>
       </w:r>
       <w:r>
         <w:rPr>
@@ -6306,7 +6306,7 @@
           <w:kern w:val="0"/>
           <w14:ligatures w14:val="none"/>
         </w:rPr>
-        <w:t xml:space="preserve">a </w:t>
+        <w:t xml:space="preserve"/>
       </w:r>
       <w:r>
         <w:rPr>
@@ -6316,7 +6316,7 @@
           <w:kern w:val="0"/>
           <w14:ligatures w14:val="none"/>
         </w:rPr>
-        <w:t xml:space="preserve">la señora Yisela Abigail Romero Serna y </w:t>
+        <w:t xml:space="preserve"/>
       </w:r>
       <w:bookmarkStart w:id="12" w:name="_Hlk213032389"/>
       <w:r>
@@ -6327,7 +6327,7 @@
           <w:kern w:val="0"/>
           <w14:ligatures w14:val="none"/>
         </w:rPr>
-        <w:t>Rímac Seguros y Reaseguros S.A.</w:t>
+        <w:t/>
       </w:r>
       <w:r>
         <w:rPr>
@@ -6337,7 +6337,7 @@
           <w:kern w:val="0"/>
           <w14:ligatures w14:val="none"/>
         </w:rPr>
-        <w:t xml:space="preserve"> </w:t>
+        <w:t xml:space="preserve"/>
       </w:r>
       <w:bookmarkEnd w:id="12"/>
       <w:r>
@@ -6345,105 +6345,105 @@
           <w:rFonts w:ascii="Arial Narrow" w:hAnsi="Arial Narrow"/>
           <w:color w:val="000000"/>
         </w:rPr>
-        <w:t>para que, dentro del plazo de dos (2) días hábiles siguientes a la fecha en que reciba</w:t>
+        <w:t/>
       </w:r>
       <w:r>
         <w:rPr>
           <w:rFonts w:ascii="Arial Narrow" w:hAnsi="Arial Narrow"/>
           <w:color w:val="000000"/>
         </w:rPr>
-        <w:t>n</w:t>
+        <w:t/>
       </w:r>
       <w:r>
         <w:rPr>
           <w:rFonts w:ascii="Arial Narrow" w:hAnsi="Arial Narrow"/>
           <w:color w:val="000000"/>
         </w:rPr>
-        <w:t xml:space="preserve"> la notificación en su</w:t>
+        <w:t xml:space="preserve"/>
       </w:r>
       <w:r>
         <w:rPr>
           <w:rFonts w:ascii="Arial Narrow" w:hAnsi="Arial Narrow"/>
           <w:color w:val="000000"/>
         </w:rPr>
-        <w:t>s</w:t>
+        <w:t/>
       </w:r>
       <w:r>
         <w:rPr>
           <w:rFonts w:ascii="Arial Narrow" w:hAnsi="Arial Narrow"/>
           <w:color w:val="000000"/>
         </w:rPr>
-        <w:t xml:space="preserve"> bandeja</w:t>
+        <w:t xml:space="preserve"/>
       </w:r>
       <w:r>
         <w:rPr>
           <w:rFonts w:ascii="Arial Narrow" w:hAnsi="Arial Narrow"/>
           <w:color w:val="000000"/>
         </w:rPr>
-        <w:t>s</w:t>
+        <w:t/>
       </w:r>
       <w:r>
         <w:rPr>
           <w:rFonts w:ascii="Arial Narrow" w:hAnsi="Arial Narrow"/>
           <w:color w:val="000000"/>
         </w:rPr>
-        <w:t xml:space="preserve"> de correo electrónico, efectú</w:t>
+        <w:t xml:space="preserve"/>
       </w:r>
       <w:r>
         <w:rPr>
           <w:rFonts w:ascii="Arial Narrow" w:hAnsi="Arial Narrow"/>
           <w:color w:val="000000"/>
         </w:rPr>
-        <w:t>en</w:t>
+        <w:t/>
       </w:r>
       <w:r>
         <w:rPr>
           <w:rFonts w:ascii="Arial Narrow" w:hAnsi="Arial Narrow"/>
           <w:color w:val="000000"/>
         </w:rPr>
-        <w:t xml:space="preserve"> la confirmación de recepción de la notificación remitida por este despacho a su</w:t>
+        <w:t xml:space="preserve"/>
       </w:r>
       <w:r>
         <w:rPr>
           <w:rFonts w:ascii="Arial Narrow" w:hAnsi="Arial Narrow"/>
           <w:color w:val="000000"/>
         </w:rPr>
-        <w:t>s</w:t>
+        <w:t/>
       </w:r>
       <w:r>
         <w:rPr>
           <w:rFonts w:ascii="Arial Narrow" w:hAnsi="Arial Narrow"/>
           <w:color w:val="000000"/>
         </w:rPr>
-        <w:t xml:space="preserve"> correo</w:t>
+        <w:t xml:space="preserve"/>
       </w:r>
       <w:r>
         <w:rPr>
           <w:rFonts w:ascii="Arial Narrow" w:hAnsi="Arial Narrow"/>
           <w:color w:val="000000"/>
         </w:rPr>
-        <w:t>s</w:t>
+        <w:t/>
       </w:r>
       <w:r>
         <w:rPr>
           <w:rFonts w:ascii="Arial Narrow" w:hAnsi="Arial Narrow"/>
           <w:color w:val="000000"/>
         </w:rPr>
-        <w:t xml:space="preserve"> electrónico</w:t>
+        <w:t xml:space="preserve"/>
       </w:r>
       <w:r>
         <w:rPr>
           <w:rFonts w:ascii="Arial Narrow" w:hAnsi="Arial Narrow"/>
           <w:color w:val="000000"/>
         </w:rPr>
-        <w:t>s</w:t>
+        <w:t/>
       </w:r>
       <w:r>
         <w:rPr>
           <w:rFonts w:ascii="Arial Narrow" w:hAnsi="Arial Narrow"/>
           <w:color w:val="000000"/>
         </w:rPr>
-        <w:t>, de conformidad con el segundo párrafo del numeral 4 del artículo 20</w:t>
+        <w:t/>
       </w:r>
       <w:r>
         <w:rPr>
@@ -6460,14 +6460,14 @@
           <w:rFonts w:ascii="Arial Narrow" w:hAnsi="Arial Narrow"/>
           <w:color w:val="000000"/>
         </w:rPr>
-        <w:t xml:space="preserve"> del Texto Único Ordenado de la Ley</w:t>
+        <w:t xml:space="preserve"/>
       </w:r>
       <w:r>
         <w:rPr>
           <w:rFonts w:ascii="Arial Narrow" w:hAnsi="Arial Narrow"/>
           <w:color w:val="000000"/>
         </w:rPr>
-        <w:t xml:space="preserve"> del Procedimiento Administrativo General, aprobado mediante Decreto Supremo 006-2026-JUS, bajo apercibimiento de rehacer el acto de notificación y notificarle conforme al numeral 1 del artículo 20</w:t>
+        <w:t xml:space="preserve"/>
       </w:r>
       <w:r>
         <w:rPr>
@@ -6484,7 +6484,7 @@
           <w:rFonts w:ascii="Arial Narrow" w:hAnsi="Arial Narrow"/>
           <w:color w:val="000000"/>
         </w:rPr>
-        <w:t xml:space="preserve"> del citado cuerpo normativo</w:t>
+        <w:t xml:space="preserve"/>
       </w:r>
       <w:r>
         <w:rPr>
@@ -6497,7 +6497,7 @@
         <w:rPr>
           <w:rFonts w:ascii="Arial Narrow" w:hAnsi="Arial Narrow" w:cs="Arial"/>
         </w:rPr>
-        <w:t>.</w:t>
+        <w:t/>
       </w:r>
     </w:p>
     <w:p>

--- a/plantillas_maestras/02_seguro_vida/cobro_indebido_primas/2_o_mas_ddos_varios/mujer/TPL_2449_2025_SEGURO_VIDA_COBRO_INDEBIDO_PRIMAS_ASEGURADORA_MUJER_R2.docx
+++ b/plantillas_maestras/02_seguro_vida/cobro_indebido_primas/2_o_mas_ddos_varios/mujer/TPL_2449_2025_SEGURO_VIDA_COBRO_INDEBIDO_PRIMAS_ASEGURADORA_MUJER_R2.docx
@@ -685,6 +685,7 @@
       </w:r>
       <w:r>
         <w:rPr>
+          <w:rStyle w:val="Refdenotaalpie"/>
           <w:rFonts w:ascii="Arial Narrow" w:eastAsia="Times New Roman" w:hAnsi="Arial Narrow" w:cs="Times New Roman"/>
           <w:color w:val="000000"/>
           <w:kern w:val="0"/>
@@ -1900,6 +1901,7 @@
       <w:bookmarkEnd w:id="5"/>
       <w:r>
         <w:rPr>
+          <w:rStyle w:val="Refdenotaalpie"/>
           <w:rFonts w:ascii="Arial Narrow" w:eastAsia="Arial Narrow" w:hAnsi="Arial Narrow" w:cs="Arial Narrow"/>
           <w:kern w:val="0"/>
           <w:vertAlign w:val="superscript"/>
@@ -2001,6 +2003,7 @@
       </w:r>
       <w:r>
         <w:rPr>
+          <w:rStyle w:val="Refdenotaalpie"/>
           <w:rFonts w:ascii="Arial Narrow" w:eastAsia="Arial Narrow" w:hAnsi="Arial Narrow" w:cs="Arial"/>
           <w:kern w:val="0"/>
           <w:vertAlign w:val="superscript"/>
@@ -2900,6 +2903,7 @@
       </w:r>
       <w:r>
         <w:rPr>
+          <w:rStyle w:val="Refdenotaalpie"/>
           <w:rFonts w:ascii="Arial Narrow" w:eastAsia="Arial Narrow" w:hAnsi="Arial Narrow" w:cs="Arial"/>
           <w:kern w:val="0"/>
           <w:vertAlign w:val="superscript"/>
@@ -3054,7 +3058,6 @@
         <w:rPr>
           <w:rFonts w:ascii="Arial Narrow" w:eastAsia="Arial Narrow" w:hAnsi="Arial Narrow" w:cs="Arial Narrow"/>
           <w:kern w:val="0"/>
-          <w:highlight w:val="green"/>
           <w14:ligatures w14:val="none"/>
         </w:rPr>
       </w:pPr>
@@ -3111,6 +3114,7 @@
       </w:r>
       <w:r>
         <w:rPr>
+          <w:rStyle w:val="Refdenotaalpie"/>
           <w:rFonts w:ascii="Arial Narrow" w:eastAsia="Arial Narrow" w:hAnsi="Arial Narrow" w:cs="Arial"/>
           <w:bCs/>
           <w:color w:val="000000"/>
@@ -3175,6 +3179,7 @@
       </w:r>
       <w:r>
         <w:rPr>
+          <w:rStyle w:val="Refdenotaalpie"/>
           <w:rFonts w:ascii="Arial Narrow" w:eastAsia="Arial Narrow" w:hAnsi="Arial Narrow" w:cs="Arial Narrow"/>
           <w:kern w:val="0"/>
           <w:vertAlign w:val="superscript"/>
@@ -5414,6 +5419,7 @@
       </w:r>
       <w:r>
         <w:rPr>
+          <w:rStyle w:val="Refdenotaalpie"/>
           <w:rFonts w:ascii="Arial Narrow" w:eastAsia="Calibri" w:hAnsi="Arial Narrow" w:cs="Arial"/>
           <w:kern w:val="0"/>
           <w:vertAlign w:val="superscript"/>
@@ -5458,6 +5464,7 @@
       </w:r>
       <w:r>
         <w:rPr>
+          <w:rStyle w:val="Refdenotaalpie"/>
           <w:rFonts w:ascii="Arial Narrow" w:eastAsia="Calibri" w:hAnsi="Arial Narrow" w:cs="Arial"/>
           <w:spacing w:val="-2"/>
           <w:kern w:val="0"/>
@@ -5836,6 +5843,7 @@
       </w:r>
       <w:r>
         <w:rPr>
+          <w:rStyle w:val="Refdenotaalpie"/>
           <w:rFonts w:ascii="Arial Narrow" w:eastAsia="Arial Narrow" w:hAnsi="Arial Narrow" w:cs="Times New Roman"/>
           <w:color w:val="000000"/>
           <w:kern w:val="0"/>
@@ -5928,6 +5936,7 @@
       </w:r>
       <w:r>
         <w:rPr>
+          <w:rStyle w:val="Refdenotaalpie"/>
           <w:rFonts w:ascii="Arial Narrow" w:eastAsia="Arial Narrow" w:hAnsi="Arial Narrow" w:cs="Times New Roman"/>
           <w:color w:val="000000"/>
           <w:kern w:val="0"/>
@@ -5980,6 +5989,7 @@
       </w:r>
       <w:r>
         <w:rPr>
+          <w:rStyle w:val="Refdenotaalpie"/>
           <w:rFonts w:ascii="Arial Narrow" w:eastAsia="Arial Narrow" w:hAnsi="Arial Narrow" w:cs="Times New Roman"/>
           <w:color w:val="000000"/>
           <w:kern w:val="0"/>
@@ -6144,6 +6154,7 @@
       </w:r>
       <w:r>
         <w:rPr>
+          <w:rStyle w:val="Refdenotaalpie"/>
           <w:rFonts w:ascii="Arial Narrow" w:eastAsia="Calibri" w:hAnsi="Arial Narrow" w:cs="Arial"/>
           <w:kern w:val="0"/>
           <w:vertAlign w:val="superscript"/>
@@ -6488,6 +6499,7 @@
       </w:r>
       <w:r>
         <w:rPr>
+          <w:rStyle w:val="Refdenotaalpie"/>
           <w:rFonts w:ascii="Arial Narrow" w:hAnsi="Arial Narrow"/>
           <w:vertAlign w:val="superscript"/>
         </w:rPr>
@@ -6726,14 +6738,14 @@
         <w:tab w:val="right" w:pos="8838"/>
       </w:tabs>
       <w:rPr>
-        <w:rFonts w:ascii="Arial" w:eastAsia="Arial" w:hAnsi="Arial" w:cs="Arial"/>
+        <w:rFonts w:ascii="Arial Narrow" w:eastAsia="Arial" w:hAnsi="Arial Narrow" w:cs="Arial"/>
         <w:sz w:val="16"/>
         <w:szCs w:val="16"/>
       </w:rPr>
     </w:pPr>
     <w:r>
       <w:rPr>
-        <w:rFonts w:ascii="Arial" w:eastAsia="Arial" w:hAnsi="Arial" w:cs="Arial"/>
+        <w:rFonts w:ascii="Arial Narrow" w:eastAsia="Arial" w:hAnsi="Arial Narrow" w:cs="Arial"/>
         <w:sz w:val="16"/>
         <w:szCs w:val="16"/>
       </w:rPr>
@@ -6747,7 +6759,7 @@
     </w:pPr>
     <w:r>
       <w:rPr>
-        <w:rFonts w:ascii="Arial" w:eastAsia="Arial" w:hAnsi="Arial" w:cs="Arial"/>
+        <w:rFonts w:ascii="Arial Narrow" w:eastAsia="Arial" w:hAnsi="Arial Narrow" w:cs="Arial"/>
         <w:sz w:val="16"/>
         <w:szCs w:val="16"/>
       </w:rPr>
@@ -6755,7 +6767,7 @@
     </w:r>
     <w:r>
       <w:rPr>
-        <w:rFonts w:ascii="Arial" w:eastAsia="Arial" w:hAnsi="Arial" w:cs="Arial"/>
+        <w:rFonts w:ascii="Arial Narrow" w:eastAsia="Arial" w:hAnsi="Arial Narrow" w:cs="Arial"/>
         <w:sz w:val="16"/>
         <w:szCs w:val="16"/>
       </w:rPr>
@@ -6763,7 +6775,7 @@
     </w:r>
     <w:r>
       <w:rPr>
-        <w:rFonts w:ascii="Arial" w:eastAsia="Arial" w:hAnsi="Arial" w:cs="Arial"/>
+        <w:rFonts w:ascii="Arial Narrow" w:eastAsia="Arial" w:hAnsi="Arial Narrow" w:cs="Arial"/>
         <w:sz w:val="16"/>
         <w:szCs w:val="16"/>
       </w:rPr>
@@ -6771,7 +6783,7 @@
     </w:r>
     <w:r>
       <w:rPr>
-        <w:rFonts w:ascii="Arial" w:eastAsia="Arial" w:hAnsi="Arial" w:cs="Arial"/>
+        <w:rFonts w:ascii="Arial Narrow" w:eastAsia="Arial" w:hAnsi="Arial Narrow" w:cs="Arial"/>
         <w:sz w:val="16"/>
         <w:szCs w:val="16"/>
       </w:rPr>
@@ -6779,7 +6791,7 @@
     </w:r>
     <w:r>
       <w:rPr>
-        <w:rFonts w:ascii="Arial" w:eastAsia="Arial" w:hAnsi="Arial" w:cs="Arial"/>
+        <w:rFonts w:ascii="Arial Narrow" w:eastAsia="Arial" w:hAnsi="Arial Narrow" w:cs="Arial"/>
         <w:sz w:val="16"/>
         <w:szCs w:val="16"/>
       </w:rPr>
@@ -6827,8 +6839,9 @@
         <w:rPr>
           <w:rStyle w:val="Refdenotaalpie"/>
           <w:rFonts w:ascii="Arial Narrow" w:hAnsi="Arial Narrow" w:cs="Arial"/>
-          <w:sz w:val="14"/>
-          <w:szCs w:val="14"/>
+          <w:sz w:val="16"/>
+          <w:szCs w:val="14"/>
+          <w:vertAlign w:val="superscript"/>
         </w:rPr>
         <w:footnoteRef/>
       </w:r>
@@ -6901,8 +6914,9 @@
         <w:rPr>
           <w:rStyle w:val="Refdenotaalpie"/>
           <w:rFonts w:ascii="Arial Narrow" w:hAnsi="Arial Narrow" w:cs="Arial"/>
-          <w:sz w:val="14"/>
-          <w:szCs w:val="14"/>
+          <w:sz w:val="16"/>
+          <w:szCs w:val="14"/>
+          <w:vertAlign w:val="superscript"/>
         </w:rPr>
         <w:footnoteRef/>
       </w:r>
@@ -7154,8 +7168,9 @@
         <w:rPr>
           <w:rStyle w:val="Refdenotaalpie"/>
           <w:rFonts w:ascii="Arial Narrow" w:hAnsi="Arial Narrow"/>
-          <w:sz w:val="14"/>
-          <w:szCs w:val="14"/>
+          <w:sz w:val="16"/>
+          <w:szCs w:val="14"/>
+          <w:vertAlign w:val="superscript"/>
         </w:rPr>
         <w:footnoteRef/>
       </w:r>
@@ -7337,8 +7352,9 @@
         <w:rPr>
           <w:rStyle w:val="Refdenotaalpie"/>
           <w:rFonts w:ascii="Arial Narrow" w:hAnsi="Arial Narrow"/>
-          <w:sz w:val="14"/>
-          <w:szCs w:val="14"/>
+          <w:sz w:val="16"/>
+          <w:szCs w:val="14"/>
+          <w:vertAlign w:val="superscript"/>
         </w:rPr>
         <w:footnoteRef/>
       </w:r>
@@ -7486,8 +7502,9 @@
         <w:rPr>
           <w:rStyle w:val="Refdenotaalpie"/>
           <w:rFonts w:ascii="Arial Narrow" w:hAnsi="Arial Narrow"/>
-          <w:sz w:val="14"/>
-          <w:szCs w:val="14"/>
+          <w:sz w:val="16"/>
+          <w:szCs w:val="14"/>
+          <w:vertAlign w:val="superscript"/>
         </w:rPr>
         <w:footnoteRef/>
       </w:r>
@@ -7602,8 +7619,9 @@
         <w:rPr>
           <w:rStyle w:val="Refdenotaalpie"/>
           <w:rFonts w:ascii="Arial Narrow" w:hAnsi="Arial Narrow" w:cs="Arial"/>
-          <w:sz w:val="14"/>
-          <w:szCs w:val="14"/>
+          <w:sz w:val="16"/>
+          <w:szCs w:val="14"/>
+          <w:vertAlign w:val="superscript"/>
         </w:rPr>
         <w:footnoteRef/>
       </w:r>
@@ -7769,8 +7787,9 @@
         <w:rPr>
           <w:rStyle w:val="Refdenotaalpie"/>
           <w:rFonts w:ascii="Arial Narrow" w:hAnsi="Arial Narrow" w:cs="Arial"/>
-          <w:sz w:val="14"/>
-          <w:szCs w:val="14"/>
+          <w:sz w:val="16"/>
+          <w:szCs w:val="14"/>
+          <w:vertAlign w:val="superscript"/>
         </w:rPr>
         <w:footnoteRef/>
       </w:r>
@@ -7821,8 +7840,9 @@
         <w:rPr>
           <w:rStyle w:val="Refdenotaalpie"/>
           <w:rFonts w:ascii="Arial Narrow" w:hAnsi="Arial Narrow" w:cs="Arial"/>
-          <w:sz w:val="14"/>
-          <w:szCs w:val="14"/>
+          <w:sz w:val="16"/>
+          <w:szCs w:val="14"/>
+          <w:vertAlign w:val="superscript"/>
         </w:rPr>
         <w:footnoteRef/>
       </w:r>
@@ -8010,9 +8030,9 @@
       </w:pPr>
       <w:r>
         <w:rPr>
-          <w:rStyle w:val="TextonotapieCar"/>
+          <w:rStyle w:val="Refdenotaalpie"/>
           <w:rFonts w:ascii="Arial Narrow" w:hAnsi="Arial Narrow" w:cs="Arial"/>
-          <w:sz w:val="14"/>
+          <w:sz w:val="16"/>
           <w:szCs w:val="14"/>
           <w:vertAlign w:val="superscript"/>
         </w:rPr>
@@ -8224,8 +8244,9 @@
         <w:rPr>
           <w:rStyle w:val="Refdenotaalpie"/>
           <w:rFonts w:ascii="Arial Narrow" w:hAnsi="Arial Narrow" w:cs="Arial"/>
-          <w:sz w:val="14"/>
-          <w:szCs w:val="14"/>
+          <w:sz w:val="16"/>
+          <w:szCs w:val="14"/>
+          <w:vertAlign w:val="superscript"/>
         </w:rPr>
         <w:footnoteRef/>
       </w:r>
@@ -8969,8 +8990,9 @@
         <w:rPr>
           <w:rStyle w:val="Refdenotaalpie"/>
           <w:rFonts w:ascii="Arial Narrow" w:hAnsi="Arial Narrow" w:cs="Arial"/>
-          <w:sz w:val="14"/>
-          <w:szCs w:val="14"/>
+          <w:sz w:val="16"/>
+          <w:szCs w:val="14"/>
+          <w:vertAlign w:val="superscript"/>
         </w:rPr>
         <w:footnoteRef/>
       </w:r>
@@ -9171,8 +9193,9 @@
           <w:rFonts w:ascii="Arial Narrow" w:hAnsi="Arial Narrow" w:cs="Arial"/>
           <w:b/>
           <w:bCs/>
-          <w:sz w:val="14"/>
-          <w:szCs w:val="14"/>
+          <w:sz w:val="16"/>
+          <w:szCs w:val="14"/>
+          <w:vertAlign w:val="superscript"/>
         </w:rPr>
         <w:footnoteRef/>
       </w:r>
@@ -9260,8 +9283,9 @@
         <w:rPr>
           <w:rStyle w:val="Refdenotaalpie"/>
           <w:rFonts w:ascii="Arial Narrow" w:hAnsi="Arial Narrow" w:cs="Arial"/>
-          <w:sz w:val="14"/>
-          <w:szCs w:val="14"/>
+          <w:sz w:val="16"/>
+          <w:szCs w:val="14"/>
+          <w:vertAlign w:val="superscript"/>
         </w:rPr>
         <w:footnoteRef/>
       </w:r>
@@ -11762,6 +11786,17 @@
       <w:szCs w:val="20"/>
     </w:rPr>
   </w:style>
+  <w:style w:type="character" w:styleId="FootnoteReference">
+    <w:name w:val="footnote reference"/>
+    <w:basedOn w:val="Fuentedeprrafopredeter"/>
+    <w:uiPriority w:val="99"/>
+    <w:semiHidden/>
+    <w:unhideWhenUsed/>
+    <w:rPr>
+      <w:rFonts w:ascii="Arial Narrow" w:hAnsi="Arial Narrow"/>
+      <w:vertAlign w:val="superscript"/>
+    </w:rPr>
+  </w:style>
 </w:styles>
 </file>
 

--- a/plantillas_maestras/02_seguro_vida/cobro_indebido_primas/2_o_mas_ddos_varios/mujer/TPL_2449_2025_SEGURO_VIDA_COBRO_INDEBIDO_PRIMAS_ASEGURADORA_MUJER_R2.docx
+++ b/plantillas_maestras/02_seguro_vida/cobro_indebido_primas/2_o_mas_ddos_varios/mujer/TPL_2449_2025_SEGURO_VIDA_COBRO_INDEBIDO_PRIMAS_ASEGURADORA_MUJER_R2.docx
@@ -1,8 +1,8 @@
 
 <file path=word/document.xml><?xml version="1.0" encoding="utf-8"?>
-<w:document xmlns:wpc="http://schemas.microsoft.com/office/word/2010/wordprocessingCanvas" xmlns:cx="http://schemas.microsoft.com/office/drawing/2014/chartex" xmlns:cx1="http://schemas.microsoft.com/office/drawing/2015/9/8/chartex" xmlns:cx2="http://schemas.microsoft.com/office/drawing/2015/10/21/chartex" xmlns:cx3="http://schemas.microsoft.com/office/drawing/2016/5/9/chartex" xmlns:cx4="http://schemas.microsoft.com/office/drawing/2016/5/10/chartex" xmlns:cx5="http://schemas.microsoft.com/office/drawing/2016/5/11/chartex" xmlns:cx6="http://schemas.microsoft.com/office/drawing/2016/5/12/chartex" xmlns:cx7="http://schemas.microsoft.com/office/drawing/2016/5/13/chartex" xmlns:cx8="http://schemas.microsoft.com/office/drawing/2016/5/14/chartex" xmlns:mc="http://schemas.openxmlformats.org/markup-compatibility/2006" xmlns:aink="http://schemas.microsoft.com/office/drawing/2016/ink" xmlns:am3d="http://schemas.microsoft.com/office/drawing/2017/model3d" xmlns:o="urn:schemas-microsoft-com:office:office" xmlns:oel="http://schemas.microsoft.com/office/2019/extlst" xmlns:r="http://schemas.openxmlformats.org/officeDocument/2006/relationships" xmlns:m="http://schemas.openxmlformats.org/officeDocument/2006/math" xmlns:v="urn:schemas-microsoft-com:vml" xmlns:wp14="http://schemas.microsoft.com/office/word/2010/wordprocessingDrawing" xmlns:wp="http://schemas.openxmlformats.org/drawingml/2006/wordprocessingDrawing" xmlns:w10="urn:schemas-microsoft-com:office:word" xmlns:w="http://schemas.openxmlformats.org/wordprocessingml/2006/main" xmlns:w14="http://schemas.microsoft.com/office/word/2010/wordml" xmlns:w15="http://schemas.microsoft.com/office/word/2012/wordml" xmlns:w16cex="http://schemas.microsoft.com/office/word/2018/wordml/cex" xmlns:w16cid="http://schemas.microsoft.com/office/word/2016/wordml/cid" xmlns:w16="http://schemas.microsoft.com/office/word/2018/wordml" xmlns:w16du="http://schemas.microsoft.com/office/word/2023/wordml/word16du" xmlns:w16sdtdh="http://schemas.microsoft.com/office/word/2020/wordml/sdtdatahash" xmlns:w16sdtfl="http://schemas.microsoft.com/office/word/2024/wordml/sdtformatlock" xmlns:w16se="http://schemas.microsoft.com/office/word/2015/wordml/symex" xmlns:wpg="http://schemas.microsoft.com/office/word/2010/wordprocessingGroup" xmlns:wpi="http://schemas.microsoft.com/office/word/2010/wordprocessingInk" xmlns:wne="http://schemas.microsoft.com/office/word/2006/wordml" xmlns:wps="http://schemas.microsoft.com/office/word/2010/wordprocessingShape" mc:Ignorable="w14 w15 w16se w16cid w16 w16cex w16sdtdh w16sdtfl w16du wp14">
+<w:document xmlns:ns1="http://schemas.openxmlformats.org/markup-compatibility/2006" xmlns:ns2="http://schemas.microsoft.com/office/word/2010/wordml" xmlns:ns3="http://schemas.openxmlformats.org/officeDocument/2006/relationships" xmlns:w="http://schemas.openxmlformats.org/wordprocessingml/2006/main" ns1:Ignorable="w14 w15 w16se w16cid w16 w16cex w16sdtdh w16sdtfl w16du wp14">
   <w:body>
-    <w:p>
+    <w:p ns2:paraId="1B509B2D" ns2:textId="1E96D3A8">
       <w:pPr>
         <w:tabs>
           <w:tab w:val="left" w:pos="1701"/>
@@ -14,7 +14,7 @@
           <w:color w:val="000000"/>
           <w:kern w:val="0"/>
           <w:lang w:eastAsia="es-PE"/>
-          <w14:ligatures w14:val="none"/>
+          <ns2:ligatures ns2:val="none"/>
         </w:rPr>
       </w:pPr>
       <w:bookmarkStart w:id="0" w:name="_Hlk80343540"/>
@@ -25,7 +25,7 @@
           <w:color w:val="000000"/>
           <w:kern w:val="0"/>
           <w:lang w:eastAsia="es-PE"/>
-          <w14:ligatures w14:val="none"/>
+          <ns2:ligatures ns2:val="none"/>
         </w:rPr>
         <w:t xml:space="preserve">EXPEDIENTE </w:t>
       </w:r>
@@ -36,7 +36,7 @@
           <w:color w:val="000000"/>
           <w:kern w:val="0"/>
           <w:lang w:eastAsia="es-PE"/>
-          <w14:ligatures w14:val="none"/>
+          <ns2:ligatures ns2:val="none"/>
         </w:rPr>
         <w:tab/>
         <w:t>:</w:t>
@@ -48,7 +48,7 @@
           <w:color w:val="000000"/>
           <w:kern w:val="0"/>
           <w:lang w:eastAsia="es-PE"/>
-          <w14:ligatures w14:val="none"/>
+          <ns2:ligatures ns2:val="none"/>
         </w:rPr>
         <w:tab/>
       </w:r>
@@ -61,12 +61,12 @@
           <w:kern w:val="0"/>
           <w:shd w:val="clear" w:color="auto" w:fill="FFFFFF"/>
           <w:lang w:eastAsia="es-PE"/>
-          <w14:ligatures w14:val="none"/>
+          <ns2:ligatures ns2:val="none"/>
         </w:rPr>
         <w:t>2449-2025/CC1</w:t>
       </w:r>
     </w:p>
-    <w:p>
+    <w:p ns2:paraId="7E5DC22B" ns2:textId="574CEF68">
       <w:pPr>
         <w:tabs>
           <w:tab w:val="left" w:pos="1701"/>
@@ -81,7 +81,7 @@
           <w:color w:val="000000"/>
           <w:kern w:val="0"/>
           <w:lang w:eastAsia="es-PE"/>
-          <w14:ligatures w14:val="none"/>
+          <ns2:ligatures ns2:val="none"/>
         </w:rPr>
       </w:pPr>
       <w:r>
@@ -91,7 +91,7 @@
           <w:color w:val="000000"/>
           <w:kern w:val="0"/>
           <w:lang w:eastAsia="es-PE"/>
-          <w14:ligatures w14:val="none"/>
+          <ns2:ligatures ns2:val="none"/>
         </w:rPr>
         <w:t xml:space="preserve">DENUNCIANTE:[DENUNCIANTE] (SEÑORA [APELLIDO])</w:t>
       </w:r>
@@ -102,7 +102,7 @@
           <w:color w:val="000000"/>
           <w:kern w:val="0"/>
           <w:lang w:eastAsia="es-PE"/>
-          <w14:ligatures w14:val="none"/>
+          <ns2:ligatures ns2:val="none"/>
         </w:rPr>
         <w:tab/>
         <w:t/>
@@ -114,7 +114,7 @@
           <w:color w:val="000000"/>
           <w:kern w:val="0"/>
           <w:lang w:eastAsia="es-PE"/>
-          <w14:ligatures w14:val="none"/>
+          <ns2:ligatures ns2:val="none"/>
         </w:rPr>
         <w:tab/>
       </w:r>
@@ -125,7 +125,7 @@
           <w:color w:val="000000"/>
           <w:kern w:val="0"/>
           <w:lang w:eastAsia="es-PE"/>
-          <w14:ligatures w14:val="none"/>
+          <ns2:ligatures ns2:val="none"/>
         </w:rPr>
         <w:t xml:space="preserve"/>
       </w:r>
@@ -137,7 +137,7 @@
           <w:color w:val="000000"/>
           <w:kern w:val="0"/>
           <w:lang w:eastAsia="es-PE"/>
-          <w14:ligatures w14:val="none"/>
+          <ns2:ligatures ns2:val="none"/>
         </w:rPr>
         <w:t xml:space="preserve"/>
       </w:r>
@@ -149,7 +149,7 @@
           <w:color w:val="000000"/>
           <w:kern w:val="0"/>
           <w:lang w:eastAsia="es-PE"/>
-          <w14:ligatures w14:val="none"/>
+          <ns2:ligatures ns2:val="none"/>
         </w:rPr>
         <w:t xml:space="preserve"/>
       </w:r>
@@ -160,7 +160,7 @@
           <w:color w:val="000000"/>
           <w:kern w:val="0"/>
           <w:lang w:eastAsia="es-PE"/>
-          <w14:ligatures w14:val="none"/>
+          <ns2:ligatures ns2:val="none"/>
         </w:rPr>
         <w:t xml:space="preserve"/>
       </w:r>
@@ -171,7 +171,7 @@
           <w:color w:val="000000"/>
           <w:kern w:val="0"/>
           <w:lang w:eastAsia="es-PE"/>
-          <w14:ligatures w14:val="none"/>
+          <ns2:ligatures ns2:val="none"/>
         </w:rPr>
         <w:t/>
       </w:r>
@@ -182,12 +182,12 @@
           <w:color w:val="000000"/>
           <w:kern w:val="0"/>
           <w:lang w:eastAsia="es-PE"/>
-          <w14:ligatures w14:val="none"/>
+          <ns2:ligatures ns2:val="none"/>
         </w:rPr>
         <w:t/>
       </w:r>
     </w:p>
-    <w:p>
+    <w:p ns2:paraId="6DEEEDFE" ns2:textId="77777777">
       <w:pPr>
         <w:tabs>
           <w:tab w:val="left" w:pos="1701"/>
@@ -202,7 +202,7 @@
           <w:color w:val="000000"/>
           <w:kern w:val="0"/>
           <w:lang w:eastAsia="es-PE"/>
-          <w14:ligatures w14:val="none"/>
+          <ns2:ligatures ns2:val="none"/>
         </w:rPr>
       </w:pPr>
       <w:r>
@@ -212,7 +212,7 @@
           <w:color w:val="000000"/>
           <w:kern w:val="0"/>
           <w:lang w:eastAsia="es-PE"/>
-          <w14:ligatures w14:val="none"/>
+          <ns2:ligatures ns2:val="none"/>
         </w:rPr>
         <w:t>DENUNCIADO</w:t>
       </w:r>
@@ -223,7 +223,7 @@
           <w:color w:val="000000"/>
           <w:kern w:val="0"/>
           <w:lang w:eastAsia="es-PE"/>
-          <w14:ligatures w14:val="none"/>
+          <ns2:ligatures ns2:val="none"/>
         </w:rPr>
         <w:tab/>
         <w:t>:</w:t>
@@ -235,13 +235,13 @@
           <w:color w:val="000000"/>
           <w:kern w:val="0"/>
           <w:lang w:eastAsia="es-PE"/>
-          <w14:ligatures w14:val="none"/>
+          <ns2:ligatures ns2:val="none"/>
         </w:rPr>
         <w:tab/>
         <w:t>RÍMAC SEGUROS Y REASEGUROS S.A. (RÍMAC)</w:t>
       </w:r>
     </w:p>
-    <w:p>
+    <w:p ns2:paraId="022D2B94" ns2:textId="77777777">
       <w:pPr>
         <w:tabs>
           <w:tab w:val="left" w:pos="1701"/>
@@ -256,7 +256,7 @@
           <w:color w:val="000000"/>
           <w:kern w:val="0"/>
           <w:lang w:eastAsia="es-PE"/>
-          <w14:ligatures w14:val="none"/>
+          <ns2:ligatures ns2:val="none"/>
         </w:rPr>
       </w:pPr>
       <w:r>
@@ -266,7 +266,7 @@
           <w:color w:val="000000"/>
           <w:kern w:val="0"/>
           <w:lang w:eastAsia="es-PE"/>
-          <w14:ligatures w14:val="none"/>
+          <ns2:ligatures ns2:val="none"/>
         </w:rPr>
         <w:t>MATERIAS</w:t>
       </w:r>
@@ -277,7 +277,7 @@
           <w:color w:val="000000"/>
           <w:kern w:val="0"/>
           <w:lang w:eastAsia="es-PE"/>
-          <w14:ligatures w14:val="none"/>
+          <ns2:ligatures ns2:val="none"/>
         </w:rPr>
         <w:tab/>
         <w:t xml:space="preserve">: </w:t>
@@ -289,13 +289,13 @@
           <w:color w:val="000000"/>
           <w:kern w:val="0"/>
           <w:lang w:eastAsia="es-PE"/>
-          <w14:ligatures w14:val="none"/>
+          <ns2:ligatures ns2:val="none"/>
         </w:rPr>
         <w:tab/>
         <w:t>ADMISIÓN A TRÁMITE</w:t>
       </w:r>
     </w:p>
-    <w:p>
+    <w:p ns2:paraId="19ED7B73" ns2:textId="77777777">
       <w:pPr>
         <w:tabs>
           <w:tab w:val="left" w:pos="1701"/>
@@ -310,7 +310,7 @@
           <w:color w:val="000000"/>
           <w:kern w:val="0"/>
           <w:lang w:eastAsia="es-PE"/>
-          <w14:ligatures w14:val="none"/>
+          <ns2:ligatures ns2:val="none"/>
         </w:rPr>
       </w:pPr>
       <w:r>
@@ -320,12 +320,12 @@
           <w:color w:val="000000"/>
           <w:kern w:val="0"/>
           <w:lang w:eastAsia="es-PE"/>
-          <w14:ligatures w14:val="none"/>
+          <ns2:ligatures ns2:val="none"/>
         </w:rPr>
         <w:t xml:space="preserve">REQUERIMIENTO DE INFORMACIÓN </w:t>
       </w:r>
     </w:p>
-    <w:p>
+    <w:p ns2:paraId="46A5A479" ns2:textId="77777777">
       <w:pPr>
         <w:tabs>
           <w:tab w:val="left" w:pos="1701"/>
@@ -339,7 +339,7 @@
           <w:color w:val="000000"/>
           <w:kern w:val="0"/>
           <w:lang w:eastAsia="es-PE"/>
-          <w14:ligatures w14:val="none"/>
+          <ns2:ligatures ns2:val="none"/>
         </w:rPr>
       </w:pPr>
       <w:r>
@@ -349,7 +349,7 @@
           <w:color w:val="000000"/>
           <w:kern w:val="0"/>
           <w:lang w:eastAsia="es-PE"/>
-          <w14:ligatures w14:val="none"/>
+          <ns2:ligatures ns2:val="none"/>
         </w:rPr>
         <w:t xml:space="preserve">RESOLUCIÓN </w:t>
       </w:r>
@@ -360,7 +360,7 @@
           <w:color w:val="000000"/>
           <w:kern w:val="0"/>
           <w:lang w:eastAsia="es-PE"/>
-          <w14:ligatures w14:val="none"/>
+          <ns2:ligatures ns2:val="none"/>
         </w:rPr>
         <w:tab/>
         <w:t>:</w:t>
@@ -372,13 +372,13 @@
           <w:color w:val="000000"/>
           <w:kern w:val="0"/>
           <w:lang w:eastAsia="es-PE"/>
-          <w14:ligatures w14:val="none"/>
+          <ns2:ligatures ns2:val="none"/>
         </w:rPr>
         <w:tab/>
         <w:t>2</w:t>
       </w:r>
     </w:p>
-    <w:p>
+    <w:p ns2:paraId="5BA3A18D" ns2:textId="77777777">
       <w:pPr>
         <w:tabs>
           <w:tab w:val="left" w:pos="1014"/>
@@ -391,11 +391,11 @@
           <w:kern w:val="0"/>
           <w:shd w:val="clear" w:color="auto" w:fill="FFFFFF"/>
           <w:lang w:eastAsia="es-PE"/>
-          <w14:ligatures w14:val="none"/>
-        </w:rPr>
-      </w:pPr>
-    </w:p>
-    <w:p>
+          <ns2:ligatures ns2:val="none"/>
+        </w:rPr>
+      </w:pPr>
+    </w:p>
+    <w:p ns2:paraId="2F799822" ns2:textId="367E8D27">
       <w:pPr>
         <w:tabs>
           <w:tab w:val="left" w:pos="1014"/>
@@ -408,7 +408,7 @@
           <w:kern w:val="0"/>
           <w:shd w:val="clear" w:color="auto" w:fill="FFFFFF"/>
           <w:lang w:eastAsia="es-PE"/>
-          <w14:ligatures w14:val="none"/>
+          <ns2:ligatures ns2:val="none"/>
         </w:rPr>
       </w:pPr>
       <w:r>
@@ -418,7 +418,7 @@
           <w:kern w:val="0"/>
           <w:shd w:val="clear" w:color="auto" w:fill="FFFFFF"/>
           <w:lang w:eastAsia="es-PE"/>
-          <w14:ligatures w14:val="none"/>
+          <ns2:ligatures ns2:val="none"/>
         </w:rPr>
         <w:t xml:space="preserve">Lima, </w:t>
       </w:r>
@@ -429,7 +429,7 @@
           <w:kern w:val="0"/>
           <w:shd w:val="clear" w:color="auto" w:fill="FFFFFF"/>
           <w:lang w:eastAsia="es-PE"/>
-          <w14:ligatures w14:val="none"/>
+          <ns2:ligatures ns2:val="none"/>
         </w:rPr>
         <w:t>7</w:t>
       </w:r>
@@ -440,7 +440,7 @@
           <w:kern w:val="0"/>
           <w:shd w:val="clear" w:color="auto" w:fill="FFFFFF"/>
           <w:lang w:eastAsia="es-PE"/>
-          <w14:ligatures w14:val="none"/>
+          <ns2:ligatures ns2:val="none"/>
         </w:rPr>
         <w:t xml:space="preserve"> de </w:t>
       </w:r>
@@ -451,7 +451,7 @@
           <w:kern w:val="0"/>
           <w:shd w:val="clear" w:color="auto" w:fill="FFFFFF"/>
           <w:lang w:eastAsia="es-PE"/>
-          <w14:ligatures w14:val="none"/>
+          <ns2:ligatures ns2:val="none"/>
         </w:rPr>
         <w:t>noviembre</w:t>
       </w:r>
@@ -462,7 +462,7 @@
           <w:kern w:val="0"/>
           <w:shd w:val="clear" w:color="auto" w:fill="FFFFFF"/>
           <w:lang w:eastAsia="es-PE"/>
-          <w14:ligatures w14:val="none"/>
+          <ns2:ligatures ns2:val="none"/>
         </w:rPr>
         <w:t xml:space="preserve"> </w:t>
       </w:r>
@@ -473,12 +473,12 @@
           <w:kern w:val="0"/>
           <w:shd w:val="clear" w:color="auto" w:fill="FFFFFF"/>
           <w:lang w:eastAsia="es-PE"/>
-          <w14:ligatures w14:val="none"/>
+          <ns2:ligatures ns2:val="none"/>
         </w:rPr>
         <w:t>de 2025</w:t>
       </w:r>
     </w:p>
-    <w:p>
+    <w:p ns2:paraId="66CE1821" ns2:textId="77777777">
       <w:pPr>
         <w:tabs>
           <w:tab w:val="left" w:pos="1014"/>
@@ -490,11 +490,11 @@
           <w:color w:val="000000"/>
           <w:kern w:val="0"/>
           <w:lang w:eastAsia="es-PE"/>
-          <w14:ligatures w14:val="none"/>
-        </w:rPr>
-      </w:pPr>
-    </w:p>
-    <w:p>
+          <ns2:ligatures ns2:val="none"/>
+        </w:rPr>
+      </w:pPr>
+    </w:p>
+    <w:p ns2:paraId="0B80AAA5" ns2:textId="77777777">
       <w:pPr>
         <w:numPr>
           <w:ilvl w:val="0"/>
@@ -508,7 +508,7 @@
           <w:color w:val="000000"/>
           <w:kern w:val="0"/>
           <w:lang w:eastAsia="es-PE"/>
-          <w14:ligatures w14:val="none"/>
+          <ns2:ligatures ns2:val="none"/>
         </w:rPr>
       </w:pPr>
       <w:r>
@@ -518,12 +518,12 @@
           <w:color w:val="000000"/>
           <w:kern w:val="0"/>
           <w:lang w:eastAsia="es-PE"/>
-          <w14:ligatures w14:val="none"/>
+          <ns2:ligatures ns2:val="none"/>
         </w:rPr>
         <w:t xml:space="preserve">HECHOS </w:t>
       </w:r>
     </w:p>
-    <w:p>
+    <w:p ns2:paraId="621F2AB2" ns2:textId="77777777">
       <w:pPr>
         <w:spacing w:after="0" w:line="240" w:lineRule="auto"/>
         <w:jc w:val="both"/>
@@ -532,11 +532,11 @@
           <w:color w:val="000000"/>
           <w:kern w:val="0"/>
           <w:lang w:eastAsia="es-PE"/>
-          <w14:ligatures w14:val="none"/>
-        </w:rPr>
-      </w:pPr>
-    </w:p>
-    <w:p>
+          <ns2:ligatures ns2:val="none"/>
+        </w:rPr>
+      </w:pPr>
+    </w:p>
+    <w:p ns2:paraId="60B5D5B0" ns2:textId="1B2898CA">
       <w:pPr>
         <w:numPr>
           <w:ilvl w:val="1"/>
@@ -550,7 +550,7 @@
           <w:color w:val="000000"/>
           <w:kern w:val="0"/>
           <w:lang w:val="es-ES" w:eastAsia="es-ES"/>
-          <w14:ligatures w14:val="none"/>
+          <ns2:ligatures ns2:val="none"/>
         </w:rPr>
       </w:pPr>
       <w:r>
@@ -559,7 +559,7 @@
           <w:color w:val="000000"/>
           <w:kern w:val="0"/>
           <w:lang w:val="es-ES" w:eastAsia="es-ES"/>
-          <w14:ligatures w14:val="none"/>
+          <ns2:ligatures ns2:val="none"/>
         </w:rPr>
         <w:t xml:space="preserve">Mediante el escrito del 30 de setiembre de 2025, complementado con el escrito del 31 de octubre de 2025, la señora [APELLIDO] denunció a Rímac por presuntas infracciones a la Ley 29571, Código de Protección y Defensa del Consumidor (en adelante, Código), señalando lo siguiente:</w:t>
       </w:r>
@@ -569,7 +569,7 @@
           <w:color w:val="000000"/>
           <w:kern w:val="0"/>
           <w:lang w:val="es-ES" w:eastAsia="es-ES"/>
-          <w14:ligatures w14:val="none"/>
+          <ns2:ligatures ns2:val="none"/>
         </w:rPr>
         <w:t xml:space="preserve"/>
       </w:r>
@@ -579,7 +579,7 @@
           <w:color w:val="000000"/>
           <w:kern w:val="0"/>
           <w:lang w:val="es-ES" w:eastAsia="es-ES"/>
-          <w14:ligatures w14:val="none"/>
+          <ns2:ligatures ns2:val="none"/>
         </w:rPr>
         <w:t/>
       </w:r>
@@ -589,7 +589,7 @@
           <w:color w:val="000000"/>
           <w:kern w:val="0"/>
           <w:lang w:val="es-ES" w:eastAsia="es-ES"/>
-          <w14:ligatures w14:val="none"/>
+          <ns2:ligatures ns2:val="none"/>
         </w:rPr>
         <w:t xml:space="preserve"/>
       </w:r>
@@ -599,7 +599,7 @@
           <w:color w:val="000000"/>
           <w:kern w:val="0"/>
           <w:lang w:val="es-ES" w:eastAsia="es-ES"/>
-          <w14:ligatures w14:val="none"/>
+          <ns2:ligatures ns2:val="none"/>
         </w:rPr>
         <w:t/>
       </w:r>
@@ -609,7 +609,7 @@
           <w:color w:val="000000"/>
           <w:kern w:val="0"/>
           <w:lang w:val="es-ES" w:eastAsia="es-ES"/>
-          <w14:ligatures w14:val="none"/>
+          <ns2:ligatures ns2:val="none"/>
         </w:rPr>
         <w:t xml:space="preserve"/>
       </w:r>
@@ -617,7 +617,7 @@
         <w:rPr>
           <w:rFonts w:ascii="Arial Narrow" w:eastAsia="Calibri" w:hAnsi="Arial Narrow" w:cs="Arial"/>
           <w:kern w:val="0"/>
-          <w14:ligatures w14:val="none"/>
+          <ns2:ligatures ns2:val="none"/>
         </w:rPr>
         <w:t/>
       </w:r>
@@ -625,7 +625,7 @@
         <w:rPr>
           <w:rFonts w:ascii="Arial Narrow" w:eastAsia="Calibri" w:hAnsi="Arial Narrow" w:cs="Arial"/>
           <w:kern w:val="0"/>
-          <w14:ligatures w14:val="none"/>
+          <ns2:ligatures ns2:val="none"/>
         </w:rPr>
         <w:t xml:space="preserve"/>
       </w:r>
@@ -634,7 +634,7 @@
         <w:rPr>
           <w:rFonts w:ascii="Arial Narrow" w:eastAsia="Calibri" w:hAnsi="Arial Narrow" w:cs="Arial"/>
           <w:kern w:val="0"/>
-          <w14:ligatures w14:val="none"/>
+          <ns2:ligatures ns2:val="none"/>
         </w:rPr>
         <w:t xml:space="preserve"/>
       </w:r>
@@ -642,7 +642,7 @@
         <w:rPr>
           <w:rFonts w:ascii="Arial Narrow" w:eastAsia="Calibri" w:hAnsi="Arial Narrow" w:cs="Arial"/>
           <w:kern w:val="0"/>
-          <w14:ligatures w14:val="none"/>
+          <ns2:ligatures ns2:val="none"/>
         </w:rPr>
         <w:t xml:space="preserve"/>
       </w:r>
@@ -650,7 +650,7 @@
         <w:rPr>
           <w:rFonts w:ascii="Arial Narrow" w:eastAsia="Calibri" w:hAnsi="Arial Narrow" w:cs="Arial"/>
           <w:kern w:val="0"/>
-          <w14:ligatures w14:val="none"/>
+          <ns2:ligatures ns2:val="none"/>
         </w:rPr>
         <w:t xml:space="preserve"/>
       </w:r>
@@ -659,7 +659,7 @@
         <w:rPr>
           <w:rFonts w:ascii="Arial Narrow" w:eastAsia="Calibri" w:hAnsi="Arial Narrow" w:cs="Arial"/>
           <w:kern w:val="0"/>
-          <w14:ligatures w14:val="none"/>
+          <ns2:ligatures ns2:val="none"/>
         </w:rPr>
         <w:t/>
       </w:r>
@@ -669,7 +669,7 @@
           <w:color w:val="000000"/>
           <w:kern w:val="0"/>
           <w:lang w:val="es-ES" w:eastAsia="es-ES"/>
-          <w14:ligatures w14:val="none"/>
+          <ns2:ligatures ns2:val="none"/>
         </w:rPr>
         <w:t/>
       </w:r>
@@ -679,7 +679,7 @@
           <w:color w:val="000000"/>
           <w:kern w:val="0"/>
           <w:lang w:val="es-ES" w:eastAsia="es-ES"/>
-          <w14:ligatures w14:val="none"/>
+          <ns2:ligatures ns2:val="none"/>
         </w:rPr>
         <w:t xml:space="preserve"/>
       </w:r>
@@ -691,7 +691,7 @@
           <w:kern w:val="0"/>
           <w:vertAlign w:val="superscript"/>
           <w:lang w:val="es-ES" w:eastAsia="es-ES"/>
-          <w14:ligatures w14:val="none"/>
+          <ns2:ligatures ns2:val="none"/>
         </w:rPr>
         <w:footnoteReference w:id="1"/>
       </w:r>
@@ -701,7 +701,7 @@
           <w:color w:val="000000"/>
           <w:kern w:val="0"/>
           <w:lang w:val="es-ES" w:eastAsia="es-ES"/>
-          <w14:ligatures w14:val="none"/>
+          <ns2:ligatures ns2:val="none"/>
         </w:rPr>
         <w:t xml:space="preserve"/>
       </w:r>
@@ -712,12 +712,12 @@
           <w:color w:val="000000"/>
           <w:kern w:val="0"/>
           <w:lang w:val="es-ES" w:eastAsia="es-ES"/>
-          <w14:ligatures w14:val="none"/>
+          <ns2:ligatures ns2:val="none"/>
         </w:rPr>
         <w:t/>
       </w:r>
     </w:p>
-    <w:p>
+    <w:p ns2:paraId="3AD3B7C6" ns2:textId="77777777">
       <w:pPr>
         <w:tabs>
           <w:tab w:val="left" w:pos="1134"/>
@@ -729,11 +729,11 @@
           <w:color w:val="000000"/>
           <w:kern w:val="0"/>
           <w:lang w:val="es-ES" w:eastAsia="es-ES"/>
-          <w14:ligatures w14:val="none"/>
-        </w:rPr>
-      </w:pPr>
-    </w:p>
-    <w:p>
+          <ns2:ligatures ns2:val="none"/>
+        </w:rPr>
+      </w:pPr>
+    </w:p>
+    <w:p ns2:paraId="1DC63593" ns2:textId="7B205610">
       <w:pPr>
         <w:pStyle w:val="Prrafodelista"/>
         <w:numPr>
@@ -752,7 +752,7 @@
           <w:color w:val="000000"/>
           <w:kern w:val="0"/>
           <w:lang w:eastAsia="es-ES"/>
-          <w14:ligatures w14:val="none"/>
+          <ns2:ligatures ns2:val="none"/>
         </w:rPr>
       </w:pPr>
       <w:r>
@@ -761,7 +761,7 @@
           <w:color w:val="000000"/>
           <w:kern w:val="0"/>
           <w:lang w:eastAsia="es-ES"/>
-          <w14:ligatures w14:val="none"/>
+          <ns2:ligatures ns2:val="none"/>
         </w:rPr>
         <w:t xml:space="preserve">El 29 de febrero de 2024, </w:t>
       </w:r>
@@ -771,7 +771,7 @@
           <w:color w:val="000000"/>
           <w:kern w:val="0"/>
           <w:lang w:eastAsia="es-ES"/>
-          <w14:ligatures w14:val="none"/>
+          <ns2:ligatures ns2:val="none"/>
         </w:rPr>
         <w:t>adquirió el</w:t>
       </w:r>
@@ -781,7 +781,7 @@
           <w:color w:val="000000"/>
           <w:kern w:val="0"/>
           <w:lang w:eastAsia="es-ES"/>
-          <w14:ligatures w14:val="none"/>
+          <ns2:ligatures ns2:val="none"/>
         </w:rPr>
         <w:t xml:space="preserve"> Seguro </w:t>
       </w:r>
@@ -791,7 +791,7 @@
           <w:color w:val="000000"/>
           <w:kern w:val="0"/>
           <w:lang w:eastAsia="es-ES"/>
-          <w14:ligatures w14:val="none"/>
+          <ns2:ligatures ns2:val="none"/>
         </w:rPr>
         <w:t>de Vida</w:t>
       </w:r>
@@ -801,7 +801,7 @@
           <w:color w:val="000000"/>
           <w:kern w:val="0"/>
           <w:lang w:eastAsia="es-ES"/>
-          <w14:ligatures w14:val="none"/>
+          <ns2:ligatures ns2:val="none"/>
         </w:rPr>
         <w:t xml:space="preserve"> </w:t>
       </w:r>
@@ -811,7 +811,7 @@
           <w:color w:val="000000"/>
           <w:kern w:val="0"/>
           <w:lang w:eastAsia="es-ES"/>
-          <w14:ligatures w14:val="none"/>
+          <ns2:ligatures ns2:val="none"/>
         </w:rPr>
         <w:t>– Póliza 1300214259 (en adelante, “Seguro</w:t>
       </w:r>
@@ -821,7 +821,7 @@
           <w:color w:val="000000"/>
           <w:kern w:val="0"/>
           <w:lang w:eastAsia="es-ES"/>
-          <w14:ligatures w14:val="none"/>
+          <ns2:ligatures ns2:val="none"/>
         </w:rPr>
         <w:t xml:space="preserve"> de Vida</w:t>
       </w:r>
@@ -831,7 +831,7 @@
           <w:color w:val="000000"/>
           <w:kern w:val="0"/>
           <w:lang w:eastAsia="es-ES"/>
-          <w14:ligatures w14:val="none"/>
+          <ns2:ligatures ns2:val="none"/>
         </w:rPr>
         <w:t>”),</w:t>
       </w:r>
@@ -841,7 +841,7 @@
           <w:color w:val="000000"/>
           <w:kern w:val="0"/>
           <w:lang w:eastAsia="es-ES"/>
-          <w14:ligatures w14:val="none"/>
+          <ns2:ligatures ns2:val="none"/>
         </w:rPr>
         <w:t xml:space="preserve"> emitido por Rímac </w:t>
       </w:r>
@@ -851,7 +851,7 @@
           <w:color w:val="000000"/>
           <w:kern w:val="0"/>
           <w:lang w:eastAsia="es-ES"/>
-          <w14:ligatures w14:val="none"/>
+          <ns2:ligatures ns2:val="none"/>
         </w:rPr>
         <w:t>con modalidad de pago de primas anual</w:t>
       </w:r>
@@ -861,12 +861,12 @@
           <w:color w:val="000000"/>
           <w:kern w:val="0"/>
           <w:lang w:eastAsia="es-ES"/>
-          <w14:ligatures w14:val="none"/>
+          <ns2:ligatures ns2:val="none"/>
         </w:rPr>
         <w:t>, acumulando un total de S/ 20 000,00.</w:t>
       </w:r>
     </w:p>
-    <w:p>
+    <w:p ns2:paraId="5802156D" ns2:textId="77777777">
       <w:pPr>
         <w:pStyle w:val="Prrafodelista"/>
         <w:spacing w:after="0" w:line="240" w:lineRule="auto"/>
@@ -877,11 +877,11 @@
           <w:color w:val="000000"/>
           <w:kern w:val="0"/>
           <w:lang w:eastAsia="es-ES"/>
-          <w14:ligatures w14:val="none"/>
-        </w:rPr>
-      </w:pPr>
-    </w:p>
-    <w:p>
+          <ns2:ligatures ns2:val="none"/>
+        </w:rPr>
+      </w:pPr>
+    </w:p>
+    <w:p ns2:paraId="62FCEC4F" ns2:textId="3F4A58CB">
       <w:pPr>
         <w:pStyle w:val="Prrafodelista"/>
         <w:numPr>
@@ -899,7 +899,7 @@
           <w:color w:val="000000"/>
           <w:kern w:val="0"/>
           <w:lang w:eastAsia="es-ES"/>
-          <w14:ligatures w14:val="none"/>
+          <ns2:ligatures ns2:val="none"/>
         </w:rPr>
       </w:pPr>
       <w:r>
@@ -908,7 +908,7 @@
           <w:color w:val="000000"/>
           <w:kern w:val="0"/>
           <w:lang w:eastAsia="es-ES"/>
-          <w14:ligatures w14:val="none"/>
+          <ns2:ligatures ns2:val="none"/>
         </w:rPr>
         <w:t xml:space="preserve">Dentro de los quince días posteriores a la contratación, no recibió la póliza </w:t>
       </w:r>
@@ -918,7 +918,7 @@
           <w:color w:val="000000"/>
           <w:kern w:val="0"/>
           <w:lang w:eastAsia="es-ES"/>
-          <w14:ligatures w14:val="none"/>
+          <ns2:ligatures ns2:val="none"/>
         </w:rPr>
         <w:t xml:space="preserve">del Seguro </w:t>
       </w:r>
@@ -928,7 +928,7 @@
           <w:color w:val="000000"/>
           <w:kern w:val="0"/>
           <w:lang w:eastAsia="es-ES"/>
-          <w14:ligatures w14:val="none"/>
+          <ns2:ligatures ns2:val="none"/>
         </w:rPr>
         <w:t xml:space="preserve">de Vida </w:t>
       </w:r>
@@ -938,12 +938,12 @@
           <w:color w:val="000000"/>
           <w:kern w:val="0"/>
           <w:lang w:eastAsia="es-ES"/>
-          <w14:ligatures w14:val="none"/>
+          <ns2:ligatures ns2:val="none"/>
         </w:rPr>
         <w:t>por ningún medio.</w:t>
       </w:r>
     </w:p>
-    <w:p>
+    <w:p ns2:paraId="1730604B" ns2:textId="77777777">
       <w:pPr>
         <w:pStyle w:val="Prrafodelista"/>
         <w:spacing w:line="240" w:lineRule="auto"/>
@@ -952,11 +952,11 @@
           <w:color w:val="000000"/>
           <w:kern w:val="0"/>
           <w:lang w:eastAsia="es-ES"/>
-          <w14:ligatures w14:val="none"/>
-        </w:rPr>
-      </w:pPr>
-    </w:p>
-    <w:p>
+          <ns2:ligatures ns2:val="none"/>
+        </w:rPr>
+      </w:pPr>
+    </w:p>
+    <w:p ns2:paraId="3E4FD1CC" ns2:textId="04B3216E">
       <w:pPr>
         <w:pStyle w:val="Prrafodelista"/>
         <w:numPr>
@@ -974,7 +974,7 @@
           <w:color w:val="000000"/>
           <w:kern w:val="0"/>
           <w:lang w:eastAsia="es-ES"/>
-          <w14:ligatures w14:val="none"/>
+          <ns2:ligatures ns2:val="none"/>
         </w:rPr>
       </w:pPr>
       <w:r>
@@ -983,7 +983,7 @@
           <w:color w:val="000000"/>
           <w:kern w:val="0"/>
           <w:lang w:eastAsia="es-ES"/>
-          <w14:ligatures w14:val="none"/>
+          <ns2:ligatures ns2:val="none"/>
         </w:rPr>
         <w:t xml:space="preserve">A pesar de que cumplía con el pago de sus aportes puntualmente, Rímac le enviaba constantes comunicaciones de cobranzas por medio de correo en el cual se le pretendía realizar nuevamente el cobro de la </w:t>
       </w:r>
@@ -993,7 +993,7 @@
           <w:color w:val="000000"/>
           <w:kern w:val="0"/>
           <w:lang w:eastAsia="es-ES"/>
-          <w14:ligatures w14:val="none"/>
+          <ns2:ligatures ns2:val="none"/>
         </w:rPr>
         <w:t xml:space="preserve">respectiva </w:t>
       </w:r>
@@ -1003,7 +1003,7 @@
           <w:color w:val="000000"/>
           <w:kern w:val="0"/>
           <w:lang w:eastAsia="es-ES"/>
-          <w14:ligatures w14:val="none"/>
+          <ns2:ligatures ns2:val="none"/>
         </w:rPr>
         <w:t xml:space="preserve">prima, pese a que ya había cumplido con el </w:t>
       </w:r>
@@ -1013,7 +1013,7 @@
           <w:color w:val="000000"/>
           <w:kern w:val="0"/>
           <w:lang w:eastAsia="es-ES"/>
-          <w14:ligatures w14:val="none"/>
+          <ns2:ligatures ns2:val="none"/>
         </w:rPr>
         <w:t xml:space="preserve">respectivo </w:t>
       </w:r>
@@ -1023,7 +1023,7 @@
           <w:color w:val="000000"/>
           <w:kern w:val="0"/>
           <w:lang w:eastAsia="es-ES"/>
-          <w14:ligatures w14:val="none"/>
+          <ns2:ligatures ns2:val="none"/>
         </w:rPr>
         <w:t>pago, lo cual representa</w:t>
       </w:r>
@@ -1033,7 +1033,7 @@
           <w:color w:val="000000"/>
           <w:kern w:val="0"/>
           <w:lang w:eastAsia="es-ES"/>
-          <w14:ligatures w14:val="none"/>
+          <ns2:ligatures ns2:val="none"/>
         </w:rPr>
         <w:t xml:space="preserve">ba un hostigamiento al </w:t>
       </w:r>
@@ -1043,7 +1043,7 @@
           <w:color w:val="000000"/>
           <w:kern w:val="0"/>
           <w:lang w:eastAsia="es-ES"/>
-          <w14:ligatures w14:val="none"/>
+          <ns2:ligatures ns2:val="none"/>
         </w:rPr>
         <w:t>informarle</w:t>
       </w:r>
@@ -1053,7 +1053,7 @@
           <w:color w:val="000000"/>
           <w:kern w:val="0"/>
           <w:lang w:eastAsia="es-ES"/>
-          <w14:ligatures w14:val="none"/>
+          <ns2:ligatures ns2:val="none"/>
         </w:rPr>
         <w:t xml:space="preserve"> </w:t>
       </w:r>
@@ -1063,7 +1063,7 @@
           <w:color w:val="000000"/>
           <w:kern w:val="0"/>
           <w:lang w:eastAsia="es-ES"/>
-          <w14:ligatures w14:val="none"/>
+          <ns2:ligatures ns2:val="none"/>
         </w:rPr>
         <w:t xml:space="preserve">incorrectamente </w:t>
       </w:r>
@@ -1073,7 +1073,7 @@
           <w:color w:val="000000"/>
           <w:kern w:val="0"/>
           <w:lang w:eastAsia="es-ES"/>
-          <w14:ligatures w14:val="none"/>
+          <ns2:ligatures ns2:val="none"/>
         </w:rPr>
         <w:t xml:space="preserve">que debía el pago del </w:t>
       </w:r>
@@ -1083,7 +1083,7 @@
           <w:color w:val="000000"/>
           <w:kern w:val="0"/>
           <w:lang w:eastAsia="es-ES"/>
-          <w14:ligatures w14:val="none"/>
+          <ns2:ligatures ns2:val="none"/>
         </w:rPr>
         <w:t>Seguro de Vida</w:t>
       </w:r>
@@ -1093,12 +1093,12 @@
           <w:color w:val="000000"/>
           <w:kern w:val="0"/>
           <w:lang w:eastAsia="es-ES"/>
-          <w14:ligatures w14:val="none"/>
+          <ns2:ligatures ns2:val="none"/>
         </w:rPr>
         <w:t>.</w:t>
       </w:r>
     </w:p>
-    <w:p>
+    <w:p ns2:paraId="1F295938" ns2:textId="77777777">
       <w:pPr>
         <w:spacing w:after="0" w:line="240" w:lineRule="auto"/>
         <w:jc w:val="both"/>
@@ -1107,11 +1107,11 @@
           <w:color w:val="000000"/>
           <w:kern w:val="0"/>
           <w:lang w:eastAsia="es-ES"/>
-          <w14:ligatures w14:val="none"/>
-        </w:rPr>
-      </w:pPr>
-    </w:p>
-    <w:p>
+          <ns2:ligatures ns2:val="none"/>
+        </w:rPr>
+      </w:pPr>
+    </w:p>
+    <w:p ns2:paraId="10507F68" ns2:textId="31489136">
       <w:pPr>
         <w:pStyle w:val="Prrafodelista"/>
         <w:numPr>
@@ -1129,7 +1129,7 @@
           <w:color w:val="000000"/>
           <w:kern w:val="0"/>
           <w:lang w:eastAsia="es-ES"/>
-          <w14:ligatures w14:val="none"/>
+          <ns2:ligatures ns2:val="none"/>
         </w:rPr>
       </w:pPr>
       <w:r>
@@ -1138,7 +1138,7 @@
           <w:color w:val="000000"/>
           <w:kern w:val="0"/>
           <w:lang w:eastAsia="es-ES"/>
-          <w14:ligatures w14:val="none"/>
+          <ns2:ligatures ns2:val="none"/>
         </w:rPr>
         <w:t xml:space="preserve">Se le ofreció un descuento del 10% sobre el pago de la prima, sin embargo, se efectuó un cobro por S/ 10 535,78 desde la tarjeta con terminales 8001, sin que se haya brindado autorización ni compartido los datos de dicha cuenta con la </w:t>
       </w:r>
@@ -1148,7 +1148,7 @@
           <w:color w:val="000000"/>
           <w:kern w:val="0"/>
           <w:lang w:eastAsia="es-ES"/>
-          <w14:ligatures w14:val="none"/>
+          <ns2:ligatures ns2:val="none"/>
         </w:rPr>
         <w:t xml:space="preserve">compañía </w:t>
       </w:r>
@@ -1158,12 +1158,12 @@
           <w:color w:val="000000"/>
           <w:kern w:val="0"/>
           <w:lang w:eastAsia="es-ES"/>
-          <w14:ligatures w14:val="none"/>
+          <ns2:ligatures ns2:val="none"/>
         </w:rPr>
         <w:t>aseguradora. Rímac accedió de manera indebida a información bancaria confidencial, realizando el cobro sin consentimiento expreso.</w:t>
       </w:r>
     </w:p>
-    <w:p>
+    <w:p ns2:paraId="37C71E10" ns2:textId="77777777">
       <w:pPr>
         <w:spacing w:after="0" w:line="240" w:lineRule="auto"/>
         <w:jc w:val="both"/>
@@ -1172,11 +1172,11 @@
           <w:color w:val="000000"/>
           <w:kern w:val="0"/>
           <w:lang w:eastAsia="es-ES"/>
-          <w14:ligatures w14:val="none"/>
-        </w:rPr>
-      </w:pPr>
-    </w:p>
-    <w:p>
+          <ns2:ligatures ns2:val="none"/>
+        </w:rPr>
+      </w:pPr>
+    </w:p>
+    <w:p ns2:paraId="3C98BF56" ns2:textId="62174E06">
       <w:pPr>
         <w:pStyle w:val="Prrafodelista"/>
         <w:numPr>
@@ -1194,7 +1194,7 @@
           <w:color w:val="000000"/>
           <w:kern w:val="0"/>
           <w:lang w:eastAsia="es-ES"/>
-          <w14:ligatures w14:val="none"/>
+          <ns2:ligatures ns2:val="none"/>
         </w:rPr>
       </w:pPr>
       <w:r>
@@ -1203,7 +1203,7 @@
           <w:color w:val="000000"/>
           <w:kern w:val="0"/>
           <w:lang w:eastAsia="es-ES"/>
-          <w14:ligatures w14:val="none"/>
+          <ns2:ligatures ns2:val="none"/>
         </w:rPr>
         <w:t xml:space="preserve">Posteriormente, en la aplicación de </w:t>
       </w:r>
@@ -1213,7 +1213,7 @@
           <w:color w:val="000000"/>
           <w:kern w:val="0"/>
           <w:lang w:eastAsia="es-ES"/>
-          <w14:ligatures w14:val="none"/>
+          <ns2:ligatures ns2:val="none"/>
         </w:rPr>
         <w:t xml:space="preserve">Rímac </w:t>
       </w:r>
@@ -1223,7 +1223,7 @@
           <w:color w:val="000000"/>
           <w:kern w:val="0"/>
           <w:lang w:eastAsia="es-ES"/>
-          <w14:ligatures w14:val="none"/>
+          <ns2:ligatures ns2:val="none"/>
         </w:rPr>
         <w:t xml:space="preserve">observó que </w:t>
       </w:r>
@@ -1233,7 +1233,7 @@
           <w:color w:val="000000"/>
           <w:kern w:val="0"/>
           <w:lang w:eastAsia="es-ES"/>
-          <w14:ligatures w14:val="none"/>
+          <ns2:ligatures ns2:val="none"/>
         </w:rPr>
         <w:t>el</w:t>
       </w:r>
@@ -1243,7 +1243,7 @@
           <w:color w:val="000000"/>
           <w:kern w:val="0"/>
           <w:lang w:eastAsia="es-ES"/>
-          <w14:ligatures w14:val="none"/>
+          <ns2:ligatures ns2:val="none"/>
         </w:rPr>
         <w:t xml:space="preserve"> Seguro </w:t>
       </w:r>
@@ -1253,7 +1253,7 @@
           <w:color w:val="000000"/>
           <w:kern w:val="0"/>
           <w:lang w:eastAsia="es-ES"/>
-          <w14:ligatures w14:val="none"/>
+          <ns2:ligatures ns2:val="none"/>
         </w:rPr>
         <w:t xml:space="preserve">de Vida se encontraba </w:t>
       </w:r>
@@ -1263,7 +1263,7 @@
           <w:color w:val="000000"/>
           <w:kern w:val="0"/>
           <w:lang w:eastAsia="es-ES"/>
-          <w14:ligatures w14:val="none"/>
+          <ns2:ligatures ns2:val="none"/>
         </w:rPr>
         <w:t>con afiliación</w:t>
       </w:r>
@@ -1273,7 +1273,7 @@
           <w:color w:val="000000"/>
           <w:kern w:val="0"/>
           <w:lang w:eastAsia="es-ES"/>
-          <w14:ligatures w14:val="none"/>
+          <ns2:ligatures ns2:val="none"/>
         </w:rPr>
         <w:t xml:space="preserve"> al pago automático de </w:t>
       </w:r>
@@ -1283,7 +1283,7 @@
           <w:color w:val="000000"/>
           <w:kern w:val="0"/>
           <w:lang w:eastAsia="es-ES"/>
-          <w14:ligatures w14:val="none"/>
+          <ns2:ligatures ns2:val="none"/>
         </w:rPr>
         <w:t xml:space="preserve">la tarjeta con terminales </w:t>
       </w:r>
@@ -1293,12 +1293,12 @@
           <w:color w:val="000000"/>
           <w:kern w:val="0"/>
           <w:lang w:eastAsia="es-ES"/>
-          <w14:ligatures w14:val="none"/>
+          <ns2:ligatures ns2:val="none"/>
         </w:rPr>
         <w:t>9239, 8566 y 7066, lo que evidenció un acceso no autorizado a datos sensibles. La compañía aseguradora no presentó documentación que acreditara la afiliación de dichas tarjetas, y luego de informar sobre el acceso indebido, dejó de recibir respuesta por parte del área de atención al cliente.</w:t>
       </w:r>
     </w:p>
-    <w:p>
+    <w:p ns2:paraId="310F7D9E" ns2:textId="77777777">
       <w:pPr>
         <w:pStyle w:val="Prrafodelista"/>
         <w:spacing w:line="240" w:lineRule="auto"/>
@@ -1307,11 +1307,11 @@
           <w:color w:val="000000"/>
           <w:kern w:val="0"/>
           <w:lang w:eastAsia="es-ES"/>
-          <w14:ligatures w14:val="none"/>
-        </w:rPr>
-      </w:pPr>
-    </w:p>
-    <w:p>
+          <ns2:ligatures ns2:val="none"/>
+        </w:rPr>
+      </w:pPr>
+    </w:p>
+    <w:p ns2:paraId="10CD5A57" ns2:textId="2DCE89B3">
       <w:pPr>
         <w:pStyle w:val="Prrafodelista"/>
         <w:numPr>
@@ -1329,7 +1329,7 @@
           <w:color w:val="000000"/>
           <w:kern w:val="0"/>
           <w:lang w:eastAsia="es-ES"/>
-          <w14:ligatures w14:val="none"/>
+          <ns2:ligatures ns2:val="none"/>
         </w:rPr>
       </w:pPr>
       <w:r>
@@ -1338,7 +1338,7 @@
           <w:color w:val="000000"/>
           <w:kern w:val="0"/>
           <w:lang w:eastAsia="es-ES"/>
-          <w14:ligatures w14:val="none"/>
+          <ns2:ligatures ns2:val="none"/>
         </w:rPr>
         <w:t>El 9 de abril de 2025, recibió por correo electrónico una comunicación de cobranza de Rímac, pese a que ya se había cargado la prima mediante débito a su tarjeta con terminales 8001</w:t>
       </w:r>
@@ -1348,12 +1348,12 @@
           <w:color w:val="000000"/>
           <w:kern w:val="0"/>
           <w:lang w:eastAsia="es-ES"/>
-          <w14:ligatures w14:val="none"/>
+          <ns2:ligatures ns2:val="none"/>
         </w:rPr>
         <w:t>.</w:t>
       </w:r>
     </w:p>
-    <w:p>
+    <w:p ns2:paraId="4AF124CD" ns2:textId="77777777">
       <w:pPr>
         <w:pStyle w:val="Prrafodelista"/>
         <w:spacing w:after="0" w:line="240" w:lineRule="auto"/>
@@ -1364,11 +1364,11 @@
           <w:color w:val="000000"/>
           <w:kern w:val="0"/>
           <w:lang w:eastAsia="es-ES"/>
-          <w14:ligatures w14:val="none"/>
-        </w:rPr>
-      </w:pPr>
-    </w:p>
-    <w:p>
+          <ns2:ligatures ns2:val="none"/>
+        </w:rPr>
+      </w:pPr>
+    </w:p>
+    <w:p ns2:paraId="6B0A00C8" ns2:textId="640FC6D8">
       <w:pPr>
         <w:pStyle w:val="Prrafodelista"/>
         <w:numPr>
@@ -1386,7 +1386,7 @@
           <w:color w:val="000000"/>
           <w:kern w:val="0"/>
           <w:lang w:eastAsia="es-ES"/>
-          <w14:ligatures w14:val="none"/>
+          <ns2:ligatures ns2:val="none"/>
         </w:rPr>
       </w:pPr>
       <w:r>
@@ -1395,7 +1395,7 @@
           <w:color w:val="000000"/>
           <w:kern w:val="0"/>
           <w:lang w:eastAsia="es-ES"/>
-          <w14:ligatures w14:val="none"/>
+          <ns2:ligatures ns2:val="none"/>
         </w:rPr>
         <w:t>El 29 de abril de 2025</w:t>
       </w:r>
@@ -1405,7 +1405,7 @@
           <w:color w:val="000000"/>
           <w:kern w:val="0"/>
           <w:lang w:eastAsia="es-ES"/>
-          <w14:ligatures w14:val="none"/>
+          <ns2:ligatures ns2:val="none"/>
         </w:rPr>
         <w:t xml:space="preserve">, presentó el reclamo 25-SBS015033 respecto de la no aplicación del descuento ofrecido </w:t>
       </w:r>
@@ -1415,7 +1415,7 @@
           <w:color w:val="000000"/>
           <w:kern w:val="0"/>
           <w:lang w:eastAsia="es-ES"/>
-          <w14:ligatures w14:val="none"/>
+          <ns2:ligatures ns2:val="none"/>
         </w:rPr>
         <w:t xml:space="preserve">del 10% </w:t>
       </w:r>
@@ -1425,7 +1425,7 @@
           <w:color w:val="000000"/>
           <w:kern w:val="0"/>
           <w:lang w:eastAsia="es-ES"/>
-          <w14:ligatures w14:val="none"/>
+          <ns2:ligatures ns2:val="none"/>
         </w:rPr>
         <w:t>y del cobro en una tarjeta no autorizada.</w:t>
       </w:r>
@@ -1435,7 +1435,7 @@
           <w:color w:val="000000"/>
           <w:kern w:val="0"/>
           <w:lang w:eastAsia="es-ES"/>
-          <w14:ligatures w14:val="none"/>
+          <ns2:ligatures ns2:val="none"/>
         </w:rPr>
         <w:t xml:space="preserve"> </w:t>
       </w:r>
@@ -1445,7 +1445,7 @@
           <w:color w:val="000000"/>
           <w:kern w:val="0"/>
           <w:lang w:eastAsia="es-ES"/>
-          <w14:ligatures w14:val="none"/>
+          <ns2:ligatures ns2:val="none"/>
         </w:rPr>
         <w:t xml:space="preserve">Con posterioridad a ese reclamo, mediante la respuesta del caso 0025846904, </w:t>
       </w:r>
@@ -1455,7 +1455,7 @@
           <w:color w:val="000000"/>
           <w:kern w:val="0"/>
           <w:lang w:eastAsia="es-ES"/>
-          <w14:ligatures w14:val="none"/>
+          <ns2:ligatures ns2:val="none"/>
         </w:rPr>
         <w:t xml:space="preserve">Rímac </w:t>
       </w:r>
@@ -1465,7 +1465,7 @@
           <w:color w:val="000000"/>
           <w:kern w:val="0"/>
           <w:lang w:eastAsia="es-ES"/>
-          <w14:ligatures w14:val="none"/>
+          <ns2:ligatures ns2:val="none"/>
         </w:rPr>
         <w:t xml:space="preserve">le </w:t>
       </w:r>
@@ -1475,12 +1475,12 @@
           <w:color w:val="000000"/>
           <w:kern w:val="0"/>
           <w:lang w:eastAsia="es-ES"/>
-          <w14:ligatures w14:val="none"/>
+          <ns2:ligatures ns2:val="none"/>
         </w:rPr>
         <w:t>comunicó que procedía a aplicar el descuento del 10%.</w:t>
       </w:r>
     </w:p>
-    <w:p>
+    <w:p ns2:paraId="79CCF316" ns2:textId="77777777">
       <w:pPr>
         <w:pStyle w:val="Prrafodelista"/>
         <w:spacing w:after="0" w:line="240" w:lineRule="auto"/>
@@ -1491,11 +1491,11 @@
           <w:color w:val="000000"/>
           <w:kern w:val="0"/>
           <w:lang w:eastAsia="es-ES"/>
-          <w14:ligatures w14:val="none"/>
-        </w:rPr>
-      </w:pPr>
-    </w:p>
-    <w:p>
+          <ns2:ligatures ns2:val="none"/>
+        </w:rPr>
+      </w:pPr>
+    </w:p>
+    <w:p ns2:paraId="46968BB4" ns2:textId="4B1915E8">
       <w:pPr>
         <w:pStyle w:val="Prrafodelista"/>
         <w:numPr>
@@ -1513,7 +1513,7 @@
           <w:color w:val="000000"/>
           <w:kern w:val="0"/>
           <w:lang w:eastAsia="es-ES"/>
-          <w14:ligatures w14:val="none"/>
+          <ns2:ligatures ns2:val="none"/>
         </w:rPr>
       </w:pPr>
       <w:r>
@@ -1522,7 +1522,7 @@
           <w:color w:val="000000"/>
           <w:kern w:val="0"/>
           <w:lang w:eastAsia="es-ES"/>
-          <w14:ligatures w14:val="none"/>
+          <ns2:ligatures ns2:val="none"/>
         </w:rPr>
         <w:lastRenderedPageBreak/>
         <w:t>Luego</w:t>
@@ -1533,7 +1533,7 @@
           <w:color w:val="000000"/>
           <w:kern w:val="0"/>
           <w:lang w:eastAsia="es-ES"/>
-          <w14:ligatures w14:val="none"/>
+          <ns2:ligatures ns2:val="none"/>
         </w:rPr>
         <w:t xml:space="preserve">, mediante el caso 0025471530, </w:t>
       </w:r>
@@ -1543,7 +1543,7 @@
           <w:color w:val="000000"/>
           <w:kern w:val="0"/>
           <w:lang w:eastAsia="es-ES"/>
-          <w14:ligatures w14:val="none"/>
+          <ns2:ligatures ns2:val="none"/>
         </w:rPr>
         <w:t xml:space="preserve">Rímac le </w:t>
       </w:r>
@@ -1553,7 +1553,7 @@
           <w:color w:val="000000"/>
           <w:kern w:val="0"/>
           <w:lang w:eastAsia="es-ES"/>
-          <w14:ligatures w14:val="none"/>
+          <ns2:ligatures ns2:val="none"/>
         </w:rPr>
         <w:t>informó la autorización de una devolución por S/ 6 321,47</w:t>
       </w:r>
@@ -1563,7 +1563,7 @@
           <w:color w:val="000000"/>
           <w:kern w:val="0"/>
           <w:lang w:eastAsia="es-ES"/>
-          <w14:ligatures w14:val="none"/>
+          <ns2:ligatures ns2:val="none"/>
         </w:rPr>
         <w:t xml:space="preserve">; no obstante, </w:t>
       </w:r>
@@ -1573,7 +1573,7 @@
           <w:color w:val="000000"/>
           <w:kern w:val="0"/>
           <w:lang w:eastAsia="es-ES"/>
-          <w14:ligatures w14:val="none"/>
+          <ns2:ligatures ns2:val="none"/>
         </w:rPr>
         <w:t xml:space="preserve">se le informó que </w:t>
       </w:r>
@@ -1583,7 +1583,7 @@
           <w:color w:val="000000"/>
           <w:kern w:val="0"/>
           <w:lang w:eastAsia="es-ES"/>
-          <w14:ligatures w14:val="none"/>
+          <ns2:ligatures ns2:val="none"/>
         </w:rPr>
         <w:t xml:space="preserve">la devolución </w:t>
       </w:r>
@@ -1593,7 +1593,7 @@
           <w:color w:val="000000"/>
           <w:kern w:val="0"/>
           <w:lang w:eastAsia="es-ES"/>
-          <w14:ligatures w14:val="none"/>
+          <ns2:ligatures ns2:val="none"/>
         </w:rPr>
         <w:t>sería</w:t>
       </w:r>
@@ -1603,7 +1603,7 @@
           <w:color w:val="000000"/>
           <w:kern w:val="0"/>
           <w:lang w:eastAsia="es-ES"/>
-          <w14:ligatures w14:val="none"/>
+          <ns2:ligatures ns2:val="none"/>
         </w:rPr>
         <w:t xml:space="preserve"> por los meses </w:t>
       </w:r>
@@ -1613,7 +1613,7 @@
           <w:color w:val="000000"/>
           <w:kern w:val="0"/>
           <w:lang w:eastAsia="es-ES"/>
-          <w14:ligatures w14:val="none"/>
+          <ns2:ligatures ns2:val="none"/>
         </w:rPr>
         <w:t>no cubiertos posteriores a la anulación de la póliza</w:t>
       </w:r>
@@ -1623,7 +1623,7 @@
           <w:color w:val="000000"/>
           <w:kern w:val="0"/>
           <w:lang w:eastAsia="es-ES"/>
-          <w14:ligatures w14:val="none"/>
+          <ns2:ligatures ns2:val="none"/>
         </w:rPr>
         <w:t xml:space="preserve"> y hasta la fecha de presentación de su denuncia no se realizó dicha devolución</w:t>
       </w:r>
@@ -1633,12 +1633,12 @@
           <w:color w:val="000000"/>
           <w:kern w:val="0"/>
           <w:lang w:eastAsia="es-ES"/>
-          <w14:ligatures w14:val="none"/>
+          <ns2:ligatures ns2:val="none"/>
         </w:rPr>
         <w:t>.</w:t>
       </w:r>
     </w:p>
-    <w:p>
+    <w:p ns2:paraId="28CA4131" ns2:textId="77777777">
       <w:pPr>
         <w:spacing w:after="0" w:line="240" w:lineRule="auto"/>
         <w:jc w:val="both"/>
@@ -1647,11 +1647,11 @@
           <w:color w:val="000000"/>
           <w:kern w:val="0"/>
           <w:lang w:eastAsia="es-ES"/>
-          <w14:ligatures w14:val="none"/>
-        </w:rPr>
-      </w:pPr>
-    </w:p>
-    <w:p>
+          <ns2:ligatures ns2:val="none"/>
+        </w:rPr>
+      </w:pPr>
+    </w:p>
+    <w:p ns2:paraId="5FAEC238" ns2:textId="14B5BEF7">
       <w:pPr>
         <w:pStyle w:val="Prrafodelista"/>
         <w:numPr>
@@ -1669,7 +1669,7 @@
           <w:color w:val="000000"/>
           <w:kern w:val="0"/>
           <w:lang w:eastAsia="es-ES"/>
-          <w14:ligatures w14:val="none"/>
+          <ns2:ligatures ns2:val="none"/>
         </w:rPr>
       </w:pPr>
       <w:r>
@@ -1678,7 +1678,7 @@
           <w:color w:val="000000"/>
           <w:kern w:val="0"/>
           <w:lang w:eastAsia="es-ES"/>
-          <w14:ligatures w14:val="none"/>
+          <ns2:ligatures ns2:val="none"/>
         </w:rPr>
         <w:t>Posteriormente</w:t>
       </w:r>
@@ -1688,12 +1688,12 @@
           <w:color w:val="000000"/>
           <w:kern w:val="0"/>
           <w:lang w:eastAsia="es-ES"/>
-          <w14:ligatures w14:val="none"/>
+          <ns2:ligatures ns2:val="none"/>
         </w:rPr>
         <w:t>, al advertir a atención al cliente el acceso no autorizado a su información bancaria y los cargos en tarjetas no afiliadas, no obtuvo respuesta posterior en la conversación.</w:t>
       </w:r>
     </w:p>
-    <w:p>
+    <w:p ns2:paraId="33E14FF7" ns2:textId="77777777">
       <w:pPr>
         <w:tabs>
           <w:tab w:val="left" w:pos="1134"/>
@@ -1705,11 +1705,11 @@
           <w:color w:val="000000"/>
           <w:kern w:val="0"/>
           <w:lang w:eastAsia="es-ES"/>
-          <w14:ligatures w14:val="none"/>
-        </w:rPr>
-      </w:pPr>
-    </w:p>
-    <w:p>
+          <ns2:ligatures ns2:val="none"/>
+        </w:rPr>
+      </w:pPr>
+    </w:p>
+    <w:p ns2:paraId="1DAAA823" ns2:textId="55E9D133">
       <w:pPr>
         <w:numPr>
           <w:ilvl w:val="1"/>
@@ -1727,7 +1727,7 @@
           <w:color w:val="000000"/>
           <w:kern w:val="0"/>
           <w:lang w:val="es-ES" w:eastAsia="es-ES"/>
-          <w14:ligatures w14:val="none"/>
+          <ns2:ligatures ns2:val="none"/>
         </w:rPr>
       </w:pPr>
       <w:r>
@@ -1736,7 +1736,7 @@
           <w:color w:val="000000"/>
           <w:kern w:val="0"/>
           <w:lang w:val="es-ES" w:eastAsia="es-ES"/>
-          <w14:ligatures w14:val="none"/>
+          <ns2:ligatures ns2:val="none"/>
         </w:rPr>
         <w:t xml:space="preserve">La señora [APELLIDO] solicitó, en calidad de medida correctiva, que Rímac cumpla con realizar la devolución total de las primas aportadas durante la vigencia del Seguro de Vida por S/ 20 000,00, más los intereses de ley generados. Asimismo, requirió el reembolso de costos y costas del presente procedimiento</w:t>
       </w:r>
@@ -1746,7 +1746,7 @@
           <w:color w:val="000000"/>
           <w:kern w:val="0"/>
           <w:lang w:val="es-ES" w:eastAsia="es-ES"/>
-          <w14:ligatures w14:val="none"/>
+          <ns2:ligatures ns2:val="none"/>
         </w:rPr>
         <w:t xml:space="preserve"/>
       </w:r>
@@ -1756,7 +1756,7 @@
           <w:color w:val="000000"/>
           <w:kern w:val="0"/>
           <w:lang w:val="es-ES" w:eastAsia="es-ES"/>
-          <w14:ligatures w14:val="none"/>
+          <ns2:ligatures ns2:val="none"/>
         </w:rPr>
         <w:t/>
       </w:r>
@@ -1766,7 +1766,7 @@
           <w:color w:val="000000"/>
           <w:kern w:val="0"/>
           <w:lang w:val="es-ES" w:eastAsia="es-ES"/>
-          <w14:ligatures w14:val="none"/>
+          <ns2:ligatures ns2:val="none"/>
         </w:rPr>
         <w:t xml:space="preserve"/>
       </w:r>
@@ -1776,7 +1776,7 @@
           <w:color w:val="000000"/>
           <w:kern w:val="0"/>
           <w:lang w:eastAsia="es-ES"/>
-          <w14:ligatures w14:val="none"/>
+          <ns2:ligatures ns2:val="none"/>
         </w:rPr>
         <w:t/>
       </w:r>
@@ -1786,7 +1786,7 @@
           <w:color w:val="000000"/>
           <w:kern w:val="0"/>
           <w:lang w:eastAsia="es-ES"/>
-          <w14:ligatures w14:val="none"/>
+          <ns2:ligatures ns2:val="none"/>
         </w:rPr>
         <w:t/>
       </w:r>
@@ -1796,12 +1796,12 @@
           <w:color w:val="000000"/>
           <w:kern w:val="0"/>
           <w:lang w:val="es-ES" w:eastAsia="es-ES"/>
-          <w14:ligatures w14:val="none"/>
+          <ns2:ligatures ns2:val="none"/>
         </w:rPr>
         <w:t/>
       </w:r>
     </w:p>
-    <w:p>
+    <w:p ns2:paraId="66005174" ns2:textId="77777777">
       <w:pPr>
         <w:spacing w:after="0" w:line="240" w:lineRule="auto"/>
         <w:contextualSpacing/>
@@ -1812,11 +1812,11 @@
           <w:color w:val="000000"/>
           <w:kern w:val="0"/>
           <w:lang w:eastAsia="es-PE"/>
-          <w14:ligatures w14:val="none"/>
-        </w:rPr>
-      </w:pPr>
-    </w:p>
-    <w:p>
+          <ns2:ligatures ns2:val="none"/>
+        </w:rPr>
+      </w:pPr>
+    </w:p>
+    <w:p ns2:paraId="3541B1F9" ns2:textId="77777777">
       <w:pPr>
         <w:pStyle w:val="Prrafodelista"/>
         <w:numPr>
@@ -1836,7 +1836,7 @@
           <w:color w:val="000000"/>
           <w:kern w:val="0"/>
           <w:lang w:eastAsia="es-PE"/>
-          <w14:ligatures w14:val="none"/>
+          <ns2:ligatures ns2:val="none"/>
         </w:rPr>
       </w:pPr>
       <w:r>
@@ -1846,12 +1846,12 @@
           <w:color w:val="000000"/>
           <w:kern w:val="0"/>
           <w:lang w:eastAsia="es-PE"/>
-          <w14:ligatures w14:val="none"/>
+          <ns2:ligatures ns2:val="none"/>
         </w:rPr>
         <w:t>DE LA ADMISIÓN A TRÁMITE DE LA DENUNCIA</w:t>
       </w:r>
     </w:p>
-    <w:p>
+    <w:p ns2:paraId="34556756" ns2:textId="77777777">
       <w:pPr>
         <w:spacing w:after="0" w:line="240" w:lineRule="auto"/>
         <w:ind w:left="567"/>
@@ -1863,11 +1863,11 @@
           <w:color w:val="000000"/>
           <w:kern w:val="0"/>
           <w:lang w:eastAsia="es-PE"/>
-          <w14:ligatures w14:val="none"/>
-        </w:rPr>
-      </w:pPr>
-    </w:p>
-    <w:p>
+          <ns2:ligatures ns2:val="none"/>
+        </w:rPr>
+      </w:pPr>
+    </w:p>
+    <w:p ns2:paraId="5F4266A4" ns2:textId="7B0356A6">
       <w:pPr>
         <w:pStyle w:val="Prrafodelista"/>
         <w:numPr>
@@ -1880,7 +1880,7 @@
         <w:rPr>
           <w:rFonts w:ascii="Arial Narrow" w:eastAsia="Arial Narrow" w:hAnsi="Arial Narrow" w:cs="Arial Narrow"/>
           <w:kern w:val="0"/>
-          <w14:ligatures w14:val="none"/>
+          <ns2:ligatures ns2:val="none"/>
         </w:rPr>
       </w:pPr>
       <w:bookmarkStart w:id="3" w:name="_Hlk140755208"/>
@@ -1892,7 +1892,7 @@
           <w:color w:val="000000"/>
           <w:kern w:val="0"/>
           <w:lang w:eastAsia="es-PE"/>
-          <w14:ligatures w14:val="none"/>
+          <ns2:ligatures ns2:val="none"/>
         </w:rPr>
         <w:t>La Secretaría Técnica de la Comisión de Protección al Consumidor 1 (en adelante, la Secretaría Técnica), en ejercicio de sus facultades</w:t>
       </w:r>
@@ -1905,7 +1905,7 @@
           <w:rFonts w:ascii="Arial Narrow" w:eastAsia="Arial Narrow" w:hAnsi="Arial Narrow" w:cs="Arial Narrow"/>
           <w:kern w:val="0"/>
           <w:vertAlign w:val="superscript"/>
-          <w14:ligatures w14:val="none"/>
+          <ns2:ligatures ns2:val="none"/>
         </w:rPr>
         <w:footnoteReference w:id="2"/>
       </w:r>
@@ -1915,7 +1915,7 @@
           <w:color w:val="000000"/>
           <w:kern w:val="0"/>
           <w:lang w:eastAsia="es-PE"/>
-          <w14:ligatures w14:val="none"/>
+          <ns2:ligatures ns2:val="none"/>
         </w:rPr>
         <w:t xml:space="preserve">, </w:t>
       </w:r>
@@ -1925,7 +1925,7 @@
           <w:color w:val="000000"/>
           <w:kern w:val="0"/>
           <w:lang w:eastAsia="es-PE"/>
-          <w14:ligatures w14:val="none"/>
+          <ns2:ligatures ns2:val="none"/>
         </w:rPr>
         <w:t xml:space="preserve">considera </w:t>
       </w:r>
@@ -1933,7 +1933,7 @@
         <w:rPr>
           <w:rFonts w:ascii="Arial Narrow" w:eastAsia="Arial Narrow" w:hAnsi="Arial Narrow" w:cs="Arial Narrow"/>
           <w:kern w:val="0"/>
-          <w14:ligatures w14:val="none"/>
+          <ns2:ligatures ns2:val="none"/>
         </w:rPr>
         <w:t xml:space="preserve">que el hecho denunciado, </w:t>
       </w:r>
@@ -1942,7 +1942,7 @@
         <w:rPr>
           <w:rFonts w:ascii="Arial Narrow" w:eastAsia="Arial Narrow" w:hAnsi="Arial Narrow" w:cs="Arial Narrow"/>
           <w:kern w:val="0"/>
-          <w14:ligatures w14:val="none"/>
+          <ns2:ligatures ns2:val="none"/>
         </w:rPr>
         <w:t xml:space="preserve">consistente en que </w:t>
       </w:r>
@@ -1953,7 +1953,7 @@
           <w:kern w:val="0"/>
           <w:shd w:val="clear" w:color="auto" w:fill="FFFFFF"/>
           <w:lang w:eastAsia="es-PE"/>
-          <w14:ligatures w14:val="none"/>
+          <ns2:ligatures ns2:val="none"/>
         </w:rPr>
         <w:t>la compañía aseguradora habría gestionado el cobro de S/ 10 535,78 de la tarjeta ****8001 de la denunciante, pese a que no autorizó dicho medio de pago, vulnerando sus datos bancarios</w:t>
       </w:r>
@@ -1961,7 +1961,7 @@
         <w:rPr>
           <w:rFonts w:ascii="Arial Narrow" w:eastAsia="Arial Narrow" w:hAnsi="Arial Narrow" w:cs="Arial Narrow"/>
           <w:kern w:val="0"/>
-          <w14:ligatures w14:val="none"/>
+          <ns2:ligatures ns2:val="none"/>
         </w:rPr>
         <w:t>; involucraría una presunta afectación a sus expectativas, quien no habría encontrado una correspondencia entre lo que esperaba recibir de parte del proveedor y lo que realmente recibió. Por consiguiente, corresponde calificar el hecho materia de denuncia como una presunta infracción al deber de idoneidad, tipificado en los artículos 18</w:t>
       </w:r>
@@ -1971,7 +1971,7 @@
           <w:color w:val="000000"/>
           <w:kern w:val="0"/>
           <w:lang w:eastAsia="es-PE"/>
-          <w14:ligatures w14:val="none"/>
+          <ns2:ligatures ns2:val="none"/>
         </w:rPr>
         <w:t/>
       </w:r>
@@ -1979,7 +1979,7 @@
         <w:rPr>
           <w:rFonts w:ascii="Arial Narrow" w:eastAsia="Arial Narrow" w:hAnsi="Arial Narrow" w:cs="Arial Narrow"/>
           <w:kern w:val="0"/>
-          <w14:ligatures w14:val="none"/>
+          <ns2:ligatures ns2:val="none"/>
         </w:rPr>
         <w:t xml:space="preserve"> y 19</w:t>
       </w:r>
@@ -1989,7 +1989,7 @@
           <w:color w:val="000000"/>
           <w:kern w:val="0"/>
           <w:lang w:eastAsia="es-PE"/>
-          <w14:ligatures w14:val="none"/>
+          <ns2:ligatures ns2:val="none"/>
         </w:rPr>
         <w:t/>
       </w:r>
@@ -1997,7 +1997,7 @@
         <w:rPr>
           <w:rFonts w:ascii="Arial Narrow" w:eastAsia="Arial Narrow" w:hAnsi="Arial Narrow" w:cs="Arial Narrow"/>
           <w:kern w:val="0"/>
-          <w14:ligatures w14:val="none"/>
+          <ns2:ligatures ns2:val="none"/>
         </w:rPr>
         <w:t xml:space="preserve"> del Código</w:t>
       </w:r>
@@ -2007,7 +2007,7 @@
           <w:rFonts w:ascii="Arial Narrow" w:eastAsia="Arial Narrow" w:hAnsi="Arial Narrow" w:cs="Arial"/>
           <w:kern w:val="0"/>
           <w:vertAlign w:val="superscript"/>
-          <w14:ligatures w14:val="none"/>
+          <ns2:ligatures ns2:val="none"/>
         </w:rPr>
         <w:footnoteReference w:id="3"/>
       </w:r>
@@ -2015,12 +2015,12 @@
         <w:rPr>
           <w:rFonts w:ascii="Arial Narrow" w:eastAsia="Arial Narrow" w:hAnsi="Arial Narrow" w:cs="Arial Narrow"/>
           <w:kern w:val="0"/>
-          <w14:ligatures w14:val="none"/>
+          <ns2:ligatures ns2:val="none"/>
         </w:rPr>
         <w:t>.</w:t>
       </w:r>
     </w:p>
-    <w:p>
+    <w:p ns2:paraId="096AD5DF" ns2:textId="77777777">
       <w:pPr>
         <w:pStyle w:val="Prrafodelista"/>
         <w:spacing w:after="0" w:line="240" w:lineRule="auto"/>
@@ -2029,11 +2029,11 @@
         <w:rPr>
           <w:rFonts w:ascii="Arial Narrow" w:eastAsia="Arial Narrow" w:hAnsi="Arial Narrow" w:cs="Arial Narrow"/>
           <w:kern w:val="0"/>
-          <w14:ligatures w14:val="none"/>
-        </w:rPr>
-      </w:pPr>
-    </w:p>
-    <w:p>
+          <ns2:ligatures ns2:val="none"/>
+        </w:rPr>
+      </w:pPr>
+    </w:p>
+    <w:p ns2:paraId="34AB38C1" ns2:textId="6A4CC37E">
       <w:pPr>
         <w:pStyle w:val="Prrafodelista"/>
         <w:numPr>
@@ -2046,14 +2046,14 @@
         <w:rPr>
           <w:rFonts w:ascii="Arial Narrow" w:eastAsia="Arial Narrow" w:hAnsi="Arial Narrow" w:cs="Arial Narrow"/>
           <w:kern w:val="0"/>
-          <w14:ligatures w14:val="none"/>
-        </w:rPr>
-      </w:pPr>
-      <w:r>
-        <w:rPr>
-          <w:rFonts w:ascii="Arial Narrow" w:eastAsia="Arial Narrow" w:hAnsi="Arial Narrow" w:cs="Arial Narrow"/>
-          <w:kern w:val="0"/>
-          <w14:ligatures w14:val="none"/>
+          <ns2:ligatures ns2:val="none"/>
+        </w:rPr>
+      </w:pPr>
+      <w:r>
+        <w:rPr>
+          <w:rFonts w:ascii="Arial Narrow" w:eastAsia="Arial Narrow" w:hAnsi="Arial Narrow" w:cs="Arial Narrow"/>
+          <w:kern w:val="0"/>
+          <ns2:ligatures ns2:val="none"/>
         </w:rPr>
         <w:t xml:space="preserve">Asimismo, la Secretaría Técnica, en ejercicio de sus facultades, </w:t>
       </w:r>
@@ -2063,7 +2063,7 @@
           <w:color w:val="000000"/>
           <w:kern w:val="0"/>
           <w:lang w:eastAsia="es-PE"/>
-          <w14:ligatures w14:val="none"/>
+          <ns2:ligatures ns2:val="none"/>
         </w:rPr>
         <w:t xml:space="preserve">considera </w:t>
       </w:r>
@@ -2071,7 +2071,7 @@
         <w:rPr>
           <w:rFonts w:ascii="Arial Narrow" w:eastAsia="Arial Narrow" w:hAnsi="Arial Narrow" w:cs="Arial Narrow"/>
           <w:kern w:val="0"/>
-          <w14:ligatures w14:val="none"/>
+          <ns2:ligatures ns2:val="none"/>
         </w:rPr>
         <w:t xml:space="preserve">que el hecho denunciado, consistente en que </w:t>
       </w:r>
@@ -2082,7 +2082,7 @@
           <w:kern w:val="0"/>
           <w:shd w:val="clear" w:color="auto" w:fill="FFFFFF"/>
           <w:lang w:eastAsia="es-PE"/>
-          <w14:ligatures w14:val="none"/>
+          <ns2:ligatures ns2:val="none"/>
         </w:rPr>
         <w:t>la compañía aseguradora habría afiliado tarjeta ****9239 de la denunciante para el cobro de las primas, pese a no contar con su autorización</w:t>
       </w:r>
@@ -2090,7 +2090,7 @@
         <w:rPr>
           <w:rFonts w:ascii="Arial Narrow" w:eastAsia="Arial Narrow" w:hAnsi="Arial Narrow" w:cs="Arial Narrow"/>
           <w:kern w:val="0"/>
-          <w14:ligatures w14:val="none"/>
+          <ns2:ligatures ns2:val="none"/>
         </w:rPr>
         <w:t xml:space="preserve">; involucraría una presunta afectación a sus expectativas, quien no habría encontrado una correspondencia entre lo que esperaba recibir de parte del proveedor y lo que realmente recibió. Por consiguiente, corresponde </w:t>
       </w:r>
@@ -2098,7 +2098,7 @@
         <w:rPr>
           <w:rFonts w:ascii="Arial Narrow" w:eastAsia="Arial Narrow" w:hAnsi="Arial Narrow" w:cs="Arial Narrow"/>
           <w:kern w:val="0"/>
-          <w14:ligatures w14:val="none"/>
+          <ns2:ligatures ns2:val="none"/>
         </w:rPr>
         <w:lastRenderedPageBreak/>
         <w:t>calificar el hecho materia de denuncia como una presunta infracción al deber de idoneidad, tipificado en los artículos 18</w:t>
@@ -2109,7 +2109,7 @@
           <w:color w:val="000000"/>
           <w:kern w:val="0"/>
           <w:lang w:eastAsia="es-PE"/>
-          <w14:ligatures w14:val="none"/>
+          <ns2:ligatures ns2:val="none"/>
         </w:rPr>
         <w:t/>
       </w:r>
@@ -2117,7 +2117,7 @@
         <w:rPr>
           <w:rFonts w:ascii="Arial Narrow" w:eastAsia="Arial Narrow" w:hAnsi="Arial Narrow" w:cs="Arial Narrow"/>
           <w:kern w:val="0"/>
-          <w14:ligatures w14:val="none"/>
+          <ns2:ligatures ns2:val="none"/>
         </w:rPr>
         <w:t xml:space="preserve"> y 19</w:t>
       </w:r>
@@ -2127,7 +2127,7 @@
           <w:color w:val="000000"/>
           <w:kern w:val="0"/>
           <w:lang w:eastAsia="es-PE"/>
-          <w14:ligatures w14:val="none"/>
+          <ns2:ligatures ns2:val="none"/>
         </w:rPr>
         <w:t/>
       </w:r>
@@ -2135,7 +2135,7 @@
         <w:rPr>
           <w:rFonts w:ascii="Arial Narrow" w:eastAsia="Arial Narrow" w:hAnsi="Arial Narrow" w:cs="Arial Narrow"/>
           <w:kern w:val="0"/>
-          <w14:ligatures w14:val="none"/>
+          <ns2:ligatures ns2:val="none"/>
         </w:rPr>
         <w:t xml:space="preserve"> del Código</w:t>
       </w:r>
@@ -2146,12 +2146,12 @@
           <w:color w:val="000000"/>
           <w:kern w:val="0"/>
           <w:lang w:eastAsia="es-PE"/>
-          <w14:ligatures w14:val="none"/>
+          <ns2:ligatures ns2:val="none"/>
         </w:rPr>
         <w:t>.</w:t>
       </w:r>
     </w:p>
-    <w:p>
+    <w:p ns2:paraId="363F6ACF" ns2:textId="77777777">
       <w:pPr>
         <w:pStyle w:val="Prrafodelista"/>
         <w:spacing w:after="0" w:line="240" w:lineRule="auto"/>
@@ -2160,11 +2160,11 @@
         <w:rPr>
           <w:rFonts w:ascii="Arial Narrow" w:eastAsia="Arial Narrow" w:hAnsi="Arial Narrow" w:cs="Arial Narrow"/>
           <w:kern w:val="0"/>
-          <w14:ligatures w14:val="none"/>
-        </w:rPr>
-      </w:pPr>
-    </w:p>
-    <w:p>
+          <ns2:ligatures ns2:val="none"/>
+        </w:rPr>
+      </w:pPr>
+    </w:p>
+    <w:p ns2:paraId="13D24733" ns2:textId="390B847E">
       <w:pPr>
         <w:pStyle w:val="Prrafodelista"/>
         <w:numPr>
@@ -2177,7 +2177,7 @@
         <w:rPr>
           <w:rFonts w:ascii="Arial Narrow" w:eastAsia="Arial Narrow" w:hAnsi="Arial Narrow" w:cs="Arial Narrow"/>
           <w:kern w:val="0"/>
-          <w14:ligatures w14:val="none"/>
+          <ns2:ligatures ns2:val="none"/>
         </w:rPr>
       </w:pPr>
       <w:r>
@@ -2187,7 +2187,7 @@
           <w:color w:val="000000"/>
           <w:kern w:val="0"/>
           <w:lang w:eastAsia="es-PE"/>
-          <w14:ligatures w14:val="none"/>
+          <ns2:ligatures ns2:val="none"/>
         </w:rPr>
         <w:t xml:space="preserve">Además, </w:t>
       </w:r>
@@ -2195,7 +2195,7 @@
         <w:rPr>
           <w:rFonts w:ascii="Arial Narrow" w:eastAsia="Arial Narrow" w:hAnsi="Arial Narrow" w:cs="Arial Narrow"/>
           <w:kern w:val="0"/>
-          <w14:ligatures w14:val="none"/>
+          <ns2:ligatures ns2:val="none"/>
         </w:rPr>
         <w:t xml:space="preserve">la Secretaría Técnica, en ejercicio de sus facultades, </w:t>
       </w:r>
@@ -2205,7 +2205,7 @@
           <w:color w:val="000000"/>
           <w:kern w:val="0"/>
           <w:lang w:eastAsia="es-PE"/>
-          <w14:ligatures w14:val="none"/>
+          <ns2:ligatures ns2:val="none"/>
         </w:rPr>
         <w:t xml:space="preserve">considera </w:t>
       </w:r>
@@ -2213,7 +2213,7 @@
         <w:rPr>
           <w:rFonts w:ascii="Arial Narrow" w:eastAsia="Arial Narrow" w:hAnsi="Arial Narrow" w:cs="Arial Narrow"/>
           <w:kern w:val="0"/>
-          <w14:ligatures w14:val="none"/>
+          <ns2:ligatures ns2:val="none"/>
         </w:rPr>
         <w:t xml:space="preserve">que el hecho denunciado, consistente en que </w:t>
       </w:r>
@@ -2224,7 +2224,7 @@
           <w:kern w:val="0"/>
           <w:shd w:val="clear" w:color="auto" w:fill="FFFFFF"/>
           <w:lang w:eastAsia="es-PE"/>
-          <w14:ligatures w14:val="none"/>
+          <ns2:ligatures ns2:val="none"/>
         </w:rPr>
         <w:t>la compañía aseguradora no habría cumplido con aplicar oportunamente el descuento del 10% del pago de la prima, pues solo lo hizo ante el Reclamo 25-SBS015033 interpuesto por la denunciante</w:t>
       </w:r>
@@ -2232,7 +2232,7 @@
         <w:rPr>
           <w:rFonts w:ascii="Arial Narrow" w:eastAsia="Arial Narrow" w:hAnsi="Arial Narrow" w:cs="Arial Narrow"/>
           <w:kern w:val="0"/>
-          <w14:ligatures w14:val="none"/>
+          <ns2:ligatures ns2:val="none"/>
         </w:rPr>
         <w:t>; involucraría una presunta afectación a sus expectativas, quien no habría encontrado una correspondencia entre lo que esperaba recibir de parte del proveedor y lo que realmente recibió. Por consiguiente, corresponde calificar el hecho materia de denuncia como una presunta infracción al deber de idoneidad, tipificado en los artículos 18</w:t>
       </w:r>
@@ -2242,7 +2242,7 @@
           <w:color w:val="000000"/>
           <w:kern w:val="0"/>
           <w:lang w:eastAsia="es-PE"/>
-          <w14:ligatures w14:val="none"/>
+          <ns2:ligatures ns2:val="none"/>
         </w:rPr>
         <w:t/>
       </w:r>
@@ -2250,7 +2250,7 @@
         <w:rPr>
           <w:rFonts w:ascii="Arial Narrow" w:eastAsia="Arial Narrow" w:hAnsi="Arial Narrow" w:cs="Arial Narrow"/>
           <w:kern w:val="0"/>
-          <w14:ligatures w14:val="none"/>
+          <ns2:ligatures ns2:val="none"/>
         </w:rPr>
         <w:t xml:space="preserve"> y 19</w:t>
       </w:r>
@@ -2260,7 +2260,7 @@
           <w:color w:val="000000"/>
           <w:kern w:val="0"/>
           <w:lang w:eastAsia="es-PE"/>
-          <w14:ligatures w14:val="none"/>
+          <ns2:ligatures ns2:val="none"/>
         </w:rPr>
         <w:t/>
       </w:r>
@@ -2268,7 +2268,7 @@
         <w:rPr>
           <w:rFonts w:ascii="Arial Narrow" w:eastAsia="Arial Narrow" w:hAnsi="Arial Narrow" w:cs="Arial Narrow"/>
           <w:kern w:val="0"/>
-          <w14:ligatures w14:val="none"/>
+          <ns2:ligatures ns2:val="none"/>
         </w:rPr>
         <w:t xml:space="preserve"> del Código</w:t>
       </w:r>
@@ -2279,12 +2279,12 @@
           <w:color w:val="000000"/>
           <w:kern w:val="0"/>
           <w:lang w:eastAsia="es-PE"/>
-          <w14:ligatures w14:val="none"/>
+          <ns2:ligatures ns2:val="none"/>
         </w:rPr>
         <w:t>.</w:t>
       </w:r>
     </w:p>
-    <w:p>
+    <w:p ns2:paraId="0F8BAB9B" ns2:textId="77777777">
       <w:pPr>
         <w:pStyle w:val="Prrafodelista"/>
         <w:spacing w:after="0" w:line="240" w:lineRule="auto"/>
@@ -2293,11 +2293,11 @@
         <w:rPr>
           <w:rFonts w:ascii="Arial Narrow" w:eastAsia="Arial Narrow" w:hAnsi="Arial Narrow" w:cs="Arial Narrow"/>
           <w:kern w:val="0"/>
-          <w14:ligatures w14:val="none"/>
-        </w:rPr>
-      </w:pPr>
-    </w:p>
-    <w:p>
+          <ns2:ligatures ns2:val="none"/>
+        </w:rPr>
+      </w:pPr>
+    </w:p>
+    <w:p ns2:paraId="600F590B" ns2:textId="36F75478">
       <w:pPr>
         <w:pStyle w:val="Prrafodelista"/>
         <w:numPr>
@@ -2310,7 +2310,7 @@
         <w:rPr>
           <w:rFonts w:ascii="Arial Narrow" w:eastAsia="Arial Narrow" w:hAnsi="Arial Narrow" w:cs="Arial Narrow"/>
           <w:kern w:val="0"/>
-          <w14:ligatures w14:val="none"/>
+          <ns2:ligatures ns2:val="none"/>
         </w:rPr>
       </w:pPr>
       <w:r>
@@ -2320,7 +2320,7 @@
           <w:color w:val="000000"/>
           <w:kern w:val="0"/>
           <w:lang w:eastAsia="es-PE"/>
-          <w14:ligatures w14:val="none"/>
+          <ns2:ligatures ns2:val="none"/>
         </w:rPr>
         <w:t xml:space="preserve">Adicionalmente, </w:t>
       </w:r>
@@ -2328,7 +2328,7 @@
         <w:rPr>
           <w:rFonts w:ascii="Arial Narrow" w:eastAsia="Arial Narrow" w:hAnsi="Arial Narrow" w:cs="Arial Narrow"/>
           <w:kern w:val="0"/>
-          <w14:ligatures w14:val="none"/>
+          <ns2:ligatures ns2:val="none"/>
         </w:rPr>
         <w:t xml:space="preserve">la Secretaría Técnica, en ejercicio de sus facultades, </w:t>
       </w:r>
@@ -2338,7 +2338,7 @@
           <w:color w:val="000000"/>
           <w:kern w:val="0"/>
           <w:lang w:eastAsia="es-PE"/>
-          <w14:ligatures w14:val="none"/>
+          <ns2:ligatures ns2:val="none"/>
         </w:rPr>
         <w:t xml:space="preserve">considera </w:t>
       </w:r>
@@ -2346,7 +2346,7 @@
         <w:rPr>
           <w:rFonts w:ascii="Arial Narrow" w:eastAsia="Arial Narrow" w:hAnsi="Arial Narrow" w:cs="Arial Narrow"/>
           <w:kern w:val="0"/>
-          <w14:ligatures w14:val="none"/>
+          <ns2:ligatures ns2:val="none"/>
         </w:rPr>
         <w:t xml:space="preserve">que el hecho denunciado, consistente en que </w:t>
       </w:r>
@@ -2357,7 +2357,7 @@
           <w:kern w:val="0"/>
           <w:shd w:val="clear" w:color="auto" w:fill="FFFFFF"/>
           <w:lang w:eastAsia="es-PE"/>
-          <w14:ligatures w14:val="none"/>
+          <ns2:ligatures ns2:val="none"/>
         </w:rPr>
         <w:t>la compañía aseguradora no habría cumplido con devolver a la denunciante la suma de S/ 6 321,47, conforme a lo ofrecido</w:t>
       </w:r>
@@ -2365,7 +2365,7 @@
         <w:rPr>
           <w:rFonts w:ascii="Arial Narrow" w:eastAsia="Arial Narrow" w:hAnsi="Arial Narrow" w:cs="Arial Narrow"/>
           <w:kern w:val="0"/>
-          <w14:ligatures w14:val="none"/>
+          <ns2:ligatures ns2:val="none"/>
         </w:rPr>
         <w:t>; involucraría una presunta afectación a sus expectativas, quien no habría encontrado una correspondencia entre lo que esperaba recibir de parte del proveedor y lo que realmente recibió. Por consiguiente, corresponde calificar el hecho materia de denuncia como una presunta infracción al deber de idoneidad, tipificado en los artículos 18</w:t>
       </w:r>
@@ -2375,7 +2375,7 @@
           <w:color w:val="000000"/>
           <w:kern w:val="0"/>
           <w:lang w:eastAsia="es-PE"/>
-          <w14:ligatures w14:val="none"/>
+          <ns2:ligatures ns2:val="none"/>
         </w:rPr>
         <w:t/>
       </w:r>
@@ -2383,7 +2383,7 @@
         <w:rPr>
           <w:rFonts w:ascii="Arial Narrow" w:eastAsia="Arial Narrow" w:hAnsi="Arial Narrow" w:cs="Arial Narrow"/>
           <w:kern w:val="0"/>
-          <w14:ligatures w14:val="none"/>
+          <ns2:ligatures ns2:val="none"/>
         </w:rPr>
         <w:t xml:space="preserve"> y 19</w:t>
       </w:r>
@@ -2393,7 +2393,7 @@
           <w:color w:val="000000"/>
           <w:kern w:val="0"/>
           <w:lang w:eastAsia="es-PE"/>
-          <w14:ligatures w14:val="none"/>
+          <ns2:ligatures ns2:val="none"/>
         </w:rPr>
         <w:t/>
       </w:r>
@@ -2401,7 +2401,7 @@
         <w:rPr>
           <w:rFonts w:ascii="Arial Narrow" w:eastAsia="Arial Narrow" w:hAnsi="Arial Narrow" w:cs="Arial Narrow"/>
           <w:kern w:val="0"/>
-          <w14:ligatures w14:val="none"/>
+          <ns2:ligatures ns2:val="none"/>
         </w:rPr>
         <w:t xml:space="preserve"> del Código</w:t>
       </w:r>
@@ -2412,12 +2412,12 @@
           <w:color w:val="000000"/>
           <w:kern w:val="0"/>
           <w:lang w:eastAsia="es-PE"/>
-          <w14:ligatures w14:val="none"/>
+          <ns2:ligatures ns2:val="none"/>
         </w:rPr>
         <w:t>.</w:t>
       </w:r>
     </w:p>
-    <w:p>
+    <w:p ns2:paraId="116891C0" ns2:textId="77777777">
       <w:pPr>
         <w:pStyle w:val="Prrafodelista"/>
         <w:spacing w:after="0" w:line="240" w:lineRule="auto"/>
@@ -2426,11 +2426,11 @@
         <w:rPr>
           <w:rFonts w:ascii="Arial Narrow" w:eastAsia="Arial Narrow" w:hAnsi="Arial Narrow" w:cs="Arial Narrow"/>
           <w:kern w:val="0"/>
-          <w14:ligatures w14:val="none"/>
-        </w:rPr>
-      </w:pPr>
-    </w:p>
-    <w:p>
+          <ns2:ligatures ns2:val="none"/>
+        </w:rPr>
+      </w:pPr>
+    </w:p>
+    <w:p ns2:paraId="49D2FB66" ns2:textId="0EBB08E7">
       <w:pPr>
         <w:pStyle w:val="Prrafodelista"/>
         <w:numPr>
@@ -2443,14 +2443,14 @@
         <w:rPr>
           <w:rFonts w:ascii="Arial Narrow" w:eastAsia="Arial Narrow" w:hAnsi="Arial Narrow" w:cs="Arial Narrow"/>
           <w:kern w:val="0"/>
-          <w14:ligatures w14:val="none"/>
-        </w:rPr>
-      </w:pPr>
-      <w:r>
-        <w:rPr>
-          <w:rFonts w:ascii="Arial Narrow" w:eastAsia="Arial Narrow" w:hAnsi="Arial Narrow" w:cs="Arial Narrow"/>
-          <w:kern w:val="0"/>
-          <w14:ligatures w14:val="none"/>
+          <ns2:ligatures ns2:val="none"/>
+        </w:rPr>
+      </w:pPr>
+      <w:r>
+        <w:rPr>
+          <w:rFonts w:ascii="Arial Narrow" w:eastAsia="Arial Narrow" w:hAnsi="Arial Narrow" w:cs="Arial Narrow"/>
+          <w:kern w:val="0"/>
+          <ns2:ligatures ns2:val="none"/>
         </w:rPr>
         <w:t xml:space="preserve">Así también, </w:t>
       </w:r>
@@ -2458,7 +2458,7 @@
         <w:rPr>
           <w:rFonts w:ascii="Arial Narrow" w:eastAsia="Arial Narrow" w:hAnsi="Arial Narrow" w:cs="Arial Narrow"/>
           <w:kern w:val="0"/>
-          <w14:ligatures w14:val="none"/>
+          <ns2:ligatures ns2:val="none"/>
         </w:rPr>
         <w:t xml:space="preserve">la Secretaría Técnica, en ejercicio de sus facultades, </w:t>
       </w:r>
@@ -2468,7 +2468,7 @@
           <w:color w:val="000000"/>
           <w:kern w:val="0"/>
           <w:lang w:eastAsia="es-PE"/>
-          <w14:ligatures w14:val="none"/>
+          <ns2:ligatures ns2:val="none"/>
         </w:rPr>
         <w:t xml:space="preserve">considera </w:t>
       </w:r>
@@ -2476,7 +2476,7 @@
         <w:rPr>
           <w:rFonts w:ascii="Arial Narrow" w:eastAsia="Arial Narrow" w:hAnsi="Arial Narrow" w:cs="Arial Narrow"/>
           <w:kern w:val="0"/>
-          <w14:ligatures w14:val="none"/>
+          <ns2:ligatures ns2:val="none"/>
         </w:rPr>
         <w:t xml:space="preserve">que el hecho denunciado, consistente en que </w:t>
       </w:r>
@@ -2487,7 +2487,7 @@
           <w:kern w:val="0"/>
           <w:shd w:val="clear" w:color="auto" w:fill="FFFFFF"/>
           <w:lang w:eastAsia="es-PE"/>
-          <w14:ligatures w14:val="none"/>
+          <ns2:ligatures ns2:val="none"/>
         </w:rPr>
         <w:t>la compañía aseguradora no habría subsanado el cobro indebido realizado a la tarjeta ****8001 de la denunciante por la Póliza 1300214259, pues solo le ofreció la devolución de los meses en los que la cobertura no se usó y no por efectuar un cobro sin su autorización</w:t>
       </w:r>
@@ -2495,7 +2495,7 @@
         <w:rPr>
           <w:rFonts w:ascii="Arial Narrow" w:eastAsia="Arial Narrow" w:hAnsi="Arial Narrow" w:cs="Arial Narrow"/>
           <w:kern w:val="0"/>
-          <w14:ligatures w14:val="none"/>
+          <ns2:ligatures ns2:val="none"/>
         </w:rPr>
         <w:t>; involucraría una presunta afectación a sus expectativas, quien no habría encontrado una correspondencia entre lo que esperaba recibir de parte del proveedor y lo que realmente recibió. Por consiguiente, corresponde calificar el hecho materia de denuncia como una presunta infracción al deber de idoneidad, tipificado en los artículos 18</w:t>
       </w:r>
@@ -2505,7 +2505,7 @@
           <w:color w:val="000000"/>
           <w:kern w:val="0"/>
           <w:lang w:eastAsia="es-PE"/>
-          <w14:ligatures w14:val="none"/>
+          <ns2:ligatures ns2:val="none"/>
         </w:rPr>
         <w:t/>
       </w:r>
@@ -2513,7 +2513,7 @@
         <w:rPr>
           <w:rFonts w:ascii="Arial Narrow" w:eastAsia="Arial Narrow" w:hAnsi="Arial Narrow" w:cs="Arial Narrow"/>
           <w:kern w:val="0"/>
-          <w14:ligatures w14:val="none"/>
+          <ns2:ligatures ns2:val="none"/>
         </w:rPr>
         <w:t xml:space="preserve"> y 19</w:t>
       </w:r>
@@ -2523,7 +2523,7 @@
           <w:color w:val="000000"/>
           <w:kern w:val="0"/>
           <w:lang w:eastAsia="es-PE"/>
-          <w14:ligatures w14:val="none"/>
+          <ns2:ligatures ns2:val="none"/>
         </w:rPr>
         <w:t/>
       </w:r>
@@ -2531,7 +2531,7 @@
         <w:rPr>
           <w:rFonts w:ascii="Arial Narrow" w:eastAsia="Arial Narrow" w:hAnsi="Arial Narrow" w:cs="Arial Narrow"/>
           <w:kern w:val="0"/>
-          <w14:ligatures w14:val="none"/>
+          <ns2:ligatures ns2:val="none"/>
         </w:rPr>
         <w:t xml:space="preserve"> del Código</w:t>
       </w:r>
@@ -2542,12 +2542,12 @@
           <w:color w:val="000000"/>
           <w:kern w:val="0"/>
           <w:lang w:eastAsia="es-PE"/>
-          <w14:ligatures w14:val="none"/>
+          <ns2:ligatures ns2:val="none"/>
         </w:rPr>
         <w:t>.</w:t>
       </w:r>
     </w:p>
-    <w:p>
+    <w:p ns2:paraId="3E034A8D" ns2:textId="77777777">
       <w:pPr>
         <w:pStyle w:val="Prrafodelista"/>
         <w:rPr>
@@ -2556,11 +2556,11 @@
           <w:color w:val="000000"/>
           <w:kern w:val="0"/>
           <w:lang w:eastAsia="es-PE"/>
-          <w14:ligatures w14:val="none"/>
-        </w:rPr>
-      </w:pPr>
-    </w:p>
-    <w:p>
+          <ns2:ligatures ns2:val="none"/>
+        </w:rPr>
+      </w:pPr>
+    </w:p>
+    <w:p ns2:paraId="440C2E29" ns2:textId="5C4A3564">
       <w:pPr>
         <w:pStyle w:val="Prrafodelista"/>
         <w:numPr>
@@ -2573,7 +2573,7 @@
         <w:rPr>
           <w:rFonts w:ascii="Arial Narrow" w:eastAsia="Arial Narrow" w:hAnsi="Arial Narrow" w:cs="Arial Narrow"/>
           <w:kern w:val="0"/>
-          <w14:ligatures w14:val="none"/>
+          <ns2:ligatures ns2:val="none"/>
         </w:rPr>
       </w:pPr>
       <w:r>
@@ -2583,7 +2583,7 @@
           <w:color w:val="000000"/>
           <w:kern w:val="0"/>
           <w:lang w:eastAsia="es-PE"/>
-          <w14:ligatures w14:val="none"/>
+          <ns2:ligatures ns2:val="none"/>
         </w:rPr>
         <w:t xml:space="preserve">Además, </w:t>
       </w:r>
@@ -2591,7 +2591,7 @@
         <w:rPr>
           <w:rFonts w:ascii="Arial Narrow" w:eastAsia="Arial Narrow" w:hAnsi="Arial Narrow" w:cs="Arial Narrow"/>
           <w:kern w:val="0"/>
-          <w14:ligatures w14:val="none"/>
+          <ns2:ligatures ns2:val="none"/>
         </w:rPr>
         <w:t xml:space="preserve">la Secretaría Técnica, en ejercicio de sus facultades, </w:t>
       </w:r>
@@ -2601,7 +2601,7 @@
           <w:color w:val="000000"/>
           <w:kern w:val="0"/>
           <w:lang w:eastAsia="es-PE"/>
-          <w14:ligatures w14:val="none"/>
+          <ns2:ligatures ns2:val="none"/>
         </w:rPr>
         <w:t xml:space="preserve">considera </w:t>
       </w:r>
@@ -2609,7 +2609,7 @@
         <w:rPr>
           <w:rFonts w:ascii="Arial Narrow" w:eastAsia="Arial Narrow" w:hAnsi="Arial Narrow" w:cs="Arial Narrow"/>
           <w:kern w:val="0"/>
-          <w14:ligatures w14:val="none"/>
+          <ns2:ligatures ns2:val="none"/>
         </w:rPr>
         <w:t xml:space="preserve">que el hecho denunciado, consistente en que </w:t>
       </w:r>
@@ -2620,7 +2620,7 @@
           <w:kern w:val="0"/>
           <w:shd w:val="clear" w:color="auto" w:fill="FFFFFF"/>
           <w:lang w:eastAsia="es-PE"/>
-          <w14:ligatures w14:val="none"/>
+          <ns2:ligatures ns2:val="none"/>
         </w:rPr>
         <w:t>la compañía aseguradora habría afiliado tarjeta ****7066 de la denunciante para el cobro de las primas, pese a no contar con su autorización</w:t>
       </w:r>
@@ -2628,7 +2628,7 @@
         <w:rPr>
           <w:rFonts w:ascii="Arial Narrow" w:eastAsia="Arial Narrow" w:hAnsi="Arial Narrow" w:cs="Arial Narrow"/>
           <w:kern w:val="0"/>
-          <w14:ligatures w14:val="none"/>
+          <ns2:ligatures ns2:val="none"/>
         </w:rPr>
         <w:t>; involucraría una presunta afectación a sus expectativas, quien no habría encontrado una correspondencia entre lo que esperaba recibir de parte del proveedor y lo que realmente recibió. Por consiguiente, corresponde calificar el hecho materia de denuncia como una presunta infracción al deber de idoneidad, tipificado en los artículos 18</w:t>
       </w:r>
@@ -2638,7 +2638,7 @@
           <w:color w:val="000000"/>
           <w:kern w:val="0"/>
           <w:lang w:eastAsia="es-PE"/>
-          <w14:ligatures w14:val="none"/>
+          <ns2:ligatures ns2:val="none"/>
         </w:rPr>
         <w:t/>
       </w:r>
@@ -2646,7 +2646,7 @@
         <w:rPr>
           <w:rFonts w:ascii="Arial Narrow" w:eastAsia="Arial Narrow" w:hAnsi="Arial Narrow" w:cs="Arial Narrow"/>
           <w:kern w:val="0"/>
-          <w14:ligatures w14:val="none"/>
+          <ns2:ligatures ns2:val="none"/>
         </w:rPr>
         <w:t xml:space="preserve"> y 19</w:t>
       </w:r>
@@ -2656,7 +2656,7 @@
           <w:color w:val="000000"/>
           <w:kern w:val="0"/>
           <w:lang w:eastAsia="es-PE"/>
-          <w14:ligatures w14:val="none"/>
+          <ns2:ligatures ns2:val="none"/>
         </w:rPr>
         <w:t/>
       </w:r>
@@ -2664,7 +2664,7 @@
         <w:rPr>
           <w:rFonts w:ascii="Arial Narrow" w:eastAsia="Arial Narrow" w:hAnsi="Arial Narrow" w:cs="Arial Narrow"/>
           <w:kern w:val="0"/>
-          <w14:ligatures w14:val="none"/>
+          <ns2:ligatures ns2:val="none"/>
         </w:rPr>
         <w:t xml:space="preserve"> del Código</w:t>
       </w:r>
@@ -2675,12 +2675,12 @@
           <w:color w:val="000000"/>
           <w:kern w:val="0"/>
           <w:lang w:eastAsia="es-PE"/>
-          <w14:ligatures w14:val="none"/>
+          <ns2:ligatures ns2:val="none"/>
         </w:rPr>
         <w:t>.</w:t>
       </w:r>
     </w:p>
-    <w:p>
+    <w:p ns2:paraId="2253B75C" ns2:textId="77777777">
       <w:pPr>
         <w:pStyle w:val="Prrafodelista"/>
         <w:spacing w:after="0" w:line="240" w:lineRule="auto"/>
@@ -2689,11 +2689,11 @@
         <w:rPr>
           <w:rFonts w:ascii="Arial Narrow" w:eastAsia="Arial Narrow" w:hAnsi="Arial Narrow" w:cs="Arial Narrow"/>
           <w:kern w:val="0"/>
-          <w14:ligatures w14:val="none"/>
-        </w:rPr>
-      </w:pPr>
-    </w:p>
-    <w:p>
+          <ns2:ligatures ns2:val="none"/>
+        </w:rPr>
+      </w:pPr>
+    </w:p>
+    <w:p ns2:paraId="73AC2300" ns2:textId="02B11F1C">
       <w:pPr>
         <w:pStyle w:val="Prrafodelista"/>
         <w:numPr>
@@ -2706,7 +2706,7 @@
         <w:rPr>
           <w:rFonts w:ascii="Arial Narrow" w:eastAsia="Arial Narrow" w:hAnsi="Arial Narrow" w:cs="Arial Narrow"/>
           <w:kern w:val="0"/>
-          <w14:ligatures w14:val="none"/>
+          <ns2:ligatures ns2:val="none"/>
         </w:rPr>
       </w:pPr>
       <w:r>
@@ -2716,7 +2716,7 @@
           <w:color w:val="000000"/>
           <w:kern w:val="0"/>
           <w:lang w:eastAsia="es-PE"/>
-          <w14:ligatures w14:val="none"/>
+          <ns2:ligatures ns2:val="none"/>
         </w:rPr>
         <w:t xml:space="preserve">Adicionalmente, </w:t>
       </w:r>
@@ -2724,7 +2724,7 @@
         <w:rPr>
           <w:rFonts w:ascii="Arial Narrow" w:eastAsia="Arial Narrow" w:hAnsi="Arial Narrow" w:cs="Arial Narrow"/>
           <w:kern w:val="0"/>
-          <w14:ligatures w14:val="none"/>
+          <ns2:ligatures ns2:val="none"/>
         </w:rPr>
         <w:t xml:space="preserve">la Secretaría Técnica, en ejercicio de sus facultades, </w:t>
       </w:r>
@@ -2734,7 +2734,7 @@
           <w:color w:val="000000"/>
           <w:kern w:val="0"/>
           <w:lang w:eastAsia="es-PE"/>
-          <w14:ligatures w14:val="none"/>
+          <ns2:ligatures ns2:val="none"/>
         </w:rPr>
         <w:t xml:space="preserve">considera </w:t>
       </w:r>
@@ -2742,7 +2742,7 @@
         <w:rPr>
           <w:rFonts w:ascii="Arial Narrow" w:eastAsia="Arial Narrow" w:hAnsi="Arial Narrow" w:cs="Arial Narrow"/>
           <w:kern w:val="0"/>
-          <w14:ligatures w14:val="none"/>
+          <ns2:ligatures ns2:val="none"/>
         </w:rPr>
         <w:t xml:space="preserve">que el hecho denunciado, consistente en que </w:t>
       </w:r>
@@ -2753,7 +2753,7 @@
           <w:kern w:val="0"/>
           <w:shd w:val="clear" w:color="auto" w:fill="FFFFFF"/>
           <w:lang w:eastAsia="es-PE"/>
-          <w14:ligatures w14:val="none"/>
+          <ns2:ligatures ns2:val="none"/>
         </w:rPr>
         <w:t>la compañía aseguradora el 9 de abril de 2025 habría realizado una cobranza indebida a la denunciante por la prima de la Póliza 1300214259, pese a que esta había sido cobrada con anterioridad de la tarjeta ****8001</w:t>
       </w:r>
@@ -2761,7 +2761,7 @@
         <w:rPr>
           <w:rFonts w:ascii="Arial Narrow" w:eastAsia="Arial Narrow" w:hAnsi="Arial Narrow" w:cs="Arial Narrow"/>
           <w:kern w:val="0"/>
-          <w14:ligatures w14:val="none"/>
+          <ns2:ligatures ns2:val="none"/>
         </w:rPr>
         <w:t>; involucraría una presunta afectación a sus expectativas, quien no habría encontrado una correspondencia entre lo que esperaba recibir de parte del proveedor y lo que realmente recibió. Por consiguiente, corresponde calificar el hecho materia de denuncia como una presunta infracción al deber de idoneidad, tipificado en los artículos 18</w:t>
       </w:r>
@@ -2771,7 +2771,7 @@
           <w:color w:val="000000"/>
           <w:kern w:val="0"/>
           <w:lang w:eastAsia="es-PE"/>
-          <w14:ligatures w14:val="none"/>
+          <ns2:ligatures ns2:val="none"/>
         </w:rPr>
         <w:t/>
       </w:r>
@@ -2779,7 +2779,7 @@
         <w:rPr>
           <w:rFonts w:ascii="Arial Narrow" w:eastAsia="Arial Narrow" w:hAnsi="Arial Narrow" w:cs="Arial Narrow"/>
           <w:kern w:val="0"/>
-          <w14:ligatures w14:val="none"/>
+          <ns2:ligatures ns2:val="none"/>
         </w:rPr>
         <w:t xml:space="preserve"> y 19</w:t>
       </w:r>
@@ -2789,7 +2789,7 @@
           <w:color w:val="000000"/>
           <w:kern w:val="0"/>
           <w:lang w:eastAsia="es-PE"/>
-          <w14:ligatures w14:val="none"/>
+          <ns2:ligatures ns2:val="none"/>
         </w:rPr>
         <w:t/>
       </w:r>
@@ -2797,7 +2797,7 @@
         <w:rPr>
           <w:rFonts w:ascii="Arial Narrow" w:eastAsia="Arial Narrow" w:hAnsi="Arial Narrow" w:cs="Arial Narrow"/>
           <w:kern w:val="0"/>
-          <w14:ligatures w14:val="none"/>
+          <ns2:ligatures ns2:val="none"/>
         </w:rPr>
         <w:t xml:space="preserve"> del Código</w:t>
       </w:r>
@@ -2808,7 +2808,7 @@
           <w:color w:val="000000"/>
           <w:kern w:val="0"/>
           <w:lang w:eastAsia="es-PE"/>
-          <w14:ligatures w14:val="none"/>
+          <ns2:ligatures ns2:val="none"/>
         </w:rPr>
         <w:t>.</w:t>
       </w:r>
@@ -2819,22 +2819,22 @@
           <w:color w:val="000000"/>
           <w:kern w:val="0"/>
           <w:lang w:eastAsia="es-PE"/>
-          <w14:ligatures w14:val="none"/>
+          <ns2:ligatures ns2:val="none"/>
         </w:rPr>
         <w:t xml:space="preserve"> </w:t>
       </w:r>
     </w:p>
-    <w:p>
+    <w:p ns2:paraId="110E4946" ns2:textId="77777777">
       <w:pPr>
         <w:pStyle w:val="Prrafodelista"/>
         <w:rPr>
           <w:rFonts w:ascii="Arial Narrow" w:eastAsia="Arial Narrow" w:hAnsi="Arial Narrow" w:cs="Arial Narrow"/>
           <w:kern w:val="0"/>
-          <w14:ligatures w14:val="none"/>
-        </w:rPr>
-      </w:pPr>
-    </w:p>
-    <w:p>
+          <ns2:ligatures ns2:val="none"/>
+        </w:rPr>
+      </w:pPr>
+    </w:p>
+    <w:p ns2:paraId="671249D9" ns2:textId="4A0001CE">
       <w:pPr>
         <w:pStyle w:val="Prrafodelista"/>
         <w:numPr>
@@ -2847,14 +2847,14 @@
         <w:rPr>
           <w:rFonts w:ascii="Arial Narrow" w:eastAsia="Arial Narrow" w:hAnsi="Arial Narrow" w:cs="Arial Narrow"/>
           <w:kern w:val="0"/>
-          <w14:ligatures w14:val="none"/>
-        </w:rPr>
-      </w:pPr>
-      <w:r>
-        <w:rPr>
-          <w:rFonts w:ascii="Arial Narrow" w:eastAsia="Arial Narrow" w:hAnsi="Arial Narrow" w:cs="Arial Narrow"/>
-          <w:kern w:val="0"/>
-          <w14:ligatures w14:val="none"/>
+          <ns2:ligatures ns2:val="none"/>
+        </w:rPr>
+      </w:pPr>
+      <w:r>
+        <w:rPr>
+          <w:rFonts w:ascii="Arial Narrow" w:eastAsia="Arial Narrow" w:hAnsi="Arial Narrow" w:cs="Arial Narrow"/>
+          <w:kern w:val="0"/>
+          <ns2:ligatures ns2:val="none"/>
         </w:rPr>
         <w:t xml:space="preserve">Asimismo, </w:t>
       </w:r>
@@ -2864,7 +2864,7 @@
           <w:color w:val="000000"/>
           <w:kern w:val="0"/>
           <w:lang w:eastAsia="es-PE"/>
-          <w14:ligatures w14:val="none"/>
+          <ns2:ligatures ns2:val="none"/>
         </w:rPr>
         <w:t xml:space="preserve">la Secretaría Técnica, en ejercicio de sus facultades, considera </w:t>
       </w:r>
@@ -2872,7 +2872,7 @@
         <w:rPr>
           <w:rFonts w:ascii="Arial Narrow" w:eastAsia="Arial Narrow" w:hAnsi="Arial Narrow" w:cs="Arial"/>
           <w:kern w:val="0"/>
-          <w14:ligatures w14:val="none"/>
+          <ns2:ligatures ns2:val="none"/>
         </w:rPr>
         <w:t xml:space="preserve">que el hecho denunciado, consistente en que </w:t>
       </w:r>
@@ -2880,7 +2880,7 @@
         <w:rPr>
           <w:rFonts w:ascii="Arial Narrow" w:eastAsia="Arial Narrow" w:hAnsi="Arial Narrow" w:cs="Arial Narrow"/>
           <w:kern w:val="0"/>
-          <w14:ligatures w14:val="none"/>
+          <ns2:ligatures ns2:val="none"/>
         </w:rPr>
         <w:t>la compañía aseguradora no habría cumplido con entregar oportunamente a la denunciante la Póliza 1300214259 contratada</w:t>
       </w:r>
@@ -2888,7 +2888,7 @@
         <w:rPr>
           <w:rFonts w:ascii="Arial Narrow" w:eastAsia="Arial Narrow" w:hAnsi="Arial Narrow" w:cs="Arial"/>
           <w:kern w:val="0"/>
-          <w14:ligatures w14:val="none"/>
+          <ns2:ligatures ns2:val="none"/>
         </w:rPr>
         <w:t xml:space="preserve">. Por consiguiente, corresponde calificar el hecho materia de denuncia como una presunta infracción al deber de entregar a los usuarios copia de los </w:t>
       </w:r>
@@ -2896,7 +2896,7 @@
         <w:rPr>
           <w:rFonts w:ascii="Arial Narrow" w:eastAsia="Arial Narrow" w:hAnsi="Arial Narrow" w:cs="Arial"/>
           <w:kern w:val="0"/>
-          <w14:ligatures w14:val="none"/>
+          <ns2:ligatures ns2:val="none"/>
         </w:rPr>
         <w:lastRenderedPageBreak/>
         <w:t>contratos y demás documentación relacionada con dichos actos jurídicos, tipificado en el literal e) del artículo 47 del Código</w:t>
@@ -2907,7 +2907,7 @@
           <w:rFonts w:ascii="Arial Narrow" w:eastAsia="Arial Narrow" w:hAnsi="Arial Narrow" w:cs="Arial"/>
           <w:kern w:val="0"/>
           <w:vertAlign w:val="superscript"/>
-          <w14:ligatures w14:val="none"/>
+          <ns2:ligatures ns2:val="none"/>
         </w:rPr>
         <w:footnoteReference w:id="4"/>
       </w:r>
@@ -2915,23 +2915,23 @@
         <w:rPr>
           <w:rFonts w:ascii="Arial Narrow" w:eastAsia="Arial Narrow" w:hAnsi="Arial Narrow" w:cs="Arial"/>
           <w:kern w:val="0"/>
-          <w14:ligatures w14:val="none"/>
+          <ns2:ligatures ns2:val="none"/>
         </w:rPr>
         <w:t>.</w:t>
       </w:r>
     </w:p>
-    <w:p>
-      <w:pPr>
-        <w:spacing w:after="0" w:line="240" w:lineRule="auto"/>
-        <w:jc w:val="both"/>
-        <w:rPr>
-          <w:rFonts w:ascii="Arial Narrow" w:eastAsia="Arial Narrow" w:hAnsi="Arial Narrow" w:cs="Arial Narrow"/>
-          <w:kern w:val="0"/>
-          <w14:ligatures w14:val="none"/>
-        </w:rPr>
-      </w:pPr>
-    </w:p>
-    <w:p>
+    <w:p ns2:paraId="5147A053" ns2:textId="77777777">
+      <w:pPr>
+        <w:spacing w:after="0" w:line="240" w:lineRule="auto"/>
+        <w:jc w:val="both"/>
+        <w:rPr>
+          <w:rFonts w:ascii="Arial Narrow" w:eastAsia="Arial Narrow" w:hAnsi="Arial Narrow" w:cs="Arial Narrow"/>
+          <w:kern w:val="0"/>
+          <ns2:ligatures ns2:val="none"/>
+        </w:rPr>
+      </w:pPr>
+    </w:p>
+    <w:p ns2:paraId="2DC7B64E" ns2:textId="7AED5B11">
       <w:pPr>
         <w:pStyle w:val="Prrafodelista"/>
         <w:numPr>
@@ -2944,7 +2944,7 @@
         <w:rPr>
           <w:rFonts w:ascii="Arial Narrow" w:eastAsia="Arial Narrow" w:hAnsi="Arial Narrow" w:cs="Arial Narrow"/>
           <w:kern w:val="0"/>
-          <w14:ligatures w14:val="none"/>
+          <ns2:ligatures ns2:val="none"/>
         </w:rPr>
       </w:pPr>
       <w:r>
@@ -2954,7 +2954,7 @@
           <w:color w:val="000000"/>
           <w:kern w:val="0"/>
           <w:lang w:eastAsia="es-PE"/>
-          <w14:ligatures w14:val="none"/>
+          <ns2:ligatures ns2:val="none"/>
         </w:rPr>
         <w:t xml:space="preserve">Además, </w:t>
       </w:r>
@@ -2962,7 +2962,7 @@
         <w:rPr>
           <w:rFonts w:ascii="Arial Narrow" w:eastAsia="Arial Narrow" w:hAnsi="Arial Narrow" w:cs="Arial Narrow"/>
           <w:kern w:val="0"/>
-          <w14:ligatures w14:val="none"/>
+          <ns2:ligatures ns2:val="none"/>
         </w:rPr>
         <w:t xml:space="preserve">la Secretaría Técnica, en ejercicio de sus facultades, </w:t>
       </w:r>
@@ -2972,7 +2972,7 @@
           <w:color w:val="000000"/>
           <w:kern w:val="0"/>
           <w:lang w:eastAsia="es-PE"/>
-          <w14:ligatures w14:val="none"/>
+          <ns2:ligatures ns2:val="none"/>
         </w:rPr>
         <w:t xml:space="preserve">considera </w:t>
       </w:r>
@@ -2980,7 +2980,7 @@
         <w:rPr>
           <w:rFonts w:ascii="Arial Narrow" w:eastAsia="Arial Narrow" w:hAnsi="Arial Narrow" w:cs="Arial Narrow"/>
           <w:kern w:val="0"/>
-          <w14:ligatures w14:val="none"/>
+          <ns2:ligatures ns2:val="none"/>
         </w:rPr>
         <w:t xml:space="preserve">que el hecho denunciado, consistente en que </w:t>
       </w:r>
@@ -2991,7 +2991,7 @@
           <w:kern w:val="0"/>
           <w:shd w:val="clear" w:color="auto" w:fill="FFFFFF"/>
           <w:lang w:eastAsia="es-PE"/>
-          <w14:ligatures w14:val="none"/>
+          <ns2:ligatures ns2:val="none"/>
         </w:rPr>
         <w:t>la compañía aseguradora no habría brindado una atención adecuada a la denunciante por el canal de WhatsApp respecto al canal de cobro, al no brindarle una respuesta ante la información requerida</w:t>
       </w:r>
@@ -2999,7 +2999,7 @@
         <w:rPr>
           <w:rFonts w:ascii="Arial Narrow" w:eastAsia="Arial Narrow" w:hAnsi="Arial Narrow" w:cs="Arial Narrow"/>
           <w:kern w:val="0"/>
-          <w14:ligatures w14:val="none"/>
+          <ns2:ligatures ns2:val="none"/>
         </w:rPr>
         <w:t>; involucraría una presunta afectación a sus expectativas, quien no habría encontrado una correspondencia entre lo que esperaba recibir de parte del proveedor y lo que realmente recibió. Por consiguiente, corresponde calificar el hecho materia de denuncia como una presunta infracción al deber de idoneidad, tipificado en los artículos 18</w:t>
       </w:r>
@@ -3009,7 +3009,7 @@
           <w:color w:val="000000"/>
           <w:kern w:val="0"/>
           <w:lang w:eastAsia="es-PE"/>
-          <w14:ligatures w14:val="none"/>
+          <ns2:ligatures ns2:val="none"/>
         </w:rPr>
         <w:t/>
       </w:r>
@@ -3017,7 +3017,7 @@
         <w:rPr>
           <w:rFonts w:ascii="Arial Narrow" w:eastAsia="Arial Narrow" w:hAnsi="Arial Narrow" w:cs="Arial Narrow"/>
           <w:kern w:val="0"/>
-          <w14:ligatures w14:val="none"/>
+          <ns2:ligatures ns2:val="none"/>
         </w:rPr>
         <w:t xml:space="preserve"> y 19</w:t>
       </w:r>
@@ -3027,7 +3027,7 @@
           <w:color w:val="000000"/>
           <w:kern w:val="0"/>
           <w:lang w:eastAsia="es-PE"/>
-          <w14:ligatures w14:val="none"/>
+          <ns2:ligatures ns2:val="none"/>
         </w:rPr>
         <w:t/>
       </w:r>
@@ -3035,7 +3035,7 @@
         <w:rPr>
           <w:rFonts w:ascii="Arial Narrow" w:eastAsia="Arial Narrow" w:hAnsi="Arial Narrow" w:cs="Arial Narrow"/>
           <w:kern w:val="0"/>
-          <w14:ligatures w14:val="none"/>
+          <ns2:ligatures ns2:val="none"/>
         </w:rPr>
         <w:t xml:space="preserve"> del Código</w:t>
       </w:r>
@@ -3046,25 +3046,25 @@
           <w:color w:val="000000"/>
           <w:kern w:val="0"/>
           <w:lang w:eastAsia="es-PE"/>
-          <w14:ligatures w14:val="none"/>
+          <ns2:ligatures ns2:val="none"/>
         </w:rPr>
         <w:t>.</w:t>
       </w:r>
     </w:p>
-    <w:p>
-      <w:pPr>
-        <w:spacing w:after="0" w:line="240" w:lineRule="auto"/>
-        <w:jc w:val="both"/>
-        <w:rPr>
-          <w:rFonts w:ascii="Arial Narrow" w:eastAsia="Arial Narrow" w:hAnsi="Arial Narrow" w:cs="Arial Narrow"/>
-          <w:kern w:val="0"/>
-          <w14:ligatures w14:val="none"/>
+    <w:p ns2:paraId="4266B1E3" ns2:textId="77777777">
+      <w:pPr>
+        <w:spacing w:after="0" w:line="240" w:lineRule="auto"/>
+        <w:jc w:val="both"/>
+        <w:rPr>
+          <w:rFonts w:ascii="Arial Narrow" w:eastAsia="Arial Narrow" w:hAnsi="Arial Narrow" w:cs="Arial Narrow"/>
+          <w:kern w:val="0"/>
+          <ns2:ligatures ns2:val="none"/>
         </w:rPr>
       </w:pPr>
       <w:bookmarkStart w:id="7" w:name="_Hlk212534267"/>
     </w:p>
     <w:bookmarkEnd w:id="7"/>
-    <w:p>
+    <w:p ns2:paraId="07559B21" ns2:textId="3F651D11">
       <w:pPr>
         <w:pStyle w:val="Prrafodelista"/>
         <w:numPr>
@@ -3077,14 +3077,14 @@
         <w:rPr>
           <w:rFonts w:ascii="Arial Narrow" w:eastAsia="Arial Narrow" w:hAnsi="Arial Narrow" w:cs="Arial Narrow"/>
           <w:kern w:val="0"/>
-          <w14:ligatures w14:val="none"/>
-        </w:rPr>
-      </w:pPr>
-      <w:r>
-        <w:rPr>
-          <w:rFonts w:ascii="Arial Narrow" w:eastAsia="Arial Narrow" w:hAnsi="Arial Narrow" w:cs="Arial Narrow"/>
-          <w:kern w:val="0"/>
-          <w14:ligatures w14:val="none"/>
+          <ns2:ligatures ns2:val="none"/>
+        </w:rPr>
+      </w:pPr>
+      <w:r>
+        <w:rPr>
+          <w:rFonts w:ascii="Arial Narrow" w:eastAsia="Arial Narrow" w:hAnsi="Arial Narrow" w:cs="Arial Narrow"/>
+          <w:kern w:val="0"/>
+          <ns2:ligatures ns2:val="none"/>
         </w:rPr>
         <w:t xml:space="preserve">Asimismo, la Secretaría Técnica, en </w:t>
       </w:r>
@@ -3092,7 +3092,7 @@
         <w:rPr>
           <w:rFonts w:ascii="Arial Narrow" w:eastAsia="Arial Narrow" w:hAnsi="Arial Narrow" w:cs="Arial Narrow"/>
           <w:kern w:val="0"/>
-          <w14:ligatures w14:val="none"/>
+          <ns2:ligatures ns2:val="none"/>
         </w:rPr>
         <w:t xml:space="preserve">ejercicio de sus facultades, considera que el hecho denunciado, consistente en que </w:t>
       </w:r>
@@ -3100,7 +3100,7 @@
         <w:rPr>
           <w:rFonts w:ascii="Arial Narrow" w:eastAsia="Arial Narrow" w:hAnsi="Arial Narrow" w:cs="Arial"/>
           <w:kern w:val="0"/>
-          <w14:ligatures w14:val="none"/>
+          <ns2:ligatures ns2:val="none"/>
         </w:rPr>
         <w:t>la compañía aseguradora habría brindado una respuesta inadecuada al reclamo 25-SBS015033 presentado por la denunciante el 29 de abril de 2025</w:t>
       </w:r>
@@ -3108,7 +3108,7 @@
         <w:rPr>
           <w:rFonts w:ascii="Arial Narrow" w:eastAsia="Arial Narrow" w:hAnsi="Arial Narrow" w:cs="Arial"/>
           <w:kern w:val="0"/>
-          <w14:ligatures w14:val="none"/>
+          <ns2:ligatures ns2:val="none"/>
         </w:rPr>
         <w:t>. Por consiguiente, corresponde calificar el hecho materia de denuncia como una presunta infracción al numeral 88.1 del artículo 88 del Código</w:t>
       </w:r>
@@ -3121,7 +3121,7 @@
           <w:kern w:val="0"/>
           <w:vertAlign w:val="superscript"/>
           <w:lang w:eastAsia="es-PE"/>
-          <w14:ligatures w14:val="none"/>
+          <ns2:ligatures ns2:val="none"/>
         </w:rPr>
         <w:footnoteReference w:id="5"/>
       </w:r>
@@ -3132,13 +3132,13 @@
           <w:color w:val="000000"/>
           <w:kern w:val="0"/>
           <w:lang w:eastAsia="es-PE"/>
-          <w14:ligatures w14:val="none"/>
+          <ns2:ligatures ns2:val="none"/>
         </w:rPr>
         <w:t>.</w:t>
       </w:r>
     </w:p>
     <w:bookmarkEnd w:id="6"/>
-    <w:p>
+    <w:p ns2:paraId="432038D6" ns2:textId="0A9F6D75">
       <w:pPr>
         <w:spacing w:after="0" w:line="240" w:lineRule="auto"/>
         <w:jc w:val="both"/>
@@ -3146,11 +3146,11 @@
           <w:rFonts w:ascii="Arial Narrow" w:eastAsia="Calibri" w:hAnsi="Arial Narrow" w:cs="Arial Narrow"/>
           <w:kern w:val="0"/>
           <w:lang w:eastAsia="es-PE"/>
-          <w14:ligatures w14:val="none"/>
-        </w:rPr>
-      </w:pPr>
-    </w:p>
-    <w:p>
+          <ns2:ligatures ns2:val="none"/>
+        </w:rPr>
+      </w:pPr>
+    </w:p>
+    <w:p ns2:paraId="463134E5" ns2:textId="77777777">
       <w:pPr>
         <w:pStyle w:val="Prrafodelista"/>
         <w:numPr>
@@ -3164,7 +3164,7 @@
           <w:rFonts w:ascii="Arial Narrow" w:eastAsia="Calibri" w:hAnsi="Arial Narrow" w:cs="Arial Narrow"/>
           <w:kern w:val="0"/>
           <w:lang w:eastAsia="es-PE"/>
-          <w14:ligatures w14:val="none"/>
+          <ns2:ligatures ns2:val="none"/>
         </w:rPr>
       </w:pPr>
       <w:r>
@@ -3173,7 +3173,7 @@
           <w:color w:val="000000"/>
           <w:kern w:val="0"/>
           <w:lang w:eastAsia="es-PE"/>
-          <w14:ligatures w14:val="none"/>
+          <ns2:ligatures ns2:val="none"/>
         </w:rPr>
         <w:t>En tanto la denuncia reúne los requisitos establecidos por la norma citada, corresponde admitirla a trámite</w:t>
       </w:r>
@@ -3183,7 +3183,7 @@
           <w:rFonts w:ascii="Arial Narrow" w:eastAsia="Arial Narrow" w:hAnsi="Arial Narrow" w:cs="Arial Narrow"/>
           <w:kern w:val="0"/>
           <w:vertAlign w:val="superscript"/>
-          <w14:ligatures w14:val="none"/>
+          <ns2:ligatures ns2:val="none"/>
         </w:rPr>
         <w:footnoteReference w:id="6"/>
       </w:r>
@@ -3193,12 +3193,12 @@
           <w:color w:val="000000"/>
           <w:kern w:val="0"/>
           <w:lang w:eastAsia="es-PE"/>
-          <w14:ligatures w14:val="none"/>
+          <ns2:ligatures ns2:val="none"/>
         </w:rPr>
         <w:t>.</w:t>
       </w:r>
     </w:p>
-    <w:p>
+    <w:p ns2:paraId="68C71625" ns2:textId="77777777">
       <w:pPr>
         <w:spacing w:after="0" w:line="240" w:lineRule="auto"/>
         <w:ind w:left="567"/>
@@ -3209,11 +3209,11 @@
           <w:color w:val="000000"/>
           <w:kern w:val="0"/>
           <w:lang w:eastAsia="es-PE"/>
-          <w14:ligatures w14:val="none"/>
-        </w:rPr>
-      </w:pPr>
-    </w:p>
-    <w:p>
+          <ns2:ligatures ns2:val="none"/>
+        </w:rPr>
+      </w:pPr>
+    </w:p>
+    <w:p ns2:paraId="38A98B4B" ns2:textId="77777777">
       <w:pPr>
         <w:pStyle w:val="Prrafodelista"/>
         <w:numPr>
@@ -3233,7 +3233,7 @@
           <w:color w:val="000000"/>
           <w:kern w:val="0"/>
           <w:lang w:eastAsia="es-PE"/>
-          <w14:ligatures w14:val="none"/>
+          <ns2:ligatures ns2:val="none"/>
         </w:rPr>
       </w:pPr>
       <w:r>
@@ -3243,7 +3243,7 @@
           <w:color w:val="000000"/>
           <w:kern w:val="0"/>
           <w:lang w:eastAsia="es-PE"/>
-          <w14:ligatures w14:val="none"/>
+          <ns2:ligatures ns2:val="none"/>
         </w:rPr>
         <w:t>REQUERIMIENTO DE INFORMACI</w:t>
       </w:r>
@@ -3254,7 +3254,7 @@
           <w:color w:val="000000"/>
           <w:kern w:val="0"/>
           <w:lang w:eastAsia="es-PE"/>
-          <w14:ligatures w14:val="none"/>
+          <ns2:ligatures ns2:val="none"/>
         </w:rPr>
         <w:t>Ó</w:t>
       </w:r>
@@ -3265,12 +3265,12 @@
           <w:color w:val="000000"/>
           <w:kern w:val="0"/>
           <w:lang w:eastAsia="es-PE"/>
-          <w14:ligatures w14:val="none"/>
+          <ns2:ligatures ns2:val="none"/>
         </w:rPr>
         <w:t>N</w:t>
       </w:r>
     </w:p>
-    <w:p>
+    <w:p ns2:paraId="5B518DC4" ns2:textId="77777777">
       <w:pPr>
         <w:spacing w:after="0" w:line="240" w:lineRule="auto"/>
         <w:jc w:val="both"/>
@@ -3279,11 +3279,11 @@
           <w:color w:val="000000"/>
           <w:kern w:val="0"/>
           <w:lang w:val="es-ES" w:eastAsia="es-ES"/>
-          <w14:ligatures w14:val="none"/>
-        </w:rPr>
-      </w:pPr>
-    </w:p>
-    <w:p>
+          <ns2:ligatures ns2:val="none"/>
+        </w:rPr>
+      </w:pPr>
+    </w:p>
+    <w:p ns2:paraId="62B88A04" ns2:textId="3A6EDE99">
       <w:pPr>
         <w:pStyle w:val="Prrafodelista"/>
         <w:numPr>
@@ -3298,7 +3298,7 @@
           <w:color w:val="000000"/>
           <w:kern w:val="0"/>
           <w:lang w:val="es-ES" w:eastAsia="es-ES"/>
-          <w14:ligatures w14:val="none"/>
+          <ns2:ligatures ns2:val="none"/>
         </w:rPr>
       </w:pPr>
       <w:r>
@@ -3307,7 +3307,7 @@
           <w:color w:val="000000"/>
           <w:kern w:val="0"/>
           <w:lang w:val="es-ES" w:eastAsia="es-ES"/>
-          <w14:ligatures w14:val="none"/>
+          <ns2:ligatures ns2:val="none"/>
         </w:rPr>
         <w:t xml:space="preserve">A efectos de tener mayores elementos que sirvan para la resolución definitiva del presente caso, la Secretaría Técnica, en ejercicio de las facultades que la ley le confiere, conviene </w:t>
       </w:r>
@@ -3317,7 +3317,7 @@
           <w:color w:val="000000"/>
           <w:kern w:val="0"/>
           <w:lang w:val="es-ES" w:eastAsia="es-ES"/>
-          <w14:ligatures w14:val="none"/>
+          <ns2:ligatures ns2:val="none"/>
         </w:rPr>
         <w:t xml:space="preserve">requerir </w:t>
       </w:r>
@@ -3327,7 +3327,7 @@
           <w:color w:val="000000"/>
           <w:kern w:val="0"/>
           <w:lang w:val="es-ES" w:eastAsia="es-ES"/>
-          <w14:ligatures w14:val="none"/>
+          <ns2:ligatures ns2:val="none"/>
         </w:rPr>
         <w:t>a</w:t>
       </w:r>
@@ -3337,7 +3337,7 @@
           <w:color w:val="000000"/>
           <w:kern w:val="0"/>
           <w:lang w:val="es-ES" w:eastAsia="es-ES"/>
-          <w14:ligatures w14:val="none"/>
+          <ns2:ligatures ns2:val="none"/>
         </w:rPr>
         <w:t xml:space="preserve"> </w:t>
       </w:r>
@@ -3347,7 +3347,7 @@
           <w:color w:val="000000"/>
           <w:kern w:val="0"/>
           <w:lang w:val="es-ES" w:eastAsia="es-ES"/>
-          <w14:ligatures w14:val="none"/>
+          <ns2:ligatures ns2:val="none"/>
         </w:rPr>
         <w:t>la</w:t>
       </w:r>
@@ -3357,7 +3357,7 @@
           <w:color w:val="000000"/>
           <w:kern w:val="0"/>
           <w:lang w:val="es-ES" w:eastAsia="es-ES"/>
-          <w14:ligatures w14:val="none"/>
+          <ns2:ligatures ns2:val="none"/>
         </w:rPr>
         <w:t xml:space="preserve"> </w:t>
       </w:r>
@@ -3367,7 +3367,7 @@
           <w:color w:val="000000"/>
           <w:kern w:val="0"/>
           <w:lang w:val="es-ES" w:eastAsia="es-ES"/>
-          <w14:ligatures w14:val="none"/>
+          <ns2:ligatures ns2:val="none"/>
         </w:rPr>
         <w:t>compañía aseguradora</w:t>
       </w:r>
@@ -3377,7 +3377,7 @@
           <w:color w:val="000000"/>
           <w:kern w:val="0"/>
           <w:lang w:val="es-ES" w:eastAsia="es-ES"/>
-          <w14:ligatures w14:val="none"/>
+          <ns2:ligatures ns2:val="none"/>
         </w:rPr>
         <w:t xml:space="preserve"> que, en un pla</w:t>
       </w:r>
@@ -3387,7 +3387,7 @@
           <w:color w:val="000000"/>
           <w:kern w:val="0"/>
           <w:lang w:val="es-ES" w:eastAsia="es-ES"/>
-          <w14:ligatures w14:val="none"/>
+          <ns2:ligatures ns2:val="none"/>
         </w:rPr>
         <w:t xml:space="preserve">zo no mayor de cinco (5) días hábiles contado a partir del día siguiente de la notificación de la presente resolución, cumpla con lo siguiente: </w:t>
       </w:r>
@@ -3397,7 +3397,7 @@
           <w:color w:val="000000"/>
           <w:kern w:val="0"/>
           <w:lang w:val="es-ES" w:eastAsia="es-ES"/>
-          <w14:ligatures w14:val="none"/>
+          <ns2:ligatures ns2:val="none"/>
         </w:rPr>
         <w:t>(i) presentar una copia completa, legible y debidamente suscrita de la Póliza 1300214259 del Seguro de Vida, así como el cargo de remisión de la póliza; (ii) presentar los medios probatorios que acrediten que el cobro por S/ 10 535,78 desde la tarjeta **** 8001 se realizó con la autorización de la denunciante; y, (iii) presentar todas las comunicaciones cursadas con la parte denunciante en virtud del hecho materia de denuncia</w:t>
       </w:r>
@@ -3407,12 +3407,12 @@
           <w:color w:val="000000"/>
           <w:kern w:val="0"/>
           <w:lang w:val="es-ES" w:eastAsia="es-ES"/>
-          <w14:ligatures w14:val="none"/>
+          <ns2:ligatures ns2:val="none"/>
         </w:rPr>
         <w:t>.</w:t>
       </w:r>
     </w:p>
-    <w:p>
+    <w:p ns2:paraId="5C93B848" ns2:textId="77777777">
       <w:pPr>
         <w:pStyle w:val="Prrafodelista"/>
         <w:spacing w:after="0" w:line="240" w:lineRule="auto"/>
@@ -3423,11 +3423,11 @@
           <w:color w:val="000000"/>
           <w:kern w:val="0"/>
           <w:lang w:val="es-ES" w:eastAsia="es-ES"/>
-          <w14:ligatures w14:val="none"/>
-        </w:rPr>
-      </w:pPr>
-    </w:p>
-    <w:p>
+          <ns2:ligatures ns2:val="none"/>
+        </w:rPr>
+      </w:pPr>
+    </w:p>
+    <w:p ns2:paraId="2A119386" ns2:textId="77777777">
       <w:pPr>
         <w:pStyle w:val="Prrafodelista"/>
         <w:numPr>
@@ -3447,7 +3447,7 @@
           <w:color w:val="000000"/>
           <w:kern w:val="0"/>
           <w:lang w:eastAsia="es-PE"/>
-          <w14:ligatures w14:val="none"/>
+          <ns2:ligatures ns2:val="none"/>
         </w:rPr>
       </w:pPr>
       <w:r>
@@ -3457,12 +3457,12 @@
           <w:color w:val="000000"/>
           <w:kern w:val="0"/>
           <w:lang w:eastAsia="es-PE"/>
-          <w14:ligatures w14:val="none"/>
+          <ns2:ligatures ns2:val="none"/>
         </w:rPr>
         <w:t xml:space="preserve">RESOLUCIÓN DE LA SECRETARÍA TÉCNICA </w:t>
       </w:r>
     </w:p>
-    <w:p>
+    <w:p ns2:paraId="7F554EB2" ns2:textId="77777777">
       <w:pPr>
         <w:spacing w:after="0" w:line="240" w:lineRule="auto"/>
         <w:jc w:val="both"/>
@@ -3472,11 +3472,11 @@
           <w:color w:val="000000"/>
           <w:kern w:val="0"/>
           <w:lang w:eastAsia="es-PE"/>
-          <w14:ligatures w14:val="none"/>
-        </w:rPr>
-      </w:pPr>
-    </w:p>
-    <w:p>
+          <ns2:ligatures ns2:val="none"/>
+        </w:rPr>
+      </w:pPr>
+    </w:p>
+    <w:p ns2:paraId="40BE44E6" ns2:textId="5CE6AE1E">
       <w:pPr>
         <w:spacing w:after="0" w:line="240" w:lineRule="auto"/>
         <w:jc w:val="both"/>
@@ -3485,7 +3485,7 @@
           <w:color w:val="000000"/>
           <w:kern w:val="0"/>
           <w:lang w:eastAsia="es-PE"/>
-          <w14:ligatures w14:val="none"/>
+          <ns2:ligatures ns2:val="none"/>
         </w:rPr>
       </w:pPr>
       <w:r>
@@ -3495,7 +3495,7 @@
           <w:color w:val="000000"/>
           <w:kern w:val="0"/>
           <w:lang w:eastAsia="es-PE"/>
-          <w14:ligatures w14:val="none"/>
+          <ns2:ligatures ns2:val="none"/>
         </w:rPr>
         <w:lastRenderedPageBreak/>
         <w:t xml:space="preserve">PRIMERO: admitir a trámite la denuncia del 30 de setiembre de 2025, complementado con el escrito del 31 de octubre de 2025, interpuesta por la señora [DENUNCIANTE] contra Rímac Seguros y Reaseguros S.A., por lo siguiente:</w:t>
@@ -3507,7 +3507,7 @@
           <w:kern w:val="0"/>
           <w:shd w:val="clear" w:color="auto" w:fill="FFFFFF"/>
           <w:lang w:eastAsia="es-PE"/>
-          <w14:ligatures w14:val="none"/>
+          <ns2:ligatures ns2:val="none"/>
         </w:rPr>
         <w:t xml:space="preserve"/>
       </w:r>
@@ -3518,7 +3518,7 @@
           <w:kern w:val="0"/>
           <w:shd w:val="clear" w:color="auto" w:fill="FFFFFF"/>
           <w:lang w:eastAsia="es-PE"/>
-          <w14:ligatures w14:val="none"/>
+          <ns2:ligatures ns2:val="none"/>
         </w:rPr>
         <w:t/>
       </w:r>
@@ -3529,7 +3529,7 @@
           <w:kern w:val="0"/>
           <w:shd w:val="clear" w:color="auto" w:fill="FFFFFF"/>
           <w:lang w:eastAsia="es-PE"/>
-          <w14:ligatures w14:val="none"/>
+          <ns2:ligatures ns2:val="none"/>
         </w:rPr>
         <w:t xml:space="preserve"/>
       </w:r>
@@ -3540,7 +3540,7 @@
           <w:kern w:val="0"/>
           <w:shd w:val="clear" w:color="auto" w:fill="FFFFFF"/>
           <w:lang w:eastAsia="es-PE"/>
-          <w14:ligatures w14:val="none"/>
+          <ns2:ligatures ns2:val="none"/>
         </w:rPr>
         <w:t xml:space="preserve"/>
       </w:r>
@@ -3551,7 +3551,7 @@
           <w:kern w:val="0"/>
           <w:shd w:val="clear" w:color="auto" w:fill="FFFFFF"/>
           <w:lang w:eastAsia="es-PE"/>
-          <w14:ligatures w14:val="none"/>
+          <ns2:ligatures ns2:val="none"/>
         </w:rPr>
         <w:t xml:space="preserve"/>
       </w:r>
@@ -3562,7 +3562,7 @@
           <w:kern w:val="0"/>
           <w:shd w:val="clear" w:color="auto" w:fill="FFFFFF"/>
           <w:lang w:eastAsia="es-PE"/>
-          <w14:ligatures w14:val="none"/>
+          <ns2:ligatures ns2:val="none"/>
         </w:rPr>
         <w:t xml:space="preserve"/>
       </w:r>
@@ -3573,7 +3573,7 @@
           <w:kern w:val="0"/>
           <w:shd w:val="clear" w:color="auto" w:fill="FFFFFF"/>
           <w:lang w:eastAsia="es-PE"/>
-          <w14:ligatures w14:val="none"/>
+          <ns2:ligatures ns2:val="none"/>
         </w:rPr>
         <w:t xml:space="preserve"/>
       </w:r>
@@ -3584,7 +3584,7 @@
           <w:kern w:val="0"/>
           <w:shd w:val="clear" w:color="auto" w:fill="FFFFFF"/>
           <w:lang w:eastAsia="es-PE"/>
-          <w14:ligatures w14:val="none"/>
+          <ns2:ligatures ns2:val="none"/>
         </w:rPr>
         <w:t/>
       </w:r>
@@ -3595,7 +3595,7 @@
           <w:kern w:val="0"/>
           <w:shd w:val="clear" w:color="auto" w:fill="FFFFFF"/>
           <w:lang w:eastAsia="es-PE"/>
-          <w14:ligatures w14:val="none"/>
+          <ns2:ligatures ns2:val="none"/>
         </w:rPr>
         <w:t xml:space="preserve"/>
       </w:r>
@@ -3606,12 +3606,12 @@
           <w:kern w:val="0"/>
           <w:shd w:val="clear" w:color="auto" w:fill="FFFFFF"/>
           <w:lang w:eastAsia="es-PE"/>
-          <w14:ligatures w14:val="none"/>
+          <ns2:ligatures ns2:val="none"/>
         </w:rPr>
         <w:t/>
       </w:r>
     </w:p>
-    <w:p>
+    <w:p ns2:paraId="5E66126E" ns2:textId="77777777">
       <w:pPr>
         <w:spacing w:after="0" w:line="240" w:lineRule="auto"/>
         <w:jc w:val="both"/>
@@ -3620,11 +3620,11 @@
           <w:color w:val="000000"/>
           <w:kern w:val="0"/>
           <w:lang w:eastAsia="es-PE"/>
-          <w14:ligatures w14:val="none"/>
-        </w:rPr>
-      </w:pPr>
-    </w:p>
-    <w:p>
+          <ns2:ligatures ns2:val="none"/>
+        </w:rPr>
+      </w:pPr>
+    </w:p>
+    <w:p ns2:paraId="0CDDEEDD" ns2:textId="104F0045">
       <w:pPr>
         <w:pStyle w:val="Prrafodelista"/>
         <w:numPr>
@@ -3642,7 +3642,7 @@
           <w:rFonts w:ascii="Arial Narrow" w:eastAsia="Calibri" w:hAnsi="Arial Narrow" w:cs="Arial Narrow"/>
           <w:kern w:val="0"/>
           <w:lang w:eastAsia="es-PE"/>
-          <w14:ligatures w14:val="none"/>
+          <ns2:ligatures ns2:val="none"/>
         </w:rPr>
       </w:pPr>
       <w:r>
@@ -3651,7 +3651,7 @@
           <w:color w:val="000000"/>
           <w:kern w:val="0"/>
           <w:lang w:eastAsia="es-PE"/>
-          <w14:ligatures w14:val="none"/>
+          <ns2:ligatures ns2:val="none"/>
         </w:rPr>
         <w:t>Presunta</w:t>
       </w:r>
@@ -3661,7 +3661,7 @@
           <w:kern w:val="0"/>
           <w:shd w:val="clear" w:color="auto" w:fill="FFFFFF"/>
           <w:lang w:eastAsia="es-PE"/>
-          <w14:ligatures w14:val="none"/>
+          <ns2:ligatures ns2:val="none"/>
         </w:rPr>
         <w:t xml:space="preserve"> infracción a los artículos 18 y 19</w:t>
       </w:r>
@@ -3670,7 +3670,7 @@
           <w:rFonts w:ascii="Arial Narrow" w:eastAsia="Calibri" w:hAnsi="Arial Narrow" w:cs="Arial Narrow"/>
           <w:kern w:val="0"/>
           <w:lang w:eastAsia="es-PE"/>
-          <w14:ligatures w14:val="none"/>
+          <ns2:ligatures ns2:val="none"/>
         </w:rPr>
         <w:t xml:space="preserve"> de </w:t>
       </w:r>
@@ -3680,7 +3680,7 @@
           <w:kern w:val="0"/>
           <w:shd w:val="clear" w:color="auto" w:fill="FFFFFF"/>
           <w:lang w:eastAsia="es-PE"/>
-          <w14:ligatures w14:val="none"/>
+          <ns2:ligatures ns2:val="none"/>
         </w:rPr>
         <w:t xml:space="preserve">la Ley 29571, Código de Protección y Defensa del Consumidor, en tanto </w:t>
       </w:r>
@@ -3690,7 +3690,7 @@
           <w:kern w:val="0"/>
           <w:shd w:val="clear" w:color="auto" w:fill="FFFFFF"/>
           <w:lang w:eastAsia="es-PE"/>
-          <w14:ligatures w14:val="none"/>
+          <ns2:ligatures ns2:val="none"/>
         </w:rPr>
         <w:t xml:space="preserve">la compañía aseguradora habría </w:t>
       </w:r>
@@ -3700,7 +3700,7 @@
           <w:kern w:val="0"/>
           <w:shd w:val="clear" w:color="auto" w:fill="FFFFFF"/>
           <w:lang w:eastAsia="es-PE"/>
-          <w14:ligatures w14:val="none"/>
+          <ns2:ligatures ns2:val="none"/>
         </w:rPr>
         <w:t>gestionado el cobro de</w:t>
       </w:r>
@@ -3710,7 +3710,7 @@
           <w:kern w:val="0"/>
           <w:shd w:val="clear" w:color="auto" w:fill="FFFFFF"/>
           <w:lang w:eastAsia="es-PE"/>
-          <w14:ligatures w14:val="none"/>
+          <ns2:ligatures ns2:val="none"/>
         </w:rPr>
         <w:t xml:space="preserve"> S/ 10 535,78 de la </w:t>
       </w:r>
@@ -3720,7 +3720,7 @@
           <w:kern w:val="0"/>
           <w:shd w:val="clear" w:color="auto" w:fill="FFFFFF"/>
           <w:lang w:eastAsia="es-PE"/>
-          <w14:ligatures w14:val="none"/>
+          <ns2:ligatures ns2:val="none"/>
         </w:rPr>
         <w:t>tarjeta ****8001 de</w:t>
       </w:r>
@@ -3730,7 +3730,7 @@
           <w:kern w:val="0"/>
           <w:shd w:val="clear" w:color="auto" w:fill="FFFFFF"/>
           <w:lang w:eastAsia="es-PE"/>
-          <w14:ligatures w14:val="none"/>
+          <ns2:ligatures ns2:val="none"/>
         </w:rPr>
         <w:t xml:space="preserve"> la</w:t>
       </w:r>
@@ -3740,7 +3740,7 @@
           <w:kern w:val="0"/>
           <w:shd w:val="clear" w:color="auto" w:fill="FFFFFF"/>
           <w:lang w:eastAsia="es-PE"/>
-          <w14:ligatures w14:val="none"/>
+          <ns2:ligatures ns2:val="none"/>
         </w:rPr>
         <w:t xml:space="preserve"> denunciante, pese a que no autorizó dicho medio de pago, vulnerando sus datos bancarios</w:t>
       </w:r>
@@ -3750,12 +3750,12 @@
           <w:kern w:val="0"/>
           <w:shd w:val="clear" w:color="auto" w:fill="FFFFFF"/>
           <w:lang w:eastAsia="es-PE"/>
-          <w14:ligatures w14:val="none"/>
+          <ns2:ligatures ns2:val="none"/>
         </w:rPr>
         <w:t>.</w:t>
       </w:r>
     </w:p>
-    <w:p>
+    <w:p ns2:paraId="7E66994E" ns2:textId="77777777">
       <w:pPr>
         <w:pStyle w:val="Prrafodelista"/>
         <w:spacing w:after="0" w:line="240" w:lineRule="auto"/>
@@ -3765,11 +3765,11 @@
           <w:rFonts w:ascii="Arial Narrow" w:eastAsia="Calibri" w:hAnsi="Arial Narrow" w:cs="Arial Narrow"/>
           <w:kern w:val="0"/>
           <w:lang w:eastAsia="es-PE"/>
-          <w14:ligatures w14:val="none"/>
-        </w:rPr>
-      </w:pPr>
-    </w:p>
-    <w:p>
+          <ns2:ligatures ns2:val="none"/>
+        </w:rPr>
+      </w:pPr>
+    </w:p>
+    <w:p ns2:paraId="2DB4762C" ns2:textId="265A862D">
       <w:pPr>
         <w:pStyle w:val="Prrafodelista"/>
         <w:numPr>
@@ -3787,7 +3787,7 @@
           <w:rFonts w:ascii="Arial Narrow" w:eastAsia="Calibri" w:hAnsi="Arial Narrow" w:cs="Arial Narrow"/>
           <w:kern w:val="0"/>
           <w:lang w:eastAsia="es-PE"/>
-          <w14:ligatures w14:val="none"/>
+          <ns2:ligatures ns2:val="none"/>
         </w:rPr>
       </w:pPr>
       <w:r>
@@ -3796,7 +3796,7 @@
           <w:color w:val="000000"/>
           <w:kern w:val="0"/>
           <w:lang w:eastAsia="es-PE"/>
-          <w14:ligatures w14:val="none"/>
+          <ns2:ligatures ns2:val="none"/>
         </w:rPr>
         <w:t>Presunta</w:t>
       </w:r>
@@ -3806,7 +3806,7 @@
           <w:kern w:val="0"/>
           <w:shd w:val="clear" w:color="auto" w:fill="FFFFFF"/>
           <w:lang w:eastAsia="es-PE"/>
-          <w14:ligatures w14:val="none"/>
+          <ns2:ligatures ns2:val="none"/>
         </w:rPr>
         <w:t xml:space="preserve"> infracción a los artículos 18 y 19</w:t>
       </w:r>
@@ -3815,7 +3815,7 @@
           <w:rFonts w:ascii="Arial Narrow" w:eastAsia="Calibri" w:hAnsi="Arial Narrow" w:cs="Arial Narrow"/>
           <w:kern w:val="0"/>
           <w:lang w:eastAsia="es-PE"/>
-          <w14:ligatures w14:val="none"/>
+          <ns2:ligatures ns2:val="none"/>
         </w:rPr>
         <w:t xml:space="preserve"> de </w:t>
       </w:r>
@@ -3825,7 +3825,7 @@
           <w:kern w:val="0"/>
           <w:shd w:val="clear" w:color="auto" w:fill="FFFFFF"/>
           <w:lang w:eastAsia="es-PE"/>
-          <w14:ligatures w14:val="none"/>
+          <ns2:ligatures ns2:val="none"/>
         </w:rPr>
         <w:t xml:space="preserve">la Ley 29571, Código de Protección y Defensa del Consumidor, en tanto </w:t>
       </w:r>
@@ -3835,7 +3835,7 @@
           <w:kern w:val="0"/>
           <w:shd w:val="clear" w:color="auto" w:fill="FFFFFF"/>
           <w:lang w:eastAsia="es-PE"/>
-          <w14:ligatures w14:val="none"/>
+          <ns2:ligatures ns2:val="none"/>
         </w:rPr>
         <w:t>la compañía aseguradora habría afiliado tarjeta ****9239 de</w:t>
       </w:r>
@@ -3845,7 +3845,7 @@
           <w:kern w:val="0"/>
           <w:shd w:val="clear" w:color="auto" w:fill="FFFFFF"/>
           <w:lang w:eastAsia="es-PE"/>
-          <w14:ligatures w14:val="none"/>
+          <ns2:ligatures ns2:val="none"/>
         </w:rPr>
         <w:t xml:space="preserve"> </w:t>
       </w:r>
@@ -3855,7 +3855,7 @@
           <w:kern w:val="0"/>
           <w:shd w:val="clear" w:color="auto" w:fill="FFFFFF"/>
           <w:lang w:eastAsia="es-PE"/>
-          <w14:ligatures w14:val="none"/>
+          <ns2:ligatures ns2:val="none"/>
         </w:rPr>
         <w:t>l</w:t>
       </w:r>
@@ -3865,7 +3865,7 @@
           <w:kern w:val="0"/>
           <w:shd w:val="clear" w:color="auto" w:fill="FFFFFF"/>
           <w:lang w:eastAsia="es-PE"/>
-          <w14:ligatures w14:val="none"/>
+          <ns2:ligatures ns2:val="none"/>
         </w:rPr>
         <w:t>a</w:t>
       </w:r>
@@ -3875,7 +3875,7 @@
           <w:kern w:val="0"/>
           <w:shd w:val="clear" w:color="auto" w:fill="FFFFFF"/>
           <w:lang w:eastAsia="es-PE"/>
-          <w14:ligatures w14:val="none"/>
+          <ns2:ligatures ns2:val="none"/>
         </w:rPr>
         <w:t xml:space="preserve"> denunciante para el cobro de las primas, pese a no contar con su autorización</w:t>
       </w:r>
@@ -3885,12 +3885,12 @@
           <w:kern w:val="0"/>
           <w:shd w:val="clear" w:color="auto" w:fill="FFFFFF"/>
           <w:lang w:eastAsia="es-PE"/>
-          <w14:ligatures w14:val="none"/>
+          <ns2:ligatures ns2:val="none"/>
         </w:rPr>
         <w:t>.</w:t>
       </w:r>
     </w:p>
-    <w:p>
+    <w:p ns2:paraId="310A3C30" ns2:textId="77777777">
       <w:pPr>
         <w:pStyle w:val="Prrafodelista"/>
         <w:spacing w:after="0" w:line="240" w:lineRule="auto"/>
@@ -3900,11 +3900,11 @@
           <w:rFonts w:ascii="Arial Narrow" w:eastAsia="Calibri" w:hAnsi="Arial Narrow" w:cs="Arial Narrow"/>
           <w:kern w:val="0"/>
           <w:lang w:eastAsia="es-PE"/>
-          <w14:ligatures w14:val="none"/>
-        </w:rPr>
-      </w:pPr>
-    </w:p>
-    <w:p>
+          <ns2:ligatures ns2:val="none"/>
+        </w:rPr>
+      </w:pPr>
+    </w:p>
+    <w:p ns2:paraId="510E4786" ns2:textId="6447EA8F">
       <w:pPr>
         <w:pStyle w:val="Prrafodelista"/>
         <w:numPr>
@@ -3922,7 +3922,7 @@
           <w:rFonts w:ascii="Arial Narrow" w:eastAsia="Calibri" w:hAnsi="Arial Narrow" w:cs="Arial Narrow"/>
           <w:kern w:val="0"/>
           <w:lang w:eastAsia="es-PE"/>
-          <w14:ligatures w14:val="none"/>
+          <ns2:ligatures ns2:val="none"/>
         </w:rPr>
       </w:pPr>
       <w:r>
@@ -3931,7 +3931,7 @@
           <w:color w:val="000000"/>
           <w:kern w:val="0"/>
           <w:lang w:eastAsia="es-PE"/>
-          <w14:ligatures w14:val="none"/>
+          <ns2:ligatures ns2:val="none"/>
         </w:rPr>
         <w:t>Presunta</w:t>
       </w:r>
@@ -3941,7 +3941,7 @@
           <w:kern w:val="0"/>
           <w:shd w:val="clear" w:color="auto" w:fill="FFFFFF"/>
           <w:lang w:eastAsia="es-PE"/>
-          <w14:ligatures w14:val="none"/>
+          <ns2:ligatures ns2:val="none"/>
         </w:rPr>
         <w:t xml:space="preserve"> infracción a los artículos 18 y 19</w:t>
       </w:r>
@@ -3950,7 +3950,7 @@
           <w:rFonts w:ascii="Arial Narrow" w:eastAsia="Calibri" w:hAnsi="Arial Narrow" w:cs="Arial Narrow"/>
           <w:kern w:val="0"/>
           <w:lang w:eastAsia="es-PE"/>
-          <w14:ligatures w14:val="none"/>
+          <ns2:ligatures ns2:val="none"/>
         </w:rPr>
         <w:t xml:space="preserve"> de </w:t>
       </w:r>
@@ -3960,7 +3960,7 @@
           <w:kern w:val="0"/>
           <w:shd w:val="clear" w:color="auto" w:fill="FFFFFF"/>
           <w:lang w:eastAsia="es-PE"/>
-          <w14:ligatures w14:val="none"/>
+          <ns2:ligatures ns2:val="none"/>
         </w:rPr>
         <w:t xml:space="preserve">la Ley 29571, Código de Protección y Defensa del Consumidor, en tanto </w:t>
       </w:r>
@@ -3970,7 +3970,7 @@
           <w:kern w:val="0"/>
           <w:shd w:val="clear" w:color="auto" w:fill="FFFFFF"/>
           <w:lang w:eastAsia="es-PE"/>
-          <w14:ligatures w14:val="none"/>
+          <ns2:ligatures ns2:val="none"/>
         </w:rPr>
         <w:t>la compañía aseguradora no habría cumplido con aplicar oportunamente el descuento del 10% del pago de la prima, pues</w:t>
       </w:r>
@@ -3980,7 +3980,7 @@
           <w:kern w:val="0"/>
           <w:shd w:val="clear" w:color="auto" w:fill="FFFFFF"/>
           <w:lang w:eastAsia="es-PE"/>
-          <w14:ligatures w14:val="none"/>
+          <ns2:ligatures ns2:val="none"/>
         </w:rPr>
         <w:t xml:space="preserve"> solo</w:t>
       </w:r>
@@ -3990,7 +3990,7 @@
           <w:kern w:val="0"/>
           <w:shd w:val="clear" w:color="auto" w:fill="FFFFFF"/>
           <w:lang w:eastAsia="es-PE"/>
-          <w14:ligatures w14:val="none"/>
+          <ns2:ligatures ns2:val="none"/>
         </w:rPr>
         <w:t xml:space="preserve"> lo hizo ante el Reclamo 25-SBS015033 interpuesto por la denunciante</w:t>
       </w:r>
@@ -4000,12 +4000,12 @@
           <w:kern w:val="0"/>
           <w:shd w:val="clear" w:color="auto" w:fill="FFFFFF"/>
           <w:lang w:eastAsia="es-PE"/>
-          <w14:ligatures w14:val="none"/>
+          <ns2:ligatures ns2:val="none"/>
         </w:rPr>
         <w:t>.</w:t>
       </w:r>
     </w:p>
-    <w:p>
+    <w:p ns2:paraId="68292EA0" ns2:textId="77777777">
       <w:pPr>
         <w:spacing w:after="0" w:line="240" w:lineRule="auto"/>
         <w:jc w:val="both"/>
@@ -4013,11 +4013,11 @@
           <w:rFonts w:ascii="Arial Narrow" w:eastAsia="Calibri" w:hAnsi="Arial Narrow" w:cs="Arial Narrow"/>
           <w:kern w:val="0"/>
           <w:lang w:eastAsia="es-PE"/>
-          <w14:ligatures w14:val="none"/>
-        </w:rPr>
-      </w:pPr>
-    </w:p>
-    <w:p>
+          <ns2:ligatures ns2:val="none"/>
+        </w:rPr>
+      </w:pPr>
+    </w:p>
+    <w:p ns2:paraId="4CF445E3" ns2:textId="01EEA68C">
       <w:pPr>
         <w:pStyle w:val="Prrafodelista"/>
         <w:numPr>
@@ -4035,7 +4035,7 @@
           <w:rFonts w:ascii="Arial Narrow" w:eastAsia="Calibri" w:hAnsi="Arial Narrow" w:cs="Arial Narrow"/>
           <w:kern w:val="0"/>
           <w:lang w:eastAsia="es-PE"/>
-          <w14:ligatures w14:val="none"/>
+          <ns2:ligatures ns2:val="none"/>
         </w:rPr>
       </w:pPr>
       <w:r>
@@ -4044,7 +4044,7 @@
           <w:color w:val="000000"/>
           <w:kern w:val="0"/>
           <w:lang w:eastAsia="es-PE"/>
-          <w14:ligatures w14:val="none"/>
+          <ns2:ligatures ns2:val="none"/>
         </w:rPr>
         <w:t>Presunta</w:t>
       </w:r>
@@ -4054,7 +4054,7 @@
           <w:kern w:val="0"/>
           <w:shd w:val="clear" w:color="auto" w:fill="FFFFFF"/>
           <w:lang w:eastAsia="es-PE"/>
-          <w14:ligatures w14:val="none"/>
+          <ns2:ligatures ns2:val="none"/>
         </w:rPr>
         <w:t xml:space="preserve"> infracción a los artículos 18 y 19</w:t>
       </w:r>
@@ -4063,7 +4063,7 @@
           <w:rFonts w:ascii="Arial Narrow" w:eastAsia="Calibri" w:hAnsi="Arial Narrow" w:cs="Arial Narrow"/>
           <w:kern w:val="0"/>
           <w:lang w:eastAsia="es-PE"/>
-          <w14:ligatures w14:val="none"/>
+          <ns2:ligatures ns2:val="none"/>
         </w:rPr>
         <w:t xml:space="preserve"> de </w:t>
       </w:r>
@@ -4073,7 +4073,7 @@
           <w:kern w:val="0"/>
           <w:shd w:val="clear" w:color="auto" w:fill="FFFFFF"/>
           <w:lang w:eastAsia="es-PE"/>
-          <w14:ligatures w14:val="none"/>
+          <ns2:ligatures ns2:val="none"/>
         </w:rPr>
         <w:t xml:space="preserve">la Ley 29571, Código de Protección y Defensa del Consumidor, en tanto </w:t>
       </w:r>
@@ -4083,7 +4083,7 @@
           <w:kern w:val="0"/>
           <w:shd w:val="clear" w:color="auto" w:fill="FFFFFF"/>
           <w:lang w:eastAsia="es-PE"/>
-          <w14:ligatures w14:val="none"/>
+          <ns2:ligatures ns2:val="none"/>
         </w:rPr>
         <w:t xml:space="preserve">la </w:t>
       </w:r>
@@ -4093,7 +4093,7 @@
           <w:kern w:val="0"/>
           <w:shd w:val="clear" w:color="auto" w:fill="FFFFFF"/>
           <w:lang w:eastAsia="es-PE"/>
-          <w14:ligatures w14:val="none"/>
+          <ns2:ligatures ns2:val="none"/>
         </w:rPr>
         <w:t>compañía aseguradora no habría cumplido con devolver a</w:t>
       </w:r>
@@ -4103,7 +4103,7 @@
           <w:kern w:val="0"/>
           <w:shd w:val="clear" w:color="auto" w:fill="FFFFFF"/>
           <w:lang w:eastAsia="es-PE"/>
-          <w14:ligatures w14:val="none"/>
+          <ns2:ligatures ns2:val="none"/>
         </w:rPr>
         <w:t xml:space="preserve"> la denunciante la suma de </w:t>
       </w:r>
@@ -4113,7 +4113,7 @@
           <w:kern w:val="0"/>
           <w:shd w:val="clear" w:color="auto" w:fill="FFFFFF"/>
           <w:lang w:eastAsia="es-PE"/>
-          <w14:ligatures w14:val="none"/>
+          <ns2:ligatures ns2:val="none"/>
         </w:rPr>
         <w:t xml:space="preserve">S/ 6 321,47, </w:t>
       </w:r>
@@ -4123,7 +4123,7 @@
           <w:kern w:val="0"/>
           <w:shd w:val="clear" w:color="auto" w:fill="FFFFFF"/>
           <w:lang w:eastAsia="es-PE"/>
-          <w14:ligatures w14:val="none"/>
+          <ns2:ligatures ns2:val="none"/>
         </w:rPr>
         <w:t>conforme a lo ofrecido</w:t>
       </w:r>
@@ -4133,12 +4133,12 @@
           <w:kern w:val="0"/>
           <w:shd w:val="clear" w:color="auto" w:fill="FFFFFF"/>
           <w:lang w:eastAsia="es-PE"/>
-          <w14:ligatures w14:val="none"/>
+          <ns2:ligatures ns2:val="none"/>
         </w:rPr>
         <w:t>.</w:t>
       </w:r>
     </w:p>
-    <w:p>
+    <w:p ns2:paraId="378A0069" ns2:textId="77777777">
       <w:pPr>
         <w:pStyle w:val="Prrafodelista"/>
         <w:spacing w:line="240" w:lineRule="auto"/>
@@ -4146,11 +4146,11 @@
           <w:rFonts w:ascii="Arial Narrow" w:eastAsia="Calibri" w:hAnsi="Arial Narrow" w:cs="Arial Narrow"/>
           <w:kern w:val="0"/>
           <w:lang w:eastAsia="es-PE"/>
-          <w14:ligatures w14:val="none"/>
-        </w:rPr>
-      </w:pPr>
-    </w:p>
-    <w:p>
+          <ns2:ligatures ns2:val="none"/>
+        </w:rPr>
+      </w:pPr>
+    </w:p>
+    <w:p ns2:paraId="2ED18938" ns2:textId="69211BCA">
       <w:pPr>
         <w:pStyle w:val="Prrafodelista"/>
         <w:numPr>
@@ -4168,7 +4168,7 @@
           <w:rFonts w:ascii="Arial Narrow" w:eastAsia="Calibri" w:hAnsi="Arial Narrow" w:cs="Arial Narrow"/>
           <w:kern w:val="0"/>
           <w:lang w:eastAsia="es-PE"/>
-          <w14:ligatures w14:val="none"/>
+          <ns2:ligatures ns2:val="none"/>
         </w:rPr>
       </w:pPr>
       <w:r>
@@ -4177,7 +4177,7 @@
           <w:color w:val="000000"/>
           <w:kern w:val="0"/>
           <w:lang w:eastAsia="es-PE"/>
-          <w14:ligatures w14:val="none"/>
+          <ns2:ligatures ns2:val="none"/>
         </w:rPr>
         <w:t>Presunta</w:t>
       </w:r>
@@ -4187,7 +4187,7 @@
           <w:kern w:val="0"/>
           <w:shd w:val="clear" w:color="auto" w:fill="FFFFFF"/>
           <w:lang w:eastAsia="es-PE"/>
-          <w14:ligatures w14:val="none"/>
+          <ns2:ligatures ns2:val="none"/>
         </w:rPr>
         <w:t xml:space="preserve"> infracción a los artículos 18 y 19</w:t>
       </w:r>
@@ -4196,7 +4196,7 @@
           <w:rFonts w:ascii="Arial Narrow" w:eastAsia="Calibri" w:hAnsi="Arial Narrow" w:cs="Arial Narrow"/>
           <w:kern w:val="0"/>
           <w:lang w:eastAsia="es-PE"/>
-          <w14:ligatures w14:val="none"/>
+          <ns2:ligatures ns2:val="none"/>
         </w:rPr>
         <w:t xml:space="preserve"> de </w:t>
       </w:r>
@@ -4206,7 +4206,7 @@
           <w:kern w:val="0"/>
           <w:shd w:val="clear" w:color="auto" w:fill="FFFFFF"/>
           <w:lang w:eastAsia="es-PE"/>
-          <w14:ligatures w14:val="none"/>
+          <ns2:ligatures ns2:val="none"/>
         </w:rPr>
         <w:t xml:space="preserve">la Ley 29571, Código de Protección y Defensa del Consumidor, </w:t>
       </w:r>
@@ -4214,7 +4214,7 @@
         <w:rPr>
           <w:rFonts w:ascii="Arial Narrow" w:eastAsia="Arial Narrow" w:hAnsi="Arial Narrow" w:cs="Arial Narrow"/>
           <w:kern w:val="0"/>
-          <w14:ligatures w14:val="none"/>
+          <ns2:ligatures ns2:val="none"/>
         </w:rPr>
         <w:t xml:space="preserve">la compañía aseguradora </w:t>
       </w:r>
@@ -4222,7 +4222,7 @@
         <w:rPr>
           <w:rFonts w:ascii="Arial Narrow" w:eastAsia="Arial Narrow" w:hAnsi="Arial Narrow" w:cs="Arial Narrow"/>
           <w:kern w:val="0"/>
-          <w14:ligatures w14:val="none"/>
+          <ns2:ligatures ns2:val="none"/>
         </w:rPr>
         <w:t xml:space="preserve">no </w:t>
       </w:r>
@@ -4230,7 +4230,7 @@
         <w:rPr>
           <w:rFonts w:ascii="Arial Narrow" w:eastAsia="Arial Narrow" w:hAnsi="Arial Narrow" w:cs="Arial Narrow"/>
           <w:kern w:val="0"/>
-          <w14:ligatures w14:val="none"/>
+          <ns2:ligatures ns2:val="none"/>
         </w:rPr>
         <w:t xml:space="preserve">habría </w:t>
       </w:r>
@@ -4238,7 +4238,7 @@
         <w:rPr>
           <w:rFonts w:ascii="Arial Narrow" w:eastAsia="Arial Narrow" w:hAnsi="Arial Narrow" w:cs="Arial Narrow"/>
           <w:kern w:val="0"/>
-          <w14:ligatures w14:val="none"/>
+          <ns2:ligatures ns2:val="none"/>
         </w:rPr>
         <w:t xml:space="preserve">subsanado el cobro indebido realizado </w:t>
       </w:r>
@@ -4248,7 +4248,7 @@
           <w:color w:val="000000"/>
           <w:kern w:val="0"/>
           <w:lang w:val="es-ES" w:eastAsia="es-ES"/>
-          <w14:ligatures w14:val="none"/>
+          <ns2:ligatures ns2:val="none"/>
         </w:rPr>
         <w:t xml:space="preserve">a la </w:t>
       </w:r>
@@ -4258,7 +4258,7 @@
           <w:kern w:val="0"/>
           <w:shd w:val="clear" w:color="auto" w:fill="FFFFFF"/>
           <w:lang w:eastAsia="es-PE"/>
-          <w14:ligatures w14:val="none"/>
+          <ns2:ligatures ns2:val="none"/>
         </w:rPr>
         <w:t>tarjeta ****8001 de la denunciante</w:t>
       </w:r>
@@ -4268,7 +4268,7 @@
           <w:color w:val="000000"/>
           <w:kern w:val="0"/>
           <w:lang w:val="es-ES" w:eastAsia="es-ES"/>
-          <w14:ligatures w14:val="none"/>
+          <ns2:ligatures ns2:val="none"/>
         </w:rPr>
         <w:t xml:space="preserve"> por la </w:t>
       </w:r>
@@ -4278,7 +4278,7 @@
           <w:color w:val="000000"/>
           <w:kern w:val="0"/>
           <w:lang w:val="es-ES" w:eastAsia="es-ES"/>
-          <w14:ligatures w14:val="none"/>
+          <ns2:ligatures ns2:val="none"/>
         </w:rPr>
         <w:t>Póliza 1300214259</w:t>
       </w:r>
@@ -4288,7 +4288,7 @@
           <w:color w:val="000000"/>
           <w:kern w:val="0"/>
           <w:lang w:val="es-ES" w:eastAsia="es-ES"/>
-          <w14:ligatures w14:val="none"/>
+          <ns2:ligatures ns2:val="none"/>
         </w:rPr>
         <w:t>, pues solo le ofreció la devolución de los meses en los que la cobertura no se usó y no por efectuar un cobro sin su autorización</w:t>
       </w:r>
@@ -4298,12 +4298,12 @@
           <w:color w:val="000000"/>
           <w:kern w:val="0"/>
           <w:lang w:val="es-ES" w:eastAsia="es-ES"/>
-          <w14:ligatures w14:val="none"/>
+          <ns2:ligatures ns2:val="none"/>
         </w:rPr>
         <w:t xml:space="preserve">. </w:t>
       </w:r>
     </w:p>
-    <w:p>
+    <w:p ns2:paraId="4876E778" ns2:textId="77777777">
       <w:pPr>
         <w:pStyle w:val="Prrafodelista"/>
         <w:spacing w:line="240" w:lineRule="auto"/>
@@ -4311,11 +4311,11 @@
           <w:rFonts w:ascii="Arial Narrow" w:eastAsia="Calibri" w:hAnsi="Arial Narrow" w:cs="Arial Narrow"/>
           <w:kern w:val="0"/>
           <w:lang w:eastAsia="es-PE"/>
-          <w14:ligatures w14:val="none"/>
-        </w:rPr>
-      </w:pPr>
-    </w:p>
-    <w:p>
+          <ns2:ligatures ns2:val="none"/>
+        </w:rPr>
+      </w:pPr>
+    </w:p>
+    <w:p ns2:paraId="6A11D9F4" ns2:textId="157A4D78">
       <w:pPr>
         <w:pStyle w:val="Prrafodelista"/>
         <w:numPr>
@@ -4333,7 +4333,7 @@
           <w:rFonts w:ascii="Arial Narrow" w:eastAsia="Calibri" w:hAnsi="Arial Narrow" w:cs="Arial Narrow"/>
           <w:kern w:val="0"/>
           <w:lang w:eastAsia="es-PE"/>
-          <w14:ligatures w14:val="none"/>
+          <ns2:ligatures ns2:val="none"/>
         </w:rPr>
       </w:pPr>
       <w:r>
@@ -4342,7 +4342,7 @@
           <w:color w:val="000000"/>
           <w:kern w:val="0"/>
           <w:lang w:eastAsia="es-PE"/>
-          <w14:ligatures w14:val="none"/>
+          <ns2:ligatures ns2:val="none"/>
         </w:rPr>
         <w:t>Presunta</w:t>
       </w:r>
@@ -4352,7 +4352,7 @@
           <w:kern w:val="0"/>
           <w:shd w:val="clear" w:color="auto" w:fill="FFFFFF"/>
           <w:lang w:eastAsia="es-PE"/>
-          <w14:ligatures w14:val="none"/>
+          <ns2:ligatures ns2:val="none"/>
         </w:rPr>
         <w:t xml:space="preserve"> infracción a los artículos 18 y 19</w:t>
       </w:r>
@@ -4361,7 +4361,7 @@
           <w:rFonts w:ascii="Arial Narrow" w:eastAsia="Calibri" w:hAnsi="Arial Narrow" w:cs="Arial Narrow"/>
           <w:kern w:val="0"/>
           <w:lang w:eastAsia="es-PE"/>
-          <w14:ligatures w14:val="none"/>
+          <ns2:ligatures ns2:val="none"/>
         </w:rPr>
         <w:t xml:space="preserve"> de </w:t>
       </w:r>
@@ -4371,7 +4371,7 @@
           <w:kern w:val="0"/>
           <w:shd w:val="clear" w:color="auto" w:fill="FFFFFF"/>
           <w:lang w:eastAsia="es-PE"/>
-          <w14:ligatures w14:val="none"/>
+          <ns2:ligatures ns2:val="none"/>
         </w:rPr>
         <w:t xml:space="preserve">la Ley 29571, Código de Protección y Defensa del Consumidor, en tanto </w:t>
       </w:r>
@@ -4381,7 +4381,7 @@
           <w:kern w:val="0"/>
           <w:shd w:val="clear" w:color="auto" w:fill="FFFFFF"/>
           <w:lang w:eastAsia="es-PE"/>
-          <w14:ligatures w14:val="none"/>
+          <ns2:ligatures ns2:val="none"/>
         </w:rPr>
         <w:t>la compañía aseguradora habría afiliado tarjeta ****7066 de la denunciante para el cobro de las primas, pese a no contar con su autorización</w:t>
       </w:r>
@@ -4391,12 +4391,12 @@
           <w:kern w:val="0"/>
           <w:shd w:val="clear" w:color="auto" w:fill="FFFFFF"/>
           <w:lang w:eastAsia="es-PE"/>
-          <w14:ligatures w14:val="none"/>
+          <ns2:ligatures ns2:val="none"/>
         </w:rPr>
         <w:t>.</w:t>
       </w:r>
     </w:p>
-    <w:p>
+    <w:p ns2:paraId="6E4BB955" ns2:textId="77777777">
       <w:pPr>
         <w:pStyle w:val="Prrafodelista"/>
         <w:spacing w:line="240" w:lineRule="auto"/>
@@ -4404,11 +4404,11 @@
           <w:rFonts w:ascii="Arial Narrow" w:eastAsia="Calibri" w:hAnsi="Arial Narrow" w:cs="Arial Narrow"/>
           <w:kern w:val="0"/>
           <w:lang w:eastAsia="es-PE"/>
-          <w14:ligatures w14:val="none"/>
-        </w:rPr>
-      </w:pPr>
-    </w:p>
-    <w:p>
+          <ns2:ligatures ns2:val="none"/>
+        </w:rPr>
+      </w:pPr>
+    </w:p>
+    <w:p ns2:paraId="51C3328B" ns2:textId="70D17329">
       <w:pPr>
         <w:pStyle w:val="Prrafodelista"/>
         <w:numPr>
@@ -4426,7 +4426,7 @@
           <w:rFonts w:ascii="Arial Narrow" w:eastAsia="Calibri" w:hAnsi="Arial Narrow" w:cs="Arial Narrow"/>
           <w:kern w:val="0"/>
           <w:lang w:eastAsia="es-PE"/>
-          <w14:ligatures w14:val="none"/>
+          <ns2:ligatures ns2:val="none"/>
         </w:rPr>
       </w:pPr>
       <w:r>
@@ -4435,7 +4435,7 @@
           <w:color w:val="000000"/>
           <w:kern w:val="0"/>
           <w:lang w:eastAsia="es-PE"/>
-          <w14:ligatures w14:val="none"/>
+          <ns2:ligatures ns2:val="none"/>
         </w:rPr>
         <w:t>Presunta</w:t>
       </w:r>
@@ -4445,7 +4445,7 @@
           <w:kern w:val="0"/>
           <w:shd w:val="clear" w:color="auto" w:fill="FFFFFF"/>
           <w:lang w:eastAsia="es-PE"/>
-          <w14:ligatures w14:val="none"/>
+          <ns2:ligatures ns2:val="none"/>
         </w:rPr>
         <w:t xml:space="preserve"> infracción a los artículos 18</w:t>
       </w:r>
@@ -4455,7 +4455,7 @@
           <w:kern w:val="0"/>
           <w:shd w:val="clear" w:color="auto" w:fill="FFFFFF"/>
           <w:lang w:eastAsia="es-PE"/>
-          <w14:ligatures w14:val="none"/>
+          <ns2:ligatures ns2:val="none"/>
         </w:rPr>
         <w:t> y 19</w:t>
       </w:r>
@@ -4464,7 +4464,7 @@
           <w:rFonts w:ascii="Arial Narrow" w:eastAsia="Calibri" w:hAnsi="Arial Narrow" w:cs="Arial Narrow"/>
           <w:kern w:val="0"/>
           <w:lang w:eastAsia="es-PE"/>
-          <w14:ligatures w14:val="none"/>
+          <ns2:ligatures ns2:val="none"/>
         </w:rPr>
         <w:t xml:space="preserve"> de </w:t>
       </w:r>
@@ -4474,7 +4474,7 @@
           <w:kern w:val="0"/>
           <w:shd w:val="clear" w:color="auto" w:fill="FFFFFF"/>
           <w:lang w:eastAsia="es-PE"/>
-          <w14:ligatures w14:val="none"/>
+          <ns2:ligatures ns2:val="none"/>
         </w:rPr>
         <w:t xml:space="preserve">la Ley 29571, Código de Protección y Defensa del Consumidor, </w:t>
       </w:r>
@@ -4482,7 +4482,7 @@
         <w:rPr>
           <w:rFonts w:ascii="Arial Narrow" w:eastAsia="Arial Narrow" w:hAnsi="Arial Narrow" w:cs="Arial Narrow"/>
           <w:kern w:val="0"/>
-          <w14:ligatures w14:val="none"/>
+          <ns2:ligatures ns2:val="none"/>
         </w:rPr>
         <w:t xml:space="preserve">la compañía aseguradora el 9 de abril de 2025 </w:t>
       </w:r>
@@ -4490,7 +4490,7 @@
         <w:rPr>
           <w:rFonts w:ascii="Arial Narrow" w:eastAsia="Arial Narrow" w:hAnsi="Arial Narrow" w:cs="Arial Narrow"/>
           <w:kern w:val="0"/>
-          <w14:ligatures w14:val="none"/>
+          <ns2:ligatures ns2:val="none"/>
         </w:rPr>
         <w:t>habría realizado una</w:t>
       </w:r>
@@ -4498,7 +4498,7 @@
         <w:rPr>
           <w:rFonts w:ascii="Arial Narrow" w:eastAsia="Arial Narrow" w:hAnsi="Arial Narrow" w:cs="Arial Narrow"/>
           <w:kern w:val="0"/>
-          <w14:ligatures w14:val="none"/>
+          <ns2:ligatures ns2:val="none"/>
         </w:rPr>
         <w:t xml:space="preserve"> cobranza </w:t>
       </w:r>
@@ -4506,7 +4506,7 @@
         <w:rPr>
           <w:rFonts w:ascii="Arial Narrow" w:eastAsia="Arial Narrow" w:hAnsi="Arial Narrow" w:cs="Arial Narrow"/>
           <w:kern w:val="0"/>
-          <w14:ligatures w14:val="none"/>
+          <ns2:ligatures ns2:val="none"/>
         </w:rPr>
         <w:t xml:space="preserve">indebida a la denunciante </w:t>
       </w:r>
@@ -4514,7 +4514,7 @@
         <w:rPr>
           <w:rFonts w:ascii="Arial Narrow" w:eastAsia="Arial Narrow" w:hAnsi="Arial Narrow" w:cs="Arial Narrow"/>
           <w:kern w:val="0"/>
-          <w14:ligatures w14:val="none"/>
+          <ns2:ligatures ns2:val="none"/>
         </w:rPr>
         <w:t xml:space="preserve">por </w:t>
       </w:r>
@@ -4522,7 +4522,7 @@
         <w:rPr>
           <w:rFonts w:ascii="Arial Narrow" w:eastAsia="Arial Narrow" w:hAnsi="Arial Narrow" w:cs="Arial Narrow"/>
           <w:kern w:val="0"/>
-          <w14:ligatures w14:val="none"/>
+          <ns2:ligatures ns2:val="none"/>
         </w:rPr>
         <w:t>la prima de la</w:t>
       </w:r>
@@ -4532,7 +4532,7 @@
           <w:color w:val="000000"/>
           <w:kern w:val="0"/>
           <w:lang w:eastAsia="es-ES"/>
-          <w14:ligatures w14:val="none"/>
+          <ns2:ligatures ns2:val="none"/>
         </w:rPr>
         <w:t xml:space="preserve"> Póliza N</w:t>
       </w:r>
@@ -4542,7 +4542,7 @@
           <w:color w:val="000000"/>
           <w:kern w:val="0"/>
           <w:lang w:eastAsia="es-ES"/>
-          <w14:ligatures w14:val="none"/>
+          <ns2:ligatures ns2:val="none"/>
         </w:rPr>
         <w:t/>
       </w:r>
@@ -4552,7 +4552,7 @@
           <w:color w:val="000000"/>
           <w:kern w:val="0"/>
           <w:lang w:eastAsia="es-ES"/>
-          <w14:ligatures w14:val="none"/>
+          <ns2:ligatures ns2:val="none"/>
         </w:rPr>
         <w:t xml:space="preserve"> 1300214259, pese a que </w:t>
       </w:r>
@@ -4560,7 +4560,7 @@
         <w:rPr>
           <w:rFonts w:ascii="Arial Narrow" w:eastAsia="Arial Narrow" w:hAnsi="Arial Narrow" w:cs="Arial Narrow"/>
           <w:kern w:val="0"/>
-          <w14:ligatures w14:val="none"/>
+          <ns2:ligatures ns2:val="none"/>
         </w:rPr>
         <w:t>esta había sido cobrada con anterioridad</w:t>
       </w:r>
@@ -4568,7 +4568,7 @@
         <w:rPr>
           <w:rFonts w:ascii="Arial Narrow" w:eastAsia="Arial Narrow" w:hAnsi="Arial Narrow" w:cs="Arial Narrow"/>
           <w:kern w:val="0"/>
-          <w14:ligatures w14:val="none"/>
+          <ns2:ligatures ns2:val="none"/>
         </w:rPr>
         <w:t xml:space="preserve"> </w:t>
       </w:r>
@@ -4576,7 +4576,7 @@
         <w:rPr>
           <w:rFonts w:ascii="Arial Narrow" w:eastAsia="Arial Narrow" w:hAnsi="Arial Narrow" w:cs="Arial Narrow"/>
           <w:kern w:val="0"/>
-          <w14:ligatures w14:val="none"/>
+          <ns2:ligatures ns2:val="none"/>
         </w:rPr>
         <w:t>de</w:t>
       </w:r>
@@ -4584,7 +4584,7 @@
         <w:rPr>
           <w:rFonts w:ascii="Arial Narrow" w:eastAsia="Arial Narrow" w:hAnsi="Arial Narrow" w:cs="Arial Narrow"/>
           <w:kern w:val="0"/>
-          <w14:ligatures w14:val="none"/>
+          <ns2:ligatures ns2:val="none"/>
         </w:rPr>
         <w:t xml:space="preserve"> la </w:t>
       </w:r>
@@ -4594,7 +4594,7 @@
           <w:kern w:val="0"/>
           <w:shd w:val="clear" w:color="auto" w:fill="FFFFFF"/>
           <w:lang w:eastAsia="es-PE"/>
-          <w14:ligatures w14:val="none"/>
+          <ns2:ligatures ns2:val="none"/>
         </w:rPr>
         <w:t>tarjeta ****8001</w:t>
       </w:r>
@@ -4604,12 +4604,12 @@
           <w:kern w:val="0"/>
           <w:shd w:val="clear" w:color="auto" w:fill="FFFFFF"/>
           <w:lang w:eastAsia="es-PE"/>
-          <w14:ligatures w14:val="none"/>
+          <ns2:ligatures ns2:val="none"/>
         </w:rPr>
         <w:t>.</w:t>
       </w:r>
     </w:p>
-    <w:p>
+    <w:p ns2:paraId="5EBBE7DB" ns2:textId="77777777">
       <w:pPr>
         <w:spacing w:after="0" w:line="240" w:lineRule="auto"/>
         <w:jc w:val="both"/>
@@ -4617,11 +4617,11 @@
           <w:rFonts w:ascii="Arial Narrow" w:eastAsia="Calibri" w:hAnsi="Arial Narrow" w:cs="Arial Narrow"/>
           <w:kern w:val="0"/>
           <w:lang w:eastAsia="es-PE"/>
-          <w14:ligatures w14:val="none"/>
-        </w:rPr>
-      </w:pPr>
-    </w:p>
-    <w:p>
+          <ns2:ligatures ns2:val="none"/>
+        </w:rPr>
+      </w:pPr>
+    </w:p>
+    <w:p ns2:paraId="73DCE873" ns2:textId="26A8798F">
       <w:pPr>
         <w:pStyle w:val="Prrafodelista"/>
         <w:numPr>
@@ -4638,14 +4638,14 @@
         <w:rPr>
           <w:rFonts w:ascii="Arial Narrow" w:eastAsia="Arial Narrow" w:hAnsi="Arial Narrow" w:cs="Arial Narrow"/>
           <w:kern w:val="0"/>
-          <w14:ligatures w14:val="none"/>
-        </w:rPr>
-      </w:pPr>
-      <w:r>
-        <w:rPr>
-          <w:rFonts w:ascii="Arial Narrow" w:eastAsia="Arial Narrow" w:hAnsi="Arial Narrow" w:cs="Arial Narrow"/>
-          <w:kern w:val="0"/>
-          <w14:ligatures w14:val="none"/>
+          <ns2:ligatures ns2:val="none"/>
+        </w:rPr>
+      </w:pPr>
+      <w:r>
+        <w:rPr>
+          <w:rFonts w:ascii="Arial Narrow" w:eastAsia="Arial Narrow" w:hAnsi="Arial Narrow" w:cs="Arial Narrow"/>
+          <w:kern w:val="0"/>
+          <ns2:ligatures ns2:val="none"/>
         </w:rPr>
         <w:t xml:space="preserve">Presunta </w:t>
       </w:r>
@@ -4655,7 +4655,7 @@
           <w:kern w:val="0"/>
           <w:shd w:val="clear" w:color="auto" w:fill="FFFFFF"/>
           <w:lang w:eastAsia="es-PE"/>
-          <w14:ligatures w14:val="none"/>
+          <ns2:ligatures ns2:val="none"/>
         </w:rPr>
         <w:t>infracción al literal e) del artículo 47</w:t>
       </w:r>
@@ -4666,7 +4666,7 @@
           <w:color w:val="000000"/>
           <w:kern w:val="0"/>
           <w:lang w:eastAsia="es-PE"/>
-          <w14:ligatures w14:val="none"/>
+          <ns2:ligatures ns2:val="none"/>
         </w:rPr>
         <w:t/>
       </w:r>
@@ -4676,7 +4676,7 @@
           <w:kern w:val="0"/>
           <w:shd w:val="clear" w:color="auto" w:fill="FFFFFF"/>
           <w:lang w:eastAsia="es-PE"/>
-          <w14:ligatures w14:val="none"/>
+          <ns2:ligatures ns2:val="none"/>
         </w:rPr>
         <w:t xml:space="preserve"> </w:t>
       </w:r>
@@ -4684,7 +4684,7 @@
         <w:rPr>
           <w:rFonts w:ascii="Arial Narrow" w:eastAsia="Calibri" w:hAnsi="Arial Narrow" w:cs="Arial"/>
           <w:kern w:val="0"/>
-          <w14:ligatures w14:val="none"/>
+          <ns2:ligatures ns2:val="none"/>
         </w:rPr>
         <w:t>de</w:t>
       </w:r>
@@ -4694,7 +4694,7 @@
           <w:kern w:val="0"/>
           <w:shd w:val="clear" w:color="auto" w:fill="FFFFFF"/>
           <w:lang w:eastAsia="es-PE"/>
-          <w14:ligatures w14:val="none"/>
+          <ns2:ligatures ns2:val="none"/>
         </w:rPr>
         <w:t xml:space="preserve"> la Ley 29571, Código de Protección y Defensa del Consumidor, </w:t>
       </w:r>
@@ -4705,7 +4705,7 @@
           <w:color w:val="000000"/>
           <w:kern w:val="0"/>
           <w:lang w:eastAsia="es-PE"/>
-          <w14:ligatures w14:val="none"/>
+          <ns2:ligatures ns2:val="none"/>
         </w:rPr>
         <w:t xml:space="preserve">en tanto </w:t>
       </w:r>
@@ -4715,7 +4715,7 @@
           <w:kern w:val="0"/>
           <w:shd w:val="clear" w:color="auto" w:fill="FFFFFF"/>
           <w:lang w:eastAsia="es-PE"/>
-          <w14:ligatures w14:val="none"/>
+          <ns2:ligatures ns2:val="none"/>
         </w:rPr>
         <w:t>la compañía aseguradora no habría</w:t>
       </w:r>
@@ -4726,7 +4726,7 @@
           <w:color w:val="000000"/>
           <w:kern w:val="0"/>
           <w:lang w:eastAsia="es-PE"/>
-          <w14:ligatures w14:val="none"/>
+          <ns2:ligatures ns2:val="none"/>
         </w:rPr>
         <w:t xml:space="preserve"> cumplido con entregar </w:t>
       </w:r>
@@ -4736,7 +4736,7 @@
           <w:color w:val="000000"/>
           <w:kern w:val="0"/>
           <w:lang w:eastAsia="es-ES"/>
-          <w14:ligatures w14:val="none"/>
+          <ns2:ligatures ns2:val="none"/>
         </w:rPr>
         <w:t>oportunamente</w:t>
       </w:r>
@@ -4747,7 +4747,7 @@
           <w:color w:val="000000"/>
           <w:kern w:val="0"/>
           <w:lang w:eastAsia="es-PE"/>
-          <w14:ligatures w14:val="none"/>
+          <ns2:ligatures ns2:val="none"/>
         </w:rPr>
         <w:t xml:space="preserve"> </w:t>
       </w:r>
@@ -4758,7 +4758,7 @@
           <w:color w:val="000000"/>
           <w:kern w:val="0"/>
           <w:lang w:eastAsia="es-PE"/>
-          <w14:ligatures w14:val="none"/>
+          <ns2:ligatures ns2:val="none"/>
         </w:rPr>
         <w:t xml:space="preserve">a la denunciante </w:t>
       </w:r>
@@ -4769,7 +4769,7 @@
           <w:color w:val="000000"/>
           <w:kern w:val="0"/>
           <w:lang w:eastAsia="es-PE"/>
-          <w14:ligatures w14:val="none"/>
+          <ns2:ligatures ns2:val="none"/>
         </w:rPr>
         <w:t>la</w:t>
       </w:r>
@@ -4779,7 +4779,7 @@
           <w:color w:val="000000"/>
           <w:kern w:val="0"/>
           <w:lang w:eastAsia="es-ES"/>
-          <w14:ligatures w14:val="none"/>
+          <ns2:ligatures ns2:val="none"/>
         </w:rPr>
         <w:t xml:space="preserve"> Póliza </w:t>
       </w:r>
@@ -4789,7 +4789,7 @@
           <w:color w:val="000000"/>
           <w:kern w:val="0"/>
           <w:lang w:eastAsia="es-ES"/>
-          <w14:ligatures w14:val="none"/>
+          <ns2:ligatures ns2:val="none"/>
         </w:rPr>
         <w:t/>
       </w:r>
@@ -4799,7 +4799,7 @@
           <w:color w:val="000000"/>
           <w:kern w:val="0"/>
           <w:lang w:eastAsia="es-ES"/>
-          <w14:ligatures w14:val="none"/>
+          <ns2:ligatures ns2:val="none"/>
         </w:rPr>
         <w:t xml:space="preserve"> 1300214259</w:t>
       </w:r>
@@ -4809,7 +4809,7 @@
           <w:color w:val="000000"/>
           <w:kern w:val="0"/>
           <w:lang w:eastAsia="es-ES"/>
-          <w14:ligatures w14:val="none"/>
+          <ns2:ligatures ns2:val="none"/>
         </w:rPr>
         <w:t xml:space="preserve"> contratada</w:t>
       </w:r>
@@ -4819,23 +4819,23 @@
           <w:color w:val="000000"/>
           <w:kern w:val="0"/>
           <w:lang w:eastAsia="es-ES"/>
-          <w14:ligatures w14:val="none"/>
+          <ns2:ligatures ns2:val="none"/>
         </w:rPr>
         <w:t>.</w:t>
       </w:r>
     </w:p>
-    <w:p>
-      <w:pPr>
-        <w:spacing w:after="0" w:line="240" w:lineRule="auto"/>
-        <w:jc w:val="both"/>
-        <w:rPr>
-          <w:rFonts w:ascii="Arial Narrow" w:eastAsia="Arial Narrow" w:hAnsi="Arial Narrow" w:cs="Arial Narrow"/>
-          <w:kern w:val="0"/>
-          <w14:ligatures w14:val="none"/>
-        </w:rPr>
-      </w:pPr>
-    </w:p>
-    <w:p>
+    <w:p ns2:paraId="0F42D134" ns2:textId="77777777">
+      <w:pPr>
+        <w:spacing w:after="0" w:line="240" w:lineRule="auto"/>
+        <w:jc w:val="both"/>
+        <w:rPr>
+          <w:rFonts w:ascii="Arial Narrow" w:eastAsia="Arial Narrow" w:hAnsi="Arial Narrow" w:cs="Arial Narrow"/>
+          <w:kern w:val="0"/>
+          <ns2:ligatures ns2:val="none"/>
+        </w:rPr>
+      </w:pPr>
+    </w:p>
+    <w:p ns2:paraId="5F971C83" ns2:textId="4A2491FF">
       <w:pPr>
         <w:pStyle w:val="Prrafodelista"/>
         <w:numPr>
@@ -4852,7 +4852,7 @@
         <w:rPr>
           <w:rFonts w:ascii="Arial Narrow" w:eastAsia="Arial Narrow" w:hAnsi="Arial Narrow" w:cs="Arial Narrow"/>
           <w:kern w:val="0"/>
-          <w14:ligatures w14:val="none"/>
+          <ns2:ligatures ns2:val="none"/>
         </w:rPr>
       </w:pPr>
       <w:r>
@@ -4861,7 +4861,7 @@
           <w:color w:val="000000"/>
           <w:kern w:val="0"/>
           <w:lang w:eastAsia="es-PE"/>
-          <w14:ligatures w14:val="none"/>
+          <ns2:ligatures ns2:val="none"/>
         </w:rPr>
         <w:t>Presunta</w:t>
       </w:r>
@@ -4871,7 +4871,7 @@
           <w:kern w:val="0"/>
           <w:shd w:val="clear" w:color="auto" w:fill="FFFFFF"/>
           <w:lang w:eastAsia="es-PE"/>
-          <w14:ligatures w14:val="none"/>
+          <ns2:ligatures ns2:val="none"/>
         </w:rPr>
         <w:t xml:space="preserve"> infracción a los artículos 18</w:t>
       </w:r>
@@ -4881,7 +4881,7 @@
           <w:kern w:val="0"/>
           <w:shd w:val="clear" w:color="auto" w:fill="FFFFFF"/>
           <w:lang w:eastAsia="es-PE"/>
-          <w14:ligatures w14:val="none"/>
+          <ns2:ligatures ns2:val="none"/>
         </w:rPr>
         <w:t> y 19</w:t>
       </w:r>
@@ -4890,7 +4890,7 @@
           <w:rFonts w:ascii="Arial Narrow" w:eastAsia="Calibri" w:hAnsi="Arial Narrow" w:cs="Arial Narrow"/>
           <w:kern w:val="0"/>
           <w:lang w:eastAsia="es-PE"/>
-          <w14:ligatures w14:val="none"/>
+          <ns2:ligatures ns2:val="none"/>
         </w:rPr>
         <w:t xml:space="preserve"> de </w:t>
       </w:r>
@@ -4900,7 +4900,7 @@
           <w:kern w:val="0"/>
           <w:shd w:val="clear" w:color="auto" w:fill="FFFFFF"/>
           <w:lang w:eastAsia="es-PE"/>
-          <w14:ligatures w14:val="none"/>
+          <ns2:ligatures ns2:val="none"/>
         </w:rPr>
         <w:t xml:space="preserve">la Ley 29571, Código de Protección y Defensa del Consumidor, </w:t>
       </w:r>
@@ -4908,7 +4908,7 @@
         <w:rPr>
           <w:rFonts w:ascii="Arial Narrow" w:eastAsia="Arial Narrow" w:hAnsi="Arial Narrow" w:cs="Arial Narrow"/>
           <w:kern w:val="0"/>
-          <w14:ligatures w14:val="none"/>
+          <ns2:ligatures ns2:val="none"/>
         </w:rPr>
         <w:t>la compañía aseguradora no habría brindado una atención adecuada a la denunciante por el canal de WhatsApp respecto al canal de cobro, al no brindarle una respuesta ante la información requerida</w:t>
       </w:r>
@@ -4916,23 +4916,23 @@
         <w:rPr>
           <w:rFonts w:ascii="Arial Narrow" w:eastAsia="Arial Narrow" w:hAnsi="Arial Narrow" w:cs="Arial Narrow"/>
           <w:kern w:val="0"/>
-          <w14:ligatures w14:val="none"/>
+          <ns2:ligatures ns2:val="none"/>
         </w:rPr>
         <w:t>.</w:t>
       </w:r>
     </w:p>
-    <w:p>
-      <w:pPr>
-        <w:spacing w:after="0" w:line="240" w:lineRule="auto"/>
-        <w:jc w:val="both"/>
-        <w:rPr>
-          <w:rFonts w:ascii="Arial Narrow" w:eastAsia="Arial Narrow" w:hAnsi="Arial Narrow" w:cs="Arial Narrow"/>
-          <w:kern w:val="0"/>
-          <w14:ligatures w14:val="none"/>
-        </w:rPr>
-      </w:pPr>
-    </w:p>
-    <w:p>
+    <w:p ns2:paraId="50F4EF8F" ns2:textId="77777777">
+      <w:pPr>
+        <w:spacing w:after="0" w:line="240" w:lineRule="auto"/>
+        <w:jc w:val="both"/>
+        <w:rPr>
+          <w:rFonts w:ascii="Arial Narrow" w:eastAsia="Arial Narrow" w:hAnsi="Arial Narrow" w:cs="Arial Narrow"/>
+          <w:kern w:val="0"/>
+          <ns2:ligatures ns2:val="none"/>
+        </w:rPr>
+      </w:pPr>
+    </w:p>
+    <w:p ns2:paraId="6DA0DD59" ns2:textId="3D395D77">
       <w:pPr>
         <w:pStyle w:val="Prrafodelista"/>
         <w:numPr>
@@ -4949,7 +4949,7 @@
         <w:rPr>
           <w:rFonts w:ascii="Arial Narrow" w:eastAsia="Arial Narrow" w:hAnsi="Arial Narrow" w:cs="Arial Narrow"/>
           <w:kern w:val="0"/>
-          <w14:ligatures w14:val="none"/>
+          <ns2:ligatures ns2:val="none"/>
         </w:rPr>
       </w:pPr>
       <w:r>
@@ -4962,7 +4962,7 @@
         <w:rPr>
           <w:rFonts w:ascii="Arial Narrow" w:eastAsia="Arial Narrow" w:hAnsi="Arial Narrow" w:cs="Arial Narrow"/>
           <w:kern w:val="0"/>
-          <w14:ligatures w14:val="none"/>
+          <ns2:ligatures ns2:val="none"/>
         </w:rPr>
         <w:t/>
       </w:r>
@@ -4976,7 +4976,7 @@
         <w:rPr>
           <w:rFonts w:ascii="Arial Narrow" w:eastAsia="Arial Narrow" w:hAnsi="Arial Narrow" w:cs="Arial Narrow"/>
           <w:kern w:val="0"/>
-          <w14:ligatures w14:val="none"/>
+          <ns2:ligatures ns2:val="none"/>
         </w:rPr>
         <w:t/>
       </w:r>
@@ -4990,7 +4990,7 @@
         <w:rPr>
           <w:rFonts w:ascii="Arial Narrow" w:eastAsia="Arial Narrow" w:hAnsi="Arial Narrow" w:cs="Arial Narrow"/>
           <w:kern w:val="0"/>
-          <w14:ligatures w14:val="none"/>
+          <ns2:ligatures ns2:val="none"/>
         </w:rPr>
         <w:t xml:space="preserve">en tanto </w:t>
       </w:r>
@@ -5000,7 +5000,7 @@
           <w:kern w:val="0"/>
           <w:shd w:val="clear" w:color="auto" w:fill="FFFFFF"/>
           <w:lang w:eastAsia="es-PE"/>
-          <w14:ligatures w14:val="none"/>
+          <ns2:ligatures ns2:val="none"/>
         </w:rPr>
         <w:t xml:space="preserve">la compañía aseguradora </w:t>
       </w:r>
@@ -5008,7 +5008,7 @@
         <w:rPr>
           <w:rFonts w:ascii="Arial Narrow" w:eastAsia="Arial Narrow" w:hAnsi="Arial Narrow" w:cs="Arial Narrow"/>
           <w:kern w:val="0"/>
-          <w14:ligatures w14:val="none"/>
+          <ns2:ligatures ns2:val="none"/>
         </w:rPr>
         <w:t xml:space="preserve">habría brindado una respuesta inadecuada al reclamo </w:t>
       </w:r>
@@ -5016,7 +5016,7 @@
         <w:rPr>
           <w:rFonts w:ascii="Arial Narrow" w:eastAsia="Arial Narrow" w:hAnsi="Arial Narrow" w:cs="Arial Narrow"/>
           <w:kern w:val="0"/>
-          <w14:ligatures w14:val="none"/>
+          <ns2:ligatures ns2:val="none"/>
         </w:rPr>
         <w:t xml:space="preserve">25-SBS015033 </w:t>
       </w:r>
@@ -5024,7 +5024,7 @@
         <w:rPr>
           <w:rFonts w:ascii="Arial Narrow" w:eastAsia="Arial Narrow" w:hAnsi="Arial Narrow" w:cs="Arial Narrow"/>
           <w:kern w:val="0"/>
-          <w14:ligatures w14:val="none"/>
+          <ns2:ligatures ns2:val="none"/>
         </w:rPr>
         <w:t xml:space="preserve">presentado por </w:t>
       </w:r>
@@ -5032,7 +5032,7 @@
         <w:rPr>
           <w:rFonts w:ascii="Arial Narrow" w:eastAsia="Arial Narrow" w:hAnsi="Arial Narrow" w:cs="Arial Narrow"/>
           <w:kern w:val="0"/>
-          <w14:ligatures w14:val="none"/>
+          <ns2:ligatures ns2:val="none"/>
         </w:rPr>
         <w:t>la</w:t>
       </w:r>
@@ -5040,7 +5040,7 @@
         <w:rPr>
           <w:rFonts w:ascii="Arial Narrow" w:eastAsia="Arial Narrow" w:hAnsi="Arial Narrow" w:cs="Arial Narrow"/>
           <w:kern w:val="0"/>
-          <w14:ligatures w14:val="none"/>
+          <ns2:ligatures ns2:val="none"/>
         </w:rPr>
         <w:t xml:space="preserve"> denunciante el </w:t>
       </w:r>
@@ -5048,7 +5048,7 @@
         <w:rPr>
           <w:rFonts w:ascii="Arial Narrow" w:eastAsia="Arial Narrow" w:hAnsi="Arial Narrow" w:cs="Arial Narrow"/>
           <w:kern w:val="0"/>
-          <w14:ligatures w14:val="none"/>
+          <ns2:ligatures ns2:val="none"/>
         </w:rPr>
         <w:t>29</w:t>
       </w:r>
@@ -5056,7 +5056,7 @@
         <w:rPr>
           <w:rFonts w:ascii="Arial Narrow" w:eastAsia="Arial Narrow" w:hAnsi="Arial Narrow" w:cs="Arial Narrow"/>
           <w:kern w:val="0"/>
-          <w14:ligatures w14:val="none"/>
+          <ns2:ligatures ns2:val="none"/>
         </w:rPr>
         <w:t xml:space="preserve"> de </w:t>
       </w:r>
@@ -5064,7 +5064,7 @@
         <w:rPr>
           <w:rFonts w:ascii="Arial Narrow" w:eastAsia="Arial Narrow" w:hAnsi="Arial Narrow" w:cs="Arial Narrow"/>
           <w:kern w:val="0"/>
-          <w14:ligatures w14:val="none"/>
+          <ns2:ligatures ns2:val="none"/>
         </w:rPr>
         <w:t>abril</w:t>
       </w:r>
@@ -5072,7 +5072,7 @@
         <w:rPr>
           <w:rFonts w:ascii="Arial Narrow" w:eastAsia="Arial Narrow" w:hAnsi="Arial Narrow" w:cs="Arial Narrow"/>
           <w:kern w:val="0"/>
-          <w14:ligatures w14:val="none"/>
+          <ns2:ligatures ns2:val="none"/>
         </w:rPr>
         <w:t xml:space="preserve"> de </w:t>
       </w:r>
@@ -5080,7 +5080,7 @@
         <w:rPr>
           <w:rFonts w:ascii="Arial Narrow" w:eastAsia="Arial Narrow" w:hAnsi="Arial Narrow" w:cs="Arial Narrow"/>
           <w:kern w:val="0"/>
-          <w14:ligatures w14:val="none"/>
+          <ns2:ligatures ns2:val="none"/>
         </w:rPr>
         <w:t>2025</w:t>
       </w:r>
@@ -5088,23 +5088,23 @@
         <w:rPr>
           <w:rFonts w:ascii="Arial Narrow" w:eastAsia="Arial Narrow" w:hAnsi="Arial Narrow" w:cs="Arial Narrow"/>
           <w:kern w:val="0"/>
-          <w14:ligatures w14:val="none"/>
+          <ns2:ligatures ns2:val="none"/>
         </w:rPr>
         <w:t>.</w:t>
       </w:r>
     </w:p>
-    <w:p>
-      <w:pPr>
-        <w:spacing w:after="0" w:line="240" w:lineRule="auto"/>
-        <w:jc w:val="both"/>
-        <w:rPr>
-          <w:rFonts w:ascii="Arial Narrow" w:eastAsia="Arial Narrow" w:hAnsi="Arial Narrow" w:cs="Arial Narrow"/>
-          <w:kern w:val="0"/>
-          <w14:ligatures w14:val="none"/>
-        </w:rPr>
-      </w:pPr>
-    </w:p>
-    <w:p>
+    <w:p ns2:paraId="042B3F54" ns2:textId="777BBF33">
+      <w:pPr>
+        <w:spacing w:after="0" w:line="240" w:lineRule="auto"/>
+        <w:jc w:val="both"/>
+        <w:rPr>
+          <w:rFonts w:ascii="Arial Narrow" w:eastAsia="Arial Narrow" w:hAnsi="Arial Narrow" w:cs="Arial Narrow"/>
+          <w:kern w:val="0"/>
+          <ns2:ligatures ns2:val="none"/>
+        </w:rPr>
+      </w:pPr>
+    </w:p>
+    <w:p ns2:paraId="0A292C9F" ns2:textId="25DF0B37">
       <w:pPr>
         <w:spacing w:line="240" w:lineRule="auto"/>
         <w:contextualSpacing/>
@@ -5112,7 +5112,7 @@
         <w:rPr>
           <w:rFonts w:ascii="Arial Narrow" w:eastAsia="Calibri" w:hAnsi="Arial Narrow" w:cs="Arial"/>
           <w:kern w:val="0"/>
-          <w14:ligatures w14:val="none"/>
+          <ns2:ligatures ns2:val="none"/>
         </w:rPr>
       </w:pPr>
       <w:r>
@@ -5122,7 +5122,7 @@
           <w:color w:val="000000"/>
           <w:kern w:val="0"/>
           <w:lang w:eastAsia="es-PE"/>
-          <w14:ligatures w14:val="none"/>
+          <ns2:ligatures ns2:val="none"/>
         </w:rPr>
         <w:t>SEGUNDO:</w:t>
       </w:r>
@@ -5132,7 +5132,7 @@
           <w:color w:val="000000"/>
           <w:kern w:val="0"/>
           <w:lang w:eastAsia="es-PE"/>
-          <w14:ligatures w14:val="none"/>
+          <ns2:ligatures ns2:val="none"/>
         </w:rPr>
         <w:t xml:space="preserve"> tener por ofrecidos los medios probatorios presentados en el escrito de denuncia </w:t>
       </w:r>
@@ -5142,7 +5142,7 @@
           <w:color w:val="000000"/>
           <w:kern w:val="0"/>
           <w:lang w:val="es-ES" w:eastAsia="es-ES"/>
-          <w14:ligatures w14:val="none"/>
+          <ns2:ligatures ns2:val="none"/>
         </w:rPr>
         <w:t xml:space="preserve">del </w:t>
       </w:r>
@@ -5152,7 +5152,7 @@
           <w:color w:val="000000"/>
           <w:kern w:val="0"/>
           <w:lang w:val="es-ES" w:eastAsia="es-ES"/>
-          <w14:ligatures w14:val="none"/>
+          <ns2:ligatures ns2:val="none"/>
         </w:rPr>
         <w:t>30 de setiembre de 2025, complementado con el escrito del 31 de octubre de 2025</w:t>
       </w:r>
@@ -5160,12 +5160,12 @@
         <w:rPr>
           <w:rFonts w:ascii="Arial Narrow" w:eastAsia="Calibri" w:hAnsi="Arial Narrow" w:cs="Arial"/>
           <w:kern w:val="0"/>
-          <w14:ligatures w14:val="none"/>
+          <ns2:ligatures ns2:val="none"/>
         </w:rPr>
         <w:t>.</w:t>
       </w:r>
     </w:p>
-    <w:p>
+    <w:p ns2:paraId="68A17E97" ns2:textId="77777777">
       <w:pPr>
         <w:spacing w:line="240" w:lineRule="auto"/>
         <w:contextualSpacing/>
@@ -5175,20 +5175,20 @@
           <w:color w:val="000000"/>
           <w:kern w:val="0"/>
           <w:lang w:eastAsia="es-PE"/>
-          <w14:ligatures w14:val="none"/>
-        </w:rPr>
-      </w:pPr>
-    </w:p>
-    <w:p>
-      <w:pPr>
-        <w:spacing w:after="0" w:line="240" w:lineRule="auto"/>
-        <w:jc w:val="both"/>
-        <w:rPr>
-          <w:rFonts w:ascii="Arial Narrow" w:eastAsia="Arial Narrow" w:hAnsi="Arial Narrow" w:cs="Arial Narrow"/>
-          <w:color w:val="000000"/>
-          <w:kern w:val="0"/>
-          <w:lang w:eastAsia="es-PE"/>
-          <w14:ligatures w14:val="none"/>
+          <ns2:ligatures ns2:val="none"/>
+        </w:rPr>
+      </w:pPr>
+    </w:p>
+    <w:p ns2:paraId="168254DA" ns2:textId="57E6E73F">
+      <w:pPr>
+        <w:spacing w:after="0" w:line="240" w:lineRule="auto"/>
+        <w:jc w:val="both"/>
+        <w:rPr>
+          <w:rFonts w:ascii="Arial Narrow" w:eastAsia="Arial Narrow" w:hAnsi="Arial Narrow" w:cs="Arial Narrow"/>
+          <w:color w:val="000000"/>
+          <w:kern w:val="0"/>
+          <w:lang w:eastAsia="es-PE"/>
+          <ns2:ligatures ns2:val="none"/>
         </w:rPr>
       </w:pPr>
       <w:r>
@@ -5198,7 +5198,7 @@
           <w:color w:val="000000"/>
           <w:kern w:val="0"/>
           <w:lang w:eastAsia="es-PE"/>
-          <w14:ligatures w14:val="none"/>
+          <ns2:ligatures ns2:val="none"/>
         </w:rPr>
         <w:lastRenderedPageBreak/>
         <w:t xml:space="preserve">TERCERO: </w:t>
@@ -5209,7 +5209,7 @@
           <w:color w:val="000000"/>
           <w:kern w:val="0"/>
           <w:lang w:eastAsia="es-PE"/>
-          <w14:ligatures w14:val="none"/>
+          <ns2:ligatures ns2:val="none"/>
         </w:rPr>
         <w:t xml:space="preserve">requerir a </w:t>
       </w:r>
@@ -5219,7 +5219,7 @@
           <w:color w:val="000000"/>
           <w:kern w:val="0"/>
           <w:lang w:eastAsia="es-PE"/>
-          <w14:ligatures w14:val="none"/>
+          <ns2:ligatures ns2:val="none"/>
         </w:rPr>
         <w:t xml:space="preserve">Rímac Seguros y Reaseguros S.A. </w:t>
       </w:r>
@@ -5229,12 +5229,12 @@
           <w:color w:val="000000"/>
           <w:kern w:val="0"/>
           <w:lang w:eastAsia="es-PE"/>
-          <w14:ligatures w14:val="none"/>
+          <ns2:ligatures ns2:val="none"/>
         </w:rPr>
         <w:t>que cumpla con lo siguiente:</w:t>
       </w:r>
     </w:p>
-    <w:p>
+    <w:p ns2:paraId="20FDFB8D" ns2:textId="77777777">
       <w:pPr>
         <w:spacing w:after="0" w:line="240" w:lineRule="auto"/>
         <w:jc w:val="both"/>
@@ -5243,11 +5243,11 @@
           <w:color w:val="000000"/>
           <w:kern w:val="0"/>
           <w:lang w:eastAsia="es-PE"/>
-          <w14:ligatures w14:val="none"/>
-        </w:rPr>
-      </w:pPr>
-    </w:p>
-    <w:p>
+          <ns2:ligatures ns2:val="none"/>
+        </w:rPr>
+      </w:pPr>
+    </w:p>
+    <w:p ns2:paraId="4AA80738" ns2:textId="77777777">
       <w:pPr>
         <w:numPr>
           <w:ilvl w:val="0"/>
@@ -5261,21 +5261,21 @@
           <w:color w:val="000000"/>
           <w:kern w:val="0"/>
           <w:lang w:eastAsia="es-PE"/>
-          <w14:ligatures w14:val="none"/>
-        </w:rPr>
-      </w:pPr>
-      <w:r>
-        <w:rPr>
-          <w:rFonts w:ascii="Arial Narrow" w:eastAsia="Arial Narrow" w:hAnsi="Arial Narrow" w:cs="Arial Narrow"/>
-          <w:color w:val="000000"/>
-          <w:kern w:val="0"/>
-          <w:lang w:eastAsia="es-PE"/>
-          <w14:ligatures w14:val="none"/>
+          <ns2:ligatures ns2:val="none"/>
+        </w:rPr>
+      </w:pPr>
+      <w:r>
+        <w:rPr>
+          <w:rFonts w:ascii="Arial Narrow" w:eastAsia="Arial Narrow" w:hAnsi="Arial Narrow" w:cs="Arial Narrow"/>
+          <w:color w:val="000000"/>
+          <w:kern w:val="0"/>
+          <w:lang w:eastAsia="es-PE"/>
+          <ns2:ligatures ns2:val="none"/>
         </w:rPr>
         <w:t>presentar documentos que acrediten su inscripción en los Registros Públicos o una declaración jurada que indique que cuenta con dicha inscripción;</w:t>
       </w:r>
     </w:p>
-    <w:p>
+    <w:p ns2:paraId="2B29D59F" ns2:textId="77777777">
       <w:pPr>
         <w:numPr>
           <w:ilvl w:val="0"/>
@@ -5289,21 +5289,21 @@
           <w:color w:val="000000"/>
           <w:kern w:val="0"/>
           <w:lang w:eastAsia="es-PE"/>
-          <w14:ligatures w14:val="none"/>
-        </w:rPr>
-      </w:pPr>
-      <w:r>
-        <w:rPr>
-          <w:rFonts w:ascii="Arial Narrow" w:eastAsia="Arial Narrow" w:hAnsi="Arial Narrow" w:cs="Arial Narrow"/>
-          <w:color w:val="000000"/>
-          <w:kern w:val="0"/>
-          <w:lang w:eastAsia="es-PE"/>
-          <w14:ligatures w14:val="none"/>
+          <ns2:ligatures ns2:val="none"/>
+        </w:rPr>
+      </w:pPr>
+      <w:r>
+        <w:rPr>
+          <w:rFonts w:ascii="Arial Narrow" w:eastAsia="Arial Narrow" w:hAnsi="Arial Narrow" w:cs="Arial Narrow"/>
+          <w:color w:val="000000"/>
+          <w:kern w:val="0"/>
+          <w:lang w:eastAsia="es-PE"/>
+          <ns2:ligatures ns2:val="none"/>
         </w:rPr>
         <w:t>presentar copia simple de las facultades de representación de su representante legal en el presente procedimiento o la declaración jurada que indique que cuenta con dichas facultades y que estas se encuentran vigentes;</w:t>
       </w:r>
     </w:p>
-    <w:p>
+    <w:p ns2:paraId="7EF50C46" ns2:textId="77777777">
       <w:pPr>
         <w:numPr>
           <w:ilvl w:val="0"/>
@@ -5317,21 +5317,21 @@
           <w:color w:val="000000"/>
           <w:kern w:val="0"/>
           <w:lang w:eastAsia="es-PE"/>
-          <w14:ligatures w14:val="none"/>
-        </w:rPr>
-      </w:pPr>
-      <w:r>
-        <w:rPr>
-          <w:rFonts w:ascii="Arial Narrow" w:eastAsia="Arial Narrow" w:hAnsi="Arial Narrow" w:cs="Arial Narrow"/>
-          <w:color w:val="000000"/>
-          <w:kern w:val="0"/>
-          <w:lang w:eastAsia="es-PE"/>
-          <w14:ligatures w14:val="none"/>
+          <ns2:ligatures ns2:val="none"/>
+        </w:rPr>
+      </w:pPr>
+      <w:r>
+        <w:rPr>
+          <w:rFonts w:ascii="Arial Narrow" w:eastAsia="Arial Narrow" w:hAnsi="Arial Narrow" w:cs="Arial Narrow"/>
+          <w:color w:val="000000"/>
+          <w:kern w:val="0"/>
+          <w:lang w:eastAsia="es-PE"/>
+          <ns2:ligatures ns2:val="none"/>
         </w:rPr>
         <w:t>consignar el Número de Registro Único de Contribuyentes (RUC); y,</w:t>
       </w:r>
     </w:p>
-    <w:p>
+    <w:p ns2:paraId="19E4DFA1" ns2:textId="77777777">
       <w:pPr>
         <w:numPr>
           <w:ilvl w:val="0"/>
@@ -5343,16 +5343,16 @@
         <w:rPr>
           <w:rFonts w:ascii="Arial Narrow" w:eastAsia="Calibri" w:hAnsi="Arial Narrow" w:cs="Arial"/>
           <w:kern w:val="0"/>
-          <w14:ligatures w14:val="none"/>
-        </w:rPr>
-      </w:pPr>
-      <w:r>
-        <w:rPr>
-          <w:rFonts w:ascii="Arial Narrow" w:eastAsia="Arial Narrow" w:hAnsi="Arial Narrow" w:cs="Arial Narrow"/>
-          <w:color w:val="000000"/>
-          <w:kern w:val="0"/>
-          <w:lang w:eastAsia="es-PE"/>
-          <w14:ligatures w14:val="none"/>
+          <ns2:ligatures ns2:val="none"/>
+        </w:rPr>
+      </w:pPr>
+      <w:r>
+        <w:rPr>
+          <w:rFonts w:ascii="Arial Narrow" w:eastAsia="Arial Narrow" w:hAnsi="Arial Narrow" w:cs="Arial Narrow"/>
+          <w:color w:val="000000"/>
+          <w:kern w:val="0"/>
+          <w:lang w:eastAsia="es-PE"/>
+          <ns2:ligatures ns2:val="none"/>
         </w:rPr>
         <w:t>fijar domicilio procesal para el procedimiento, de conformidad con el numeral 1 del artículo 442</w:t>
       </w:r>
@@ -5362,7 +5362,7 @@
           <w:color w:val="000000"/>
           <w:kern w:val="0"/>
           <w:lang w:eastAsia="es-PE"/>
-          <w14:ligatures w14:val="none"/>
+          <ns2:ligatures ns2:val="none"/>
         </w:rPr>
         <w:t/>
       </w:r>
@@ -5372,7 +5372,7 @@
           <w:color w:val="000000"/>
           <w:kern w:val="0"/>
           <w:lang w:eastAsia="es-PE"/>
-          <w14:ligatures w14:val="none"/>
+          <ns2:ligatures ns2:val="none"/>
         </w:rPr>
         <w:t xml:space="preserve"> del Código Procesal Civil. </w:t>
       </w:r>
@@ -5380,7 +5380,7 @@
         <w:rPr>
           <w:rFonts w:ascii="Arial Narrow" w:eastAsia="Calibri" w:hAnsi="Arial Narrow" w:cs="Arial"/>
           <w:kern w:val="0"/>
-          <w14:ligatures w14:val="none"/>
+          <ns2:ligatures ns2:val="none"/>
         </w:rPr>
         <w:t>Para ello podrá señalar domicilio físico o una dirección electrónica a la que pueda remitirse las notificaciones</w:t>
       </w:r>
@@ -5389,12 +5389,12 @@
           <w:rFonts w:ascii="Arial Narrow" w:eastAsia="Arial" w:hAnsi="Arial Narrow" w:cs="Arial"/>
           <w:kern w:val="0"/>
           <w:lang w:val="es"/>
-          <w14:ligatures w14:val="none"/>
+          <ns2:ligatures ns2:val="none"/>
         </w:rPr>
         <w:t>;</w:t>
       </w:r>
     </w:p>
-    <w:p>
+    <w:p ns2:paraId="7C63E340" ns2:textId="77777777">
       <w:pPr>
         <w:numPr>
           <w:ilvl w:val="0"/>
@@ -5406,14 +5406,14 @@
         <w:rPr>
           <w:rFonts w:ascii="Arial Narrow" w:eastAsia="Calibri" w:hAnsi="Arial Narrow" w:cs="Arial"/>
           <w:kern w:val="0"/>
-          <w14:ligatures w14:val="none"/>
+          <ns2:ligatures ns2:val="none"/>
         </w:rPr>
       </w:pPr>
       <w:r>
         <w:rPr>
           <w:rFonts w:ascii="Arial Narrow" w:eastAsia="Calibri" w:hAnsi="Arial Narrow" w:cs="Arial"/>
           <w:kern w:val="0"/>
-          <w14:ligatures w14:val="none"/>
+          <ns2:ligatures ns2:val="none"/>
         </w:rPr>
         <w:t>en caso califique como micro empresa o pequeña empresa, presentar los documentos que acrediten su volumen de ventas o ingresos brutos percibidos el año anterior relativo a todas sus actividades económicas y el número de trabajadores con el que cuenta</w:t>
       </w:r>
@@ -5423,7 +5423,7 @@
           <w:rFonts w:ascii="Arial Narrow" w:eastAsia="Calibri" w:hAnsi="Arial Narrow" w:cs="Arial"/>
           <w:kern w:val="0"/>
           <w:vertAlign w:val="superscript"/>
-          <w14:ligatures w14:val="none"/>
+          <ns2:ligatures ns2:val="none"/>
         </w:rPr>
         <w:footnoteReference w:id="7"/>
       </w:r>
@@ -5431,7 +5431,7 @@
         <w:rPr>
           <w:rFonts w:ascii="Arial Narrow" w:eastAsia="Calibri" w:hAnsi="Arial Narrow" w:cs="Arial"/>
           <w:kern w:val="0"/>
-          <w14:ligatures w14:val="none"/>
+          <ns2:ligatures ns2:val="none"/>
         </w:rPr>
         <w:t>. Ello, a fin de que la Comisión pueda meritar dicha documentación, conforme lo establece el artículo 110</w:t>
       </w:r>
@@ -5441,7 +5441,7 @@
           <w:color w:val="000000"/>
           <w:kern w:val="0"/>
           <w:lang w:eastAsia="es-PE"/>
-          <w14:ligatures w14:val="none"/>
+          <ns2:ligatures ns2:val="none"/>
         </w:rPr>
         <w:t/>
       </w:r>
@@ -5449,7 +5449,7 @@
         <w:rPr>
           <w:rFonts w:ascii="Arial Narrow" w:eastAsia="Calibri" w:hAnsi="Arial Narrow" w:cs="Arial"/>
           <w:kern w:val="0"/>
-          <w14:ligatures w14:val="none"/>
+          <ns2:ligatures ns2:val="none"/>
         </w:rPr>
         <w:t xml:space="preserve"> del </w:t>
       </w:r>
@@ -5458,7 +5458,7 @@
           <w:rFonts w:ascii="Arial Narrow" w:eastAsia="Calibri" w:hAnsi="Arial Narrow" w:cs="Arial"/>
           <w:spacing w:val="-2"/>
           <w:kern w:val="0"/>
-          <w14:ligatures w14:val="none"/>
+          <ns2:ligatures ns2:val="none"/>
         </w:rPr>
         <w:t>Código</w:t>
       </w:r>
@@ -5469,7 +5469,7 @@
           <w:spacing w:val="-2"/>
           <w:kern w:val="0"/>
           <w:vertAlign w:val="superscript"/>
-          <w14:ligatures w14:val="none"/>
+          <ns2:ligatures ns2:val="none"/>
         </w:rPr>
         <w:footnoteReference w:id="8"/>
       </w:r>
@@ -5478,35 +5478,79 @@
           <w:rFonts w:ascii="Arial Narrow" w:eastAsia="Calibri" w:hAnsi="Arial Narrow" w:cs="Arial"/>
           <w:spacing w:val="-2"/>
           <w:kern w:val="0"/>
-          <w14:ligatures w14:val="none"/>
+          <ns2:ligatures ns2:val="none"/>
         </w:rPr>
         <w:t>.</w:t>
       </w:r>
     </w:p>
+    <w:p ns2:paraId="1F11FE32" ns2:textId="77777777">
+      <w:pPr>
+        <w:spacing w:after="0" w:line="240" w:lineRule="auto"/>
+        <w:ind w:left="567"/>
+        <w:jc w:val="both"/>
+        <w:rPr>
+          <w:rFonts w:ascii="Arial Narrow" w:eastAsia="Arial Narrow" w:hAnsi="Arial Narrow" w:cs="Arial Narrow"/>
+          <w:color w:val="000000"/>
+          <w:kern w:val="0"/>
+          <w:lang w:eastAsia="es-PE"/>
+          <ns2:ligatures ns2:val="none"/>
+        </w:rPr>
+      </w:pPr>
+    </w:p>
     <w:p>
       <w:pPr>
         <w:spacing w:after="0" w:line="240" w:lineRule="auto"/>
-        <w:ind w:left="567"/>
-        <w:jc w:val="both"/>
-        <w:rPr>
-          <w:rFonts w:ascii="Arial Narrow" w:eastAsia="Arial Narrow" w:hAnsi="Arial Narrow" w:cs="Arial Narrow"/>
-          <w:color w:val="000000"/>
-          <w:kern w:val="0"/>
-          <w:lang w:eastAsia="es-PE"/>
-          <w14:ligatures w14:val="none"/>
-        </w:rPr>
-      </w:pPr>
-    </w:p>
-    <w:p>
-      <w:pPr>
-        <w:spacing w:after="0" w:line="240" w:lineRule="auto"/>
-        <w:jc w:val="both"/>
-        <w:rPr>
-          <w:rFonts w:ascii="Arial Narrow" w:eastAsia="Arial Narrow" w:hAnsi="Arial Narrow" w:cs="Arial Narrow"/>
-          <w:color w:val="000000"/>
-          <w:kern w:val="0"/>
-          <w:lang w:eastAsia="es-PE"/>
-          <w14:ligatures w14:val="none"/>
+        <w:jc w:val="both"/>
+        <w:rPr>
+          <w:rFonts w:ascii="Arial Narrow" w:eastAsia="Arial Narrow" w:hAnsi="Arial Narrow" w:cs="Arial Narrow"/>
+          <w:color w:val="000000"/>
+          <w:kern w:val="0"/>
+          <w:lang w:eastAsia="es-PE"/>
+          <ns2:ligatures ns2:val="none"/>
+        </w:rPr>
+      </w:pPr>
+      <w:r>
+        <w:rPr>
+          <w:rFonts w:ascii="Arial Narrow" w:hAnsi="Arial Narrow" w:cs="Arial Narrow"/>
+          <w:b w:val="1"/>
+          <w:bCs w:val="1"/>
+          <w:sz w:val="20"/>
+          <w:szCs w:val="20"/>
+        </w:rPr>
+        <w:t xml:space="preserve">CUARTO: </w:t>
+      </w:r>
+      <w:r>
+        <w:rPr>
+          <w:rFonts w:ascii="Arial Narrow" w:hAnsi="Arial Narrow" w:cs="Arial Narrow"/>
+          <w:sz w:val="20"/>
+          <w:szCs w:val="20"/>
+        </w:rPr>
+        <w:t xml:space="preserve">correr traslado de la presente resolución a Rímac Seguros y Reaseguros S.A para que, de conformidad con lo dispuesto por el artículo 26° de la Ley sobre Facultades, Normas y Organización del Indecopi, aprobado por Decreto Legislativo N° 8079, presenten sus descargos sobre la imputación de cargos realizada en un plazo no mayor a cinco (5) días hábiles contado a partir del día siguiente de la notificación de la presente resolución, vencido el cual, el Secretario Técnico declarará en rebeldía a los denunciados que no lo hubieran presentado. Debe precisarse que de conformidad con lo establecido por el artículo 223° del Texto Único Ordenado de la Ley N° 27444, Ley del Procedimiento Administrativo General, las alegaciones y los hechos relevantes de la reclamación, salvo que hayan sido específicamente negadas en la contestación, se tendrán por aceptadas o meritadas como ciertas.</w:t>
+      </w:r>
+    </w:p>
+    <w:p ns2:paraId="228F876C" ns2:textId="77777777">
+      <w:pPr>
+        <w:spacing w:after="0" w:line="240" w:lineRule="auto"/>
+        <w:jc w:val="both"/>
+        <w:rPr>
+          <w:rFonts w:ascii="Arial Narrow" w:eastAsia="Arial Narrow" w:hAnsi="Arial Narrow" w:cs="Arial Narrow"/>
+          <w:color w:val="000000"/>
+          <w:kern w:val="0"/>
+          <w:lang w:eastAsia="es-PE"/>
+          <ns2:ligatures ns2:val="none"/>
+        </w:rPr>
+      </w:pPr>
+    </w:p>
+    <w:p ns2:paraId="774AFBA5" ns2:textId="073C152D">
+      <w:pPr>
+        <w:spacing w:after="0" w:line="240" w:lineRule="auto"/>
+        <w:jc w:val="both"/>
+        <w:rPr>
+          <w:rFonts w:ascii="Arial Narrow" w:eastAsia="Times New Roman" w:hAnsi="Arial Narrow" w:cs="Arial"/>
+          <w:color w:val="000000"/>
+          <w:kern w:val="0"/>
+          <w:lang w:val="es-ES" w:eastAsia="es-ES"/>
+          <ns2:ligatures ns2:val="none"/>
         </w:rPr>
       </w:pPr>
       <w:r>
@@ -5516,19 +5560,20 @@
           <w:color w:val="000000"/>
           <w:kern w:val="0"/>
           <w:lang w:eastAsia="es-PE"/>
-          <w14:ligatures w14:val="none"/>
-        </w:rPr>
-        <w:t xml:space="preserve">CUARTO: </w:t>
-      </w:r>
-      <w:r>
-        <w:rPr>
-          <w:rFonts w:ascii="Arial Narrow" w:eastAsia="Arial Narrow" w:hAnsi="Arial Narrow" w:cs="Arial Narrow"/>
-          <w:color w:val="000000"/>
-          <w:kern w:val="0"/>
-          <w:lang w:eastAsia="es-PE"/>
-          <w14:ligatures w14:val="none"/>
-        </w:rPr>
-        <w:t xml:space="preserve">correr traslado de la denuncia interpuesta </w:t>
+          <ns2:ligatures ns2:val="none"/>
+        </w:rPr>
+        <w:t xml:space="preserve">QUINTO: </w:t>
+      </w:r>
+      <w:bookmarkStart w:id="8" w:name="_Hlk188286813"/>
+      <w:r>
+        <w:rPr>
+          <w:rFonts w:ascii="Arial Narrow" w:eastAsia="Times New Roman" w:hAnsi="Arial Narrow" w:cs="Arial"/>
+          <w:color w:val="000000"/>
+          <w:kern w:val="0"/>
+          <w:lang w:eastAsia="es-ES"/>
+          <ns2:ligatures ns2:val="none"/>
+        </w:rPr>
+        <w:t xml:space="preserve">requerir </w:t>
       </w:r>
       <w:r>
         <w:rPr>
@@ -5536,79 +5581,142 @@
           <w:color w:val="000000"/>
           <w:kern w:val="0"/>
           <w:lang w:val="es-ES" w:eastAsia="es-ES"/>
-          <w14:ligatures w14:val="none"/>
-        </w:rPr>
-        <w:t xml:space="preserve">el </w:t>
-      </w:r>
+          <ns2:ligatures ns2:val="none"/>
+        </w:rPr>
+        <w:t xml:space="preserve">que, en un </w:t>
+      </w:r>
+      <w:r>
+        <w:rPr>
+          <w:rFonts w:ascii="Arial Narrow" w:eastAsia="Times New Roman" w:hAnsi="Arial Narrow" w:cs="Arial"/>
+          <w:color w:val="000000"/>
+          <w:kern w:val="0"/>
+          <w:lang w:eastAsia="es-ES"/>
+          <ns2:ligatures ns2:val="none"/>
+        </w:rPr>
+        <w:t>plazo no mayor de cinco (5) días hábiles contado a partir del día siguiente de la notificación de la presente resolución</w:t>
+      </w:r>
+      <w:bookmarkEnd w:id="8"/>
+      <w:r>
+        <w:rPr>
+          <w:rFonts w:ascii="Arial Narrow" w:eastAsia="Times New Roman" w:hAnsi="Arial Narrow" w:cs="Arial"/>
+          <w:color w:val="000000"/>
+          <w:kern w:val="0"/>
+          <w:lang w:eastAsia="es-ES"/>
+          <ns2:ligatures ns2:val="none"/>
+        </w:rPr>
+        <w:t xml:space="preserve">, </w:t>
+      </w:r>
+      <w:bookmarkStart w:id="9" w:name="_Hlk188286828"/>
+      <w:r>
+        <w:rPr>
+          <w:rFonts w:ascii="Arial Narrow" w:eastAsia="Times New Roman" w:hAnsi="Arial Narrow" w:cs="Times New Roman"/>
+          <w:color w:val="000000"/>
+          <w:kern w:val="0"/>
+          <w:shd w:val="clear" w:color="auto" w:fill="FFFFFF"/>
+          <w:lang w:eastAsia="es-PE"/>
+          <ns2:ligatures ns2:val="none"/>
+        </w:rPr>
+        <w:t>el proveedor denunciado</w:t>
+      </w:r>
+      <w:r>
+        <w:rPr>
+          <w:rFonts w:ascii="Arial Narrow" w:eastAsia="Times New Roman" w:hAnsi="Arial Narrow" w:cs="Arial"/>
+          <w:color w:val="000000"/>
+          <w:kern w:val="0"/>
+          <w:lang w:eastAsia="es-ES"/>
+          <ns2:ligatures ns2:val="none"/>
+        </w:rPr>
+        <w:t xml:space="preserve"> </w:t>
+      </w:r>
+      <w:bookmarkEnd w:id="9"/>
       <w:r>
         <w:rPr>
           <w:rFonts w:ascii="Arial Narrow" w:eastAsia="Times New Roman" w:hAnsi="Arial Narrow" w:cs="Arial"/>
           <w:color w:val="000000"/>
           <w:kern w:val="0"/>
           <w:lang w:val="es-ES" w:eastAsia="es-ES"/>
-          <w14:ligatures w14:val="none"/>
-        </w:rPr>
-        <w:t>30 de setiembre de 2025, complementado con el escrito del 31 de octubre de 2025</w:t>
-      </w:r>
-      <w:r>
-        <w:rPr>
-          <w:rFonts w:ascii="Arial Narrow" w:eastAsia="Calibri" w:hAnsi="Arial Narrow" w:cs="Arial"/>
-          <w:kern w:val="0"/>
-          <w14:ligatures w14:val="none"/>
-        </w:rPr>
-        <w:t xml:space="preserve">, </w:t>
-      </w:r>
-      <w:r>
-        <w:rPr>
-          <w:rFonts w:ascii="Arial Narrow" w:eastAsia="Arial Narrow" w:hAnsi="Arial Narrow" w:cs="Arial Narrow"/>
-          <w:color w:val="000000"/>
-          <w:kern w:val="0"/>
-          <w:lang w:eastAsia="es-PE"/>
-          <w14:ligatures w14:val="none"/>
-        </w:rPr>
-        <w:t>a</w:t>
-      </w:r>
-      <w:r>
-        <w:rPr>
-          <w:rFonts w:ascii="Arial Narrow" w:eastAsia="Times New Roman" w:hAnsi="Arial Narrow" w:cs="Times New Roman"/>
-          <w:color w:val="000000"/>
-          <w:kern w:val="0"/>
-          <w:shd w:val="clear" w:color="auto" w:fill="FFFFFF"/>
-          <w:lang w:eastAsia="es-PE"/>
-          <w14:ligatures w14:val="none"/>
+          <ns2:ligatures ns2:val="none"/>
+        </w:rPr>
+        <w:t xml:space="preserve">cumpla con: </w:t>
+      </w:r>
+      <w:r>
+        <w:rPr>
+          <w:rFonts w:ascii="Arial Narrow" w:eastAsia="Times New Roman" w:hAnsi="Arial Narrow" w:cs="Arial"/>
+          <w:color w:val="000000"/>
+          <w:kern w:val="0"/>
+          <w:lang w:val="es-ES" w:eastAsia="es-ES"/>
+          <ns2:ligatures ns2:val="none"/>
+        </w:rPr>
+        <w:t>(i) presentar una copia completa, legible y debidamente suscrita de la Póliza 1300214259 del Seguro de Vida, así como el cargo de remisión de la póliza; (ii) presentar los medios probatorios que acrediten que el cobro por S/ 10 535,78 desde la tarjeta **** 8001 se realizó con la autorización de la denunciante; y, (iii) presentar todas las comunicaciones cursadas con la parte denunciante en virtud del hecho materia de denuncia</w:t>
+      </w:r>
+      <w:r>
+        <w:rPr>
+          <w:rFonts w:ascii="Arial Narrow" w:eastAsia="Times New Roman" w:hAnsi="Arial Narrow" w:cs="Arial"/>
+          <w:color w:val="000000"/>
+          <w:kern w:val="0"/>
+          <w:lang w:val="es-ES" w:eastAsia="es-ES"/>
+          <ns2:ligatures ns2:val="none"/>
+        </w:rPr>
+        <w:t>.</w:t>
+      </w:r>
+    </w:p>
+    <w:p ns2:paraId="12A4D8BD" ns2:textId="77777777">
+      <w:pPr>
+        <w:spacing w:after="0" w:line="240" w:lineRule="auto"/>
+        <w:jc w:val="both"/>
+        <w:rPr>
+          <w:rFonts w:ascii="Arial Narrow" w:eastAsia="Arial Narrow" w:hAnsi="Arial Narrow" w:cs="Arial Narrow"/>
+          <w:b/>
+          <w:color w:val="000000"/>
+          <w:kern w:val="0"/>
+          <w:lang w:val="es-ES" w:eastAsia="es-PE"/>
+          <ns2:ligatures ns2:val="none"/>
+        </w:rPr>
+      </w:pPr>
+    </w:p>
+    <w:p ns2:paraId="591B7E6F" ns2:textId="77777777">
+      <w:pPr>
+        <w:spacing w:after="0" w:line="240" w:lineRule="auto"/>
+        <w:jc w:val="both"/>
+        <w:rPr>
+          <w:rFonts w:ascii="Arial Narrow" w:eastAsia="Arial Narrow" w:hAnsi="Arial Narrow" w:cs="Arial Narrow"/>
+          <w:color w:val="000000"/>
+          <w:kern w:val="0"/>
+          <w:lang w:eastAsia="es-PE"/>
+          <ns2:ligatures ns2:val="none"/>
+        </w:rPr>
+      </w:pPr>
+      <w:r>
+        <w:rPr>
+          <w:rFonts w:ascii="Arial Narrow" w:eastAsia="Arial Narrow" w:hAnsi="Arial Narrow" w:cs="Arial Narrow"/>
+          <w:b/>
+          <w:color w:val="000000"/>
+          <w:kern w:val="0"/>
+          <w:lang w:eastAsia="es-PE"/>
+          <ns2:ligatures ns2:val="none"/>
+        </w:rPr>
+        <w:t>SEXTO:</w:t>
+      </w:r>
+      <w:r>
+        <w:rPr>
+          <w:rFonts w:ascii="Arial Narrow" w:eastAsia="Arial Narrow" w:hAnsi="Arial Narrow" w:cs="Arial Narrow"/>
+          <w:color w:val="000000"/>
+          <w:kern w:val="0"/>
+          <w:lang w:eastAsia="es-PE"/>
+          <ns2:ligatures ns2:val="none"/>
         </w:rPr>
         <w:t xml:space="preserve"> </w:t>
       </w:r>
-      <w:r>
-        <w:rPr>
-          <w:rFonts w:ascii="Arial Narrow" w:eastAsia="Times New Roman" w:hAnsi="Arial Narrow" w:cs="Times New Roman"/>
-          <w:color w:val="000000"/>
-          <w:kern w:val="0"/>
-          <w:shd w:val="clear" w:color="auto" w:fill="FFFFFF"/>
-          <w:lang w:eastAsia="es-PE"/>
-          <w14:ligatures w14:val="none"/>
-        </w:rPr>
-        <w:t>Rímac Seguros y Reaseguros S.A.</w:t>
-      </w:r>
-      <w:r>
-        <w:rPr>
-          <w:rFonts w:ascii="Arial Narrow" w:eastAsia="Arial Narrow" w:hAnsi="Arial Narrow" w:cs="Arial Narrow"/>
-          <w:color w:val="000000"/>
-          <w:kern w:val="0"/>
-          <w:lang w:eastAsia="es-PE"/>
-          <w14:ligatures w14:val="none"/>
-        </w:rPr>
-        <w:t>, para que, de conformidad con</w:t>
-      </w:r>
-      <w:r>
-        <w:rPr>
-          <w:rFonts w:ascii="Arial Narrow" w:eastAsia="Arial Narrow" w:hAnsi="Arial Narrow" w:cs="Arial Narrow"/>
-          <w:color w:val="000000"/>
-          <w:kern w:val="0"/>
-          <w:lang w:eastAsia="es-PE"/>
-          <w14:ligatures w14:val="none"/>
-        </w:rPr>
-        <w:t xml:space="preserve"> lo dispuesto por el artículo 26</w:t>
+      <w:bookmarkStart w:id="10" w:name="_Hlk188286915"/>
+      <w:r>
+        <w:rPr>
+          <w:rFonts w:ascii="Arial Narrow" w:eastAsia="Arial Narrow" w:hAnsi="Arial Narrow" w:cs="Arial Narrow"/>
+          <w:color w:val="000000"/>
+          <w:kern w:val="0"/>
+          <w:lang w:eastAsia="es-PE"/>
+          <ns2:ligatures ns2:val="none"/>
+        </w:rPr>
+        <w:t>informar a las partes que el artículo 110</w:t>
       </w:r>
       <w:r>
         <w:rPr>
@@ -5616,7 +5724,7 @@
           <w:color w:val="000000"/>
           <w:kern w:val="0"/>
           <w:lang w:eastAsia="es-PE"/>
-          <w14:ligatures w14:val="none"/>
+          <ns2:ligatures ns2:val="none"/>
         </w:rPr>
         <w:t/>
       </w:r>
@@ -5626,218 +5734,7 @@
           <w:color w:val="000000"/>
           <w:kern w:val="0"/>
           <w:lang w:eastAsia="es-PE"/>
-          <w14:ligatures w14:val="none"/>
-        </w:rPr>
-        <w:t xml:space="preserve"> de la Ley sobre Facultades, Normas y Organización del Indecopi, aprobada por Decreto Legislativo 807, presente sus descargos en un plazo no mayor de cinco (5) días hábiles contados desde la notificación. </w:t>
-      </w:r>
-    </w:p>
-    <w:p>
-      <w:pPr>
-        <w:spacing w:after="0" w:line="240" w:lineRule="auto"/>
-        <w:jc w:val="both"/>
-        <w:rPr>
-          <w:rFonts w:ascii="Arial Narrow" w:eastAsia="Arial Narrow" w:hAnsi="Arial Narrow" w:cs="Arial Narrow"/>
-          <w:color w:val="000000"/>
-          <w:kern w:val="0"/>
-          <w:lang w:eastAsia="es-PE"/>
-          <w14:ligatures w14:val="none"/>
-        </w:rPr>
-      </w:pPr>
-    </w:p>
-    <w:p>
-      <w:pPr>
-        <w:spacing w:after="0" w:line="240" w:lineRule="auto"/>
-        <w:jc w:val="both"/>
-        <w:rPr>
-          <w:rFonts w:ascii="Arial Narrow" w:eastAsia="Times New Roman" w:hAnsi="Arial Narrow" w:cs="Arial"/>
-          <w:color w:val="000000"/>
-          <w:kern w:val="0"/>
-          <w:lang w:val="es-ES" w:eastAsia="es-ES"/>
-          <w14:ligatures w14:val="none"/>
-        </w:rPr>
-      </w:pPr>
-      <w:r>
-        <w:rPr>
-          <w:rFonts w:ascii="Arial Narrow" w:eastAsia="Arial Narrow" w:hAnsi="Arial Narrow" w:cs="Arial Narrow"/>
-          <w:b/>
-          <w:color w:val="000000"/>
-          <w:kern w:val="0"/>
-          <w:lang w:eastAsia="es-PE"/>
-          <w14:ligatures w14:val="none"/>
-        </w:rPr>
-        <w:t xml:space="preserve">QUINTO: </w:t>
-      </w:r>
-      <w:bookmarkStart w:id="8" w:name="_Hlk188286813"/>
-      <w:r>
-        <w:rPr>
-          <w:rFonts w:ascii="Arial Narrow" w:eastAsia="Times New Roman" w:hAnsi="Arial Narrow" w:cs="Arial"/>
-          <w:color w:val="000000"/>
-          <w:kern w:val="0"/>
-          <w:lang w:eastAsia="es-ES"/>
-          <w14:ligatures w14:val="none"/>
-        </w:rPr>
-        <w:t xml:space="preserve">requerir </w:t>
-      </w:r>
-      <w:r>
-        <w:rPr>
-          <w:rFonts w:ascii="Arial Narrow" w:eastAsia="Times New Roman" w:hAnsi="Arial Narrow" w:cs="Arial"/>
-          <w:color w:val="000000"/>
-          <w:kern w:val="0"/>
-          <w:lang w:val="es-ES" w:eastAsia="es-ES"/>
-          <w14:ligatures w14:val="none"/>
-        </w:rPr>
-        <w:t xml:space="preserve">que, en un </w:t>
-      </w:r>
-      <w:r>
-        <w:rPr>
-          <w:rFonts w:ascii="Arial Narrow" w:eastAsia="Times New Roman" w:hAnsi="Arial Narrow" w:cs="Arial"/>
-          <w:color w:val="000000"/>
-          <w:kern w:val="0"/>
-          <w:lang w:eastAsia="es-ES"/>
-          <w14:ligatures w14:val="none"/>
-        </w:rPr>
-        <w:t>plazo no mayor de cinco (5) días hábiles contado a partir del día siguiente de la notificación de la presente resolución</w:t>
-      </w:r>
-      <w:bookmarkEnd w:id="8"/>
-      <w:r>
-        <w:rPr>
-          <w:rFonts w:ascii="Arial Narrow" w:eastAsia="Times New Roman" w:hAnsi="Arial Narrow" w:cs="Arial"/>
-          <w:color w:val="000000"/>
-          <w:kern w:val="0"/>
-          <w:lang w:eastAsia="es-ES"/>
-          <w14:ligatures w14:val="none"/>
-        </w:rPr>
-        <w:t xml:space="preserve">, </w:t>
-      </w:r>
-      <w:bookmarkStart w:id="9" w:name="_Hlk188286828"/>
-      <w:r>
-        <w:rPr>
-          <w:rFonts w:ascii="Arial Narrow" w:eastAsia="Times New Roman" w:hAnsi="Arial Narrow" w:cs="Times New Roman"/>
-          <w:color w:val="000000"/>
-          <w:kern w:val="0"/>
-          <w:shd w:val="clear" w:color="auto" w:fill="FFFFFF"/>
-          <w:lang w:eastAsia="es-PE"/>
-          <w14:ligatures w14:val="none"/>
-        </w:rPr>
-        <w:t>el proveedor denunciado</w:t>
-      </w:r>
-      <w:r>
-        <w:rPr>
-          <w:rFonts w:ascii="Arial Narrow" w:eastAsia="Times New Roman" w:hAnsi="Arial Narrow" w:cs="Arial"/>
-          <w:color w:val="000000"/>
-          <w:kern w:val="0"/>
-          <w:lang w:eastAsia="es-ES"/>
-          <w14:ligatures w14:val="none"/>
-        </w:rPr>
-        <w:t xml:space="preserve"> </w:t>
-      </w:r>
-      <w:bookmarkEnd w:id="9"/>
-      <w:r>
-        <w:rPr>
-          <w:rFonts w:ascii="Arial Narrow" w:eastAsia="Times New Roman" w:hAnsi="Arial Narrow" w:cs="Arial"/>
-          <w:color w:val="000000"/>
-          <w:kern w:val="0"/>
-          <w:lang w:val="es-ES" w:eastAsia="es-ES"/>
-          <w14:ligatures w14:val="none"/>
-        </w:rPr>
-        <w:t xml:space="preserve">cumpla con: </w:t>
-      </w:r>
-      <w:r>
-        <w:rPr>
-          <w:rFonts w:ascii="Arial Narrow" w:eastAsia="Times New Roman" w:hAnsi="Arial Narrow" w:cs="Arial"/>
-          <w:color w:val="000000"/>
-          <w:kern w:val="0"/>
-          <w:lang w:val="es-ES" w:eastAsia="es-ES"/>
-          <w14:ligatures w14:val="none"/>
-        </w:rPr>
-        <w:t>(i) presentar una copia completa, legible y debidamente suscrita de la Póliza 1300214259 del Seguro de Vida, así como el cargo de remisión de la póliza; (ii) presentar los medios probatorios que acrediten que el cobro por S/ 10 535,78 desde la tarjeta **** 8001 se realizó con la autorización de la denunciante; y, (iii) presentar todas las comunicaciones cursadas con la parte denunciante en virtud del hecho materia de denuncia</w:t>
-      </w:r>
-      <w:r>
-        <w:rPr>
-          <w:rFonts w:ascii="Arial Narrow" w:eastAsia="Times New Roman" w:hAnsi="Arial Narrow" w:cs="Arial"/>
-          <w:color w:val="000000"/>
-          <w:kern w:val="0"/>
-          <w:lang w:val="es-ES" w:eastAsia="es-ES"/>
-          <w14:ligatures w14:val="none"/>
-        </w:rPr>
-        <w:t>.</w:t>
-      </w:r>
-    </w:p>
-    <w:p>
-      <w:pPr>
-        <w:spacing w:after="0" w:line="240" w:lineRule="auto"/>
-        <w:jc w:val="both"/>
-        <w:rPr>
-          <w:rFonts w:ascii="Arial Narrow" w:eastAsia="Arial Narrow" w:hAnsi="Arial Narrow" w:cs="Arial Narrow"/>
-          <w:b/>
-          <w:color w:val="000000"/>
-          <w:kern w:val="0"/>
-          <w:lang w:val="es-ES" w:eastAsia="es-PE"/>
-          <w14:ligatures w14:val="none"/>
-        </w:rPr>
-      </w:pPr>
-    </w:p>
-    <w:p>
-      <w:pPr>
-        <w:spacing w:after="0" w:line="240" w:lineRule="auto"/>
-        <w:jc w:val="both"/>
-        <w:rPr>
-          <w:rFonts w:ascii="Arial Narrow" w:eastAsia="Arial Narrow" w:hAnsi="Arial Narrow" w:cs="Arial Narrow"/>
-          <w:color w:val="000000"/>
-          <w:kern w:val="0"/>
-          <w:lang w:eastAsia="es-PE"/>
-          <w14:ligatures w14:val="none"/>
-        </w:rPr>
-      </w:pPr>
-      <w:r>
-        <w:rPr>
-          <w:rFonts w:ascii="Arial Narrow" w:eastAsia="Arial Narrow" w:hAnsi="Arial Narrow" w:cs="Arial Narrow"/>
-          <w:b/>
-          <w:color w:val="000000"/>
-          <w:kern w:val="0"/>
-          <w:lang w:eastAsia="es-PE"/>
-          <w14:ligatures w14:val="none"/>
-        </w:rPr>
-        <w:t>SEXTO:</w:t>
-      </w:r>
-      <w:r>
-        <w:rPr>
-          <w:rFonts w:ascii="Arial Narrow" w:eastAsia="Arial Narrow" w:hAnsi="Arial Narrow" w:cs="Arial Narrow"/>
-          <w:color w:val="000000"/>
-          <w:kern w:val="0"/>
-          <w:lang w:eastAsia="es-PE"/>
-          <w14:ligatures w14:val="none"/>
-        </w:rPr>
-        <w:t xml:space="preserve"> </w:t>
-      </w:r>
-      <w:bookmarkStart w:id="10" w:name="_Hlk188286915"/>
-      <w:r>
-        <w:rPr>
-          <w:rFonts w:ascii="Arial Narrow" w:eastAsia="Arial Narrow" w:hAnsi="Arial Narrow" w:cs="Arial Narrow"/>
-          <w:color w:val="000000"/>
-          <w:kern w:val="0"/>
-          <w:lang w:eastAsia="es-PE"/>
-          <w14:ligatures w14:val="none"/>
-        </w:rPr>
-        <w:t>informar a las partes que el artículo 110</w:t>
-      </w:r>
-      <w:r>
-        <w:rPr>
-          <w:rFonts w:ascii="Arial Narrow" w:eastAsia="Times New Roman" w:hAnsi="Arial Narrow" w:cs="Segoe UI"/>
-          <w:color w:val="000000"/>
-          <w:kern w:val="0"/>
-          <w:lang w:eastAsia="es-PE"/>
-          <w14:ligatures w14:val="none"/>
-        </w:rPr>
-        <w:t/>
-      </w:r>
-      <w:r>
-        <w:rPr>
-          <w:rFonts w:ascii="Arial Narrow" w:eastAsia="Arial Narrow" w:hAnsi="Arial Narrow" w:cs="Arial Narrow"/>
-          <w:color w:val="000000"/>
-          <w:kern w:val="0"/>
-          <w:lang w:eastAsia="es-PE"/>
-          <w14:ligatures w14:val="none"/>
+          <ns2:ligatures ns2:val="none"/>
         </w:rPr>
         <w:t xml:space="preserve"> de la Ley 29571, Código de Protección y Defensa del Consumidor</w:t>
       </w:r>
@@ -5849,7 +5746,7 @@
           <w:kern w:val="0"/>
           <w:vertAlign w:val="superscript"/>
           <w:lang w:eastAsia="es-PE"/>
-          <w14:ligatures w14:val="none"/>
+          <ns2:ligatures ns2:val="none"/>
         </w:rPr>
         <w:footnoteReference w:id="9"/>
       </w:r>
@@ -5859,7 +5756,7 @@
           <w:color w:val="000000"/>
           <w:kern w:val="0"/>
           <w:lang w:eastAsia="es-PE"/>
-          <w14:ligatures w14:val="none"/>
+          <ns2:ligatures ns2:val="none"/>
         </w:rPr>
         <w:t xml:space="preserve">, faculta a la Comisión a calificar las infracciones de la referida norma como leves, graves o muy graves e imponer sanciones que van desde una amonestación hasta una multa por un máximo de 450 Unidades Impositivas Tributarias, sin perjuicio de las medidas correctivas, reparadoras y complementarias, </w:t>
       </w:r>
@@ -5869,7 +5766,7 @@
           <w:color w:val="000000"/>
           <w:kern w:val="0"/>
           <w:lang w:eastAsia="es-PE"/>
-          <w14:ligatures w14:val="none"/>
+          <ns2:ligatures ns2:val="none"/>
         </w:rPr>
         <w:lastRenderedPageBreak/>
         <w:t>que puedan ordenarse de acuerdo a lo estipulado en los artículos 114</w:t>
@@ -5880,7 +5777,7 @@
           <w:color w:val="000000"/>
           <w:kern w:val="0"/>
           <w:lang w:eastAsia="es-PE"/>
-          <w14:ligatures w14:val="none"/>
+          <ns2:ligatures ns2:val="none"/>
         </w:rPr>
         <w:t/>
       </w:r>
@@ -5890,7 +5787,7 @@
           <w:color w:val="000000"/>
           <w:kern w:val="0"/>
           <w:lang w:eastAsia="es-PE"/>
-          <w14:ligatures w14:val="none"/>
+          <ns2:ligatures ns2:val="none"/>
         </w:rPr>
         <w:t>, 115</w:t>
       </w:r>
@@ -5900,7 +5797,7 @@
           <w:color w:val="000000"/>
           <w:kern w:val="0"/>
           <w:lang w:eastAsia="es-PE"/>
-          <w14:ligatures w14:val="none"/>
+          <ns2:ligatures ns2:val="none"/>
         </w:rPr>
         <w:t/>
       </w:r>
@@ -5910,7 +5807,7 @@
           <w:color w:val="000000"/>
           <w:kern w:val="0"/>
           <w:lang w:eastAsia="es-PE"/>
-          <w14:ligatures w14:val="none"/>
+          <ns2:ligatures ns2:val="none"/>
         </w:rPr>
         <w:t xml:space="preserve"> y 116</w:t>
       </w:r>
@@ -5920,7 +5817,7 @@
           <w:color w:val="000000"/>
           <w:kern w:val="0"/>
           <w:lang w:eastAsia="es-PE"/>
-          <w14:ligatures w14:val="none"/>
+          <ns2:ligatures ns2:val="none"/>
         </w:rPr>
         <w:t/>
       </w:r>
@@ -5930,7 +5827,7 @@
           <w:color w:val="000000"/>
           <w:kern w:val="0"/>
           <w:lang w:eastAsia="es-PE"/>
-          <w14:ligatures w14:val="none"/>
+          <ns2:ligatures ns2:val="none"/>
         </w:rPr>
         <w:t xml:space="preserve"> de la referida norma</w:t>
       </w:r>
@@ -5942,7 +5839,7 @@
           <w:kern w:val="0"/>
           <w:vertAlign w:val="superscript"/>
           <w:lang w:eastAsia="es-PE"/>
-          <w14:ligatures w14:val="none"/>
+          <ns2:ligatures ns2:val="none"/>
         </w:rPr>
         <w:footnoteReference w:id="10"/>
       </w:r>
@@ -5952,7 +5849,7 @@
           <w:color w:val="000000"/>
           <w:kern w:val="0"/>
           <w:lang w:eastAsia="es-PE"/>
-          <w14:ligatures w14:val="none"/>
+          <ns2:ligatures ns2:val="none"/>
         </w:rPr>
         <w:t xml:space="preserve">. </w:t>
       </w:r>
@@ -5963,7 +5860,7 @@
           <w:color w:val="000000"/>
           <w:kern w:val="0"/>
           <w:lang w:eastAsia="es-PE"/>
-          <w14:ligatures w14:val="none"/>
+          <ns2:ligatures ns2:val="none"/>
         </w:rPr>
         <w:t>Asimismo, se consideran circunstancias atenuantes para la graduación de la sanción, el allanamiento de la denuncia o el reconocimiento de las pretensiones en ella contenidas, de acuerdo con el artículo 112</w:t>
       </w:r>
@@ -5973,7 +5870,7 @@
           <w:color w:val="000000"/>
           <w:kern w:val="0"/>
           <w:lang w:eastAsia="es-PE"/>
-          <w14:ligatures w14:val="none"/>
+          <ns2:ligatures ns2:val="none"/>
         </w:rPr>
         <w:t/>
       </w:r>
@@ -5983,7 +5880,7 @@
           <w:color w:val="000000"/>
           <w:kern w:val="0"/>
           <w:lang w:eastAsia="es-PE"/>
-          <w14:ligatures w14:val="none"/>
+          <ns2:ligatures ns2:val="none"/>
         </w:rPr>
         <w:t xml:space="preserve"> del Código</w:t>
       </w:r>
@@ -5995,7 +5892,7 @@
           <w:kern w:val="0"/>
           <w:vertAlign w:val="superscript"/>
           <w:lang w:eastAsia="es-PE"/>
-          <w14:ligatures w14:val="none"/>
+          <ns2:ligatures ns2:val="none"/>
         </w:rPr>
         <w:footnoteReference w:id="11"/>
       </w:r>
@@ -6005,12 +5902,12 @@
           <w:color w:val="000000"/>
           <w:kern w:val="0"/>
           <w:lang w:eastAsia="es-PE"/>
-          <w14:ligatures w14:val="none"/>
+          <ns2:ligatures ns2:val="none"/>
         </w:rPr>
         <w:t>.</w:t>
       </w:r>
     </w:p>
-    <w:p>
+    <w:p ns2:paraId="0ECE55DF" ns2:textId="77777777">
       <w:pPr>
         <w:shd w:val="clear" w:color="auto" w:fill="FFFFFF"/>
         <w:spacing w:after="0" w:line="240" w:lineRule="auto"/>
@@ -6021,11 +5918,11 @@
           <w:color w:val="000000"/>
           <w:kern w:val="0"/>
           <w:lang w:eastAsia="es-PE"/>
-          <w14:ligatures w14:val="none"/>
-        </w:rPr>
-      </w:pPr>
-    </w:p>
-    <w:p>
+          <ns2:ligatures ns2:val="none"/>
+        </w:rPr>
+      </w:pPr>
+    </w:p>
+    <w:p ns2:paraId="1CC114EB" ns2:textId="77777777">
       <w:pPr>
         <w:shd w:val="clear" w:color="auto" w:fill="FFFFFF"/>
         <w:spacing w:after="0" w:line="240" w:lineRule="auto"/>
@@ -6035,7 +5932,7 @@
           <w:color w:val="000000"/>
           <w:kern w:val="0"/>
           <w:lang w:eastAsia="es-PE"/>
-          <w14:ligatures w14:val="none"/>
+          <ns2:ligatures ns2:val="none"/>
         </w:rPr>
       </w:pPr>
       <w:r>
@@ -6045,7 +5942,7 @@
           <w:color w:val="000000"/>
           <w:kern w:val="0"/>
           <w:lang w:eastAsia="es-PE"/>
-          <w14:ligatures w14:val="none"/>
+          <ns2:ligatures ns2:val="none"/>
         </w:rPr>
         <w:lastRenderedPageBreak/>
         <w:t>SÉTIMO:</w:t>
@@ -6056,7 +5953,7 @@
           <w:color w:val="000000"/>
           <w:kern w:val="0"/>
           <w:lang w:eastAsia="es-PE"/>
-          <w14:ligatures w14:val="none"/>
+          <ns2:ligatures ns2:val="none"/>
         </w:rPr>
         <w:t xml:space="preserve"> informar a las partes que conforme a lo establecido en el artículo 39</w:t>
       </w:r>
@@ -6066,7 +5963,7 @@
           <w:color w:val="000000"/>
           <w:kern w:val="0"/>
           <w:lang w:eastAsia="es-PE"/>
-          <w14:ligatures w14:val="none"/>
+          <ns2:ligatures ns2:val="none"/>
         </w:rPr>
         <w:t/>
       </w:r>
@@ -6076,12 +5973,12 @@
           <w:color w:val="000000"/>
           <w:kern w:val="0"/>
           <w:lang w:eastAsia="es-PE"/>
-          <w14:ligatures w14:val="none"/>
+          <ns2:ligatures ns2:val="none"/>
         </w:rPr>
         <w:t xml:space="preserve"> de la Ley sobre Facultades, Normas y Organización del Indecopi, aprobada por Decreto Legislativo 807, los gastos por los peritajes realizados, actuación de pruebas, inspecciones y otros derivados de la tramitación del proceso serán de cargo de la parte que solicita la prueba, salvo pacto en contrario. En todos los casos, la resolución final determinará si los gastos deben ser asumidos por alguna de las partes, o reembolsados a la otra parte o al Indecopi, según sea el caso, de manera adicional a la sanción que haya podido imponerse. </w:t>
       </w:r>
     </w:p>
-    <w:p>
+    <w:p ns2:paraId="364C4B19" ns2:textId="77777777">
       <w:pPr>
         <w:shd w:val="clear" w:color="auto" w:fill="FFFFFF"/>
         <w:spacing w:after="0" w:line="240" w:lineRule="auto"/>
@@ -6091,11 +5988,11 @@
           <w:color w:val="000000"/>
           <w:kern w:val="0"/>
           <w:lang w:eastAsia="es-PE"/>
-          <w14:ligatures w14:val="none"/>
-        </w:rPr>
-      </w:pPr>
-    </w:p>
-    <w:p>
+          <ns2:ligatures ns2:val="none"/>
+        </w:rPr>
+      </w:pPr>
+    </w:p>
+    <w:p ns2:paraId="27E9BBC0" ns2:textId="77777777">
       <w:pPr>
         <w:suppressAutoHyphens/>
         <w:spacing w:after="0" w:line="240" w:lineRule="auto"/>
@@ -6104,7 +6001,7 @@
           <w:rFonts w:ascii="Arial Narrow" w:eastAsia="Calibri" w:hAnsi="Arial Narrow" w:cs="Arial"/>
           <w:kern w:val="0"/>
           <w:u w:val="single"/>
-          <w14:ligatures w14:val="none"/>
+          <ns2:ligatures ns2:val="none"/>
         </w:rPr>
       </w:pPr>
       <w:r>
@@ -6113,7 +6010,7 @@
           <w:b/>
           <w:bCs/>
           <w:kern w:val="0"/>
-          <w14:ligatures w14:val="none"/>
+          <ns2:ligatures ns2:val="none"/>
         </w:rPr>
         <w:t>OCTAVO</w:t>
       </w:r>
@@ -6122,7 +6019,7 @@
           <w:rFonts w:ascii="Arial Narrow" w:eastAsia="Calibri" w:hAnsi="Arial Narrow" w:cs="Arial"/>
           <w:b/>
           <w:kern w:val="0"/>
-          <w14:ligatures w14:val="none"/>
+          <ns2:ligatures ns2:val="none"/>
         </w:rPr>
         <w:t>:</w:t>
       </w:r>
@@ -6130,7 +6027,7 @@
         <w:rPr>
           <w:rFonts w:ascii="Arial Narrow" w:eastAsia="Calibri" w:hAnsi="Arial Narrow" w:cs="Arial"/>
           <w:kern w:val="0"/>
-          <w14:ligatures w14:val="none"/>
+          <ns2:ligatures ns2:val="none"/>
         </w:rPr>
         <w:t xml:space="preserve"> comunicar a las partes que, de acuerdo a lo señalado por el artículo 29</w:t>
       </w:r>
@@ -6140,7 +6037,7 @@
           <w:color w:val="000000"/>
           <w:kern w:val="0"/>
           <w:lang w:eastAsia="es-PE"/>
-          <w14:ligatures w14:val="none"/>
+          <ns2:ligatures ns2:val="none"/>
         </w:rPr>
         <w:t/>
       </w:r>
@@ -6148,7 +6045,7 @@
         <w:rPr>
           <w:rFonts w:ascii="Arial Narrow" w:eastAsia="Calibri" w:hAnsi="Arial Narrow" w:cs="Arial"/>
           <w:kern w:val="0"/>
-          <w14:ligatures w14:val="none"/>
+          <ns2:ligatures ns2:val="none"/>
         </w:rPr>
         <w:t xml:space="preserve"> del Decreto Legislativo 807</w:t>
       </w:r>
@@ -6158,7 +6055,7 @@
           <w:rFonts w:ascii="Arial Narrow" w:eastAsia="Calibri" w:hAnsi="Arial Narrow" w:cs="Arial"/>
           <w:kern w:val="0"/>
           <w:vertAlign w:val="superscript"/>
-          <w14:ligatures w14:val="none"/>
+          <ns2:ligatures ns2:val="none"/>
         </w:rPr>
         <w:footnoteReference w:id="12"/>
       </w:r>
@@ -6166,7 +6063,7 @@
         <w:rPr>
           <w:rFonts w:ascii="Arial Narrow" w:eastAsia="Calibri" w:hAnsi="Arial Narrow" w:cs="Arial"/>
           <w:kern w:val="0"/>
-          <w14:ligatures w14:val="none"/>
+          <ns2:ligatures ns2:val="none"/>
         </w:rPr>
         <w:t xml:space="preserve">, hasta antes de la emisión de la Resolución Final tienen la posibilidad de solicitar una audiencia de conciliación. En caso deleguen a favor de una tercera persona su actuación en la diligencia programada, esta deberá presentar un poder especial con firma legalizada ante Notario Público, donde conste </w:t>
       </w:r>
@@ -6175,7 +6072,7 @@
           <w:rFonts w:ascii="Arial Narrow" w:eastAsia="Calibri" w:hAnsi="Arial Narrow" w:cs="Arial"/>
           <w:kern w:val="0"/>
           <w:u w:val="single"/>
-          <w14:ligatures w14:val="none"/>
+          <ns2:ligatures ns2:val="none"/>
         </w:rPr>
         <w:t>expresamente su facultad para asistir y conciliar en su representación</w:t>
       </w:r>
@@ -6184,7 +6081,7 @@
           <w:rFonts w:ascii="Arial Narrow" w:eastAsia="Calibri" w:hAnsi="Arial Narrow" w:cs="Arial"/>
           <w:bCs/>
           <w:kern w:val="0"/>
-          <w14:ligatures w14:val="none"/>
+          <ns2:ligatures ns2:val="none"/>
         </w:rPr>
         <w:t>.</w:t>
       </w:r>
@@ -6194,7 +6091,7 @@
           <w:b/>
           <w:bCs/>
           <w:kern w:val="0"/>
-          <w14:ligatures w14:val="none"/>
+          <ns2:ligatures ns2:val="none"/>
         </w:rPr>
         <w:t xml:space="preserve"> </w:t>
       </w:r>
@@ -6203,12 +6100,12 @@
           <w:rFonts w:ascii="Arial Narrow" w:eastAsia="Calibri" w:hAnsi="Arial Narrow" w:cs="Arial"/>
           <w:kern w:val="0"/>
           <w:u w:val="single"/>
-          <w14:ligatures w14:val="none"/>
+          <ns2:ligatures ns2:val="none"/>
         </w:rPr>
         <w:t xml:space="preserve">Ello bajo apercibimiento de no realizar la audiencia de conciliación y levantar el acta de inasistencia correspondiente. </w:t>
       </w:r>
     </w:p>
-    <w:p>
+    <w:p ns2:paraId="4CD47B08" ns2:textId="77777777">
       <w:pPr>
         <w:suppressAutoHyphens/>
         <w:spacing w:after="0" w:line="240" w:lineRule="auto"/>
@@ -6217,11 +6114,11 @@
           <w:rFonts w:ascii="Arial Narrow" w:eastAsia="Calibri" w:hAnsi="Arial Narrow" w:cs="Arial"/>
           <w:kern w:val="0"/>
           <w:u w:val="single"/>
-          <w14:ligatures w14:val="none"/>
-        </w:rPr>
-      </w:pPr>
-    </w:p>
-    <w:p>
+          <ns2:ligatures ns2:val="none"/>
+        </w:rPr>
+      </w:pPr>
+    </w:p>
+    <w:p ns2:paraId="0E80CA49" ns2:textId="77777777">
       <w:pPr>
         <w:suppressAutoHyphens/>
         <w:spacing w:after="0" w:line="240" w:lineRule="auto"/>
@@ -6231,7 +6128,7 @@
           <w:color w:val="000000"/>
           <w:kern w:val="0"/>
           <w:lang w:eastAsia="es-PE"/>
-          <w14:ligatures w14:val="none"/>
+          <ns2:ligatures ns2:val="none"/>
         </w:rPr>
       </w:pPr>
       <w:r>
@@ -6241,7 +6138,7 @@
           <w:color w:val="000000"/>
           <w:kern w:val="0"/>
           <w:lang w:eastAsia="es-PE"/>
-          <w14:ligatures w14:val="none"/>
+          <ns2:ligatures ns2:val="none"/>
         </w:rPr>
         <w:t>NOVENO:</w:t>
       </w:r>
@@ -6251,14 +6148,14 @@
           <w:color w:val="000000"/>
           <w:kern w:val="0"/>
           <w:lang w:eastAsia="es-PE"/>
-          <w14:ligatures w14:val="none"/>
+          <ns2:ligatures ns2:val="none"/>
         </w:rPr>
         <w:t xml:space="preserve"> poner en conocimiento de las partes que, antes de la emisión de la Resolución Final, tienen la posibilidad de formular su desistimiento o presentar el acuerdo arribado mediante la conciliación, mediación, transacción o cualquier otro que, de forma indubitable, deje constancia que se ha solucionado la controversia materia de denuncia.</w:t>
       </w:r>
       <w:bookmarkStart w:id="11" w:name="h.gjdgxs" w:colFirst="0" w:colLast="0"/>
       <w:bookmarkEnd w:id="11"/>
     </w:p>
-    <w:p>
+    <w:p ns2:paraId="7DDD06F7" ns2:textId="77777777">
       <w:pPr>
         <w:suppressAutoHyphens/>
         <w:spacing w:after="0" w:line="240" w:lineRule="auto"/>
@@ -6268,11 +6165,11 @@
           <w:color w:val="000000"/>
           <w:kern w:val="0"/>
           <w:lang w:eastAsia="es-PE"/>
-          <w14:ligatures w14:val="none"/>
-        </w:rPr>
-      </w:pPr>
-    </w:p>
-    <w:p>
+          <ns2:ligatures ns2:val="none"/>
+        </w:rPr>
+      </w:pPr>
+    </w:p>
+    <w:p ns2:paraId="236137A1" ns2:textId="787E442B">
       <w:pPr>
         <w:suppressAutoHyphens/>
         <w:spacing w:after="0" w:line="240" w:lineRule="auto"/>
@@ -6295,7 +6192,7 @@
           <w:b/>
           <w:spacing w:val="-3"/>
           <w:kern w:val="0"/>
-          <w14:ligatures w14:val="none"/>
+          <ns2:ligatures ns2:val="none"/>
         </w:rPr>
         <w:t/>
       </w:r>
@@ -6305,7 +6202,7 @@
           <w:bCs/>
           <w:spacing w:val="-3"/>
           <w:kern w:val="0"/>
-          <w14:ligatures w14:val="none"/>
+          <ns2:ligatures ns2:val="none"/>
         </w:rPr>
         <w:t xml:space="preserve"/>
       </w:r>
@@ -6315,7 +6212,7 @@
           <w:bCs/>
           <w:spacing w:val="-3"/>
           <w:kern w:val="0"/>
-          <w14:ligatures w14:val="none"/>
+          <ns2:ligatures ns2:val="none"/>
         </w:rPr>
         <w:t xml:space="preserve"/>
       </w:r>
@@ -6325,7 +6222,7 @@
           <w:bCs/>
           <w:spacing w:val="-3"/>
           <w:kern w:val="0"/>
-          <w14:ligatures w14:val="none"/>
+          <ns2:ligatures ns2:val="none"/>
         </w:rPr>
         <w:t xml:space="preserve"/>
       </w:r>
@@ -6336,7 +6233,7 @@
           <w:bCs/>
           <w:spacing w:val="-3"/>
           <w:kern w:val="0"/>
-          <w14:ligatures w14:val="none"/>
+          <ns2:ligatures ns2:val="none"/>
         </w:rPr>
         <w:t/>
       </w:r>
@@ -6346,7 +6243,7 @@
           <w:bCs/>
           <w:spacing w:val="-3"/>
           <w:kern w:val="0"/>
-          <w14:ligatures w14:val="none"/>
+          <ns2:ligatures ns2:val="none"/>
         </w:rPr>
         <w:t xml:space="preserve"/>
       </w:r>
@@ -6462,7 +6359,7 @@
           <w:color w:val="000000"/>
           <w:kern w:val="0"/>
           <w:lang w:eastAsia="es-PE"/>
-          <w14:ligatures w14:val="none"/>
+          <ns2:ligatures ns2:val="none"/>
         </w:rPr>
         <w:t/>
       </w:r>
@@ -6486,7 +6383,7 @@
           <w:color w:val="000000"/>
           <w:kern w:val="0"/>
           <w:lang w:eastAsia="es-PE"/>
-          <w14:ligatures w14:val="none"/>
+          <ns2:ligatures ns2:val="none"/>
         </w:rPr>
         <w:t/>
       </w:r>
@@ -6512,7 +6409,7 @@
         <w:t/>
       </w:r>
     </w:p>
-    <w:p>
+    <w:p ns2:paraId="639FE5BE" ns2:textId="77777777">
       <w:pPr>
         <w:suppressAutoHyphens/>
         <w:spacing w:after="0" w:line="240" w:lineRule="auto"/>
@@ -6522,7 +6419,7 @@
         </w:rPr>
       </w:pPr>
     </w:p>
-    <w:p>
+    <w:p ns2:paraId="509D673B" ns2:textId="77777777">
       <w:pPr>
         <w:spacing w:after="0" w:line="240" w:lineRule="auto"/>
         <w:jc w:val="both"/>
@@ -6532,11 +6429,11 @@
           <w:color w:val="000000"/>
           <w:kern w:val="0"/>
           <w:lang w:eastAsia="es-PE"/>
-          <w14:ligatures w14:val="none"/>
-        </w:rPr>
-      </w:pPr>
-    </w:p>
-    <w:p>
+          <ns2:ligatures ns2:val="none"/>
+        </w:rPr>
+      </w:pPr>
+    </w:p>
+    <w:p ns2:paraId="418E1D52" ns2:textId="77777777">
       <w:pPr>
         <w:spacing w:after="0" w:line="240" w:lineRule="auto"/>
         <w:jc w:val="both"/>
@@ -6546,11 +6443,11 @@
           <w:color w:val="000000"/>
           <w:kern w:val="0"/>
           <w:lang w:eastAsia="es-PE"/>
-          <w14:ligatures w14:val="none"/>
-        </w:rPr>
-      </w:pPr>
-    </w:p>
-    <w:p>
+          <ns2:ligatures ns2:val="none"/>
+        </w:rPr>
+      </w:pPr>
+    </w:p>
+    <w:p ns2:paraId="375C384E" ns2:textId="77777777">
       <w:pPr>
         <w:spacing w:after="0" w:line="240" w:lineRule="auto"/>
         <w:jc w:val="both"/>
@@ -6560,12 +6457,12 @@
           <w:color w:val="000000"/>
           <w:kern w:val="0"/>
           <w:lang w:eastAsia="es-PE"/>
-          <w14:ligatures w14:val="none"/>
+          <ns2:ligatures ns2:val="none"/>
         </w:rPr>
       </w:pPr>
     </w:p>
     <w:bookmarkEnd w:id="0"/>
-    <w:p>
+    <w:p ns2:paraId="59985B4A" ns2:textId="77777777">
       <w:pPr>
         <w:shd w:val="clear" w:color="auto" w:fill="FFFFFF"/>
         <w:spacing w:after="0" w:line="240" w:lineRule="auto"/>
@@ -6576,7 +6473,7 @@
           <w:bCs/>
           <w:color w:val="000000"/>
           <w:kern w:val="0"/>
-          <w14:ligatures w14:val="none"/>
+          <ns2:ligatures ns2:val="none"/>
         </w:rPr>
       </w:pPr>
       <w:r>
@@ -6586,12 +6483,12 @@
           <w:bCs/>
           <w:color w:val="000000"/>
           <w:kern w:val="0"/>
-          <w14:ligatures w14:val="none"/>
+          <ns2:ligatures ns2:val="none"/>
         </w:rPr>
         <w:t>EVELING ROA QUISPE</w:t>
       </w:r>
     </w:p>
-    <w:p>
+    <w:p ns2:paraId="44F30378" ns2:textId="77777777">
       <w:pPr>
         <w:shd w:val="clear" w:color="auto" w:fill="FFFFFF"/>
         <w:spacing w:after="0" w:line="240" w:lineRule="auto"/>
@@ -6602,7 +6499,7 @@
           <w:bCs/>
           <w:color w:val="000000"/>
           <w:kern w:val="0"/>
-          <w14:ligatures w14:val="none"/>
+          <ns2:ligatures ns2:val="none"/>
         </w:rPr>
       </w:pPr>
       <w:r>
@@ -6612,12 +6509,12 @@
           <w:bCs/>
           <w:color w:val="000000"/>
           <w:kern w:val="0"/>
-          <w14:ligatures w14:val="none"/>
+          <ns2:ligatures ns2:val="none"/>
         </w:rPr>
         <w:t>Secretaria Técnica</w:t>
       </w:r>
     </w:p>
-    <w:p>
+    <w:p ns2:paraId="39D8E76A" ns2:textId="77777777">
       <w:pPr>
         <w:shd w:val="clear" w:color="auto" w:fill="FFFFFF"/>
         <w:spacing w:after="0" w:line="240" w:lineRule="auto"/>
@@ -6628,7 +6525,7 @@
           <w:bCs/>
           <w:color w:val="000000"/>
           <w:kern w:val="0"/>
-          <w14:ligatures w14:val="none"/>
+          <ns2:ligatures ns2:val="none"/>
         </w:rPr>
       </w:pPr>
       <w:r>
@@ -6638,12 +6535,12 @@
           <w:bCs/>
           <w:color w:val="000000"/>
           <w:kern w:val="0"/>
-          <w14:ligatures w14:val="none"/>
+          <ns2:ligatures ns2:val="none"/>
         </w:rPr>
         <w:t>Comisión de Protección al Consumidor 1</w:t>
       </w:r>
     </w:p>
-    <w:p>
+    <w:p ns2:paraId="513298A9" ns2:textId="77777777">
       <w:pPr>
         <w:spacing w:after="0" w:line="240" w:lineRule="auto"/>
         <w:jc w:val="both"/>
@@ -6653,11 +6550,11 @@
           <w:color w:val="000000"/>
           <w:kern w:val="0"/>
           <w:lang w:eastAsia="es-PE"/>
-          <w14:ligatures w14:val="none"/>
-        </w:rPr>
-      </w:pPr>
-    </w:p>
-    <w:p>
+          <ns2:ligatures ns2:val="none"/>
+        </w:rPr>
+      </w:pPr>
+    </w:p>
+    <w:p ns2:paraId="1D2233A3" ns2:textId="70035CE2">
       <w:pPr>
         <w:spacing w:after="0" w:line="240" w:lineRule="auto"/>
         <w:jc w:val="both"/>
@@ -6675,19 +6572,19 @@
           <w:sz w:val="16"/>
           <w:szCs w:val="16"/>
           <w:lang w:eastAsia="es-PE"/>
-          <w14:ligatures w14:val="none"/>
+          <ns2:ligatures ns2:val="none"/>
         </w:rPr>
         <w:t>LSM/JCQ</w:t>
       </w:r>
     </w:p>
-    <w:p>
+    <w:p ns2:paraId="74AAB5F4" ns2:textId="77777777">
       <w:pPr>
         <w:spacing w:line="240" w:lineRule="auto"/>
       </w:pPr>
     </w:p>
     <w:sectPr>
-      <w:headerReference w:type="default" r:id="rId8"/>
-      <w:footerReference w:type="default" r:id="rId9"/>
+      <w:headerReference w:type="default" ns3:id="rId8"/>
+      <w:footerReference w:type="default" ns3:id="rId9"/>
       <w:pgSz w:w="11906" w:h="16838"/>
       <w:pgMar w:top="1417" w:right="1701" w:bottom="1417" w:left="1701" w:header="708" w:footer="708" w:gutter="0"/>
       <w:cols w:space="708"/>

--- a/plantillas_maestras/02_seguro_vida/cobro_indebido_primas/2_o_mas_ddos_varios/mujer/TPL_2449_2025_SEGURO_VIDA_COBRO_INDEBIDO_PRIMAS_ASEGURADORA_MUJER_R2.docx
+++ b/plantillas_maestras/02_seguro_vida/cobro_indebido_primas/2_o_mas_ddos_varios/mujer/TPL_2449_2025_SEGURO_VIDA_COBRO_INDEBIDO_PRIMAS_ASEGURADORA_MUJER_R2.docx
@@ -5525,7 +5525,7 @@
           <w:sz w:val="20"/>
           <w:szCs w:val="20"/>
         </w:rPr>
-        <w:t xml:space="preserve">correr traslado de la presente resolución a Rímac Seguros y Reaseguros S.A para que, de conformidad con lo dispuesto por el artículo 26° de la Ley sobre Facultades, Normas y Organización del Indecopi, aprobado por Decreto Legislativo N° 8079, presenten sus descargos sobre la imputación de cargos realizada en un plazo no mayor a cinco (5) días hábiles contado a partir del día siguiente de la notificación de la presente resolución, vencido el cual, el Secretario Técnico declarará en rebeldía a los denunciados que no lo hubieran presentado. Debe precisarse que de conformidad con lo establecido por el artículo 223° del Texto Único Ordenado de la Ley N° 27444, Ley del Procedimiento Administrativo General, las alegaciones y los hechos relevantes de la reclamación, salvo que hayan sido específicamente negadas en la contestación, se tendrán por aceptadas o meritadas como ciertas.</w:t>
+        <w:t xml:space="preserve">correr traslado de la presente resolución a Rímac Seguros y Reaseguros S.A. para que, de conformidad con lo dispuesto por el artículo 26 de la Ley sobre Facultades, Normas y Organización del Indecopi, aprobada por Decreto Legislativo 807, presente sus descargos sobre la imputación de cargos realizada en un plazo no mayor a cinco (5) días hábiles contado a partir del día siguiente de la notificación de la presente resolución, vencido el cual, el Secretario Técnico declarará en rebeldía al denunciado que no lo hubiera presentado. Debe precisarse que de conformidad con lo establecido por el artículo 223 del Texto Único Ordenado de la Ley 27444, Ley del Procedimiento Administrativo General, las alegaciones y los hechos relevantes de la reclamación, salvo que hayan sido específicamente negadas en la contestación, se tendrán por aceptadas o merituadas como ciertas.</w:t>
       </w:r>
     </w:p>
     <w:p ns2:paraId="228F876C" ns2:textId="77777777">
@@ -6485,7 +6485,7 @@
           <w:kern w:val="0"/>
           <ns2:ligatures ns2:val="none"/>
         </w:rPr>
-        <w:t>EVELING ROA QUISPE</w:t>
+        <w:t xml:space="preserve">LUISA ANALÍ SILVA MALPARTIDA</w:t>
       </w:r>
     </w:p>
     <w:p ns2:paraId="44F30378" ns2:textId="77777777">
@@ -6511,7 +6511,7 @@
           <w:kern w:val="0"/>
           <ns2:ligatures ns2:val="none"/>
         </w:rPr>
-        <w:t>Secretaria Técnica</w:t>
+        <w:t xml:space="preserve">Secretaria Técnica Ad Hoc</w:t>
       </w:r>
     </w:p>
     <w:p ns2:paraId="39D8E76A" ns2:textId="77777777">

--- a/plantillas_maestras/02_seguro_vida/cobro_indebido_primas/2_o_mas_ddos_varios/mujer/TPL_2449_2025_SEGURO_VIDA_COBRO_INDEBIDO_PRIMAS_ASEGURADORA_MUJER_R2.docx
+++ b/plantillas_maestras/02_seguro_vida/cobro_indebido_primas/2_o_mas_ddos_varios/mujer/TPL_2449_2025_SEGURO_VIDA_COBRO_INDEBIDO_PRIMAS_ASEGURADORA_MUJER_R2.docx
@@ -431,7 +431,7 @@
           <w:lang w:eastAsia="es-PE"/>
           <ns2:ligatures ns2:val="none"/>
         </w:rPr>
-        <w:t>7</w:t>
+        <w:t xml:space="preserve">7 de noviembre de 2025</w:t>
       </w:r>
       <w:r>
         <w:rPr>
@@ -442,7 +442,7 @@
           <w:lang w:eastAsia="es-PE"/>
           <ns2:ligatures ns2:val="none"/>
         </w:rPr>
-        <w:t xml:space="preserve"> de </w:t>
+        <w:t xml:space="preserve"/>
       </w:r>
       <w:r>
         <w:rPr>
@@ -453,7 +453,7 @@
           <w:lang w:eastAsia="es-PE"/>
           <ns2:ligatures ns2:val="none"/>
         </w:rPr>
-        <w:t>noviembre</w:t>
+        <w:t xml:space="preserve"/>
       </w:r>
       <w:r>
         <w:rPr>
@@ -464,7 +464,7 @@
           <w:lang w:eastAsia="es-PE"/>
           <ns2:ligatures ns2:val="none"/>
         </w:rPr>
-        <w:t xml:space="preserve"> </w:t>
+        <w:t xml:space="preserve"/>
       </w:r>
       <w:r>
         <w:rPr>
@@ -475,7 +475,7 @@
           <w:lang w:eastAsia="es-PE"/>
           <ns2:ligatures ns2:val="none"/>
         </w:rPr>
-        <w:t>de 2025</w:t>
+        <w:t xml:space="preserve"/>
       </w:r>
     </w:p>
     <w:p ns2:paraId="66CE1821" ns2:textId="77777777">
@@ -4534,7 +4534,7 @@
           <w:lang w:eastAsia="es-ES"/>
           <ns2:ligatures ns2:val="none"/>
         </w:rPr>
-        <w:t xml:space="preserve"> Póliza N</w:t>
+        <w:t xml:space="preserve"> Póliza </w:t>
       </w:r>
       <w:r>
         <w:rPr>
@@ -4554,7 +4554,7 @@
           <w:lang w:eastAsia="es-ES"/>
           <ns2:ligatures ns2:val="none"/>
         </w:rPr>
-        <w:t xml:space="preserve"> 1300214259, pese a que </w:t>
+        <w:t xml:space="preserve">1300214259, pese a que </w:t>
       </w:r>
       <w:r>
         <w:rPr>
@@ -5050,39 +5050,39 @@
           <w:kern w:val="0"/>
           <ns2:ligatures ns2:val="none"/>
         </w:rPr>
-        <w:t>29</w:t>
-      </w:r>
-      <w:r>
-        <w:rPr>
-          <w:rFonts w:ascii="Arial Narrow" w:eastAsia="Arial Narrow" w:hAnsi="Arial Narrow" w:cs="Arial Narrow"/>
-          <w:kern w:val="0"/>
-          <ns2:ligatures ns2:val="none"/>
-        </w:rPr>
-        <w:t xml:space="preserve"> de </w:t>
-      </w:r>
-      <w:r>
-        <w:rPr>
-          <w:rFonts w:ascii="Arial Narrow" w:eastAsia="Arial Narrow" w:hAnsi="Arial Narrow" w:cs="Arial Narrow"/>
-          <w:kern w:val="0"/>
-          <ns2:ligatures ns2:val="none"/>
-        </w:rPr>
-        <w:t>abril</w:t>
-      </w:r>
-      <w:r>
-        <w:rPr>
-          <w:rFonts w:ascii="Arial Narrow" w:eastAsia="Arial Narrow" w:hAnsi="Arial Narrow" w:cs="Arial Narrow"/>
-          <w:kern w:val="0"/>
-          <ns2:ligatures ns2:val="none"/>
-        </w:rPr>
-        <w:t xml:space="preserve"> de </w:t>
-      </w:r>
-      <w:r>
-        <w:rPr>
-          <w:rFonts w:ascii="Arial Narrow" w:eastAsia="Arial Narrow" w:hAnsi="Arial Narrow" w:cs="Arial Narrow"/>
-          <w:kern w:val="0"/>
-          <ns2:ligatures ns2:val="none"/>
-        </w:rPr>
-        <w:t>2025</w:t>
+        <w:t xml:space="preserve">29 de abril de 2025</w:t>
+      </w:r>
+      <w:r>
+        <w:rPr>
+          <w:rFonts w:ascii="Arial Narrow" w:eastAsia="Arial Narrow" w:hAnsi="Arial Narrow" w:cs="Arial Narrow"/>
+          <w:kern w:val="0"/>
+          <ns2:ligatures ns2:val="none"/>
+        </w:rPr>
+        <w:t xml:space="preserve"/>
+      </w:r>
+      <w:r>
+        <w:rPr>
+          <w:rFonts w:ascii="Arial Narrow" w:eastAsia="Arial Narrow" w:hAnsi="Arial Narrow" w:cs="Arial Narrow"/>
+          <w:kern w:val="0"/>
+          <ns2:ligatures ns2:val="none"/>
+        </w:rPr>
+        <w:t xml:space="preserve"/>
+      </w:r>
+      <w:r>
+        <w:rPr>
+          <w:rFonts w:ascii="Arial Narrow" w:eastAsia="Arial Narrow" w:hAnsi="Arial Narrow" w:cs="Arial Narrow"/>
+          <w:kern w:val="0"/>
+          <ns2:ligatures ns2:val="none"/>
+        </w:rPr>
+        <w:t xml:space="preserve"/>
+      </w:r>
+      <w:r>
+        <w:rPr>
+          <w:rFonts w:ascii="Arial Narrow" w:eastAsia="Arial Narrow" w:hAnsi="Arial Narrow" w:cs="Arial Narrow"/>
+          <w:kern w:val="0"/>
+          <ns2:ligatures ns2:val="none"/>
+        </w:rPr>
+        <w:t xml:space="preserve"/>
       </w:r>
       <w:r>
         <w:rPr>
@@ -6774,7 +6774,7 @@
           <w:sz w:val="14"/>
           <w:szCs w:val="14"/>
         </w:rPr>
-        <w:t>el 2 de setiembre del 2010 en el Diario Oficial El Peruano, vigente desde el 2 de octubre del 2010 y modificado por Decreto Legislativo 1308.</w:t>
+        <w:t xml:space="preserve">el 2 de setiembre de 2010 en el Diario Oficial El Peruano, vigente desde el 2 de octubre de 2010 y modificado por Decreto Legislativo 1308.</w:t>
       </w:r>
     </w:p>
     <w:p>

--- a/plantillas_maestras/02_seguro_vida/cobro_indebido_primas/2_o_mas_ddos_varios/mujer/TPL_2449_2025_SEGURO_VIDA_COBRO_INDEBIDO_PRIMAS_ASEGURADORA_MUJER_R2.docx
+++ b/plantillas_maestras/02_seguro_vida/cobro_indebido_primas/2_o_mas_ddos_varios/mujer/TPL_2449_2025_SEGURO_VIDA_COBRO_INDEBIDO_PRIMAS_ASEGURADORA_MUJER_R2.docx
@@ -1,8 +1,8 @@
 
 <file path=word/document.xml><?xml version="1.0" encoding="utf-8"?>
-<w:document xmlns:ns1="http://schemas.openxmlformats.org/markup-compatibility/2006" xmlns:ns2="http://schemas.microsoft.com/office/word/2010/wordml" xmlns:ns3="http://schemas.openxmlformats.org/officeDocument/2006/relationships" xmlns:w="http://schemas.openxmlformats.org/wordprocessingml/2006/main" ns1:Ignorable="w14 w15 w16se w16cid w16 w16cex w16sdtdh w16sdtfl w16du wp14">
+<w:document xmlns:mc="http://schemas.openxmlformats.org/markup-compatibility/2006" xmlns:r="http://schemas.openxmlformats.org/officeDocument/2006/relationships" xmlns:w="http://schemas.openxmlformats.org/wordprocessingml/2006/main" xmlns:w14="http://schemas.microsoft.com/office/word/2010/wordml" xmlns:w15="http://schemas.microsoft.com/office/word/2012/wordml" xmlns:w16="http://schemas.microsoft.com/office/word/2018/wordml" xmlns:w16cex="http://schemas.microsoft.com/office/word/2018/wordml/cex" xmlns:w16cid="http://schemas.microsoft.com/office/word/2016/wordml/cid" xmlns:w16du="http://schemas.microsoft.com/office/word/2023/wordml/word16du" xmlns:w16sdtdh="http://schemas.microsoft.com/office/word/2020/wordml/sdtdatahash" xmlns:w16se="http://schemas.microsoft.com/office/word/2015/wordml/symex" xmlns:wp14="http://schemas.microsoft.com/office/word/2010/wordprocessingDrawing" mc:Ignorable="w14 w15 w16se w16cid w16 w16cex w16sdtdh w16du wp14">
   <w:body>
-    <w:p ns2:paraId="1B509B2D" ns2:textId="1E96D3A8">
+    <w:p>
       <w:pPr>
         <w:tabs>
           <w:tab w:val="left" w:pos="1701"/>
@@ -14,7 +14,7 @@
           <w:color w:val="000000"/>
           <w:kern w:val="0"/>
           <w:lang w:eastAsia="es-PE"/>
-          <ns2:ligatures ns2:val="none"/>
+          <w14:ligatures w14:val="none"/>
         </w:rPr>
       </w:pPr>
       <w:bookmarkStart w:id="0" w:name="_Hlk80343540"/>
@@ -25,7 +25,7 @@
           <w:color w:val="000000"/>
           <w:kern w:val="0"/>
           <w:lang w:eastAsia="es-PE"/>
-          <ns2:ligatures ns2:val="none"/>
+          <w14:ligatures w14:val="none"/>
         </w:rPr>
         <w:t xml:space="preserve">EXPEDIENTE </w:t>
       </w:r>
@@ -36,7 +36,7 @@
           <w:color w:val="000000"/>
           <w:kern w:val="0"/>
           <w:lang w:eastAsia="es-PE"/>
-          <ns2:ligatures ns2:val="none"/>
+          <w14:ligatures w14:val="none"/>
         </w:rPr>
         <w:tab/>
         <w:t>:</w:t>
@@ -48,7 +48,7 @@
           <w:color w:val="000000"/>
           <w:kern w:val="0"/>
           <w:lang w:eastAsia="es-PE"/>
-          <ns2:ligatures ns2:val="none"/>
+          <w14:ligatures w14:val="none"/>
         </w:rPr>
         <w:tab/>
       </w:r>
@@ -61,12 +61,12 @@
           <w:kern w:val="0"/>
           <w:shd w:val="clear" w:color="auto" w:fill="FFFFFF"/>
           <w:lang w:eastAsia="es-PE"/>
-          <ns2:ligatures ns2:val="none"/>
+          <w14:ligatures w14:val="none"/>
         </w:rPr>
         <w:t>2449-2025/CC1</w:t>
       </w:r>
     </w:p>
-    <w:p ns2:paraId="7E5DC22B" ns2:textId="574CEF68">
+    <w:p>
       <w:pPr>
         <w:tabs>
           <w:tab w:val="left" w:pos="1701"/>
@@ -81,7 +81,7 @@
           <w:color w:val="000000"/>
           <w:kern w:val="0"/>
           <w:lang w:eastAsia="es-PE"/>
-          <ns2:ligatures ns2:val="none"/>
+          <w14:ligatures w14:val="none"/>
         </w:rPr>
       </w:pPr>
       <w:r>
@@ -91,103 +91,18 @@
           <w:color w:val="000000"/>
           <w:kern w:val="0"/>
           <w:lang w:eastAsia="es-PE"/>
-          <ns2:ligatures ns2:val="none"/>
-        </w:rPr>
-        <w:t xml:space="preserve">DENUNCIANTE:[DENUNCIANTE] (SEÑORA [APELLIDO])</w:t>
-      </w:r>
-      <w:r>
-        <w:rPr>
-          <w:rFonts w:ascii="Arial Narrow" w:eastAsia="Arial Narrow" w:hAnsi="Arial Narrow" w:cs="Arial Narrow"/>
-          <w:b/>
-          <w:color w:val="000000"/>
-          <w:kern w:val="0"/>
-          <w:lang w:eastAsia="es-PE"/>
-          <ns2:ligatures ns2:val="none"/>
-        </w:rPr>
+          <w14:ligatures w14:val="none"/>
+        </w:rPr>
+        <w:t>DENUNCIANTE</w:t>
         <w:tab/>
-        <w:t/>
-      </w:r>
-      <w:r>
-        <w:rPr>
-          <w:rFonts w:ascii="Arial Narrow" w:eastAsia="Arial Narrow" w:hAnsi="Arial Narrow" w:cs="Arial Narrow"/>
-          <w:b/>
-          <w:color w:val="000000"/>
-          <w:kern w:val="0"/>
-          <w:lang w:eastAsia="es-PE"/>
-          <ns2:ligatures ns2:val="none"/>
-        </w:rPr>
+        <w:t>:</w:t>
         <w:tab/>
-      </w:r>
-      <w:r>
-        <w:rPr>
-          <w:rFonts w:ascii="Arial Narrow" w:eastAsia="Arial Narrow" w:hAnsi="Arial Narrow" w:cs="Arial Narrow"/>
-          <w:b/>
-          <w:color w:val="000000"/>
-          <w:kern w:val="0"/>
-          <w:lang w:eastAsia="es-PE"/>
-          <ns2:ligatures ns2:val="none"/>
-        </w:rPr>
-        <w:t xml:space="preserve"/>
+        <w:t xml:space="preserve">[DENUNCIANTE] (SEÑORA [APELLIDO])</w:t>
       </w:r>
       <w:bookmarkStart w:id="1" w:name="_Hlk213032007"/>
-      <w:r>
-        <w:rPr>
-          <w:rFonts w:ascii="Arial Narrow" w:eastAsia="Arial Narrow" w:hAnsi="Arial Narrow" w:cs="Arial Narrow"/>
-          <w:b/>
-          <w:color w:val="000000"/>
-          <w:kern w:val="0"/>
-          <w:lang w:eastAsia="es-PE"/>
-          <ns2:ligatures ns2:val="none"/>
-        </w:rPr>
-        <w:t xml:space="preserve"/>
-      </w:r>
       <w:bookmarkEnd w:id="1"/>
-      <w:r>
-        <w:rPr>
-          <w:rFonts w:ascii="Arial Narrow" w:eastAsia="Arial Narrow" w:hAnsi="Arial Narrow" w:cs="Arial Narrow"/>
-          <w:b/>
-          <w:color w:val="000000"/>
-          <w:kern w:val="0"/>
-          <w:lang w:eastAsia="es-PE"/>
-          <ns2:ligatures ns2:val="none"/>
-        </w:rPr>
-        <w:t xml:space="preserve"/>
-      </w:r>
-      <w:r>
-        <w:rPr>
-          <w:rFonts w:ascii="Arial Narrow" w:eastAsia="Arial Narrow" w:hAnsi="Arial Narrow" w:cs="Arial Narrow"/>
-          <w:b/>
-          <w:color w:val="000000"/>
-          <w:kern w:val="0"/>
-          <w:lang w:eastAsia="es-PE"/>
-          <ns2:ligatures ns2:val="none"/>
-        </w:rPr>
-        <w:t xml:space="preserve"/>
-      </w:r>
-      <w:r>
-        <w:rPr>
-          <w:rFonts w:ascii="Arial Narrow" w:eastAsia="Arial Narrow" w:hAnsi="Arial Narrow" w:cs="Arial Narrow"/>
-          <w:b/>
-          <w:color w:val="000000"/>
-          <w:kern w:val="0"/>
-          <w:lang w:eastAsia="es-PE"/>
-          <ns2:ligatures ns2:val="none"/>
-        </w:rPr>
-        <w:t/>
-      </w:r>
-      <w:r>
-        <w:rPr>
-          <w:rFonts w:ascii="Arial Narrow" w:eastAsia="Arial Narrow" w:hAnsi="Arial Narrow" w:cs="Arial Narrow"/>
-          <w:b/>
-          <w:color w:val="000000"/>
-          <w:kern w:val="0"/>
-          <w:lang w:eastAsia="es-PE"/>
-          <ns2:ligatures ns2:val="none"/>
-        </w:rPr>
-        <w:t/>
-      </w:r>
-    </w:p>
-    <w:p ns2:paraId="6DEEEDFE" ns2:textId="77777777">
+    </w:p>
+    <w:p>
       <w:pPr>
         <w:tabs>
           <w:tab w:val="left" w:pos="1701"/>
@@ -202,7 +117,7 @@
           <w:color w:val="000000"/>
           <w:kern w:val="0"/>
           <w:lang w:eastAsia="es-PE"/>
-          <ns2:ligatures ns2:val="none"/>
+          <w14:ligatures w14:val="none"/>
         </w:rPr>
       </w:pPr>
       <w:r>
@@ -212,7 +127,7 @@
           <w:color w:val="000000"/>
           <w:kern w:val="0"/>
           <w:lang w:eastAsia="es-PE"/>
-          <ns2:ligatures ns2:val="none"/>
+          <w14:ligatures w14:val="none"/>
         </w:rPr>
         <w:t>DENUNCIADO</w:t>
       </w:r>
@@ -223,7 +138,7 @@
           <w:color w:val="000000"/>
           <w:kern w:val="0"/>
           <w:lang w:eastAsia="es-PE"/>
-          <ns2:ligatures ns2:val="none"/>
+          <w14:ligatures w14:val="none"/>
         </w:rPr>
         <w:tab/>
         <w:t>:</w:t>
@@ -235,13 +150,13 @@
           <w:color w:val="000000"/>
           <w:kern w:val="0"/>
           <w:lang w:eastAsia="es-PE"/>
-          <ns2:ligatures ns2:val="none"/>
+          <w14:ligatures w14:val="none"/>
         </w:rPr>
         <w:tab/>
         <w:t>RÍMAC SEGUROS Y REASEGUROS S.A. (RÍMAC)</w:t>
       </w:r>
     </w:p>
-    <w:p ns2:paraId="022D2B94" ns2:textId="77777777">
+    <w:p>
       <w:pPr>
         <w:tabs>
           <w:tab w:val="left" w:pos="1701"/>
@@ -256,7 +171,7 @@
           <w:color w:val="000000"/>
           <w:kern w:val="0"/>
           <w:lang w:eastAsia="es-PE"/>
-          <ns2:ligatures ns2:val="none"/>
+          <w14:ligatures w14:val="none"/>
         </w:rPr>
       </w:pPr>
       <w:r>
@@ -266,7 +181,7 @@
           <w:color w:val="000000"/>
           <w:kern w:val="0"/>
           <w:lang w:eastAsia="es-PE"/>
-          <ns2:ligatures ns2:val="none"/>
+          <w14:ligatures w14:val="none"/>
         </w:rPr>
         <w:t>MATERIAS</w:t>
       </w:r>
@@ -277,7 +192,7 @@
           <w:color w:val="000000"/>
           <w:kern w:val="0"/>
           <w:lang w:eastAsia="es-PE"/>
-          <ns2:ligatures ns2:val="none"/>
+          <w14:ligatures w14:val="none"/>
         </w:rPr>
         <w:tab/>
         <w:t xml:space="preserve">: </w:t>
@@ -289,13 +204,13 @@
           <w:color w:val="000000"/>
           <w:kern w:val="0"/>
           <w:lang w:eastAsia="es-PE"/>
-          <ns2:ligatures ns2:val="none"/>
+          <w14:ligatures w14:val="none"/>
         </w:rPr>
         <w:tab/>
         <w:t>ADMISIÓN A TRÁMITE</w:t>
       </w:r>
     </w:p>
-    <w:p ns2:paraId="19ED7B73" ns2:textId="77777777">
+    <w:p>
       <w:pPr>
         <w:tabs>
           <w:tab w:val="left" w:pos="1701"/>
@@ -310,7 +225,7 @@
           <w:color w:val="000000"/>
           <w:kern w:val="0"/>
           <w:lang w:eastAsia="es-PE"/>
-          <ns2:ligatures ns2:val="none"/>
+          <w14:ligatures w14:val="none"/>
         </w:rPr>
       </w:pPr>
       <w:r>
@@ -320,12 +235,12 @@
           <w:color w:val="000000"/>
           <w:kern w:val="0"/>
           <w:lang w:eastAsia="es-PE"/>
-          <ns2:ligatures ns2:val="none"/>
+          <w14:ligatures w14:val="none"/>
         </w:rPr>
         <w:t xml:space="preserve">REQUERIMIENTO DE INFORMACIÓN </w:t>
       </w:r>
     </w:p>
-    <w:p ns2:paraId="46A5A479" ns2:textId="77777777">
+    <w:p>
       <w:pPr>
         <w:tabs>
           <w:tab w:val="left" w:pos="1701"/>
@@ -339,7 +254,7 @@
           <w:color w:val="000000"/>
           <w:kern w:val="0"/>
           <w:lang w:eastAsia="es-PE"/>
-          <ns2:ligatures ns2:val="none"/>
+          <w14:ligatures w14:val="none"/>
         </w:rPr>
       </w:pPr>
       <w:r>
@@ -349,7 +264,7 @@
           <w:color w:val="000000"/>
           <w:kern w:val="0"/>
           <w:lang w:eastAsia="es-PE"/>
-          <ns2:ligatures ns2:val="none"/>
+          <w14:ligatures w14:val="none"/>
         </w:rPr>
         <w:t xml:space="preserve">RESOLUCIÓN </w:t>
       </w:r>
@@ -360,7 +275,7 @@
           <w:color w:val="000000"/>
           <w:kern w:val="0"/>
           <w:lang w:eastAsia="es-PE"/>
-          <ns2:ligatures ns2:val="none"/>
+          <w14:ligatures w14:val="none"/>
         </w:rPr>
         <w:tab/>
         <w:t>:</w:t>
@@ -372,13 +287,13 @@
           <w:color w:val="000000"/>
           <w:kern w:val="0"/>
           <w:lang w:eastAsia="es-PE"/>
-          <ns2:ligatures ns2:val="none"/>
+          <w14:ligatures w14:val="none"/>
         </w:rPr>
         <w:tab/>
         <w:t>2</w:t>
       </w:r>
     </w:p>
-    <w:p ns2:paraId="5BA3A18D" ns2:textId="77777777">
+    <w:p>
       <w:pPr>
         <w:tabs>
           <w:tab w:val="left" w:pos="1014"/>
@@ -391,11 +306,11 @@
           <w:kern w:val="0"/>
           <w:shd w:val="clear" w:color="auto" w:fill="FFFFFF"/>
           <w:lang w:eastAsia="es-PE"/>
-          <ns2:ligatures ns2:val="none"/>
-        </w:rPr>
-      </w:pPr>
-    </w:p>
-    <w:p ns2:paraId="2F799822" ns2:textId="367E8D27">
+          <w14:ligatures w14:val="none"/>
+        </w:rPr>
+      </w:pPr>
+    </w:p>
+    <w:p>
       <w:pPr>
         <w:tabs>
           <w:tab w:val="left" w:pos="1014"/>
@@ -408,7 +323,7 @@
           <w:kern w:val="0"/>
           <w:shd w:val="clear" w:color="auto" w:fill="FFFFFF"/>
           <w:lang w:eastAsia="es-PE"/>
-          <ns2:ligatures ns2:val="none"/>
+          <w14:ligatures w14:val="none"/>
         </w:rPr>
       </w:pPr>
       <w:r>
@@ -418,7 +333,7 @@
           <w:kern w:val="0"/>
           <w:shd w:val="clear" w:color="auto" w:fill="FFFFFF"/>
           <w:lang w:eastAsia="es-PE"/>
-          <ns2:ligatures ns2:val="none"/>
+          <w14:ligatures w14:val="none"/>
         </w:rPr>
         <w:t xml:space="preserve">Lima, </w:t>
       </w:r>
@@ -429,7 +344,7 @@
           <w:kern w:val="0"/>
           <w:shd w:val="clear" w:color="auto" w:fill="FFFFFF"/>
           <w:lang w:eastAsia="es-PE"/>
-          <ns2:ligatures ns2:val="none"/>
+          <w14:ligatures w14:val="none"/>
         </w:rPr>
         <w:t xml:space="preserve">7 de noviembre de 2025</w:t>
       </w:r>
@@ -440,7 +355,7 @@
           <w:kern w:val="0"/>
           <w:shd w:val="clear" w:color="auto" w:fill="FFFFFF"/>
           <w:lang w:eastAsia="es-PE"/>
-          <ns2:ligatures ns2:val="none"/>
+          <w14:ligatures w14:val="none"/>
         </w:rPr>
         <w:t xml:space="preserve"/>
       </w:r>
@@ -451,7 +366,7 @@
           <w:kern w:val="0"/>
           <w:shd w:val="clear" w:color="auto" w:fill="FFFFFF"/>
           <w:lang w:eastAsia="es-PE"/>
-          <ns2:ligatures ns2:val="none"/>
+          <w14:ligatures w14:val="none"/>
         </w:rPr>
         <w:t xml:space="preserve"/>
       </w:r>
@@ -462,7 +377,7 @@
           <w:kern w:val="0"/>
           <w:shd w:val="clear" w:color="auto" w:fill="FFFFFF"/>
           <w:lang w:eastAsia="es-PE"/>
-          <ns2:ligatures ns2:val="none"/>
+          <w14:ligatures w14:val="none"/>
         </w:rPr>
         <w:t xml:space="preserve"/>
       </w:r>
@@ -473,12 +388,12 @@
           <w:kern w:val="0"/>
           <w:shd w:val="clear" w:color="auto" w:fill="FFFFFF"/>
           <w:lang w:eastAsia="es-PE"/>
-          <ns2:ligatures ns2:val="none"/>
+          <w14:ligatures w14:val="none"/>
         </w:rPr>
         <w:t xml:space="preserve"/>
       </w:r>
     </w:p>
-    <w:p ns2:paraId="66CE1821" ns2:textId="77777777">
+    <w:p>
       <w:pPr>
         <w:tabs>
           <w:tab w:val="left" w:pos="1014"/>
@@ -490,11 +405,11 @@
           <w:color w:val="000000"/>
           <w:kern w:val="0"/>
           <w:lang w:eastAsia="es-PE"/>
-          <ns2:ligatures ns2:val="none"/>
-        </w:rPr>
-      </w:pPr>
-    </w:p>
-    <w:p ns2:paraId="0B80AAA5" ns2:textId="77777777">
+          <w14:ligatures w14:val="none"/>
+        </w:rPr>
+      </w:pPr>
+    </w:p>
+    <w:p>
       <w:pPr>
         <w:numPr>
           <w:ilvl w:val="0"/>
@@ -508,7 +423,7 @@
           <w:color w:val="000000"/>
           <w:kern w:val="0"/>
           <w:lang w:eastAsia="es-PE"/>
-          <ns2:ligatures ns2:val="none"/>
+          <w14:ligatures w14:val="none"/>
         </w:rPr>
       </w:pPr>
       <w:r>
@@ -518,12 +433,12 @@
           <w:color w:val="000000"/>
           <w:kern w:val="0"/>
           <w:lang w:eastAsia="es-PE"/>
-          <ns2:ligatures ns2:val="none"/>
+          <w14:ligatures w14:val="none"/>
         </w:rPr>
         <w:t xml:space="preserve">HECHOS </w:t>
       </w:r>
     </w:p>
-    <w:p ns2:paraId="621F2AB2" ns2:textId="77777777">
+    <w:p>
       <w:pPr>
         <w:spacing w:after="0" w:line="240" w:lineRule="auto"/>
         <w:jc w:val="both"/>
@@ -532,11 +447,11 @@
           <w:color w:val="000000"/>
           <w:kern w:val="0"/>
           <w:lang w:eastAsia="es-PE"/>
-          <ns2:ligatures ns2:val="none"/>
-        </w:rPr>
-      </w:pPr>
-    </w:p>
-    <w:p ns2:paraId="60B5D5B0" ns2:textId="1B2898CA">
+          <w14:ligatures w14:val="none"/>
+        </w:rPr>
+      </w:pPr>
+    </w:p>
+    <w:p>
       <w:pPr>
         <w:numPr>
           <w:ilvl w:val="1"/>
@@ -550,7 +465,7 @@
           <w:color w:val="000000"/>
           <w:kern w:val="0"/>
           <w:lang w:val="es-ES" w:eastAsia="es-ES"/>
-          <ns2:ligatures ns2:val="none"/>
+          <w14:ligatures w14:val="none"/>
         </w:rPr>
       </w:pPr>
       <w:r>
@@ -559,7 +474,7 @@
           <w:color w:val="000000"/>
           <w:kern w:val="0"/>
           <w:lang w:val="es-ES" w:eastAsia="es-ES"/>
-          <ns2:ligatures ns2:val="none"/>
+          <w14:ligatures w14:val="none"/>
         </w:rPr>
         <w:t xml:space="preserve">Mediante el escrito del 30 de setiembre de 2025, complementado con el escrito del 31 de octubre de 2025, la señora [APELLIDO] denunció a Rímac por presuntas infracciones a la Ley 29571, Código de Protección y Defensa del Consumidor (en adelante, Código), señalando lo siguiente:</w:t>
       </w:r>
@@ -569,7 +484,7 @@
           <w:color w:val="000000"/>
           <w:kern w:val="0"/>
           <w:lang w:val="es-ES" w:eastAsia="es-ES"/>
-          <ns2:ligatures ns2:val="none"/>
+          <w14:ligatures w14:val="none"/>
         </w:rPr>
         <w:t xml:space="preserve"/>
       </w:r>
@@ -579,7 +494,7 @@
           <w:color w:val="000000"/>
           <w:kern w:val="0"/>
           <w:lang w:val="es-ES" w:eastAsia="es-ES"/>
-          <ns2:ligatures ns2:val="none"/>
+          <w14:ligatures w14:val="none"/>
         </w:rPr>
         <w:t/>
       </w:r>
@@ -589,7 +504,7 @@
           <w:color w:val="000000"/>
           <w:kern w:val="0"/>
           <w:lang w:val="es-ES" w:eastAsia="es-ES"/>
-          <ns2:ligatures ns2:val="none"/>
+          <w14:ligatures w14:val="none"/>
         </w:rPr>
         <w:t xml:space="preserve"/>
       </w:r>
@@ -599,7 +514,7 @@
           <w:color w:val="000000"/>
           <w:kern w:val="0"/>
           <w:lang w:val="es-ES" w:eastAsia="es-ES"/>
-          <ns2:ligatures ns2:val="none"/>
+          <w14:ligatures w14:val="none"/>
         </w:rPr>
         <w:t/>
       </w:r>
@@ -609,7 +524,7 @@
           <w:color w:val="000000"/>
           <w:kern w:val="0"/>
           <w:lang w:val="es-ES" w:eastAsia="es-ES"/>
-          <ns2:ligatures ns2:val="none"/>
+          <w14:ligatures w14:val="none"/>
         </w:rPr>
         <w:t xml:space="preserve"/>
       </w:r>
@@ -617,7 +532,7 @@
         <w:rPr>
           <w:rFonts w:ascii="Arial Narrow" w:eastAsia="Calibri" w:hAnsi="Arial Narrow" w:cs="Arial"/>
           <w:kern w:val="0"/>
-          <ns2:ligatures ns2:val="none"/>
+          <w14:ligatures w14:val="none"/>
         </w:rPr>
         <w:t/>
       </w:r>
@@ -625,7 +540,7 @@
         <w:rPr>
           <w:rFonts w:ascii="Arial Narrow" w:eastAsia="Calibri" w:hAnsi="Arial Narrow" w:cs="Arial"/>
           <w:kern w:val="0"/>
-          <ns2:ligatures ns2:val="none"/>
+          <w14:ligatures w14:val="none"/>
         </w:rPr>
         <w:t xml:space="preserve"/>
       </w:r>
@@ -634,7 +549,7 @@
         <w:rPr>
           <w:rFonts w:ascii="Arial Narrow" w:eastAsia="Calibri" w:hAnsi="Arial Narrow" w:cs="Arial"/>
           <w:kern w:val="0"/>
-          <ns2:ligatures ns2:val="none"/>
+          <w14:ligatures w14:val="none"/>
         </w:rPr>
         <w:t xml:space="preserve"/>
       </w:r>
@@ -642,7 +557,7 @@
         <w:rPr>
           <w:rFonts w:ascii="Arial Narrow" w:eastAsia="Calibri" w:hAnsi="Arial Narrow" w:cs="Arial"/>
           <w:kern w:val="0"/>
-          <ns2:ligatures ns2:val="none"/>
+          <w14:ligatures w14:val="none"/>
         </w:rPr>
         <w:t xml:space="preserve"/>
       </w:r>
@@ -650,7 +565,7 @@
         <w:rPr>
           <w:rFonts w:ascii="Arial Narrow" w:eastAsia="Calibri" w:hAnsi="Arial Narrow" w:cs="Arial"/>
           <w:kern w:val="0"/>
-          <ns2:ligatures ns2:val="none"/>
+          <w14:ligatures w14:val="none"/>
         </w:rPr>
         <w:t xml:space="preserve"/>
       </w:r>
@@ -659,7 +574,7 @@
         <w:rPr>
           <w:rFonts w:ascii="Arial Narrow" w:eastAsia="Calibri" w:hAnsi="Arial Narrow" w:cs="Arial"/>
           <w:kern w:val="0"/>
-          <ns2:ligatures ns2:val="none"/>
+          <w14:ligatures w14:val="none"/>
         </w:rPr>
         <w:t/>
       </w:r>
@@ -669,7 +584,7 @@
           <w:color w:val="000000"/>
           <w:kern w:val="0"/>
           <w:lang w:val="es-ES" w:eastAsia="es-ES"/>
-          <ns2:ligatures ns2:val="none"/>
+          <w14:ligatures w14:val="none"/>
         </w:rPr>
         <w:t/>
       </w:r>
@@ -679,7 +594,7 @@
           <w:color w:val="000000"/>
           <w:kern w:val="0"/>
           <w:lang w:val="es-ES" w:eastAsia="es-ES"/>
-          <ns2:ligatures ns2:val="none"/>
+          <w14:ligatures w14:val="none"/>
         </w:rPr>
         <w:t xml:space="preserve"/>
       </w:r>
@@ -691,7 +606,7 @@
           <w:kern w:val="0"/>
           <w:vertAlign w:val="superscript"/>
           <w:lang w:val="es-ES" w:eastAsia="es-ES"/>
-          <ns2:ligatures ns2:val="none"/>
+          <w14:ligatures w14:val="none"/>
         </w:rPr>
         <w:footnoteReference w:id="1"/>
       </w:r>
@@ -701,7 +616,7 @@
           <w:color w:val="000000"/>
           <w:kern w:val="0"/>
           <w:lang w:val="es-ES" w:eastAsia="es-ES"/>
-          <ns2:ligatures ns2:val="none"/>
+          <w14:ligatures w14:val="none"/>
         </w:rPr>
         <w:t xml:space="preserve"/>
       </w:r>
@@ -712,12 +627,12 @@
           <w:color w:val="000000"/>
           <w:kern w:val="0"/>
           <w:lang w:val="es-ES" w:eastAsia="es-ES"/>
-          <ns2:ligatures ns2:val="none"/>
+          <w14:ligatures w14:val="none"/>
         </w:rPr>
         <w:t/>
       </w:r>
     </w:p>
-    <w:p ns2:paraId="3AD3B7C6" ns2:textId="77777777">
+    <w:p>
       <w:pPr>
         <w:tabs>
           <w:tab w:val="left" w:pos="1134"/>
@@ -729,11 +644,11 @@
           <w:color w:val="000000"/>
           <w:kern w:val="0"/>
           <w:lang w:val="es-ES" w:eastAsia="es-ES"/>
-          <ns2:ligatures ns2:val="none"/>
-        </w:rPr>
-      </w:pPr>
-    </w:p>
-    <w:p ns2:paraId="1DC63593" ns2:textId="7B205610">
+          <w14:ligatures w14:val="none"/>
+        </w:rPr>
+      </w:pPr>
+    </w:p>
+    <w:p>
       <w:pPr>
         <w:pStyle w:val="Prrafodelista"/>
         <w:numPr>
@@ -752,7 +667,7 @@
           <w:color w:val="000000"/>
           <w:kern w:val="0"/>
           <w:lang w:eastAsia="es-ES"/>
-          <ns2:ligatures ns2:val="none"/>
+          <w14:ligatures w14:val="none"/>
         </w:rPr>
       </w:pPr>
       <w:r>
@@ -761,7 +676,7 @@
           <w:color w:val="000000"/>
           <w:kern w:val="0"/>
           <w:lang w:eastAsia="es-ES"/>
-          <ns2:ligatures ns2:val="none"/>
+          <w14:ligatures w14:val="none"/>
         </w:rPr>
         <w:t xml:space="preserve">El 29 de febrero de 2024, </w:t>
       </w:r>
@@ -771,7 +686,7 @@
           <w:color w:val="000000"/>
           <w:kern w:val="0"/>
           <w:lang w:eastAsia="es-ES"/>
-          <ns2:ligatures ns2:val="none"/>
+          <w14:ligatures w14:val="none"/>
         </w:rPr>
         <w:t>adquirió el</w:t>
       </w:r>
@@ -781,7 +696,7 @@
           <w:color w:val="000000"/>
           <w:kern w:val="0"/>
           <w:lang w:eastAsia="es-ES"/>
-          <ns2:ligatures ns2:val="none"/>
+          <w14:ligatures w14:val="none"/>
         </w:rPr>
         <w:t xml:space="preserve"> Seguro </w:t>
       </w:r>
@@ -791,7 +706,7 @@
           <w:color w:val="000000"/>
           <w:kern w:val="0"/>
           <w:lang w:eastAsia="es-ES"/>
-          <ns2:ligatures ns2:val="none"/>
+          <w14:ligatures w14:val="none"/>
         </w:rPr>
         <w:t>de Vida</w:t>
       </w:r>
@@ -801,7 +716,7 @@
           <w:color w:val="000000"/>
           <w:kern w:val="0"/>
           <w:lang w:eastAsia="es-ES"/>
-          <ns2:ligatures ns2:val="none"/>
+          <w14:ligatures w14:val="none"/>
         </w:rPr>
         <w:t xml:space="preserve"> </w:t>
       </w:r>
@@ -811,7 +726,7 @@
           <w:color w:val="000000"/>
           <w:kern w:val="0"/>
           <w:lang w:eastAsia="es-ES"/>
-          <ns2:ligatures ns2:val="none"/>
+          <w14:ligatures w14:val="none"/>
         </w:rPr>
         <w:t>– Póliza 1300214259 (en adelante, “Seguro</w:t>
       </w:r>
@@ -821,7 +736,7 @@
           <w:color w:val="000000"/>
           <w:kern w:val="0"/>
           <w:lang w:eastAsia="es-ES"/>
-          <ns2:ligatures ns2:val="none"/>
+          <w14:ligatures w14:val="none"/>
         </w:rPr>
         <w:t xml:space="preserve"> de Vida</w:t>
       </w:r>
@@ -831,7 +746,7 @@
           <w:color w:val="000000"/>
           <w:kern w:val="0"/>
           <w:lang w:eastAsia="es-ES"/>
-          <ns2:ligatures ns2:val="none"/>
+          <w14:ligatures w14:val="none"/>
         </w:rPr>
         <w:t>”),</w:t>
       </w:r>
@@ -841,7 +756,7 @@
           <w:color w:val="000000"/>
           <w:kern w:val="0"/>
           <w:lang w:eastAsia="es-ES"/>
-          <ns2:ligatures ns2:val="none"/>
+          <w14:ligatures w14:val="none"/>
         </w:rPr>
         <w:t xml:space="preserve"> emitido por Rímac </w:t>
       </w:r>
@@ -851,7 +766,7 @@
           <w:color w:val="000000"/>
           <w:kern w:val="0"/>
           <w:lang w:eastAsia="es-ES"/>
-          <ns2:ligatures ns2:val="none"/>
+          <w14:ligatures w14:val="none"/>
         </w:rPr>
         <w:t>con modalidad de pago de primas anual</w:t>
       </w:r>
@@ -861,12 +776,12 @@
           <w:color w:val="000000"/>
           <w:kern w:val="0"/>
           <w:lang w:eastAsia="es-ES"/>
-          <ns2:ligatures ns2:val="none"/>
+          <w14:ligatures w14:val="none"/>
         </w:rPr>
         <w:t>, acumulando un total de S/ 20 000,00.</w:t>
       </w:r>
     </w:p>
-    <w:p ns2:paraId="5802156D" ns2:textId="77777777">
+    <w:p>
       <w:pPr>
         <w:pStyle w:val="Prrafodelista"/>
         <w:spacing w:after="0" w:line="240" w:lineRule="auto"/>
@@ -877,11 +792,11 @@
           <w:color w:val="000000"/>
           <w:kern w:val="0"/>
           <w:lang w:eastAsia="es-ES"/>
-          <ns2:ligatures ns2:val="none"/>
-        </w:rPr>
-      </w:pPr>
-    </w:p>
-    <w:p ns2:paraId="62FCEC4F" ns2:textId="3F4A58CB">
+          <w14:ligatures w14:val="none"/>
+        </w:rPr>
+      </w:pPr>
+    </w:p>
+    <w:p>
       <w:pPr>
         <w:pStyle w:val="Prrafodelista"/>
         <w:numPr>
@@ -899,7 +814,7 @@
           <w:color w:val="000000"/>
           <w:kern w:val="0"/>
           <w:lang w:eastAsia="es-ES"/>
-          <ns2:ligatures ns2:val="none"/>
+          <w14:ligatures w14:val="none"/>
         </w:rPr>
       </w:pPr>
       <w:r>
@@ -908,7 +823,7 @@
           <w:color w:val="000000"/>
           <w:kern w:val="0"/>
           <w:lang w:eastAsia="es-ES"/>
-          <ns2:ligatures ns2:val="none"/>
+          <w14:ligatures w14:val="none"/>
         </w:rPr>
         <w:t xml:space="preserve">Dentro de los quince días posteriores a la contratación, no recibió la póliza </w:t>
       </w:r>
@@ -918,7 +833,7 @@
           <w:color w:val="000000"/>
           <w:kern w:val="0"/>
           <w:lang w:eastAsia="es-ES"/>
-          <ns2:ligatures ns2:val="none"/>
+          <w14:ligatures w14:val="none"/>
         </w:rPr>
         <w:t xml:space="preserve">del Seguro </w:t>
       </w:r>
@@ -928,7 +843,7 @@
           <w:color w:val="000000"/>
           <w:kern w:val="0"/>
           <w:lang w:eastAsia="es-ES"/>
-          <ns2:ligatures ns2:val="none"/>
+          <w14:ligatures w14:val="none"/>
         </w:rPr>
         <w:t xml:space="preserve">de Vida </w:t>
       </w:r>
@@ -938,12 +853,12 @@
           <w:color w:val="000000"/>
           <w:kern w:val="0"/>
           <w:lang w:eastAsia="es-ES"/>
-          <ns2:ligatures ns2:val="none"/>
+          <w14:ligatures w14:val="none"/>
         </w:rPr>
         <w:t>por ningún medio.</w:t>
       </w:r>
     </w:p>
-    <w:p ns2:paraId="1730604B" ns2:textId="77777777">
+    <w:p>
       <w:pPr>
         <w:pStyle w:val="Prrafodelista"/>
         <w:spacing w:line="240" w:lineRule="auto"/>
@@ -952,11 +867,11 @@
           <w:color w:val="000000"/>
           <w:kern w:val="0"/>
           <w:lang w:eastAsia="es-ES"/>
-          <ns2:ligatures ns2:val="none"/>
-        </w:rPr>
-      </w:pPr>
-    </w:p>
-    <w:p ns2:paraId="3E4FD1CC" ns2:textId="04B3216E">
+          <w14:ligatures w14:val="none"/>
+        </w:rPr>
+      </w:pPr>
+    </w:p>
+    <w:p>
       <w:pPr>
         <w:pStyle w:val="Prrafodelista"/>
         <w:numPr>
@@ -974,7 +889,7 @@
           <w:color w:val="000000"/>
           <w:kern w:val="0"/>
           <w:lang w:eastAsia="es-ES"/>
-          <ns2:ligatures ns2:val="none"/>
+          <w14:ligatures w14:val="none"/>
         </w:rPr>
       </w:pPr>
       <w:r>
@@ -983,7 +898,7 @@
           <w:color w:val="000000"/>
           <w:kern w:val="0"/>
           <w:lang w:eastAsia="es-ES"/>
-          <ns2:ligatures ns2:val="none"/>
+          <w14:ligatures w14:val="none"/>
         </w:rPr>
         <w:t xml:space="preserve">A pesar de que cumplía con el pago de sus aportes puntualmente, Rímac le enviaba constantes comunicaciones de cobranzas por medio de correo en el cual se le pretendía realizar nuevamente el cobro de la </w:t>
       </w:r>
@@ -993,7 +908,7 @@
           <w:color w:val="000000"/>
           <w:kern w:val="0"/>
           <w:lang w:eastAsia="es-ES"/>
-          <ns2:ligatures ns2:val="none"/>
+          <w14:ligatures w14:val="none"/>
         </w:rPr>
         <w:t xml:space="preserve">respectiva </w:t>
       </w:r>
@@ -1003,7 +918,7 @@
           <w:color w:val="000000"/>
           <w:kern w:val="0"/>
           <w:lang w:eastAsia="es-ES"/>
-          <ns2:ligatures ns2:val="none"/>
+          <w14:ligatures w14:val="none"/>
         </w:rPr>
         <w:t xml:space="preserve">prima, pese a que ya había cumplido con el </w:t>
       </w:r>
@@ -1013,7 +928,7 @@
           <w:color w:val="000000"/>
           <w:kern w:val="0"/>
           <w:lang w:eastAsia="es-ES"/>
-          <ns2:ligatures ns2:val="none"/>
+          <w14:ligatures w14:val="none"/>
         </w:rPr>
         <w:t xml:space="preserve">respectivo </w:t>
       </w:r>
@@ -1023,7 +938,7 @@
           <w:color w:val="000000"/>
           <w:kern w:val="0"/>
           <w:lang w:eastAsia="es-ES"/>
-          <ns2:ligatures ns2:val="none"/>
+          <w14:ligatures w14:val="none"/>
         </w:rPr>
         <w:t>pago, lo cual representa</w:t>
       </w:r>
@@ -1033,7 +948,7 @@
           <w:color w:val="000000"/>
           <w:kern w:val="0"/>
           <w:lang w:eastAsia="es-ES"/>
-          <ns2:ligatures ns2:val="none"/>
+          <w14:ligatures w14:val="none"/>
         </w:rPr>
         <w:t xml:space="preserve">ba un hostigamiento al </w:t>
       </w:r>
@@ -1043,7 +958,7 @@
           <w:color w:val="000000"/>
           <w:kern w:val="0"/>
           <w:lang w:eastAsia="es-ES"/>
-          <ns2:ligatures ns2:val="none"/>
+          <w14:ligatures w14:val="none"/>
         </w:rPr>
         <w:t>informarle</w:t>
       </w:r>
@@ -1053,7 +968,7 @@
           <w:color w:val="000000"/>
           <w:kern w:val="0"/>
           <w:lang w:eastAsia="es-ES"/>
-          <ns2:ligatures ns2:val="none"/>
+          <w14:ligatures w14:val="none"/>
         </w:rPr>
         <w:t xml:space="preserve"> </w:t>
       </w:r>
@@ -1063,7 +978,7 @@
           <w:color w:val="000000"/>
           <w:kern w:val="0"/>
           <w:lang w:eastAsia="es-ES"/>
-          <ns2:ligatures ns2:val="none"/>
+          <w14:ligatures w14:val="none"/>
         </w:rPr>
         <w:t xml:space="preserve">incorrectamente </w:t>
       </w:r>
@@ -1073,7 +988,7 @@
           <w:color w:val="000000"/>
           <w:kern w:val="0"/>
           <w:lang w:eastAsia="es-ES"/>
-          <ns2:ligatures ns2:val="none"/>
+          <w14:ligatures w14:val="none"/>
         </w:rPr>
         <w:t xml:space="preserve">que debía el pago del </w:t>
       </w:r>
@@ -1083,7 +998,7 @@
           <w:color w:val="000000"/>
           <w:kern w:val="0"/>
           <w:lang w:eastAsia="es-ES"/>
-          <ns2:ligatures ns2:val="none"/>
+          <w14:ligatures w14:val="none"/>
         </w:rPr>
         <w:t>Seguro de Vida</w:t>
       </w:r>
@@ -1093,12 +1008,12 @@
           <w:color w:val="000000"/>
           <w:kern w:val="0"/>
           <w:lang w:eastAsia="es-ES"/>
-          <ns2:ligatures ns2:val="none"/>
+          <w14:ligatures w14:val="none"/>
         </w:rPr>
         <w:t>.</w:t>
       </w:r>
     </w:p>
-    <w:p ns2:paraId="1F295938" ns2:textId="77777777">
+    <w:p>
       <w:pPr>
         <w:spacing w:after="0" w:line="240" w:lineRule="auto"/>
         <w:jc w:val="both"/>
@@ -1107,11 +1022,11 @@
           <w:color w:val="000000"/>
           <w:kern w:val="0"/>
           <w:lang w:eastAsia="es-ES"/>
-          <ns2:ligatures ns2:val="none"/>
-        </w:rPr>
-      </w:pPr>
-    </w:p>
-    <w:p ns2:paraId="10507F68" ns2:textId="31489136">
+          <w14:ligatures w14:val="none"/>
+        </w:rPr>
+      </w:pPr>
+    </w:p>
+    <w:p>
       <w:pPr>
         <w:pStyle w:val="Prrafodelista"/>
         <w:numPr>
@@ -1129,7 +1044,7 @@
           <w:color w:val="000000"/>
           <w:kern w:val="0"/>
           <w:lang w:eastAsia="es-ES"/>
-          <ns2:ligatures ns2:val="none"/>
+          <w14:ligatures w14:val="none"/>
         </w:rPr>
       </w:pPr>
       <w:r>
@@ -1138,7 +1053,7 @@
           <w:color w:val="000000"/>
           <w:kern w:val="0"/>
           <w:lang w:eastAsia="es-ES"/>
-          <ns2:ligatures ns2:val="none"/>
+          <w14:ligatures w14:val="none"/>
         </w:rPr>
         <w:t xml:space="preserve">Se le ofreció un descuento del 10% sobre el pago de la prima, sin embargo, se efectuó un cobro por S/ 10 535,78 desde la tarjeta con terminales 8001, sin que se haya brindado autorización ni compartido los datos de dicha cuenta con la </w:t>
       </w:r>
@@ -1148,7 +1063,7 @@
           <w:color w:val="000000"/>
           <w:kern w:val="0"/>
           <w:lang w:eastAsia="es-ES"/>
-          <ns2:ligatures ns2:val="none"/>
+          <w14:ligatures w14:val="none"/>
         </w:rPr>
         <w:t xml:space="preserve">compañía </w:t>
       </w:r>
@@ -1158,12 +1073,12 @@
           <w:color w:val="000000"/>
           <w:kern w:val="0"/>
           <w:lang w:eastAsia="es-ES"/>
-          <ns2:ligatures ns2:val="none"/>
+          <w14:ligatures w14:val="none"/>
         </w:rPr>
         <w:t>aseguradora. Rímac accedió de manera indebida a información bancaria confidencial, realizando el cobro sin consentimiento expreso.</w:t>
       </w:r>
     </w:p>
-    <w:p ns2:paraId="37C71E10" ns2:textId="77777777">
+    <w:p>
       <w:pPr>
         <w:spacing w:after="0" w:line="240" w:lineRule="auto"/>
         <w:jc w:val="both"/>
@@ -1172,11 +1087,11 @@
           <w:color w:val="000000"/>
           <w:kern w:val="0"/>
           <w:lang w:eastAsia="es-ES"/>
-          <ns2:ligatures ns2:val="none"/>
-        </w:rPr>
-      </w:pPr>
-    </w:p>
-    <w:p ns2:paraId="3C98BF56" ns2:textId="62174E06">
+          <w14:ligatures w14:val="none"/>
+        </w:rPr>
+      </w:pPr>
+    </w:p>
+    <w:p>
       <w:pPr>
         <w:pStyle w:val="Prrafodelista"/>
         <w:numPr>
@@ -1194,7 +1109,7 @@
           <w:color w:val="000000"/>
           <w:kern w:val="0"/>
           <w:lang w:eastAsia="es-ES"/>
-          <ns2:ligatures ns2:val="none"/>
+          <w14:ligatures w14:val="none"/>
         </w:rPr>
       </w:pPr>
       <w:r>
@@ -1203,7 +1118,7 @@
           <w:color w:val="000000"/>
           <w:kern w:val="0"/>
           <w:lang w:eastAsia="es-ES"/>
-          <ns2:ligatures ns2:val="none"/>
+          <w14:ligatures w14:val="none"/>
         </w:rPr>
         <w:t xml:space="preserve">Posteriormente, en la aplicación de </w:t>
       </w:r>
@@ -1213,7 +1128,7 @@
           <w:color w:val="000000"/>
           <w:kern w:val="0"/>
           <w:lang w:eastAsia="es-ES"/>
-          <ns2:ligatures ns2:val="none"/>
+          <w14:ligatures w14:val="none"/>
         </w:rPr>
         <w:t xml:space="preserve">Rímac </w:t>
       </w:r>
@@ -1223,7 +1138,7 @@
           <w:color w:val="000000"/>
           <w:kern w:val="0"/>
           <w:lang w:eastAsia="es-ES"/>
-          <ns2:ligatures ns2:val="none"/>
+          <w14:ligatures w14:val="none"/>
         </w:rPr>
         <w:t xml:space="preserve">observó que </w:t>
       </w:r>
@@ -1233,7 +1148,7 @@
           <w:color w:val="000000"/>
           <w:kern w:val="0"/>
           <w:lang w:eastAsia="es-ES"/>
-          <ns2:ligatures ns2:val="none"/>
+          <w14:ligatures w14:val="none"/>
         </w:rPr>
         <w:t>el</w:t>
       </w:r>
@@ -1243,7 +1158,7 @@
           <w:color w:val="000000"/>
           <w:kern w:val="0"/>
           <w:lang w:eastAsia="es-ES"/>
-          <ns2:ligatures ns2:val="none"/>
+          <w14:ligatures w14:val="none"/>
         </w:rPr>
         <w:t xml:space="preserve"> Seguro </w:t>
       </w:r>
@@ -1253,7 +1168,7 @@
           <w:color w:val="000000"/>
           <w:kern w:val="0"/>
           <w:lang w:eastAsia="es-ES"/>
-          <ns2:ligatures ns2:val="none"/>
+          <w14:ligatures w14:val="none"/>
         </w:rPr>
         <w:t xml:space="preserve">de Vida se encontraba </w:t>
       </w:r>
@@ -1263,7 +1178,7 @@
           <w:color w:val="000000"/>
           <w:kern w:val="0"/>
           <w:lang w:eastAsia="es-ES"/>
-          <ns2:ligatures ns2:val="none"/>
+          <w14:ligatures w14:val="none"/>
         </w:rPr>
         <w:t>con afiliación</w:t>
       </w:r>
@@ -1273,7 +1188,7 @@
           <w:color w:val="000000"/>
           <w:kern w:val="0"/>
           <w:lang w:eastAsia="es-ES"/>
-          <ns2:ligatures ns2:val="none"/>
+          <w14:ligatures w14:val="none"/>
         </w:rPr>
         <w:t xml:space="preserve"> al pago automático de </w:t>
       </w:r>
@@ -1283,7 +1198,7 @@
           <w:color w:val="000000"/>
           <w:kern w:val="0"/>
           <w:lang w:eastAsia="es-ES"/>
-          <ns2:ligatures ns2:val="none"/>
+          <w14:ligatures w14:val="none"/>
         </w:rPr>
         <w:t xml:space="preserve">la tarjeta con terminales </w:t>
       </w:r>
@@ -1293,12 +1208,12 @@
           <w:color w:val="000000"/>
           <w:kern w:val="0"/>
           <w:lang w:eastAsia="es-ES"/>
-          <ns2:ligatures ns2:val="none"/>
+          <w14:ligatures w14:val="none"/>
         </w:rPr>
         <w:t>9239, 8566 y 7066, lo que evidenció un acceso no autorizado a datos sensibles. La compañía aseguradora no presentó documentación que acreditara la afiliación de dichas tarjetas, y luego de informar sobre el acceso indebido, dejó de recibir respuesta por parte del área de atención al cliente.</w:t>
       </w:r>
     </w:p>
-    <w:p ns2:paraId="310F7D9E" ns2:textId="77777777">
+    <w:p>
       <w:pPr>
         <w:pStyle w:val="Prrafodelista"/>
         <w:spacing w:line="240" w:lineRule="auto"/>
@@ -1307,11 +1222,11 @@
           <w:color w:val="000000"/>
           <w:kern w:val="0"/>
           <w:lang w:eastAsia="es-ES"/>
-          <ns2:ligatures ns2:val="none"/>
-        </w:rPr>
-      </w:pPr>
-    </w:p>
-    <w:p ns2:paraId="10CD5A57" ns2:textId="2DCE89B3">
+          <w14:ligatures w14:val="none"/>
+        </w:rPr>
+      </w:pPr>
+    </w:p>
+    <w:p>
       <w:pPr>
         <w:pStyle w:val="Prrafodelista"/>
         <w:numPr>
@@ -1329,7 +1244,7 @@
           <w:color w:val="000000"/>
           <w:kern w:val="0"/>
           <w:lang w:eastAsia="es-ES"/>
-          <ns2:ligatures ns2:val="none"/>
+          <w14:ligatures w14:val="none"/>
         </w:rPr>
       </w:pPr>
       <w:r>
@@ -1338,7 +1253,7 @@
           <w:color w:val="000000"/>
           <w:kern w:val="0"/>
           <w:lang w:eastAsia="es-ES"/>
-          <ns2:ligatures ns2:val="none"/>
+          <w14:ligatures w14:val="none"/>
         </w:rPr>
         <w:t>El 9 de abril de 2025, recibió por correo electrónico una comunicación de cobranza de Rímac, pese a que ya se había cargado la prima mediante débito a su tarjeta con terminales 8001</w:t>
       </w:r>
@@ -1348,12 +1263,12 @@
           <w:color w:val="000000"/>
           <w:kern w:val="0"/>
           <w:lang w:eastAsia="es-ES"/>
-          <ns2:ligatures ns2:val="none"/>
+          <w14:ligatures w14:val="none"/>
         </w:rPr>
         <w:t>.</w:t>
       </w:r>
     </w:p>
-    <w:p ns2:paraId="4AF124CD" ns2:textId="77777777">
+    <w:p>
       <w:pPr>
         <w:pStyle w:val="Prrafodelista"/>
         <w:spacing w:after="0" w:line="240" w:lineRule="auto"/>
@@ -1364,11 +1279,11 @@
           <w:color w:val="000000"/>
           <w:kern w:val="0"/>
           <w:lang w:eastAsia="es-ES"/>
-          <ns2:ligatures ns2:val="none"/>
-        </w:rPr>
-      </w:pPr>
-    </w:p>
-    <w:p ns2:paraId="6B0A00C8" ns2:textId="640FC6D8">
+          <w14:ligatures w14:val="none"/>
+        </w:rPr>
+      </w:pPr>
+    </w:p>
+    <w:p>
       <w:pPr>
         <w:pStyle w:val="Prrafodelista"/>
         <w:numPr>
@@ -1386,7 +1301,7 @@
           <w:color w:val="000000"/>
           <w:kern w:val="0"/>
           <w:lang w:eastAsia="es-ES"/>
-          <ns2:ligatures ns2:val="none"/>
+          <w14:ligatures w14:val="none"/>
         </w:rPr>
       </w:pPr>
       <w:r>
@@ -1395,7 +1310,7 @@
           <w:color w:val="000000"/>
           <w:kern w:val="0"/>
           <w:lang w:eastAsia="es-ES"/>
-          <ns2:ligatures ns2:val="none"/>
+          <w14:ligatures w14:val="none"/>
         </w:rPr>
         <w:t>El 29 de abril de 2025</w:t>
       </w:r>
@@ -1405,7 +1320,7 @@
           <w:color w:val="000000"/>
           <w:kern w:val="0"/>
           <w:lang w:eastAsia="es-ES"/>
-          <ns2:ligatures ns2:val="none"/>
+          <w14:ligatures w14:val="none"/>
         </w:rPr>
         <w:t xml:space="preserve">, presentó el reclamo 25-SBS015033 respecto de la no aplicación del descuento ofrecido </w:t>
       </w:r>
@@ -1415,7 +1330,7 @@
           <w:color w:val="000000"/>
           <w:kern w:val="0"/>
           <w:lang w:eastAsia="es-ES"/>
-          <ns2:ligatures ns2:val="none"/>
+          <w14:ligatures w14:val="none"/>
         </w:rPr>
         <w:t xml:space="preserve">del 10% </w:t>
       </w:r>
@@ -1425,7 +1340,7 @@
           <w:color w:val="000000"/>
           <w:kern w:val="0"/>
           <w:lang w:eastAsia="es-ES"/>
-          <ns2:ligatures ns2:val="none"/>
+          <w14:ligatures w14:val="none"/>
         </w:rPr>
         <w:t>y del cobro en una tarjeta no autorizada.</w:t>
       </w:r>
@@ -1435,7 +1350,7 @@
           <w:color w:val="000000"/>
           <w:kern w:val="0"/>
           <w:lang w:eastAsia="es-ES"/>
-          <ns2:ligatures ns2:val="none"/>
+          <w14:ligatures w14:val="none"/>
         </w:rPr>
         <w:t xml:space="preserve"> </w:t>
       </w:r>
@@ -1445,7 +1360,7 @@
           <w:color w:val="000000"/>
           <w:kern w:val="0"/>
           <w:lang w:eastAsia="es-ES"/>
-          <ns2:ligatures ns2:val="none"/>
+          <w14:ligatures w14:val="none"/>
         </w:rPr>
         <w:t xml:space="preserve">Con posterioridad a ese reclamo, mediante la respuesta del caso 0025846904, </w:t>
       </w:r>
@@ -1455,7 +1370,7 @@
           <w:color w:val="000000"/>
           <w:kern w:val="0"/>
           <w:lang w:eastAsia="es-ES"/>
-          <ns2:ligatures ns2:val="none"/>
+          <w14:ligatures w14:val="none"/>
         </w:rPr>
         <w:t xml:space="preserve">Rímac </w:t>
       </w:r>
@@ -1465,7 +1380,7 @@
           <w:color w:val="000000"/>
           <w:kern w:val="0"/>
           <w:lang w:eastAsia="es-ES"/>
-          <ns2:ligatures ns2:val="none"/>
+          <w14:ligatures w14:val="none"/>
         </w:rPr>
         <w:t xml:space="preserve">le </w:t>
       </w:r>
@@ -1475,12 +1390,12 @@
           <w:color w:val="000000"/>
           <w:kern w:val="0"/>
           <w:lang w:eastAsia="es-ES"/>
-          <ns2:ligatures ns2:val="none"/>
+          <w14:ligatures w14:val="none"/>
         </w:rPr>
         <w:t>comunicó que procedía a aplicar el descuento del 10%.</w:t>
       </w:r>
     </w:p>
-    <w:p ns2:paraId="79CCF316" ns2:textId="77777777">
+    <w:p>
       <w:pPr>
         <w:pStyle w:val="Prrafodelista"/>
         <w:spacing w:after="0" w:line="240" w:lineRule="auto"/>
@@ -1491,11 +1406,11 @@
           <w:color w:val="000000"/>
           <w:kern w:val="0"/>
           <w:lang w:eastAsia="es-ES"/>
-          <ns2:ligatures ns2:val="none"/>
-        </w:rPr>
-      </w:pPr>
-    </w:p>
-    <w:p ns2:paraId="46968BB4" ns2:textId="4B1915E8">
+          <w14:ligatures w14:val="none"/>
+        </w:rPr>
+      </w:pPr>
+    </w:p>
+    <w:p>
       <w:pPr>
         <w:pStyle w:val="Prrafodelista"/>
         <w:numPr>
@@ -1513,7 +1428,7 @@
           <w:color w:val="000000"/>
           <w:kern w:val="0"/>
           <w:lang w:eastAsia="es-ES"/>
-          <ns2:ligatures ns2:val="none"/>
+          <w14:ligatures w14:val="none"/>
         </w:rPr>
       </w:pPr>
       <w:r>
@@ -1522,7 +1437,7 @@
           <w:color w:val="000000"/>
           <w:kern w:val="0"/>
           <w:lang w:eastAsia="es-ES"/>
-          <ns2:ligatures ns2:val="none"/>
+          <w14:ligatures w14:val="none"/>
         </w:rPr>
         <w:lastRenderedPageBreak/>
         <w:t>Luego</w:t>
@@ -1533,7 +1448,7 @@
           <w:color w:val="000000"/>
           <w:kern w:val="0"/>
           <w:lang w:eastAsia="es-ES"/>
-          <ns2:ligatures ns2:val="none"/>
+          <w14:ligatures w14:val="none"/>
         </w:rPr>
         <w:t xml:space="preserve">, mediante el caso 0025471530, </w:t>
       </w:r>
@@ -1543,7 +1458,7 @@
           <w:color w:val="000000"/>
           <w:kern w:val="0"/>
           <w:lang w:eastAsia="es-ES"/>
-          <ns2:ligatures ns2:val="none"/>
+          <w14:ligatures w14:val="none"/>
         </w:rPr>
         <w:t xml:space="preserve">Rímac le </w:t>
       </w:r>
@@ -1553,7 +1468,7 @@
           <w:color w:val="000000"/>
           <w:kern w:val="0"/>
           <w:lang w:eastAsia="es-ES"/>
-          <ns2:ligatures ns2:val="none"/>
+          <w14:ligatures w14:val="none"/>
         </w:rPr>
         <w:t>informó la autorización de una devolución por S/ 6 321,47</w:t>
       </w:r>
@@ -1563,7 +1478,7 @@
           <w:color w:val="000000"/>
           <w:kern w:val="0"/>
           <w:lang w:eastAsia="es-ES"/>
-          <ns2:ligatures ns2:val="none"/>
+          <w14:ligatures w14:val="none"/>
         </w:rPr>
         <w:t xml:space="preserve">; no obstante, </w:t>
       </w:r>
@@ -1573,7 +1488,7 @@
           <w:color w:val="000000"/>
           <w:kern w:val="0"/>
           <w:lang w:eastAsia="es-ES"/>
-          <ns2:ligatures ns2:val="none"/>
+          <w14:ligatures w14:val="none"/>
         </w:rPr>
         <w:t xml:space="preserve">se le informó que </w:t>
       </w:r>
@@ -1583,7 +1498,7 @@
           <w:color w:val="000000"/>
           <w:kern w:val="0"/>
           <w:lang w:eastAsia="es-ES"/>
-          <ns2:ligatures ns2:val="none"/>
+          <w14:ligatures w14:val="none"/>
         </w:rPr>
         <w:t xml:space="preserve">la devolución </w:t>
       </w:r>
@@ -1593,7 +1508,7 @@
           <w:color w:val="000000"/>
           <w:kern w:val="0"/>
           <w:lang w:eastAsia="es-ES"/>
-          <ns2:ligatures ns2:val="none"/>
+          <w14:ligatures w14:val="none"/>
         </w:rPr>
         <w:t>sería</w:t>
       </w:r>
@@ -1603,7 +1518,7 @@
           <w:color w:val="000000"/>
           <w:kern w:val="0"/>
           <w:lang w:eastAsia="es-ES"/>
-          <ns2:ligatures ns2:val="none"/>
+          <w14:ligatures w14:val="none"/>
         </w:rPr>
         <w:t xml:space="preserve"> por los meses </w:t>
       </w:r>
@@ -1613,7 +1528,7 @@
           <w:color w:val="000000"/>
           <w:kern w:val="0"/>
           <w:lang w:eastAsia="es-ES"/>
-          <ns2:ligatures ns2:val="none"/>
+          <w14:ligatures w14:val="none"/>
         </w:rPr>
         <w:t>no cubiertos posteriores a la anulación de la póliza</w:t>
       </w:r>
@@ -1623,7 +1538,7 @@
           <w:color w:val="000000"/>
           <w:kern w:val="0"/>
           <w:lang w:eastAsia="es-ES"/>
-          <ns2:ligatures ns2:val="none"/>
+          <w14:ligatures w14:val="none"/>
         </w:rPr>
         <w:t xml:space="preserve"> y hasta la fecha de presentación de su denuncia no se realizó dicha devolución</w:t>
       </w:r>
@@ -1633,12 +1548,12 @@
           <w:color w:val="000000"/>
           <w:kern w:val="0"/>
           <w:lang w:eastAsia="es-ES"/>
-          <ns2:ligatures ns2:val="none"/>
+          <w14:ligatures w14:val="none"/>
         </w:rPr>
         <w:t>.</w:t>
       </w:r>
     </w:p>
-    <w:p ns2:paraId="28CA4131" ns2:textId="77777777">
+    <w:p>
       <w:pPr>
         <w:spacing w:after="0" w:line="240" w:lineRule="auto"/>
         <w:jc w:val="both"/>
@@ -1647,11 +1562,11 @@
           <w:color w:val="000000"/>
           <w:kern w:val="0"/>
           <w:lang w:eastAsia="es-ES"/>
-          <ns2:ligatures ns2:val="none"/>
-        </w:rPr>
-      </w:pPr>
-    </w:p>
-    <w:p ns2:paraId="5FAEC238" ns2:textId="14B5BEF7">
+          <w14:ligatures w14:val="none"/>
+        </w:rPr>
+      </w:pPr>
+    </w:p>
+    <w:p>
       <w:pPr>
         <w:pStyle w:val="Prrafodelista"/>
         <w:numPr>
@@ -1669,7 +1584,7 @@
           <w:color w:val="000000"/>
           <w:kern w:val="0"/>
           <w:lang w:eastAsia="es-ES"/>
-          <ns2:ligatures ns2:val="none"/>
+          <w14:ligatures w14:val="none"/>
         </w:rPr>
       </w:pPr>
       <w:r>
@@ -1678,7 +1593,7 @@
           <w:color w:val="000000"/>
           <w:kern w:val="0"/>
           <w:lang w:eastAsia="es-ES"/>
-          <ns2:ligatures ns2:val="none"/>
+          <w14:ligatures w14:val="none"/>
         </w:rPr>
         <w:t>Posteriormente</w:t>
       </w:r>
@@ -1688,12 +1603,12 @@
           <w:color w:val="000000"/>
           <w:kern w:val="0"/>
           <w:lang w:eastAsia="es-ES"/>
-          <ns2:ligatures ns2:val="none"/>
+          <w14:ligatures w14:val="none"/>
         </w:rPr>
         <w:t>, al advertir a atención al cliente el acceso no autorizado a su información bancaria y los cargos en tarjetas no afiliadas, no obtuvo respuesta posterior en la conversación.</w:t>
       </w:r>
     </w:p>
-    <w:p ns2:paraId="33E14FF7" ns2:textId="77777777">
+    <w:p>
       <w:pPr>
         <w:tabs>
           <w:tab w:val="left" w:pos="1134"/>
@@ -1705,11 +1620,11 @@
           <w:color w:val="000000"/>
           <w:kern w:val="0"/>
           <w:lang w:eastAsia="es-ES"/>
-          <ns2:ligatures ns2:val="none"/>
-        </w:rPr>
-      </w:pPr>
-    </w:p>
-    <w:p ns2:paraId="1DAAA823" ns2:textId="55E9D133">
+          <w14:ligatures w14:val="none"/>
+        </w:rPr>
+      </w:pPr>
+    </w:p>
+    <w:p>
       <w:pPr>
         <w:numPr>
           <w:ilvl w:val="1"/>
@@ -1727,7 +1642,7 @@
           <w:color w:val="000000"/>
           <w:kern w:val="0"/>
           <w:lang w:val="es-ES" w:eastAsia="es-ES"/>
-          <ns2:ligatures ns2:val="none"/>
+          <w14:ligatures w14:val="none"/>
         </w:rPr>
       </w:pPr>
       <w:r>
@@ -1736,7 +1651,7 @@
           <w:color w:val="000000"/>
           <w:kern w:val="0"/>
           <w:lang w:val="es-ES" w:eastAsia="es-ES"/>
-          <ns2:ligatures ns2:val="none"/>
+          <w14:ligatures w14:val="none"/>
         </w:rPr>
         <w:t xml:space="preserve">La señora [APELLIDO] solicitó, en calidad de medida correctiva, que Rímac cumpla con realizar la devolución total de las primas aportadas durante la vigencia del Seguro de Vida por S/ 20 000,00, más los intereses de ley generados. Asimismo, requirió el reembolso de costos y costas del presente procedimiento</w:t>
       </w:r>
@@ -1746,7 +1661,7 @@
           <w:color w:val="000000"/>
           <w:kern w:val="0"/>
           <w:lang w:val="es-ES" w:eastAsia="es-ES"/>
-          <ns2:ligatures ns2:val="none"/>
+          <w14:ligatures w14:val="none"/>
         </w:rPr>
         <w:t xml:space="preserve"/>
       </w:r>
@@ -1756,7 +1671,7 @@
           <w:color w:val="000000"/>
           <w:kern w:val="0"/>
           <w:lang w:val="es-ES" w:eastAsia="es-ES"/>
-          <ns2:ligatures ns2:val="none"/>
+          <w14:ligatures w14:val="none"/>
         </w:rPr>
         <w:t/>
       </w:r>
@@ -1766,7 +1681,7 @@
           <w:color w:val="000000"/>
           <w:kern w:val="0"/>
           <w:lang w:val="es-ES" w:eastAsia="es-ES"/>
-          <ns2:ligatures ns2:val="none"/>
+          <w14:ligatures w14:val="none"/>
         </w:rPr>
         <w:t xml:space="preserve"/>
       </w:r>
@@ -1776,7 +1691,7 @@
           <w:color w:val="000000"/>
           <w:kern w:val="0"/>
           <w:lang w:eastAsia="es-ES"/>
-          <ns2:ligatures ns2:val="none"/>
+          <w14:ligatures w14:val="none"/>
         </w:rPr>
         <w:t/>
       </w:r>
@@ -1786,7 +1701,7 @@
           <w:color w:val="000000"/>
           <w:kern w:val="0"/>
           <w:lang w:eastAsia="es-ES"/>
-          <ns2:ligatures ns2:val="none"/>
+          <w14:ligatures w14:val="none"/>
         </w:rPr>
         <w:t/>
       </w:r>
@@ -1796,12 +1711,12 @@
           <w:color w:val="000000"/>
           <w:kern w:val="0"/>
           <w:lang w:val="es-ES" w:eastAsia="es-ES"/>
-          <ns2:ligatures ns2:val="none"/>
+          <w14:ligatures w14:val="none"/>
         </w:rPr>
         <w:t/>
       </w:r>
     </w:p>
-    <w:p ns2:paraId="66005174" ns2:textId="77777777">
+    <w:p>
       <w:pPr>
         <w:spacing w:after="0" w:line="240" w:lineRule="auto"/>
         <w:contextualSpacing/>
@@ -1812,11 +1727,11 @@
           <w:color w:val="000000"/>
           <w:kern w:val="0"/>
           <w:lang w:eastAsia="es-PE"/>
-          <ns2:ligatures ns2:val="none"/>
-        </w:rPr>
-      </w:pPr>
-    </w:p>
-    <w:p ns2:paraId="3541B1F9" ns2:textId="77777777">
+          <w14:ligatures w14:val="none"/>
+        </w:rPr>
+      </w:pPr>
+    </w:p>
+    <w:p>
       <w:pPr>
         <w:pStyle w:val="Prrafodelista"/>
         <w:numPr>
@@ -1836,7 +1751,7 @@
           <w:color w:val="000000"/>
           <w:kern w:val="0"/>
           <w:lang w:eastAsia="es-PE"/>
-          <ns2:ligatures ns2:val="none"/>
+          <w14:ligatures w14:val="none"/>
         </w:rPr>
       </w:pPr>
       <w:r>
@@ -1846,12 +1761,12 @@
           <w:color w:val="000000"/>
           <w:kern w:val="0"/>
           <w:lang w:eastAsia="es-PE"/>
-          <ns2:ligatures ns2:val="none"/>
+          <w14:ligatures w14:val="none"/>
         </w:rPr>
         <w:t>DE LA ADMISIÓN A TRÁMITE DE LA DENUNCIA</w:t>
       </w:r>
     </w:p>
-    <w:p ns2:paraId="34556756" ns2:textId="77777777">
+    <w:p>
       <w:pPr>
         <w:spacing w:after="0" w:line="240" w:lineRule="auto"/>
         <w:ind w:left="567"/>
@@ -1863,11 +1778,11 @@
           <w:color w:val="000000"/>
           <w:kern w:val="0"/>
           <w:lang w:eastAsia="es-PE"/>
-          <ns2:ligatures ns2:val="none"/>
-        </w:rPr>
-      </w:pPr>
-    </w:p>
-    <w:p ns2:paraId="5F4266A4" ns2:textId="7B0356A6">
+          <w14:ligatures w14:val="none"/>
+        </w:rPr>
+      </w:pPr>
+    </w:p>
+    <w:p>
       <w:pPr>
         <w:pStyle w:val="Prrafodelista"/>
         <w:numPr>
@@ -1880,7 +1795,7 @@
         <w:rPr>
           <w:rFonts w:ascii="Arial Narrow" w:eastAsia="Arial Narrow" w:hAnsi="Arial Narrow" w:cs="Arial Narrow"/>
           <w:kern w:val="0"/>
-          <ns2:ligatures ns2:val="none"/>
+          <w14:ligatures w14:val="none"/>
         </w:rPr>
       </w:pPr>
       <w:bookmarkStart w:id="3" w:name="_Hlk140755208"/>
@@ -1892,7 +1807,7 @@
           <w:color w:val="000000"/>
           <w:kern w:val="0"/>
           <w:lang w:eastAsia="es-PE"/>
-          <ns2:ligatures ns2:val="none"/>
+          <w14:ligatures w14:val="none"/>
         </w:rPr>
         <w:t>La Secretaría Técnica de la Comisión de Protección al Consumidor 1 (en adelante, la Secretaría Técnica), en ejercicio de sus facultades</w:t>
       </w:r>
@@ -1905,7 +1820,7 @@
           <w:rFonts w:ascii="Arial Narrow" w:eastAsia="Arial Narrow" w:hAnsi="Arial Narrow" w:cs="Arial Narrow"/>
           <w:kern w:val="0"/>
           <w:vertAlign w:val="superscript"/>
-          <ns2:ligatures ns2:val="none"/>
+          <w14:ligatures w14:val="none"/>
         </w:rPr>
         <w:footnoteReference w:id="2"/>
       </w:r>
@@ -1915,7 +1830,7 @@
           <w:color w:val="000000"/>
           <w:kern w:val="0"/>
           <w:lang w:eastAsia="es-PE"/>
-          <ns2:ligatures ns2:val="none"/>
+          <w14:ligatures w14:val="none"/>
         </w:rPr>
         <w:t xml:space="preserve">, </w:t>
       </w:r>
@@ -1925,7 +1840,7 @@
           <w:color w:val="000000"/>
           <w:kern w:val="0"/>
           <w:lang w:eastAsia="es-PE"/>
-          <ns2:ligatures ns2:val="none"/>
+          <w14:ligatures w14:val="none"/>
         </w:rPr>
         <w:t xml:space="preserve">considera </w:t>
       </w:r>
@@ -1933,7 +1848,7 @@
         <w:rPr>
           <w:rFonts w:ascii="Arial Narrow" w:eastAsia="Arial Narrow" w:hAnsi="Arial Narrow" w:cs="Arial Narrow"/>
           <w:kern w:val="0"/>
-          <ns2:ligatures ns2:val="none"/>
+          <w14:ligatures w14:val="none"/>
         </w:rPr>
         <w:t xml:space="preserve">que el hecho denunciado, </w:t>
       </w:r>
@@ -1942,7 +1857,7 @@
         <w:rPr>
           <w:rFonts w:ascii="Arial Narrow" w:eastAsia="Arial Narrow" w:hAnsi="Arial Narrow" w:cs="Arial Narrow"/>
           <w:kern w:val="0"/>
-          <ns2:ligatures ns2:val="none"/>
+          <w14:ligatures w14:val="none"/>
         </w:rPr>
         <w:t xml:space="preserve">consistente en que </w:t>
       </w:r>
@@ -1953,7 +1868,7 @@
           <w:kern w:val="0"/>
           <w:shd w:val="clear" w:color="auto" w:fill="FFFFFF"/>
           <w:lang w:eastAsia="es-PE"/>
-          <ns2:ligatures ns2:val="none"/>
+          <w14:ligatures w14:val="none"/>
         </w:rPr>
         <w:t>la compañía aseguradora habría gestionado el cobro de S/ 10 535,78 de la tarjeta ****8001 de la denunciante, pese a que no autorizó dicho medio de pago, vulnerando sus datos bancarios</w:t>
       </w:r>
@@ -1961,7 +1876,7 @@
         <w:rPr>
           <w:rFonts w:ascii="Arial Narrow" w:eastAsia="Arial Narrow" w:hAnsi="Arial Narrow" w:cs="Arial Narrow"/>
           <w:kern w:val="0"/>
-          <ns2:ligatures ns2:val="none"/>
+          <w14:ligatures w14:val="none"/>
         </w:rPr>
         <w:t>; involucraría una presunta afectación a sus expectativas, quien no habría encontrado una correspondencia entre lo que esperaba recibir de parte del proveedor y lo que realmente recibió. Por consiguiente, corresponde calificar el hecho materia de denuncia como una presunta infracción al deber de idoneidad, tipificado en los artículos 18</w:t>
       </w:r>
@@ -1971,7 +1886,7 @@
           <w:color w:val="000000"/>
           <w:kern w:val="0"/>
           <w:lang w:eastAsia="es-PE"/>
-          <ns2:ligatures ns2:val="none"/>
+          <w14:ligatures w14:val="none"/>
         </w:rPr>
         <w:t/>
       </w:r>
@@ -1979,7 +1894,7 @@
         <w:rPr>
           <w:rFonts w:ascii="Arial Narrow" w:eastAsia="Arial Narrow" w:hAnsi="Arial Narrow" w:cs="Arial Narrow"/>
           <w:kern w:val="0"/>
-          <ns2:ligatures ns2:val="none"/>
+          <w14:ligatures w14:val="none"/>
         </w:rPr>
         <w:t xml:space="preserve"> y 19</w:t>
       </w:r>
@@ -1989,7 +1904,7 @@
           <w:color w:val="000000"/>
           <w:kern w:val="0"/>
           <w:lang w:eastAsia="es-PE"/>
-          <ns2:ligatures ns2:val="none"/>
+          <w14:ligatures w14:val="none"/>
         </w:rPr>
         <w:t/>
       </w:r>
@@ -1997,7 +1912,7 @@
         <w:rPr>
           <w:rFonts w:ascii="Arial Narrow" w:eastAsia="Arial Narrow" w:hAnsi="Arial Narrow" w:cs="Arial Narrow"/>
           <w:kern w:val="0"/>
-          <ns2:ligatures ns2:val="none"/>
+          <w14:ligatures w14:val="none"/>
         </w:rPr>
         <w:t xml:space="preserve"> del Código</w:t>
       </w:r>
@@ -2007,7 +1922,7 @@
           <w:rFonts w:ascii="Arial Narrow" w:eastAsia="Arial Narrow" w:hAnsi="Arial Narrow" w:cs="Arial"/>
           <w:kern w:val="0"/>
           <w:vertAlign w:val="superscript"/>
-          <ns2:ligatures ns2:val="none"/>
+          <w14:ligatures w14:val="none"/>
         </w:rPr>
         <w:footnoteReference w:id="3"/>
       </w:r>
@@ -2015,12 +1930,12 @@
         <w:rPr>
           <w:rFonts w:ascii="Arial Narrow" w:eastAsia="Arial Narrow" w:hAnsi="Arial Narrow" w:cs="Arial Narrow"/>
           <w:kern w:val="0"/>
-          <ns2:ligatures ns2:val="none"/>
+          <w14:ligatures w14:val="none"/>
         </w:rPr>
         <w:t>.</w:t>
       </w:r>
     </w:p>
-    <w:p ns2:paraId="096AD5DF" ns2:textId="77777777">
+    <w:p>
       <w:pPr>
         <w:pStyle w:val="Prrafodelista"/>
         <w:spacing w:after="0" w:line="240" w:lineRule="auto"/>
@@ -2029,11 +1944,11 @@
         <w:rPr>
           <w:rFonts w:ascii="Arial Narrow" w:eastAsia="Arial Narrow" w:hAnsi="Arial Narrow" w:cs="Arial Narrow"/>
           <w:kern w:val="0"/>
-          <ns2:ligatures ns2:val="none"/>
-        </w:rPr>
-      </w:pPr>
-    </w:p>
-    <w:p ns2:paraId="34AB38C1" ns2:textId="6A4CC37E">
+          <w14:ligatures w14:val="none"/>
+        </w:rPr>
+      </w:pPr>
+    </w:p>
+    <w:p>
       <w:pPr>
         <w:pStyle w:val="Prrafodelista"/>
         <w:numPr>
@@ -2046,14 +1961,14 @@
         <w:rPr>
           <w:rFonts w:ascii="Arial Narrow" w:eastAsia="Arial Narrow" w:hAnsi="Arial Narrow" w:cs="Arial Narrow"/>
           <w:kern w:val="0"/>
-          <ns2:ligatures ns2:val="none"/>
-        </w:rPr>
-      </w:pPr>
-      <w:r>
-        <w:rPr>
-          <w:rFonts w:ascii="Arial Narrow" w:eastAsia="Arial Narrow" w:hAnsi="Arial Narrow" w:cs="Arial Narrow"/>
-          <w:kern w:val="0"/>
-          <ns2:ligatures ns2:val="none"/>
+          <w14:ligatures w14:val="none"/>
+        </w:rPr>
+      </w:pPr>
+      <w:r>
+        <w:rPr>
+          <w:rFonts w:ascii="Arial Narrow" w:eastAsia="Arial Narrow" w:hAnsi="Arial Narrow" w:cs="Arial Narrow"/>
+          <w:kern w:val="0"/>
+          <w14:ligatures w14:val="none"/>
         </w:rPr>
         <w:t xml:space="preserve">Asimismo, la Secretaría Técnica, en ejercicio de sus facultades, </w:t>
       </w:r>
@@ -2063,7 +1978,7 @@
           <w:color w:val="000000"/>
           <w:kern w:val="0"/>
           <w:lang w:eastAsia="es-PE"/>
-          <ns2:ligatures ns2:val="none"/>
+          <w14:ligatures w14:val="none"/>
         </w:rPr>
         <w:t xml:space="preserve">considera </w:t>
       </w:r>
@@ -2071,7 +1986,7 @@
         <w:rPr>
           <w:rFonts w:ascii="Arial Narrow" w:eastAsia="Arial Narrow" w:hAnsi="Arial Narrow" w:cs="Arial Narrow"/>
           <w:kern w:val="0"/>
-          <ns2:ligatures ns2:val="none"/>
+          <w14:ligatures w14:val="none"/>
         </w:rPr>
         <w:t xml:space="preserve">que el hecho denunciado, consistente en que </w:t>
       </w:r>
@@ -2082,7 +1997,7 @@
           <w:kern w:val="0"/>
           <w:shd w:val="clear" w:color="auto" w:fill="FFFFFF"/>
           <w:lang w:eastAsia="es-PE"/>
-          <ns2:ligatures ns2:val="none"/>
+          <w14:ligatures w14:val="none"/>
         </w:rPr>
         <w:t>la compañía aseguradora habría afiliado tarjeta ****9239 de la denunciante para el cobro de las primas, pese a no contar con su autorización</w:t>
       </w:r>
@@ -2090,7 +2005,7 @@
         <w:rPr>
           <w:rFonts w:ascii="Arial Narrow" w:eastAsia="Arial Narrow" w:hAnsi="Arial Narrow" w:cs="Arial Narrow"/>
           <w:kern w:val="0"/>
-          <ns2:ligatures ns2:val="none"/>
+          <w14:ligatures w14:val="none"/>
         </w:rPr>
         <w:t xml:space="preserve">; involucraría una presunta afectación a sus expectativas, quien no habría encontrado una correspondencia entre lo que esperaba recibir de parte del proveedor y lo que realmente recibió. Por consiguiente, corresponde </w:t>
       </w:r>
@@ -2098,7 +2013,7 @@
         <w:rPr>
           <w:rFonts w:ascii="Arial Narrow" w:eastAsia="Arial Narrow" w:hAnsi="Arial Narrow" w:cs="Arial Narrow"/>
           <w:kern w:val="0"/>
-          <ns2:ligatures ns2:val="none"/>
+          <w14:ligatures w14:val="none"/>
         </w:rPr>
         <w:lastRenderedPageBreak/>
         <w:t>calificar el hecho materia de denuncia como una presunta infracción al deber de idoneidad, tipificado en los artículos 18</w:t>
@@ -2109,7 +2024,7 @@
           <w:color w:val="000000"/>
           <w:kern w:val="0"/>
           <w:lang w:eastAsia="es-PE"/>
-          <ns2:ligatures ns2:val="none"/>
+          <w14:ligatures w14:val="none"/>
         </w:rPr>
         <w:t/>
       </w:r>
@@ -2117,7 +2032,7 @@
         <w:rPr>
           <w:rFonts w:ascii="Arial Narrow" w:eastAsia="Arial Narrow" w:hAnsi="Arial Narrow" w:cs="Arial Narrow"/>
           <w:kern w:val="0"/>
-          <ns2:ligatures ns2:val="none"/>
+          <w14:ligatures w14:val="none"/>
         </w:rPr>
         <w:t xml:space="preserve"> y 19</w:t>
       </w:r>
@@ -2127,7 +2042,7 @@
           <w:color w:val="000000"/>
           <w:kern w:val="0"/>
           <w:lang w:eastAsia="es-PE"/>
-          <ns2:ligatures ns2:val="none"/>
+          <w14:ligatures w14:val="none"/>
         </w:rPr>
         <w:t/>
       </w:r>
@@ -2135,7 +2050,7 @@
         <w:rPr>
           <w:rFonts w:ascii="Arial Narrow" w:eastAsia="Arial Narrow" w:hAnsi="Arial Narrow" w:cs="Arial Narrow"/>
           <w:kern w:val="0"/>
-          <ns2:ligatures ns2:val="none"/>
+          <w14:ligatures w14:val="none"/>
         </w:rPr>
         <w:t xml:space="preserve"> del Código</w:t>
       </w:r>
@@ -2146,12 +2061,12 @@
           <w:color w:val="000000"/>
           <w:kern w:val="0"/>
           <w:lang w:eastAsia="es-PE"/>
-          <ns2:ligatures ns2:val="none"/>
+          <w14:ligatures w14:val="none"/>
         </w:rPr>
         <w:t>.</w:t>
       </w:r>
     </w:p>
-    <w:p ns2:paraId="363F6ACF" ns2:textId="77777777">
+    <w:p>
       <w:pPr>
         <w:pStyle w:val="Prrafodelista"/>
         <w:spacing w:after="0" w:line="240" w:lineRule="auto"/>
@@ -2160,11 +2075,11 @@
         <w:rPr>
           <w:rFonts w:ascii="Arial Narrow" w:eastAsia="Arial Narrow" w:hAnsi="Arial Narrow" w:cs="Arial Narrow"/>
           <w:kern w:val="0"/>
-          <ns2:ligatures ns2:val="none"/>
-        </w:rPr>
-      </w:pPr>
-    </w:p>
-    <w:p ns2:paraId="13D24733" ns2:textId="390B847E">
+          <w14:ligatures w14:val="none"/>
+        </w:rPr>
+      </w:pPr>
+    </w:p>
+    <w:p>
       <w:pPr>
         <w:pStyle w:val="Prrafodelista"/>
         <w:numPr>
@@ -2177,7 +2092,7 @@
         <w:rPr>
           <w:rFonts w:ascii="Arial Narrow" w:eastAsia="Arial Narrow" w:hAnsi="Arial Narrow" w:cs="Arial Narrow"/>
           <w:kern w:val="0"/>
-          <ns2:ligatures ns2:val="none"/>
+          <w14:ligatures w14:val="none"/>
         </w:rPr>
       </w:pPr>
       <w:r>
@@ -2187,7 +2102,7 @@
           <w:color w:val="000000"/>
           <w:kern w:val="0"/>
           <w:lang w:eastAsia="es-PE"/>
-          <ns2:ligatures ns2:val="none"/>
+          <w14:ligatures w14:val="none"/>
         </w:rPr>
         <w:t xml:space="preserve">Además, </w:t>
       </w:r>
@@ -2195,7 +2110,7 @@
         <w:rPr>
           <w:rFonts w:ascii="Arial Narrow" w:eastAsia="Arial Narrow" w:hAnsi="Arial Narrow" w:cs="Arial Narrow"/>
           <w:kern w:val="0"/>
-          <ns2:ligatures ns2:val="none"/>
+          <w14:ligatures w14:val="none"/>
         </w:rPr>
         <w:t xml:space="preserve">la Secretaría Técnica, en ejercicio de sus facultades, </w:t>
       </w:r>
@@ -2205,7 +2120,7 @@
           <w:color w:val="000000"/>
           <w:kern w:val="0"/>
           <w:lang w:eastAsia="es-PE"/>
-          <ns2:ligatures ns2:val="none"/>
+          <w14:ligatures w14:val="none"/>
         </w:rPr>
         <w:t xml:space="preserve">considera </w:t>
       </w:r>
@@ -2213,7 +2128,7 @@
         <w:rPr>
           <w:rFonts w:ascii="Arial Narrow" w:eastAsia="Arial Narrow" w:hAnsi="Arial Narrow" w:cs="Arial Narrow"/>
           <w:kern w:val="0"/>
-          <ns2:ligatures ns2:val="none"/>
+          <w14:ligatures w14:val="none"/>
         </w:rPr>
         <w:t xml:space="preserve">que el hecho denunciado, consistente en que </w:t>
       </w:r>
@@ -2224,7 +2139,7 @@
           <w:kern w:val="0"/>
           <w:shd w:val="clear" w:color="auto" w:fill="FFFFFF"/>
           <w:lang w:eastAsia="es-PE"/>
-          <ns2:ligatures ns2:val="none"/>
+          <w14:ligatures w14:val="none"/>
         </w:rPr>
         <w:t>la compañía aseguradora no habría cumplido con aplicar oportunamente el descuento del 10% del pago de la prima, pues solo lo hizo ante el Reclamo 25-SBS015033 interpuesto por la denunciante</w:t>
       </w:r>
@@ -2232,7 +2147,7 @@
         <w:rPr>
           <w:rFonts w:ascii="Arial Narrow" w:eastAsia="Arial Narrow" w:hAnsi="Arial Narrow" w:cs="Arial Narrow"/>
           <w:kern w:val="0"/>
-          <ns2:ligatures ns2:val="none"/>
+          <w14:ligatures w14:val="none"/>
         </w:rPr>
         <w:t>; involucraría una presunta afectación a sus expectativas, quien no habría encontrado una correspondencia entre lo que esperaba recibir de parte del proveedor y lo que realmente recibió. Por consiguiente, corresponde calificar el hecho materia de denuncia como una presunta infracción al deber de idoneidad, tipificado en los artículos 18</w:t>
       </w:r>
@@ -2242,7 +2157,7 @@
           <w:color w:val="000000"/>
           <w:kern w:val="0"/>
           <w:lang w:eastAsia="es-PE"/>
-          <ns2:ligatures ns2:val="none"/>
+          <w14:ligatures w14:val="none"/>
         </w:rPr>
         <w:t/>
       </w:r>
@@ -2250,7 +2165,7 @@
         <w:rPr>
           <w:rFonts w:ascii="Arial Narrow" w:eastAsia="Arial Narrow" w:hAnsi="Arial Narrow" w:cs="Arial Narrow"/>
           <w:kern w:val="0"/>
-          <ns2:ligatures ns2:val="none"/>
+          <w14:ligatures w14:val="none"/>
         </w:rPr>
         <w:t xml:space="preserve"> y 19</w:t>
       </w:r>
@@ -2260,7 +2175,7 @@
           <w:color w:val="000000"/>
           <w:kern w:val="0"/>
           <w:lang w:eastAsia="es-PE"/>
-          <ns2:ligatures ns2:val="none"/>
+          <w14:ligatures w14:val="none"/>
         </w:rPr>
         <w:t/>
       </w:r>
@@ -2268,7 +2183,7 @@
         <w:rPr>
           <w:rFonts w:ascii="Arial Narrow" w:eastAsia="Arial Narrow" w:hAnsi="Arial Narrow" w:cs="Arial Narrow"/>
           <w:kern w:val="0"/>
-          <ns2:ligatures ns2:val="none"/>
+          <w14:ligatures w14:val="none"/>
         </w:rPr>
         <w:t xml:space="preserve"> del Código</w:t>
       </w:r>
@@ -2279,12 +2194,12 @@
           <w:color w:val="000000"/>
           <w:kern w:val="0"/>
           <w:lang w:eastAsia="es-PE"/>
-          <ns2:ligatures ns2:val="none"/>
+          <w14:ligatures w14:val="none"/>
         </w:rPr>
         <w:t>.</w:t>
       </w:r>
     </w:p>
-    <w:p ns2:paraId="0F8BAB9B" ns2:textId="77777777">
+    <w:p>
       <w:pPr>
         <w:pStyle w:val="Prrafodelista"/>
         <w:spacing w:after="0" w:line="240" w:lineRule="auto"/>
@@ -2293,11 +2208,11 @@
         <w:rPr>
           <w:rFonts w:ascii="Arial Narrow" w:eastAsia="Arial Narrow" w:hAnsi="Arial Narrow" w:cs="Arial Narrow"/>
           <w:kern w:val="0"/>
-          <ns2:ligatures ns2:val="none"/>
-        </w:rPr>
-      </w:pPr>
-    </w:p>
-    <w:p ns2:paraId="600F590B" ns2:textId="36F75478">
+          <w14:ligatures w14:val="none"/>
+        </w:rPr>
+      </w:pPr>
+    </w:p>
+    <w:p>
       <w:pPr>
         <w:pStyle w:val="Prrafodelista"/>
         <w:numPr>
@@ -2310,7 +2225,7 @@
         <w:rPr>
           <w:rFonts w:ascii="Arial Narrow" w:eastAsia="Arial Narrow" w:hAnsi="Arial Narrow" w:cs="Arial Narrow"/>
           <w:kern w:val="0"/>
-          <ns2:ligatures ns2:val="none"/>
+          <w14:ligatures w14:val="none"/>
         </w:rPr>
       </w:pPr>
       <w:r>
@@ -2320,7 +2235,7 @@
           <w:color w:val="000000"/>
           <w:kern w:val="0"/>
           <w:lang w:eastAsia="es-PE"/>
-          <ns2:ligatures ns2:val="none"/>
+          <w14:ligatures w14:val="none"/>
         </w:rPr>
         <w:t xml:space="preserve">Adicionalmente, </w:t>
       </w:r>
@@ -2328,7 +2243,7 @@
         <w:rPr>
           <w:rFonts w:ascii="Arial Narrow" w:eastAsia="Arial Narrow" w:hAnsi="Arial Narrow" w:cs="Arial Narrow"/>
           <w:kern w:val="0"/>
-          <ns2:ligatures ns2:val="none"/>
+          <w14:ligatures w14:val="none"/>
         </w:rPr>
         <w:t xml:space="preserve">la Secretaría Técnica, en ejercicio de sus facultades, </w:t>
       </w:r>
@@ -2338,7 +2253,7 @@
           <w:color w:val="000000"/>
           <w:kern w:val="0"/>
           <w:lang w:eastAsia="es-PE"/>
-          <ns2:ligatures ns2:val="none"/>
+          <w14:ligatures w14:val="none"/>
         </w:rPr>
         <w:t xml:space="preserve">considera </w:t>
       </w:r>
@@ -2346,7 +2261,7 @@
         <w:rPr>
           <w:rFonts w:ascii="Arial Narrow" w:eastAsia="Arial Narrow" w:hAnsi="Arial Narrow" w:cs="Arial Narrow"/>
           <w:kern w:val="0"/>
-          <ns2:ligatures ns2:val="none"/>
+          <w14:ligatures w14:val="none"/>
         </w:rPr>
         <w:t xml:space="preserve">que el hecho denunciado, consistente en que </w:t>
       </w:r>
@@ -2357,7 +2272,7 @@
           <w:kern w:val="0"/>
           <w:shd w:val="clear" w:color="auto" w:fill="FFFFFF"/>
           <w:lang w:eastAsia="es-PE"/>
-          <ns2:ligatures ns2:val="none"/>
+          <w14:ligatures w14:val="none"/>
         </w:rPr>
         <w:t>la compañía aseguradora no habría cumplido con devolver a la denunciante la suma de S/ 6 321,47, conforme a lo ofrecido</w:t>
       </w:r>
@@ -2365,7 +2280,7 @@
         <w:rPr>
           <w:rFonts w:ascii="Arial Narrow" w:eastAsia="Arial Narrow" w:hAnsi="Arial Narrow" w:cs="Arial Narrow"/>
           <w:kern w:val="0"/>
-          <ns2:ligatures ns2:val="none"/>
+          <w14:ligatures w14:val="none"/>
         </w:rPr>
         <w:t>; involucraría una presunta afectación a sus expectativas, quien no habría encontrado una correspondencia entre lo que esperaba recibir de parte del proveedor y lo que realmente recibió. Por consiguiente, corresponde calificar el hecho materia de denuncia como una presunta infracción al deber de idoneidad, tipificado en los artículos 18</w:t>
       </w:r>
@@ -2375,7 +2290,7 @@
           <w:color w:val="000000"/>
           <w:kern w:val="0"/>
           <w:lang w:eastAsia="es-PE"/>
-          <ns2:ligatures ns2:val="none"/>
+          <w14:ligatures w14:val="none"/>
         </w:rPr>
         <w:t/>
       </w:r>
@@ -2383,7 +2298,7 @@
         <w:rPr>
           <w:rFonts w:ascii="Arial Narrow" w:eastAsia="Arial Narrow" w:hAnsi="Arial Narrow" w:cs="Arial Narrow"/>
           <w:kern w:val="0"/>
-          <ns2:ligatures ns2:val="none"/>
+          <w14:ligatures w14:val="none"/>
         </w:rPr>
         <w:t xml:space="preserve"> y 19</w:t>
       </w:r>
@@ -2393,7 +2308,7 @@
           <w:color w:val="000000"/>
           <w:kern w:val="0"/>
           <w:lang w:eastAsia="es-PE"/>
-          <ns2:ligatures ns2:val="none"/>
+          <w14:ligatures w14:val="none"/>
         </w:rPr>
         <w:t/>
       </w:r>
@@ -2401,7 +2316,7 @@
         <w:rPr>
           <w:rFonts w:ascii="Arial Narrow" w:eastAsia="Arial Narrow" w:hAnsi="Arial Narrow" w:cs="Arial Narrow"/>
           <w:kern w:val="0"/>
-          <ns2:ligatures ns2:val="none"/>
+          <w14:ligatures w14:val="none"/>
         </w:rPr>
         <w:t xml:space="preserve"> del Código</w:t>
       </w:r>
@@ -2412,12 +2327,12 @@
           <w:color w:val="000000"/>
           <w:kern w:val="0"/>
           <w:lang w:eastAsia="es-PE"/>
-          <ns2:ligatures ns2:val="none"/>
+          <w14:ligatures w14:val="none"/>
         </w:rPr>
         <w:t>.</w:t>
       </w:r>
     </w:p>
-    <w:p ns2:paraId="116891C0" ns2:textId="77777777">
+    <w:p>
       <w:pPr>
         <w:pStyle w:val="Prrafodelista"/>
         <w:spacing w:after="0" w:line="240" w:lineRule="auto"/>
@@ -2426,11 +2341,11 @@
         <w:rPr>
           <w:rFonts w:ascii="Arial Narrow" w:eastAsia="Arial Narrow" w:hAnsi="Arial Narrow" w:cs="Arial Narrow"/>
           <w:kern w:val="0"/>
-          <ns2:ligatures ns2:val="none"/>
-        </w:rPr>
-      </w:pPr>
-    </w:p>
-    <w:p ns2:paraId="49D2FB66" ns2:textId="0EBB08E7">
+          <w14:ligatures w14:val="none"/>
+        </w:rPr>
+      </w:pPr>
+    </w:p>
+    <w:p>
       <w:pPr>
         <w:pStyle w:val="Prrafodelista"/>
         <w:numPr>
@@ -2443,14 +2358,14 @@
         <w:rPr>
           <w:rFonts w:ascii="Arial Narrow" w:eastAsia="Arial Narrow" w:hAnsi="Arial Narrow" w:cs="Arial Narrow"/>
           <w:kern w:val="0"/>
-          <ns2:ligatures ns2:val="none"/>
-        </w:rPr>
-      </w:pPr>
-      <w:r>
-        <w:rPr>
-          <w:rFonts w:ascii="Arial Narrow" w:eastAsia="Arial Narrow" w:hAnsi="Arial Narrow" w:cs="Arial Narrow"/>
-          <w:kern w:val="0"/>
-          <ns2:ligatures ns2:val="none"/>
+          <w14:ligatures w14:val="none"/>
+        </w:rPr>
+      </w:pPr>
+      <w:r>
+        <w:rPr>
+          <w:rFonts w:ascii="Arial Narrow" w:eastAsia="Arial Narrow" w:hAnsi="Arial Narrow" w:cs="Arial Narrow"/>
+          <w:kern w:val="0"/>
+          <w14:ligatures w14:val="none"/>
         </w:rPr>
         <w:t xml:space="preserve">Así también, </w:t>
       </w:r>
@@ -2458,7 +2373,7 @@
         <w:rPr>
           <w:rFonts w:ascii="Arial Narrow" w:eastAsia="Arial Narrow" w:hAnsi="Arial Narrow" w:cs="Arial Narrow"/>
           <w:kern w:val="0"/>
-          <ns2:ligatures ns2:val="none"/>
+          <w14:ligatures w14:val="none"/>
         </w:rPr>
         <w:t xml:space="preserve">la Secretaría Técnica, en ejercicio de sus facultades, </w:t>
       </w:r>
@@ -2468,7 +2383,7 @@
           <w:color w:val="000000"/>
           <w:kern w:val="0"/>
           <w:lang w:eastAsia="es-PE"/>
-          <ns2:ligatures ns2:val="none"/>
+          <w14:ligatures w14:val="none"/>
         </w:rPr>
         <w:t xml:space="preserve">considera </w:t>
       </w:r>
@@ -2476,7 +2391,7 @@
         <w:rPr>
           <w:rFonts w:ascii="Arial Narrow" w:eastAsia="Arial Narrow" w:hAnsi="Arial Narrow" w:cs="Arial Narrow"/>
           <w:kern w:val="0"/>
-          <ns2:ligatures ns2:val="none"/>
+          <w14:ligatures w14:val="none"/>
         </w:rPr>
         <w:t xml:space="preserve">que el hecho denunciado, consistente en que </w:t>
       </w:r>
@@ -2487,7 +2402,7 @@
           <w:kern w:val="0"/>
           <w:shd w:val="clear" w:color="auto" w:fill="FFFFFF"/>
           <w:lang w:eastAsia="es-PE"/>
-          <ns2:ligatures ns2:val="none"/>
+          <w14:ligatures w14:val="none"/>
         </w:rPr>
         <w:t>la compañía aseguradora no habría subsanado el cobro indebido realizado a la tarjeta ****8001 de la denunciante por la Póliza 1300214259, pues solo le ofreció la devolución de los meses en los que la cobertura no se usó y no por efectuar un cobro sin su autorización</w:t>
       </w:r>
@@ -2495,7 +2410,7 @@
         <w:rPr>
           <w:rFonts w:ascii="Arial Narrow" w:eastAsia="Arial Narrow" w:hAnsi="Arial Narrow" w:cs="Arial Narrow"/>
           <w:kern w:val="0"/>
-          <ns2:ligatures ns2:val="none"/>
+          <w14:ligatures w14:val="none"/>
         </w:rPr>
         <w:t>; involucraría una presunta afectación a sus expectativas, quien no habría encontrado una correspondencia entre lo que esperaba recibir de parte del proveedor y lo que realmente recibió. Por consiguiente, corresponde calificar el hecho materia de denuncia como una presunta infracción al deber de idoneidad, tipificado en los artículos 18</w:t>
       </w:r>
@@ -2505,7 +2420,7 @@
           <w:color w:val="000000"/>
           <w:kern w:val="0"/>
           <w:lang w:eastAsia="es-PE"/>
-          <ns2:ligatures ns2:val="none"/>
+          <w14:ligatures w14:val="none"/>
         </w:rPr>
         <w:t/>
       </w:r>
@@ -2513,7 +2428,7 @@
         <w:rPr>
           <w:rFonts w:ascii="Arial Narrow" w:eastAsia="Arial Narrow" w:hAnsi="Arial Narrow" w:cs="Arial Narrow"/>
           <w:kern w:val="0"/>
-          <ns2:ligatures ns2:val="none"/>
+          <w14:ligatures w14:val="none"/>
         </w:rPr>
         <w:t xml:space="preserve"> y 19</w:t>
       </w:r>
@@ -2523,7 +2438,7 @@
           <w:color w:val="000000"/>
           <w:kern w:val="0"/>
           <w:lang w:eastAsia="es-PE"/>
-          <ns2:ligatures ns2:val="none"/>
+          <w14:ligatures w14:val="none"/>
         </w:rPr>
         <w:t/>
       </w:r>
@@ -2531,7 +2446,7 @@
         <w:rPr>
           <w:rFonts w:ascii="Arial Narrow" w:eastAsia="Arial Narrow" w:hAnsi="Arial Narrow" w:cs="Arial Narrow"/>
           <w:kern w:val="0"/>
-          <ns2:ligatures ns2:val="none"/>
+          <w14:ligatures w14:val="none"/>
         </w:rPr>
         <w:t xml:space="preserve"> del Código</w:t>
       </w:r>
@@ -2542,12 +2457,12 @@
           <w:color w:val="000000"/>
           <w:kern w:val="0"/>
           <w:lang w:eastAsia="es-PE"/>
-          <ns2:ligatures ns2:val="none"/>
+          <w14:ligatures w14:val="none"/>
         </w:rPr>
         <w:t>.</w:t>
       </w:r>
     </w:p>
-    <w:p ns2:paraId="3E034A8D" ns2:textId="77777777">
+    <w:p>
       <w:pPr>
         <w:pStyle w:val="Prrafodelista"/>
         <w:rPr>
@@ -2556,11 +2471,11 @@
           <w:color w:val="000000"/>
           <w:kern w:val="0"/>
           <w:lang w:eastAsia="es-PE"/>
-          <ns2:ligatures ns2:val="none"/>
-        </w:rPr>
-      </w:pPr>
-    </w:p>
-    <w:p ns2:paraId="440C2E29" ns2:textId="5C4A3564">
+          <w14:ligatures w14:val="none"/>
+        </w:rPr>
+      </w:pPr>
+    </w:p>
+    <w:p>
       <w:pPr>
         <w:pStyle w:val="Prrafodelista"/>
         <w:numPr>
@@ -2573,7 +2488,7 @@
         <w:rPr>
           <w:rFonts w:ascii="Arial Narrow" w:eastAsia="Arial Narrow" w:hAnsi="Arial Narrow" w:cs="Arial Narrow"/>
           <w:kern w:val="0"/>
-          <ns2:ligatures ns2:val="none"/>
+          <w14:ligatures w14:val="none"/>
         </w:rPr>
       </w:pPr>
       <w:r>
@@ -2583,7 +2498,7 @@
           <w:color w:val="000000"/>
           <w:kern w:val="0"/>
           <w:lang w:eastAsia="es-PE"/>
-          <ns2:ligatures ns2:val="none"/>
+          <w14:ligatures w14:val="none"/>
         </w:rPr>
         <w:t xml:space="preserve">Además, </w:t>
       </w:r>
@@ -2591,7 +2506,7 @@
         <w:rPr>
           <w:rFonts w:ascii="Arial Narrow" w:eastAsia="Arial Narrow" w:hAnsi="Arial Narrow" w:cs="Arial Narrow"/>
           <w:kern w:val="0"/>
-          <ns2:ligatures ns2:val="none"/>
+          <w14:ligatures w14:val="none"/>
         </w:rPr>
         <w:t xml:space="preserve">la Secretaría Técnica, en ejercicio de sus facultades, </w:t>
       </w:r>
@@ -2601,7 +2516,7 @@
           <w:color w:val="000000"/>
           <w:kern w:val="0"/>
           <w:lang w:eastAsia="es-PE"/>
-          <ns2:ligatures ns2:val="none"/>
+          <w14:ligatures w14:val="none"/>
         </w:rPr>
         <w:t xml:space="preserve">considera </w:t>
       </w:r>
@@ -2609,7 +2524,7 @@
         <w:rPr>
           <w:rFonts w:ascii="Arial Narrow" w:eastAsia="Arial Narrow" w:hAnsi="Arial Narrow" w:cs="Arial Narrow"/>
           <w:kern w:val="0"/>
-          <ns2:ligatures ns2:val="none"/>
+          <w14:ligatures w14:val="none"/>
         </w:rPr>
         <w:t xml:space="preserve">que el hecho denunciado, consistente en que </w:t>
       </w:r>
@@ -2620,7 +2535,7 @@
           <w:kern w:val="0"/>
           <w:shd w:val="clear" w:color="auto" w:fill="FFFFFF"/>
           <w:lang w:eastAsia="es-PE"/>
-          <ns2:ligatures ns2:val="none"/>
+          <w14:ligatures w14:val="none"/>
         </w:rPr>
         <w:t>la compañía aseguradora habría afiliado tarjeta ****7066 de la denunciante para el cobro de las primas, pese a no contar con su autorización</w:t>
       </w:r>
@@ -2628,7 +2543,7 @@
         <w:rPr>
           <w:rFonts w:ascii="Arial Narrow" w:eastAsia="Arial Narrow" w:hAnsi="Arial Narrow" w:cs="Arial Narrow"/>
           <w:kern w:val="0"/>
-          <ns2:ligatures ns2:val="none"/>
+          <w14:ligatures w14:val="none"/>
         </w:rPr>
         <w:t>; involucraría una presunta afectación a sus expectativas, quien no habría encontrado una correspondencia entre lo que esperaba recibir de parte del proveedor y lo que realmente recibió. Por consiguiente, corresponde calificar el hecho materia de denuncia como una presunta infracción al deber de idoneidad, tipificado en los artículos 18</w:t>
       </w:r>
@@ -2638,7 +2553,7 @@
           <w:color w:val="000000"/>
           <w:kern w:val="0"/>
           <w:lang w:eastAsia="es-PE"/>
-          <ns2:ligatures ns2:val="none"/>
+          <w14:ligatures w14:val="none"/>
         </w:rPr>
         <w:t/>
       </w:r>
@@ -2646,7 +2561,7 @@
         <w:rPr>
           <w:rFonts w:ascii="Arial Narrow" w:eastAsia="Arial Narrow" w:hAnsi="Arial Narrow" w:cs="Arial Narrow"/>
           <w:kern w:val="0"/>
-          <ns2:ligatures ns2:val="none"/>
+          <w14:ligatures w14:val="none"/>
         </w:rPr>
         <w:t xml:space="preserve"> y 19</w:t>
       </w:r>
@@ -2656,7 +2571,7 @@
           <w:color w:val="000000"/>
           <w:kern w:val="0"/>
           <w:lang w:eastAsia="es-PE"/>
-          <ns2:ligatures ns2:val="none"/>
+          <w14:ligatures w14:val="none"/>
         </w:rPr>
         <w:t/>
       </w:r>
@@ -2664,7 +2579,7 @@
         <w:rPr>
           <w:rFonts w:ascii="Arial Narrow" w:eastAsia="Arial Narrow" w:hAnsi="Arial Narrow" w:cs="Arial Narrow"/>
           <w:kern w:val="0"/>
-          <ns2:ligatures ns2:val="none"/>
+          <w14:ligatures w14:val="none"/>
         </w:rPr>
         <w:t xml:space="preserve"> del Código</w:t>
       </w:r>
@@ -2675,12 +2590,12 @@
           <w:color w:val="000000"/>
           <w:kern w:val="0"/>
           <w:lang w:eastAsia="es-PE"/>
-          <ns2:ligatures ns2:val="none"/>
+          <w14:ligatures w14:val="none"/>
         </w:rPr>
         <w:t>.</w:t>
       </w:r>
     </w:p>
-    <w:p ns2:paraId="2253B75C" ns2:textId="77777777">
+    <w:p>
       <w:pPr>
         <w:pStyle w:val="Prrafodelista"/>
         <w:spacing w:after="0" w:line="240" w:lineRule="auto"/>
@@ -2689,11 +2604,11 @@
         <w:rPr>
           <w:rFonts w:ascii="Arial Narrow" w:eastAsia="Arial Narrow" w:hAnsi="Arial Narrow" w:cs="Arial Narrow"/>
           <w:kern w:val="0"/>
-          <ns2:ligatures ns2:val="none"/>
-        </w:rPr>
-      </w:pPr>
-    </w:p>
-    <w:p ns2:paraId="73AC2300" ns2:textId="02B11F1C">
+          <w14:ligatures w14:val="none"/>
+        </w:rPr>
+      </w:pPr>
+    </w:p>
+    <w:p>
       <w:pPr>
         <w:pStyle w:val="Prrafodelista"/>
         <w:numPr>
@@ -2706,7 +2621,7 @@
         <w:rPr>
           <w:rFonts w:ascii="Arial Narrow" w:eastAsia="Arial Narrow" w:hAnsi="Arial Narrow" w:cs="Arial Narrow"/>
           <w:kern w:val="0"/>
-          <ns2:ligatures ns2:val="none"/>
+          <w14:ligatures w14:val="none"/>
         </w:rPr>
       </w:pPr>
       <w:r>
@@ -2716,7 +2631,7 @@
           <w:color w:val="000000"/>
           <w:kern w:val="0"/>
           <w:lang w:eastAsia="es-PE"/>
-          <ns2:ligatures ns2:val="none"/>
+          <w14:ligatures w14:val="none"/>
         </w:rPr>
         <w:t xml:space="preserve">Adicionalmente, </w:t>
       </w:r>
@@ -2724,7 +2639,7 @@
         <w:rPr>
           <w:rFonts w:ascii="Arial Narrow" w:eastAsia="Arial Narrow" w:hAnsi="Arial Narrow" w:cs="Arial Narrow"/>
           <w:kern w:val="0"/>
-          <ns2:ligatures ns2:val="none"/>
+          <w14:ligatures w14:val="none"/>
         </w:rPr>
         <w:t xml:space="preserve">la Secretaría Técnica, en ejercicio de sus facultades, </w:t>
       </w:r>
@@ -2734,7 +2649,7 @@
           <w:color w:val="000000"/>
           <w:kern w:val="0"/>
           <w:lang w:eastAsia="es-PE"/>
-          <ns2:ligatures ns2:val="none"/>
+          <w14:ligatures w14:val="none"/>
         </w:rPr>
         <w:t xml:space="preserve">considera </w:t>
       </w:r>
@@ -2742,7 +2657,7 @@
         <w:rPr>
           <w:rFonts w:ascii="Arial Narrow" w:eastAsia="Arial Narrow" w:hAnsi="Arial Narrow" w:cs="Arial Narrow"/>
           <w:kern w:val="0"/>
-          <ns2:ligatures ns2:val="none"/>
+          <w14:ligatures w14:val="none"/>
         </w:rPr>
         <w:t xml:space="preserve">que el hecho denunciado, consistente en que </w:t>
       </w:r>
@@ -2753,7 +2668,7 @@
           <w:kern w:val="0"/>
           <w:shd w:val="clear" w:color="auto" w:fill="FFFFFF"/>
           <w:lang w:eastAsia="es-PE"/>
-          <ns2:ligatures ns2:val="none"/>
+          <w14:ligatures w14:val="none"/>
         </w:rPr>
         <w:t>la compañía aseguradora el 9 de abril de 2025 habría realizado una cobranza indebida a la denunciante por la prima de la Póliza 1300214259, pese a que esta había sido cobrada con anterioridad de la tarjeta ****8001</w:t>
       </w:r>
@@ -2761,7 +2676,7 @@
         <w:rPr>
           <w:rFonts w:ascii="Arial Narrow" w:eastAsia="Arial Narrow" w:hAnsi="Arial Narrow" w:cs="Arial Narrow"/>
           <w:kern w:val="0"/>
-          <ns2:ligatures ns2:val="none"/>
+          <w14:ligatures w14:val="none"/>
         </w:rPr>
         <w:t>; involucraría una presunta afectación a sus expectativas, quien no habría encontrado una correspondencia entre lo que esperaba recibir de parte del proveedor y lo que realmente recibió. Por consiguiente, corresponde calificar el hecho materia de denuncia como una presunta infracción al deber de idoneidad, tipificado en los artículos 18</w:t>
       </w:r>
@@ -2771,7 +2686,7 @@
           <w:color w:val="000000"/>
           <w:kern w:val="0"/>
           <w:lang w:eastAsia="es-PE"/>
-          <ns2:ligatures ns2:val="none"/>
+          <w14:ligatures w14:val="none"/>
         </w:rPr>
         <w:t/>
       </w:r>
@@ -2779,7 +2694,7 @@
         <w:rPr>
           <w:rFonts w:ascii="Arial Narrow" w:eastAsia="Arial Narrow" w:hAnsi="Arial Narrow" w:cs="Arial Narrow"/>
           <w:kern w:val="0"/>
-          <ns2:ligatures ns2:val="none"/>
+          <w14:ligatures w14:val="none"/>
         </w:rPr>
         <w:t xml:space="preserve"> y 19</w:t>
       </w:r>
@@ -2789,7 +2704,7 @@
           <w:color w:val="000000"/>
           <w:kern w:val="0"/>
           <w:lang w:eastAsia="es-PE"/>
-          <ns2:ligatures ns2:val="none"/>
+          <w14:ligatures w14:val="none"/>
         </w:rPr>
         <w:t/>
       </w:r>
@@ -2797,7 +2712,7 @@
         <w:rPr>
           <w:rFonts w:ascii="Arial Narrow" w:eastAsia="Arial Narrow" w:hAnsi="Arial Narrow" w:cs="Arial Narrow"/>
           <w:kern w:val="0"/>
-          <ns2:ligatures ns2:val="none"/>
+          <w14:ligatures w14:val="none"/>
         </w:rPr>
         <w:t xml:space="preserve"> del Código</w:t>
       </w:r>
@@ -2808,7 +2723,7 @@
           <w:color w:val="000000"/>
           <w:kern w:val="0"/>
           <w:lang w:eastAsia="es-PE"/>
-          <ns2:ligatures ns2:val="none"/>
+          <w14:ligatures w14:val="none"/>
         </w:rPr>
         <w:t>.</w:t>
       </w:r>
@@ -2819,22 +2734,22 @@
           <w:color w:val="000000"/>
           <w:kern w:val="0"/>
           <w:lang w:eastAsia="es-PE"/>
-          <ns2:ligatures ns2:val="none"/>
+          <w14:ligatures w14:val="none"/>
         </w:rPr>
         <w:t xml:space="preserve"> </w:t>
       </w:r>
     </w:p>
-    <w:p ns2:paraId="110E4946" ns2:textId="77777777">
+    <w:p>
       <w:pPr>
         <w:pStyle w:val="Prrafodelista"/>
         <w:rPr>
           <w:rFonts w:ascii="Arial Narrow" w:eastAsia="Arial Narrow" w:hAnsi="Arial Narrow" w:cs="Arial Narrow"/>
           <w:kern w:val="0"/>
-          <ns2:ligatures ns2:val="none"/>
-        </w:rPr>
-      </w:pPr>
-    </w:p>
-    <w:p ns2:paraId="671249D9" ns2:textId="4A0001CE">
+          <w14:ligatures w14:val="none"/>
+        </w:rPr>
+      </w:pPr>
+    </w:p>
+    <w:p>
       <w:pPr>
         <w:pStyle w:val="Prrafodelista"/>
         <w:numPr>
@@ -2847,14 +2762,14 @@
         <w:rPr>
           <w:rFonts w:ascii="Arial Narrow" w:eastAsia="Arial Narrow" w:hAnsi="Arial Narrow" w:cs="Arial Narrow"/>
           <w:kern w:val="0"/>
-          <ns2:ligatures ns2:val="none"/>
-        </w:rPr>
-      </w:pPr>
-      <w:r>
-        <w:rPr>
-          <w:rFonts w:ascii="Arial Narrow" w:eastAsia="Arial Narrow" w:hAnsi="Arial Narrow" w:cs="Arial Narrow"/>
-          <w:kern w:val="0"/>
-          <ns2:ligatures ns2:val="none"/>
+          <w14:ligatures w14:val="none"/>
+        </w:rPr>
+      </w:pPr>
+      <w:r>
+        <w:rPr>
+          <w:rFonts w:ascii="Arial Narrow" w:eastAsia="Arial Narrow" w:hAnsi="Arial Narrow" w:cs="Arial Narrow"/>
+          <w:kern w:val="0"/>
+          <w14:ligatures w14:val="none"/>
         </w:rPr>
         <w:t xml:space="preserve">Asimismo, </w:t>
       </w:r>
@@ -2864,7 +2779,7 @@
           <w:color w:val="000000"/>
           <w:kern w:val="0"/>
           <w:lang w:eastAsia="es-PE"/>
-          <ns2:ligatures ns2:val="none"/>
+          <w14:ligatures w14:val="none"/>
         </w:rPr>
         <w:t xml:space="preserve">la Secretaría Técnica, en ejercicio de sus facultades, considera </w:t>
       </w:r>
@@ -2872,7 +2787,7 @@
         <w:rPr>
           <w:rFonts w:ascii="Arial Narrow" w:eastAsia="Arial Narrow" w:hAnsi="Arial Narrow" w:cs="Arial"/>
           <w:kern w:val="0"/>
-          <ns2:ligatures ns2:val="none"/>
+          <w14:ligatures w14:val="none"/>
         </w:rPr>
         <w:t xml:space="preserve">que el hecho denunciado, consistente en que </w:t>
       </w:r>
@@ -2880,7 +2795,7 @@
         <w:rPr>
           <w:rFonts w:ascii="Arial Narrow" w:eastAsia="Arial Narrow" w:hAnsi="Arial Narrow" w:cs="Arial Narrow"/>
           <w:kern w:val="0"/>
-          <ns2:ligatures ns2:val="none"/>
+          <w14:ligatures w14:val="none"/>
         </w:rPr>
         <w:t>la compañía aseguradora no habría cumplido con entregar oportunamente a la denunciante la Póliza 1300214259 contratada</w:t>
       </w:r>
@@ -2888,7 +2803,7 @@
         <w:rPr>
           <w:rFonts w:ascii="Arial Narrow" w:eastAsia="Arial Narrow" w:hAnsi="Arial Narrow" w:cs="Arial"/>
           <w:kern w:val="0"/>
-          <ns2:ligatures ns2:val="none"/>
+          <w14:ligatures w14:val="none"/>
         </w:rPr>
         <w:t xml:space="preserve">. Por consiguiente, corresponde calificar el hecho materia de denuncia como una presunta infracción al deber de entregar a los usuarios copia de los </w:t>
       </w:r>
@@ -2896,7 +2811,7 @@
         <w:rPr>
           <w:rFonts w:ascii="Arial Narrow" w:eastAsia="Arial Narrow" w:hAnsi="Arial Narrow" w:cs="Arial"/>
           <w:kern w:val="0"/>
-          <ns2:ligatures ns2:val="none"/>
+          <w14:ligatures w14:val="none"/>
         </w:rPr>
         <w:lastRenderedPageBreak/>
         <w:t>contratos y demás documentación relacionada con dichos actos jurídicos, tipificado en el literal e) del artículo 47 del Código</w:t>
@@ -2907,7 +2822,7 @@
           <w:rFonts w:ascii="Arial Narrow" w:eastAsia="Arial Narrow" w:hAnsi="Arial Narrow" w:cs="Arial"/>
           <w:kern w:val="0"/>
           <w:vertAlign w:val="superscript"/>
-          <ns2:ligatures ns2:val="none"/>
+          <w14:ligatures w14:val="none"/>
         </w:rPr>
         <w:footnoteReference w:id="4"/>
       </w:r>
@@ -2915,23 +2830,23 @@
         <w:rPr>
           <w:rFonts w:ascii="Arial Narrow" w:eastAsia="Arial Narrow" w:hAnsi="Arial Narrow" w:cs="Arial"/>
           <w:kern w:val="0"/>
-          <ns2:ligatures ns2:val="none"/>
+          <w14:ligatures w14:val="none"/>
         </w:rPr>
         <w:t>.</w:t>
       </w:r>
     </w:p>
-    <w:p ns2:paraId="5147A053" ns2:textId="77777777">
-      <w:pPr>
-        <w:spacing w:after="0" w:line="240" w:lineRule="auto"/>
-        <w:jc w:val="both"/>
-        <w:rPr>
-          <w:rFonts w:ascii="Arial Narrow" w:eastAsia="Arial Narrow" w:hAnsi="Arial Narrow" w:cs="Arial Narrow"/>
-          <w:kern w:val="0"/>
-          <ns2:ligatures ns2:val="none"/>
-        </w:rPr>
-      </w:pPr>
-    </w:p>
-    <w:p ns2:paraId="2DC7B64E" ns2:textId="7AED5B11">
+    <w:p>
+      <w:pPr>
+        <w:spacing w:after="0" w:line="240" w:lineRule="auto"/>
+        <w:jc w:val="both"/>
+        <w:rPr>
+          <w:rFonts w:ascii="Arial Narrow" w:eastAsia="Arial Narrow" w:hAnsi="Arial Narrow" w:cs="Arial Narrow"/>
+          <w:kern w:val="0"/>
+          <w14:ligatures w14:val="none"/>
+        </w:rPr>
+      </w:pPr>
+    </w:p>
+    <w:p>
       <w:pPr>
         <w:pStyle w:val="Prrafodelista"/>
         <w:numPr>
@@ -2944,7 +2859,7 @@
         <w:rPr>
           <w:rFonts w:ascii="Arial Narrow" w:eastAsia="Arial Narrow" w:hAnsi="Arial Narrow" w:cs="Arial Narrow"/>
           <w:kern w:val="0"/>
-          <ns2:ligatures ns2:val="none"/>
+          <w14:ligatures w14:val="none"/>
         </w:rPr>
       </w:pPr>
       <w:r>
@@ -2954,7 +2869,7 @@
           <w:color w:val="000000"/>
           <w:kern w:val="0"/>
           <w:lang w:eastAsia="es-PE"/>
-          <ns2:ligatures ns2:val="none"/>
+          <w14:ligatures w14:val="none"/>
         </w:rPr>
         <w:t xml:space="preserve">Además, </w:t>
       </w:r>
@@ -2962,7 +2877,7 @@
         <w:rPr>
           <w:rFonts w:ascii="Arial Narrow" w:eastAsia="Arial Narrow" w:hAnsi="Arial Narrow" w:cs="Arial Narrow"/>
           <w:kern w:val="0"/>
-          <ns2:ligatures ns2:val="none"/>
+          <w14:ligatures w14:val="none"/>
         </w:rPr>
         <w:t xml:space="preserve">la Secretaría Técnica, en ejercicio de sus facultades, </w:t>
       </w:r>
@@ -2972,7 +2887,7 @@
           <w:color w:val="000000"/>
           <w:kern w:val="0"/>
           <w:lang w:eastAsia="es-PE"/>
-          <ns2:ligatures ns2:val="none"/>
+          <w14:ligatures w14:val="none"/>
         </w:rPr>
         <w:t xml:space="preserve">considera </w:t>
       </w:r>
@@ -2980,7 +2895,7 @@
         <w:rPr>
           <w:rFonts w:ascii="Arial Narrow" w:eastAsia="Arial Narrow" w:hAnsi="Arial Narrow" w:cs="Arial Narrow"/>
           <w:kern w:val="0"/>
-          <ns2:ligatures ns2:val="none"/>
+          <w14:ligatures w14:val="none"/>
         </w:rPr>
         <w:t xml:space="preserve">que el hecho denunciado, consistente en que </w:t>
       </w:r>
@@ -2991,7 +2906,7 @@
           <w:kern w:val="0"/>
           <w:shd w:val="clear" w:color="auto" w:fill="FFFFFF"/>
           <w:lang w:eastAsia="es-PE"/>
-          <ns2:ligatures ns2:val="none"/>
+          <w14:ligatures w14:val="none"/>
         </w:rPr>
         <w:t>la compañía aseguradora no habría brindado una atención adecuada a la denunciante por el canal de WhatsApp respecto al canal de cobro, al no brindarle una respuesta ante la información requerida</w:t>
       </w:r>
@@ -2999,7 +2914,7 @@
         <w:rPr>
           <w:rFonts w:ascii="Arial Narrow" w:eastAsia="Arial Narrow" w:hAnsi="Arial Narrow" w:cs="Arial Narrow"/>
           <w:kern w:val="0"/>
-          <ns2:ligatures ns2:val="none"/>
+          <w14:ligatures w14:val="none"/>
         </w:rPr>
         <w:t>; involucraría una presunta afectación a sus expectativas, quien no habría encontrado una correspondencia entre lo que esperaba recibir de parte del proveedor y lo que realmente recibió. Por consiguiente, corresponde calificar el hecho materia de denuncia como una presunta infracción al deber de idoneidad, tipificado en los artículos 18</w:t>
       </w:r>
@@ -3009,7 +2924,7 @@
           <w:color w:val="000000"/>
           <w:kern w:val="0"/>
           <w:lang w:eastAsia="es-PE"/>
-          <ns2:ligatures ns2:val="none"/>
+          <w14:ligatures w14:val="none"/>
         </w:rPr>
         <w:t/>
       </w:r>
@@ -3017,7 +2932,7 @@
         <w:rPr>
           <w:rFonts w:ascii="Arial Narrow" w:eastAsia="Arial Narrow" w:hAnsi="Arial Narrow" w:cs="Arial Narrow"/>
           <w:kern w:val="0"/>
-          <ns2:ligatures ns2:val="none"/>
+          <w14:ligatures w14:val="none"/>
         </w:rPr>
         <w:t xml:space="preserve"> y 19</w:t>
       </w:r>
@@ -3027,7 +2942,7 @@
           <w:color w:val="000000"/>
           <w:kern w:val="0"/>
           <w:lang w:eastAsia="es-PE"/>
-          <ns2:ligatures ns2:val="none"/>
+          <w14:ligatures w14:val="none"/>
         </w:rPr>
         <w:t/>
       </w:r>
@@ -3035,7 +2950,7 @@
         <w:rPr>
           <w:rFonts w:ascii="Arial Narrow" w:eastAsia="Arial Narrow" w:hAnsi="Arial Narrow" w:cs="Arial Narrow"/>
           <w:kern w:val="0"/>
-          <ns2:ligatures ns2:val="none"/>
+          <w14:ligatures w14:val="none"/>
         </w:rPr>
         <w:t xml:space="preserve"> del Código</w:t>
       </w:r>
@@ -3046,25 +2961,25 @@
           <w:color w:val="000000"/>
           <w:kern w:val="0"/>
           <w:lang w:eastAsia="es-PE"/>
-          <ns2:ligatures ns2:val="none"/>
+          <w14:ligatures w14:val="none"/>
         </w:rPr>
         <w:t>.</w:t>
       </w:r>
     </w:p>
-    <w:p ns2:paraId="4266B1E3" ns2:textId="77777777">
-      <w:pPr>
-        <w:spacing w:after="0" w:line="240" w:lineRule="auto"/>
-        <w:jc w:val="both"/>
-        <w:rPr>
-          <w:rFonts w:ascii="Arial Narrow" w:eastAsia="Arial Narrow" w:hAnsi="Arial Narrow" w:cs="Arial Narrow"/>
-          <w:kern w:val="0"/>
-          <ns2:ligatures ns2:val="none"/>
+    <w:p>
+      <w:pPr>
+        <w:spacing w:after="0" w:line="240" w:lineRule="auto"/>
+        <w:jc w:val="both"/>
+        <w:rPr>
+          <w:rFonts w:ascii="Arial Narrow" w:eastAsia="Arial Narrow" w:hAnsi="Arial Narrow" w:cs="Arial Narrow"/>
+          <w:kern w:val="0"/>
+          <w14:ligatures w14:val="none"/>
         </w:rPr>
       </w:pPr>
       <w:bookmarkStart w:id="7" w:name="_Hlk212534267"/>
     </w:p>
     <w:bookmarkEnd w:id="7"/>
-    <w:p ns2:paraId="07559B21" ns2:textId="3F651D11">
+    <w:p>
       <w:pPr>
         <w:pStyle w:val="Prrafodelista"/>
         <w:numPr>
@@ -3077,14 +2992,14 @@
         <w:rPr>
           <w:rFonts w:ascii="Arial Narrow" w:eastAsia="Arial Narrow" w:hAnsi="Arial Narrow" w:cs="Arial Narrow"/>
           <w:kern w:val="0"/>
-          <ns2:ligatures ns2:val="none"/>
-        </w:rPr>
-      </w:pPr>
-      <w:r>
-        <w:rPr>
-          <w:rFonts w:ascii="Arial Narrow" w:eastAsia="Arial Narrow" w:hAnsi="Arial Narrow" w:cs="Arial Narrow"/>
-          <w:kern w:val="0"/>
-          <ns2:ligatures ns2:val="none"/>
+          <w14:ligatures w14:val="none"/>
+        </w:rPr>
+      </w:pPr>
+      <w:r>
+        <w:rPr>
+          <w:rFonts w:ascii="Arial Narrow" w:eastAsia="Arial Narrow" w:hAnsi="Arial Narrow" w:cs="Arial Narrow"/>
+          <w:kern w:val="0"/>
+          <w14:ligatures w14:val="none"/>
         </w:rPr>
         <w:t xml:space="preserve">Asimismo, la Secretaría Técnica, en </w:t>
       </w:r>
@@ -3092,7 +3007,7 @@
         <w:rPr>
           <w:rFonts w:ascii="Arial Narrow" w:eastAsia="Arial Narrow" w:hAnsi="Arial Narrow" w:cs="Arial Narrow"/>
           <w:kern w:val="0"/>
-          <ns2:ligatures ns2:val="none"/>
+          <w14:ligatures w14:val="none"/>
         </w:rPr>
         <w:t xml:space="preserve">ejercicio de sus facultades, considera que el hecho denunciado, consistente en que </w:t>
       </w:r>
@@ -3100,7 +3015,7 @@
         <w:rPr>
           <w:rFonts w:ascii="Arial Narrow" w:eastAsia="Arial Narrow" w:hAnsi="Arial Narrow" w:cs="Arial"/>
           <w:kern w:val="0"/>
-          <ns2:ligatures ns2:val="none"/>
+          <w14:ligatures w14:val="none"/>
         </w:rPr>
         <w:t>la compañía aseguradora habría brindado una respuesta inadecuada al reclamo 25-SBS015033 presentado por la denunciante el 29 de abril de 2025</w:t>
       </w:r>
@@ -3108,7 +3023,7 @@
         <w:rPr>
           <w:rFonts w:ascii="Arial Narrow" w:eastAsia="Arial Narrow" w:hAnsi="Arial Narrow" w:cs="Arial"/>
           <w:kern w:val="0"/>
-          <ns2:ligatures ns2:val="none"/>
+          <w14:ligatures w14:val="none"/>
         </w:rPr>
         <w:t>. Por consiguiente, corresponde calificar el hecho materia de denuncia como una presunta infracción al numeral 88.1 del artículo 88 del Código</w:t>
       </w:r>
@@ -3121,7 +3036,7 @@
           <w:kern w:val="0"/>
           <w:vertAlign w:val="superscript"/>
           <w:lang w:eastAsia="es-PE"/>
-          <ns2:ligatures ns2:val="none"/>
+          <w14:ligatures w14:val="none"/>
         </w:rPr>
         <w:footnoteReference w:id="5"/>
       </w:r>
@@ -3132,13 +3047,13 @@
           <w:color w:val="000000"/>
           <w:kern w:val="0"/>
           <w:lang w:eastAsia="es-PE"/>
-          <ns2:ligatures ns2:val="none"/>
+          <w14:ligatures w14:val="none"/>
         </w:rPr>
         <w:t>.</w:t>
       </w:r>
     </w:p>
     <w:bookmarkEnd w:id="6"/>
-    <w:p ns2:paraId="432038D6" ns2:textId="0A9F6D75">
+    <w:p>
       <w:pPr>
         <w:spacing w:after="0" w:line="240" w:lineRule="auto"/>
         <w:jc w:val="both"/>
@@ -3146,11 +3061,11 @@
           <w:rFonts w:ascii="Arial Narrow" w:eastAsia="Calibri" w:hAnsi="Arial Narrow" w:cs="Arial Narrow"/>
           <w:kern w:val="0"/>
           <w:lang w:eastAsia="es-PE"/>
-          <ns2:ligatures ns2:val="none"/>
-        </w:rPr>
-      </w:pPr>
-    </w:p>
-    <w:p ns2:paraId="463134E5" ns2:textId="77777777">
+          <w14:ligatures w14:val="none"/>
+        </w:rPr>
+      </w:pPr>
+    </w:p>
+    <w:p>
       <w:pPr>
         <w:pStyle w:val="Prrafodelista"/>
         <w:numPr>
@@ -3164,7 +3079,7 @@
           <w:rFonts w:ascii="Arial Narrow" w:eastAsia="Calibri" w:hAnsi="Arial Narrow" w:cs="Arial Narrow"/>
           <w:kern w:val="0"/>
           <w:lang w:eastAsia="es-PE"/>
-          <ns2:ligatures ns2:val="none"/>
+          <w14:ligatures w14:val="none"/>
         </w:rPr>
       </w:pPr>
       <w:r>
@@ -3173,7 +3088,7 @@
           <w:color w:val="000000"/>
           <w:kern w:val="0"/>
           <w:lang w:eastAsia="es-PE"/>
-          <ns2:ligatures ns2:val="none"/>
+          <w14:ligatures w14:val="none"/>
         </w:rPr>
         <w:t>En tanto la denuncia reúne los requisitos establecidos por la norma citada, corresponde admitirla a trámite</w:t>
       </w:r>
@@ -3183,7 +3098,7 @@
           <w:rFonts w:ascii="Arial Narrow" w:eastAsia="Arial Narrow" w:hAnsi="Arial Narrow" w:cs="Arial Narrow"/>
           <w:kern w:val="0"/>
           <w:vertAlign w:val="superscript"/>
-          <ns2:ligatures ns2:val="none"/>
+          <w14:ligatures w14:val="none"/>
         </w:rPr>
         <w:footnoteReference w:id="6"/>
       </w:r>
@@ -3193,12 +3108,12 @@
           <w:color w:val="000000"/>
           <w:kern w:val="0"/>
           <w:lang w:eastAsia="es-PE"/>
-          <ns2:ligatures ns2:val="none"/>
+          <w14:ligatures w14:val="none"/>
         </w:rPr>
         <w:t>.</w:t>
       </w:r>
     </w:p>
-    <w:p ns2:paraId="68C71625" ns2:textId="77777777">
+    <w:p>
       <w:pPr>
         <w:spacing w:after="0" w:line="240" w:lineRule="auto"/>
         <w:ind w:left="567"/>
@@ -3209,11 +3124,11 @@
           <w:color w:val="000000"/>
           <w:kern w:val="0"/>
           <w:lang w:eastAsia="es-PE"/>
-          <ns2:ligatures ns2:val="none"/>
-        </w:rPr>
-      </w:pPr>
-    </w:p>
-    <w:p ns2:paraId="38A98B4B" ns2:textId="77777777">
+          <w14:ligatures w14:val="none"/>
+        </w:rPr>
+      </w:pPr>
+    </w:p>
+    <w:p>
       <w:pPr>
         <w:pStyle w:val="Prrafodelista"/>
         <w:numPr>
@@ -3233,7 +3148,7 @@
           <w:color w:val="000000"/>
           <w:kern w:val="0"/>
           <w:lang w:eastAsia="es-PE"/>
-          <ns2:ligatures ns2:val="none"/>
+          <w14:ligatures w14:val="none"/>
         </w:rPr>
       </w:pPr>
       <w:r>
@@ -3243,7 +3158,7 @@
           <w:color w:val="000000"/>
           <w:kern w:val="0"/>
           <w:lang w:eastAsia="es-PE"/>
-          <ns2:ligatures ns2:val="none"/>
+          <w14:ligatures w14:val="none"/>
         </w:rPr>
         <w:t>REQUERIMIENTO DE INFORMACI</w:t>
       </w:r>
@@ -3254,7 +3169,7 @@
           <w:color w:val="000000"/>
           <w:kern w:val="0"/>
           <w:lang w:eastAsia="es-PE"/>
-          <ns2:ligatures ns2:val="none"/>
+          <w14:ligatures w14:val="none"/>
         </w:rPr>
         <w:t>Ó</w:t>
       </w:r>
@@ -3265,12 +3180,12 @@
           <w:color w:val="000000"/>
           <w:kern w:val="0"/>
           <w:lang w:eastAsia="es-PE"/>
-          <ns2:ligatures ns2:val="none"/>
+          <w14:ligatures w14:val="none"/>
         </w:rPr>
         <w:t>N</w:t>
       </w:r>
     </w:p>
-    <w:p ns2:paraId="5B518DC4" ns2:textId="77777777">
+    <w:p>
       <w:pPr>
         <w:spacing w:after="0" w:line="240" w:lineRule="auto"/>
         <w:jc w:val="both"/>
@@ -3279,11 +3194,11 @@
           <w:color w:val="000000"/>
           <w:kern w:val="0"/>
           <w:lang w:val="es-ES" w:eastAsia="es-ES"/>
-          <ns2:ligatures ns2:val="none"/>
-        </w:rPr>
-      </w:pPr>
-    </w:p>
-    <w:p ns2:paraId="62B88A04" ns2:textId="3A6EDE99">
+          <w14:ligatures w14:val="none"/>
+        </w:rPr>
+      </w:pPr>
+    </w:p>
+    <w:p>
       <w:pPr>
         <w:pStyle w:val="Prrafodelista"/>
         <w:numPr>
@@ -3298,7 +3213,7 @@
           <w:color w:val="000000"/>
           <w:kern w:val="0"/>
           <w:lang w:val="es-ES" w:eastAsia="es-ES"/>
-          <ns2:ligatures ns2:val="none"/>
+          <w14:ligatures w14:val="none"/>
         </w:rPr>
       </w:pPr>
       <w:r>
@@ -3307,7 +3222,7 @@
           <w:color w:val="000000"/>
           <w:kern w:val="0"/>
           <w:lang w:val="es-ES" w:eastAsia="es-ES"/>
-          <ns2:ligatures ns2:val="none"/>
+          <w14:ligatures w14:val="none"/>
         </w:rPr>
         <w:t xml:space="preserve">A efectos de tener mayores elementos que sirvan para la resolución definitiva del presente caso, la Secretaría Técnica, en ejercicio de las facultades que la ley le confiere, conviene </w:t>
       </w:r>
@@ -3317,7 +3232,7 @@
           <w:color w:val="000000"/>
           <w:kern w:val="0"/>
           <w:lang w:val="es-ES" w:eastAsia="es-ES"/>
-          <ns2:ligatures ns2:val="none"/>
+          <w14:ligatures w14:val="none"/>
         </w:rPr>
         <w:t xml:space="preserve">requerir </w:t>
       </w:r>
@@ -3327,7 +3242,7 @@
           <w:color w:val="000000"/>
           <w:kern w:val="0"/>
           <w:lang w:val="es-ES" w:eastAsia="es-ES"/>
-          <ns2:ligatures ns2:val="none"/>
+          <w14:ligatures w14:val="none"/>
         </w:rPr>
         <w:t>a</w:t>
       </w:r>
@@ -3337,7 +3252,7 @@
           <w:color w:val="000000"/>
           <w:kern w:val="0"/>
           <w:lang w:val="es-ES" w:eastAsia="es-ES"/>
-          <ns2:ligatures ns2:val="none"/>
+          <w14:ligatures w14:val="none"/>
         </w:rPr>
         <w:t xml:space="preserve"> </w:t>
       </w:r>
@@ -3347,7 +3262,7 @@
           <w:color w:val="000000"/>
           <w:kern w:val="0"/>
           <w:lang w:val="es-ES" w:eastAsia="es-ES"/>
-          <ns2:ligatures ns2:val="none"/>
+          <w14:ligatures w14:val="none"/>
         </w:rPr>
         <w:t>la</w:t>
       </w:r>
@@ -3357,7 +3272,7 @@
           <w:color w:val="000000"/>
           <w:kern w:val="0"/>
           <w:lang w:val="es-ES" w:eastAsia="es-ES"/>
-          <ns2:ligatures ns2:val="none"/>
+          <w14:ligatures w14:val="none"/>
         </w:rPr>
         <w:t xml:space="preserve"> </w:t>
       </w:r>
@@ -3367,7 +3282,7 @@
           <w:color w:val="000000"/>
           <w:kern w:val="0"/>
           <w:lang w:val="es-ES" w:eastAsia="es-ES"/>
-          <ns2:ligatures ns2:val="none"/>
+          <w14:ligatures w14:val="none"/>
         </w:rPr>
         <w:t>compañía aseguradora</w:t>
       </w:r>
@@ -3377,7 +3292,7 @@
           <w:color w:val="000000"/>
           <w:kern w:val="0"/>
           <w:lang w:val="es-ES" w:eastAsia="es-ES"/>
-          <ns2:ligatures ns2:val="none"/>
+          <w14:ligatures w14:val="none"/>
         </w:rPr>
         <w:t xml:space="preserve"> que, en un pla</w:t>
       </w:r>
@@ -3387,7 +3302,7 @@
           <w:color w:val="000000"/>
           <w:kern w:val="0"/>
           <w:lang w:val="es-ES" w:eastAsia="es-ES"/>
-          <ns2:ligatures ns2:val="none"/>
+          <w14:ligatures w14:val="none"/>
         </w:rPr>
         <w:t xml:space="preserve">zo no mayor de cinco (5) días hábiles contado a partir del día siguiente de la notificación de la presente resolución, cumpla con lo siguiente: </w:t>
       </w:r>
@@ -3397,7 +3312,7 @@
           <w:color w:val="000000"/>
           <w:kern w:val="0"/>
           <w:lang w:val="es-ES" w:eastAsia="es-ES"/>
-          <ns2:ligatures ns2:val="none"/>
+          <w14:ligatures w14:val="none"/>
         </w:rPr>
         <w:t>(i) presentar una copia completa, legible y debidamente suscrita de la Póliza 1300214259 del Seguro de Vida, así como el cargo de remisión de la póliza; (ii) presentar los medios probatorios que acrediten que el cobro por S/ 10 535,78 desde la tarjeta **** 8001 se realizó con la autorización de la denunciante; y, (iii) presentar todas las comunicaciones cursadas con la parte denunciante en virtud del hecho materia de denuncia</w:t>
       </w:r>
@@ -3407,12 +3322,12 @@
           <w:color w:val="000000"/>
           <w:kern w:val="0"/>
           <w:lang w:val="es-ES" w:eastAsia="es-ES"/>
-          <ns2:ligatures ns2:val="none"/>
+          <w14:ligatures w14:val="none"/>
         </w:rPr>
         <w:t>.</w:t>
       </w:r>
     </w:p>
-    <w:p ns2:paraId="5C93B848" ns2:textId="77777777">
+    <w:p>
       <w:pPr>
         <w:pStyle w:val="Prrafodelista"/>
         <w:spacing w:after="0" w:line="240" w:lineRule="auto"/>
@@ -3423,11 +3338,11 @@
           <w:color w:val="000000"/>
           <w:kern w:val="0"/>
           <w:lang w:val="es-ES" w:eastAsia="es-ES"/>
-          <ns2:ligatures ns2:val="none"/>
-        </w:rPr>
-      </w:pPr>
-    </w:p>
-    <w:p ns2:paraId="2A119386" ns2:textId="77777777">
+          <w14:ligatures w14:val="none"/>
+        </w:rPr>
+      </w:pPr>
+    </w:p>
+    <w:p>
       <w:pPr>
         <w:pStyle w:val="Prrafodelista"/>
         <w:numPr>
@@ -3447,7 +3362,7 @@
           <w:color w:val="000000"/>
           <w:kern w:val="0"/>
           <w:lang w:eastAsia="es-PE"/>
-          <ns2:ligatures ns2:val="none"/>
+          <w14:ligatures w14:val="none"/>
         </w:rPr>
       </w:pPr>
       <w:r>
@@ -3457,12 +3372,12 @@
           <w:color w:val="000000"/>
           <w:kern w:val="0"/>
           <w:lang w:eastAsia="es-PE"/>
-          <ns2:ligatures ns2:val="none"/>
+          <w14:ligatures w14:val="none"/>
         </w:rPr>
         <w:t xml:space="preserve">RESOLUCIÓN DE LA SECRETARÍA TÉCNICA </w:t>
       </w:r>
     </w:p>
-    <w:p ns2:paraId="7F554EB2" ns2:textId="77777777">
+    <w:p>
       <w:pPr>
         <w:spacing w:after="0" w:line="240" w:lineRule="auto"/>
         <w:jc w:val="both"/>
@@ -3472,11 +3387,11 @@
           <w:color w:val="000000"/>
           <w:kern w:val="0"/>
           <w:lang w:eastAsia="es-PE"/>
-          <ns2:ligatures ns2:val="none"/>
-        </w:rPr>
-      </w:pPr>
-    </w:p>
-    <w:p ns2:paraId="40BE44E6" ns2:textId="5CE6AE1E">
+          <w14:ligatures w14:val="none"/>
+        </w:rPr>
+      </w:pPr>
+    </w:p>
+    <w:p>
       <w:pPr>
         <w:spacing w:after="0" w:line="240" w:lineRule="auto"/>
         <w:jc w:val="both"/>
@@ -3485,7 +3400,7 @@
           <w:color w:val="000000"/>
           <w:kern w:val="0"/>
           <w:lang w:eastAsia="es-PE"/>
-          <ns2:ligatures ns2:val="none"/>
+          <w14:ligatures w14:val="none"/>
         </w:rPr>
       </w:pPr>
       <w:r>
@@ -3495,7 +3410,7 @@
           <w:color w:val="000000"/>
           <w:kern w:val="0"/>
           <w:lang w:eastAsia="es-PE"/>
-          <ns2:ligatures ns2:val="none"/>
+          <w14:ligatures w14:val="none"/>
         </w:rPr>
         <w:lastRenderedPageBreak/>
         <w:t xml:space="preserve">PRIMERO: admitir a trámite la denuncia del 30 de setiembre de 2025, complementado con el escrito del 31 de octubre de 2025, interpuesta por la señora [DENUNCIANTE] contra Rímac Seguros y Reaseguros S.A., por lo siguiente:</w:t>
@@ -3507,7 +3422,7 @@
           <w:kern w:val="0"/>
           <w:shd w:val="clear" w:color="auto" w:fill="FFFFFF"/>
           <w:lang w:eastAsia="es-PE"/>
-          <ns2:ligatures ns2:val="none"/>
+          <w14:ligatures w14:val="none"/>
         </w:rPr>
         <w:t xml:space="preserve"/>
       </w:r>
@@ -3518,7 +3433,7 @@
           <w:kern w:val="0"/>
           <w:shd w:val="clear" w:color="auto" w:fill="FFFFFF"/>
           <w:lang w:eastAsia="es-PE"/>
-          <ns2:ligatures ns2:val="none"/>
+          <w14:ligatures w14:val="none"/>
         </w:rPr>
         <w:t/>
       </w:r>
@@ -3529,7 +3444,7 @@
           <w:kern w:val="0"/>
           <w:shd w:val="clear" w:color="auto" w:fill="FFFFFF"/>
           <w:lang w:eastAsia="es-PE"/>
-          <ns2:ligatures ns2:val="none"/>
+          <w14:ligatures w14:val="none"/>
         </w:rPr>
         <w:t xml:space="preserve"/>
       </w:r>
@@ -3540,7 +3455,7 @@
           <w:kern w:val="0"/>
           <w:shd w:val="clear" w:color="auto" w:fill="FFFFFF"/>
           <w:lang w:eastAsia="es-PE"/>
-          <ns2:ligatures ns2:val="none"/>
+          <w14:ligatures w14:val="none"/>
         </w:rPr>
         <w:t xml:space="preserve"/>
       </w:r>
@@ -3551,7 +3466,7 @@
           <w:kern w:val="0"/>
           <w:shd w:val="clear" w:color="auto" w:fill="FFFFFF"/>
           <w:lang w:eastAsia="es-PE"/>
-          <ns2:ligatures ns2:val="none"/>
+          <w14:ligatures w14:val="none"/>
         </w:rPr>
         <w:t xml:space="preserve"/>
       </w:r>
@@ -3562,7 +3477,7 @@
           <w:kern w:val="0"/>
           <w:shd w:val="clear" w:color="auto" w:fill="FFFFFF"/>
           <w:lang w:eastAsia="es-PE"/>
-          <ns2:ligatures ns2:val="none"/>
+          <w14:ligatures w14:val="none"/>
         </w:rPr>
         <w:t xml:space="preserve"/>
       </w:r>
@@ -3573,7 +3488,7 @@
           <w:kern w:val="0"/>
           <w:shd w:val="clear" w:color="auto" w:fill="FFFFFF"/>
           <w:lang w:eastAsia="es-PE"/>
-          <ns2:ligatures ns2:val="none"/>
+          <w14:ligatures w14:val="none"/>
         </w:rPr>
         <w:t xml:space="preserve"/>
       </w:r>
@@ -3584,7 +3499,7 @@
           <w:kern w:val="0"/>
           <w:shd w:val="clear" w:color="auto" w:fill="FFFFFF"/>
           <w:lang w:eastAsia="es-PE"/>
-          <ns2:ligatures ns2:val="none"/>
+          <w14:ligatures w14:val="none"/>
         </w:rPr>
         <w:t/>
       </w:r>
@@ -3595,7 +3510,7 @@
           <w:kern w:val="0"/>
           <w:shd w:val="clear" w:color="auto" w:fill="FFFFFF"/>
           <w:lang w:eastAsia="es-PE"/>
-          <ns2:ligatures ns2:val="none"/>
+          <w14:ligatures w14:val="none"/>
         </w:rPr>
         <w:t xml:space="preserve"/>
       </w:r>
@@ -3606,12 +3521,12 @@
           <w:kern w:val="0"/>
           <w:shd w:val="clear" w:color="auto" w:fill="FFFFFF"/>
           <w:lang w:eastAsia="es-PE"/>
-          <ns2:ligatures ns2:val="none"/>
+          <w14:ligatures w14:val="none"/>
         </w:rPr>
         <w:t/>
       </w:r>
     </w:p>
-    <w:p ns2:paraId="5E66126E" ns2:textId="77777777">
+    <w:p>
       <w:pPr>
         <w:spacing w:after="0" w:line="240" w:lineRule="auto"/>
         <w:jc w:val="both"/>
@@ -3620,11 +3535,11 @@
           <w:color w:val="000000"/>
           <w:kern w:val="0"/>
           <w:lang w:eastAsia="es-PE"/>
-          <ns2:ligatures ns2:val="none"/>
-        </w:rPr>
-      </w:pPr>
-    </w:p>
-    <w:p ns2:paraId="0CDDEEDD" ns2:textId="104F0045">
+          <w14:ligatures w14:val="none"/>
+        </w:rPr>
+      </w:pPr>
+    </w:p>
+    <w:p>
       <w:pPr>
         <w:pStyle w:val="Prrafodelista"/>
         <w:numPr>
@@ -3642,7 +3557,7 @@
           <w:rFonts w:ascii="Arial Narrow" w:eastAsia="Calibri" w:hAnsi="Arial Narrow" w:cs="Arial Narrow"/>
           <w:kern w:val="0"/>
           <w:lang w:eastAsia="es-PE"/>
-          <ns2:ligatures ns2:val="none"/>
+          <w14:ligatures w14:val="none"/>
         </w:rPr>
       </w:pPr>
       <w:r>
@@ -3651,7 +3566,7 @@
           <w:color w:val="000000"/>
           <w:kern w:val="0"/>
           <w:lang w:eastAsia="es-PE"/>
-          <ns2:ligatures ns2:val="none"/>
+          <w14:ligatures w14:val="none"/>
         </w:rPr>
         <w:t>Presunta</w:t>
       </w:r>
@@ -3661,7 +3576,7 @@
           <w:kern w:val="0"/>
           <w:shd w:val="clear" w:color="auto" w:fill="FFFFFF"/>
           <w:lang w:eastAsia="es-PE"/>
-          <ns2:ligatures ns2:val="none"/>
+          <w14:ligatures w14:val="none"/>
         </w:rPr>
         <w:t xml:space="preserve"> infracción a los artículos 18 y 19</w:t>
       </w:r>
@@ -3670,7 +3585,7 @@
           <w:rFonts w:ascii="Arial Narrow" w:eastAsia="Calibri" w:hAnsi="Arial Narrow" w:cs="Arial Narrow"/>
           <w:kern w:val="0"/>
           <w:lang w:eastAsia="es-PE"/>
-          <ns2:ligatures ns2:val="none"/>
+          <w14:ligatures w14:val="none"/>
         </w:rPr>
         <w:t xml:space="preserve"> de </w:t>
       </w:r>
@@ -3680,7 +3595,7 @@
           <w:kern w:val="0"/>
           <w:shd w:val="clear" w:color="auto" w:fill="FFFFFF"/>
           <w:lang w:eastAsia="es-PE"/>
-          <ns2:ligatures ns2:val="none"/>
+          <w14:ligatures w14:val="none"/>
         </w:rPr>
         <w:t xml:space="preserve">la Ley 29571, Código de Protección y Defensa del Consumidor, en tanto </w:t>
       </w:r>
@@ -3690,7 +3605,7 @@
           <w:kern w:val="0"/>
           <w:shd w:val="clear" w:color="auto" w:fill="FFFFFF"/>
           <w:lang w:eastAsia="es-PE"/>
-          <ns2:ligatures ns2:val="none"/>
+          <w14:ligatures w14:val="none"/>
         </w:rPr>
         <w:t xml:space="preserve">la compañía aseguradora habría </w:t>
       </w:r>
@@ -3700,7 +3615,7 @@
           <w:kern w:val="0"/>
           <w:shd w:val="clear" w:color="auto" w:fill="FFFFFF"/>
           <w:lang w:eastAsia="es-PE"/>
-          <ns2:ligatures ns2:val="none"/>
+          <w14:ligatures w14:val="none"/>
         </w:rPr>
         <w:t>gestionado el cobro de</w:t>
       </w:r>
@@ -3710,7 +3625,7 @@
           <w:kern w:val="0"/>
           <w:shd w:val="clear" w:color="auto" w:fill="FFFFFF"/>
           <w:lang w:eastAsia="es-PE"/>
-          <ns2:ligatures ns2:val="none"/>
+          <w14:ligatures w14:val="none"/>
         </w:rPr>
         <w:t xml:space="preserve"> S/ 10 535,78 de la </w:t>
       </w:r>
@@ -3720,7 +3635,7 @@
           <w:kern w:val="0"/>
           <w:shd w:val="clear" w:color="auto" w:fill="FFFFFF"/>
           <w:lang w:eastAsia="es-PE"/>
-          <ns2:ligatures ns2:val="none"/>
+          <w14:ligatures w14:val="none"/>
         </w:rPr>
         <w:t>tarjeta ****8001 de</w:t>
       </w:r>
@@ -3730,7 +3645,7 @@
           <w:kern w:val="0"/>
           <w:shd w:val="clear" w:color="auto" w:fill="FFFFFF"/>
           <w:lang w:eastAsia="es-PE"/>
-          <ns2:ligatures ns2:val="none"/>
+          <w14:ligatures w14:val="none"/>
         </w:rPr>
         <w:t xml:space="preserve"> la</w:t>
       </w:r>
@@ -3740,7 +3655,7 @@
           <w:kern w:val="0"/>
           <w:shd w:val="clear" w:color="auto" w:fill="FFFFFF"/>
           <w:lang w:eastAsia="es-PE"/>
-          <ns2:ligatures ns2:val="none"/>
+          <w14:ligatures w14:val="none"/>
         </w:rPr>
         <w:t xml:space="preserve"> denunciante, pese a que no autorizó dicho medio de pago, vulnerando sus datos bancarios</w:t>
       </w:r>
@@ -3750,12 +3665,12 @@
           <w:kern w:val="0"/>
           <w:shd w:val="clear" w:color="auto" w:fill="FFFFFF"/>
           <w:lang w:eastAsia="es-PE"/>
-          <ns2:ligatures ns2:val="none"/>
+          <w14:ligatures w14:val="none"/>
         </w:rPr>
         <w:t>.</w:t>
       </w:r>
     </w:p>
-    <w:p ns2:paraId="7E66994E" ns2:textId="77777777">
+    <w:p>
       <w:pPr>
         <w:pStyle w:val="Prrafodelista"/>
         <w:spacing w:after="0" w:line="240" w:lineRule="auto"/>
@@ -3765,11 +3680,11 @@
           <w:rFonts w:ascii="Arial Narrow" w:eastAsia="Calibri" w:hAnsi="Arial Narrow" w:cs="Arial Narrow"/>
           <w:kern w:val="0"/>
           <w:lang w:eastAsia="es-PE"/>
-          <ns2:ligatures ns2:val="none"/>
-        </w:rPr>
-      </w:pPr>
-    </w:p>
-    <w:p ns2:paraId="2DB4762C" ns2:textId="265A862D">
+          <w14:ligatures w14:val="none"/>
+        </w:rPr>
+      </w:pPr>
+    </w:p>
+    <w:p>
       <w:pPr>
         <w:pStyle w:val="Prrafodelista"/>
         <w:numPr>
@@ -3787,7 +3702,7 @@
           <w:rFonts w:ascii="Arial Narrow" w:eastAsia="Calibri" w:hAnsi="Arial Narrow" w:cs="Arial Narrow"/>
           <w:kern w:val="0"/>
           <w:lang w:eastAsia="es-PE"/>
-          <ns2:ligatures ns2:val="none"/>
+          <w14:ligatures w14:val="none"/>
         </w:rPr>
       </w:pPr>
       <w:r>
@@ -3796,7 +3711,7 @@
           <w:color w:val="000000"/>
           <w:kern w:val="0"/>
           <w:lang w:eastAsia="es-PE"/>
-          <ns2:ligatures ns2:val="none"/>
+          <w14:ligatures w14:val="none"/>
         </w:rPr>
         <w:t>Presunta</w:t>
       </w:r>
@@ -3806,7 +3721,7 @@
           <w:kern w:val="0"/>
           <w:shd w:val="clear" w:color="auto" w:fill="FFFFFF"/>
           <w:lang w:eastAsia="es-PE"/>
-          <ns2:ligatures ns2:val="none"/>
+          <w14:ligatures w14:val="none"/>
         </w:rPr>
         <w:t xml:space="preserve"> infracción a los artículos 18 y 19</w:t>
       </w:r>
@@ -3815,7 +3730,7 @@
           <w:rFonts w:ascii="Arial Narrow" w:eastAsia="Calibri" w:hAnsi="Arial Narrow" w:cs="Arial Narrow"/>
           <w:kern w:val="0"/>
           <w:lang w:eastAsia="es-PE"/>
-          <ns2:ligatures ns2:val="none"/>
+          <w14:ligatures w14:val="none"/>
         </w:rPr>
         <w:t xml:space="preserve"> de </w:t>
       </w:r>
@@ -3825,7 +3740,7 @@
           <w:kern w:val="0"/>
           <w:shd w:val="clear" w:color="auto" w:fill="FFFFFF"/>
           <w:lang w:eastAsia="es-PE"/>
-          <ns2:ligatures ns2:val="none"/>
+          <w14:ligatures w14:val="none"/>
         </w:rPr>
         <w:t xml:space="preserve">la Ley 29571, Código de Protección y Defensa del Consumidor, en tanto </w:t>
       </w:r>
@@ -3835,7 +3750,7 @@
           <w:kern w:val="0"/>
           <w:shd w:val="clear" w:color="auto" w:fill="FFFFFF"/>
           <w:lang w:eastAsia="es-PE"/>
-          <ns2:ligatures ns2:val="none"/>
+          <w14:ligatures w14:val="none"/>
         </w:rPr>
         <w:t>la compañía aseguradora habría afiliado tarjeta ****9239 de</w:t>
       </w:r>
@@ -3845,7 +3760,7 @@
           <w:kern w:val="0"/>
           <w:shd w:val="clear" w:color="auto" w:fill="FFFFFF"/>
           <w:lang w:eastAsia="es-PE"/>
-          <ns2:ligatures ns2:val="none"/>
+          <w14:ligatures w14:val="none"/>
         </w:rPr>
         <w:t xml:space="preserve"> </w:t>
       </w:r>
@@ -3855,7 +3770,7 @@
           <w:kern w:val="0"/>
           <w:shd w:val="clear" w:color="auto" w:fill="FFFFFF"/>
           <w:lang w:eastAsia="es-PE"/>
-          <ns2:ligatures ns2:val="none"/>
+          <w14:ligatures w14:val="none"/>
         </w:rPr>
         <w:t>l</w:t>
       </w:r>
@@ -3865,7 +3780,7 @@
           <w:kern w:val="0"/>
           <w:shd w:val="clear" w:color="auto" w:fill="FFFFFF"/>
           <w:lang w:eastAsia="es-PE"/>
-          <ns2:ligatures ns2:val="none"/>
+          <w14:ligatures w14:val="none"/>
         </w:rPr>
         <w:t>a</w:t>
       </w:r>
@@ -3875,7 +3790,7 @@
           <w:kern w:val="0"/>
           <w:shd w:val="clear" w:color="auto" w:fill="FFFFFF"/>
           <w:lang w:eastAsia="es-PE"/>
-          <ns2:ligatures ns2:val="none"/>
+          <w14:ligatures w14:val="none"/>
         </w:rPr>
         <w:t xml:space="preserve"> denunciante para el cobro de las primas, pese a no contar con su autorización</w:t>
       </w:r>
@@ -3885,12 +3800,12 @@
           <w:kern w:val="0"/>
           <w:shd w:val="clear" w:color="auto" w:fill="FFFFFF"/>
           <w:lang w:eastAsia="es-PE"/>
-          <ns2:ligatures ns2:val="none"/>
+          <w14:ligatures w14:val="none"/>
         </w:rPr>
         <w:t>.</w:t>
       </w:r>
     </w:p>
-    <w:p ns2:paraId="310A3C30" ns2:textId="77777777">
+    <w:p>
       <w:pPr>
         <w:pStyle w:val="Prrafodelista"/>
         <w:spacing w:after="0" w:line="240" w:lineRule="auto"/>
@@ -3900,11 +3815,11 @@
           <w:rFonts w:ascii="Arial Narrow" w:eastAsia="Calibri" w:hAnsi="Arial Narrow" w:cs="Arial Narrow"/>
           <w:kern w:val="0"/>
           <w:lang w:eastAsia="es-PE"/>
-          <ns2:ligatures ns2:val="none"/>
-        </w:rPr>
-      </w:pPr>
-    </w:p>
-    <w:p ns2:paraId="510E4786" ns2:textId="6447EA8F">
+          <w14:ligatures w14:val="none"/>
+        </w:rPr>
+      </w:pPr>
+    </w:p>
+    <w:p>
       <w:pPr>
         <w:pStyle w:val="Prrafodelista"/>
         <w:numPr>
@@ -3922,7 +3837,7 @@
           <w:rFonts w:ascii="Arial Narrow" w:eastAsia="Calibri" w:hAnsi="Arial Narrow" w:cs="Arial Narrow"/>
           <w:kern w:val="0"/>
           <w:lang w:eastAsia="es-PE"/>
-          <ns2:ligatures ns2:val="none"/>
+          <w14:ligatures w14:val="none"/>
         </w:rPr>
       </w:pPr>
       <w:r>
@@ -3931,7 +3846,7 @@
           <w:color w:val="000000"/>
           <w:kern w:val="0"/>
           <w:lang w:eastAsia="es-PE"/>
-          <ns2:ligatures ns2:val="none"/>
+          <w14:ligatures w14:val="none"/>
         </w:rPr>
         <w:t>Presunta</w:t>
       </w:r>
@@ -3941,7 +3856,7 @@
           <w:kern w:val="0"/>
           <w:shd w:val="clear" w:color="auto" w:fill="FFFFFF"/>
           <w:lang w:eastAsia="es-PE"/>
-          <ns2:ligatures ns2:val="none"/>
+          <w14:ligatures w14:val="none"/>
         </w:rPr>
         <w:t xml:space="preserve"> infracción a los artículos 18 y 19</w:t>
       </w:r>
@@ -3950,7 +3865,7 @@
           <w:rFonts w:ascii="Arial Narrow" w:eastAsia="Calibri" w:hAnsi="Arial Narrow" w:cs="Arial Narrow"/>
           <w:kern w:val="0"/>
           <w:lang w:eastAsia="es-PE"/>
-          <ns2:ligatures ns2:val="none"/>
+          <w14:ligatures w14:val="none"/>
         </w:rPr>
         <w:t xml:space="preserve"> de </w:t>
       </w:r>
@@ -3960,7 +3875,7 @@
           <w:kern w:val="0"/>
           <w:shd w:val="clear" w:color="auto" w:fill="FFFFFF"/>
           <w:lang w:eastAsia="es-PE"/>
-          <ns2:ligatures ns2:val="none"/>
+          <w14:ligatures w14:val="none"/>
         </w:rPr>
         <w:t xml:space="preserve">la Ley 29571, Código de Protección y Defensa del Consumidor, en tanto </w:t>
       </w:r>
@@ -3970,7 +3885,7 @@
           <w:kern w:val="0"/>
           <w:shd w:val="clear" w:color="auto" w:fill="FFFFFF"/>
           <w:lang w:eastAsia="es-PE"/>
-          <ns2:ligatures ns2:val="none"/>
+          <w14:ligatures w14:val="none"/>
         </w:rPr>
         <w:t>la compañía aseguradora no habría cumplido con aplicar oportunamente el descuento del 10% del pago de la prima, pues</w:t>
       </w:r>
@@ -3980,7 +3895,7 @@
           <w:kern w:val="0"/>
           <w:shd w:val="clear" w:color="auto" w:fill="FFFFFF"/>
           <w:lang w:eastAsia="es-PE"/>
-          <ns2:ligatures ns2:val="none"/>
+          <w14:ligatures w14:val="none"/>
         </w:rPr>
         <w:t xml:space="preserve"> solo</w:t>
       </w:r>
@@ -3990,7 +3905,7 @@
           <w:kern w:val="0"/>
           <w:shd w:val="clear" w:color="auto" w:fill="FFFFFF"/>
           <w:lang w:eastAsia="es-PE"/>
-          <ns2:ligatures ns2:val="none"/>
+          <w14:ligatures w14:val="none"/>
         </w:rPr>
         <w:t xml:space="preserve"> lo hizo ante el Reclamo 25-SBS015033 interpuesto por la denunciante</w:t>
       </w:r>
@@ -4000,12 +3915,12 @@
           <w:kern w:val="0"/>
           <w:shd w:val="clear" w:color="auto" w:fill="FFFFFF"/>
           <w:lang w:eastAsia="es-PE"/>
-          <ns2:ligatures ns2:val="none"/>
+          <w14:ligatures w14:val="none"/>
         </w:rPr>
         <w:t>.</w:t>
       </w:r>
     </w:p>
-    <w:p ns2:paraId="68292EA0" ns2:textId="77777777">
+    <w:p>
       <w:pPr>
         <w:spacing w:after="0" w:line="240" w:lineRule="auto"/>
         <w:jc w:val="both"/>
@@ -4013,11 +3928,11 @@
           <w:rFonts w:ascii="Arial Narrow" w:eastAsia="Calibri" w:hAnsi="Arial Narrow" w:cs="Arial Narrow"/>
           <w:kern w:val="0"/>
           <w:lang w:eastAsia="es-PE"/>
-          <ns2:ligatures ns2:val="none"/>
-        </w:rPr>
-      </w:pPr>
-    </w:p>
-    <w:p ns2:paraId="4CF445E3" ns2:textId="01EEA68C">
+          <w14:ligatures w14:val="none"/>
+        </w:rPr>
+      </w:pPr>
+    </w:p>
+    <w:p>
       <w:pPr>
         <w:pStyle w:val="Prrafodelista"/>
         <w:numPr>
@@ -4035,7 +3950,7 @@
           <w:rFonts w:ascii="Arial Narrow" w:eastAsia="Calibri" w:hAnsi="Arial Narrow" w:cs="Arial Narrow"/>
           <w:kern w:val="0"/>
           <w:lang w:eastAsia="es-PE"/>
-          <ns2:ligatures ns2:val="none"/>
+          <w14:ligatures w14:val="none"/>
         </w:rPr>
       </w:pPr>
       <w:r>
@@ -4044,7 +3959,7 @@
           <w:color w:val="000000"/>
           <w:kern w:val="0"/>
           <w:lang w:eastAsia="es-PE"/>
-          <ns2:ligatures ns2:val="none"/>
+          <w14:ligatures w14:val="none"/>
         </w:rPr>
         <w:t>Presunta</w:t>
       </w:r>
@@ -4054,7 +3969,7 @@
           <w:kern w:val="0"/>
           <w:shd w:val="clear" w:color="auto" w:fill="FFFFFF"/>
           <w:lang w:eastAsia="es-PE"/>
-          <ns2:ligatures ns2:val="none"/>
+          <w14:ligatures w14:val="none"/>
         </w:rPr>
         <w:t xml:space="preserve"> infracción a los artículos 18 y 19</w:t>
       </w:r>
@@ -4063,7 +3978,7 @@
           <w:rFonts w:ascii="Arial Narrow" w:eastAsia="Calibri" w:hAnsi="Arial Narrow" w:cs="Arial Narrow"/>
           <w:kern w:val="0"/>
           <w:lang w:eastAsia="es-PE"/>
-          <ns2:ligatures ns2:val="none"/>
+          <w14:ligatures w14:val="none"/>
         </w:rPr>
         <w:t xml:space="preserve"> de </w:t>
       </w:r>
@@ -4073,7 +3988,7 @@
           <w:kern w:val="0"/>
           <w:shd w:val="clear" w:color="auto" w:fill="FFFFFF"/>
           <w:lang w:eastAsia="es-PE"/>
-          <ns2:ligatures ns2:val="none"/>
+          <w14:ligatures w14:val="none"/>
         </w:rPr>
         <w:t xml:space="preserve">la Ley 29571, Código de Protección y Defensa del Consumidor, en tanto </w:t>
       </w:r>
@@ -4083,7 +3998,7 @@
           <w:kern w:val="0"/>
           <w:shd w:val="clear" w:color="auto" w:fill="FFFFFF"/>
           <w:lang w:eastAsia="es-PE"/>
-          <ns2:ligatures ns2:val="none"/>
+          <w14:ligatures w14:val="none"/>
         </w:rPr>
         <w:t xml:space="preserve">la </w:t>
       </w:r>
@@ -4093,7 +4008,7 @@
           <w:kern w:val="0"/>
           <w:shd w:val="clear" w:color="auto" w:fill="FFFFFF"/>
           <w:lang w:eastAsia="es-PE"/>
-          <ns2:ligatures ns2:val="none"/>
+          <w14:ligatures w14:val="none"/>
         </w:rPr>
         <w:t>compañía aseguradora no habría cumplido con devolver a</w:t>
       </w:r>
@@ -4103,7 +4018,7 @@
           <w:kern w:val="0"/>
           <w:shd w:val="clear" w:color="auto" w:fill="FFFFFF"/>
           <w:lang w:eastAsia="es-PE"/>
-          <ns2:ligatures ns2:val="none"/>
+          <w14:ligatures w14:val="none"/>
         </w:rPr>
         <w:t xml:space="preserve"> la denunciante la suma de </w:t>
       </w:r>
@@ -4113,7 +4028,7 @@
           <w:kern w:val="0"/>
           <w:shd w:val="clear" w:color="auto" w:fill="FFFFFF"/>
           <w:lang w:eastAsia="es-PE"/>
-          <ns2:ligatures ns2:val="none"/>
+          <w14:ligatures w14:val="none"/>
         </w:rPr>
         <w:t xml:space="preserve">S/ 6 321,47, </w:t>
       </w:r>
@@ -4123,7 +4038,7 @@
           <w:kern w:val="0"/>
           <w:shd w:val="clear" w:color="auto" w:fill="FFFFFF"/>
           <w:lang w:eastAsia="es-PE"/>
-          <ns2:ligatures ns2:val="none"/>
+          <w14:ligatures w14:val="none"/>
         </w:rPr>
         <w:t>conforme a lo ofrecido</w:t>
       </w:r>
@@ -4133,12 +4048,12 @@
           <w:kern w:val="0"/>
           <w:shd w:val="clear" w:color="auto" w:fill="FFFFFF"/>
           <w:lang w:eastAsia="es-PE"/>
-          <ns2:ligatures ns2:val="none"/>
+          <w14:ligatures w14:val="none"/>
         </w:rPr>
         <w:t>.</w:t>
       </w:r>
     </w:p>
-    <w:p ns2:paraId="378A0069" ns2:textId="77777777">
+    <w:p>
       <w:pPr>
         <w:pStyle w:val="Prrafodelista"/>
         <w:spacing w:line="240" w:lineRule="auto"/>
@@ -4146,11 +4061,11 @@
           <w:rFonts w:ascii="Arial Narrow" w:eastAsia="Calibri" w:hAnsi="Arial Narrow" w:cs="Arial Narrow"/>
           <w:kern w:val="0"/>
           <w:lang w:eastAsia="es-PE"/>
-          <ns2:ligatures ns2:val="none"/>
-        </w:rPr>
-      </w:pPr>
-    </w:p>
-    <w:p ns2:paraId="2ED18938" ns2:textId="69211BCA">
+          <w14:ligatures w14:val="none"/>
+        </w:rPr>
+      </w:pPr>
+    </w:p>
+    <w:p>
       <w:pPr>
         <w:pStyle w:val="Prrafodelista"/>
         <w:numPr>
@@ -4168,7 +4083,7 @@
           <w:rFonts w:ascii="Arial Narrow" w:eastAsia="Calibri" w:hAnsi="Arial Narrow" w:cs="Arial Narrow"/>
           <w:kern w:val="0"/>
           <w:lang w:eastAsia="es-PE"/>
-          <ns2:ligatures ns2:val="none"/>
+          <w14:ligatures w14:val="none"/>
         </w:rPr>
       </w:pPr>
       <w:r>
@@ -4177,7 +4092,7 @@
           <w:color w:val="000000"/>
           <w:kern w:val="0"/>
           <w:lang w:eastAsia="es-PE"/>
-          <ns2:ligatures ns2:val="none"/>
+          <w14:ligatures w14:val="none"/>
         </w:rPr>
         <w:t>Presunta</w:t>
       </w:r>
@@ -4187,7 +4102,7 @@
           <w:kern w:val="0"/>
           <w:shd w:val="clear" w:color="auto" w:fill="FFFFFF"/>
           <w:lang w:eastAsia="es-PE"/>
-          <ns2:ligatures ns2:val="none"/>
+          <w14:ligatures w14:val="none"/>
         </w:rPr>
         <w:t xml:space="preserve"> infracción a los artículos 18 y 19</w:t>
       </w:r>
@@ -4196,7 +4111,7 @@
           <w:rFonts w:ascii="Arial Narrow" w:eastAsia="Calibri" w:hAnsi="Arial Narrow" w:cs="Arial Narrow"/>
           <w:kern w:val="0"/>
           <w:lang w:eastAsia="es-PE"/>
-          <ns2:ligatures ns2:val="none"/>
+          <w14:ligatures w14:val="none"/>
         </w:rPr>
         <w:t xml:space="preserve"> de </w:t>
       </w:r>
@@ -4206,7 +4121,7 @@
           <w:kern w:val="0"/>
           <w:shd w:val="clear" w:color="auto" w:fill="FFFFFF"/>
           <w:lang w:eastAsia="es-PE"/>
-          <ns2:ligatures ns2:val="none"/>
+          <w14:ligatures w14:val="none"/>
         </w:rPr>
         <w:t xml:space="preserve">la Ley 29571, Código de Protección y Defensa del Consumidor, </w:t>
       </w:r>
@@ -4214,7 +4129,7 @@
         <w:rPr>
           <w:rFonts w:ascii="Arial Narrow" w:eastAsia="Arial Narrow" w:hAnsi="Arial Narrow" w:cs="Arial Narrow"/>
           <w:kern w:val="0"/>
-          <ns2:ligatures ns2:val="none"/>
+          <w14:ligatures w14:val="none"/>
         </w:rPr>
         <w:t xml:space="preserve">la compañía aseguradora </w:t>
       </w:r>
@@ -4222,7 +4137,7 @@
         <w:rPr>
           <w:rFonts w:ascii="Arial Narrow" w:eastAsia="Arial Narrow" w:hAnsi="Arial Narrow" w:cs="Arial Narrow"/>
           <w:kern w:val="0"/>
-          <ns2:ligatures ns2:val="none"/>
+          <w14:ligatures w14:val="none"/>
         </w:rPr>
         <w:t xml:space="preserve">no </w:t>
       </w:r>
@@ -4230,7 +4145,7 @@
         <w:rPr>
           <w:rFonts w:ascii="Arial Narrow" w:eastAsia="Arial Narrow" w:hAnsi="Arial Narrow" w:cs="Arial Narrow"/>
           <w:kern w:val="0"/>
-          <ns2:ligatures ns2:val="none"/>
+          <w14:ligatures w14:val="none"/>
         </w:rPr>
         <w:t xml:space="preserve">habría </w:t>
       </w:r>
@@ -4238,7 +4153,7 @@
         <w:rPr>
           <w:rFonts w:ascii="Arial Narrow" w:eastAsia="Arial Narrow" w:hAnsi="Arial Narrow" w:cs="Arial Narrow"/>
           <w:kern w:val="0"/>
-          <ns2:ligatures ns2:val="none"/>
+          <w14:ligatures w14:val="none"/>
         </w:rPr>
         <w:t xml:space="preserve">subsanado el cobro indebido realizado </w:t>
       </w:r>
@@ -4248,7 +4163,7 @@
           <w:color w:val="000000"/>
           <w:kern w:val="0"/>
           <w:lang w:val="es-ES" w:eastAsia="es-ES"/>
-          <ns2:ligatures ns2:val="none"/>
+          <w14:ligatures w14:val="none"/>
         </w:rPr>
         <w:t xml:space="preserve">a la </w:t>
       </w:r>
@@ -4258,7 +4173,7 @@
           <w:kern w:val="0"/>
           <w:shd w:val="clear" w:color="auto" w:fill="FFFFFF"/>
           <w:lang w:eastAsia="es-PE"/>
-          <ns2:ligatures ns2:val="none"/>
+          <w14:ligatures w14:val="none"/>
         </w:rPr>
         <w:t>tarjeta ****8001 de la denunciante</w:t>
       </w:r>
@@ -4268,7 +4183,7 @@
           <w:color w:val="000000"/>
           <w:kern w:val="0"/>
           <w:lang w:val="es-ES" w:eastAsia="es-ES"/>
-          <ns2:ligatures ns2:val="none"/>
+          <w14:ligatures w14:val="none"/>
         </w:rPr>
         <w:t xml:space="preserve"> por la </w:t>
       </w:r>
@@ -4278,7 +4193,7 @@
           <w:color w:val="000000"/>
           <w:kern w:val="0"/>
           <w:lang w:val="es-ES" w:eastAsia="es-ES"/>
-          <ns2:ligatures ns2:val="none"/>
+          <w14:ligatures w14:val="none"/>
         </w:rPr>
         <w:t>Póliza 1300214259</w:t>
       </w:r>
@@ -4288,7 +4203,7 @@
           <w:color w:val="000000"/>
           <w:kern w:val="0"/>
           <w:lang w:val="es-ES" w:eastAsia="es-ES"/>
-          <ns2:ligatures ns2:val="none"/>
+          <w14:ligatures w14:val="none"/>
         </w:rPr>
         <w:t>, pues solo le ofreció la devolución de los meses en los que la cobertura no se usó y no por efectuar un cobro sin su autorización</w:t>
       </w:r>
@@ -4298,12 +4213,12 @@
           <w:color w:val="000000"/>
           <w:kern w:val="0"/>
           <w:lang w:val="es-ES" w:eastAsia="es-ES"/>
-          <ns2:ligatures ns2:val="none"/>
+          <w14:ligatures w14:val="none"/>
         </w:rPr>
         <w:t xml:space="preserve">. </w:t>
       </w:r>
     </w:p>
-    <w:p ns2:paraId="4876E778" ns2:textId="77777777">
+    <w:p>
       <w:pPr>
         <w:pStyle w:val="Prrafodelista"/>
         <w:spacing w:line="240" w:lineRule="auto"/>
@@ -4311,11 +4226,11 @@
           <w:rFonts w:ascii="Arial Narrow" w:eastAsia="Calibri" w:hAnsi="Arial Narrow" w:cs="Arial Narrow"/>
           <w:kern w:val="0"/>
           <w:lang w:eastAsia="es-PE"/>
-          <ns2:ligatures ns2:val="none"/>
-        </w:rPr>
-      </w:pPr>
-    </w:p>
-    <w:p ns2:paraId="6A11D9F4" ns2:textId="157A4D78">
+          <w14:ligatures w14:val="none"/>
+        </w:rPr>
+      </w:pPr>
+    </w:p>
+    <w:p>
       <w:pPr>
         <w:pStyle w:val="Prrafodelista"/>
         <w:numPr>
@@ -4333,7 +4248,7 @@
           <w:rFonts w:ascii="Arial Narrow" w:eastAsia="Calibri" w:hAnsi="Arial Narrow" w:cs="Arial Narrow"/>
           <w:kern w:val="0"/>
           <w:lang w:eastAsia="es-PE"/>
-          <ns2:ligatures ns2:val="none"/>
+          <w14:ligatures w14:val="none"/>
         </w:rPr>
       </w:pPr>
       <w:r>
@@ -4342,7 +4257,7 @@
           <w:color w:val="000000"/>
           <w:kern w:val="0"/>
           <w:lang w:eastAsia="es-PE"/>
-          <ns2:ligatures ns2:val="none"/>
+          <w14:ligatures w14:val="none"/>
         </w:rPr>
         <w:t>Presunta</w:t>
       </w:r>
@@ -4352,7 +4267,7 @@
           <w:kern w:val="0"/>
           <w:shd w:val="clear" w:color="auto" w:fill="FFFFFF"/>
           <w:lang w:eastAsia="es-PE"/>
-          <ns2:ligatures ns2:val="none"/>
+          <w14:ligatures w14:val="none"/>
         </w:rPr>
         <w:t xml:space="preserve"> infracción a los artículos 18 y 19</w:t>
       </w:r>
@@ -4361,7 +4276,7 @@
           <w:rFonts w:ascii="Arial Narrow" w:eastAsia="Calibri" w:hAnsi="Arial Narrow" w:cs="Arial Narrow"/>
           <w:kern w:val="0"/>
           <w:lang w:eastAsia="es-PE"/>
-          <ns2:ligatures ns2:val="none"/>
+          <w14:ligatures w14:val="none"/>
         </w:rPr>
         <w:t xml:space="preserve"> de </w:t>
       </w:r>
@@ -4371,7 +4286,7 @@
           <w:kern w:val="0"/>
           <w:shd w:val="clear" w:color="auto" w:fill="FFFFFF"/>
           <w:lang w:eastAsia="es-PE"/>
-          <ns2:ligatures ns2:val="none"/>
+          <w14:ligatures w14:val="none"/>
         </w:rPr>
         <w:t xml:space="preserve">la Ley 29571, Código de Protección y Defensa del Consumidor, en tanto </w:t>
       </w:r>
@@ -4381,7 +4296,7 @@
           <w:kern w:val="0"/>
           <w:shd w:val="clear" w:color="auto" w:fill="FFFFFF"/>
           <w:lang w:eastAsia="es-PE"/>
-          <ns2:ligatures ns2:val="none"/>
+          <w14:ligatures w14:val="none"/>
         </w:rPr>
         <w:t>la compañía aseguradora habría afiliado tarjeta ****7066 de la denunciante para el cobro de las primas, pese a no contar con su autorización</w:t>
       </w:r>
@@ -4391,12 +4306,12 @@
           <w:kern w:val="0"/>
           <w:shd w:val="clear" w:color="auto" w:fill="FFFFFF"/>
           <w:lang w:eastAsia="es-PE"/>
-          <ns2:ligatures ns2:val="none"/>
+          <w14:ligatures w14:val="none"/>
         </w:rPr>
         <w:t>.</w:t>
       </w:r>
     </w:p>
-    <w:p ns2:paraId="6E4BB955" ns2:textId="77777777">
+    <w:p>
       <w:pPr>
         <w:pStyle w:val="Prrafodelista"/>
         <w:spacing w:line="240" w:lineRule="auto"/>
@@ -4404,11 +4319,11 @@
           <w:rFonts w:ascii="Arial Narrow" w:eastAsia="Calibri" w:hAnsi="Arial Narrow" w:cs="Arial Narrow"/>
           <w:kern w:val="0"/>
           <w:lang w:eastAsia="es-PE"/>
-          <ns2:ligatures ns2:val="none"/>
-        </w:rPr>
-      </w:pPr>
-    </w:p>
-    <w:p ns2:paraId="51C3328B" ns2:textId="70D17329">
+          <w14:ligatures w14:val="none"/>
+        </w:rPr>
+      </w:pPr>
+    </w:p>
+    <w:p>
       <w:pPr>
         <w:pStyle w:val="Prrafodelista"/>
         <w:numPr>
@@ -4426,7 +4341,7 @@
           <w:rFonts w:ascii="Arial Narrow" w:eastAsia="Calibri" w:hAnsi="Arial Narrow" w:cs="Arial Narrow"/>
           <w:kern w:val="0"/>
           <w:lang w:eastAsia="es-PE"/>
-          <ns2:ligatures ns2:val="none"/>
+          <w14:ligatures w14:val="none"/>
         </w:rPr>
       </w:pPr>
       <w:r>
@@ -4435,7 +4350,7 @@
           <w:color w:val="000000"/>
           <w:kern w:val="0"/>
           <w:lang w:eastAsia="es-PE"/>
-          <ns2:ligatures ns2:val="none"/>
+          <w14:ligatures w14:val="none"/>
         </w:rPr>
         <w:t>Presunta</w:t>
       </w:r>
@@ -4445,7 +4360,7 @@
           <w:kern w:val="0"/>
           <w:shd w:val="clear" w:color="auto" w:fill="FFFFFF"/>
           <w:lang w:eastAsia="es-PE"/>
-          <ns2:ligatures ns2:val="none"/>
+          <w14:ligatures w14:val="none"/>
         </w:rPr>
         <w:t xml:space="preserve"> infracción a los artículos 18</w:t>
       </w:r>
@@ -4455,7 +4370,7 @@
           <w:kern w:val="0"/>
           <w:shd w:val="clear" w:color="auto" w:fill="FFFFFF"/>
           <w:lang w:eastAsia="es-PE"/>
-          <ns2:ligatures ns2:val="none"/>
+          <w14:ligatures w14:val="none"/>
         </w:rPr>
         <w:t> y 19</w:t>
       </w:r>
@@ -4464,7 +4379,7 @@
           <w:rFonts w:ascii="Arial Narrow" w:eastAsia="Calibri" w:hAnsi="Arial Narrow" w:cs="Arial Narrow"/>
           <w:kern w:val="0"/>
           <w:lang w:eastAsia="es-PE"/>
-          <ns2:ligatures ns2:val="none"/>
+          <w14:ligatures w14:val="none"/>
         </w:rPr>
         <w:t xml:space="preserve"> de </w:t>
       </w:r>
@@ -4474,7 +4389,7 @@
           <w:kern w:val="0"/>
           <w:shd w:val="clear" w:color="auto" w:fill="FFFFFF"/>
           <w:lang w:eastAsia="es-PE"/>
-          <ns2:ligatures ns2:val="none"/>
+          <w14:ligatures w14:val="none"/>
         </w:rPr>
         <w:t xml:space="preserve">la Ley 29571, Código de Protección y Defensa del Consumidor, </w:t>
       </w:r>
@@ -4482,7 +4397,7 @@
         <w:rPr>
           <w:rFonts w:ascii="Arial Narrow" w:eastAsia="Arial Narrow" w:hAnsi="Arial Narrow" w:cs="Arial Narrow"/>
           <w:kern w:val="0"/>
-          <ns2:ligatures ns2:val="none"/>
+          <w14:ligatures w14:val="none"/>
         </w:rPr>
         <w:t xml:space="preserve">la compañía aseguradora el 9 de abril de 2025 </w:t>
       </w:r>
@@ -4490,7 +4405,7 @@
         <w:rPr>
           <w:rFonts w:ascii="Arial Narrow" w:eastAsia="Arial Narrow" w:hAnsi="Arial Narrow" w:cs="Arial Narrow"/>
           <w:kern w:val="0"/>
-          <ns2:ligatures ns2:val="none"/>
+          <w14:ligatures w14:val="none"/>
         </w:rPr>
         <w:t>habría realizado una</w:t>
       </w:r>
@@ -4498,7 +4413,7 @@
         <w:rPr>
           <w:rFonts w:ascii="Arial Narrow" w:eastAsia="Arial Narrow" w:hAnsi="Arial Narrow" w:cs="Arial Narrow"/>
           <w:kern w:val="0"/>
-          <ns2:ligatures ns2:val="none"/>
+          <w14:ligatures w14:val="none"/>
         </w:rPr>
         <w:t xml:space="preserve"> cobranza </w:t>
       </w:r>
@@ -4506,7 +4421,7 @@
         <w:rPr>
           <w:rFonts w:ascii="Arial Narrow" w:eastAsia="Arial Narrow" w:hAnsi="Arial Narrow" w:cs="Arial Narrow"/>
           <w:kern w:val="0"/>
-          <ns2:ligatures ns2:val="none"/>
+          <w14:ligatures w14:val="none"/>
         </w:rPr>
         <w:t xml:space="preserve">indebida a la denunciante </w:t>
       </w:r>
@@ -4514,7 +4429,7 @@
         <w:rPr>
           <w:rFonts w:ascii="Arial Narrow" w:eastAsia="Arial Narrow" w:hAnsi="Arial Narrow" w:cs="Arial Narrow"/>
           <w:kern w:val="0"/>
-          <ns2:ligatures ns2:val="none"/>
+          <w14:ligatures w14:val="none"/>
         </w:rPr>
         <w:t xml:space="preserve">por </w:t>
       </w:r>
@@ -4522,7 +4437,7 @@
         <w:rPr>
           <w:rFonts w:ascii="Arial Narrow" w:eastAsia="Arial Narrow" w:hAnsi="Arial Narrow" w:cs="Arial Narrow"/>
           <w:kern w:val="0"/>
-          <ns2:ligatures ns2:val="none"/>
+          <w14:ligatures w14:val="none"/>
         </w:rPr>
         <w:t>la prima de la</w:t>
       </w:r>
@@ -4532,7 +4447,7 @@
           <w:color w:val="000000"/>
           <w:kern w:val="0"/>
           <w:lang w:eastAsia="es-ES"/>
-          <ns2:ligatures ns2:val="none"/>
+          <w14:ligatures w14:val="none"/>
         </w:rPr>
         <w:t xml:space="preserve"> Póliza </w:t>
       </w:r>
@@ -4542,7 +4457,7 @@
           <w:color w:val="000000"/>
           <w:kern w:val="0"/>
           <w:lang w:eastAsia="es-ES"/>
-          <ns2:ligatures ns2:val="none"/>
+          <w14:ligatures w14:val="none"/>
         </w:rPr>
         <w:t/>
       </w:r>
@@ -4552,7 +4467,7 @@
           <w:color w:val="000000"/>
           <w:kern w:val="0"/>
           <w:lang w:eastAsia="es-ES"/>
-          <ns2:ligatures ns2:val="none"/>
+          <w14:ligatures w14:val="none"/>
         </w:rPr>
         <w:t xml:space="preserve">1300214259, pese a que </w:t>
       </w:r>
@@ -4560,7 +4475,7 @@
         <w:rPr>
           <w:rFonts w:ascii="Arial Narrow" w:eastAsia="Arial Narrow" w:hAnsi="Arial Narrow" w:cs="Arial Narrow"/>
           <w:kern w:val="0"/>
-          <ns2:ligatures ns2:val="none"/>
+          <w14:ligatures w14:val="none"/>
         </w:rPr>
         <w:t>esta había sido cobrada con anterioridad</w:t>
       </w:r>
@@ -4568,7 +4483,7 @@
         <w:rPr>
           <w:rFonts w:ascii="Arial Narrow" w:eastAsia="Arial Narrow" w:hAnsi="Arial Narrow" w:cs="Arial Narrow"/>
           <w:kern w:val="0"/>
-          <ns2:ligatures ns2:val="none"/>
+          <w14:ligatures w14:val="none"/>
         </w:rPr>
         <w:t xml:space="preserve"> </w:t>
       </w:r>
@@ -4576,7 +4491,7 @@
         <w:rPr>
           <w:rFonts w:ascii="Arial Narrow" w:eastAsia="Arial Narrow" w:hAnsi="Arial Narrow" w:cs="Arial Narrow"/>
           <w:kern w:val="0"/>
-          <ns2:ligatures ns2:val="none"/>
+          <w14:ligatures w14:val="none"/>
         </w:rPr>
         <w:t>de</w:t>
       </w:r>
@@ -4584,7 +4499,7 @@
         <w:rPr>
           <w:rFonts w:ascii="Arial Narrow" w:eastAsia="Arial Narrow" w:hAnsi="Arial Narrow" w:cs="Arial Narrow"/>
           <w:kern w:val="0"/>
-          <ns2:ligatures ns2:val="none"/>
+          <w14:ligatures w14:val="none"/>
         </w:rPr>
         <w:t xml:space="preserve"> la </w:t>
       </w:r>
@@ -4594,7 +4509,7 @@
           <w:kern w:val="0"/>
           <w:shd w:val="clear" w:color="auto" w:fill="FFFFFF"/>
           <w:lang w:eastAsia="es-PE"/>
-          <ns2:ligatures ns2:val="none"/>
+          <w14:ligatures w14:val="none"/>
         </w:rPr>
         <w:t>tarjeta ****8001</w:t>
       </w:r>
@@ -4604,12 +4519,12 @@
           <w:kern w:val="0"/>
           <w:shd w:val="clear" w:color="auto" w:fill="FFFFFF"/>
           <w:lang w:eastAsia="es-PE"/>
-          <ns2:ligatures ns2:val="none"/>
+          <w14:ligatures w14:val="none"/>
         </w:rPr>
         <w:t>.</w:t>
       </w:r>
     </w:p>
-    <w:p ns2:paraId="5EBBE7DB" ns2:textId="77777777">
+    <w:p>
       <w:pPr>
         <w:spacing w:after="0" w:line="240" w:lineRule="auto"/>
         <w:jc w:val="both"/>
@@ -4617,11 +4532,11 @@
           <w:rFonts w:ascii="Arial Narrow" w:eastAsia="Calibri" w:hAnsi="Arial Narrow" w:cs="Arial Narrow"/>
           <w:kern w:val="0"/>
           <w:lang w:eastAsia="es-PE"/>
-          <ns2:ligatures ns2:val="none"/>
-        </w:rPr>
-      </w:pPr>
-    </w:p>
-    <w:p ns2:paraId="73DCE873" ns2:textId="26A8798F">
+          <w14:ligatures w14:val="none"/>
+        </w:rPr>
+      </w:pPr>
+    </w:p>
+    <w:p>
       <w:pPr>
         <w:pStyle w:val="Prrafodelista"/>
         <w:numPr>
@@ -4638,14 +4553,14 @@
         <w:rPr>
           <w:rFonts w:ascii="Arial Narrow" w:eastAsia="Arial Narrow" w:hAnsi="Arial Narrow" w:cs="Arial Narrow"/>
           <w:kern w:val="0"/>
-          <ns2:ligatures ns2:val="none"/>
-        </w:rPr>
-      </w:pPr>
-      <w:r>
-        <w:rPr>
-          <w:rFonts w:ascii="Arial Narrow" w:eastAsia="Arial Narrow" w:hAnsi="Arial Narrow" w:cs="Arial Narrow"/>
-          <w:kern w:val="0"/>
-          <ns2:ligatures ns2:val="none"/>
+          <w14:ligatures w14:val="none"/>
+        </w:rPr>
+      </w:pPr>
+      <w:r>
+        <w:rPr>
+          <w:rFonts w:ascii="Arial Narrow" w:eastAsia="Arial Narrow" w:hAnsi="Arial Narrow" w:cs="Arial Narrow"/>
+          <w:kern w:val="0"/>
+          <w14:ligatures w14:val="none"/>
         </w:rPr>
         <w:t xml:space="preserve">Presunta </w:t>
       </w:r>
@@ -4655,7 +4570,7 @@
           <w:kern w:val="0"/>
           <w:shd w:val="clear" w:color="auto" w:fill="FFFFFF"/>
           <w:lang w:eastAsia="es-PE"/>
-          <ns2:ligatures ns2:val="none"/>
+          <w14:ligatures w14:val="none"/>
         </w:rPr>
         <w:t>infracción al literal e) del artículo 47</w:t>
       </w:r>
@@ -4666,7 +4581,7 @@
           <w:color w:val="000000"/>
           <w:kern w:val="0"/>
           <w:lang w:eastAsia="es-PE"/>
-          <ns2:ligatures ns2:val="none"/>
+          <w14:ligatures w14:val="none"/>
         </w:rPr>
         <w:t/>
       </w:r>
@@ -4676,7 +4591,7 @@
           <w:kern w:val="0"/>
           <w:shd w:val="clear" w:color="auto" w:fill="FFFFFF"/>
           <w:lang w:eastAsia="es-PE"/>
-          <ns2:ligatures ns2:val="none"/>
+          <w14:ligatures w14:val="none"/>
         </w:rPr>
         <w:t xml:space="preserve"> </w:t>
       </w:r>
@@ -4684,7 +4599,7 @@
         <w:rPr>
           <w:rFonts w:ascii="Arial Narrow" w:eastAsia="Calibri" w:hAnsi="Arial Narrow" w:cs="Arial"/>
           <w:kern w:val="0"/>
-          <ns2:ligatures ns2:val="none"/>
+          <w14:ligatures w14:val="none"/>
         </w:rPr>
         <w:t>de</w:t>
       </w:r>
@@ -4694,7 +4609,7 @@
           <w:kern w:val="0"/>
           <w:shd w:val="clear" w:color="auto" w:fill="FFFFFF"/>
           <w:lang w:eastAsia="es-PE"/>
-          <ns2:ligatures ns2:val="none"/>
+          <w14:ligatures w14:val="none"/>
         </w:rPr>
         <w:t xml:space="preserve"> la Ley 29571, Código de Protección y Defensa del Consumidor, </w:t>
       </w:r>
@@ -4705,7 +4620,7 @@
           <w:color w:val="000000"/>
           <w:kern w:val="0"/>
           <w:lang w:eastAsia="es-PE"/>
-          <ns2:ligatures ns2:val="none"/>
+          <w14:ligatures w14:val="none"/>
         </w:rPr>
         <w:t xml:space="preserve">en tanto </w:t>
       </w:r>
@@ -4715,7 +4630,7 @@
           <w:kern w:val="0"/>
           <w:shd w:val="clear" w:color="auto" w:fill="FFFFFF"/>
           <w:lang w:eastAsia="es-PE"/>
-          <ns2:ligatures ns2:val="none"/>
+          <w14:ligatures w14:val="none"/>
         </w:rPr>
         <w:t>la compañía aseguradora no habría</w:t>
       </w:r>
@@ -4726,7 +4641,7 @@
           <w:color w:val="000000"/>
           <w:kern w:val="0"/>
           <w:lang w:eastAsia="es-PE"/>
-          <ns2:ligatures ns2:val="none"/>
+          <w14:ligatures w14:val="none"/>
         </w:rPr>
         <w:t xml:space="preserve"> cumplido con entregar </w:t>
       </w:r>
@@ -4736,7 +4651,7 @@
           <w:color w:val="000000"/>
           <w:kern w:val="0"/>
           <w:lang w:eastAsia="es-ES"/>
-          <ns2:ligatures ns2:val="none"/>
+          <w14:ligatures w14:val="none"/>
         </w:rPr>
         <w:t>oportunamente</w:t>
       </w:r>
@@ -4747,7 +4662,7 @@
           <w:color w:val="000000"/>
           <w:kern w:val="0"/>
           <w:lang w:eastAsia="es-PE"/>
-          <ns2:ligatures ns2:val="none"/>
+          <w14:ligatures w14:val="none"/>
         </w:rPr>
         <w:t xml:space="preserve"> </w:t>
       </w:r>
@@ -4758,7 +4673,7 @@
           <w:color w:val="000000"/>
           <w:kern w:val="0"/>
           <w:lang w:eastAsia="es-PE"/>
-          <ns2:ligatures ns2:val="none"/>
+          <w14:ligatures w14:val="none"/>
         </w:rPr>
         <w:t xml:space="preserve">a la denunciante </w:t>
       </w:r>
@@ -4769,7 +4684,7 @@
           <w:color w:val="000000"/>
           <w:kern w:val="0"/>
           <w:lang w:eastAsia="es-PE"/>
-          <ns2:ligatures ns2:val="none"/>
+          <w14:ligatures w14:val="none"/>
         </w:rPr>
         <w:t>la</w:t>
       </w:r>
@@ -4779,7 +4694,7 @@
           <w:color w:val="000000"/>
           <w:kern w:val="0"/>
           <w:lang w:eastAsia="es-ES"/>
-          <ns2:ligatures ns2:val="none"/>
+          <w14:ligatures w14:val="none"/>
         </w:rPr>
         <w:t xml:space="preserve"> Póliza </w:t>
       </w:r>
@@ -4789,7 +4704,7 @@
           <w:color w:val="000000"/>
           <w:kern w:val="0"/>
           <w:lang w:eastAsia="es-ES"/>
-          <ns2:ligatures ns2:val="none"/>
+          <w14:ligatures w14:val="none"/>
         </w:rPr>
         <w:t/>
       </w:r>
@@ -4799,7 +4714,7 @@
           <w:color w:val="000000"/>
           <w:kern w:val="0"/>
           <w:lang w:eastAsia="es-ES"/>
-          <ns2:ligatures ns2:val="none"/>
+          <w14:ligatures w14:val="none"/>
         </w:rPr>
         <w:t xml:space="preserve"> 1300214259</w:t>
       </w:r>
@@ -4809,7 +4724,7 @@
           <w:color w:val="000000"/>
           <w:kern w:val="0"/>
           <w:lang w:eastAsia="es-ES"/>
-          <ns2:ligatures ns2:val="none"/>
+          <w14:ligatures w14:val="none"/>
         </w:rPr>
         <w:t xml:space="preserve"> contratada</w:t>
       </w:r>
@@ -4819,23 +4734,23 @@
           <w:color w:val="000000"/>
           <w:kern w:val="0"/>
           <w:lang w:eastAsia="es-ES"/>
-          <ns2:ligatures ns2:val="none"/>
+          <w14:ligatures w14:val="none"/>
         </w:rPr>
         <w:t>.</w:t>
       </w:r>
     </w:p>
-    <w:p ns2:paraId="0F42D134" ns2:textId="77777777">
-      <w:pPr>
-        <w:spacing w:after="0" w:line="240" w:lineRule="auto"/>
-        <w:jc w:val="both"/>
-        <w:rPr>
-          <w:rFonts w:ascii="Arial Narrow" w:eastAsia="Arial Narrow" w:hAnsi="Arial Narrow" w:cs="Arial Narrow"/>
-          <w:kern w:val="0"/>
-          <ns2:ligatures ns2:val="none"/>
-        </w:rPr>
-      </w:pPr>
-    </w:p>
-    <w:p ns2:paraId="5F971C83" ns2:textId="4A2491FF">
+    <w:p>
+      <w:pPr>
+        <w:spacing w:after="0" w:line="240" w:lineRule="auto"/>
+        <w:jc w:val="both"/>
+        <w:rPr>
+          <w:rFonts w:ascii="Arial Narrow" w:eastAsia="Arial Narrow" w:hAnsi="Arial Narrow" w:cs="Arial Narrow"/>
+          <w:kern w:val="0"/>
+          <w14:ligatures w14:val="none"/>
+        </w:rPr>
+      </w:pPr>
+    </w:p>
+    <w:p>
       <w:pPr>
         <w:pStyle w:val="Prrafodelista"/>
         <w:numPr>
@@ -4852,7 +4767,7 @@
         <w:rPr>
           <w:rFonts w:ascii="Arial Narrow" w:eastAsia="Arial Narrow" w:hAnsi="Arial Narrow" w:cs="Arial Narrow"/>
           <w:kern w:val="0"/>
-          <ns2:ligatures ns2:val="none"/>
+          <w14:ligatures w14:val="none"/>
         </w:rPr>
       </w:pPr>
       <w:r>
@@ -4861,7 +4776,7 @@
           <w:color w:val="000000"/>
           <w:kern w:val="0"/>
           <w:lang w:eastAsia="es-PE"/>
-          <ns2:ligatures ns2:val="none"/>
+          <w14:ligatures w14:val="none"/>
         </w:rPr>
         <w:t>Presunta</w:t>
       </w:r>
@@ -4871,7 +4786,7 @@
           <w:kern w:val="0"/>
           <w:shd w:val="clear" w:color="auto" w:fill="FFFFFF"/>
           <w:lang w:eastAsia="es-PE"/>
-          <ns2:ligatures ns2:val="none"/>
+          <w14:ligatures w14:val="none"/>
         </w:rPr>
         <w:t xml:space="preserve"> infracción a los artículos 18</w:t>
       </w:r>
@@ -4881,7 +4796,7 @@
           <w:kern w:val="0"/>
           <w:shd w:val="clear" w:color="auto" w:fill="FFFFFF"/>
           <w:lang w:eastAsia="es-PE"/>
-          <ns2:ligatures ns2:val="none"/>
+          <w14:ligatures w14:val="none"/>
         </w:rPr>
         <w:t> y 19</w:t>
       </w:r>
@@ -4890,7 +4805,7 @@
           <w:rFonts w:ascii="Arial Narrow" w:eastAsia="Calibri" w:hAnsi="Arial Narrow" w:cs="Arial Narrow"/>
           <w:kern w:val="0"/>
           <w:lang w:eastAsia="es-PE"/>
-          <ns2:ligatures ns2:val="none"/>
+          <w14:ligatures w14:val="none"/>
         </w:rPr>
         <w:t xml:space="preserve"> de </w:t>
       </w:r>
@@ -4900,7 +4815,7 @@
           <w:kern w:val="0"/>
           <w:shd w:val="clear" w:color="auto" w:fill="FFFFFF"/>
           <w:lang w:eastAsia="es-PE"/>
-          <ns2:ligatures ns2:val="none"/>
+          <w14:ligatures w14:val="none"/>
         </w:rPr>
         <w:t xml:space="preserve">la Ley 29571, Código de Protección y Defensa del Consumidor, </w:t>
       </w:r>
@@ -4908,7 +4823,7 @@
         <w:rPr>
           <w:rFonts w:ascii="Arial Narrow" w:eastAsia="Arial Narrow" w:hAnsi="Arial Narrow" w:cs="Arial Narrow"/>
           <w:kern w:val="0"/>
-          <ns2:ligatures ns2:val="none"/>
+          <w14:ligatures w14:val="none"/>
         </w:rPr>
         <w:t>la compañía aseguradora no habría brindado una atención adecuada a la denunciante por el canal de WhatsApp respecto al canal de cobro, al no brindarle una respuesta ante la información requerida</w:t>
       </w:r>
@@ -4916,23 +4831,23 @@
         <w:rPr>
           <w:rFonts w:ascii="Arial Narrow" w:eastAsia="Arial Narrow" w:hAnsi="Arial Narrow" w:cs="Arial Narrow"/>
           <w:kern w:val="0"/>
-          <ns2:ligatures ns2:val="none"/>
+          <w14:ligatures w14:val="none"/>
         </w:rPr>
         <w:t>.</w:t>
       </w:r>
     </w:p>
-    <w:p ns2:paraId="50F4EF8F" ns2:textId="77777777">
-      <w:pPr>
-        <w:spacing w:after="0" w:line="240" w:lineRule="auto"/>
-        <w:jc w:val="both"/>
-        <w:rPr>
-          <w:rFonts w:ascii="Arial Narrow" w:eastAsia="Arial Narrow" w:hAnsi="Arial Narrow" w:cs="Arial Narrow"/>
-          <w:kern w:val="0"/>
-          <ns2:ligatures ns2:val="none"/>
-        </w:rPr>
-      </w:pPr>
-    </w:p>
-    <w:p ns2:paraId="6DA0DD59" ns2:textId="3D395D77">
+    <w:p>
+      <w:pPr>
+        <w:spacing w:after="0" w:line="240" w:lineRule="auto"/>
+        <w:jc w:val="both"/>
+        <w:rPr>
+          <w:rFonts w:ascii="Arial Narrow" w:eastAsia="Arial Narrow" w:hAnsi="Arial Narrow" w:cs="Arial Narrow"/>
+          <w:kern w:val="0"/>
+          <w14:ligatures w14:val="none"/>
+        </w:rPr>
+      </w:pPr>
+    </w:p>
+    <w:p>
       <w:pPr>
         <w:pStyle w:val="Prrafodelista"/>
         <w:numPr>
@@ -4949,7 +4864,7 @@
         <w:rPr>
           <w:rFonts w:ascii="Arial Narrow" w:eastAsia="Arial Narrow" w:hAnsi="Arial Narrow" w:cs="Arial Narrow"/>
           <w:kern w:val="0"/>
-          <ns2:ligatures ns2:val="none"/>
+          <w14:ligatures w14:val="none"/>
         </w:rPr>
       </w:pPr>
       <w:r>
@@ -4962,7 +4877,7 @@
         <w:rPr>
           <w:rFonts w:ascii="Arial Narrow" w:eastAsia="Arial Narrow" w:hAnsi="Arial Narrow" w:cs="Arial Narrow"/>
           <w:kern w:val="0"/>
-          <ns2:ligatures ns2:val="none"/>
+          <w14:ligatures w14:val="none"/>
         </w:rPr>
         <w:t/>
       </w:r>
@@ -4976,7 +4891,7 @@
         <w:rPr>
           <w:rFonts w:ascii="Arial Narrow" w:eastAsia="Arial Narrow" w:hAnsi="Arial Narrow" w:cs="Arial Narrow"/>
           <w:kern w:val="0"/>
-          <ns2:ligatures ns2:val="none"/>
+          <w14:ligatures w14:val="none"/>
         </w:rPr>
         <w:t/>
       </w:r>
@@ -4990,7 +4905,7 @@
         <w:rPr>
           <w:rFonts w:ascii="Arial Narrow" w:eastAsia="Arial Narrow" w:hAnsi="Arial Narrow" w:cs="Arial Narrow"/>
           <w:kern w:val="0"/>
-          <ns2:ligatures ns2:val="none"/>
+          <w14:ligatures w14:val="none"/>
         </w:rPr>
         <w:t xml:space="preserve">en tanto </w:t>
       </w:r>
@@ -5000,7 +4915,7 @@
           <w:kern w:val="0"/>
           <w:shd w:val="clear" w:color="auto" w:fill="FFFFFF"/>
           <w:lang w:eastAsia="es-PE"/>
-          <ns2:ligatures ns2:val="none"/>
+          <w14:ligatures w14:val="none"/>
         </w:rPr>
         <w:t xml:space="preserve">la compañía aseguradora </w:t>
       </w:r>
@@ -5008,7 +4923,7 @@
         <w:rPr>
           <w:rFonts w:ascii="Arial Narrow" w:eastAsia="Arial Narrow" w:hAnsi="Arial Narrow" w:cs="Arial Narrow"/>
           <w:kern w:val="0"/>
-          <ns2:ligatures ns2:val="none"/>
+          <w14:ligatures w14:val="none"/>
         </w:rPr>
         <w:t xml:space="preserve">habría brindado una respuesta inadecuada al reclamo </w:t>
       </w:r>
@@ -5016,7 +4931,7 @@
         <w:rPr>
           <w:rFonts w:ascii="Arial Narrow" w:eastAsia="Arial Narrow" w:hAnsi="Arial Narrow" w:cs="Arial Narrow"/>
           <w:kern w:val="0"/>
-          <ns2:ligatures ns2:val="none"/>
+          <w14:ligatures w14:val="none"/>
         </w:rPr>
         <w:t xml:space="preserve">25-SBS015033 </w:t>
       </w:r>
@@ -5024,7 +4939,7 @@
         <w:rPr>
           <w:rFonts w:ascii="Arial Narrow" w:eastAsia="Arial Narrow" w:hAnsi="Arial Narrow" w:cs="Arial Narrow"/>
           <w:kern w:val="0"/>
-          <ns2:ligatures ns2:val="none"/>
+          <w14:ligatures w14:val="none"/>
         </w:rPr>
         <w:t xml:space="preserve">presentado por </w:t>
       </w:r>
@@ -5032,7 +4947,7 @@
         <w:rPr>
           <w:rFonts w:ascii="Arial Narrow" w:eastAsia="Arial Narrow" w:hAnsi="Arial Narrow" w:cs="Arial Narrow"/>
           <w:kern w:val="0"/>
-          <ns2:ligatures ns2:val="none"/>
+          <w14:ligatures w14:val="none"/>
         </w:rPr>
         <w:t>la</w:t>
       </w:r>
@@ -5040,7 +4955,7 @@
         <w:rPr>
           <w:rFonts w:ascii="Arial Narrow" w:eastAsia="Arial Narrow" w:hAnsi="Arial Narrow" w:cs="Arial Narrow"/>
           <w:kern w:val="0"/>
-          <ns2:ligatures ns2:val="none"/>
+          <w14:ligatures w14:val="none"/>
         </w:rPr>
         <w:t xml:space="preserve"> denunciante el </w:t>
       </w:r>
@@ -5048,7 +4963,7 @@
         <w:rPr>
           <w:rFonts w:ascii="Arial Narrow" w:eastAsia="Arial Narrow" w:hAnsi="Arial Narrow" w:cs="Arial Narrow"/>
           <w:kern w:val="0"/>
-          <ns2:ligatures ns2:val="none"/>
+          <w14:ligatures w14:val="none"/>
         </w:rPr>
         <w:t xml:space="preserve">29 de abril de 2025</w:t>
       </w:r>
@@ -5056,7 +4971,7 @@
         <w:rPr>
           <w:rFonts w:ascii="Arial Narrow" w:eastAsia="Arial Narrow" w:hAnsi="Arial Narrow" w:cs="Arial Narrow"/>
           <w:kern w:val="0"/>
-          <ns2:ligatures ns2:val="none"/>
+          <w14:ligatures w14:val="none"/>
         </w:rPr>
         <w:t xml:space="preserve"/>
       </w:r>
@@ -5064,7 +4979,7 @@
         <w:rPr>
           <w:rFonts w:ascii="Arial Narrow" w:eastAsia="Arial Narrow" w:hAnsi="Arial Narrow" w:cs="Arial Narrow"/>
           <w:kern w:val="0"/>
-          <ns2:ligatures ns2:val="none"/>
+          <w14:ligatures w14:val="none"/>
         </w:rPr>
         <w:t xml:space="preserve"/>
       </w:r>
@@ -5072,7 +4987,7 @@
         <w:rPr>
           <w:rFonts w:ascii="Arial Narrow" w:eastAsia="Arial Narrow" w:hAnsi="Arial Narrow" w:cs="Arial Narrow"/>
           <w:kern w:val="0"/>
-          <ns2:ligatures ns2:val="none"/>
+          <w14:ligatures w14:val="none"/>
         </w:rPr>
         <w:t xml:space="preserve"/>
       </w:r>
@@ -5080,7 +4995,7 @@
         <w:rPr>
           <w:rFonts w:ascii="Arial Narrow" w:eastAsia="Arial Narrow" w:hAnsi="Arial Narrow" w:cs="Arial Narrow"/>
           <w:kern w:val="0"/>
-          <ns2:ligatures ns2:val="none"/>
+          <w14:ligatures w14:val="none"/>
         </w:rPr>
         <w:t xml:space="preserve"/>
       </w:r>
@@ -5088,23 +5003,23 @@
         <w:rPr>
           <w:rFonts w:ascii="Arial Narrow" w:eastAsia="Arial Narrow" w:hAnsi="Arial Narrow" w:cs="Arial Narrow"/>
           <w:kern w:val="0"/>
-          <ns2:ligatures ns2:val="none"/>
+          <w14:ligatures w14:val="none"/>
         </w:rPr>
         <w:t>.</w:t>
       </w:r>
     </w:p>
-    <w:p ns2:paraId="042B3F54" ns2:textId="777BBF33">
-      <w:pPr>
-        <w:spacing w:after="0" w:line="240" w:lineRule="auto"/>
-        <w:jc w:val="both"/>
-        <w:rPr>
-          <w:rFonts w:ascii="Arial Narrow" w:eastAsia="Arial Narrow" w:hAnsi="Arial Narrow" w:cs="Arial Narrow"/>
-          <w:kern w:val="0"/>
-          <ns2:ligatures ns2:val="none"/>
-        </w:rPr>
-      </w:pPr>
-    </w:p>
-    <w:p ns2:paraId="0A292C9F" ns2:textId="25DF0B37">
+    <w:p>
+      <w:pPr>
+        <w:spacing w:after="0" w:line="240" w:lineRule="auto"/>
+        <w:jc w:val="both"/>
+        <w:rPr>
+          <w:rFonts w:ascii="Arial Narrow" w:eastAsia="Arial Narrow" w:hAnsi="Arial Narrow" w:cs="Arial Narrow"/>
+          <w:kern w:val="0"/>
+          <w14:ligatures w14:val="none"/>
+        </w:rPr>
+      </w:pPr>
+    </w:p>
+    <w:p>
       <w:pPr>
         <w:spacing w:line="240" w:lineRule="auto"/>
         <w:contextualSpacing/>
@@ -5112,7 +5027,7 @@
         <w:rPr>
           <w:rFonts w:ascii="Arial Narrow" w:eastAsia="Calibri" w:hAnsi="Arial Narrow" w:cs="Arial"/>
           <w:kern w:val="0"/>
-          <ns2:ligatures ns2:val="none"/>
+          <w14:ligatures w14:val="none"/>
         </w:rPr>
       </w:pPr>
       <w:r>
@@ -5122,7 +5037,7 @@
           <w:color w:val="000000"/>
           <w:kern w:val="0"/>
           <w:lang w:eastAsia="es-PE"/>
-          <ns2:ligatures ns2:val="none"/>
+          <w14:ligatures w14:val="none"/>
         </w:rPr>
         <w:t>SEGUNDO:</w:t>
       </w:r>
@@ -5132,7 +5047,7 @@
           <w:color w:val="000000"/>
           <w:kern w:val="0"/>
           <w:lang w:eastAsia="es-PE"/>
-          <ns2:ligatures ns2:val="none"/>
+          <w14:ligatures w14:val="none"/>
         </w:rPr>
         <w:t xml:space="preserve"> tener por ofrecidos los medios probatorios presentados en el escrito de denuncia </w:t>
       </w:r>
@@ -5142,7 +5057,7 @@
           <w:color w:val="000000"/>
           <w:kern w:val="0"/>
           <w:lang w:val="es-ES" w:eastAsia="es-ES"/>
-          <ns2:ligatures ns2:val="none"/>
+          <w14:ligatures w14:val="none"/>
         </w:rPr>
         <w:t xml:space="preserve">del </w:t>
       </w:r>
@@ -5152,7 +5067,7 @@
           <w:color w:val="000000"/>
           <w:kern w:val="0"/>
           <w:lang w:val="es-ES" w:eastAsia="es-ES"/>
-          <ns2:ligatures ns2:val="none"/>
+          <w14:ligatures w14:val="none"/>
         </w:rPr>
         <w:t>30 de setiembre de 2025, complementado con el escrito del 31 de octubre de 2025</w:t>
       </w:r>
@@ -5160,12 +5075,12 @@
         <w:rPr>
           <w:rFonts w:ascii="Arial Narrow" w:eastAsia="Calibri" w:hAnsi="Arial Narrow" w:cs="Arial"/>
           <w:kern w:val="0"/>
-          <ns2:ligatures ns2:val="none"/>
+          <w14:ligatures w14:val="none"/>
         </w:rPr>
         <w:t>.</w:t>
       </w:r>
     </w:p>
-    <w:p ns2:paraId="68A17E97" ns2:textId="77777777">
+    <w:p>
       <w:pPr>
         <w:spacing w:line="240" w:lineRule="auto"/>
         <w:contextualSpacing/>
@@ -5175,20 +5090,20 @@
           <w:color w:val="000000"/>
           <w:kern w:val="0"/>
           <w:lang w:eastAsia="es-PE"/>
-          <ns2:ligatures ns2:val="none"/>
-        </w:rPr>
-      </w:pPr>
-    </w:p>
-    <w:p ns2:paraId="168254DA" ns2:textId="57E6E73F">
-      <w:pPr>
-        <w:spacing w:after="0" w:line="240" w:lineRule="auto"/>
-        <w:jc w:val="both"/>
-        <w:rPr>
-          <w:rFonts w:ascii="Arial Narrow" w:eastAsia="Arial Narrow" w:hAnsi="Arial Narrow" w:cs="Arial Narrow"/>
-          <w:color w:val="000000"/>
-          <w:kern w:val="0"/>
-          <w:lang w:eastAsia="es-PE"/>
-          <ns2:ligatures ns2:val="none"/>
+          <w14:ligatures w14:val="none"/>
+        </w:rPr>
+      </w:pPr>
+    </w:p>
+    <w:p>
+      <w:pPr>
+        <w:spacing w:after="0" w:line="240" w:lineRule="auto"/>
+        <w:jc w:val="both"/>
+        <w:rPr>
+          <w:rFonts w:ascii="Arial Narrow" w:eastAsia="Arial Narrow" w:hAnsi="Arial Narrow" w:cs="Arial Narrow"/>
+          <w:color w:val="000000"/>
+          <w:kern w:val="0"/>
+          <w:lang w:eastAsia="es-PE"/>
+          <w14:ligatures w14:val="none"/>
         </w:rPr>
       </w:pPr>
       <w:r>
@@ -5198,7 +5113,7 @@
           <w:color w:val="000000"/>
           <w:kern w:val="0"/>
           <w:lang w:eastAsia="es-PE"/>
-          <ns2:ligatures ns2:val="none"/>
+          <w14:ligatures w14:val="none"/>
         </w:rPr>
         <w:lastRenderedPageBreak/>
         <w:t xml:space="preserve">TERCERO: </w:t>
@@ -5209,7 +5124,7 @@
           <w:color w:val="000000"/>
           <w:kern w:val="0"/>
           <w:lang w:eastAsia="es-PE"/>
-          <ns2:ligatures ns2:val="none"/>
+          <w14:ligatures w14:val="none"/>
         </w:rPr>
         <w:t xml:space="preserve">requerir a </w:t>
       </w:r>
@@ -5219,7 +5134,7 @@
           <w:color w:val="000000"/>
           <w:kern w:val="0"/>
           <w:lang w:eastAsia="es-PE"/>
-          <ns2:ligatures ns2:val="none"/>
+          <w14:ligatures w14:val="none"/>
         </w:rPr>
         <w:t xml:space="preserve">Rímac Seguros y Reaseguros S.A. </w:t>
       </w:r>
@@ -5229,12 +5144,12 @@
           <w:color w:val="000000"/>
           <w:kern w:val="0"/>
           <w:lang w:eastAsia="es-PE"/>
-          <ns2:ligatures ns2:val="none"/>
+          <w14:ligatures w14:val="none"/>
         </w:rPr>
         <w:t>que cumpla con lo siguiente:</w:t>
       </w:r>
     </w:p>
-    <w:p ns2:paraId="20FDFB8D" ns2:textId="77777777">
+    <w:p>
       <w:pPr>
         <w:spacing w:after="0" w:line="240" w:lineRule="auto"/>
         <w:jc w:val="both"/>
@@ -5243,11 +5158,11 @@
           <w:color w:val="000000"/>
           <w:kern w:val="0"/>
           <w:lang w:eastAsia="es-PE"/>
-          <ns2:ligatures ns2:val="none"/>
-        </w:rPr>
-      </w:pPr>
-    </w:p>
-    <w:p ns2:paraId="4AA80738" ns2:textId="77777777">
+          <w14:ligatures w14:val="none"/>
+        </w:rPr>
+      </w:pPr>
+    </w:p>
+    <w:p>
       <w:pPr>
         <w:numPr>
           <w:ilvl w:val="0"/>
@@ -5261,21 +5176,21 @@
           <w:color w:val="000000"/>
           <w:kern w:val="0"/>
           <w:lang w:eastAsia="es-PE"/>
-          <ns2:ligatures ns2:val="none"/>
-        </w:rPr>
-      </w:pPr>
-      <w:r>
-        <w:rPr>
-          <w:rFonts w:ascii="Arial Narrow" w:eastAsia="Arial Narrow" w:hAnsi="Arial Narrow" w:cs="Arial Narrow"/>
-          <w:color w:val="000000"/>
-          <w:kern w:val="0"/>
-          <w:lang w:eastAsia="es-PE"/>
-          <ns2:ligatures ns2:val="none"/>
+          <w14:ligatures w14:val="none"/>
+        </w:rPr>
+      </w:pPr>
+      <w:r>
+        <w:rPr>
+          <w:rFonts w:ascii="Arial Narrow" w:eastAsia="Arial Narrow" w:hAnsi="Arial Narrow" w:cs="Arial Narrow"/>
+          <w:color w:val="000000"/>
+          <w:kern w:val="0"/>
+          <w:lang w:eastAsia="es-PE"/>
+          <w14:ligatures w14:val="none"/>
         </w:rPr>
         <w:t>presentar documentos que acrediten su inscripción en los Registros Públicos o una declaración jurada que indique que cuenta con dicha inscripción;</w:t>
       </w:r>
     </w:p>
-    <w:p ns2:paraId="2B29D59F" ns2:textId="77777777">
+    <w:p>
       <w:pPr>
         <w:numPr>
           <w:ilvl w:val="0"/>
@@ -5289,21 +5204,21 @@
           <w:color w:val="000000"/>
           <w:kern w:val="0"/>
           <w:lang w:eastAsia="es-PE"/>
-          <ns2:ligatures ns2:val="none"/>
-        </w:rPr>
-      </w:pPr>
-      <w:r>
-        <w:rPr>
-          <w:rFonts w:ascii="Arial Narrow" w:eastAsia="Arial Narrow" w:hAnsi="Arial Narrow" w:cs="Arial Narrow"/>
-          <w:color w:val="000000"/>
-          <w:kern w:val="0"/>
-          <w:lang w:eastAsia="es-PE"/>
-          <ns2:ligatures ns2:val="none"/>
+          <w14:ligatures w14:val="none"/>
+        </w:rPr>
+      </w:pPr>
+      <w:r>
+        <w:rPr>
+          <w:rFonts w:ascii="Arial Narrow" w:eastAsia="Arial Narrow" w:hAnsi="Arial Narrow" w:cs="Arial Narrow"/>
+          <w:color w:val="000000"/>
+          <w:kern w:val="0"/>
+          <w:lang w:eastAsia="es-PE"/>
+          <w14:ligatures w14:val="none"/>
         </w:rPr>
         <w:t>presentar copia simple de las facultades de representación de su representante legal en el presente procedimiento o la declaración jurada que indique que cuenta con dichas facultades y que estas se encuentran vigentes;</w:t>
       </w:r>
     </w:p>
-    <w:p ns2:paraId="7EF50C46" ns2:textId="77777777">
+    <w:p>
       <w:pPr>
         <w:numPr>
           <w:ilvl w:val="0"/>
@@ -5317,21 +5232,21 @@
           <w:color w:val="000000"/>
           <w:kern w:val="0"/>
           <w:lang w:eastAsia="es-PE"/>
-          <ns2:ligatures ns2:val="none"/>
-        </w:rPr>
-      </w:pPr>
-      <w:r>
-        <w:rPr>
-          <w:rFonts w:ascii="Arial Narrow" w:eastAsia="Arial Narrow" w:hAnsi="Arial Narrow" w:cs="Arial Narrow"/>
-          <w:color w:val="000000"/>
-          <w:kern w:val="0"/>
-          <w:lang w:eastAsia="es-PE"/>
-          <ns2:ligatures ns2:val="none"/>
+          <w14:ligatures w14:val="none"/>
+        </w:rPr>
+      </w:pPr>
+      <w:r>
+        <w:rPr>
+          <w:rFonts w:ascii="Arial Narrow" w:eastAsia="Arial Narrow" w:hAnsi="Arial Narrow" w:cs="Arial Narrow"/>
+          <w:color w:val="000000"/>
+          <w:kern w:val="0"/>
+          <w:lang w:eastAsia="es-PE"/>
+          <w14:ligatures w14:val="none"/>
         </w:rPr>
         <w:t>consignar el Número de Registro Único de Contribuyentes (RUC); y,</w:t>
       </w:r>
     </w:p>
-    <w:p ns2:paraId="19E4DFA1" ns2:textId="77777777">
+    <w:p>
       <w:pPr>
         <w:numPr>
           <w:ilvl w:val="0"/>
@@ -5343,16 +5258,16 @@
         <w:rPr>
           <w:rFonts w:ascii="Arial Narrow" w:eastAsia="Calibri" w:hAnsi="Arial Narrow" w:cs="Arial"/>
           <w:kern w:val="0"/>
-          <ns2:ligatures ns2:val="none"/>
-        </w:rPr>
-      </w:pPr>
-      <w:r>
-        <w:rPr>
-          <w:rFonts w:ascii="Arial Narrow" w:eastAsia="Arial Narrow" w:hAnsi="Arial Narrow" w:cs="Arial Narrow"/>
-          <w:color w:val="000000"/>
-          <w:kern w:val="0"/>
-          <w:lang w:eastAsia="es-PE"/>
-          <ns2:ligatures ns2:val="none"/>
+          <w14:ligatures w14:val="none"/>
+        </w:rPr>
+      </w:pPr>
+      <w:r>
+        <w:rPr>
+          <w:rFonts w:ascii="Arial Narrow" w:eastAsia="Arial Narrow" w:hAnsi="Arial Narrow" w:cs="Arial Narrow"/>
+          <w:color w:val="000000"/>
+          <w:kern w:val="0"/>
+          <w:lang w:eastAsia="es-PE"/>
+          <w14:ligatures w14:val="none"/>
         </w:rPr>
         <w:t>fijar domicilio procesal para el procedimiento, de conformidad con el numeral 1 del artículo 442</w:t>
       </w:r>
@@ -5362,7 +5277,7 @@
           <w:color w:val="000000"/>
           <w:kern w:val="0"/>
           <w:lang w:eastAsia="es-PE"/>
-          <ns2:ligatures ns2:val="none"/>
+          <w14:ligatures w14:val="none"/>
         </w:rPr>
         <w:t/>
       </w:r>
@@ -5372,7 +5287,7 @@
           <w:color w:val="000000"/>
           <w:kern w:val="0"/>
           <w:lang w:eastAsia="es-PE"/>
-          <ns2:ligatures ns2:val="none"/>
+          <w14:ligatures w14:val="none"/>
         </w:rPr>
         <w:t xml:space="preserve"> del Código Procesal Civil. </w:t>
       </w:r>
@@ -5380,7 +5295,7 @@
         <w:rPr>
           <w:rFonts w:ascii="Arial Narrow" w:eastAsia="Calibri" w:hAnsi="Arial Narrow" w:cs="Arial"/>
           <w:kern w:val="0"/>
-          <ns2:ligatures ns2:val="none"/>
+          <w14:ligatures w14:val="none"/>
         </w:rPr>
         <w:t>Para ello podrá señalar domicilio físico o una dirección electrónica a la que pueda remitirse las notificaciones</w:t>
       </w:r>
@@ -5389,12 +5304,12 @@
           <w:rFonts w:ascii="Arial Narrow" w:eastAsia="Arial" w:hAnsi="Arial Narrow" w:cs="Arial"/>
           <w:kern w:val="0"/>
           <w:lang w:val="es"/>
-          <ns2:ligatures ns2:val="none"/>
+          <w14:ligatures w14:val="none"/>
         </w:rPr>
         <w:t>;</w:t>
       </w:r>
     </w:p>
-    <w:p ns2:paraId="7C63E340" ns2:textId="77777777">
+    <w:p>
       <w:pPr>
         <w:numPr>
           <w:ilvl w:val="0"/>
@@ -5406,14 +5321,14 @@
         <w:rPr>
           <w:rFonts w:ascii="Arial Narrow" w:eastAsia="Calibri" w:hAnsi="Arial Narrow" w:cs="Arial"/>
           <w:kern w:val="0"/>
-          <ns2:ligatures ns2:val="none"/>
+          <w14:ligatures w14:val="none"/>
         </w:rPr>
       </w:pPr>
       <w:r>
         <w:rPr>
           <w:rFonts w:ascii="Arial Narrow" w:eastAsia="Calibri" w:hAnsi="Arial Narrow" w:cs="Arial"/>
           <w:kern w:val="0"/>
-          <ns2:ligatures ns2:val="none"/>
+          <w14:ligatures w14:val="none"/>
         </w:rPr>
         <w:t>en caso califique como micro empresa o pequeña empresa, presentar los documentos que acrediten su volumen de ventas o ingresos brutos percibidos el año anterior relativo a todas sus actividades económicas y el número de trabajadores con el que cuenta</w:t>
       </w:r>
@@ -5423,7 +5338,7 @@
           <w:rFonts w:ascii="Arial Narrow" w:eastAsia="Calibri" w:hAnsi="Arial Narrow" w:cs="Arial"/>
           <w:kern w:val="0"/>
           <w:vertAlign w:val="superscript"/>
-          <ns2:ligatures ns2:val="none"/>
+          <w14:ligatures w14:val="none"/>
         </w:rPr>
         <w:footnoteReference w:id="7"/>
       </w:r>
@@ -5431,7 +5346,7 @@
         <w:rPr>
           <w:rFonts w:ascii="Arial Narrow" w:eastAsia="Calibri" w:hAnsi="Arial Narrow" w:cs="Arial"/>
           <w:kern w:val="0"/>
-          <ns2:ligatures ns2:val="none"/>
+          <w14:ligatures w14:val="none"/>
         </w:rPr>
         <w:t>. Ello, a fin de que la Comisión pueda meritar dicha documentación, conforme lo establece el artículo 110</w:t>
       </w:r>
@@ -5441,7 +5356,7 @@
           <w:color w:val="000000"/>
           <w:kern w:val="0"/>
           <w:lang w:eastAsia="es-PE"/>
-          <ns2:ligatures ns2:val="none"/>
+          <w14:ligatures w14:val="none"/>
         </w:rPr>
         <w:t/>
       </w:r>
@@ -5449,7 +5364,7 @@
         <w:rPr>
           <w:rFonts w:ascii="Arial Narrow" w:eastAsia="Calibri" w:hAnsi="Arial Narrow" w:cs="Arial"/>
           <w:kern w:val="0"/>
-          <ns2:ligatures ns2:val="none"/>
+          <w14:ligatures w14:val="none"/>
         </w:rPr>
         <w:t xml:space="preserve"> del </w:t>
       </w:r>
@@ -5458,7 +5373,7 @@
           <w:rFonts w:ascii="Arial Narrow" w:eastAsia="Calibri" w:hAnsi="Arial Narrow" w:cs="Arial"/>
           <w:spacing w:val="-2"/>
           <w:kern w:val="0"/>
-          <ns2:ligatures ns2:val="none"/>
+          <w14:ligatures w14:val="none"/>
         </w:rPr>
         <w:t>Código</w:t>
       </w:r>
@@ -5469,7 +5384,7 @@
           <w:spacing w:val="-2"/>
           <w:kern w:val="0"/>
           <w:vertAlign w:val="superscript"/>
-          <ns2:ligatures ns2:val="none"/>
+          <w14:ligatures w14:val="none"/>
         </w:rPr>
         <w:footnoteReference w:id="8"/>
       </w:r>
@@ -5478,12 +5393,12 @@
           <w:rFonts w:ascii="Arial Narrow" w:eastAsia="Calibri" w:hAnsi="Arial Narrow" w:cs="Arial"/>
           <w:spacing w:val="-2"/>
           <w:kern w:val="0"/>
-          <ns2:ligatures ns2:val="none"/>
+          <w14:ligatures w14:val="none"/>
         </w:rPr>
         <w:t>.</w:t>
       </w:r>
     </w:p>
-    <w:p ns2:paraId="1F11FE32" ns2:textId="77777777">
+    <w:p>
       <w:pPr>
         <w:spacing w:after="0" w:line="240" w:lineRule="auto"/>
         <w:ind w:left="567"/>
@@ -5493,20 +5408,20 @@
           <w:color w:val="000000"/>
           <w:kern w:val="0"/>
           <w:lang w:eastAsia="es-PE"/>
-          <ns2:ligatures ns2:val="none"/>
-        </w:rPr>
-      </w:pPr>
-    </w:p>
-    <w:p>
-      <w:pPr>
-        <w:spacing w:after="0" w:line="240" w:lineRule="auto"/>
-        <w:jc w:val="both"/>
-        <w:rPr>
-          <w:rFonts w:ascii="Arial Narrow" w:eastAsia="Arial Narrow" w:hAnsi="Arial Narrow" w:cs="Arial Narrow"/>
-          <w:color w:val="000000"/>
-          <w:kern w:val="0"/>
-          <w:lang w:eastAsia="es-PE"/>
-          <ns2:ligatures ns2:val="none"/>
+          <w14:ligatures w14:val="none"/>
+        </w:rPr>
+      </w:pPr>
+    </w:p>
+    <w:p>
+      <w:pPr>
+        <w:spacing w:after="0" w:line="240" w:lineRule="auto"/>
+        <w:jc w:val="both"/>
+        <w:rPr>
+          <w:rFonts w:ascii="Arial Narrow" w:eastAsia="Arial Narrow" w:hAnsi="Arial Narrow" w:cs="Arial Narrow"/>
+          <w:color w:val="000000"/>
+          <w:kern w:val="0"/>
+          <w:lang w:eastAsia="es-PE"/>
+          <w14:ligatures w14:val="none"/>
         </w:rPr>
       </w:pPr>
       <w:r>
@@ -5525,32 +5440,72 @@
           <w:sz w:val="20"/>
           <w:szCs w:val="20"/>
         </w:rPr>
-        <w:t xml:space="preserve">correr traslado de la presente resolución a Rímac Seguros y Reaseguros S.A. para que, de conformidad con lo dispuesto por el artículo 26 de la Ley sobre Facultades, Normas y Organización del Indecopi, aprobada por Decreto Legislativo 807, presente sus descargos sobre la imputación de cargos realizada en un plazo no mayor a cinco (5) días hábiles contado a partir del día siguiente de la notificación de la presente resolución, vencido el cual, el Secretario Técnico declarará en rebeldía al denunciado que no lo hubiera presentado. Debe precisarse que de conformidad con lo establecido por el artículo 223 del Texto Único Ordenado de la Ley 27444, Ley del Procedimiento Administrativo General, las alegaciones y los hechos relevantes de la reclamación, salvo que hayan sido específicamente negadas en la contestación, se tendrán por aceptadas o merituadas como ciertas.</w:t>
-      </w:r>
-    </w:p>
-    <w:p ns2:paraId="228F876C" ns2:textId="77777777">
-      <w:pPr>
-        <w:spacing w:after="0" w:line="240" w:lineRule="auto"/>
-        <w:jc w:val="both"/>
-        <w:rPr>
-          <w:rFonts w:ascii="Arial Narrow" w:eastAsia="Arial Narrow" w:hAnsi="Arial Narrow" w:cs="Arial Narrow"/>
-          <w:color w:val="000000"/>
-          <w:kern w:val="0"/>
-          <w:lang w:eastAsia="es-PE"/>
-          <ns2:ligatures ns2:val="none"/>
-        </w:rPr>
-      </w:pPr>
-    </w:p>
-    <w:p ns2:paraId="774AFBA5" ns2:textId="073C152D">
-      <w:pPr>
-        <w:spacing w:after="0" w:line="240" w:lineRule="auto"/>
-        <w:jc w:val="both"/>
-        <w:rPr>
-          <w:rFonts w:ascii="Arial Narrow" w:eastAsia="Times New Roman" w:hAnsi="Arial Narrow" w:cs="Arial"/>
-          <w:color w:val="000000"/>
-          <w:kern w:val="0"/>
+        <w:t xml:space="preserve">correr traslado de la presente resolución a Rímac Seguros y Reaseguros S.A. para que, de conformidad con lo dispuesto por el artículo 26 de la Ley sobre Facultades, Normas y Organización del Indecopi, aprobada por Decreto Legislativo 807</w:t>
+      </w:r>
+      <w:r>
+        <w:rPr>
+          <w:rStyle w:val="Refdenotaalpie"/>
+          <w:rFonts w:ascii="Arial Narrow" w:eastAsia="Times New Roman" w:hAnsi="Arial Narrow" w:cs="Times New Roman"/>
+          <w:color w:val="000000"/>
+          <w:kern w:val="0"/>
+          <w:vertAlign w:val="superscript"/>
           <w:lang w:val="es-ES" w:eastAsia="es-ES"/>
-          <ns2:ligatures ns2:val="none"/>
+          <w14:ligatures w14:val="none"/>
+        </w:rPr>
+        <w:footnoteReference w:id="14"/>
+      </w:r>
+      <w:r>
+        <w:rPr>
+          <w:rFonts w:ascii="Arial Narrow" w:hAnsi="Arial Narrow" w:cs="Arial Narrow"/>
+          <w:sz w:val="20"/>
+          <w:szCs w:val="20"/>
+        </w:rPr>
+        <w:t xml:space="preserve">, presente sus descargos sobre la imputación de cargos realizada en un plazo no mayor a cinco (5) días hábiles contado a partir del día siguiente de la notificación de la presente resolución, vencido el cual, el Secretario Técnico declarará en rebeldía al denunciado que no lo hubiera presentado. Debe precisarse que de conformidad con lo establecido por el artículo 223 del Texto Único Ordenado de la Ley 27444, Ley del Procedimiento Administrativo General</w:t>
+      </w:r>
+      <w:r>
+        <w:rPr>
+          <w:rStyle w:val="Refdenotaalpie"/>
+          <w:rFonts w:ascii="Arial Narrow" w:eastAsia="Times New Roman" w:hAnsi="Arial Narrow" w:cs="Times New Roman"/>
+          <w:color w:val="000000"/>
+          <w:kern w:val="0"/>
+          <w:vertAlign w:val="superscript"/>
+          <w:lang w:val="es-ES" w:eastAsia="es-ES"/>
+          <w14:ligatures w14:val="none"/>
+        </w:rPr>
+        <w:footnoteReference w:id="15"/>
+      </w:r>
+      <w:r>
+        <w:rPr>
+          <w:rFonts w:ascii="Arial Narrow" w:hAnsi="Arial Narrow" w:cs="Arial Narrow"/>
+          <w:sz w:val="20"/>
+          <w:szCs w:val="20"/>
+        </w:rPr>
+        <w:t xml:space="preserve">, las alegaciones y los hechos relevantes de la reclamación, salvo que hayan sido específicamente negadas en la contestación, se tendrán por aceptadas o merituadas como ciertas.</w:t>
+      </w:r>
+    </w:p>
+    <w:p>
+      <w:pPr>
+        <w:spacing w:after="0" w:line="240" w:lineRule="auto"/>
+        <w:jc w:val="both"/>
+        <w:rPr>
+          <w:rFonts w:ascii="Arial Narrow" w:eastAsia="Arial Narrow" w:hAnsi="Arial Narrow" w:cs="Arial Narrow"/>
+          <w:color w:val="000000"/>
+          <w:kern w:val="0"/>
+          <w:lang w:eastAsia="es-PE"/>
+          <w14:ligatures w14:val="none"/>
+        </w:rPr>
+      </w:pPr>
+    </w:p>
+    <w:p>
+      <w:pPr>
+        <w:spacing w:after="0" w:line="240" w:lineRule="auto"/>
+        <w:jc w:val="both"/>
+        <w:rPr>
+          <w:rFonts w:ascii="Arial Narrow" w:eastAsia="Times New Roman" w:hAnsi="Arial Narrow" w:cs="Arial"/>
+          <w:color w:val="000000"/>
+          <w:kern w:val="0"/>
+          <w:lang w:val="es-ES" w:eastAsia="es-ES"/>
+          <w14:ligatures w14:val="none"/>
         </w:rPr>
       </w:pPr>
       <w:r>
@@ -5560,7 +5515,7 @@
           <w:color w:val="000000"/>
           <w:kern w:val="0"/>
           <w:lang w:eastAsia="es-PE"/>
-          <ns2:ligatures ns2:val="none"/>
+          <w14:ligatures w14:val="none"/>
         </w:rPr>
         <w:t xml:space="preserve">QUINTO: </w:t>
       </w:r>
@@ -5571,7 +5526,7 @@
           <w:color w:val="000000"/>
           <w:kern w:val="0"/>
           <w:lang w:eastAsia="es-ES"/>
-          <ns2:ligatures ns2:val="none"/>
+          <w14:ligatures w14:val="none"/>
         </w:rPr>
         <w:t xml:space="preserve">requerir </w:t>
       </w:r>
@@ -5581,7 +5536,7 @@
           <w:color w:val="000000"/>
           <w:kern w:val="0"/>
           <w:lang w:val="es-ES" w:eastAsia="es-ES"/>
-          <ns2:ligatures ns2:val="none"/>
+          <w14:ligatures w14:val="none"/>
         </w:rPr>
         <w:t xml:space="preserve">que, en un </w:t>
       </w:r>
@@ -5591,7 +5546,7 @@
           <w:color w:val="000000"/>
           <w:kern w:val="0"/>
           <w:lang w:eastAsia="es-ES"/>
-          <ns2:ligatures ns2:val="none"/>
+          <w14:ligatures w14:val="none"/>
         </w:rPr>
         <w:t>plazo no mayor de cinco (5) días hábiles contado a partir del día siguiente de la notificación de la presente resolución</w:t>
       </w:r>
@@ -5602,7 +5557,7 @@
           <w:color w:val="000000"/>
           <w:kern w:val="0"/>
           <w:lang w:eastAsia="es-ES"/>
-          <ns2:ligatures ns2:val="none"/>
+          <w14:ligatures w14:val="none"/>
         </w:rPr>
         <w:t xml:space="preserve">, </w:t>
       </w:r>
@@ -5614,7 +5569,7 @@
           <w:kern w:val="0"/>
           <w:shd w:val="clear" w:color="auto" w:fill="FFFFFF"/>
           <w:lang w:eastAsia="es-PE"/>
-          <ns2:ligatures ns2:val="none"/>
+          <w14:ligatures w14:val="none"/>
         </w:rPr>
         <w:t>el proveedor denunciado</w:t>
       </w:r>
@@ -5624,7 +5579,7 @@
           <w:color w:val="000000"/>
           <w:kern w:val="0"/>
           <w:lang w:eastAsia="es-ES"/>
-          <ns2:ligatures ns2:val="none"/>
+          <w14:ligatures w14:val="none"/>
         </w:rPr>
         <w:t xml:space="preserve"> </w:t>
       </w:r>
@@ -5635,7 +5590,7 @@
           <w:color w:val="000000"/>
           <w:kern w:val="0"/>
           <w:lang w:val="es-ES" w:eastAsia="es-ES"/>
-          <ns2:ligatures ns2:val="none"/>
+          <w14:ligatures w14:val="none"/>
         </w:rPr>
         <w:t xml:space="preserve">cumpla con: </w:t>
       </w:r>
@@ -5645,7 +5600,7 @@
           <w:color w:val="000000"/>
           <w:kern w:val="0"/>
           <w:lang w:val="es-ES" w:eastAsia="es-ES"/>
-          <ns2:ligatures ns2:val="none"/>
+          <w14:ligatures w14:val="none"/>
         </w:rPr>
         <w:t>(i) presentar una copia completa, legible y debidamente suscrita de la Póliza 1300214259 del Seguro de Vida, así como el cargo de remisión de la póliza; (ii) presentar los medios probatorios que acrediten que el cobro por S/ 10 535,78 desde la tarjeta **** 8001 se realizó con la autorización de la denunciante; y, (iii) presentar todas las comunicaciones cursadas con la parte denunciante en virtud del hecho materia de denuncia</w:t>
       </w:r>
@@ -5655,12 +5610,12 @@
           <w:color w:val="000000"/>
           <w:kern w:val="0"/>
           <w:lang w:val="es-ES" w:eastAsia="es-ES"/>
-          <ns2:ligatures ns2:val="none"/>
+          <w14:ligatures w14:val="none"/>
         </w:rPr>
         <w:t>.</w:t>
       </w:r>
     </w:p>
-    <w:p ns2:paraId="12A4D8BD" ns2:textId="77777777">
+    <w:p>
       <w:pPr>
         <w:spacing w:after="0" w:line="240" w:lineRule="auto"/>
         <w:jc w:val="both"/>
@@ -5670,20 +5625,20 @@
           <w:color w:val="000000"/>
           <w:kern w:val="0"/>
           <w:lang w:val="es-ES" w:eastAsia="es-PE"/>
-          <ns2:ligatures ns2:val="none"/>
-        </w:rPr>
-      </w:pPr>
-    </w:p>
-    <w:p ns2:paraId="591B7E6F" ns2:textId="77777777">
-      <w:pPr>
-        <w:spacing w:after="0" w:line="240" w:lineRule="auto"/>
-        <w:jc w:val="both"/>
-        <w:rPr>
-          <w:rFonts w:ascii="Arial Narrow" w:eastAsia="Arial Narrow" w:hAnsi="Arial Narrow" w:cs="Arial Narrow"/>
-          <w:color w:val="000000"/>
-          <w:kern w:val="0"/>
-          <w:lang w:eastAsia="es-PE"/>
-          <ns2:ligatures ns2:val="none"/>
+          <w14:ligatures w14:val="none"/>
+        </w:rPr>
+      </w:pPr>
+    </w:p>
+    <w:p>
+      <w:pPr>
+        <w:spacing w:after="0" w:line="240" w:lineRule="auto"/>
+        <w:jc w:val="both"/>
+        <w:rPr>
+          <w:rFonts w:ascii="Arial Narrow" w:eastAsia="Arial Narrow" w:hAnsi="Arial Narrow" w:cs="Arial Narrow"/>
+          <w:color w:val="000000"/>
+          <w:kern w:val="0"/>
+          <w:lang w:eastAsia="es-PE"/>
+          <w14:ligatures w14:val="none"/>
         </w:rPr>
       </w:pPr>
       <w:r>
@@ -5693,7 +5648,7 @@
           <w:color w:val="000000"/>
           <w:kern w:val="0"/>
           <w:lang w:eastAsia="es-PE"/>
-          <ns2:ligatures ns2:val="none"/>
+          <w14:ligatures w14:val="none"/>
         </w:rPr>
         <w:t>SEXTO:</w:t>
       </w:r>
@@ -5703,7 +5658,7 @@
           <w:color w:val="000000"/>
           <w:kern w:val="0"/>
           <w:lang w:eastAsia="es-PE"/>
-          <ns2:ligatures ns2:val="none"/>
+          <w14:ligatures w14:val="none"/>
         </w:rPr>
         <w:t xml:space="preserve"> </w:t>
       </w:r>
@@ -5714,7 +5669,7 @@
           <w:color w:val="000000"/>
           <w:kern w:val="0"/>
           <w:lang w:eastAsia="es-PE"/>
-          <ns2:ligatures ns2:val="none"/>
+          <w14:ligatures w14:val="none"/>
         </w:rPr>
         <w:t>informar a las partes que el artículo 110</w:t>
       </w:r>
@@ -5724,7 +5679,7 @@
           <w:color w:val="000000"/>
           <w:kern w:val="0"/>
           <w:lang w:eastAsia="es-PE"/>
-          <ns2:ligatures ns2:val="none"/>
+          <w14:ligatures w14:val="none"/>
         </w:rPr>
         <w:t/>
       </w:r>
@@ -5734,7 +5689,7 @@
           <w:color w:val="000000"/>
           <w:kern w:val="0"/>
           <w:lang w:eastAsia="es-PE"/>
-          <ns2:ligatures ns2:val="none"/>
+          <w14:ligatures w14:val="none"/>
         </w:rPr>
         <w:t xml:space="preserve"> de la Ley 29571, Código de Protección y Defensa del Consumidor</w:t>
       </w:r>
@@ -5746,7 +5701,7 @@
           <w:kern w:val="0"/>
           <w:vertAlign w:val="superscript"/>
           <w:lang w:eastAsia="es-PE"/>
-          <ns2:ligatures ns2:val="none"/>
+          <w14:ligatures w14:val="none"/>
         </w:rPr>
         <w:footnoteReference w:id="9"/>
       </w:r>
@@ -5756,7 +5711,7 @@
           <w:color w:val="000000"/>
           <w:kern w:val="0"/>
           <w:lang w:eastAsia="es-PE"/>
-          <ns2:ligatures ns2:val="none"/>
+          <w14:ligatures w14:val="none"/>
         </w:rPr>
         <w:t xml:space="preserve">, faculta a la Comisión a calificar las infracciones de la referida norma como leves, graves o muy graves e imponer sanciones que van desde una amonestación hasta una multa por un máximo de 450 Unidades Impositivas Tributarias, sin perjuicio de las medidas correctivas, reparadoras y complementarias, </w:t>
       </w:r>
@@ -5766,7 +5721,7 @@
           <w:color w:val="000000"/>
           <w:kern w:val="0"/>
           <w:lang w:eastAsia="es-PE"/>
-          <ns2:ligatures ns2:val="none"/>
+          <w14:ligatures w14:val="none"/>
         </w:rPr>
         <w:lastRenderedPageBreak/>
         <w:t>que puedan ordenarse de acuerdo a lo estipulado en los artículos 114</w:t>
@@ -5777,7 +5732,7 @@
           <w:color w:val="000000"/>
           <w:kern w:val="0"/>
           <w:lang w:eastAsia="es-PE"/>
-          <ns2:ligatures ns2:val="none"/>
+          <w14:ligatures w14:val="none"/>
         </w:rPr>
         <w:t/>
       </w:r>
@@ -5787,7 +5742,7 @@
           <w:color w:val="000000"/>
           <w:kern w:val="0"/>
           <w:lang w:eastAsia="es-PE"/>
-          <ns2:ligatures ns2:val="none"/>
+          <w14:ligatures w14:val="none"/>
         </w:rPr>
         <w:t>, 115</w:t>
       </w:r>
@@ -5797,7 +5752,7 @@
           <w:color w:val="000000"/>
           <w:kern w:val="0"/>
           <w:lang w:eastAsia="es-PE"/>
-          <ns2:ligatures ns2:val="none"/>
+          <w14:ligatures w14:val="none"/>
         </w:rPr>
         <w:t/>
       </w:r>
@@ -5807,7 +5762,7 @@
           <w:color w:val="000000"/>
           <w:kern w:val="0"/>
           <w:lang w:eastAsia="es-PE"/>
-          <ns2:ligatures ns2:val="none"/>
+          <w14:ligatures w14:val="none"/>
         </w:rPr>
         <w:t xml:space="preserve"> y 116</w:t>
       </w:r>
@@ -5817,7 +5772,7 @@
           <w:color w:val="000000"/>
           <w:kern w:val="0"/>
           <w:lang w:eastAsia="es-PE"/>
-          <ns2:ligatures ns2:val="none"/>
+          <w14:ligatures w14:val="none"/>
         </w:rPr>
         <w:t/>
       </w:r>
@@ -5827,7 +5782,7 @@
           <w:color w:val="000000"/>
           <w:kern w:val="0"/>
           <w:lang w:eastAsia="es-PE"/>
-          <ns2:ligatures ns2:val="none"/>
+          <w14:ligatures w14:val="none"/>
         </w:rPr>
         <w:t xml:space="preserve"> de la referida norma</w:t>
       </w:r>
@@ -5839,7 +5794,7 @@
           <w:kern w:val="0"/>
           <w:vertAlign w:val="superscript"/>
           <w:lang w:eastAsia="es-PE"/>
-          <ns2:ligatures ns2:val="none"/>
+          <w14:ligatures w14:val="none"/>
         </w:rPr>
         <w:footnoteReference w:id="10"/>
       </w:r>
@@ -5849,7 +5804,7 @@
           <w:color w:val="000000"/>
           <w:kern w:val="0"/>
           <w:lang w:eastAsia="es-PE"/>
-          <ns2:ligatures ns2:val="none"/>
+          <w14:ligatures w14:val="none"/>
         </w:rPr>
         <w:t xml:space="preserve">. </w:t>
       </w:r>
@@ -5860,7 +5815,7 @@
           <w:color w:val="000000"/>
           <w:kern w:val="0"/>
           <w:lang w:eastAsia="es-PE"/>
-          <ns2:ligatures ns2:val="none"/>
+          <w14:ligatures w14:val="none"/>
         </w:rPr>
         <w:t>Asimismo, se consideran circunstancias atenuantes para la graduación de la sanción, el allanamiento de la denuncia o el reconocimiento de las pretensiones en ella contenidas, de acuerdo con el artículo 112</w:t>
       </w:r>
@@ -5870,7 +5825,7 @@
           <w:color w:val="000000"/>
           <w:kern w:val="0"/>
           <w:lang w:eastAsia="es-PE"/>
-          <ns2:ligatures ns2:val="none"/>
+          <w14:ligatures w14:val="none"/>
         </w:rPr>
         <w:t/>
       </w:r>
@@ -5880,7 +5835,7 @@
           <w:color w:val="000000"/>
           <w:kern w:val="0"/>
           <w:lang w:eastAsia="es-PE"/>
-          <ns2:ligatures ns2:val="none"/>
+          <w14:ligatures w14:val="none"/>
         </w:rPr>
         <w:t xml:space="preserve"> del Código</w:t>
       </w:r>
@@ -5892,7 +5847,7 @@
           <w:kern w:val="0"/>
           <w:vertAlign w:val="superscript"/>
           <w:lang w:eastAsia="es-PE"/>
-          <ns2:ligatures ns2:val="none"/>
+          <w14:ligatures w14:val="none"/>
         </w:rPr>
         <w:footnoteReference w:id="11"/>
       </w:r>
@@ -5902,12 +5857,12 @@
           <w:color w:val="000000"/>
           <w:kern w:val="0"/>
           <w:lang w:eastAsia="es-PE"/>
-          <ns2:ligatures ns2:val="none"/>
+          <w14:ligatures w14:val="none"/>
         </w:rPr>
         <w:t>.</w:t>
       </w:r>
     </w:p>
-    <w:p ns2:paraId="0ECE55DF" ns2:textId="77777777">
+    <w:p>
       <w:pPr>
         <w:shd w:val="clear" w:color="auto" w:fill="FFFFFF"/>
         <w:spacing w:after="0" w:line="240" w:lineRule="auto"/>
@@ -5918,11 +5873,11 @@
           <w:color w:val="000000"/>
           <w:kern w:val="0"/>
           <w:lang w:eastAsia="es-PE"/>
-          <ns2:ligatures ns2:val="none"/>
-        </w:rPr>
-      </w:pPr>
-    </w:p>
-    <w:p ns2:paraId="1CC114EB" ns2:textId="77777777">
+          <w14:ligatures w14:val="none"/>
+        </w:rPr>
+      </w:pPr>
+    </w:p>
+    <w:p>
       <w:pPr>
         <w:shd w:val="clear" w:color="auto" w:fill="FFFFFF"/>
         <w:spacing w:after="0" w:line="240" w:lineRule="auto"/>
@@ -5932,7 +5887,7 @@
           <w:color w:val="000000"/>
           <w:kern w:val="0"/>
           <w:lang w:eastAsia="es-PE"/>
-          <ns2:ligatures ns2:val="none"/>
+          <w14:ligatures w14:val="none"/>
         </w:rPr>
       </w:pPr>
       <w:r>
@@ -5942,7 +5897,7 @@
           <w:color w:val="000000"/>
           <w:kern w:val="0"/>
           <w:lang w:eastAsia="es-PE"/>
-          <ns2:ligatures ns2:val="none"/>
+          <w14:ligatures w14:val="none"/>
         </w:rPr>
         <w:lastRenderedPageBreak/>
         <w:t>SÉTIMO:</w:t>
@@ -5953,7 +5908,7 @@
           <w:color w:val="000000"/>
           <w:kern w:val="0"/>
           <w:lang w:eastAsia="es-PE"/>
-          <ns2:ligatures ns2:val="none"/>
+          <w14:ligatures w14:val="none"/>
         </w:rPr>
         <w:t xml:space="preserve"> informar a las partes que conforme a lo establecido en el artículo 39</w:t>
       </w:r>
@@ -5963,7 +5918,7 @@
           <w:color w:val="000000"/>
           <w:kern w:val="0"/>
           <w:lang w:eastAsia="es-PE"/>
-          <ns2:ligatures ns2:val="none"/>
+          <w14:ligatures w14:val="none"/>
         </w:rPr>
         <w:t/>
       </w:r>
@@ -5973,12 +5928,12 @@
           <w:color w:val="000000"/>
           <w:kern w:val="0"/>
           <w:lang w:eastAsia="es-PE"/>
-          <ns2:ligatures ns2:val="none"/>
+          <w14:ligatures w14:val="none"/>
         </w:rPr>
         <w:t xml:space="preserve"> de la Ley sobre Facultades, Normas y Organización del Indecopi, aprobada por Decreto Legislativo 807, los gastos por los peritajes realizados, actuación de pruebas, inspecciones y otros derivados de la tramitación del proceso serán de cargo de la parte que solicita la prueba, salvo pacto en contrario. En todos los casos, la resolución final determinará si los gastos deben ser asumidos por alguna de las partes, o reembolsados a la otra parte o al Indecopi, según sea el caso, de manera adicional a la sanción que haya podido imponerse. </w:t>
       </w:r>
     </w:p>
-    <w:p ns2:paraId="364C4B19" ns2:textId="77777777">
+    <w:p>
       <w:pPr>
         <w:shd w:val="clear" w:color="auto" w:fill="FFFFFF"/>
         <w:spacing w:after="0" w:line="240" w:lineRule="auto"/>
@@ -5988,11 +5943,11 @@
           <w:color w:val="000000"/>
           <w:kern w:val="0"/>
           <w:lang w:eastAsia="es-PE"/>
-          <ns2:ligatures ns2:val="none"/>
-        </w:rPr>
-      </w:pPr>
-    </w:p>
-    <w:p ns2:paraId="27E9BBC0" ns2:textId="77777777">
+          <w14:ligatures w14:val="none"/>
+        </w:rPr>
+      </w:pPr>
+    </w:p>
+    <w:p>
       <w:pPr>
         <w:suppressAutoHyphens/>
         <w:spacing w:after="0" w:line="240" w:lineRule="auto"/>
@@ -6001,7 +5956,7 @@
           <w:rFonts w:ascii="Arial Narrow" w:eastAsia="Calibri" w:hAnsi="Arial Narrow" w:cs="Arial"/>
           <w:kern w:val="0"/>
           <w:u w:val="single"/>
-          <ns2:ligatures ns2:val="none"/>
+          <w14:ligatures w14:val="none"/>
         </w:rPr>
       </w:pPr>
       <w:r>
@@ -6010,7 +5965,7 @@
           <w:b/>
           <w:bCs/>
           <w:kern w:val="0"/>
-          <ns2:ligatures ns2:val="none"/>
+          <w14:ligatures w14:val="none"/>
         </w:rPr>
         <w:t>OCTAVO</w:t>
       </w:r>
@@ -6019,7 +5974,7 @@
           <w:rFonts w:ascii="Arial Narrow" w:eastAsia="Calibri" w:hAnsi="Arial Narrow" w:cs="Arial"/>
           <w:b/>
           <w:kern w:val="0"/>
-          <ns2:ligatures ns2:val="none"/>
+          <w14:ligatures w14:val="none"/>
         </w:rPr>
         <w:t>:</w:t>
       </w:r>
@@ -6027,7 +5982,7 @@
         <w:rPr>
           <w:rFonts w:ascii="Arial Narrow" w:eastAsia="Calibri" w:hAnsi="Arial Narrow" w:cs="Arial"/>
           <w:kern w:val="0"/>
-          <ns2:ligatures ns2:val="none"/>
+          <w14:ligatures w14:val="none"/>
         </w:rPr>
         <w:t xml:space="preserve"> comunicar a las partes que, de acuerdo a lo señalado por el artículo 29</w:t>
       </w:r>
@@ -6037,7 +5992,7 @@
           <w:color w:val="000000"/>
           <w:kern w:val="0"/>
           <w:lang w:eastAsia="es-PE"/>
-          <ns2:ligatures ns2:val="none"/>
+          <w14:ligatures w14:val="none"/>
         </w:rPr>
         <w:t/>
       </w:r>
@@ -6045,7 +6000,7 @@
         <w:rPr>
           <w:rFonts w:ascii="Arial Narrow" w:eastAsia="Calibri" w:hAnsi="Arial Narrow" w:cs="Arial"/>
           <w:kern w:val="0"/>
-          <ns2:ligatures ns2:val="none"/>
+          <w14:ligatures w14:val="none"/>
         </w:rPr>
         <w:t xml:space="preserve"> del Decreto Legislativo 807</w:t>
       </w:r>
@@ -6055,7 +6010,7 @@
           <w:rFonts w:ascii="Arial Narrow" w:eastAsia="Calibri" w:hAnsi="Arial Narrow" w:cs="Arial"/>
           <w:kern w:val="0"/>
           <w:vertAlign w:val="superscript"/>
-          <ns2:ligatures ns2:val="none"/>
+          <w14:ligatures w14:val="none"/>
         </w:rPr>
         <w:footnoteReference w:id="12"/>
       </w:r>
@@ -6063,7 +6018,7 @@
         <w:rPr>
           <w:rFonts w:ascii="Arial Narrow" w:eastAsia="Calibri" w:hAnsi="Arial Narrow" w:cs="Arial"/>
           <w:kern w:val="0"/>
-          <ns2:ligatures ns2:val="none"/>
+          <w14:ligatures w14:val="none"/>
         </w:rPr>
         <w:t xml:space="preserve">, hasta antes de la emisión de la Resolución Final tienen la posibilidad de solicitar una audiencia de conciliación. En caso deleguen a favor de una tercera persona su actuación en la diligencia programada, esta deberá presentar un poder especial con firma legalizada ante Notario Público, donde conste </w:t>
       </w:r>
@@ -6072,7 +6027,7 @@
           <w:rFonts w:ascii="Arial Narrow" w:eastAsia="Calibri" w:hAnsi="Arial Narrow" w:cs="Arial"/>
           <w:kern w:val="0"/>
           <w:u w:val="single"/>
-          <ns2:ligatures ns2:val="none"/>
+          <w14:ligatures w14:val="none"/>
         </w:rPr>
         <w:t>expresamente su facultad para asistir y conciliar en su representación</w:t>
       </w:r>
@@ -6081,7 +6036,7 @@
           <w:rFonts w:ascii="Arial Narrow" w:eastAsia="Calibri" w:hAnsi="Arial Narrow" w:cs="Arial"/>
           <w:bCs/>
           <w:kern w:val="0"/>
-          <ns2:ligatures ns2:val="none"/>
+          <w14:ligatures w14:val="none"/>
         </w:rPr>
         <w:t>.</w:t>
       </w:r>
@@ -6091,7 +6046,7 @@
           <w:b/>
           <w:bCs/>
           <w:kern w:val="0"/>
-          <ns2:ligatures ns2:val="none"/>
+          <w14:ligatures w14:val="none"/>
         </w:rPr>
         <w:t xml:space="preserve"> </w:t>
       </w:r>
@@ -6100,12 +6055,12 @@
           <w:rFonts w:ascii="Arial Narrow" w:eastAsia="Calibri" w:hAnsi="Arial Narrow" w:cs="Arial"/>
           <w:kern w:val="0"/>
           <w:u w:val="single"/>
-          <ns2:ligatures ns2:val="none"/>
+          <w14:ligatures w14:val="none"/>
         </w:rPr>
         <w:t xml:space="preserve">Ello bajo apercibimiento de no realizar la audiencia de conciliación y levantar el acta de inasistencia correspondiente. </w:t>
       </w:r>
     </w:p>
-    <w:p ns2:paraId="4CD47B08" ns2:textId="77777777">
+    <w:p>
       <w:pPr>
         <w:suppressAutoHyphens/>
         <w:spacing w:after="0" w:line="240" w:lineRule="auto"/>
@@ -6114,11 +6069,11 @@
           <w:rFonts w:ascii="Arial Narrow" w:eastAsia="Calibri" w:hAnsi="Arial Narrow" w:cs="Arial"/>
           <w:kern w:val="0"/>
           <w:u w:val="single"/>
-          <ns2:ligatures ns2:val="none"/>
-        </w:rPr>
-      </w:pPr>
-    </w:p>
-    <w:p ns2:paraId="0E80CA49" ns2:textId="77777777">
+          <w14:ligatures w14:val="none"/>
+        </w:rPr>
+      </w:pPr>
+    </w:p>
+    <w:p>
       <w:pPr>
         <w:suppressAutoHyphens/>
         <w:spacing w:after="0" w:line="240" w:lineRule="auto"/>
@@ -6128,7 +6083,7 @@
           <w:color w:val="000000"/>
           <w:kern w:val="0"/>
           <w:lang w:eastAsia="es-PE"/>
-          <ns2:ligatures ns2:val="none"/>
+          <w14:ligatures w14:val="none"/>
         </w:rPr>
       </w:pPr>
       <w:r>
@@ -6138,7 +6093,7 @@
           <w:color w:val="000000"/>
           <w:kern w:val="0"/>
           <w:lang w:eastAsia="es-PE"/>
-          <ns2:ligatures ns2:val="none"/>
+          <w14:ligatures w14:val="none"/>
         </w:rPr>
         <w:t>NOVENO:</w:t>
       </w:r>
@@ -6148,14 +6103,14 @@
           <w:color w:val="000000"/>
           <w:kern w:val="0"/>
           <w:lang w:eastAsia="es-PE"/>
-          <ns2:ligatures ns2:val="none"/>
+          <w14:ligatures w14:val="none"/>
         </w:rPr>
         <w:t xml:space="preserve"> poner en conocimiento de las partes que, antes de la emisión de la Resolución Final, tienen la posibilidad de formular su desistimiento o presentar el acuerdo arribado mediante la conciliación, mediación, transacción o cualquier otro que, de forma indubitable, deje constancia que se ha solucionado la controversia materia de denuncia.</w:t>
       </w:r>
       <w:bookmarkStart w:id="11" w:name="h.gjdgxs" w:colFirst="0" w:colLast="0"/>
       <w:bookmarkEnd w:id="11"/>
     </w:p>
-    <w:p ns2:paraId="7DDD06F7" ns2:textId="77777777">
+    <w:p>
       <w:pPr>
         <w:suppressAutoHyphens/>
         <w:spacing w:after="0" w:line="240" w:lineRule="auto"/>
@@ -6165,11 +6120,11 @@
           <w:color w:val="000000"/>
           <w:kern w:val="0"/>
           <w:lang w:eastAsia="es-PE"/>
-          <ns2:ligatures ns2:val="none"/>
-        </w:rPr>
-      </w:pPr>
-    </w:p>
-    <w:p ns2:paraId="236137A1" ns2:textId="787E442B">
+          <w14:ligatures w14:val="none"/>
+        </w:rPr>
+      </w:pPr>
+    </w:p>
+    <w:p>
       <w:pPr>
         <w:suppressAutoHyphens/>
         <w:spacing w:after="0" w:line="240" w:lineRule="auto"/>
@@ -6192,7 +6147,7 @@
           <w:b/>
           <w:spacing w:val="-3"/>
           <w:kern w:val="0"/>
-          <ns2:ligatures ns2:val="none"/>
+          <w14:ligatures w14:val="none"/>
         </w:rPr>
         <w:t/>
       </w:r>
@@ -6202,7 +6157,7 @@
           <w:bCs/>
           <w:spacing w:val="-3"/>
           <w:kern w:val="0"/>
-          <ns2:ligatures ns2:val="none"/>
+          <w14:ligatures w14:val="none"/>
         </w:rPr>
         <w:t xml:space="preserve"/>
       </w:r>
@@ -6212,7 +6167,7 @@
           <w:bCs/>
           <w:spacing w:val="-3"/>
           <w:kern w:val="0"/>
-          <ns2:ligatures ns2:val="none"/>
+          <w14:ligatures w14:val="none"/>
         </w:rPr>
         <w:t xml:space="preserve"/>
       </w:r>
@@ -6222,7 +6177,7 @@
           <w:bCs/>
           <w:spacing w:val="-3"/>
           <w:kern w:val="0"/>
-          <ns2:ligatures ns2:val="none"/>
+          <w14:ligatures w14:val="none"/>
         </w:rPr>
         <w:t xml:space="preserve"/>
       </w:r>
@@ -6233,7 +6188,7 @@
           <w:bCs/>
           <w:spacing w:val="-3"/>
           <w:kern w:val="0"/>
-          <ns2:ligatures ns2:val="none"/>
+          <w14:ligatures w14:val="none"/>
         </w:rPr>
         <w:t/>
       </w:r>
@@ -6243,7 +6198,7 @@
           <w:bCs/>
           <w:spacing w:val="-3"/>
           <w:kern w:val="0"/>
-          <ns2:ligatures ns2:val="none"/>
+          <w14:ligatures w14:val="none"/>
         </w:rPr>
         <w:t xml:space="preserve"/>
       </w:r>
@@ -6359,7 +6314,7 @@
           <w:color w:val="000000"/>
           <w:kern w:val="0"/>
           <w:lang w:eastAsia="es-PE"/>
-          <ns2:ligatures ns2:val="none"/>
+          <w14:ligatures w14:val="none"/>
         </w:rPr>
         <w:t/>
       </w:r>
@@ -6383,7 +6338,7 @@
           <w:color w:val="000000"/>
           <w:kern w:val="0"/>
           <w:lang w:eastAsia="es-PE"/>
-          <ns2:ligatures ns2:val="none"/>
+          <w14:ligatures w14:val="none"/>
         </w:rPr>
         <w:t/>
       </w:r>
@@ -6409,7 +6364,7 @@
         <w:t/>
       </w:r>
     </w:p>
-    <w:p ns2:paraId="639FE5BE" ns2:textId="77777777">
+    <w:p>
       <w:pPr>
         <w:suppressAutoHyphens/>
         <w:spacing w:after="0" w:line="240" w:lineRule="auto"/>
@@ -6419,7 +6374,7 @@
         </w:rPr>
       </w:pPr>
     </w:p>
-    <w:p ns2:paraId="509D673B" ns2:textId="77777777">
+    <w:p>
       <w:pPr>
         <w:spacing w:after="0" w:line="240" w:lineRule="auto"/>
         <w:jc w:val="both"/>
@@ -6429,11 +6384,11 @@
           <w:color w:val="000000"/>
           <w:kern w:val="0"/>
           <w:lang w:eastAsia="es-PE"/>
-          <ns2:ligatures ns2:val="none"/>
-        </w:rPr>
-      </w:pPr>
-    </w:p>
-    <w:p ns2:paraId="418E1D52" ns2:textId="77777777">
+          <w14:ligatures w14:val="none"/>
+        </w:rPr>
+      </w:pPr>
+    </w:p>
+    <w:p>
       <w:pPr>
         <w:spacing w:after="0" w:line="240" w:lineRule="auto"/>
         <w:jc w:val="both"/>
@@ -6443,11 +6398,11 @@
           <w:color w:val="000000"/>
           <w:kern w:val="0"/>
           <w:lang w:eastAsia="es-PE"/>
-          <ns2:ligatures ns2:val="none"/>
-        </w:rPr>
-      </w:pPr>
-    </w:p>
-    <w:p ns2:paraId="375C384E" ns2:textId="77777777">
+          <w14:ligatures w14:val="none"/>
+        </w:rPr>
+      </w:pPr>
+    </w:p>
+    <w:p>
       <w:pPr>
         <w:spacing w:after="0" w:line="240" w:lineRule="auto"/>
         <w:jc w:val="both"/>
@@ -6457,12 +6412,12 @@
           <w:color w:val="000000"/>
           <w:kern w:val="0"/>
           <w:lang w:eastAsia="es-PE"/>
-          <ns2:ligatures ns2:val="none"/>
+          <w14:ligatures w14:val="none"/>
         </w:rPr>
       </w:pPr>
     </w:p>
     <w:bookmarkEnd w:id="0"/>
-    <w:p ns2:paraId="59985B4A" ns2:textId="77777777">
+    <w:p>
       <w:pPr>
         <w:shd w:val="clear" w:color="auto" w:fill="FFFFFF"/>
         <w:spacing w:after="0" w:line="240" w:lineRule="auto"/>
@@ -6473,7 +6428,7 @@
           <w:bCs/>
           <w:color w:val="000000"/>
           <w:kern w:val="0"/>
-          <ns2:ligatures ns2:val="none"/>
+          <w14:ligatures w14:val="none"/>
         </w:rPr>
       </w:pPr>
       <w:r>
@@ -6483,12 +6438,12 @@
           <w:bCs/>
           <w:color w:val="000000"/>
           <w:kern w:val="0"/>
-          <ns2:ligatures ns2:val="none"/>
+          <w14:ligatures w14:val="none"/>
         </w:rPr>
         <w:t xml:space="preserve">LUISA ANALÍ SILVA MALPARTIDA</w:t>
       </w:r>
     </w:p>
-    <w:p ns2:paraId="44F30378" ns2:textId="77777777">
+    <w:p>
       <w:pPr>
         <w:shd w:val="clear" w:color="auto" w:fill="FFFFFF"/>
         <w:spacing w:after="0" w:line="240" w:lineRule="auto"/>
@@ -6499,7 +6454,7 @@
           <w:bCs/>
           <w:color w:val="000000"/>
           <w:kern w:val="0"/>
-          <ns2:ligatures ns2:val="none"/>
+          <w14:ligatures w14:val="none"/>
         </w:rPr>
       </w:pPr>
       <w:r>
@@ -6509,12 +6464,12 @@
           <w:bCs/>
           <w:color w:val="000000"/>
           <w:kern w:val="0"/>
-          <ns2:ligatures ns2:val="none"/>
+          <w14:ligatures w14:val="none"/>
         </w:rPr>
         <w:t xml:space="preserve">Secretaria Técnica Ad Hoc</w:t>
       </w:r>
     </w:p>
-    <w:p ns2:paraId="39D8E76A" ns2:textId="77777777">
+    <w:p>
       <w:pPr>
         <w:shd w:val="clear" w:color="auto" w:fill="FFFFFF"/>
         <w:spacing w:after="0" w:line="240" w:lineRule="auto"/>
@@ -6525,7 +6480,7 @@
           <w:bCs/>
           <w:color w:val="000000"/>
           <w:kern w:val="0"/>
-          <ns2:ligatures ns2:val="none"/>
+          <w14:ligatures w14:val="none"/>
         </w:rPr>
       </w:pPr>
       <w:r>
@@ -6535,12 +6490,12 @@
           <w:bCs/>
           <w:color w:val="000000"/>
           <w:kern w:val="0"/>
-          <ns2:ligatures ns2:val="none"/>
+          <w14:ligatures w14:val="none"/>
         </w:rPr>
         <w:t>Comisión de Protección al Consumidor 1</w:t>
       </w:r>
     </w:p>
-    <w:p ns2:paraId="513298A9" ns2:textId="77777777">
+    <w:p>
       <w:pPr>
         <w:spacing w:after="0" w:line="240" w:lineRule="auto"/>
         <w:jc w:val="both"/>
@@ -6550,11 +6505,11 @@
           <w:color w:val="000000"/>
           <w:kern w:val="0"/>
           <w:lang w:eastAsia="es-PE"/>
-          <ns2:ligatures ns2:val="none"/>
-        </w:rPr>
-      </w:pPr>
-    </w:p>
-    <w:p ns2:paraId="1D2233A3" ns2:textId="70035CE2">
+          <w14:ligatures w14:val="none"/>
+        </w:rPr>
+      </w:pPr>
+    </w:p>
+    <w:p>
       <w:pPr>
         <w:spacing w:after="0" w:line="240" w:lineRule="auto"/>
         <w:jc w:val="both"/>
@@ -6572,19 +6527,19 @@
           <w:sz w:val="16"/>
           <w:szCs w:val="16"/>
           <w:lang w:eastAsia="es-PE"/>
-          <ns2:ligatures ns2:val="none"/>
+          <w14:ligatures w14:val="none"/>
         </w:rPr>
         <w:t>LSM/JCQ</w:t>
       </w:r>
     </w:p>
-    <w:p ns2:paraId="74AAB5F4" ns2:textId="77777777">
+    <w:p>
       <w:pPr>
         <w:spacing w:line="240" w:lineRule="auto"/>
       </w:pPr>
     </w:p>
     <w:sectPr>
-      <w:headerReference w:type="default" ns3:id="rId8"/>
-      <w:footerReference w:type="default" ns3:id="rId9"/>
+      <w:headerReference w:type="default" r:id="rId8"/>
+      <w:footerReference w:type="default" r:id="rId9"/>
       <w:pgSz w:w="11906" w:h="16838"/>
       <w:pgMar w:top="1417" w:right="1701" w:bottom="1417" w:left="1701" w:header="708" w:footer="708" w:gutter="0"/>
       <w:cols w:space="708"/>
@@ -6595,7 +6550,7 @@
 </file>
 
 <file path=word/endnotes.xml><?xml version="1.0" encoding="utf-8"?>
-<w:endnotes xmlns:wpc="http://schemas.microsoft.com/office/word/2010/wordprocessingCanvas" xmlns:cx="http://schemas.microsoft.com/office/drawing/2014/chartex" xmlns:cx1="http://schemas.microsoft.com/office/drawing/2015/9/8/chartex" xmlns:cx2="http://schemas.microsoft.com/office/drawing/2015/10/21/chartex" xmlns:cx3="http://schemas.microsoft.com/office/drawing/2016/5/9/chartex" xmlns:cx4="http://schemas.microsoft.com/office/drawing/2016/5/10/chartex" xmlns:cx5="http://schemas.microsoft.com/office/drawing/2016/5/11/chartex" xmlns:cx6="http://schemas.microsoft.com/office/drawing/2016/5/12/chartex" xmlns:cx7="http://schemas.microsoft.com/office/drawing/2016/5/13/chartex" xmlns:cx8="http://schemas.microsoft.com/office/drawing/2016/5/14/chartex" xmlns:mc="http://schemas.openxmlformats.org/markup-compatibility/2006" xmlns:aink="http://schemas.microsoft.com/office/drawing/2016/ink" xmlns:am3d="http://schemas.microsoft.com/office/drawing/2017/model3d" xmlns:o="urn:schemas-microsoft-com:office:office" xmlns:oel="http://schemas.microsoft.com/office/2019/extlst" xmlns:r="http://schemas.openxmlformats.org/officeDocument/2006/relationships" xmlns:m="http://schemas.openxmlformats.org/officeDocument/2006/math" xmlns:v="urn:schemas-microsoft-com:vml" xmlns:wp14="http://schemas.microsoft.com/office/word/2010/wordprocessingDrawing" xmlns:wp="http://schemas.openxmlformats.org/drawingml/2006/wordprocessingDrawing" xmlns:w10="urn:schemas-microsoft-com:office:word" xmlns:w="http://schemas.openxmlformats.org/wordprocessingml/2006/main" xmlns:w14="http://schemas.microsoft.com/office/word/2010/wordml" xmlns:w15="http://schemas.microsoft.com/office/word/2012/wordml" xmlns:w16cex="http://schemas.microsoft.com/office/word/2018/wordml/cex" xmlns:w16cid="http://schemas.microsoft.com/office/word/2016/wordml/cid" xmlns:w16="http://schemas.microsoft.com/office/word/2018/wordml" xmlns:w16du="http://schemas.microsoft.com/office/word/2023/wordml/word16du" xmlns:w16sdtdh="http://schemas.microsoft.com/office/word/2020/wordml/sdtdatahash" xmlns:w16sdtfl="http://schemas.microsoft.com/office/word/2024/wordml/sdtformatlock" xmlns:w16se="http://schemas.microsoft.com/office/word/2015/wordml/symex" xmlns:wpg="http://schemas.microsoft.com/office/word/2010/wordprocessingGroup" xmlns:wpi="http://schemas.microsoft.com/office/word/2010/wordprocessingInk" xmlns:wne="http://schemas.microsoft.com/office/word/2006/wordml" xmlns:wps="http://schemas.microsoft.com/office/word/2010/wordprocessingShape" mc:Ignorable="w14 w15 w16se w16cid w16 w16cex w16sdtdh w16sdtfl w16du wp14">
+<w:endnotes xmlns:mc="http://schemas.openxmlformats.org/markup-compatibility/2006" xmlns:r="http://schemas.openxmlformats.org/officeDocument/2006/relationships" xmlns:w="http://schemas.openxmlformats.org/wordprocessingml/2006/main" xmlns:w14="http://schemas.microsoft.com/office/word/2010/wordml" xmlns:w15="http://schemas.microsoft.com/office/word/2012/wordml" xmlns:w16="http://schemas.microsoft.com/office/word/2018/wordml" xmlns:w16cex="http://schemas.microsoft.com/office/word/2018/wordml/cex" xmlns:w16cid="http://schemas.microsoft.com/office/word/2016/wordml/cid" xmlns:w16du="http://schemas.microsoft.com/office/word/2023/wordml/word16du" xmlns:w16sdtdh="http://schemas.microsoft.com/office/word/2020/wordml/sdtdatahash" xmlns:w16se="http://schemas.microsoft.com/office/word/2015/wordml/symex" xmlns:wp14="http://schemas.microsoft.com/office/word/2010/wordprocessingDrawing" mc:Ignorable="w14 w15 w16se w16cid w16 w16cex w16sdtdh w16du wp14">
   <w:endnote w:type="separator" w:id="-1">
     <w:p>
       <w:pPr>
@@ -6620,7 +6575,7 @@
 </file>
 
 <file path=word/footer1.xml><?xml version="1.0" encoding="utf-8"?>
-<w:ftr xmlns:wpc="http://schemas.microsoft.com/office/word/2010/wordprocessingCanvas" xmlns:cx="http://schemas.microsoft.com/office/drawing/2014/chartex" xmlns:cx1="http://schemas.microsoft.com/office/drawing/2015/9/8/chartex" xmlns:cx2="http://schemas.microsoft.com/office/drawing/2015/10/21/chartex" xmlns:cx3="http://schemas.microsoft.com/office/drawing/2016/5/9/chartex" xmlns:cx4="http://schemas.microsoft.com/office/drawing/2016/5/10/chartex" xmlns:cx5="http://schemas.microsoft.com/office/drawing/2016/5/11/chartex" xmlns:cx6="http://schemas.microsoft.com/office/drawing/2016/5/12/chartex" xmlns:cx7="http://schemas.microsoft.com/office/drawing/2016/5/13/chartex" xmlns:cx8="http://schemas.microsoft.com/office/drawing/2016/5/14/chartex" xmlns:mc="http://schemas.openxmlformats.org/markup-compatibility/2006" xmlns:aink="http://schemas.microsoft.com/office/drawing/2016/ink" xmlns:am3d="http://schemas.microsoft.com/office/drawing/2017/model3d" xmlns:o="urn:schemas-microsoft-com:office:office" xmlns:oel="http://schemas.microsoft.com/office/2019/extlst" xmlns:r="http://schemas.openxmlformats.org/officeDocument/2006/relationships" xmlns:m="http://schemas.openxmlformats.org/officeDocument/2006/math" xmlns:v="urn:schemas-microsoft-com:vml" xmlns:wp14="http://schemas.microsoft.com/office/word/2010/wordprocessingDrawing" xmlns:wp="http://schemas.openxmlformats.org/drawingml/2006/wordprocessingDrawing" xmlns:w10="urn:schemas-microsoft-com:office:word" xmlns:w="http://schemas.openxmlformats.org/wordprocessingml/2006/main" xmlns:w14="http://schemas.microsoft.com/office/word/2010/wordml" xmlns:w15="http://schemas.microsoft.com/office/word/2012/wordml" xmlns:w16cex="http://schemas.microsoft.com/office/word/2018/wordml/cex" xmlns:w16cid="http://schemas.microsoft.com/office/word/2016/wordml/cid" xmlns:w16="http://schemas.microsoft.com/office/word/2018/wordml" xmlns:w16du="http://schemas.microsoft.com/office/word/2023/wordml/word16du" xmlns:w16sdtdh="http://schemas.microsoft.com/office/word/2020/wordml/sdtdatahash" xmlns:w16sdtfl="http://schemas.microsoft.com/office/word/2024/wordml/sdtformatlock" xmlns:w16se="http://schemas.microsoft.com/office/word/2015/wordml/symex" xmlns:wpg="http://schemas.microsoft.com/office/word/2010/wordprocessingGroup" xmlns:wpi="http://schemas.microsoft.com/office/word/2010/wordprocessingInk" xmlns:wne="http://schemas.microsoft.com/office/word/2006/wordml" xmlns:wps="http://schemas.microsoft.com/office/word/2010/wordprocessingShape" mc:Ignorable="w14 w15 w16se w16cid w16 w16cex w16sdtdh w16sdtfl w16du wp14">
+<w:ftr xmlns:mc="http://schemas.openxmlformats.org/markup-compatibility/2006" xmlns:r="http://schemas.openxmlformats.org/officeDocument/2006/relationships" xmlns:w="http://schemas.openxmlformats.org/wordprocessingml/2006/main" xmlns:w14="http://schemas.microsoft.com/office/word/2010/wordml" xmlns:w15="http://schemas.microsoft.com/office/word/2012/wordml" xmlns:w16="http://schemas.microsoft.com/office/word/2018/wordml" xmlns:w16cex="http://schemas.microsoft.com/office/word/2018/wordml/cex" xmlns:w16cid="http://schemas.microsoft.com/office/word/2016/wordml/cid" xmlns:w16du="http://schemas.microsoft.com/office/word/2023/wordml/word16du" xmlns:w16sdtdh="http://schemas.microsoft.com/office/word/2020/wordml/sdtdatahash" xmlns:w16se="http://schemas.microsoft.com/office/word/2015/wordml/symex" xmlns:wp14="http://schemas.microsoft.com/office/word/2010/wordprocessingDrawing" mc:Ignorable="w14 w15 w16se w16cid w16 w16cex w16sdtdh w16du wp14">
   <w:p>
     <w:pPr>
       <w:pBdr>
@@ -6699,7 +6654,7 @@
 </file>
 
 <file path=word/footnotes.xml><?xml version="1.0" encoding="utf-8"?>
-<w:footnotes xmlns:wpc="http://schemas.microsoft.com/office/word/2010/wordprocessingCanvas" xmlns:cx="http://schemas.microsoft.com/office/drawing/2014/chartex" xmlns:cx1="http://schemas.microsoft.com/office/drawing/2015/9/8/chartex" xmlns:cx2="http://schemas.microsoft.com/office/drawing/2015/10/21/chartex" xmlns:cx3="http://schemas.microsoft.com/office/drawing/2016/5/9/chartex" xmlns:cx4="http://schemas.microsoft.com/office/drawing/2016/5/10/chartex" xmlns:cx5="http://schemas.microsoft.com/office/drawing/2016/5/11/chartex" xmlns:cx6="http://schemas.microsoft.com/office/drawing/2016/5/12/chartex" xmlns:cx7="http://schemas.microsoft.com/office/drawing/2016/5/13/chartex" xmlns:cx8="http://schemas.microsoft.com/office/drawing/2016/5/14/chartex" xmlns:mc="http://schemas.openxmlformats.org/markup-compatibility/2006" xmlns:aink="http://schemas.microsoft.com/office/drawing/2016/ink" xmlns:am3d="http://schemas.microsoft.com/office/drawing/2017/model3d" xmlns:o="urn:schemas-microsoft-com:office:office" xmlns:oel="http://schemas.microsoft.com/office/2019/extlst" xmlns:r="http://schemas.openxmlformats.org/officeDocument/2006/relationships" xmlns:m="http://schemas.openxmlformats.org/officeDocument/2006/math" xmlns:v="urn:schemas-microsoft-com:vml" xmlns:wp14="http://schemas.microsoft.com/office/word/2010/wordprocessingDrawing" xmlns:wp="http://schemas.openxmlformats.org/drawingml/2006/wordprocessingDrawing" xmlns:w10="urn:schemas-microsoft-com:office:word" xmlns:w="http://schemas.openxmlformats.org/wordprocessingml/2006/main" xmlns:w14="http://schemas.microsoft.com/office/word/2010/wordml" xmlns:w15="http://schemas.microsoft.com/office/word/2012/wordml" xmlns:w16cex="http://schemas.microsoft.com/office/word/2018/wordml/cex" xmlns:w16cid="http://schemas.microsoft.com/office/word/2016/wordml/cid" xmlns:w16="http://schemas.microsoft.com/office/word/2018/wordml" xmlns:w16du="http://schemas.microsoft.com/office/word/2023/wordml/word16du" xmlns:w16sdtdh="http://schemas.microsoft.com/office/word/2020/wordml/sdtdatahash" xmlns:w16sdtfl="http://schemas.microsoft.com/office/word/2024/wordml/sdtformatlock" xmlns:w16se="http://schemas.microsoft.com/office/word/2015/wordml/symex" xmlns:wpg="http://schemas.microsoft.com/office/word/2010/wordprocessingGroup" xmlns:wpi="http://schemas.microsoft.com/office/word/2010/wordprocessingInk" xmlns:wne="http://schemas.microsoft.com/office/word/2006/wordml" xmlns:wps="http://schemas.microsoft.com/office/word/2010/wordprocessingShape" mc:Ignorable="w14 w15 w16se w16cid w16 w16cex w16sdtdh w16sdtfl w16du wp14">
+<w:footnotes xmlns:mc="http://schemas.openxmlformats.org/markup-compatibility/2006" xmlns:r="http://schemas.openxmlformats.org/officeDocument/2006/relationships" xmlns:w="http://schemas.openxmlformats.org/wordprocessingml/2006/main" xmlns:w14="http://schemas.microsoft.com/office/word/2010/wordml" xmlns:w15="http://schemas.microsoft.com/office/word/2012/wordml" xmlns:w16="http://schemas.microsoft.com/office/word/2018/wordml" xmlns:w16cex="http://schemas.microsoft.com/office/word/2018/wordml/cex" xmlns:w16cid="http://schemas.microsoft.com/office/word/2016/wordml/cid" xmlns:w16du="http://schemas.microsoft.com/office/word/2023/wordml/word16du" xmlns:w16sdtdh="http://schemas.microsoft.com/office/word/2020/wordml/sdtdatahash" xmlns:w16se="http://schemas.microsoft.com/office/word/2015/wordml/symex" xmlns:wp14="http://schemas.microsoft.com/office/word/2010/wordprocessingDrawing" mc:Ignorable="w14 w15 w16se w16cid w16 w16cex w16sdtdh w16du wp14">
   <w:footnote w:type="separator" w:id="-1">
     <w:p>
       <w:pPr>
@@ -7913,6 +7868,161 @@
       </w:pPr>
     </w:p>
   </w:footnote>
+  <w:footnote w:id="14">
+    <w:p>
+      <w:pPr>
+        <w:pStyle w:val="Textonotapie"/>
+        <w:ind w:left="567" w:hanging="567"/>
+        <w:jc w:val="both"/>
+      </w:pPr>
+      <w:r>
+        <w:rPr>
+          <w:rStyle w:val="Refdenotaalpie"/>
+          <w:rFonts w:ascii="Arial Narrow" w:hAnsi="Arial Narrow" w:cs="Arial"/>
+          <w:sz w:val="16"/>
+          <w:szCs w:val="14"/>
+          <w:vertAlign w:val="superscript"/>
+        </w:rPr>
+        <w:footnoteRef/>
+      </w:r>
+      <w:r>
+        <w:rPr>
+          <w:rFonts w:ascii="Arial Narrow" w:hAnsi="Arial Narrow" w:cs="Arial"/>
+          <w:sz w:val="14"/>
+          <w:szCs w:val="14"/>
+        </w:rPr>
+        <w:tab/>
+      </w:r>
+      <w:r>
+        <w:rPr>
+          <w:rFonts w:ascii="Arial Narrow" w:hAnsi="Arial Narrow" w:cs="Arial"/>
+          <w:b/>
+          <w:bCs/>
+          <w:sz w:val="14"/>
+          <w:szCs w:val="14"/>
+        </w:rPr>
+        <w:t xml:space="preserve">DECRETO LEGISLATIVO 807, LEY SOBRE FACULTADES, NORMAS Y ORGANIZACIÓN DEL INDECOPI, publicado el 18 de abril de 1996</w:t>
+      </w:r>
+    </w:p>
+    <w:p>
+      <w:pPr>
+        <w:pStyle w:val="Textonotapie"/>
+        <w:ind w:left="567" w:hanging="567"/>
+        <w:jc w:val="both"/>
+      </w:pPr>
+      <w:r>
+        <w:rPr>
+          <w:rFonts w:ascii="Arial Narrow" w:hAnsi="Arial Narrow" w:cs="Arial"/>
+          <w:sz w:val="14"/>
+          <w:szCs w:val="14"/>
+        </w:rPr>
+        <w:tab/>
+      </w:r>
+      <w:r>
+        <w:rPr>
+          <w:rFonts w:ascii="Arial Narrow" w:hAnsi="Arial Narrow" w:cs="Arial"/>
+          <w:b/>
+          <w:bCs/>
+          <w:sz w:val="14"/>
+          <w:szCs w:val="14"/>
+        </w:rPr>
+        <w:t xml:space="preserve">Artículo 26.-</w:t>
+      </w:r>
+      <w:r>
+        <w:rPr>
+          <w:rFonts w:ascii="Arial Narrow" w:hAnsi="Arial Narrow" w:cs="Arial"/>
+          <w:sz w:val="14"/>
+          <w:szCs w:val="14"/>
+        </w:rPr>
+        <w:t xml:space="preserve"> Una vez admitida a trámite la denuncia, se correrá traslado de la misma al denunciado, a fin de que éste presente su descargo. El plazo para la presentación del descargo será de cinco (5) días contados desde la notificación, vencido el cual, el Secretario Técnico declarará en rebeldía al denunciado que no lo hubiera presentado.</w:t>
+      </w:r>
+    </w:p>
+  </w:footnote>
+  <w:footnote w:id="15">
+    <w:p>
+      <w:pPr>
+        <w:pStyle w:val="Textonotapie"/>
+        <w:ind w:left="567" w:hanging="567"/>
+        <w:jc w:val="both"/>
+      </w:pPr>
+      <w:r>
+        <w:rPr>
+          <w:rStyle w:val="Refdenotaalpie"/>
+          <w:rFonts w:ascii="Arial Narrow" w:hAnsi="Arial Narrow" w:cs="Arial"/>
+          <w:sz w:val="16"/>
+          <w:szCs w:val="14"/>
+          <w:vertAlign w:val="superscript"/>
+        </w:rPr>
+        <w:footnoteRef/>
+      </w:r>
+      <w:r>
+        <w:rPr>
+          <w:rFonts w:ascii="Arial Narrow" w:hAnsi="Arial Narrow" w:cs="Arial"/>
+          <w:sz w:val="14"/>
+          <w:szCs w:val="14"/>
+        </w:rPr>
+        <w:tab/>
+      </w:r>
+      <w:r>
+        <w:rPr>
+          <w:rFonts w:ascii="Arial Narrow" w:hAnsi="Arial Narrow" w:cs="Arial"/>
+          <w:b/>
+          <w:bCs/>
+          <w:sz w:val="14"/>
+          <w:szCs w:val="14"/>
+        </w:rPr>
+        <w:t xml:space="preserve">DECRETO SUPREMO 006-2026-JUS, TEXTO ÚNICO ORDENADO DE LA LEY 27444, LEY DEL PROCEDIMIENTO ADMINISTRATIVO GENERAL, publicado el 30 de abril de 2026</w:t>
+      </w:r>
+    </w:p>
+    <w:p>
+      <w:pPr>
+        <w:pStyle w:val="Textonotapie"/>
+        <w:ind w:left="567" w:hanging="567"/>
+        <w:jc w:val="both"/>
+      </w:pPr>
+      <w:r>
+        <w:rPr>
+          <w:rFonts w:ascii="Arial Narrow" w:hAnsi="Arial Narrow" w:cs="Arial"/>
+          <w:sz w:val="14"/>
+          <w:szCs w:val="14"/>
+        </w:rPr>
+        <w:tab/>
+      </w:r>
+      <w:r>
+        <w:rPr>
+          <w:rFonts w:ascii="Arial Narrow" w:hAnsi="Arial Narrow" w:cs="Arial"/>
+          <w:b/>
+          <w:bCs/>
+          <w:sz w:val="14"/>
+          <w:szCs w:val="14"/>
+        </w:rPr>
+        <w:t xml:space="preserve">Artículo 223.- Contestación de la reclamación</w:t>
+      </w:r>
+    </w:p>
+    <w:p>
+      <w:pPr>
+        <w:pStyle w:val="Textonotapie"/>
+        <w:ind w:left="567" w:hanging="567"/>
+        <w:jc w:val="both"/>
+      </w:pPr>
+      <w:r>
+        <w:rPr>
+          <w:rFonts w:ascii="Arial Narrow" w:hAnsi="Arial Narrow" w:cs="Arial"/>
+          <w:sz w:val="14"/>
+          <w:szCs w:val="14"/>
+        </w:rPr>
+        <w:tab/>
+      </w:r>
+      <w:r>
+        <w:rPr>
+          <w:rFonts w:ascii="Arial Narrow" w:hAnsi="Arial Narrow" w:cs="Arial"/>
+          <w:sz w:val="14"/>
+          <w:szCs w:val="14"/>
+        </w:rPr>
+        <w:t xml:space="preserve">223.1 El reclamado deberá presentar la contestación de la reclamación dentro de los quince (15) días posteriores a la notificación de ésta; vencido este plazo, la Administración declarará en rebeldía al reclamado que no la hubiera presentado. La contestación deberá contener los requisitos de los escritos previstos en el artículo 113 de la presente Ley, así como la absolución de todos los asuntos controvertidos de hecho y de derecho, Las alegaciones y los hechos relevantes de la reclamación, salvo que hayan sido específicamente negadas en la contestación, se tendrán por aceptadas o merituadas como ciertas.</w:t>
+      </w:r>
+    </w:p>
+  </w:footnote>
   <w:footnote w:id="9">
     <w:p>
       <w:pPr>
@@ -9323,7 +9433,7 @@
 </file>
 
 <file path=word/header1.xml><?xml version="1.0" encoding="utf-8"?>
-<w:hdr xmlns:wpc="http://schemas.microsoft.com/office/word/2010/wordprocessingCanvas" xmlns:cx="http://schemas.microsoft.com/office/drawing/2014/chartex" xmlns:cx1="http://schemas.microsoft.com/office/drawing/2015/9/8/chartex" xmlns:cx2="http://schemas.microsoft.com/office/drawing/2015/10/21/chartex" xmlns:cx3="http://schemas.microsoft.com/office/drawing/2016/5/9/chartex" xmlns:cx4="http://schemas.microsoft.com/office/drawing/2016/5/10/chartex" xmlns:cx5="http://schemas.microsoft.com/office/drawing/2016/5/11/chartex" xmlns:cx6="http://schemas.microsoft.com/office/drawing/2016/5/12/chartex" xmlns:cx7="http://schemas.microsoft.com/office/drawing/2016/5/13/chartex" xmlns:cx8="http://schemas.microsoft.com/office/drawing/2016/5/14/chartex" xmlns:mc="http://schemas.openxmlformats.org/markup-compatibility/2006" xmlns:aink="http://schemas.microsoft.com/office/drawing/2016/ink" xmlns:am3d="http://schemas.microsoft.com/office/drawing/2017/model3d" xmlns:o="urn:schemas-microsoft-com:office:office" xmlns:oel="http://schemas.microsoft.com/office/2019/extlst" xmlns:r="http://schemas.openxmlformats.org/officeDocument/2006/relationships" xmlns:m="http://schemas.openxmlformats.org/officeDocument/2006/math" xmlns:v="urn:schemas-microsoft-com:vml" xmlns:wp14="http://schemas.microsoft.com/office/word/2010/wordprocessingDrawing" xmlns:wp="http://schemas.openxmlformats.org/drawingml/2006/wordprocessingDrawing" xmlns:w10="urn:schemas-microsoft-com:office:word" xmlns:w="http://schemas.openxmlformats.org/wordprocessingml/2006/main" xmlns:w14="http://schemas.microsoft.com/office/word/2010/wordml" xmlns:w15="http://schemas.microsoft.com/office/word/2012/wordml" xmlns:w16cex="http://schemas.microsoft.com/office/word/2018/wordml/cex" xmlns:w16cid="http://schemas.microsoft.com/office/word/2016/wordml/cid" xmlns:w16="http://schemas.microsoft.com/office/word/2018/wordml" xmlns:w16du="http://schemas.microsoft.com/office/word/2023/wordml/word16du" xmlns:w16sdtdh="http://schemas.microsoft.com/office/word/2020/wordml/sdtdatahash" xmlns:w16sdtfl="http://schemas.microsoft.com/office/word/2024/wordml/sdtformatlock" xmlns:w16se="http://schemas.microsoft.com/office/word/2015/wordml/symex" xmlns:wpg="http://schemas.microsoft.com/office/word/2010/wordprocessingGroup" xmlns:wpi="http://schemas.microsoft.com/office/word/2010/wordprocessingInk" xmlns:wne="http://schemas.microsoft.com/office/word/2006/wordml" xmlns:wps="http://schemas.microsoft.com/office/word/2010/wordprocessingShape" mc:Ignorable="w14 w15 w16se w16cid w16 w16cex w16sdtdh w16sdtfl w16du wp14">
+<w:hdr xmlns:a="http://schemas.openxmlformats.org/drawingml/2006/main" xmlns:a14="http://schemas.microsoft.com/office/drawing/2010/main" xmlns:mc="http://schemas.openxmlformats.org/markup-compatibility/2006" xmlns:pic="http://schemas.openxmlformats.org/drawingml/2006/picture" xmlns:r="http://schemas.openxmlformats.org/officeDocument/2006/relationships" xmlns:w="http://schemas.openxmlformats.org/wordprocessingml/2006/main" xmlns:w14="http://schemas.microsoft.com/office/word/2010/wordml" xmlns:w15="http://schemas.microsoft.com/office/word/2012/wordml" xmlns:w16="http://schemas.microsoft.com/office/word/2018/wordml" xmlns:w16cex="http://schemas.microsoft.com/office/word/2018/wordml/cex" xmlns:w16cid="http://schemas.microsoft.com/office/word/2016/wordml/cid" xmlns:w16du="http://schemas.microsoft.com/office/word/2023/wordml/word16du" xmlns:w16sdtdh="http://schemas.microsoft.com/office/word/2020/wordml/sdtdatahash" xmlns:w16se="http://schemas.microsoft.com/office/word/2015/wordml/symex" xmlns:wp="http://schemas.openxmlformats.org/drawingml/2006/wordprocessingDrawing" xmlns:wp14="http://schemas.microsoft.com/office/word/2010/wordprocessingDrawing" mc:Ignorable="w14 w15 w16se w16cid w16 w16cex w16sdtdh w16du wp14">
   <w:tbl>
     <w:tblPr>
       <w:tblW w:w="8645" w:type="dxa"/>

--- a/plantillas_maestras/02_seguro_vida/cobro_indebido_primas/2_o_mas_ddos_varios/mujer/TPL_2449_2025_SEGURO_VIDA_COBRO_INDEBIDO_PRIMAS_ASEGURADORA_MUJER_R2.docx
+++ b/plantillas_maestras/02_seguro_vida/cobro_indebido_primas/2_o_mas_ddos_varios/mujer/TPL_2449_2025_SEGURO_VIDA_COBRO_INDEBIDO_PRIMAS_ASEGURADORA_MUJER_R2.docx
@@ -546,153 +546,7 @@
           <w:lang w:val="es-ES" w:eastAsia="es-ES"/>
           <w14:ligatures w14:val="none"/>
         </w:rPr>
-        <w:t xml:space="preserve">Mediante el escrito del 30 de setiembre de 2025, complementado con el escrito del 31 de octubre de 2025, la señora [APELLIDO] denunció a Rímac por presuntas infracciones a la Ley 29571, Código de Protección y Defensa del Consumidor (en adelante, Código), señalando lo siguiente:</w:t>
-      </w:r>
-      <w:r>
-        <w:rPr>
-          <w:rFonts w:ascii="Arial Narrow" w:eastAsia="Arial Narrow" w:hAnsi="Arial Narrow" w:cs="Arial Narrow"/>
-          <w:color w:val="000000"/>
-          <w:kern w:val="0"/>
-          <w:sz w:val="22"/>
-          <w:szCs w:val="22"/>
-          <w:lang w:val="es-ES" w:eastAsia="es-ES"/>
-          <w14:ligatures w14:val="none"/>
-        </w:rPr>
-        <w:t xml:space="preserve"/>
-      </w:r>
-      <w:r>
-        <w:rPr>
-          <w:rFonts w:ascii="Arial Narrow" w:eastAsia="Arial Narrow" w:hAnsi="Arial Narrow" w:cs="Arial Narrow"/>
-          <w:color w:val="000000"/>
-          <w:kern w:val="0"/>
-          <w:sz w:val="22"/>
-          <w:szCs w:val="22"/>
-          <w:lang w:val="es-ES" w:eastAsia="es-ES"/>
-          <w14:ligatures w14:val="none"/>
-        </w:rPr>
-        <w:t/>
-      </w:r>
-      <w:r>
-        <w:rPr>
-          <w:rFonts w:ascii="Arial Narrow" w:eastAsia="Arial Narrow" w:hAnsi="Arial Narrow" w:cs="Arial Narrow"/>
-          <w:color w:val="000000"/>
-          <w:kern w:val="0"/>
-          <w:sz w:val="22"/>
-          <w:szCs w:val="22"/>
-          <w:lang w:val="es-ES" w:eastAsia="es-ES"/>
-          <w14:ligatures w14:val="none"/>
-        </w:rPr>
-        <w:t xml:space="preserve"/>
-      </w:r>
-      <w:r>
-        <w:rPr>
-          <w:rFonts w:ascii="Arial Narrow" w:eastAsia="Arial Narrow" w:hAnsi="Arial Narrow" w:cs="Arial Narrow"/>
-          <w:color w:val="000000"/>
-          <w:kern w:val="0"/>
-          <w:sz w:val="22"/>
-          <w:szCs w:val="22"/>
-          <w:lang w:val="es-ES" w:eastAsia="es-ES"/>
-          <w14:ligatures w14:val="none"/>
-        </w:rPr>
-        <w:t/>
-      </w:r>
-      <w:r>
-        <w:rPr>
-          <w:rFonts w:ascii="Arial Narrow" w:eastAsia="Arial Narrow" w:hAnsi="Arial Narrow" w:cs="Arial Narrow"/>
-          <w:color w:val="000000"/>
-          <w:kern w:val="0"/>
-          <w:sz w:val="22"/>
-          <w:szCs w:val="22"/>
-          <w:lang w:val="es-ES" w:eastAsia="es-ES"/>
-          <w14:ligatures w14:val="none"/>
-        </w:rPr>
-        <w:t xml:space="preserve"/>
-      </w:r>
-      <w:r>
-        <w:rPr>
-          <w:rFonts w:ascii="Arial Narrow" w:eastAsia="Arial Narrow" w:hAnsi="Arial Narrow" w:cs="Arial Narrow"/>
-          <w:kern w:val="0"/>
-          <w14:ligatures w14:val="none"/>
-          <w:sz w:val="22"/>
-          <w:szCs w:val="22"/>
-        </w:rPr>
-        <w:t/>
-      </w:r>
-      <w:r>
-        <w:rPr>
-          <w:rFonts w:ascii="Arial Narrow" w:eastAsia="Arial Narrow" w:hAnsi="Arial Narrow" w:cs="Arial Narrow"/>
-          <w:kern w:val="0"/>
-          <w14:ligatures w14:val="none"/>
-          <w:sz w:val="22"/>
-          <w:szCs w:val="22"/>
-        </w:rPr>
-        <w:t xml:space="preserve"/>
-      </w:r>
-      <w:bookmarkStart w:id="2" w:name="_Hlk213032162"/>
-      <w:r>
-        <w:rPr>
-          <w:rFonts w:ascii="Arial Narrow" w:eastAsia="Arial Narrow" w:hAnsi="Arial Narrow" w:cs="Arial Narrow"/>
-          <w:kern w:val="0"/>
-          <w14:ligatures w14:val="none"/>
-          <w:sz w:val="22"/>
-          <w:szCs w:val="22"/>
-        </w:rPr>
-        <w:t xml:space="preserve"/>
-      </w:r>
-      <w:r>
-        <w:rPr>
-          <w:rFonts w:ascii="Arial Narrow" w:eastAsia="Arial Narrow" w:hAnsi="Arial Narrow" w:cs="Arial Narrow"/>
-          <w:kern w:val="0"/>
-          <w14:ligatures w14:val="none"/>
-          <w:sz w:val="22"/>
-          <w:szCs w:val="22"/>
-        </w:rPr>
-        <w:t xml:space="preserve"/>
-      </w:r>
-      <w:r>
-        <w:rPr>
-          <w:rFonts w:ascii="Arial Narrow" w:eastAsia="Arial Narrow" w:hAnsi="Arial Narrow" w:cs="Arial Narrow"/>
-          <w:kern w:val="0"/>
-          <w14:ligatures w14:val="none"/>
-          <w:sz w:val="22"/>
-          <w:szCs w:val="22"/>
-        </w:rPr>
-        <w:t xml:space="preserve"/>
-      </w:r>
-      <w:bookmarkEnd w:id="2"/>
-      <w:r>
-        <w:rPr>
-          <w:rFonts w:ascii="Arial Narrow" w:eastAsia="Arial Narrow" w:hAnsi="Arial Narrow" w:cs="Arial Narrow"/>
-          <w:kern w:val="0"/>
-          <w14:ligatures w14:val="none"/>
-          <w:sz w:val="22"/>
-          <w:szCs w:val="22"/>
-        </w:rPr>
-        <w:t/>
-      </w:r>
-      <w:r>
-        <w:rPr>
-          <w:rFonts w:ascii="Arial Narrow" w:eastAsia="Arial Narrow" w:hAnsi="Arial Narrow" w:cs="Arial Narrow"/>
-          <w:color w:val="000000"/>
-          <w:kern w:val="0"/>
-          <w:sz w:val="22"/>
-          <w:szCs w:val="22"/>
-          <w:lang w:val="es-ES" w:eastAsia="es-ES"/>
-          <w14:ligatures w14:val="none"/>
-        </w:rPr>
-        <w:t/>
-      </w:r>
-      <w:r>
-        <w:rPr>
-          <w:rFonts w:ascii="Arial Narrow" w:eastAsia="Arial Narrow" w:hAnsi="Arial Narrow" w:cs="Arial Narrow"/>
-          <w:color w:val="000000"/>
-          <w:kern w:val="0"/>
-          <w:sz w:val="22"/>
-          <w:szCs w:val="22"/>
-          <w:lang w:val="es-ES" w:eastAsia="es-ES"/>
-          <w14:ligatures w14:val="none"/>
-        </w:rPr>
-        <w:t xml:space="preserve"/>
+        <w:t xml:space="preserve">Mediante el escrito del 30 de setiembre de 2025, complementado con el escrito del 31 de octubre de 2025, la señora [APELLIDO] denunció a Rímac por presuntas infracciones a la Ley 29571, Código de Protección y Defensa del Consumidor</w:t>
       </w:r>
       <w:r>
         <w:rPr>
@@ -707,6 +561,164 @@
           <w14:ligatures w14:val="none"/>
         </w:rPr>
         <w:footnoteReference w:id="1"/>
+      </w:r>
+      <w:r>
+        <w:rPr>
+          <w:rFonts w:ascii="Arial Narrow" w:eastAsia="Arial Narrow" w:hAnsi="Arial Narrow" w:cs="Arial Narrow"/>
+          <w:color w:val="000000"/>
+          <w:kern w:val="0"/>
+          <w:sz w:val="22"/>
+          <w:szCs w:val="22"/>
+          <w:lang w:val="es-ES" w:eastAsia="es-ES"/>
+          <w14:ligatures w14:val="none"/>
+        </w:rPr>
+        <w:t xml:space="preserve"> (en adelante, Código), señalando lo siguiente:</w:t>
+      </w:r>
+      <w:r>
+        <w:rPr>
+          <w:rFonts w:ascii="Arial Narrow" w:eastAsia="Arial Narrow" w:hAnsi="Arial Narrow" w:cs="Arial Narrow"/>
+          <w:color w:val="000000"/>
+          <w:kern w:val="0"/>
+          <w:sz w:val="22"/>
+          <w:szCs w:val="22"/>
+          <w:lang w:val="es-ES" w:eastAsia="es-ES"/>
+          <w14:ligatures w14:val="none"/>
+        </w:rPr>
+        <w:t xml:space="preserve"/>
+      </w:r>
+      <w:r>
+        <w:rPr>
+          <w:rFonts w:ascii="Arial Narrow" w:eastAsia="Arial Narrow" w:hAnsi="Arial Narrow" w:cs="Arial Narrow"/>
+          <w:color w:val="000000"/>
+          <w:kern w:val="0"/>
+          <w:sz w:val="22"/>
+          <w:szCs w:val="22"/>
+          <w:lang w:val="es-ES" w:eastAsia="es-ES"/>
+          <w14:ligatures w14:val="none"/>
+        </w:rPr>
+        <w:t/>
+      </w:r>
+      <w:r>
+        <w:rPr>
+          <w:rFonts w:ascii="Arial Narrow" w:eastAsia="Arial Narrow" w:hAnsi="Arial Narrow" w:cs="Arial Narrow"/>
+          <w:color w:val="000000"/>
+          <w:kern w:val="0"/>
+          <w:sz w:val="22"/>
+          <w:szCs w:val="22"/>
+          <w:lang w:val="es-ES" w:eastAsia="es-ES"/>
+          <w14:ligatures w14:val="none"/>
+        </w:rPr>
+        <w:t xml:space="preserve"/>
+      </w:r>
+      <w:r>
+        <w:rPr>
+          <w:rFonts w:ascii="Arial Narrow" w:eastAsia="Arial Narrow" w:hAnsi="Arial Narrow" w:cs="Arial Narrow"/>
+          <w:color w:val="000000"/>
+          <w:kern w:val="0"/>
+          <w:sz w:val="22"/>
+          <w:szCs w:val="22"/>
+          <w:lang w:val="es-ES" w:eastAsia="es-ES"/>
+          <w14:ligatures w14:val="none"/>
+        </w:rPr>
+        <w:t/>
+      </w:r>
+      <w:r>
+        <w:rPr>
+          <w:rFonts w:ascii="Arial Narrow" w:eastAsia="Arial Narrow" w:hAnsi="Arial Narrow" w:cs="Arial Narrow"/>
+          <w:color w:val="000000"/>
+          <w:kern w:val="0"/>
+          <w:sz w:val="22"/>
+          <w:szCs w:val="22"/>
+          <w:lang w:val="es-ES" w:eastAsia="es-ES"/>
+          <w14:ligatures w14:val="none"/>
+        </w:rPr>
+        <w:t xml:space="preserve"/>
+      </w:r>
+      <w:r>
+        <w:rPr>
+          <w:rFonts w:ascii="Arial Narrow" w:eastAsia="Arial Narrow" w:hAnsi="Arial Narrow" w:cs="Arial Narrow"/>
+          <w:kern w:val="0"/>
+          <w14:ligatures w14:val="none"/>
+          <w:sz w:val="22"/>
+          <w:szCs w:val="22"/>
+        </w:rPr>
+        <w:t/>
+      </w:r>
+      <w:r>
+        <w:rPr>
+          <w:rFonts w:ascii="Arial Narrow" w:eastAsia="Arial Narrow" w:hAnsi="Arial Narrow" w:cs="Arial Narrow"/>
+          <w:kern w:val="0"/>
+          <w14:ligatures w14:val="none"/>
+          <w:sz w:val="22"/>
+          <w:szCs w:val="22"/>
+        </w:rPr>
+        <w:t xml:space="preserve"/>
+      </w:r>
+      <w:bookmarkStart w:id="2" w:name="_Hlk213032162"/>
+      <w:r>
+        <w:rPr>
+          <w:rFonts w:ascii="Arial Narrow" w:eastAsia="Arial Narrow" w:hAnsi="Arial Narrow" w:cs="Arial Narrow"/>
+          <w:kern w:val="0"/>
+          <w14:ligatures w14:val="none"/>
+          <w:sz w:val="22"/>
+          <w:szCs w:val="22"/>
+        </w:rPr>
+        <w:t xml:space="preserve"/>
+      </w:r>
+      <w:r>
+        <w:rPr>
+          <w:rFonts w:ascii="Arial Narrow" w:eastAsia="Arial Narrow" w:hAnsi="Arial Narrow" w:cs="Arial Narrow"/>
+          <w:kern w:val="0"/>
+          <w14:ligatures w14:val="none"/>
+          <w:sz w:val="22"/>
+          <w:szCs w:val="22"/>
+        </w:rPr>
+        <w:t xml:space="preserve"/>
+      </w:r>
+      <w:r>
+        <w:rPr>
+          <w:rFonts w:ascii="Arial Narrow" w:eastAsia="Arial Narrow" w:hAnsi="Arial Narrow" w:cs="Arial Narrow"/>
+          <w:kern w:val="0"/>
+          <w14:ligatures w14:val="none"/>
+          <w:sz w:val="22"/>
+          <w:szCs w:val="22"/>
+        </w:rPr>
+        <w:t xml:space="preserve"/>
+      </w:r>
+      <w:bookmarkEnd w:id="2"/>
+      <w:r>
+        <w:rPr>
+          <w:rFonts w:ascii="Arial Narrow" w:eastAsia="Arial Narrow" w:hAnsi="Arial Narrow" w:cs="Arial Narrow"/>
+          <w:kern w:val="0"/>
+          <w14:ligatures w14:val="none"/>
+          <w:sz w:val="22"/>
+          <w:szCs w:val="22"/>
+        </w:rPr>
+        <w:t/>
+      </w:r>
+      <w:r>
+        <w:rPr>
+          <w:rFonts w:ascii="Arial Narrow" w:eastAsia="Arial Narrow" w:hAnsi="Arial Narrow" w:cs="Arial Narrow"/>
+          <w:color w:val="000000"/>
+          <w:kern w:val="0"/>
+          <w:sz w:val="22"/>
+          <w:szCs w:val="22"/>
+          <w:lang w:val="es-ES" w:eastAsia="es-ES"/>
+          <w14:ligatures w14:val="none"/>
+        </w:rPr>
+        <w:t/>
+      </w:r>
+      <w:r>
+        <w:rPr>
+          <w:rFonts w:ascii="Arial Narrow" w:eastAsia="Arial Narrow" w:hAnsi="Arial Narrow" w:cs="Arial Narrow"/>
+          <w:color w:val="000000"/>
+          <w:kern w:val="0"/>
+          <w:sz w:val="22"/>
+          <w:szCs w:val="22"/>
+          <w:lang w:val="es-ES" w:eastAsia="es-ES"/>
+          <w14:ligatures w14:val="none"/>
+        </w:rPr>
+        <w:t xml:space="preserve"/>
       </w:r>
       <w:r>
         <w:rPr>
@@ -4015,7 +4027,19 @@
           <w14:ligatures w14:val="none"/>
         </w:rPr>
         <w:lastRenderedPageBreak/>
-        <w:t xml:space="preserve">PRIMERO: admitir a trámite la denuncia del 30 de setiembre de 2025, complementado con el escrito del 31 de octubre de 2025, interpuesta por la señora [DENUNCIANTE] contra Rímac Seguros y Reaseguros S.A., por lo siguiente:</w:t>
+        <w:t xml:space="preserve">PRIMERO:</w:t>
+      </w:r>
+      <w:r>
+        <w:rPr>
+          <w:rFonts w:ascii="Arial Narrow" w:eastAsia="Arial Narrow" w:hAnsi="Arial Narrow" w:cs="Arial Narrow"/>
+          <w:color w:val="000000"/>
+          <w:kern w:val="0"/>
+          <w:sz w:val="22"/>
+          <w:szCs w:val="22"/>
+          <w:lang w:eastAsia="es-PE"/>
+          <w14:ligatures w14:val="none"/>
+        </w:rPr>
+        <w:t xml:space="preserve"> admitir a trámite la denuncia del 30 de setiembre de 2025, complementado con el escrito del 31 de octubre de 2025, interpuesta por la señora [DENUNCIANTE] contra Rímac Seguros y Reaseguros S.A., por lo siguiente:</w:t>
       </w:r>
       <w:r>
         <w:rPr>
@@ -6042,7 +6066,19 @@
           <w14:ligatures w14:val="none"/>
         </w:rPr>
         <w:lastRenderedPageBreak/>
-        <w:t xml:space="preserve">TERCERO: </w:t>
+        <w:t xml:space="preserve">TERCERO:</w:t>
+      </w:r>
+      <w:r>
+        <w:rPr>
+          <w:rFonts w:ascii="Arial Narrow" w:eastAsia="Arial Narrow" w:hAnsi="Arial Narrow" w:cs="Arial Narrow"/>
+          <w:color w:val="000000"/>
+          <w:kern w:val="0"/>
+          <w:sz w:val="22"/>
+          <w:szCs w:val="22"/>
+          <w:lang w:eastAsia="es-PE"/>
+          <w14:ligatures w14:val="none"/>
+        </w:rPr>
+        <w:t xml:space="preserve"> </w:t>
       </w:r>
       <w:r>
         <w:rPr>
@@ -6412,7 +6448,15 @@
           <w:sz w:val="22"/>
           <w:szCs w:val="22"/>
         </w:rPr>
-        <w:t xml:space="preserve">CUARTO: </w:t>
+        <w:t xml:space="preserve">CUARTO:</w:t>
+      </w:r>
+      <w:r>
+        <w:rPr>
+          <w:rFonts w:ascii="Arial Narrow" w:eastAsia="Arial Narrow" w:hAnsi="Arial Narrow" w:cs="Arial Narrow"/>
+          <w:sz w:val="22"/>
+          <w:szCs w:val="22"/>
+        </w:rPr>
+        <w:t xml:space="preserve"> </w:t>
       </w:r>
       <w:r>
         <w:rPr>
@@ -6434,7 +6478,7 @@
           <w:lang w:val="es-ES" w:eastAsia="es-ES"/>
           <w14:ligatures w14:val="none"/>
         </w:rPr>
-        <w:footnoteReference w:id="14"/>
+        <w:footnoteReference w:id="9"/>
       </w:r>
       <w:r>
         <w:rPr>
@@ -6456,7 +6500,7 @@
           <w:lang w:val="es-ES" w:eastAsia="es-ES"/>
           <w14:ligatures w14:val="none"/>
         </w:rPr>
-        <w:footnoteReference w:id="15"/>
+        <w:footnoteReference w:id="10"/>
       </w:r>
       <w:r>
         <w:rPr>
@@ -6507,7 +6551,19 @@
           <w:lang w:eastAsia="es-PE"/>
           <w14:ligatures w14:val="none"/>
         </w:rPr>
-        <w:t xml:space="preserve">QUINTO: </w:t>
+        <w:t xml:space="preserve">QUINTO:</w:t>
+      </w:r>
+      <w:r>
+        <w:rPr>
+          <w:rFonts w:ascii="Arial Narrow" w:eastAsia="Arial Narrow" w:hAnsi="Arial Narrow" w:cs="Arial Narrow"/>
+          <w:color w:val="000000"/>
+          <w:kern w:val="0"/>
+          <w:sz w:val="22"/>
+          <w:szCs w:val="22"/>
+          <w:lang w:eastAsia="es-PE"/>
+          <w14:ligatures w14:val="none"/>
+        </w:rPr>
+        <w:t xml:space="preserve"> </w:t>
       </w:r>
       <w:bookmarkStart w:id="8" w:name="_Hlk188286813"/>
       <w:r>
@@ -6727,7 +6783,7 @@
           <w:lang w:eastAsia="es-PE"/>
           <w14:ligatures w14:val="none"/>
         </w:rPr>
-        <w:footnoteReference w:id="9"/>
+        <w:footnoteReference w:id="11"/>
       </w:r>
       <w:r>
         <w:rPr>
@@ -6838,7 +6894,7 @@
           <w:lang w:eastAsia="es-PE"/>
           <w14:ligatures w14:val="none"/>
         </w:rPr>
-        <w:footnoteReference w:id="10"/>
+        <w:footnoteReference w:id="12"/>
       </w:r>
       <w:r>
         <w:rPr>
@@ -6901,7 +6957,7 @@
           <w:lang w:eastAsia="es-PE"/>
           <w14:ligatures w14:val="none"/>
         </w:rPr>
-        <w:footnoteReference w:id="11"/>
+        <w:footnoteReference w:id="13"/>
       </w:r>
       <w:r>
         <w:rPr>
@@ -7094,7 +7150,7 @@
           <w:vertAlign w:val="superscript"/>
           <w14:ligatures w14:val="none"/>
         </w:rPr>
-        <w:footnoteReference w:id="12"/>
+        <w:footnoteReference w:id="14"/>
       </w:r>
       <w:r>
         <w:rPr>
@@ -7112,29 +7168,139 @@
           <w:kern w:val="0"/>
           <w:sz w:val="22"/>
           <w:szCs w:val="22"/>
+          <w14:ligatures w14:val="none"/>
+        </w:rPr>
+        <w:t>expresamente su facultad para asistir y conciliar en su representación</w:t>
+      </w:r>
+      <w:r>
+        <w:rPr>
+          <w:rFonts w:ascii="Arial Narrow" w:eastAsia="Arial Narrow" w:hAnsi="Arial Narrow" w:cs="Arial Narrow"/>
+          <w:kern w:val="0"/>
+          <w14:ligatures w14:val="none"/>
+          <w:sz w:val="22"/>
+          <w:szCs w:val="22"/>
+        </w:rPr>
+        <w:t>.</w:t>
+      </w:r>
+      <w:r>
+        <w:rPr>
+          <w:rFonts w:ascii="Arial Narrow" w:eastAsia="Arial Narrow" w:hAnsi="Arial Narrow" w:cs="Arial Narrow"/>
+          <w:kern w:val="0"/>
+          <w14:ligatures w14:val="none"/>
+          <w:sz w:val="22"/>
+          <w:szCs w:val="22"/>
+        </w:rPr>
+        <w:t xml:space="preserve"> </w:t>
+      </w:r>
+      <w:r>
+        <w:rPr>
+          <w:rFonts w:ascii="Arial Narrow" w:eastAsia="Arial Narrow" w:hAnsi="Arial Narrow" w:cs="Arial Narrow"/>
+          <w:kern w:val="0"/>
+          <w:sz w:val="22"/>
+          <w:szCs w:val="22"/>
+          <w14:ligatures w14:val="none"/>
+        </w:rPr>
+        <w:t xml:space="preserve">Ello bajo apercibimiento de no realizar la audiencia de conciliación y levantar el acta de inasistencia correspondiente. </w:t>
+      </w:r>
+    </w:p>
+    <w:p>
+      <w:pPr>
+        <w:suppressAutoHyphens/>
+        <w:spacing w:after="0" w:line="240" w:lineRule="auto"/>
+        <w:jc w:val="both"/>
+        <w:rPr>
+          <w:rFonts w:ascii="Arial Narrow" w:eastAsia="Arial Narrow" w:hAnsi="Arial Narrow" w:cs="Arial Narrow"/>
+          <w:kern w:val="0"/>
+          <w:sz w:val="22"/>
+          <w:szCs w:val="22"/>
           <w:u w:val="single"/>
           <w14:ligatures w14:val="none"/>
         </w:rPr>
-        <w:t>expresamente su facultad para asistir y conciliar en su representación</w:t>
-      </w:r>
-      <w:r>
-        <w:rPr>
-          <w:rFonts w:ascii="Arial Narrow" w:eastAsia="Arial Narrow" w:hAnsi="Arial Narrow" w:cs="Arial Narrow"/>
-          <w:bCs/>
-          <w:kern w:val="0"/>
-          <w14:ligatures w14:val="none"/>
-          <w:sz w:val="22"/>
-          <w:szCs w:val="22"/>
-        </w:rPr>
-        <w:t>.</w:t>
-      </w:r>
+      </w:pPr>
+    </w:p>
+    <w:p>
+      <w:pPr>
+        <w:suppressAutoHyphens/>
+        <w:spacing w:after="0" w:line="240" w:lineRule="auto"/>
+        <w:jc w:val="both"/>
+        <w:rPr>
+          <w:rFonts w:ascii="Arial Narrow" w:eastAsia="Arial Narrow" w:hAnsi="Arial Narrow" w:cs="Arial Narrow"/>
+          <w:color w:val="000000"/>
+          <w:kern w:val="0"/>
+          <w:sz w:val="22"/>
+          <w:szCs w:val="22"/>
+          <w:lang w:eastAsia="es-PE"/>
+          <w14:ligatures w14:val="none"/>
+        </w:rPr>
+      </w:pPr>
+      <w:r>
+        <w:rPr>
+          <w:rFonts w:ascii="Arial Narrow" w:eastAsia="Arial Narrow" w:hAnsi="Arial Narrow" w:cs="Arial Narrow"/>
+          <w:b/>
+          <w:color w:val="000000"/>
+          <w:kern w:val="0"/>
+          <w:sz w:val="22"/>
+          <w:szCs w:val="22"/>
+          <w:lang w:eastAsia="es-PE"/>
+          <w14:ligatures w14:val="none"/>
+        </w:rPr>
+        <w:t>NOVENO:</w:t>
+      </w:r>
+      <w:r>
+        <w:rPr>
+          <w:rFonts w:ascii="Arial Narrow" w:eastAsia="Arial Narrow" w:hAnsi="Arial Narrow" w:cs="Arial Narrow"/>
+          <w:color w:val="000000"/>
+          <w:kern w:val="0"/>
+          <w:sz w:val="22"/>
+          <w:szCs w:val="22"/>
+          <w:lang w:eastAsia="es-PE"/>
+          <w14:ligatures w14:val="none"/>
+        </w:rPr>
+        <w:t xml:space="preserve"> poner en conocimiento de las partes que, antes de la emisión de la Resolución Final, tienen la posibilidad de formular su desistimiento o presentar el acuerdo arribado mediante la conciliación, mediación, transacción o cualquier otro que, de forma indubitable, deje constancia que se ha solucionado la controversia materia de denuncia.</w:t>
+      </w:r>
+      <w:bookmarkStart w:id="11" w:name="h.gjdgxs" w:colFirst="0" w:colLast="0"/>
+      <w:bookmarkEnd w:id="11"/>
+    </w:p>
+    <w:p>
+      <w:pPr>
+        <w:suppressAutoHyphens/>
+        <w:spacing w:after="0" w:line="240" w:lineRule="auto"/>
+        <w:jc w:val="both"/>
+        <w:rPr>
+          <w:rFonts w:ascii="Arial Narrow" w:eastAsia="Arial Narrow" w:hAnsi="Arial Narrow" w:cs="Arial Narrow"/>
+          <w:color w:val="000000"/>
+          <w:kern w:val="0"/>
+          <w:sz w:val="22"/>
+          <w:szCs w:val="22"/>
+          <w:lang w:eastAsia="es-PE"/>
+          <w14:ligatures w14:val="none"/>
+        </w:rPr>
+      </w:pPr>
+    </w:p>
+    <w:p>
+      <w:pPr>
+        <w:suppressAutoHyphens/>
+        <w:spacing w:after="0" w:line="240" w:lineRule="auto"/>
+        <w:jc w:val="both"/>
+        <w:rPr>
+          <w:rFonts w:ascii="Arial Narrow" w:eastAsia="Arial Narrow" w:hAnsi="Arial Narrow" w:cs="Arial Narrow"/>
+          <w:sz w:val="22"/>
+          <w:szCs w:val="22"/>
+        </w:rPr>
+      </w:pPr>
       <w:r>
         <w:rPr>
           <w:rFonts w:ascii="Arial Narrow" w:eastAsia="Arial Narrow" w:hAnsi="Arial Narrow" w:cs="Arial Narrow"/>
           <w:b/>
           <w:bCs/>
-          <w:kern w:val="0"/>
-          <w14:ligatures w14:val="none"/>
+          <w:sz w:val="22"/>
+          <w:szCs w:val="22"/>
+        </w:rPr>
+        <w:t xml:space="preserve">DÉCIMO:</w:t>
+      </w:r>
+      <w:r>
+        <w:rPr>
+          <w:rFonts w:ascii="Arial Narrow" w:eastAsia="Arial Narrow" w:hAnsi="Arial Narrow" w:cs="Arial Narrow"/>
           <w:sz w:val="22"/>
           <w:szCs w:val="22"/>
         </w:rPr>
@@ -7143,13 +7309,282 @@
       <w:r>
         <w:rPr>
           <w:rFonts w:ascii="Arial Narrow" w:eastAsia="Arial Narrow" w:hAnsi="Arial Narrow" w:cs="Arial Narrow"/>
-          <w:kern w:val="0"/>
-          <w:sz w:val="22"/>
-          <w:szCs w:val="22"/>
-          <w:u w:val="single"/>
-          <w14:ligatures w14:val="none"/>
-        </w:rPr>
-        <w:t xml:space="preserve">Ello bajo apercibimiento de no realizar la audiencia de conciliación y levantar el acta de inasistencia correspondiente. </w:t>
+          <w:sz w:val="22"/>
+          <w:szCs w:val="22"/>
+        </w:rPr>
+        <w:t xml:space="preserve">requerir a la señora [DENUNCIANTE] y Rímac Seguros y Reaseguros S.A. para que, dentro del plazo de dos (2) días hábiles siguientes a la fecha en que reciban la notificación en sus bandejas de correo electrónico, efectúen la confirmación de recepción de la notificación remitida por este despacho a sus correos electrónicos, de conformidad con el segundo párrafo del numeral 4 del artículo 20 del Texto Único Ordenado de la Ley del Procedimiento Administrativo General, aprobado mediante Decreto Supremo 006-2026-JUS, bajo apercibimiento de rehacer el acto de notificación y notificarles conforme al numeral 1 del artículo 20 del citado cuerpo normativo.</w:t>
+      </w:r>
+      <w:r>
+        <w:rPr>
+          <w:rFonts w:ascii="Arial Narrow" w:eastAsia="Arial Narrow" w:hAnsi="Arial Narrow" w:cs="Arial Narrow"/>
+          <w:spacing w:val="-3"/>
+          <w:kern w:val="0"/>
+          <w14:ligatures w14:val="none"/>
+          <w:sz w:val="22"/>
+          <w:szCs w:val="22"/>
+        </w:rPr>
+        <w:t/>
+      </w:r>
+      <w:r>
+        <w:rPr>
+          <w:rFonts w:ascii="Arial Narrow" w:eastAsia="Arial Narrow" w:hAnsi="Arial Narrow" w:cs="Arial Narrow"/>
+          <w:spacing w:val="-3"/>
+          <w:kern w:val="0"/>
+          <w14:ligatures w14:val="none"/>
+          <w:sz w:val="22"/>
+          <w:szCs w:val="22"/>
+        </w:rPr>
+        <w:t xml:space="preserve"/>
+      </w:r>
+      <w:r>
+        <w:rPr>
+          <w:rFonts w:ascii="Arial Narrow" w:eastAsia="Arial Narrow" w:hAnsi="Arial Narrow" w:cs="Arial Narrow"/>
+          <w:spacing w:val="-3"/>
+          <w:kern w:val="0"/>
+          <w14:ligatures w14:val="none"/>
+          <w:sz w:val="22"/>
+          <w:szCs w:val="22"/>
+        </w:rPr>
+        <w:t xml:space="preserve"/>
+      </w:r>
+      <w:r>
+        <w:rPr>
+          <w:rFonts w:ascii="Arial Narrow" w:eastAsia="Arial Narrow" w:hAnsi="Arial Narrow" w:cs="Arial Narrow"/>
+          <w:spacing w:val="-3"/>
+          <w:kern w:val="0"/>
+          <w14:ligatures w14:val="none"/>
+          <w:sz w:val="22"/>
+          <w:szCs w:val="22"/>
+        </w:rPr>
+        <w:t xml:space="preserve"/>
+      </w:r>
+      <w:bookmarkStart w:id="12" w:name="_Hlk213032389"/>
+      <w:r>
+        <w:rPr>
+          <w:rFonts w:ascii="Arial Narrow" w:eastAsia="Arial Narrow" w:hAnsi="Arial Narrow" w:cs="Arial Narrow"/>
+          <w:spacing w:val="-3"/>
+          <w:kern w:val="0"/>
+          <w14:ligatures w14:val="none"/>
+          <w:sz w:val="22"/>
+          <w:szCs w:val="22"/>
+        </w:rPr>
+        <w:t/>
+      </w:r>
+      <w:r>
+        <w:rPr>
+          <w:rFonts w:ascii="Arial Narrow" w:eastAsia="Arial Narrow" w:hAnsi="Arial Narrow" w:cs="Arial Narrow"/>
+          <w:spacing w:val="-3"/>
+          <w:kern w:val="0"/>
+          <w14:ligatures w14:val="none"/>
+          <w:sz w:val="22"/>
+          <w:szCs w:val="22"/>
+        </w:rPr>
+        <w:t xml:space="preserve"/>
+      </w:r>
+      <w:bookmarkEnd w:id="12"/>
+      <w:r>
+        <w:rPr>
+          <w:rFonts w:ascii="Arial Narrow" w:eastAsia="Arial Narrow" w:hAnsi="Arial Narrow" w:cs="Arial Narrow"/>
+          <w:color w:val="000000"/>
+          <w:sz w:val="22"/>
+          <w:szCs w:val="22"/>
+        </w:rPr>
+        <w:t/>
+      </w:r>
+      <w:r>
+        <w:rPr>
+          <w:rFonts w:ascii="Arial Narrow" w:eastAsia="Arial Narrow" w:hAnsi="Arial Narrow" w:cs="Arial Narrow"/>
+          <w:color w:val="000000"/>
+          <w:sz w:val="22"/>
+          <w:szCs w:val="22"/>
+        </w:rPr>
+        <w:t/>
+      </w:r>
+      <w:r>
+        <w:rPr>
+          <w:rFonts w:ascii="Arial Narrow" w:eastAsia="Arial Narrow" w:hAnsi="Arial Narrow" w:cs="Arial Narrow"/>
+          <w:color w:val="000000"/>
+          <w:sz w:val="22"/>
+          <w:szCs w:val="22"/>
+        </w:rPr>
+        <w:t xml:space="preserve"/>
+      </w:r>
+      <w:r>
+        <w:rPr>
+          <w:rFonts w:ascii="Arial Narrow" w:eastAsia="Arial Narrow" w:hAnsi="Arial Narrow" w:cs="Arial Narrow"/>
+          <w:color w:val="000000"/>
+          <w:sz w:val="22"/>
+          <w:szCs w:val="22"/>
+        </w:rPr>
+        <w:t/>
+      </w:r>
+      <w:r>
+        <w:rPr>
+          <w:rFonts w:ascii="Arial Narrow" w:eastAsia="Arial Narrow" w:hAnsi="Arial Narrow" w:cs="Arial Narrow"/>
+          <w:color w:val="000000"/>
+          <w:sz w:val="22"/>
+          <w:szCs w:val="22"/>
+        </w:rPr>
+        <w:t xml:space="preserve"/>
+      </w:r>
+      <w:r>
+        <w:rPr>
+          <w:rFonts w:ascii="Arial Narrow" w:eastAsia="Arial Narrow" w:hAnsi="Arial Narrow" w:cs="Arial Narrow"/>
+          <w:color w:val="000000"/>
+          <w:sz w:val="22"/>
+          <w:szCs w:val="22"/>
+        </w:rPr>
+        <w:t/>
+      </w:r>
+      <w:r>
+        <w:rPr>
+          <w:rFonts w:ascii="Arial Narrow" w:eastAsia="Arial Narrow" w:hAnsi="Arial Narrow" w:cs="Arial Narrow"/>
+          <w:color w:val="000000"/>
+          <w:sz w:val="22"/>
+          <w:szCs w:val="22"/>
+        </w:rPr>
+        <w:t xml:space="preserve"/>
+      </w:r>
+      <w:r>
+        <w:rPr>
+          <w:rFonts w:ascii="Arial Narrow" w:eastAsia="Arial Narrow" w:hAnsi="Arial Narrow" w:cs="Arial Narrow"/>
+          <w:color w:val="000000"/>
+          <w:sz w:val="22"/>
+          <w:szCs w:val="22"/>
+        </w:rPr>
+        <w:t/>
+      </w:r>
+      <w:r>
+        <w:rPr>
+          <w:rFonts w:ascii="Arial Narrow" w:eastAsia="Arial Narrow" w:hAnsi="Arial Narrow" w:cs="Arial Narrow"/>
+          <w:color w:val="000000"/>
+          <w:sz w:val="22"/>
+          <w:szCs w:val="22"/>
+        </w:rPr>
+        <w:t xml:space="preserve"/>
+      </w:r>
+      <w:r>
+        <w:rPr>
+          <w:rFonts w:ascii="Arial Narrow" w:eastAsia="Arial Narrow" w:hAnsi="Arial Narrow" w:cs="Arial Narrow"/>
+          <w:color w:val="000000"/>
+          <w:sz w:val="22"/>
+          <w:szCs w:val="22"/>
+        </w:rPr>
+        <w:t/>
+      </w:r>
+      <w:r>
+        <w:rPr>
+          <w:rFonts w:ascii="Arial Narrow" w:eastAsia="Arial Narrow" w:hAnsi="Arial Narrow" w:cs="Arial Narrow"/>
+          <w:color w:val="000000"/>
+          <w:sz w:val="22"/>
+          <w:szCs w:val="22"/>
+        </w:rPr>
+        <w:t xml:space="preserve"/>
+      </w:r>
+      <w:r>
+        <w:rPr>
+          <w:rFonts w:ascii="Arial Narrow" w:eastAsia="Arial Narrow" w:hAnsi="Arial Narrow" w:cs="Arial Narrow"/>
+          <w:color w:val="000000"/>
+          <w:sz w:val="22"/>
+          <w:szCs w:val="22"/>
+        </w:rPr>
+        <w:t/>
+      </w:r>
+      <w:r>
+        <w:rPr>
+          <w:rFonts w:ascii="Arial Narrow" w:eastAsia="Arial Narrow" w:hAnsi="Arial Narrow" w:cs="Arial Narrow"/>
+          <w:color w:val="000000"/>
+          <w:sz w:val="22"/>
+          <w:szCs w:val="22"/>
+        </w:rPr>
+        <w:t xml:space="preserve"/>
+      </w:r>
+      <w:r>
+        <w:rPr>
+          <w:rFonts w:ascii="Arial Narrow" w:eastAsia="Arial Narrow" w:hAnsi="Arial Narrow" w:cs="Arial Narrow"/>
+          <w:color w:val="000000"/>
+          <w:sz w:val="22"/>
+          <w:szCs w:val="22"/>
+        </w:rPr>
+        <w:t/>
+      </w:r>
+      <w:r>
+        <w:rPr>
+          <w:rFonts w:ascii="Arial Narrow" w:eastAsia="Arial Narrow" w:hAnsi="Arial Narrow" w:cs="Arial Narrow"/>
+          <w:color w:val="000000"/>
+          <w:sz w:val="22"/>
+          <w:szCs w:val="22"/>
+        </w:rPr>
+        <w:t/>
+      </w:r>
+      <w:r>
+        <w:rPr>
+          <w:rFonts w:ascii="Arial Narrow" w:eastAsia="Arial Narrow" w:hAnsi="Arial Narrow" w:cs="Arial Narrow"/>
+          <w:color w:val="000000"/>
+          <w:kern w:val="0"/>
+          <w:sz w:val="22"/>
+          <w:szCs w:val="22"/>
+          <w:lang w:eastAsia="es-PE"/>
+          <w14:ligatures w14:val="none"/>
+        </w:rPr>
+        <w:t/>
+      </w:r>
+      <w:r>
+        <w:rPr>
+          <w:rFonts w:ascii="Arial Narrow" w:eastAsia="Arial Narrow" w:hAnsi="Arial Narrow" w:cs="Arial Narrow"/>
+          <w:color w:val="000000"/>
+          <w:sz w:val="22"/>
+          <w:szCs w:val="22"/>
+        </w:rPr>
+        <w:t xml:space="preserve"/>
+      </w:r>
+      <w:r>
+        <w:rPr>
+          <w:rFonts w:ascii="Arial Narrow" w:eastAsia="Arial Narrow" w:hAnsi="Arial Narrow" w:cs="Arial Narrow"/>
+          <w:color w:val="000000"/>
+          <w:sz w:val="22"/>
+          <w:szCs w:val="22"/>
+        </w:rPr>
+        <w:t xml:space="preserve"/>
+      </w:r>
+      <w:r>
+        <w:rPr>
+          <w:rFonts w:ascii="Arial Narrow" w:eastAsia="Arial Narrow" w:hAnsi="Arial Narrow" w:cs="Arial Narrow"/>
+          <w:color w:val="000000"/>
+          <w:kern w:val="0"/>
+          <w:sz w:val="22"/>
+          <w:szCs w:val="22"/>
+          <w:lang w:eastAsia="es-PE"/>
+          <w14:ligatures w14:val="none"/>
+        </w:rPr>
+        <w:t/>
+      </w:r>
+      <w:r>
+        <w:rPr>
+          <w:rFonts w:ascii="Arial Narrow" w:eastAsia="Arial Narrow" w:hAnsi="Arial Narrow" w:cs="Arial Narrow"/>
+          <w:color w:val="000000"/>
+          <w:sz w:val="22"/>
+          <w:szCs w:val="22"/>
+        </w:rPr>
+        <w:t xml:space="preserve"/>
+      </w:r>
+      <w:r>
+        <w:rPr>
+          <w:rStyle w:val="Refdenotaalpie"/>
+          <w:rFonts w:ascii="Arial Narrow" w:eastAsia="Arial Narrow" w:hAnsi="Arial Narrow" w:cs="Arial Narrow"/>
+          <w:sz w:val="22"/>
+          <w:szCs w:val="22"/>
+          <w:vertAlign w:val="superscript"/>
+        </w:rPr>
+        <w:footnoteReference w:id="15"/>
+      </w:r>
+      <w:r>
+        <w:rPr>
+          <w:rFonts w:ascii="Arial Narrow" w:eastAsia="Arial Narrow" w:hAnsi="Arial Narrow" w:cs="Arial Narrow"/>
+          <w:sz w:val="22"/>
+          <w:szCs w:val="22"/>
+        </w:rPr>
+        <w:t/>
       </w:r>
     </w:p>
     <w:p>
@@ -7159,30 +7594,15 @@
         <w:jc w:val="both"/>
         <w:rPr>
           <w:rFonts w:ascii="Arial Narrow" w:eastAsia="Arial Narrow" w:hAnsi="Arial Narrow" w:cs="Arial Narrow"/>
-          <w:kern w:val="0"/>
-          <w:sz w:val="22"/>
-          <w:szCs w:val="22"/>
-          <w:u w:val="single"/>
-          <w14:ligatures w14:val="none"/>
-        </w:rPr>
-      </w:pPr>
-    </w:p>
-    <w:p>
-      <w:pPr>
-        <w:suppressAutoHyphens/>
-        <w:spacing w:after="0" w:line="240" w:lineRule="auto"/>
-        <w:jc w:val="both"/>
-        <w:rPr>
-          <w:rFonts w:ascii="Arial Narrow" w:eastAsia="Arial Narrow" w:hAnsi="Arial Narrow" w:cs="Arial Narrow"/>
-          <w:color w:val="000000"/>
-          <w:kern w:val="0"/>
-          <w:sz w:val="22"/>
-          <w:szCs w:val="22"/>
-          <w:lang w:eastAsia="es-PE"/>
-          <w14:ligatures w14:val="none"/>
-        </w:rPr>
-      </w:pPr>
-      <w:r>
+          <w:sz w:val="22"/>
+          <w:szCs w:val="22"/>
+        </w:rPr>
+      </w:pPr>
+    </w:p>
+    <w:p>
+      <w:pPr>
+        <w:spacing w:after="0" w:line="240" w:lineRule="auto"/>
+        <w:jc w:val="both"/>
         <w:rPr>
           <w:rFonts w:ascii="Arial Narrow" w:eastAsia="Arial Narrow" w:hAnsi="Arial Narrow" w:cs="Arial Narrow"/>
           <w:b/>
@@ -7193,402 +7613,71 @@
           <w:lang w:eastAsia="es-PE"/>
           <w14:ligatures w14:val="none"/>
         </w:rPr>
-        <w:t>NOVENO:</w:t>
-      </w:r>
-      <w:r>
-        <w:rPr>
-          <w:rFonts w:ascii="Arial Narrow" w:eastAsia="Arial Narrow" w:hAnsi="Arial Narrow" w:cs="Arial Narrow"/>
-          <w:color w:val="000000"/>
-          <w:kern w:val="0"/>
-          <w:sz w:val="22"/>
-          <w:szCs w:val="22"/>
-          <w:lang w:eastAsia="es-PE"/>
-          <w14:ligatures w14:val="none"/>
-        </w:rPr>
-        <w:t xml:space="preserve"> poner en conocimiento de las partes que, antes de la emisión de la Resolución Final, tienen la posibilidad de formular su desistimiento o presentar el acuerdo arribado mediante la conciliación, mediación, transacción o cualquier otro que, de forma indubitable, deje constancia que se ha solucionado la controversia materia de denuncia.</w:t>
-      </w:r>
-      <w:bookmarkStart w:id="11" w:name="h.gjdgxs" w:colFirst="0" w:colLast="0"/>
-      <w:bookmarkEnd w:id="11"/>
-    </w:p>
-    <w:p>
-      <w:pPr>
-        <w:suppressAutoHyphens/>
-        <w:spacing w:after="0" w:line="240" w:lineRule="auto"/>
-        <w:jc w:val="both"/>
-        <w:rPr>
-          <w:rFonts w:ascii="Arial Narrow" w:eastAsia="Arial Narrow" w:hAnsi="Arial Narrow" w:cs="Arial Narrow"/>
-          <w:color w:val="000000"/>
-          <w:kern w:val="0"/>
-          <w:sz w:val="22"/>
-          <w:szCs w:val="22"/>
-          <w:lang w:eastAsia="es-PE"/>
-          <w14:ligatures w14:val="none"/>
-        </w:rPr>
-      </w:pPr>
-    </w:p>
-    <w:p>
-      <w:pPr>
-        <w:suppressAutoHyphens/>
-        <w:spacing w:after="0" w:line="240" w:lineRule="auto"/>
-        <w:jc w:val="both"/>
-        <w:rPr>
-          <w:rFonts w:ascii="Arial Narrow" w:eastAsia="Arial Narrow" w:hAnsi="Arial Narrow" w:cs="Arial Narrow"/>
-          <w:sz w:val="22"/>
-          <w:szCs w:val="22"/>
-        </w:rPr>
-      </w:pPr>
-      <w:r>
+      </w:pPr>
+    </w:p>
+    <w:p>
+      <w:pPr>
+        <w:spacing w:after="0" w:line="240" w:lineRule="auto"/>
+        <w:jc w:val="both"/>
+        <w:rPr>
+          <w:rFonts w:ascii="Arial Narrow" w:eastAsia="Arial Narrow" w:hAnsi="Arial Narrow" w:cs="Arial Narrow"/>
+          <w:b/>
+          <w:color w:val="000000"/>
+          <w:kern w:val="0"/>
+          <w:sz w:val="22"/>
+          <w:szCs w:val="22"/>
+          <w:lang w:eastAsia="es-PE"/>
+          <w14:ligatures w14:val="none"/>
+        </w:rPr>
+      </w:pPr>
+    </w:p>
+    <w:p>
+      <w:pPr>
+        <w:spacing w:after="0" w:line="240" w:lineRule="auto"/>
+        <w:jc w:val="both"/>
+        <w:rPr>
+          <w:rFonts w:ascii="Arial Narrow" w:eastAsia="Arial Narrow" w:hAnsi="Arial Narrow" w:cs="Arial Narrow"/>
+          <w:b/>
+          <w:color w:val="000000"/>
+          <w:kern w:val="0"/>
+          <w:sz w:val="22"/>
+          <w:szCs w:val="22"/>
+          <w:lang w:eastAsia="es-PE"/>
+          <w14:ligatures w14:val="none"/>
+        </w:rPr>
+      </w:pPr>
+    </w:p>
+    <w:bookmarkEnd w:id="0"/>
+    <w:p>
+      <w:pPr>
+        <w:shd w:val="clear" w:color="auto" w:fill="FFFFFF"/>
+        <w:spacing w:after="0" w:line="240" w:lineRule="auto"/>
+        <w:jc w:val="center"/>
         <w:rPr>
           <w:rFonts w:ascii="Arial Narrow" w:eastAsia="Arial Narrow" w:hAnsi="Arial Narrow" w:cs="Arial Narrow"/>
           <w:b/>
           <w:bCs/>
-          <w:sz w:val="22"/>
-          <w:szCs w:val="22"/>
-        </w:rPr>
-        <w:t xml:space="preserve">DÉCIMO: </w:t>
-      </w:r>
-      <w:r>
-        <w:rPr>
-          <w:rFonts w:ascii="Arial Narrow" w:eastAsia="Arial Narrow" w:hAnsi="Arial Narrow" w:cs="Arial Narrow"/>
-          <w:sz w:val="22"/>
-          <w:szCs w:val="22"/>
-        </w:rPr>
-        <w:t xml:space="preserve">requerir a la señora [DENUNCIANTE] y Rímac Seguros y Reaseguros S.A. para que, dentro del plazo de dos (2) días hábiles siguientes a la fecha en que reciban la notificación en sus bandejas de correo electrónico, efectúen la confirmación de recepción de la notificación remitida por este despacho a sus correos electrónicos, de conformidad con el segundo párrafo del numeral 4 del artículo 20 del Texto Único Ordenado de la Ley del Procedimiento Administrativo General, aprobado mediante Decreto Supremo 006-2026-JUS, bajo apercibimiento de rehacer el acto de notificación y notificarle conforme al numeral 1 del artículo 20 del citado cuerpo normativo.</w:t>
-      </w:r>
-      <w:r>
-        <w:rPr>
-          <w:rFonts w:ascii="Arial Narrow" w:eastAsia="Arial Narrow" w:hAnsi="Arial Narrow" w:cs="Arial Narrow"/>
-          <w:spacing w:val="-3"/>
-          <w:kern w:val="0"/>
-          <w14:ligatures w14:val="none"/>
-          <w:sz w:val="22"/>
-          <w:szCs w:val="22"/>
-        </w:rPr>
-        <w:t/>
-      </w:r>
-      <w:r>
-        <w:rPr>
-          <w:rFonts w:ascii="Arial Narrow" w:eastAsia="Arial Narrow" w:hAnsi="Arial Narrow" w:cs="Arial Narrow"/>
-          <w:spacing w:val="-3"/>
-          <w:kern w:val="0"/>
-          <w14:ligatures w14:val="none"/>
-          <w:sz w:val="22"/>
-          <w:szCs w:val="22"/>
-        </w:rPr>
-        <w:t xml:space="preserve"/>
-      </w:r>
-      <w:r>
-        <w:rPr>
-          <w:rFonts w:ascii="Arial Narrow" w:eastAsia="Arial Narrow" w:hAnsi="Arial Narrow" w:cs="Arial Narrow"/>
-          <w:spacing w:val="-3"/>
-          <w:kern w:val="0"/>
-          <w14:ligatures w14:val="none"/>
-          <w:sz w:val="22"/>
-          <w:szCs w:val="22"/>
-        </w:rPr>
-        <w:t xml:space="preserve"/>
-      </w:r>
-      <w:r>
-        <w:rPr>
-          <w:rFonts w:ascii="Arial Narrow" w:eastAsia="Arial Narrow" w:hAnsi="Arial Narrow" w:cs="Arial Narrow"/>
-          <w:spacing w:val="-3"/>
-          <w:kern w:val="0"/>
-          <w14:ligatures w14:val="none"/>
-          <w:sz w:val="22"/>
-          <w:szCs w:val="22"/>
-        </w:rPr>
-        <w:t xml:space="preserve"/>
-      </w:r>
-      <w:bookmarkStart w:id="12" w:name="_Hlk213032389"/>
-      <w:r>
-        <w:rPr>
-          <w:rFonts w:ascii="Arial Narrow" w:eastAsia="Arial Narrow" w:hAnsi="Arial Narrow" w:cs="Arial Narrow"/>
-          <w:spacing w:val="-3"/>
-          <w:kern w:val="0"/>
-          <w14:ligatures w14:val="none"/>
-          <w:sz w:val="22"/>
-          <w:szCs w:val="22"/>
-        </w:rPr>
-        <w:t/>
-      </w:r>
-      <w:r>
-        <w:rPr>
-          <w:rFonts w:ascii="Arial Narrow" w:eastAsia="Arial Narrow" w:hAnsi="Arial Narrow" w:cs="Arial Narrow"/>
-          <w:spacing w:val="-3"/>
-          <w:kern w:val="0"/>
-          <w14:ligatures w14:val="none"/>
-          <w:sz w:val="22"/>
-          <w:szCs w:val="22"/>
-        </w:rPr>
-        <w:t xml:space="preserve"/>
-      </w:r>
-      <w:bookmarkEnd w:id="12"/>
-      <w:r>
-        <w:rPr>
-          <w:rFonts w:ascii="Arial Narrow" w:eastAsia="Arial Narrow" w:hAnsi="Arial Narrow" w:cs="Arial Narrow"/>
-          <w:color w:val="000000"/>
-          <w:sz w:val="22"/>
-          <w:szCs w:val="22"/>
-        </w:rPr>
-        <w:t/>
-      </w:r>
-      <w:r>
-        <w:rPr>
-          <w:rFonts w:ascii="Arial Narrow" w:eastAsia="Arial Narrow" w:hAnsi="Arial Narrow" w:cs="Arial Narrow"/>
-          <w:color w:val="000000"/>
-          <w:sz w:val="22"/>
-          <w:szCs w:val="22"/>
-        </w:rPr>
-        <w:t/>
-      </w:r>
-      <w:r>
-        <w:rPr>
-          <w:rFonts w:ascii="Arial Narrow" w:eastAsia="Arial Narrow" w:hAnsi="Arial Narrow" w:cs="Arial Narrow"/>
-          <w:color w:val="000000"/>
-          <w:sz w:val="22"/>
-          <w:szCs w:val="22"/>
-        </w:rPr>
-        <w:t xml:space="preserve"/>
-      </w:r>
-      <w:r>
-        <w:rPr>
-          <w:rFonts w:ascii="Arial Narrow" w:eastAsia="Arial Narrow" w:hAnsi="Arial Narrow" w:cs="Arial Narrow"/>
-          <w:color w:val="000000"/>
-          <w:sz w:val="22"/>
-          <w:szCs w:val="22"/>
-        </w:rPr>
-        <w:t/>
-      </w:r>
-      <w:r>
-        <w:rPr>
-          <w:rFonts w:ascii="Arial Narrow" w:eastAsia="Arial Narrow" w:hAnsi="Arial Narrow" w:cs="Arial Narrow"/>
-          <w:color w:val="000000"/>
-          <w:sz w:val="22"/>
-          <w:szCs w:val="22"/>
-        </w:rPr>
-        <w:t xml:space="preserve"/>
-      </w:r>
-      <w:r>
-        <w:rPr>
-          <w:rFonts w:ascii="Arial Narrow" w:eastAsia="Arial Narrow" w:hAnsi="Arial Narrow" w:cs="Arial Narrow"/>
-          <w:color w:val="000000"/>
-          <w:sz w:val="22"/>
-          <w:szCs w:val="22"/>
-        </w:rPr>
-        <w:t/>
-      </w:r>
-      <w:r>
-        <w:rPr>
-          <w:rFonts w:ascii="Arial Narrow" w:eastAsia="Arial Narrow" w:hAnsi="Arial Narrow" w:cs="Arial Narrow"/>
-          <w:color w:val="000000"/>
-          <w:sz w:val="22"/>
-          <w:szCs w:val="22"/>
-        </w:rPr>
-        <w:t xml:space="preserve"/>
-      </w:r>
-      <w:r>
-        <w:rPr>
-          <w:rFonts w:ascii="Arial Narrow" w:eastAsia="Arial Narrow" w:hAnsi="Arial Narrow" w:cs="Arial Narrow"/>
-          <w:color w:val="000000"/>
-          <w:sz w:val="22"/>
-          <w:szCs w:val="22"/>
-        </w:rPr>
-        <w:t/>
-      </w:r>
-      <w:r>
-        <w:rPr>
-          <w:rFonts w:ascii="Arial Narrow" w:eastAsia="Arial Narrow" w:hAnsi="Arial Narrow" w:cs="Arial Narrow"/>
-          <w:color w:val="000000"/>
-          <w:sz w:val="22"/>
-          <w:szCs w:val="22"/>
-        </w:rPr>
-        <w:t xml:space="preserve"/>
-      </w:r>
-      <w:r>
-        <w:rPr>
-          <w:rFonts w:ascii="Arial Narrow" w:eastAsia="Arial Narrow" w:hAnsi="Arial Narrow" w:cs="Arial Narrow"/>
-          <w:color w:val="000000"/>
-          <w:sz w:val="22"/>
-          <w:szCs w:val="22"/>
-        </w:rPr>
-        <w:t/>
-      </w:r>
-      <w:r>
-        <w:rPr>
-          <w:rFonts w:ascii="Arial Narrow" w:eastAsia="Arial Narrow" w:hAnsi="Arial Narrow" w:cs="Arial Narrow"/>
-          <w:color w:val="000000"/>
-          <w:sz w:val="22"/>
-          <w:szCs w:val="22"/>
-        </w:rPr>
-        <w:t xml:space="preserve"/>
-      </w:r>
-      <w:r>
-        <w:rPr>
-          <w:rFonts w:ascii="Arial Narrow" w:eastAsia="Arial Narrow" w:hAnsi="Arial Narrow" w:cs="Arial Narrow"/>
-          <w:color w:val="000000"/>
-          <w:sz w:val="22"/>
-          <w:szCs w:val="22"/>
-        </w:rPr>
-        <w:t/>
-      </w:r>
-      <w:r>
-        <w:rPr>
-          <w:rFonts w:ascii="Arial Narrow" w:eastAsia="Arial Narrow" w:hAnsi="Arial Narrow" w:cs="Arial Narrow"/>
-          <w:color w:val="000000"/>
-          <w:sz w:val="22"/>
-          <w:szCs w:val="22"/>
-        </w:rPr>
-        <w:t xml:space="preserve"/>
-      </w:r>
-      <w:r>
-        <w:rPr>
-          <w:rFonts w:ascii="Arial Narrow" w:eastAsia="Arial Narrow" w:hAnsi="Arial Narrow" w:cs="Arial Narrow"/>
-          <w:color w:val="000000"/>
-          <w:sz w:val="22"/>
-          <w:szCs w:val="22"/>
-        </w:rPr>
-        <w:t/>
-      </w:r>
-      <w:r>
-        <w:rPr>
-          <w:rFonts w:ascii="Arial Narrow" w:eastAsia="Arial Narrow" w:hAnsi="Arial Narrow" w:cs="Arial Narrow"/>
-          <w:color w:val="000000"/>
-          <w:sz w:val="22"/>
-          <w:szCs w:val="22"/>
-        </w:rPr>
-        <w:t/>
-      </w:r>
-      <w:r>
-        <w:rPr>
-          <w:rFonts w:ascii="Arial Narrow" w:eastAsia="Arial Narrow" w:hAnsi="Arial Narrow" w:cs="Arial Narrow"/>
-          <w:color w:val="000000"/>
-          <w:kern w:val="0"/>
-          <w:sz w:val="22"/>
-          <w:szCs w:val="22"/>
-          <w:lang w:eastAsia="es-PE"/>
-          <w14:ligatures w14:val="none"/>
-        </w:rPr>
-        <w:t/>
-      </w:r>
-      <w:r>
-        <w:rPr>
-          <w:rFonts w:ascii="Arial Narrow" w:eastAsia="Arial Narrow" w:hAnsi="Arial Narrow" w:cs="Arial Narrow"/>
-          <w:color w:val="000000"/>
-          <w:sz w:val="22"/>
-          <w:szCs w:val="22"/>
-        </w:rPr>
-        <w:t xml:space="preserve"/>
-      </w:r>
-      <w:r>
-        <w:rPr>
-          <w:rFonts w:ascii="Arial Narrow" w:eastAsia="Arial Narrow" w:hAnsi="Arial Narrow" w:cs="Arial Narrow"/>
-          <w:color w:val="000000"/>
-          <w:sz w:val="22"/>
-          <w:szCs w:val="22"/>
-        </w:rPr>
-        <w:t xml:space="preserve"/>
-      </w:r>
-      <w:r>
-        <w:rPr>
-          <w:rFonts w:ascii="Arial Narrow" w:eastAsia="Arial Narrow" w:hAnsi="Arial Narrow" w:cs="Arial Narrow"/>
-          <w:color w:val="000000"/>
-          <w:kern w:val="0"/>
-          <w:sz w:val="22"/>
-          <w:szCs w:val="22"/>
-          <w:lang w:eastAsia="es-PE"/>
-          <w14:ligatures w14:val="none"/>
-        </w:rPr>
-        <w:t/>
-      </w:r>
-      <w:r>
-        <w:rPr>
-          <w:rFonts w:ascii="Arial Narrow" w:eastAsia="Arial Narrow" w:hAnsi="Arial Narrow" w:cs="Arial Narrow"/>
-          <w:color w:val="000000"/>
-          <w:sz w:val="22"/>
-          <w:szCs w:val="22"/>
-        </w:rPr>
-        <w:t xml:space="preserve"/>
-      </w:r>
-      <w:r>
-        <w:rPr>
-          <w:rStyle w:val="Refdenotaalpie"/>
-          <w:rFonts w:ascii="Arial Narrow" w:eastAsia="Arial Narrow" w:hAnsi="Arial Narrow" w:cs="Arial Narrow"/>
-          <w:sz w:val="22"/>
-          <w:szCs w:val="22"/>
-          <w:vertAlign w:val="superscript"/>
-        </w:rPr>
-        <w:footnoteReference w:id="13"/>
-      </w:r>
-      <w:r>
-        <w:rPr>
-          <w:rFonts w:ascii="Arial Narrow" w:eastAsia="Arial Narrow" w:hAnsi="Arial Narrow" w:cs="Arial Narrow"/>
-          <w:sz w:val="22"/>
-          <w:szCs w:val="22"/>
-        </w:rPr>
-        <w:t/>
-      </w:r>
-    </w:p>
-    <w:p>
-      <w:pPr>
-        <w:suppressAutoHyphens/>
-        <w:spacing w:after="0" w:line="240" w:lineRule="auto"/>
-        <w:jc w:val="both"/>
-        <w:rPr>
-          <w:rFonts w:ascii="Arial Narrow" w:eastAsia="Arial Narrow" w:hAnsi="Arial Narrow" w:cs="Arial Narrow"/>
-          <w:sz w:val="22"/>
-          <w:szCs w:val="22"/>
-        </w:rPr>
-      </w:pPr>
-    </w:p>
-    <w:p>
-      <w:pPr>
-        <w:spacing w:after="0" w:line="240" w:lineRule="auto"/>
-        <w:jc w:val="both"/>
+          <w:color w:val="000000"/>
+          <w:kern w:val="0"/>
+          <w14:ligatures w14:val="none"/>
+          <w:sz w:val="22"/>
+          <w:szCs w:val="22"/>
+        </w:rPr>
+      </w:pPr>
+      <w:r>
         <w:rPr>
           <w:rFonts w:ascii="Arial Narrow" w:eastAsia="Arial Narrow" w:hAnsi="Arial Narrow" w:cs="Arial Narrow"/>
           <w:b/>
-          <w:color w:val="000000"/>
-          <w:kern w:val="0"/>
-          <w:sz w:val="22"/>
-          <w:szCs w:val="22"/>
-          <w:lang w:eastAsia="es-PE"/>
-          <w14:ligatures w14:val="none"/>
-        </w:rPr>
-      </w:pPr>
-    </w:p>
-    <w:p>
-      <w:pPr>
-        <w:spacing w:after="0" w:line="240" w:lineRule="auto"/>
-        <w:jc w:val="both"/>
-        <w:rPr>
-          <w:rFonts w:ascii="Arial Narrow" w:eastAsia="Arial Narrow" w:hAnsi="Arial Narrow" w:cs="Arial Narrow"/>
-          <w:b/>
-          <w:color w:val="000000"/>
-          <w:kern w:val="0"/>
-          <w:sz w:val="22"/>
-          <w:szCs w:val="22"/>
-          <w:lang w:eastAsia="es-PE"/>
-          <w14:ligatures w14:val="none"/>
-        </w:rPr>
-      </w:pPr>
-    </w:p>
-    <w:p>
-      <w:pPr>
-        <w:spacing w:after="0" w:line="240" w:lineRule="auto"/>
-        <w:jc w:val="both"/>
-        <w:rPr>
-          <w:rFonts w:ascii="Arial Narrow" w:eastAsia="Arial Narrow" w:hAnsi="Arial Narrow" w:cs="Arial Narrow"/>
-          <w:b/>
-          <w:color w:val="000000"/>
-          <w:kern w:val="0"/>
-          <w:sz w:val="22"/>
-          <w:szCs w:val="22"/>
-          <w:lang w:eastAsia="es-PE"/>
-          <w14:ligatures w14:val="none"/>
-        </w:rPr>
-      </w:pPr>
-    </w:p>
-    <w:bookmarkEnd w:id="0"/>
+          <w:bCs/>
+          <w:color w:val="000000"/>
+          <w:kern w:val="0"/>
+          <w14:ligatures w14:val="none"/>
+          <w:sz w:val="22"/>
+          <w:szCs w:val="22"/>
+        </w:rPr>
+        <w:t xml:space="preserve">Firmado digitalmente por</w:t>
+      </w:r>
+    </w:p>
     <w:p>
       <w:pPr>
         <w:shd w:val="clear" w:color="auto" w:fill="FFFFFF"/>
@@ -7870,6 +7959,9 @@
     <w:p>
       <w:pPr>
         <w:pStyle w:val="Textonotapie"/>
+        <w:tabs>
+          <w:tab w:val="left" w:pos="567"/>
+        </w:tabs>
         <w:ind w:left="567" w:hanging="567"/>
         <w:jc w:val="both"/>
         <w:rPr>
@@ -7894,7 +7986,8 @@
           <w:sz w:val="16"/>
           <w:szCs w:val="16"/>
         </w:rPr>
-        <w:t xml:space="preserve"> </w:t>
+        <w:tab/>
+        <w:t xml:space="preserve"/>
       </w:r>
       <w:r>
         <w:rPr>
@@ -7969,7 +8062,8 @@
           <w:sz w:val="16"/>
           <w:szCs w:val="16"/>
         </w:rPr>
-        <w:t xml:space="preserve"> </w:t>
+        <w:tab/>
+        <w:t xml:space="preserve"/>
       </w:r>
       <w:r>
         <w:rPr>
@@ -8076,10 +8170,30 @@
         <w:jc w:val="both"/>
         <w:rPr>
           <w:rFonts w:ascii="Arial Narrow" w:eastAsia="Arial Narrow" w:hAnsi="Arial Narrow" w:cs="Arial Narrow"/>
-          <w:sz w:val="16"/>
-          <w:szCs w:val="16"/>
-        </w:rPr>
-      </w:pPr>
+          <w:b/>
+          <w:bCs/>
+          <w:sz w:val="16"/>
+          <w:szCs w:val="16"/>
+        </w:rPr>
+      </w:pPr>
+      <w:r>
+        <w:rPr>
+          <w:rFonts w:ascii="Arial Narrow" w:eastAsia="Arial Narrow" w:hAnsi="Arial Narrow" w:cs="Arial Narrow"/>
+          <w:sz w:val="16"/>
+          <w:szCs w:val="16"/>
+        </w:rPr>
+        <w:tab/>
+      </w:r>
+      <w:r>
+        <w:rPr>
+          <w:rFonts w:ascii="Arial Narrow" w:eastAsia="Arial Narrow" w:hAnsi="Arial Narrow" w:cs="Arial Narrow"/>
+          <w:b/>
+          <w:bCs/>
+          <w:sz w:val="16"/>
+          <w:szCs w:val="16"/>
+        </w:rPr>
+        <w:t xml:space="preserve">LEY DE ORGANIZACIÓN Y FUNCIONES DEL INDECOPI, APROBADA POR DECRETO LEGISLATIVO 1033 </w:t>
+      </w:r>
     </w:p>
     <w:p>
       <w:pPr>
@@ -8091,29 +8205,28 @@
         <w:jc w:val="both"/>
         <w:rPr>
           <w:rFonts w:ascii="Arial Narrow" w:eastAsia="Arial Narrow" w:hAnsi="Arial Narrow" w:cs="Arial Narrow"/>
+          <w:sz w:val="16"/>
+          <w:szCs w:val="16"/>
+        </w:rPr>
+      </w:pPr>
+      <w:r>
+        <w:rPr>
+          <w:rFonts w:ascii="Arial Narrow" w:eastAsia="Arial Narrow" w:hAnsi="Arial Narrow" w:cs="Arial Narrow"/>
           <w:b/>
           <w:bCs/>
           <w:sz w:val="16"/>
           <w:szCs w:val="16"/>
         </w:rPr>
-      </w:pPr>
-      <w:r>
-        <w:rPr>
-          <w:rFonts w:ascii="Arial Narrow" w:eastAsia="Arial Narrow" w:hAnsi="Arial Narrow" w:cs="Arial Narrow"/>
-          <w:sz w:val="16"/>
-          <w:szCs w:val="16"/>
-        </w:rPr>
         <w:tab/>
-      </w:r>
-      <w:r>
-        <w:rPr>
-          <w:rFonts w:ascii="Arial Narrow" w:eastAsia="Arial Narrow" w:hAnsi="Arial Narrow" w:cs="Arial Narrow"/>
-          <w:b/>
-          <w:bCs/>
-          <w:sz w:val="16"/>
-          <w:szCs w:val="16"/>
-        </w:rPr>
-        <w:t xml:space="preserve">LEY DE ORGANIZACIÓN Y FUNCIONES DEL INDECOPI, APROBADA POR DECRETO LEGISLATIVO 1033 </w:t>
+        <w:t>Artículo 27.-</w:t>
+      </w:r>
+      <w:r>
+        <w:rPr>
+          <w:rFonts w:ascii="Arial Narrow" w:eastAsia="Arial Narrow" w:hAnsi="Arial Narrow" w:cs="Arial Narrow"/>
+          <w:sz w:val="16"/>
+          <w:szCs w:val="16"/>
+        </w:rPr>
+        <w:t xml:space="preserve"> De la Comisión de Protección al Consumidor.- </w:t>
       </w:r>
     </w:p>
     <w:p>
@@ -8133,21 +8246,11 @@
       <w:r>
         <w:rPr>
           <w:rFonts w:ascii="Arial Narrow" w:eastAsia="Arial Narrow" w:hAnsi="Arial Narrow" w:cs="Arial Narrow"/>
-          <w:b/>
-          <w:bCs/>
           <w:sz w:val="16"/>
           <w:szCs w:val="16"/>
         </w:rPr>
         <w:tab/>
-        <w:t>Artículo 27.-</w:t>
-      </w:r>
-      <w:r>
-        <w:rPr>
-          <w:rFonts w:ascii="Arial Narrow" w:eastAsia="Arial Narrow" w:hAnsi="Arial Narrow" w:cs="Arial Narrow"/>
-          <w:sz w:val="16"/>
-          <w:szCs w:val="16"/>
-        </w:rPr>
-        <w:t xml:space="preserve"> De la Comisión de Protección al Consumidor.- </w:t>
+        <w:t>Corresponde a la Comisión de Protección al Consumidor velar por el cumplimiento de la Ley de Protección al Consumidor y de las leyes que, en general, protegen a los consumidores de la falta de idoneidad de los bienes y servicios en función de la información brindada, de las omisiones de información y de la discriminación en el consumo, así como de aquellas que complementen o sustituyan a las anteriores.</w:t>
       </w:r>
     </w:p>
     <w:p>
@@ -8160,20 +8263,15 @@
         <w:jc w:val="both"/>
         <w:rPr>
           <w:rFonts w:ascii="Arial Narrow" w:eastAsia="Arial Narrow" w:hAnsi="Arial Narrow" w:cs="Arial Narrow"/>
-          <w:sz w:val="16"/>
-          <w:szCs w:val="16"/>
-        </w:rPr>
-      </w:pPr>
-      <w:r>
-        <w:rPr>
-          <w:rFonts w:ascii="Arial Narrow" w:eastAsia="Arial Narrow" w:hAnsi="Arial Narrow" w:cs="Arial Narrow"/>
-          <w:sz w:val="16"/>
-          <w:szCs w:val="16"/>
-        </w:rPr>
-        <w:tab/>
-        <w:t>Corresponde a la Comisión de Protección al Consumidor velar por el cumplimiento de la Ley de Protección al Consumidor y de las leyes que, en general, protegen a los consumidores de la falta de idoneidad de los bienes y servicios en función de la información brindada, de las omisiones de información y de la discriminación en el consumo, así como de aquellas que complementen o sustituyan a las anteriores.</w:t>
-      </w:r>
-    </w:p>
+          <w:b/>
+          <w:bCs/>
+          <w:sz w:val="16"/>
+          <w:szCs w:val="16"/>
+        </w:rPr>
+      </w:pPr>
+    </w:p>
+  </w:footnote>
+  <w:footnote w:id="3">
     <w:p>
       <w:pPr>
         <w:pStyle w:val="Textonotapie"/>
@@ -8190,9 +8288,150 @@
           <w:szCs w:val="16"/>
         </w:rPr>
       </w:pPr>
-    </w:p>
-  </w:footnote>
-  <w:footnote w:id="3">
+      <w:r>
+        <w:rPr>
+          <w:rStyle w:val="Refdenotaalpie"/>
+          <w:rFonts w:ascii="Arial Narrow" w:eastAsia="Arial Narrow" w:hAnsi="Arial Narrow" w:cs="Arial Narrow"/>
+          <w:sz w:val="16"/>
+          <w:szCs w:val="16"/>
+          <w:vertAlign w:val="superscript"/>
+        </w:rPr>
+        <w:footnoteRef/>
+      </w:r>
+      <w:r>
+        <w:rPr>
+          <w:rFonts w:ascii="Arial Narrow" w:eastAsia="Arial Narrow" w:hAnsi="Arial Narrow" w:cs="Arial Narrow"/>
+          <w:sz w:val="16"/>
+          <w:szCs w:val="16"/>
+        </w:rPr>
+        <w:tab/>
+        <w:t xml:space="preserve"/>
+      </w:r>
+      <w:r>
+        <w:rPr>
+          <w:rFonts w:ascii="Arial Narrow" w:eastAsia="Arial Narrow" w:hAnsi="Arial Narrow" w:cs="Arial Narrow"/>
+          <w:sz w:val="16"/>
+          <w:szCs w:val="16"/>
+        </w:rPr>
+        <w:tab/>
+      </w:r>
+      <w:r>
+        <w:rPr>
+          <w:rFonts w:ascii="Arial Narrow" w:eastAsia="Arial Narrow" w:hAnsi="Arial Narrow" w:cs="Arial Narrow"/>
+          <w:b/>
+          <w:bCs/>
+          <w:sz w:val="16"/>
+          <w:szCs w:val="16"/>
+        </w:rPr>
+        <w:t xml:space="preserve">LEY 29571, CÓDIGO DE PROTECCIÓN Y DEFENSA DEL CONSUMIDOR, publicado el 2 de setiembre de 2010 y modificado por Decreto Legislativo 1308 </w:t>
+      </w:r>
+    </w:p>
+    <w:p>
+      <w:pPr>
+        <w:pStyle w:val="Textonotapie"/>
+        <w:ind w:left="567" w:right="-1"/>
+        <w:jc w:val="both"/>
+        <w:rPr>
+          <w:rFonts w:ascii="Arial Narrow" w:eastAsia="Arial Narrow" w:hAnsi="Arial Narrow" w:cs="Arial Narrow"/>
+          <w:b/>
+          <w:bCs/>
+          <w:sz w:val="16"/>
+          <w:szCs w:val="16"/>
+        </w:rPr>
+      </w:pPr>
+      <w:r>
+        <w:rPr>
+          <w:rFonts w:ascii="Arial Narrow" w:eastAsia="Arial Narrow" w:hAnsi="Arial Narrow" w:cs="Arial Narrow"/>
+          <w:b/>
+          <w:bCs/>
+          <w:sz w:val="16"/>
+          <w:szCs w:val="16"/>
+        </w:rPr>
+        <w:t xml:space="preserve">Artículo 18.- Idoneidad </w:t>
+      </w:r>
+    </w:p>
+    <w:p>
+      <w:pPr>
+        <w:pStyle w:val="Textonotapie"/>
+        <w:ind w:left="567" w:right="-1"/>
+        <w:jc w:val="both"/>
+        <w:rPr>
+          <w:rFonts w:ascii="Arial Narrow" w:eastAsia="Arial Narrow" w:hAnsi="Arial Narrow" w:cs="Arial Narrow"/>
+          <w:sz w:val="16"/>
+          <w:szCs w:val="16"/>
+        </w:rPr>
+      </w:pPr>
+      <w:r>
+        <w:rPr>
+          <w:rFonts w:ascii="Arial Narrow" w:eastAsia="Arial Narrow" w:hAnsi="Arial Narrow" w:cs="Arial Narrow"/>
+          <w:sz w:val="16"/>
+          <w:szCs w:val="16"/>
+        </w:rPr>
+        <w:t xml:space="preserve">Se entiende por idoneidad la correspondencia entre lo que un consumidor espera y lo que efectivamente recibe, en función a lo que se le hubiera ofrecido, la publicidad e información transmitida, las condiciones y circunstancias de la transacción, las características y naturaleza del producto o servicio, el precio, entre otros factores, atendiendo a las circunstancias del caso. </w:t>
+      </w:r>
+    </w:p>
+    <w:p>
+      <w:pPr>
+        <w:pStyle w:val="Textonotapie"/>
+        <w:ind w:left="567" w:right="-1"/>
+        <w:jc w:val="both"/>
+        <w:rPr>
+          <w:rFonts w:ascii="Arial Narrow" w:eastAsia="Arial Narrow" w:hAnsi="Arial Narrow" w:cs="Arial Narrow"/>
+          <w:sz w:val="16"/>
+          <w:szCs w:val="16"/>
+        </w:rPr>
+      </w:pPr>
+      <w:r>
+        <w:rPr>
+          <w:rFonts w:ascii="Arial Narrow" w:eastAsia="Arial Narrow" w:hAnsi="Arial Narrow" w:cs="Arial Narrow"/>
+          <w:sz w:val="16"/>
+          <w:szCs w:val="16"/>
+        </w:rPr>
+        <w:t xml:space="preserve">La idoneidad es evaluada en función a la propia naturaleza del producto o servicio y a su aptitud para satisfacer la finalidad para la cual ha sido puesto en el mercado. Las autorizaciones por parte de los organismos del Estado para la fabricación de un producto o la prestación de un servicio, en los casos que sea necesario, no eximen de responsabilidad al proveedor frente al consumidor. </w:t>
+      </w:r>
+    </w:p>
+    <w:p>
+      <w:pPr>
+        <w:pStyle w:val="Textonotapie"/>
+        <w:ind w:left="567" w:right="-1"/>
+        <w:jc w:val="both"/>
+        <w:rPr>
+          <w:rFonts w:ascii="Arial Narrow" w:eastAsia="Arial Narrow" w:hAnsi="Arial Narrow" w:cs="Arial Narrow"/>
+          <w:sz w:val="16"/>
+          <w:szCs w:val="16"/>
+        </w:rPr>
+      </w:pPr>
+      <w:r>
+        <w:rPr>
+          <w:rFonts w:ascii="Arial Narrow" w:eastAsia="Arial Narrow" w:hAnsi="Arial Narrow" w:cs="Arial Narrow"/>
+          <w:b/>
+          <w:bCs/>
+          <w:sz w:val="16"/>
+          <w:szCs w:val="16"/>
+        </w:rPr>
+        <w:t xml:space="preserve">Artículo 19.- Obligación de los proveedores </w:t>
+      </w:r>
+    </w:p>
+    <w:p>
+      <w:pPr>
+        <w:pStyle w:val="Textonotapie"/>
+        <w:ind w:left="567" w:right="-1"/>
+        <w:jc w:val="both"/>
+        <w:rPr>
+          <w:rFonts w:ascii="Arial Narrow" w:eastAsia="Arial Narrow" w:hAnsi="Arial Narrow" w:cs="Arial Narrow"/>
+          <w:sz w:val="16"/>
+          <w:szCs w:val="16"/>
+        </w:rPr>
+      </w:pPr>
+      <w:r>
+        <w:rPr>
+          <w:rFonts w:ascii="Arial Narrow" w:eastAsia="Arial Narrow" w:hAnsi="Arial Narrow" w:cs="Arial Narrow"/>
+          <w:sz w:val="16"/>
+          <w:szCs w:val="16"/>
+        </w:rPr>
+        <w:t>El proveedor responde por la idoneidad y calidad de los productos y servicios ofrecidos; por la autenticidad de las marcas y leyendas que exhiben sus productos o del signo que respalda al prestador del servicio, por la falta de conformidad entre la publicidad comercial de los productos y servicios y estos, así como por el contenido y la vida útil del producto indicado en el envase, en lo que corresponda.</w:t>
+      </w:r>
+    </w:p>
     <w:p>
       <w:pPr>
         <w:pStyle w:val="Textonotapie"/>
@@ -8209,161 +8448,9 @@
           <w:szCs w:val="16"/>
         </w:rPr>
       </w:pPr>
-      <w:r>
-        <w:rPr>
-          <w:rStyle w:val="Refdenotaalpie"/>
-          <w:rFonts w:ascii="Arial Narrow" w:eastAsia="Arial Narrow" w:hAnsi="Arial Narrow" w:cs="Arial Narrow"/>
-          <w:sz w:val="16"/>
-          <w:szCs w:val="16"/>
-          <w:vertAlign w:val="superscript"/>
-        </w:rPr>
-        <w:footnoteRef/>
-      </w:r>
-      <w:r>
-        <w:rPr>
-          <w:rFonts w:ascii="Arial Narrow" w:eastAsia="Arial Narrow" w:hAnsi="Arial Narrow" w:cs="Arial Narrow"/>
-          <w:sz w:val="16"/>
-          <w:szCs w:val="16"/>
-        </w:rPr>
-        <w:t xml:space="preserve"> </w:t>
-      </w:r>
-      <w:r>
-        <w:rPr>
-          <w:rFonts w:ascii="Arial Narrow" w:eastAsia="Arial Narrow" w:hAnsi="Arial Narrow" w:cs="Arial Narrow"/>
-          <w:sz w:val="16"/>
-          <w:szCs w:val="16"/>
-        </w:rPr>
-        <w:tab/>
-      </w:r>
-      <w:r>
-        <w:rPr>
-          <w:rFonts w:ascii="Arial Narrow" w:eastAsia="Arial Narrow" w:hAnsi="Arial Narrow" w:cs="Arial Narrow"/>
-          <w:b/>
-          <w:bCs/>
-          <w:sz w:val="16"/>
-          <w:szCs w:val="16"/>
-        </w:rPr>
-        <w:t xml:space="preserve">LEY 29571, CÓDIGO DE PROTECCIÓN Y DEFENSA DEL CONSUMIDOR, publicado el 2 de setiembre de 2010 y modificado por Decreto Legislativo 1308 </w:t>
-      </w:r>
-    </w:p>
-    <w:p>
-      <w:pPr>
-        <w:pStyle w:val="Textonotapie"/>
-        <w:ind w:left="567" w:right="-1"/>
-        <w:jc w:val="both"/>
-        <w:rPr>
-          <w:rFonts w:ascii="Arial Narrow" w:eastAsia="Arial Narrow" w:hAnsi="Arial Narrow" w:cs="Arial Narrow"/>
-          <w:b/>
-          <w:bCs/>
-          <w:sz w:val="16"/>
-          <w:szCs w:val="16"/>
-        </w:rPr>
-      </w:pPr>
-      <w:r>
-        <w:rPr>
-          <w:rFonts w:ascii="Arial Narrow" w:eastAsia="Arial Narrow" w:hAnsi="Arial Narrow" w:cs="Arial Narrow"/>
-          <w:b/>
-          <w:bCs/>
-          <w:sz w:val="16"/>
-          <w:szCs w:val="16"/>
-        </w:rPr>
-        <w:t xml:space="preserve">Artículo 18.- Idoneidad </w:t>
-      </w:r>
-    </w:p>
-    <w:p>
-      <w:pPr>
-        <w:pStyle w:val="Textonotapie"/>
-        <w:ind w:left="567" w:right="-1"/>
-        <w:jc w:val="both"/>
-        <w:rPr>
-          <w:rFonts w:ascii="Arial Narrow" w:eastAsia="Arial Narrow" w:hAnsi="Arial Narrow" w:cs="Arial Narrow"/>
-          <w:sz w:val="16"/>
-          <w:szCs w:val="16"/>
-        </w:rPr>
-      </w:pPr>
-      <w:r>
-        <w:rPr>
-          <w:rFonts w:ascii="Arial Narrow" w:eastAsia="Arial Narrow" w:hAnsi="Arial Narrow" w:cs="Arial Narrow"/>
-          <w:sz w:val="16"/>
-          <w:szCs w:val="16"/>
-        </w:rPr>
-        <w:t xml:space="preserve">Se entiende por idoneidad la correspondencia entre lo que un consumidor espera y lo que efectivamente recibe, en función a lo que se le hubiera ofrecido, la publicidad e información transmitida, las condiciones y circunstancias de la transacción, las características y naturaleza del producto o servicio, el precio, entre otros factores, atendiendo a las circunstancias del caso. </w:t>
-      </w:r>
-    </w:p>
-    <w:p>
-      <w:pPr>
-        <w:pStyle w:val="Textonotapie"/>
-        <w:ind w:left="567" w:right="-1"/>
-        <w:jc w:val="both"/>
-        <w:rPr>
-          <w:rFonts w:ascii="Arial Narrow" w:eastAsia="Arial Narrow" w:hAnsi="Arial Narrow" w:cs="Arial Narrow"/>
-          <w:sz w:val="16"/>
-          <w:szCs w:val="16"/>
-        </w:rPr>
-      </w:pPr>
-      <w:r>
-        <w:rPr>
-          <w:rFonts w:ascii="Arial Narrow" w:eastAsia="Arial Narrow" w:hAnsi="Arial Narrow" w:cs="Arial Narrow"/>
-          <w:sz w:val="16"/>
-          <w:szCs w:val="16"/>
-        </w:rPr>
-        <w:t xml:space="preserve">La idoneidad es evaluada en función a la propia naturaleza del producto o servicio y a su aptitud para satisfacer la finalidad para la cual ha sido puesto en el mercado. Las autorizaciones por parte de los organismos del Estado para la fabricación de un producto o la prestación de un servicio, en los casos que sea necesario, no eximen de responsabilidad al proveedor frente al consumidor. </w:t>
-      </w:r>
-    </w:p>
-    <w:p>
-      <w:pPr>
-        <w:pStyle w:val="Textonotapie"/>
-        <w:ind w:left="567" w:right="-1"/>
-        <w:jc w:val="both"/>
-        <w:rPr>
-          <w:rFonts w:ascii="Arial Narrow" w:eastAsia="Arial Narrow" w:hAnsi="Arial Narrow" w:cs="Arial Narrow"/>
-          <w:sz w:val="16"/>
-          <w:szCs w:val="16"/>
-        </w:rPr>
-      </w:pPr>
-    </w:p>
-    <w:p>
-      <w:pPr>
-        <w:pStyle w:val="Textonotapie"/>
-        <w:ind w:left="567" w:right="-1"/>
-        <w:jc w:val="both"/>
-        <w:rPr>
-          <w:rFonts w:ascii="Arial Narrow" w:eastAsia="Arial Narrow" w:hAnsi="Arial Narrow" w:cs="Arial Narrow"/>
-          <w:sz w:val="16"/>
-          <w:szCs w:val="16"/>
-        </w:rPr>
-      </w:pPr>
-      <w:r>
-        <w:rPr>
-          <w:rFonts w:ascii="Arial Narrow" w:eastAsia="Arial Narrow" w:hAnsi="Arial Narrow" w:cs="Arial Narrow"/>
-          <w:b/>
-          <w:bCs/>
-          <w:sz w:val="16"/>
-          <w:szCs w:val="16"/>
-        </w:rPr>
-        <w:t xml:space="preserve">Artículo 19.- Obligación de los proveedores </w:t>
-      </w:r>
-    </w:p>
-    <w:p>
-      <w:pPr>
-        <w:pStyle w:val="Textonotapie"/>
-        <w:ind w:left="567" w:right="-1"/>
-        <w:jc w:val="both"/>
-        <w:rPr>
-          <w:rFonts w:ascii="Arial Narrow" w:eastAsia="Arial Narrow" w:hAnsi="Arial Narrow" w:cs="Arial Narrow"/>
-          <w:sz w:val="16"/>
-          <w:szCs w:val="16"/>
-        </w:rPr>
-      </w:pPr>
-      <w:r>
-        <w:rPr>
-          <w:rFonts w:ascii="Arial Narrow" w:eastAsia="Arial Narrow" w:hAnsi="Arial Narrow" w:cs="Arial Narrow"/>
-          <w:sz w:val="16"/>
-          <w:szCs w:val="16"/>
-        </w:rPr>
-        <w:t>El proveedor responde por la idoneidad y calidad de los productos y servicios ofrecidos; por la autenticidad de las marcas y leyendas que exhiben sus productos o del signo que respalda al prestador del servicio, por la falta de conformidad entre la publicidad comercial de los productos y servicios y estos, así como por el contenido y la vida útil del producto indicado en el envase, en lo que corresponda.</w:t>
-      </w:r>
-    </w:p>
+    </w:p>
+  </w:footnote>
+  <w:footnote w:id="4">
     <w:p>
       <w:pPr>
         <w:pStyle w:val="Textonotapie"/>
@@ -8380,9 +8467,128 @@
           <w:szCs w:val="16"/>
         </w:rPr>
       </w:pPr>
-    </w:p>
-  </w:footnote>
-  <w:footnote w:id="4">
+      <w:r>
+        <w:rPr>
+          <w:rStyle w:val="Refdenotaalpie"/>
+          <w:rFonts w:ascii="Arial Narrow" w:eastAsia="Arial Narrow" w:hAnsi="Arial Narrow" w:cs="Arial Narrow"/>
+          <w:sz w:val="16"/>
+          <w:szCs w:val="16"/>
+          <w:vertAlign w:val="superscript"/>
+        </w:rPr>
+        <w:footnoteRef/>
+      </w:r>
+      <w:r>
+        <w:rPr>
+          <w:rFonts w:ascii="Arial Narrow" w:eastAsia="Arial Narrow" w:hAnsi="Arial Narrow" w:cs="Arial Narrow"/>
+          <w:sz w:val="16"/>
+          <w:szCs w:val="16"/>
+        </w:rPr>
+        <w:tab/>
+        <w:t xml:space="preserve"/>
+      </w:r>
+      <w:r>
+        <w:rPr>
+          <w:rFonts w:ascii="Arial Narrow" w:eastAsia="Arial Narrow" w:hAnsi="Arial Narrow" w:cs="Arial Narrow"/>
+          <w:sz w:val="16"/>
+          <w:szCs w:val="16"/>
+        </w:rPr>
+        <w:tab/>
+      </w:r>
+      <w:r>
+        <w:rPr>
+          <w:rFonts w:ascii="Arial Narrow" w:eastAsia="Arial Narrow" w:hAnsi="Arial Narrow" w:cs="Arial Narrow"/>
+          <w:b/>
+          <w:bCs/>
+          <w:sz w:val="16"/>
+          <w:szCs w:val="16"/>
+        </w:rPr>
+        <w:t xml:space="preserve">LEY 29571, CÓDIGO DE PROTECCIÓN Y DEFENSA DEL CONSUMIDOR, publicado el 2 de setiembre de 2010 y modificado por Decreto Legislativo 1308 </w:t>
+      </w:r>
+    </w:p>
+    <w:p>
+      <w:pPr>
+        <w:pStyle w:val="Textonotapie"/>
+        <w:ind w:left="567" w:right="-1"/>
+        <w:jc w:val="both"/>
+        <w:rPr>
+          <w:rFonts w:ascii="Arial Narrow" w:eastAsia="Arial Narrow" w:hAnsi="Arial Narrow" w:cs="Arial Narrow"/>
+          <w:b/>
+          <w:bCs/>
+          <w:sz w:val="16"/>
+          <w:szCs w:val="16"/>
+        </w:rPr>
+      </w:pPr>
+      <w:r>
+        <w:rPr>
+          <w:rFonts w:ascii="Arial Narrow" w:eastAsia="Arial Narrow" w:hAnsi="Arial Narrow" w:cs="Arial Narrow"/>
+          <w:b/>
+          <w:bCs/>
+          <w:sz w:val="16"/>
+          <w:szCs w:val="16"/>
+        </w:rPr>
+        <w:t>Artículo 47.- Protección mínima del contrato de consumo</w:t>
+      </w:r>
+    </w:p>
+    <w:p>
+      <w:pPr>
+        <w:pStyle w:val="Textonotapie"/>
+        <w:ind w:left="567" w:right="-1"/>
+        <w:jc w:val="both"/>
+        <w:rPr>
+          <w:rFonts w:ascii="Arial Narrow" w:eastAsia="Arial Narrow" w:hAnsi="Arial Narrow" w:cs="Arial Narrow"/>
+          <w:sz w:val="16"/>
+          <w:szCs w:val="16"/>
+        </w:rPr>
+      </w:pPr>
+      <w:r>
+        <w:rPr>
+          <w:rFonts w:ascii="Arial Narrow" w:eastAsia="Arial Narrow" w:hAnsi="Arial Narrow" w:cs="Arial Narrow"/>
+          <w:sz w:val="16"/>
+          <w:szCs w:val="16"/>
+        </w:rPr>
+        <w:t>En los contratos de consumo se observa lo siguiente:</w:t>
+      </w:r>
+    </w:p>
+    <w:p>
+      <w:pPr>
+        <w:pStyle w:val="Textonotapie"/>
+        <w:ind w:left="567" w:right="-1"/>
+        <w:jc w:val="both"/>
+        <w:rPr>
+          <w:rFonts w:ascii="Arial Narrow" w:eastAsia="Arial Narrow" w:hAnsi="Arial Narrow" w:cs="Arial Narrow"/>
+          <w:sz w:val="16"/>
+          <w:szCs w:val="16"/>
+        </w:rPr>
+      </w:pPr>
+      <w:r>
+        <w:rPr>
+          <w:rFonts w:ascii="Arial Narrow" w:eastAsia="Arial Narrow" w:hAnsi="Arial Narrow" w:cs="Arial Narrow"/>
+          <w:sz w:val="16"/>
+          <w:szCs w:val="16"/>
+        </w:rPr>
+        <w:t>(…)</w:t>
+      </w:r>
+    </w:p>
+    <w:p>
+      <w:pPr>
+        <w:pStyle w:val="Textonotapie"/>
+        <w:ind w:left="567" w:right="-1"/>
+        <w:jc w:val="both"/>
+        <w:rPr>
+          <w:rFonts w:ascii="Arial Narrow" w:eastAsia="Arial Narrow" w:hAnsi="Arial Narrow" w:cs="Arial Narrow"/>
+          <w:sz w:val="16"/>
+          <w:szCs w:val="16"/>
+        </w:rPr>
+      </w:pPr>
+      <w:r>
+        <w:rPr>
+          <w:rFonts w:ascii="Arial Narrow" w:eastAsia="Arial Narrow" w:hAnsi="Arial Narrow" w:cs="Arial Narrow"/>
+          <w:sz w:val="16"/>
+          <w:szCs w:val="16"/>
+        </w:rPr>
+        <w:t>e. Los proveedores deben entregar a los usuarios copia de los contratos y demás documentación relacionada con dichos actos jurídicos cuando estos hayan sido celebrados por escrito, incluidas las condiciones generales de la contratación. Asimismo, cuando el consumidor solicite copia física o virtual de estos, el proveedor debe entregar los documentos en un plazo máximo de quince días hábiles contados desde que recibió la solicitud. Los proveedores son responsables de dejar constancia de la entrega de los documentos al consumidor.</w:t>
+      </w:r>
+    </w:p>
     <w:p>
       <w:pPr>
         <w:pStyle w:val="Textonotapie"/>
@@ -8399,127 +8605,9 @@
           <w:szCs w:val="16"/>
         </w:rPr>
       </w:pPr>
-      <w:r>
-        <w:rPr>
-          <w:rStyle w:val="Refdenotaalpie"/>
-          <w:rFonts w:ascii="Arial Narrow" w:eastAsia="Arial Narrow" w:hAnsi="Arial Narrow" w:cs="Arial Narrow"/>
-          <w:sz w:val="16"/>
-          <w:szCs w:val="16"/>
-          <w:vertAlign w:val="superscript"/>
-        </w:rPr>
-        <w:footnoteRef/>
-      </w:r>
-      <w:r>
-        <w:rPr>
-          <w:rFonts w:ascii="Arial Narrow" w:eastAsia="Arial Narrow" w:hAnsi="Arial Narrow" w:cs="Arial Narrow"/>
-          <w:sz w:val="16"/>
-          <w:szCs w:val="16"/>
-        </w:rPr>
-        <w:t xml:space="preserve"> </w:t>
-      </w:r>
-      <w:r>
-        <w:rPr>
-          <w:rFonts w:ascii="Arial Narrow" w:eastAsia="Arial Narrow" w:hAnsi="Arial Narrow" w:cs="Arial Narrow"/>
-          <w:sz w:val="16"/>
-          <w:szCs w:val="16"/>
-        </w:rPr>
-        <w:tab/>
-      </w:r>
-      <w:r>
-        <w:rPr>
-          <w:rFonts w:ascii="Arial Narrow" w:eastAsia="Arial Narrow" w:hAnsi="Arial Narrow" w:cs="Arial Narrow"/>
-          <w:b/>
-          <w:bCs/>
-          <w:sz w:val="16"/>
-          <w:szCs w:val="16"/>
-        </w:rPr>
-        <w:t xml:space="preserve">LEY 29571, CÓDIGO DE PROTECCIÓN Y DEFENSA DEL CONSUMIDOR, publicado el 2 de setiembre de 2010 y modificado por Decreto Legislativo 1308 </w:t>
-      </w:r>
-    </w:p>
-    <w:p>
-      <w:pPr>
-        <w:pStyle w:val="Textonotapie"/>
-        <w:ind w:left="567" w:right="-1"/>
-        <w:jc w:val="both"/>
-        <w:rPr>
-          <w:rFonts w:ascii="Arial Narrow" w:eastAsia="Arial Narrow" w:hAnsi="Arial Narrow" w:cs="Arial Narrow"/>
-          <w:b/>
-          <w:bCs/>
-          <w:sz w:val="16"/>
-          <w:szCs w:val="16"/>
-        </w:rPr>
-      </w:pPr>
-      <w:r>
-        <w:rPr>
-          <w:rFonts w:ascii="Arial Narrow" w:eastAsia="Arial Narrow" w:hAnsi="Arial Narrow" w:cs="Arial Narrow"/>
-          <w:b/>
-          <w:bCs/>
-          <w:sz w:val="16"/>
-          <w:szCs w:val="16"/>
-        </w:rPr>
-        <w:t>Artículo 47.- Protección mínima del contrato de consumo</w:t>
-      </w:r>
-    </w:p>
-    <w:p>
-      <w:pPr>
-        <w:pStyle w:val="Textonotapie"/>
-        <w:ind w:left="567" w:right="-1"/>
-        <w:jc w:val="both"/>
-        <w:rPr>
-          <w:rFonts w:ascii="Arial Narrow" w:eastAsia="Arial Narrow" w:hAnsi="Arial Narrow" w:cs="Arial Narrow"/>
-          <w:sz w:val="16"/>
-          <w:szCs w:val="16"/>
-        </w:rPr>
-      </w:pPr>
-      <w:r>
-        <w:rPr>
-          <w:rFonts w:ascii="Arial Narrow" w:eastAsia="Arial Narrow" w:hAnsi="Arial Narrow" w:cs="Arial Narrow"/>
-          <w:sz w:val="16"/>
-          <w:szCs w:val="16"/>
-        </w:rPr>
-        <w:t>En los contratos de consumo se observa lo siguiente:</w:t>
-      </w:r>
-    </w:p>
-    <w:p>
-      <w:pPr>
-        <w:pStyle w:val="Textonotapie"/>
-        <w:ind w:left="567" w:right="-1"/>
-        <w:jc w:val="both"/>
-        <w:rPr>
-          <w:rFonts w:ascii="Arial Narrow" w:eastAsia="Arial Narrow" w:hAnsi="Arial Narrow" w:cs="Arial Narrow"/>
-          <w:sz w:val="16"/>
-          <w:szCs w:val="16"/>
-        </w:rPr>
-      </w:pPr>
-      <w:r>
-        <w:rPr>
-          <w:rFonts w:ascii="Arial Narrow" w:eastAsia="Arial Narrow" w:hAnsi="Arial Narrow" w:cs="Arial Narrow"/>
-          <w:sz w:val="16"/>
-          <w:szCs w:val="16"/>
-        </w:rPr>
-        <w:t>(…)</w:t>
-      </w:r>
-    </w:p>
-    <w:p>
-      <w:pPr>
-        <w:pStyle w:val="Textonotapie"/>
-        <w:ind w:left="567" w:right="-1"/>
-        <w:jc w:val="both"/>
-        <w:rPr>
-          <w:rFonts w:ascii="Arial Narrow" w:eastAsia="Arial Narrow" w:hAnsi="Arial Narrow" w:cs="Arial Narrow"/>
-          <w:sz w:val="16"/>
-          <w:szCs w:val="16"/>
-        </w:rPr>
-      </w:pPr>
-      <w:r>
-        <w:rPr>
-          <w:rFonts w:ascii="Arial Narrow" w:eastAsia="Arial Narrow" w:hAnsi="Arial Narrow" w:cs="Arial Narrow"/>
-          <w:sz w:val="16"/>
-          <w:szCs w:val="16"/>
-        </w:rPr>
-        <w:t>e. Los proveedores deben entregar a los usuarios copia de los contratos y demás documentación relacionada con dichos actos jurídicos cuando estos hayan sido celebrados por escrito, incluidas las condiciones generales de la contratación. Asimismo, cuando el consumidor solicite copia física o virtual de estos, el proveedor debe entregar los documentos en un plazo máximo de quince días hábiles contados desde que recibió la solicitud. Los proveedores son responsables de dejar constancia de la entrega de los documentos al consumidor.</w:t>
-      </w:r>
-    </w:p>
+    </w:p>
+  </w:footnote>
+  <w:footnote w:id="5">
     <w:p>
       <w:pPr>
         <w:pStyle w:val="Textonotapie"/>
@@ -8536,9 +8624,96 @@
           <w:szCs w:val="16"/>
         </w:rPr>
       </w:pPr>
-    </w:p>
-  </w:footnote>
-  <w:footnote w:id="5">
+      <w:r>
+        <w:rPr>
+          <w:rStyle w:val="Refdenotaalpie"/>
+          <w:rFonts w:ascii="Arial Narrow" w:eastAsia="Arial Narrow" w:hAnsi="Arial Narrow" w:cs="Arial Narrow"/>
+          <w:sz w:val="16"/>
+          <w:szCs w:val="16"/>
+          <w:vertAlign w:val="superscript"/>
+        </w:rPr>
+        <w:footnoteRef/>
+      </w:r>
+      <w:r>
+        <w:rPr>
+          <w:rFonts w:ascii="Arial Narrow" w:eastAsia="Arial Narrow" w:hAnsi="Arial Narrow" w:cs="Arial Narrow"/>
+          <w:sz w:val="16"/>
+          <w:szCs w:val="16"/>
+        </w:rPr>
+        <w:tab/>
+        <w:t xml:space="preserve"/>
+      </w:r>
+      <w:r>
+        <w:rPr>
+          <w:rFonts w:ascii="Arial Narrow" w:eastAsia="Arial Narrow" w:hAnsi="Arial Narrow" w:cs="Arial Narrow"/>
+          <w:sz w:val="16"/>
+          <w:szCs w:val="16"/>
+        </w:rPr>
+        <w:tab/>
+      </w:r>
+      <w:r>
+        <w:rPr>
+          <w:rFonts w:ascii="Arial Narrow" w:eastAsia="Arial Narrow" w:hAnsi="Arial Narrow" w:cs="Arial Narrow"/>
+          <w:b/>
+          <w:bCs/>
+          <w:sz w:val="16"/>
+          <w:szCs w:val="16"/>
+        </w:rPr>
+        <w:t xml:space="preserve">LEY 29571, CÓDIGO DE PROTECCIÓN Y DEFENSA DEL CONSUMIDOR, publicado el 2 de setiembre de 2010 y modificado por Decreto Legislativo 1308 </w:t>
+      </w:r>
+    </w:p>
+    <w:p>
+      <w:pPr>
+        <w:pStyle w:val="Textonotapie"/>
+        <w:ind w:left="567" w:right="-1"/>
+        <w:jc w:val="both"/>
+        <w:rPr>
+          <w:rFonts w:ascii="Arial Narrow" w:eastAsia="Arial Narrow" w:hAnsi="Arial Narrow" w:cs="Arial Narrow"/>
+          <w:b/>
+          <w:bCs/>
+          <w:sz w:val="16"/>
+          <w:szCs w:val="16"/>
+        </w:rPr>
+      </w:pPr>
+      <w:r>
+        <w:rPr>
+          <w:rFonts w:ascii="Arial Narrow" w:eastAsia="Arial Narrow" w:hAnsi="Arial Narrow" w:cs="Arial Narrow"/>
+          <w:b/>
+          <w:bCs/>
+          <w:sz w:val="16"/>
+          <w:szCs w:val="16"/>
+        </w:rPr>
+        <w:t>Artículo 88.- Reclamo de productos o servicios financieros y de seguros</w:t>
+      </w:r>
+    </w:p>
+    <w:p>
+      <w:pPr>
+        <w:pStyle w:val="Textonotapie"/>
+        <w:ind w:left="567" w:right="-1"/>
+        <w:jc w:val="both"/>
+        <w:rPr>
+          <w:rFonts w:ascii="Arial Narrow" w:eastAsia="Arial Narrow" w:hAnsi="Arial Narrow" w:cs="Arial Narrow"/>
+          <w:sz w:val="16"/>
+          <w:szCs w:val="16"/>
+        </w:rPr>
+      </w:pPr>
+      <w:r>
+        <w:rPr>
+          <w:rFonts w:ascii="Arial Narrow" w:eastAsia="Arial Narrow" w:hAnsi="Arial Narrow" w:cs="Arial Narrow"/>
+          <w:sz w:val="16"/>
+          <w:szCs w:val="16"/>
+        </w:rPr>
+        <w:t>88.1 Las entidades del sistema financiero y de seguros, en todas sus oficinas en la República, deben resolver los reclamos en un plazo no mayor de quince días hábiles. Excepcionalmente, la Superintendencia de Banca, Seguros y Administradoras Privadas de Fondos de Pensiones podrá establecer un plazo ampliatorio cuando la naturaleza y complejidad de la operación, producto o servicio materia del reclamo o requerimiento lo justifique, situación que debe ponerse en conocimiento del consumidor antes de la culminación del plazo inicial, sin perjuicio del derecho del consumidor de recurrir directamente ante la Autoridad de Consumo</w:t>
+      </w:r>
+      <w:r>
+        <w:rPr>
+          <w:rFonts w:ascii="Arial Narrow" w:eastAsia="Arial Narrow" w:hAnsi="Arial Narrow" w:cs="Arial Narrow"/>
+          <w:sz w:val="16"/>
+          <w:szCs w:val="16"/>
+        </w:rPr>
+        <w:t xml:space="preserve">. </w:t>
+      </w:r>
+    </w:p>
     <w:p>
       <w:pPr>
         <w:pStyle w:val="Textonotapie"/>
@@ -8555,95 +8730,9 @@
           <w:szCs w:val="16"/>
         </w:rPr>
       </w:pPr>
-      <w:r>
-        <w:rPr>
-          <w:rStyle w:val="Refdenotaalpie"/>
-          <w:rFonts w:ascii="Arial Narrow" w:eastAsia="Arial Narrow" w:hAnsi="Arial Narrow" w:cs="Arial Narrow"/>
-          <w:sz w:val="16"/>
-          <w:szCs w:val="16"/>
-          <w:vertAlign w:val="superscript"/>
-        </w:rPr>
-        <w:footnoteRef/>
-      </w:r>
-      <w:r>
-        <w:rPr>
-          <w:rFonts w:ascii="Arial Narrow" w:eastAsia="Arial Narrow" w:hAnsi="Arial Narrow" w:cs="Arial Narrow"/>
-          <w:sz w:val="16"/>
-          <w:szCs w:val="16"/>
-        </w:rPr>
-        <w:t xml:space="preserve"> </w:t>
-      </w:r>
-      <w:r>
-        <w:rPr>
-          <w:rFonts w:ascii="Arial Narrow" w:eastAsia="Arial Narrow" w:hAnsi="Arial Narrow" w:cs="Arial Narrow"/>
-          <w:sz w:val="16"/>
-          <w:szCs w:val="16"/>
-        </w:rPr>
-        <w:tab/>
-      </w:r>
-      <w:r>
-        <w:rPr>
-          <w:rFonts w:ascii="Arial Narrow" w:eastAsia="Arial Narrow" w:hAnsi="Arial Narrow" w:cs="Arial Narrow"/>
-          <w:b/>
-          <w:bCs/>
-          <w:sz w:val="16"/>
-          <w:szCs w:val="16"/>
-        </w:rPr>
-        <w:t xml:space="preserve">LEY 29571, CÓDIGO DE PROTECCIÓN Y DEFENSA DEL CONSUMIDOR, publicado el 2 de setiembre de 2010 y modificado por Decreto Legislativo 1308 </w:t>
-      </w:r>
-    </w:p>
-    <w:p>
-      <w:pPr>
-        <w:pStyle w:val="Textonotapie"/>
-        <w:ind w:left="567" w:right="-1"/>
-        <w:jc w:val="both"/>
-        <w:rPr>
-          <w:rFonts w:ascii="Arial Narrow" w:eastAsia="Arial Narrow" w:hAnsi="Arial Narrow" w:cs="Arial Narrow"/>
-          <w:b/>
-          <w:bCs/>
-          <w:sz w:val="16"/>
-          <w:szCs w:val="16"/>
-        </w:rPr>
-      </w:pPr>
-      <w:r>
-        <w:rPr>
-          <w:rFonts w:ascii="Arial Narrow" w:eastAsia="Arial Narrow" w:hAnsi="Arial Narrow" w:cs="Arial Narrow"/>
-          <w:b/>
-          <w:bCs/>
-          <w:sz w:val="16"/>
-          <w:szCs w:val="16"/>
-        </w:rPr>
-        <w:t>Artículo 88.- Reclamo de productos o servicios financieros y de seguros</w:t>
-      </w:r>
-    </w:p>
-    <w:p>
-      <w:pPr>
-        <w:pStyle w:val="Textonotapie"/>
-        <w:ind w:left="567" w:right="-1"/>
-        <w:jc w:val="both"/>
-        <w:rPr>
-          <w:rFonts w:ascii="Arial Narrow" w:eastAsia="Arial Narrow" w:hAnsi="Arial Narrow" w:cs="Arial Narrow"/>
-          <w:sz w:val="16"/>
-          <w:szCs w:val="16"/>
-        </w:rPr>
-      </w:pPr>
-      <w:r>
-        <w:rPr>
-          <w:rFonts w:ascii="Arial Narrow" w:eastAsia="Arial Narrow" w:hAnsi="Arial Narrow" w:cs="Arial Narrow"/>
-          <w:sz w:val="16"/>
-          <w:szCs w:val="16"/>
-        </w:rPr>
-        <w:t>88.1 Las entidades del sistema financiero y de seguros, en todas sus oficinas en la República, deben resolver los reclamos en un plazo no mayor de quince días hábiles. Excepcionalmente, la Superintendencia de Banca, Seguros y Administradoras Privadas de Fondos de Pensiones podrá establecer un plazo ampliatorio cuando la naturaleza y complejidad de la operación, producto o servicio materia del reclamo o requerimiento lo justifique, situación que debe ponerse en conocimiento del consumidor antes de la culminación del plazo inicial, sin perjuicio del derecho del consumidor de recurrir directamente ante la Autoridad de Consumo</w:t>
-      </w:r>
-      <w:r>
-        <w:rPr>
-          <w:rFonts w:ascii="Arial Narrow" w:eastAsia="Arial Narrow" w:hAnsi="Arial Narrow" w:cs="Arial Narrow"/>
-          <w:sz w:val="16"/>
-          <w:szCs w:val="16"/>
-        </w:rPr>
-        <w:t xml:space="preserve">. </w:t>
-      </w:r>
-    </w:p>
+    </w:p>
+  </w:footnote>
+  <w:footnote w:id="6">
     <w:p>
       <w:pPr>
         <w:pStyle w:val="Textonotapie"/>
@@ -8654,15 +8743,56 @@
         <w:jc w:val="both"/>
         <w:rPr>
           <w:rFonts w:ascii="Arial Narrow" w:eastAsia="Arial Narrow" w:hAnsi="Arial Narrow" w:cs="Arial Narrow"/>
+          <w:sz w:val="16"/>
+          <w:szCs w:val="16"/>
+        </w:rPr>
+      </w:pPr>
+      <w:r>
+        <w:rPr>
+          <w:rStyle w:val="Refdenotaalpie"/>
+          <w:rFonts w:ascii="Arial Narrow" w:eastAsia="Arial Narrow" w:hAnsi="Arial Narrow" w:cs="Arial Narrow"/>
+          <w:sz w:val="16"/>
+          <w:szCs w:val="16"/>
+          <w:vertAlign w:val="superscript"/>
+        </w:rPr>
+        <w:footnoteRef/>
+      </w:r>
+      <w:r>
+        <w:rPr>
+          <w:rFonts w:ascii="Arial Narrow" w:eastAsia="Arial Narrow" w:hAnsi="Arial Narrow" w:cs="Arial Narrow"/>
+          <w:sz w:val="16"/>
+          <w:szCs w:val="16"/>
+        </w:rPr>
+        <w:tab/>
+        <w:t xml:space="preserve"/>
+      </w:r>
+      <w:r>
+        <w:rPr>
+          <w:rFonts w:ascii="Arial Narrow" w:eastAsia="Arial Narrow" w:hAnsi="Arial Narrow" w:cs="Arial Narrow"/>
+          <w:sz w:val="16"/>
+          <w:szCs w:val="16"/>
+        </w:rPr>
+        <w:tab/>
+      </w:r>
+      <w:r>
+        <w:rPr>
+          <w:rFonts w:ascii="Arial Narrow" w:eastAsia="Arial Narrow" w:hAnsi="Arial Narrow" w:cs="Arial Narrow"/>
           <w:b/>
           <w:bCs/>
           <w:sz w:val="16"/>
           <w:szCs w:val="16"/>
         </w:rPr>
-      </w:pPr>
-    </w:p>
-  </w:footnote>
-  <w:footnote w:id="6">
+        <w:t>LEY SOBRE FACULTADES, NORMAS Y ORGANIZACIÓN DEL INDECOPI, APROBADA POR DECRETO LEGISLATIVO 807 Artículo 24.-</w:t>
+      </w:r>
+      <w:r>
+        <w:rPr>
+          <w:rFonts w:ascii="Arial Narrow" w:eastAsia="Arial Narrow" w:hAnsi="Arial Narrow" w:cs="Arial Narrow"/>
+          <w:sz w:val="16"/>
+          <w:szCs w:val="16"/>
+        </w:rPr>
+        <w:t xml:space="preserve"> El Secretario Técnico se encargará de la tramitación del procedimiento. Para ello, cuenta con las siguientes facultades:</w:t>
+      </w:r>
+    </w:p>
     <w:p>
       <w:pPr>
         <w:pStyle w:val="Textonotapie"/>
@@ -8679,47 +8809,12 @@
       </w:pPr>
       <w:r>
         <w:rPr>
-          <w:rStyle w:val="Refdenotaalpie"/>
-          <w:rFonts w:ascii="Arial Narrow" w:eastAsia="Arial Narrow" w:hAnsi="Arial Narrow" w:cs="Arial Narrow"/>
-          <w:sz w:val="16"/>
-          <w:szCs w:val="16"/>
-          <w:vertAlign w:val="superscript"/>
-        </w:rPr>
-        <w:footnoteRef/>
-      </w:r>
-      <w:r>
-        <w:rPr>
-          <w:rFonts w:ascii="Arial Narrow" w:eastAsia="Arial Narrow" w:hAnsi="Arial Narrow" w:cs="Arial Narrow"/>
-          <w:sz w:val="16"/>
-          <w:szCs w:val="16"/>
-        </w:rPr>
-        <w:t xml:space="preserve"> </w:t>
-      </w:r>
-      <w:r>
-        <w:rPr>
           <w:rFonts w:ascii="Arial Narrow" w:eastAsia="Arial Narrow" w:hAnsi="Arial Narrow" w:cs="Arial Narrow"/>
           <w:sz w:val="16"/>
           <w:szCs w:val="16"/>
         </w:rPr>
         <w:tab/>
-      </w:r>
-      <w:r>
-        <w:rPr>
-          <w:rFonts w:ascii="Arial Narrow" w:eastAsia="Arial Narrow" w:hAnsi="Arial Narrow" w:cs="Arial Narrow"/>
-          <w:b/>
-          <w:bCs/>
-          <w:sz w:val="16"/>
-          <w:szCs w:val="16"/>
-        </w:rPr>
-        <w:t>LEY SOBRE FACULTADES, NORMAS Y ORGANIZACIÓN DEL INDECOPI, APROBADA POR DECRETO LEGISLATIVO 807 Artículo 24.-</w:t>
-      </w:r>
-      <w:r>
-        <w:rPr>
-          <w:rFonts w:ascii="Arial Narrow" w:eastAsia="Arial Narrow" w:hAnsi="Arial Narrow" w:cs="Arial Narrow"/>
-          <w:sz w:val="16"/>
-          <w:szCs w:val="16"/>
-        </w:rPr>
-        <w:t xml:space="preserve"> El Secretario Técnico se encargará de la tramitación del procedimiento. Para ello, cuenta con las siguientes facultades:</w:t>
+        <w:t xml:space="preserve">(...) </w:t>
       </w:r>
     </w:p>
     <w:p>
@@ -8743,7 +8838,7 @@
           <w:szCs w:val="16"/>
         </w:rPr>
         <w:tab/>
-        <w:t xml:space="preserve">(...) </w:t>
+        <w:t xml:space="preserve">c) Admitir denuncias a trámite, en aquellos casos en que la Comisión le haya delegado esta facultad. </w:t>
       </w:r>
     </w:p>
     <w:p>
@@ -8767,7 +8862,7 @@
           <w:szCs w:val="16"/>
         </w:rPr>
         <w:tab/>
-        <w:t xml:space="preserve">c) Admitir denuncias a trámite, en aquellos casos en que la Comisión le haya delegado esta facultad. </w:t>
+        <w:t>(...).</w:t>
       </w:r>
     </w:p>
     <w:p>
@@ -8784,6 +8879,33 @@
           <w:szCs w:val="16"/>
         </w:rPr>
       </w:pPr>
+    </w:p>
+  </w:footnote>
+  <w:footnote w:id="7">
+    <w:p>
+      <w:pPr>
+        <w:pStyle w:val="Textonotapie"/>
+        <w:tabs>
+          <w:tab w:val="left" w:pos="567"/>
+        </w:tabs>
+        <w:ind w:left="567" w:hanging="567"/>
+        <w:jc w:val="both"/>
+        <w:rPr>
+          <w:rFonts w:ascii="Arial Narrow" w:eastAsia="Arial Narrow" w:hAnsi="Arial Narrow" w:cs="Arial Narrow"/>
+          <w:sz w:val="16"/>
+          <w:szCs w:val="16"/>
+        </w:rPr>
+      </w:pPr>
+      <w:r>
+        <w:rPr>
+          <w:rStyle w:val="Refdenotaalpie"/>
+          <w:rFonts w:ascii="Arial Narrow" w:eastAsia="Arial Narrow" w:hAnsi="Arial Narrow" w:cs="Arial Narrow"/>
+          <w:sz w:val="16"/>
+          <w:szCs w:val="16"/>
+          <w:vertAlign w:val="superscript"/>
+        </w:rPr>
+        <w:footnoteRef/>
+      </w:r>
       <w:r>
         <w:rPr>
           <w:rFonts w:ascii="Arial Narrow" w:eastAsia="Arial Narrow" w:hAnsi="Arial Narrow" w:cs="Arial Narrow"/>
@@ -8791,9 +8913,661 @@
           <w:szCs w:val="16"/>
         </w:rPr>
         <w:tab/>
-        <w:t>(...).</w:t>
-      </w:r>
-    </w:p>
+        <w:t xml:space="preserve"/>
+      </w:r>
+      <w:r>
+        <w:rPr>
+          <w:rFonts w:ascii="Arial Narrow" w:eastAsia="Arial Narrow" w:hAnsi="Arial Narrow" w:cs="Arial Narrow"/>
+          <w:sz w:val="16"/>
+          <w:szCs w:val="16"/>
+        </w:rPr>
+        <w:tab/>
+        <w:t>El número de trabajadores se atenderá siempre que la empresa haya sido constituida antes de la vigencia de la Ley 30056, publicada el 2 de julio de 2013, que modificó el artículo 5 del Texto Único Ordenado de la Ley de Promoción de la Competitividad, Formalización y Desarrollo de la Micro y Pequeña Empresa y de Acceso al Empleo Decente (LEY MYPE). Ello, en la medida que la Tercera Disposición Complementaria Transitoria de la norma modificatoria precisa que las empresas constituidas antes de la entrada en vigencia de dicha Ley se rigen por los requisitos de acogimiento al régimen de las micro y pequeñas empresas regulados en el Decreto Legislativo 1086.</w:t>
+      </w:r>
+    </w:p>
+    <w:p>
+      <w:pPr>
+        <w:pStyle w:val="Textonotapie"/>
+        <w:ind w:left="567" w:hanging="567"/>
+        <w:jc w:val="both"/>
+        <w:rPr>
+          <w:rFonts w:ascii="Arial Narrow" w:eastAsia="Arial Narrow" w:hAnsi="Arial Narrow" w:cs="Arial Narrow"/>
+          <w:sz w:val="16"/>
+          <w:szCs w:val="16"/>
+        </w:rPr>
+      </w:pPr>
+    </w:p>
+  </w:footnote>
+  <w:footnote w:id="8">
+    <w:p>
+      <w:pPr>
+        <w:pStyle w:val="Textonotapie"/>
+        <w:tabs>
+          <w:tab w:val="left" w:pos="567"/>
+        </w:tabs>
+        <w:ind w:left="567" w:hanging="567"/>
+        <w:jc w:val="both"/>
+        <w:rPr>
+          <w:rFonts w:ascii="Arial Narrow" w:eastAsia="Arial Narrow" w:hAnsi="Arial Narrow" w:cs="Arial Narrow"/>
+          <w:sz w:val="16"/>
+          <w:szCs w:val="16"/>
+        </w:rPr>
+      </w:pPr>
+      <w:r>
+        <w:rPr>
+          <w:rStyle w:val="Refdenotaalpie"/>
+          <w:rFonts w:ascii="Arial Narrow" w:eastAsia="Arial Narrow" w:hAnsi="Arial Narrow" w:cs="Arial Narrow"/>
+          <w:sz w:val="16"/>
+          <w:szCs w:val="16"/>
+          <w:vertAlign w:val="superscript"/>
+        </w:rPr>
+        <w:footnoteRef/>
+      </w:r>
+      <w:r>
+        <w:rPr>
+          <w:rFonts w:ascii="Arial Narrow" w:eastAsia="Arial Narrow" w:hAnsi="Arial Narrow" w:cs="Arial Narrow"/>
+          <w:sz w:val="16"/>
+          <w:szCs w:val="16"/>
+        </w:rPr>
+        <w:tab/>
+        <w:t xml:space="preserve"/>
+      </w:r>
+      <w:r>
+        <w:rPr>
+          <w:rFonts w:ascii="Arial Narrow" w:eastAsia="Arial Narrow" w:hAnsi="Arial Narrow" w:cs="Arial Narrow"/>
+          <w:sz w:val="16"/>
+          <w:szCs w:val="16"/>
+        </w:rPr>
+        <w:tab/>
+      </w:r>
+      <w:r>
+        <w:rPr>
+          <w:rFonts w:ascii="Arial Narrow" w:eastAsia="Arial Narrow" w:hAnsi="Arial Narrow" w:cs="Arial Narrow"/>
+          <w:b/>
+          <w:sz w:val="16"/>
+          <w:szCs w:val="16"/>
+        </w:rPr>
+        <w:t>LEY 29571, CÓDIGO DE PROTECCIÓN Y DEFENSA DEL CONSUMIDOR</w:t>
+      </w:r>
+      <w:r>
+        <w:rPr>
+          <w:rFonts w:ascii="Arial Narrow" w:eastAsia="Arial Narrow" w:hAnsi="Arial Narrow" w:cs="Arial Narrow"/>
+          <w:b/>
+          <w:bCs/>
+          <w:sz w:val="16"/>
+          <w:szCs w:val="16"/>
+        </w:rPr>
+        <w:t xml:space="preserve">, </w:t>
+      </w:r>
+      <w:r>
+        <w:rPr>
+          <w:rFonts w:ascii="Arial Narrow" w:eastAsia="Arial Narrow" w:hAnsi="Arial Narrow" w:cs="Arial Narrow"/>
+          <w:b/>
+          <w:sz w:val="16"/>
+          <w:szCs w:val="16"/>
+        </w:rPr>
+        <w:t>publicado el 2 de setiembre de 2010 y modificado por Decreto Legislativo 1308</w:t>
+      </w:r>
+    </w:p>
+    <w:p>
+      <w:pPr>
+        <w:pStyle w:val="Textonotapie"/>
+        <w:ind w:left="567" w:hanging="567"/>
+        <w:jc w:val="both"/>
+        <w:rPr>
+          <w:rFonts w:ascii="Arial Narrow" w:eastAsia="Arial Narrow" w:hAnsi="Arial Narrow" w:cs="Arial Narrow"/>
+          <w:b/>
+          <w:bCs/>
+          <w:sz w:val="16"/>
+          <w:szCs w:val="16"/>
+        </w:rPr>
+      </w:pPr>
+      <w:r>
+        <w:rPr>
+          <w:rFonts w:ascii="Arial Narrow" w:eastAsia="Arial Narrow" w:hAnsi="Arial Narrow" w:cs="Arial Narrow"/>
+          <w:sz w:val="16"/>
+          <w:szCs w:val="16"/>
+        </w:rPr>
+        <w:tab/>
+      </w:r>
+      <w:r>
+        <w:rPr>
+          <w:rFonts w:ascii="Arial Narrow" w:eastAsia="Arial Narrow" w:hAnsi="Arial Narrow" w:cs="Arial Narrow"/>
+          <w:b/>
+          <w:bCs/>
+          <w:sz w:val="16"/>
+          <w:szCs w:val="16"/>
+        </w:rPr>
+        <w:t>Artículo 110.- Sanciones Administrativas</w:t>
+      </w:r>
+    </w:p>
+    <w:p>
+      <w:pPr>
+        <w:autoSpaceDE w:val="0"/>
+        <w:autoSpaceDN w:val="0"/>
+        <w:adjustRightInd w:val="0"/>
+        <w:spacing w:after="0" w:line="240" w:lineRule="auto"/>
+        <w:ind w:left="567"/>
+        <w:jc w:val="both"/>
+        <w:rPr>
+          <w:rFonts w:ascii="Arial Narrow" w:eastAsia="Arial Narrow" w:hAnsi="Arial Narrow" w:cs="Arial Narrow"/>
+          <w:sz w:val="16"/>
+          <w:szCs w:val="16"/>
+          <w:lang w:eastAsia="es-PE"/>
+        </w:rPr>
+      </w:pPr>
+      <w:r>
+        <w:rPr>
+          <w:rFonts w:ascii="Arial Narrow" w:eastAsia="Arial Narrow" w:hAnsi="Arial Narrow" w:cs="Arial Narrow"/>
+          <w:sz w:val="16"/>
+          <w:szCs w:val="16"/>
+          <w:lang w:eastAsia="es-PE"/>
+        </w:rPr>
+        <w:t>(…)</w:t>
+      </w:r>
+    </w:p>
+    <w:p>
+      <w:pPr>
+        <w:autoSpaceDE w:val="0"/>
+        <w:autoSpaceDN w:val="0"/>
+        <w:adjustRightInd w:val="0"/>
+        <w:spacing w:after="0" w:line="240" w:lineRule="auto"/>
+        <w:ind w:left="567"/>
+        <w:jc w:val="both"/>
+        <w:rPr>
+          <w:rFonts w:ascii="Arial Narrow" w:eastAsia="Arial Narrow" w:hAnsi="Arial Narrow" w:cs="Arial Narrow"/>
+          <w:sz w:val="16"/>
+          <w:szCs w:val="16"/>
+          <w:lang w:eastAsia="es-PE"/>
+        </w:rPr>
+      </w:pPr>
+      <w:r>
+        <w:rPr>
+          <w:rFonts w:ascii="Arial Narrow" w:eastAsia="Arial Narrow" w:hAnsi="Arial Narrow" w:cs="Arial Narrow"/>
+          <w:sz w:val="16"/>
+          <w:szCs w:val="16"/>
+          <w:lang w:eastAsia="es-PE"/>
+        </w:rPr>
+        <w:t>En el caso de las microempresas, la multa no puede superar el diez por ciento (10%) de las ventas o ingresos brutos percibidos por el infractor, relativos a todas sus actividades económicas, correspondientes al ejercicio inmediato anterior al de la expedición de la resolución de primera instancia, siempre que se haya acreditado dichos ingresos, no se encuentre en una situación de reincidencia y el caso no verse sobre la vida, salud o integridad de los consumidores. Para el caso de las pequeñas empresas, la multa no puede superar el veinte por ciento (20%) de las ventas o ingresos brutos percibidos por el infractor, conforme a los requisitos señalados anteriormente.</w:t>
+      </w:r>
+    </w:p>
+    <w:p>
+      <w:pPr>
+        <w:autoSpaceDE w:val="0"/>
+        <w:autoSpaceDN w:val="0"/>
+        <w:adjustRightInd w:val="0"/>
+        <w:spacing w:after="0" w:line="240" w:lineRule="auto"/>
+        <w:ind w:left="567"/>
+        <w:jc w:val="both"/>
+        <w:rPr>
+          <w:rFonts w:ascii="Arial Narrow" w:eastAsia="Arial Narrow" w:hAnsi="Arial Narrow" w:cs="Arial Narrow"/>
+          <w:sz w:val="16"/>
+          <w:szCs w:val="16"/>
+          <w:lang w:eastAsia="es-PE"/>
+        </w:rPr>
+      </w:pPr>
+      <w:r>
+        <w:rPr>
+          <w:rFonts w:ascii="Arial Narrow" w:eastAsia="Arial Narrow" w:hAnsi="Arial Narrow" w:cs="Arial Narrow"/>
+          <w:sz w:val="16"/>
+          <w:szCs w:val="16"/>
+          <w:lang w:eastAsia="es-PE"/>
+        </w:rPr>
+        <w:t>(…).</w:t>
+      </w:r>
+    </w:p>
+    <w:p>
+      <w:pPr>
+        <w:pStyle w:val="Textonotapie"/>
+        <w:ind w:left="567" w:hanging="567"/>
+        <w:jc w:val="both"/>
+        <w:rPr>
+          <w:rFonts w:ascii="Arial Narrow" w:eastAsia="Arial Narrow" w:hAnsi="Arial Narrow" w:cs="Arial Narrow"/>
+          <w:sz w:val="16"/>
+          <w:szCs w:val="16"/>
+        </w:rPr>
+      </w:pPr>
+    </w:p>
+  </w:footnote>
+  <w:footnote w:id="9">
+    <w:p>
+      <w:pPr>
+        <w:pStyle w:val="Textonotapie"/>
+        <w:tabs>
+          <w:tab w:val="left" w:pos="567"/>
+        </w:tabs>
+        <w:ind w:left="567" w:hanging="567"/>
+        <w:jc w:val="both"/>
+        <w:rPr>
+          <w:rFonts w:ascii="Arial Narrow" w:eastAsia="Arial Narrow" w:hAnsi="Arial Narrow" w:cs="Arial Narrow"/>
+          <w:sz w:val="16"/>
+          <w:szCs w:val="16"/>
+        </w:rPr>
+      </w:pPr>
+      <w:r>
+        <w:rPr>
+          <w:rStyle w:val="Refdenotaalpie"/>
+          <w:rFonts w:ascii="Arial Narrow" w:eastAsia="Arial Narrow" w:hAnsi="Arial Narrow" w:cs="Arial Narrow"/>
+          <w:sz w:val="16"/>
+          <w:szCs w:val="16"/>
+          <w:vertAlign w:val="superscript"/>
+        </w:rPr>
+        <w:footnoteRef/>
+      </w:r>
+      <w:r>
+        <w:rPr>
+          <w:rFonts w:ascii="Arial Narrow" w:eastAsia="Arial Narrow" w:hAnsi="Arial Narrow" w:cs="Arial Narrow"/>
+          <w:sz w:val="16"/>
+          <w:szCs w:val="16"/>
+        </w:rPr>
+        <w:tab/>
+      </w:r>
+      <w:r>
+        <w:rPr>
+          <w:rFonts w:ascii="Arial Narrow" w:eastAsia="Arial Narrow" w:hAnsi="Arial Narrow" w:cs="Arial Narrow"/>
+          <w:b/>
+          <w:bCs/>
+          <w:sz w:val="16"/>
+          <w:szCs w:val="16"/>
+        </w:rPr>
+        <w:t xml:space="preserve">DECRETO LEGISLATIVO 807, LEY SOBRE FACULTADES, NORMAS Y ORGANIZACIÓN DEL INDECOPI, publicado el 18 de abril de 1996</w:t>
+      </w:r>
+    </w:p>
+    <w:p>
+      <w:pPr>
+        <w:pStyle w:val="Textonotapie"/>
+        <w:ind w:left="567" w:hanging="567"/>
+        <w:jc w:val="both"/>
+        <w:rPr>
+          <w:rFonts w:ascii="Arial Narrow" w:eastAsia="Arial Narrow" w:hAnsi="Arial Narrow" w:cs="Arial Narrow"/>
+          <w:sz w:val="16"/>
+          <w:szCs w:val="16"/>
+        </w:rPr>
+      </w:pPr>
+      <w:r>
+        <w:rPr>
+          <w:rFonts w:ascii="Arial Narrow" w:eastAsia="Arial Narrow" w:hAnsi="Arial Narrow" w:cs="Arial Narrow"/>
+          <w:sz w:val="16"/>
+          <w:szCs w:val="16"/>
+        </w:rPr>
+        <w:tab/>
+      </w:r>
+      <w:r>
+        <w:rPr>
+          <w:rFonts w:ascii="Arial Narrow" w:eastAsia="Arial Narrow" w:hAnsi="Arial Narrow" w:cs="Arial Narrow"/>
+          <w:b/>
+          <w:bCs/>
+          <w:sz w:val="16"/>
+          <w:szCs w:val="16"/>
+        </w:rPr>
+        <w:t xml:space="preserve">Artículo 26.-</w:t>
+      </w:r>
+      <w:r>
+        <w:rPr>
+          <w:rFonts w:ascii="Arial Narrow" w:eastAsia="Arial Narrow" w:hAnsi="Arial Narrow" w:cs="Arial Narrow"/>
+          <w:sz w:val="16"/>
+          <w:szCs w:val="16"/>
+        </w:rPr>
+        <w:t xml:space="preserve"> Una vez admitida a trámite la denuncia, se correrá traslado de la misma al denunciado, a fin de que éste presente su descargo. El plazo para la presentación del descargo será de cinco (5) días contados desde la notificación, vencido el cual, el Secretario Técnico declarará en rebeldía al denunciado que no lo hubiera presentado.</w:t>
+      </w:r>
+    </w:p>
+    <w:p>
+      <w:pPr>
+        <w:pStyle w:val="Textonotapie"/>
+        <w:ind w:left="567" w:hanging="567"/>
+        <w:jc w:val="both"/>
+        <w:rPr>
+          <w:rFonts w:ascii="Arial Narrow" w:eastAsia="Arial Narrow" w:hAnsi="Arial Narrow" w:cs="Arial Narrow"/>
+          <w:sz w:val="16"/>
+          <w:szCs w:val="16"/>
+        </w:rPr>
+      </w:pPr>
+    </w:p>
+  </w:footnote>
+  <w:footnote w:id="10">
+    <w:p>
+      <w:pPr>
+        <w:pStyle w:val="Textonotapie"/>
+        <w:tabs>
+          <w:tab w:val="left" w:pos="567"/>
+        </w:tabs>
+        <w:ind w:left="567" w:hanging="567"/>
+        <w:jc w:val="both"/>
+        <w:rPr>
+          <w:rFonts w:ascii="Arial Narrow" w:eastAsia="Arial Narrow" w:hAnsi="Arial Narrow" w:cs="Arial Narrow"/>
+          <w:sz w:val="16"/>
+          <w:szCs w:val="16"/>
+        </w:rPr>
+      </w:pPr>
+      <w:r>
+        <w:rPr>
+          <w:rStyle w:val="Refdenotaalpie"/>
+          <w:rFonts w:ascii="Arial Narrow" w:eastAsia="Arial Narrow" w:hAnsi="Arial Narrow" w:cs="Arial Narrow"/>
+          <w:sz w:val="16"/>
+          <w:szCs w:val="16"/>
+          <w:vertAlign w:val="superscript"/>
+        </w:rPr>
+        <w:footnoteRef/>
+      </w:r>
+      <w:r>
+        <w:rPr>
+          <w:rFonts w:ascii="Arial Narrow" w:eastAsia="Arial Narrow" w:hAnsi="Arial Narrow" w:cs="Arial Narrow"/>
+          <w:sz w:val="16"/>
+          <w:szCs w:val="16"/>
+        </w:rPr>
+        <w:tab/>
+      </w:r>
+      <w:r>
+        <w:rPr>
+          <w:rFonts w:ascii="Arial Narrow" w:eastAsia="Arial Narrow" w:hAnsi="Arial Narrow" w:cs="Arial Narrow"/>
+          <w:b/>
+          <w:bCs/>
+          <w:sz w:val="16"/>
+          <w:szCs w:val="16"/>
+        </w:rPr>
+        <w:t xml:space="preserve">DECRETO SUPREMO 006-2026-JUS, TEXTO ÚNICO ORDENADO DE LA LEY 27444, LEY DEL PROCEDIMIENTO ADMINISTRATIVO GENERAL, publicado el 30 de abril de 2026</w:t>
+      </w:r>
+    </w:p>
+    <w:p>
+      <w:pPr>
+        <w:pStyle w:val="Textonotapie"/>
+        <w:ind w:left="567" w:hanging="567"/>
+        <w:jc w:val="both"/>
+        <w:rPr>
+          <w:rFonts w:ascii="Arial Narrow" w:eastAsia="Arial Narrow" w:hAnsi="Arial Narrow" w:cs="Arial Narrow"/>
+          <w:sz w:val="16"/>
+          <w:szCs w:val="16"/>
+        </w:rPr>
+      </w:pPr>
+      <w:r>
+        <w:rPr>
+          <w:rFonts w:ascii="Arial Narrow" w:eastAsia="Arial Narrow" w:hAnsi="Arial Narrow" w:cs="Arial Narrow"/>
+          <w:sz w:val="16"/>
+          <w:szCs w:val="16"/>
+        </w:rPr>
+        <w:tab/>
+      </w:r>
+      <w:r>
+        <w:rPr>
+          <w:rFonts w:ascii="Arial Narrow" w:eastAsia="Arial Narrow" w:hAnsi="Arial Narrow" w:cs="Arial Narrow"/>
+          <w:b/>
+          <w:bCs/>
+          <w:sz w:val="16"/>
+          <w:szCs w:val="16"/>
+        </w:rPr>
+        <w:t xml:space="preserve">Artículo 223.- Contestación de la reclamación</w:t>
+      </w:r>
+    </w:p>
+    <w:p>
+      <w:pPr>
+        <w:pStyle w:val="Textonotapie"/>
+        <w:ind w:left="567" w:hanging="567"/>
+        <w:jc w:val="both"/>
+        <w:rPr>
+          <w:rFonts w:ascii="Arial Narrow" w:eastAsia="Arial Narrow" w:hAnsi="Arial Narrow" w:cs="Arial Narrow"/>
+          <w:sz w:val="16"/>
+          <w:szCs w:val="16"/>
+        </w:rPr>
+      </w:pPr>
+      <w:r>
+        <w:rPr>
+          <w:rFonts w:ascii="Arial Narrow" w:eastAsia="Arial Narrow" w:hAnsi="Arial Narrow" w:cs="Arial Narrow"/>
+          <w:sz w:val="16"/>
+          <w:szCs w:val="16"/>
+        </w:rPr>
+        <w:tab/>
+      </w:r>
+      <w:r>
+        <w:rPr>
+          <w:rFonts w:ascii="Arial Narrow" w:eastAsia="Arial Narrow" w:hAnsi="Arial Narrow" w:cs="Arial Narrow"/>
+          <w:sz w:val="16"/>
+          <w:szCs w:val="16"/>
+        </w:rPr>
+        <w:t xml:space="preserve">223.1 El reclamado deberá presentar la contestación de la reclamación dentro de los quince (15) días posteriores a la notificación de ésta; vencido este plazo, la Administración declarará en rebeldía al reclamado que no la hubiera presentado. La contestación deberá contener los requisitos de los escritos previstos en el artículo 113 de la presente Ley, así como la absolución de todos los asuntos controvertidos de hecho y de derecho, Las alegaciones y los hechos relevantes de la reclamación, salvo que hayan sido específicamente negadas en la contestación, se tendrán por aceptadas o merituadas como ciertas.</w:t>
+      </w:r>
+    </w:p>
+    <w:p>
+      <w:pPr>
+        <w:pStyle w:val="Textonotapie"/>
+        <w:ind w:left="567" w:hanging="567"/>
+        <w:jc w:val="both"/>
+        <w:rPr>
+          <w:rFonts w:ascii="Arial Narrow" w:eastAsia="Arial Narrow" w:hAnsi="Arial Narrow" w:cs="Arial Narrow"/>
+          <w:sz w:val="16"/>
+          <w:szCs w:val="16"/>
+        </w:rPr>
+      </w:pPr>
+    </w:p>
+  </w:footnote>
+  <w:footnote w:id="11">
+    <w:p>
+      <w:pPr>
+        <w:tabs>
+          <w:tab w:val="left" w:pos="567"/>
+        </w:tabs>
+        <w:spacing w:after="0" w:line="240" w:lineRule="auto"/>
+        <w:ind w:left="567" w:hanging="567"/>
+        <w:jc w:val="both"/>
+        <w:rPr>
+          <w:rFonts w:ascii="Arial Narrow" w:eastAsia="Arial Narrow" w:hAnsi="Arial Narrow" w:cs="Arial Narrow"/>
+          <w:sz w:val="16"/>
+          <w:szCs w:val="16"/>
+        </w:rPr>
+      </w:pPr>
+      <w:r>
+        <w:rPr>
+          <w:rStyle w:val="Refdenotaalpie"/>
+          <w:rFonts w:ascii="Arial Narrow" w:eastAsia="Arial Narrow" w:hAnsi="Arial Narrow" w:cs="Arial Narrow"/>
+          <w:sz w:val="16"/>
+          <w:szCs w:val="16"/>
+          <w:vertAlign w:val="superscript"/>
+        </w:rPr>
+        <w:footnoteRef/>
+      </w:r>
+      <w:r>
+        <w:rPr>
+          <w:rFonts w:ascii="Arial Narrow" w:eastAsia="Arial Narrow" w:hAnsi="Arial Narrow" w:cs="Arial Narrow"/>
+          <w:sz w:val="16"/>
+          <w:szCs w:val="16"/>
+          <w:vertAlign w:val="superscript"/>
+        </w:rPr>
+        <w:tab/>
+        <w:t xml:space="preserve"/>
+      </w:r>
+      <w:r>
+        <w:rPr>
+          <w:rFonts w:ascii="Arial Narrow" w:eastAsia="Arial Narrow" w:hAnsi="Arial Narrow" w:cs="Arial Narrow"/>
+          <w:sz w:val="16"/>
+          <w:szCs w:val="16"/>
+        </w:rPr>
+        <w:t xml:space="preserve"> </w:t>
+      </w:r>
+      <w:r>
+        <w:rPr>
+          <w:rFonts w:ascii="Arial Narrow" w:eastAsia="Arial Narrow" w:hAnsi="Arial Narrow" w:cs="Arial Narrow"/>
+          <w:sz w:val="16"/>
+          <w:szCs w:val="16"/>
+        </w:rPr>
+        <w:tab/>
+      </w:r>
+      <w:r>
+        <w:rPr>
+          <w:rFonts w:ascii="Arial Narrow" w:eastAsia="Arial Narrow" w:hAnsi="Arial Narrow" w:cs="Arial Narrow"/>
+          <w:b/>
+          <w:sz w:val="16"/>
+          <w:szCs w:val="16"/>
+        </w:rPr>
+        <w:t>LEY 29571, CÓDIGO DE PROTECCIÓN Y DEFENSA DEL CONSUMIDOR</w:t>
+      </w:r>
+      <w:r>
+        <w:rPr>
+          <w:rFonts w:ascii="Arial Narrow" w:eastAsia="Arial Narrow" w:hAnsi="Arial Narrow" w:cs="Arial Narrow"/>
+          <w:b/>
+          <w:bCs/>
+          <w:sz w:val="16"/>
+          <w:szCs w:val="16"/>
+        </w:rPr>
+        <w:t xml:space="preserve">, </w:t>
+      </w:r>
+      <w:r>
+        <w:rPr>
+          <w:rFonts w:ascii="Arial Narrow" w:eastAsia="Arial Narrow" w:hAnsi="Arial Narrow" w:cs="Arial Narrow"/>
+          <w:b/>
+          <w:sz w:val="16"/>
+          <w:szCs w:val="16"/>
+        </w:rPr>
+        <w:t>publicado el 2 de setiembre de 2010 y modificado por Decreto Legislativo 1308</w:t>
+      </w:r>
+    </w:p>
+    <w:p>
+      <w:pPr>
+        <w:spacing w:after="0" w:line="240" w:lineRule="auto"/>
+        <w:ind w:left="567" w:hanging="567"/>
+        <w:jc w:val="both"/>
+        <w:rPr>
+          <w:rFonts w:ascii="Arial Narrow" w:eastAsia="Arial Narrow" w:hAnsi="Arial Narrow" w:cs="Arial Narrow"/>
+          <w:b/>
+          <w:sz w:val="16"/>
+          <w:szCs w:val="16"/>
+        </w:rPr>
+      </w:pPr>
+      <w:r>
+        <w:rPr>
+          <w:rFonts w:ascii="Arial Narrow" w:eastAsia="Arial Narrow" w:hAnsi="Arial Narrow" w:cs="Arial Narrow"/>
+          <w:b/>
+          <w:sz w:val="16"/>
+          <w:szCs w:val="16"/>
+        </w:rPr>
+        <w:tab/>
+        <w:t>Artículo 110.- Sanciones administrativas</w:t>
+      </w:r>
+    </w:p>
+    <w:p>
+      <w:pPr>
+        <w:spacing w:after="0" w:line="240" w:lineRule="auto"/>
+        <w:ind w:left="567"/>
+        <w:jc w:val="both"/>
+        <w:rPr>
+          <w:rFonts w:ascii="Arial Narrow" w:eastAsia="Arial Narrow" w:hAnsi="Arial Narrow" w:cs="Arial Narrow"/>
+          <w:sz w:val="16"/>
+          <w:szCs w:val="16"/>
+        </w:rPr>
+      </w:pPr>
+      <w:r>
+        <w:rPr>
+          <w:rFonts w:ascii="Arial Narrow" w:eastAsia="Arial Narrow" w:hAnsi="Arial Narrow" w:cs="Arial Narrow"/>
+          <w:sz w:val="16"/>
+          <w:szCs w:val="16"/>
+        </w:rPr>
+        <w:t>El órgano resolutivo puede sancionar las infracciones administrativas a que se refiere el artículo 108 con amonestación y multas de hasta cuatrocientos cincuenta (450) Unidades Impositivas Tributarias (UIT), las cuales son calificadas de la siguiente manera:</w:t>
+      </w:r>
+    </w:p>
+    <w:p>
+      <w:pPr>
+        <w:numPr>
+          <w:ilvl w:val="0"/>
+          <w:numId w:val="2"/>
+        </w:numPr>
+        <w:spacing w:after="0" w:line="240" w:lineRule="auto"/>
+        <w:ind w:left="426" w:firstLine="141"/>
+        <w:jc w:val="both"/>
+        <w:rPr>
+          <w:rFonts w:ascii="Arial Narrow" w:eastAsia="Arial Narrow" w:hAnsi="Arial Narrow" w:cs="Arial Narrow"/>
+          <w:sz w:val="16"/>
+          <w:szCs w:val="16"/>
+        </w:rPr>
+      </w:pPr>
+      <w:r>
+        <w:rPr>
+          <w:rFonts w:ascii="Arial Narrow" w:eastAsia="Arial Narrow" w:hAnsi="Arial Narrow" w:cs="Arial Narrow"/>
+          <w:sz w:val="16"/>
+          <w:szCs w:val="16"/>
+        </w:rPr>
+        <w:t>Infracciones leves, con una amonestación o con una multa de hasta cincuenta (50) UIT.</w:t>
+      </w:r>
+    </w:p>
+    <w:p>
+      <w:pPr>
+        <w:numPr>
+          <w:ilvl w:val="0"/>
+          <w:numId w:val="2"/>
+        </w:numPr>
+        <w:spacing w:after="0" w:line="240" w:lineRule="auto"/>
+        <w:ind w:left="426" w:firstLine="141"/>
+        <w:jc w:val="both"/>
+        <w:rPr>
+          <w:rFonts w:ascii="Arial Narrow" w:eastAsia="Arial Narrow" w:hAnsi="Arial Narrow" w:cs="Arial Narrow"/>
+          <w:sz w:val="16"/>
+          <w:szCs w:val="16"/>
+        </w:rPr>
+      </w:pPr>
+      <w:r>
+        <w:rPr>
+          <w:rFonts w:ascii="Arial Narrow" w:eastAsia="Arial Narrow" w:hAnsi="Arial Narrow" w:cs="Arial Narrow"/>
+          <w:sz w:val="16"/>
+          <w:szCs w:val="16"/>
+        </w:rPr>
+        <w:t>Infracciones graves, con una multa de hasta ciento cincuenta (150) UIT.</w:t>
+      </w:r>
+    </w:p>
+    <w:p>
+      <w:pPr>
+        <w:numPr>
+          <w:ilvl w:val="0"/>
+          <w:numId w:val="2"/>
+        </w:numPr>
+        <w:spacing w:after="0" w:line="240" w:lineRule="auto"/>
+        <w:ind w:left="426" w:firstLine="141"/>
+        <w:jc w:val="both"/>
+        <w:rPr>
+          <w:rFonts w:ascii="Arial Narrow" w:eastAsia="Arial Narrow" w:hAnsi="Arial Narrow" w:cs="Arial Narrow"/>
+          <w:sz w:val="16"/>
+          <w:szCs w:val="16"/>
+        </w:rPr>
+      </w:pPr>
+      <w:r>
+        <w:rPr>
+          <w:rFonts w:ascii="Arial Narrow" w:eastAsia="Arial Narrow" w:hAnsi="Arial Narrow" w:cs="Arial Narrow"/>
+          <w:sz w:val="16"/>
+          <w:szCs w:val="16"/>
+        </w:rPr>
+        <w:t>Infracciones muy graves, con una multa de hasta cuatrocientos cincuenta (450) UIT.</w:t>
+      </w:r>
+    </w:p>
+    <w:p>
+      <w:pPr>
+        <w:spacing w:after="0" w:line="240" w:lineRule="auto"/>
+        <w:ind w:left="567"/>
+        <w:jc w:val="both"/>
+        <w:rPr>
+          <w:rFonts w:ascii="Arial Narrow" w:eastAsia="Arial Narrow" w:hAnsi="Arial Narrow" w:cs="Arial Narrow"/>
+          <w:sz w:val="16"/>
+          <w:szCs w:val="16"/>
+        </w:rPr>
+      </w:pPr>
+      <w:r>
+        <w:rPr>
+          <w:rFonts w:ascii="Arial Narrow" w:eastAsia="Arial Narrow" w:hAnsi="Arial Narrow" w:cs="Arial Narrow"/>
+          <w:sz w:val="16"/>
+          <w:szCs w:val="16"/>
+        </w:rPr>
+        <w:t>(…).</w:t>
+      </w:r>
+    </w:p>
+    <w:p>
+      <w:pPr>
+        <w:spacing w:after="0" w:line="240" w:lineRule="auto"/>
+        <w:ind w:left="567" w:hanging="567"/>
+        <w:jc w:val="both"/>
+        <w:rPr>
+          <w:rFonts w:ascii="Arial Narrow" w:eastAsia="Arial Narrow" w:hAnsi="Arial Narrow" w:cs="Arial Narrow"/>
+          <w:sz w:val="16"/>
+          <w:szCs w:val="16"/>
+        </w:rPr>
+      </w:pPr>
+    </w:p>
+  </w:footnote>
+  <w:footnote w:id="12">
     <w:p>
       <w:pPr>
         <w:pStyle w:val="Textonotapie"/>
@@ -8804,39 +9578,56 @@
         <w:jc w:val="both"/>
         <w:rPr>
           <w:rFonts w:ascii="Arial Narrow" w:eastAsia="Arial Narrow" w:hAnsi="Arial Narrow" w:cs="Arial Narrow"/>
-          <w:sz w:val="16"/>
-          <w:szCs w:val="16"/>
-        </w:rPr>
-      </w:pPr>
-      <w:r>
-        <w:rPr>
-          <w:rFonts w:ascii="Arial Narrow" w:eastAsia="Arial Narrow" w:hAnsi="Arial Narrow" w:cs="Arial Narrow"/>
-          <w:sz w:val="16"/>
-          <w:szCs w:val="16"/>
-        </w:rPr>
-        <w:t xml:space="preserve">. </w:t>
-      </w:r>
-    </w:p>
-    <w:p>
-      <w:pPr>
-        <w:pStyle w:val="Textonotapie"/>
+          <w:b/>
+          <w:bCs/>
+          <w:sz w:val="16"/>
+          <w:szCs w:val="16"/>
+        </w:rPr>
+      </w:pPr>
+      <w:r>
+        <w:rPr>
+          <w:rStyle w:val="Refdenotaalpie"/>
+          <w:rFonts w:ascii="Arial Narrow" w:eastAsia="Arial Narrow" w:hAnsi="Arial Narrow" w:cs="Arial Narrow"/>
+          <w:sz w:val="16"/>
+          <w:szCs w:val="16"/>
+          <w:vertAlign w:val="superscript"/>
+        </w:rPr>
+        <w:footnoteRef/>
+      </w:r>
+      <w:r>
+        <w:rPr>
+          <w:rFonts w:ascii="Arial Narrow" w:eastAsia="Arial Narrow" w:hAnsi="Arial Narrow" w:cs="Arial Narrow"/>
+          <w:sz w:val="16"/>
+          <w:szCs w:val="16"/>
+        </w:rPr>
+        <w:tab/>
+        <w:t xml:space="preserve"/>
+      </w:r>
+      <w:r>
+        <w:rPr>
+          <w:rFonts w:ascii="Arial Narrow" w:eastAsia="Arial Narrow" w:hAnsi="Arial Narrow" w:cs="Arial Narrow"/>
+          <w:sz w:val="16"/>
+          <w:szCs w:val="16"/>
+        </w:rPr>
+        <w:tab/>
+      </w:r>
+      <w:r>
+        <w:rPr>
+          <w:rFonts w:ascii="Arial Narrow" w:eastAsia="Arial Narrow" w:hAnsi="Arial Narrow" w:cs="Arial Narrow"/>
+          <w:b/>
+          <w:bCs/>
+          <w:sz w:val="16"/>
+          <w:szCs w:val="16"/>
+        </w:rPr>
+        <w:t xml:space="preserve">LEY 29571, CÓDIGO DE PROTECCIÓN Y DEFENSA DEL CONSUMIDOR, publicado el 2 de setiembre de 2010 y modificado por Decreto Legislativo 1308 </w:t>
+      </w:r>
+    </w:p>
+    <w:p>
+      <w:pPr>
         <w:tabs>
           <w:tab w:val="left" w:pos="567"/>
         </w:tabs>
-        <w:ind w:left="567" w:right="-1" w:hanging="567"/>
-        <w:jc w:val="both"/>
-        <w:rPr>
-          <w:rFonts w:ascii="Arial Narrow" w:eastAsia="Arial Narrow" w:hAnsi="Arial Narrow" w:cs="Arial Narrow"/>
-          <w:sz w:val="16"/>
-          <w:szCs w:val="16"/>
-        </w:rPr>
-      </w:pPr>
-    </w:p>
-  </w:footnote>
-  <w:footnote w:id="7">
-    <w:p>
-      <w:pPr>
-        <w:pStyle w:val="Textonotapie"/>
+        <w:spacing w:after="0" w:line="240" w:lineRule="auto"/>
         <w:ind w:left="567" w:hanging="567"/>
         <w:jc w:val="both"/>
         <w:rPr>
@@ -8847,697 +9638,12 @@
       </w:pPr>
       <w:r>
         <w:rPr>
-          <w:rStyle w:val="Refdenotaalpie"/>
-          <w:rFonts w:ascii="Arial Narrow" w:eastAsia="Arial Narrow" w:hAnsi="Arial Narrow" w:cs="Arial Narrow"/>
-          <w:sz w:val="16"/>
-          <w:szCs w:val="16"/>
-          <w:vertAlign w:val="superscript"/>
-        </w:rPr>
-        <w:footnoteRef/>
-      </w:r>
-      <w:r>
-        <w:rPr>
-          <w:rFonts w:ascii="Arial Narrow" w:eastAsia="Arial Narrow" w:hAnsi="Arial Narrow" w:cs="Arial Narrow"/>
-          <w:sz w:val="16"/>
-          <w:szCs w:val="16"/>
-        </w:rPr>
-        <w:t xml:space="preserve"> </w:t>
-      </w:r>
-      <w:r>
-        <w:rPr>
           <w:rFonts w:ascii="Arial Narrow" w:eastAsia="Arial Narrow" w:hAnsi="Arial Narrow" w:cs="Arial Narrow"/>
           <w:sz w:val="16"/>
           <w:szCs w:val="16"/>
         </w:rPr>
         <w:tab/>
-        <w:t>El número de trabajadores se atenderá siempre que la empresa haya sido constituida antes de la vigencia de la Ley 30056, publicada el 2 de julio de 2013, que modificó el artículo 5 del Texto Único Ordenado de la Ley de Promoción de la Competitividad, Formalización y Desarrollo de la Micro y Pequeña Empresa y de Acceso al Empleo Decente (LEY MYPE). Ello, en la medida que la Tercera Disposición Complementaria Transitoria de la norma modificatoria precisa que las empresas constituidas antes de la entrada en vigencia de dicha Ley se rigen por los requisitos de acogimiento al régimen de las micro y pequeñas empresas regulados en el Decreto Legislativo 1086.</w:t>
-      </w:r>
-    </w:p>
-    <w:p>
-      <w:pPr>
-        <w:pStyle w:val="Textonotapie"/>
-        <w:ind w:left="567" w:hanging="567"/>
-        <w:jc w:val="both"/>
-        <w:rPr>
-          <w:rFonts w:ascii="Arial Narrow" w:eastAsia="Arial Narrow" w:hAnsi="Arial Narrow" w:cs="Arial Narrow"/>
-          <w:sz w:val="16"/>
-          <w:szCs w:val="16"/>
-        </w:rPr>
-      </w:pPr>
-    </w:p>
-  </w:footnote>
-  <w:footnote w:id="8">
-    <w:p>
-      <w:pPr>
-        <w:pStyle w:val="Textonotapie"/>
-        <w:ind w:left="567" w:hanging="567"/>
-        <w:jc w:val="both"/>
-        <w:rPr>
-          <w:rFonts w:ascii="Arial Narrow" w:eastAsia="Arial Narrow" w:hAnsi="Arial Narrow" w:cs="Arial Narrow"/>
-          <w:sz w:val="16"/>
-          <w:szCs w:val="16"/>
-        </w:rPr>
-      </w:pPr>
-      <w:r>
-        <w:rPr>
-          <w:rStyle w:val="Refdenotaalpie"/>
-          <w:rFonts w:ascii="Arial Narrow" w:eastAsia="Arial Narrow" w:hAnsi="Arial Narrow" w:cs="Arial Narrow"/>
-          <w:sz w:val="16"/>
-          <w:szCs w:val="16"/>
-          <w:vertAlign w:val="superscript"/>
-        </w:rPr>
-        <w:footnoteRef/>
-      </w:r>
-      <w:r>
-        <w:rPr>
-          <w:rFonts w:ascii="Arial Narrow" w:eastAsia="Arial Narrow" w:hAnsi="Arial Narrow" w:cs="Arial Narrow"/>
-          <w:sz w:val="16"/>
-          <w:szCs w:val="16"/>
-        </w:rPr>
-        <w:t xml:space="preserve"> </w:t>
-      </w:r>
-      <w:r>
-        <w:rPr>
-          <w:rFonts w:ascii="Arial Narrow" w:eastAsia="Arial Narrow" w:hAnsi="Arial Narrow" w:cs="Arial Narrow"/>
-          <w:sz w:val="16"/>
-          <w:szCs w:val="16"/>
-        </w:rPr>
-        <w:tab/>
-      </w:r>
-      <w:r>
-        <w:rPr>
-          <w:rFonts w:ascii="Arial Narrow" w:eastAsia="Arial Narrow" w:hAnsi="Arial Narrow" w:cs="Arial Narrow"/>
-          <w:b/>
-          <w:sz w:val="16"/>
-          <w:szCs w:val="16"/>
-        </w:rPr>
-        <w:t>LEY 29571, CÓDIGO DE PROTECCIÓN Y DEFENSA DEL CONSUMIDOR</w:t>
-      </w:r>
-      <w:r>
-        <w:rPr>
-          <w:rFonts w:ascii="Arial Narrow" w:eastAsia="Arial Narrow" w:hAnsi="Arial Narrow" w:cs="Arial Narrow"/>
-          <w:b/>
-          <w:bCs/>
-          <w:sz w:val="16"/>
-          <w:szCs w:val="16"/>
-        </w:rPr>
-        <w:t xml:space="preserve">, </w:t>
-      </w:r>
-      <w:r>
-        <w:rPr>
-          <w:rFonts w:ascii="Arial Narrow" w:eastAsia="Arial Narrow" w:hAnsi="Arial Narrow" w:cs="Arial Narrow"/>
-          <w:b/>
-          <w:sz w:val="16"/>
-          <w:szCs w:val="16"/>
-        </w:rPr>
-        <w:t>publicado el 2 de setiembre de 2010 y modificado por Decreto Legislativo 1308</w:t>
-      </w:r>
-    </w:p>
-    <w:p>
-      <w:pPr>
-        <w:pStyle w:val="Textonotapie"/>
-        <w:ind w:left="567" w:hanging="567"/>
-        <w:jc w:val="both"/>
-        <w:rPr>
-          <w:rFonts w:ascii="Arial Narrow" w:eastAsia="Arial Narrow" w:hAnsi="Arial Narrow" w:cs="Arial Narrow"/>
-          <w:b/>
-          <w:bCs/>
-          <w:sz w:val="16"/>
-          <w:szCs w:val="16"/>
-        </w:rPr>
-      </w:pPr>
-      <w:r>
-        <w:rPr>
-          <w:rFonts w:ascii="Arial Narrow" w:eastAsia="Arial Narrow" w:hAnsi="Arial Narrow" w:cs="Arial Narrow"/>
-          <w:sz w:val="16"/>
-          <w:szCs w:val="16"/>
-        </w:rPr>
-        <w:tab/>
-      </w:r>
-      <w:r>
-        <w:rPr>
-          <w:rFonts w:ascii="Arial Narrow" w:eastAsia="Arial Narrow" w:hAnsi="Arial Narrow" w:cs="Arial Narrow"/>
-          <w:b/>
-          <w:bCs/>
-          <w:sz w:val="16"/>
-          <w:szCs w:val="16"/>
-        </w:rPr>
-        <w:t>Artículo 110.- Sanciones Administrativas</w:t>
-      </w:r>
-    </w:p>
-    <w:p>
-      <w:pPr>
-        <w:autoSpaceDE w:val="0"/>
-        <w:autoSpaceDN w:val="0"/>
-        <w:adjustRightInd w:val="0"/>
-        <w:spacing w:after="0" w:line="240" w:lineRule="auto"/>
-        <w:ind w:left="567"/>
-        <w:jc w:val="both"/>
-        <w:rPr>
-          <w:rFonts w:ascii="Arial Narrow" w:eastAsia="Arial Narrow" w:hAnsi="Arial Narrow" w:cs="Arial Narrow"/>
-          <w:sz w:val="16"/>
-          <w:szCs w:val="16"/>
-          <w:lang w:eastAsia="es-PE"/>
-        </w:rPr>
-      </w:pPr>
-      <w:r>
-        <w:rPr>
-          <w:rFonts w:ascii="Arial Narrow" w:eastAsia="Arial Narrow" w:hAnsi="Arial Narrow" w:cs="Arial Narrow"/>
-          <w:sz w:val="16"/>
-          <w:szCs w:val="16"/>
-          <w:lang w:eastAsia="es-PE"/>
-        </w:rPr>
-        <w:t>(…)</w:t>
-      </w:r>
-    </w:p>
-    <w:p>
-      <w:pPr>
-        <w:autoSpaceDE w:val="0"/>
-        <w:autoSpaceDN w:val="0"/>
-        <w:adjustRightInd w:val="0"/>
-        <w:spacing w:after="0" w:line="240" w:lineRule="auto"/>
-        <w:ind w:left="567"/>
-        <w:jc w:val="both"/>
-        <w:rPr>
-          <w:rFonts w:ascii="Arial Narrow" w:eastAsia="Arial Narrow" w:hAnsi="Arial Narrow" w:cs="Arial Narrow"/>
-          <w:sz w:val="16"/>
-          <w:szCs w:val="16"/>
-          <w:lang w:eastAsia="es-PE"/>
-        </w:rPr>
-      </w:pPr>
-      <w:r>
-        <w:rPr>
-          <w:rFonts w:ascii="Arial Narrow" w:eastAsia="Arial Narrow" w:hAnsi="Arial Narrow" w:cs="Arial Narrow"/>
-          <w:sz w:val="16"/>
-          <w:szCs w:val="16"/>
-          <w:lang w:eastAsia="es-PE"/>
-        </w:rPr>
-        <w:t>En el caso de las microempresas, la multa no puede superar el diez por ciento (10%) de las ventas o ingresos brutos percibidos por el infractor, relativos a todas sus actividades económicas, correspondientes al ejercicio inmediato anterior al de la expedición de la resolución de primera instancia, siempre que se haya acreditado dichos ingresos, no se encuentre en una situación de reincidencia y el caso no verse sobre la vida, salud o integridad de los consumidores. Para el caso de las pequeñas empresas, la multa no puede superar el veinte por ciento (20%) de las ventas o ingresos brutos percibidos por el infractor, conforme a los requisitos señalados anteriormente.</w:t>
-      </w:r>
-    </w:p>
-    <w:p>
-      <w:pPr>
-        <w:autoSpaceDE w:val="0"/>
-        <w:autoSpaceDN w:val="0"/>
-        <w:adjustRightInd w:val="0"/>
-        <w:spacing w:after="0" w:line="240" w:lineRule="auto"/>
-        <w:ind w:left="567"/>
-        <w:jc w:val="both"/>
-        <w:rPr>
-          <w:rFonts w:ascii="Arial Narrow" w:eastAsia="Arial Narrow" w:hAnsi="Arial Narrow" w:cs="Arial Narrow"/>
-          <w:sz w:val="16"/>
-          <w:szCs w:val="16"/>
-          <w:lang w:eastAsia="es-PE"/>
-        </w:rPr>
-      </w:pPr>
-      <w:r>
-        <w:rPr>
-          <w:rFonts w:ascii="Arial Narrow" w:eastAsia="Arial Narrow" w:hAnsi="Arial Narrow" w:cs="Arial Narrow"/>
-          <w:sz w:val="16"/>
-          <w:szCs w:val="16"/>
-          <w:lang w:eastAsia="es-PE"/>
-        </w:rPr>
-        <w:t>(…).</w:t>
-      </w:r>
-    </w:p>
-    <w:p>
-      <w:pPr>
-        <w:pStyle w:val="Textonotapie"/>
-        <w:ind w:left="567" w:hanging="567"/>
-        <w:jc w:val="both"/>
-        <w:rPr>
-          <w:rFonts w:ascii="Arial Narrow" w:eastAsia="Arial Narrow" w:hAnsi="Arial Narrow" w:cs="Arial Narrow"/>
-          <w:sz w:val="16"/>
-          <w:szCs w:val="16"/>
-        </w:rPr>
-      </w:pPr>
-    </w:p>
-  </w:footnote>
-  <w:footnote w:id="14">
-    <w:p>
-      <w:pPr>
-        <w:pStyle w:val="Textonotapie"/>
-        <w:ind w:left="567" w:hanging="567"/>
-        <w:jc w:val="both"/>
-        <w:rPr>
-          <w:rFonts w:ascii="Arial Narrow" w:eastAsia="Arial Narrow" w:hAnsi="Arial Narrow" w:cs="Arial Narrow"/>
-          <w:sz w:val="16"/>
-          <w:szCs w:val="16"/>
-        </w:rPr>
-      </w:pPr>
-      <w:r>
-        <w:rPr>
-          <w:rStyle w:val="Refdenotaalpie"/>
-          <w:rFonts w:ascii="Arial Narrow" w:eastAsia="Arial Narrow" w:hAnsi="Arial Narrow" w:cs="Arial Narrow"/>
-          <w:sz w:val="16"/>
-          <w:szCs w:val="16"/>
-          <w:vertAlign w:val="superscript"/>
-        </w:rPr>
-        <w:footnoteRef/>
-      </w:r>
-      <w:r>
-        <w:rPr>
-          <w:rFonts w:ascii="Arial Narrow" w:eastAsia="Arial Narrow" w:hAnsi="Arial Narrow" w:cs="Arial Narrow"/>
-          <w:sz w:val="16"/>
-          <w:szCs w:val="16"/>
-        </w:rPr>
-        <w:tab/>
-      </w:r>
-      <w:r>
-        <w:rPr>
-          <w:rFonts w:ascii="Arial Narrow" w:eastAsia="Arial Narrow" w:hAnsi="Arial Narrow" w:cs="Arial Narrow"/>
-          <w:b/>
-          <w:bCs/>
-          <w:sz w:val="16"/>
-          <w:szCs w:val="16"/>
-        </w:rPr>
-        <w:t xml:space="preserve">DECRETO LEGISLATIVO 807, LEY SOBRE FACULTADES, NORMAS Y ORGANIZACIÓN DEL INDECOPI, publicado el 18 de abril de 1996</w:t>
-      </w:r>
-    </w:p>
-    <w:p>
-      <w:pPr>
-        <w:pStyle w:val="Textonotapie"/>
-        <w:ind w:left="567" w:hanging="567"/>
-        <w:jc w:val="both"/>
-        <w:rPr>
-          <w:rFonts w:ascii="Arial Narrow" w:eastAsia="Arial Narrow" w:hAnsi="Arial Narrow" w:cs="Arial Narrow"/>
-          <w:sz w:val="16"/>
-          <w:szCs w:val="16"/>
-        </w:rPr>
-      </w:pPr>
-      <w:r>
-        <w:rPr>
-          <w:rFonts w:ascii="Arial Narrow" w:eastAsia="Arial Narrow" w:hAnsi="Arial Narrow" w:cs="Arial Narrow"/>
-          <w:sz w:val="16"/>
-          <w:szCs w:val="16"/>
-        </w:rPr>
-        <w:tab/>
-      </w:r>
-      <w:r>
-        <w:rPr>
-          <w:rFonts w:ascii="Arial Narrow" w:eastAsia="Arial Narrow" w:hAnsi="Arial Narrow" w:cs="Arial Narrow"/>
-          <w:b/>
-          <w:bCs/>
-          <w:sz w:val="16"/>
-          <w:szCs w:val="16"/>
-        </w:rPr>
-        <w:t xml:space="preserve">Artículo 26.-</w:t>
-      </w:r>
-      <w:r>
-        <w:rPr>
-          <w:rFonts w:ascii="Arial Narrow" w:eastAsia="Arial Narrow" w:hAnsi="Arial Narrow" w:cs="Arial Narrow"/>
-          <w:sz w:val="16"/>
-          <w:szCs w:val="16"/>
-        </w:rPr>
-        <w:t xml:space="preserve"> Una vez admitida a trámite la denuncia, se correrá traslado de la misma al denunciado, a fin de que éste presente su descargo. El plazo para la presentación del descargo será de cinco (5) días contados desde la notificación, vencido el cual, el Secretario Técnico declarará en rebeldía al denunciado que no lo hubiera presentado.</w:t>
-      </w:r>
-    </w:p>
-    <w:p>
-      <w:pPr>
-        <w:pStyle w:val="Textonotapie"/>
-        <w:ind w:left="567" w:hanging="567"/>
-        <w:jc w:val="both"/>
-        <w:rPr>
-          <w:rFonts w:ascii="Arial Narrow" w:eastAsia="Arial Narrow" w:hAnsi="Arial Narrow" w:cs="Arial Narrow"/>
-          <w:sz w:val="16"/>
-          <w:szCs w:val="16"/>
-        </w:rPr>
-      </w:pPr>
-    </w:p>
-  </w:footnote>
-  <w:footnote w:id="15">
-    <w:p>
-      <w:pPr>
-        <w:pStyle w:val="Textonotapie"/>
-        <w:ind w:left="567" w:hanging="567"/>
-        <w:jc w:val="both"/>
-        <w:rPr>
-          <w:rFonts w:ascii="Arial Narrow" w:eastAsia="Arial Narrow" w:hAnsi="Arial Narrow" w:cs="Arial Narrow"/>
-          <w:sz w:val="16"/>
-          <w:szCs w:val="16"/>
-        </w:rPr>
-      </w:pPr>
-      <w:r>
-        <w:rPr>
-          <w:rStyle w:val="Refdenotaalpie"/>
-          <w:rFonts w:ascii="Arial Narrow" w:eastAsia="Arial Narrow" w:hAnsi="Arial Narrow" w:cs="Arial Narrow"/>
-          <w:sz w:val="16"/>
-          <w:szCs w:val="16"/>
-          <w:vertAlign w:val="superscript"/>
-        </w:rPr>
-        <w:footnoteRef/>
-      </w:r>
-      <w:r>
-        <w:rPr>
-          <w:rFonts w:ascii="Arial Narrow" w:eastAsia="Arial Narrow" w:hAnsi="Arial Narrow" w:cs="Arial Narrow"/>
-          <w:sz w:val="16"/>
-          <w:szCs w:val="16"/>
-        </w:rPr>
-        <w:tab/>
-      </w:r>
-      <w:r>
-        <w:rPr>
-          <w:rFonts w:ascii="Arial Narrow" w:eastAsia="Arial Narrow" w:hAnsi="Arial Narrow" w:cs="Arial Narrow"/>
-          <w:b/>
-          <w:bCs/>
-          <w:sz w:val="16"/>
-          <w:szCs w:val="16"/>
-        </w:rPr>
-        <w:t xml:space="preserve">DECRETO SUPREMO 006-2026-JUS, TEXTO ÚNICO ORDENADO DE LA LEY 27444, LEY DEL PROCEDIMIENTO ADMINISTRATIVO GENERAL, publicado el 30 de abril de 2026</w:t>
-      </w:r>
-    </w:p>
-    <w:p>
-      <w:pPr>
-        <w:pStyle w:val="Textonotapie"/>
-        <w:ind w:left="567" w:hanging="567"/>
-        <w:jc w:val="both"/>
-        <w:rPr>
-          <w:rFonts w:ascii="Arial Narrow" w:eastAsia="Arial Narrow" w:hAnsi="Arial Narrow" w:cs="Arial Narrow"/>
-          <w:sz w:val="16"/>
-          <w:szCs w:val="16"/>
-        </w:rPr>
-      </w:pPr>
-      <w:r>
-        <w:rPr>
-          <w:rFonts w:ascii="Arial Narrow" w:eastAsia="Arial Narrow" w:hAnsi="Arial Narrow" w:cs="Arial Narrow"/>
-          <w:sz w:val="16"/>
-          <w:szCs w:val="16"/>
-        </w:rPr>
-        <w:tab/>
-      </w:r>
-      <w:r>
-        <w:rPr>
-          <w:rFonts w:ascii="Arial Narrow" w:eastAsia="Arial Narrow" w:hAnsi="Arial Narrow" w:cs="Arial Narrow"/>
-          <w:b/>
-          <w:bCs/>
-          <w:sz w:val="16"/>
-          <w:szCs w:val="16"/>
-        </w:rPr>
-        <w:t xml:space="preserve">Artículo 223.- Contestación de la reclamación</w:t>
-      </w:r>
-    </w:p>
-    <w:p>
-      <w:pPr>
-        <w:pStyle w:val="Textonotapie"/>
-        <w:ind w:left="567" w:hanging="567"/>
-        <w:jc w:val="both"/>
-        <w:rPr>
-          <w:rFonts w:ascii="Arial Narrow" w:eastAsia="Arial Narrow" w:hAnsi="Arial Narrow" w:cs="Arial Narrow"/>
-          <w:sz w:val="16"/>
-          <w:szCs w:val="16"/>
-        </w:rPr>
-      </w:pPr>
-      <w:r>
-        <w:rPr>
-          <w:rFonts w:ascii="Arial Narrow" w:eastAsia="Arial Narrow" w:hAnsi="Arial Narrow" w:cs="Arial Narrow"/>
-          <w:sz w:val="16"/>
-          <w:szCs w:val="16"/>
-        </w:rPr>
-        <w:tab/>
-      </w:r>
-      <w:r>
-        <w:rPr>
-          <w:rFonts w:ascii="Arial Narrow" w:eastAsia="Arial Narrow" w:hAnsi="Arial Narrow" w:cs="Arial Narrow"/>
-          <w:sz w:val="16"/>
-          <w:szCs w:val="16"/>
-        </w:rPr>
-        <w:t xml:space="preserve">223.1 El reclamado deberá presentar la contestación de la reclamación dentro de los quince (15) días posteriores a la notificación de ésta; vencido este plazo, la Administración declarará en rebeldía al reclamado que no la hubiera presentado. La contestación deberá contener los requisitos de los escritos previstos en el artículo 113 de la presente Ley, así como la absolución de todos los asuntos controvertidos de hecho y de derecho, Las alegaciones y los hechos relevantes de la reclamación, salvo que hayan sido específicamente negadas en la contestación, se tendrán por aceptadas o merituadas como ciertas.</w:t>
-      </w:r>
-    </w:p>
-    <w:p>
-      <w:pPr>
-        <w:pStyle w:val="Textonotapie"/>
-        <w:ind w:left="567" w:hanging="567"/>
-        <w:jc w:val="both"/>
-        <w:rPr>
-          <w:rFonts w:ascii="Arial Narrow" w:eastAsia="Arial Narrow" w:hAnsi="Arial Narrow" w:cs="Arial Narrow"/>
-          <w:sz w:val="16"/>
-          <w:szCs w:val="16"/>
-        </w:rPr>
-      </w:pPr>
-    </w:p>
-  </w:footnote>
-  <w:footnote w:id="9">
-    <w:p>
-      <w:pPr>
-        <w:spacing w:after="0" w:line="240" w:lineRule="auto"/>
-        <w:ind w:left="567" w:hanging="567"/>
-        <w:jc w:val="both"/>
-        <w:rPr>
-          <w:rFonts w:ascii="Arial Narrow" w:eastAsia="Arial Narrow" w:hAnsi="Arial Narrow" w:cs="Arial Narrow"/>
-          <w:sz w:val="16"/>
-          <w:szCs w:val="16"/>
-        </w:rPr>
-      </w:pPr>
-      <w:r>
-        <w:rPr>
-          <w:rStyle w:val="Refdenotaalpie"/>
-          <w:rFonts w:ascii="Arial Narrow" w:eastAsia="Arial Narrow" w:hAnsi="Arial Narrow" w:cs="Arial Narrow"/>
-          <w:sz w:val="16"/>
-          <w:szCs w:val="16"/>
-          <w:vertAlign w:val="superscript"/>
-        </w:rPr>
-        <w:footnoteRef/>
-      </w:r>
-      <w:r>
-        <w:rPr>
-          <w:rFonts w:ascii="Arial Narrow" w:eastAsia="Arial Narrow" w:hAnsi="Arial Narrow" w:cs="Arial Narrow"/>
-          <w:sz w:val="16"/>
-          <w:szCs w:val="16"/>
-          <w:vertAlign w:val="superscript"/>
-        </w:rPr>
-        <w:t xml:space="preserve"> </w:t>
-      </w:r>
-      <w:r>
-        <w:rPr>
-          <w:rFonts w:ascii="Arial Narrow" w:eastAsia="Arial Narrow" w:hAnsi="Arial Narrow" w:cs="Arial Narrow"/>
-          <w:sz w:val="16"/>
-          <w:szCs w:val="16"/>
-        </w:rPr>
-        <w:t xml:space="preserve"> </w:t>
-      </w:r>
-      <w:r>
-        <w:rPr>
-          <w:rFonts w:ascii="Arial Narrow" w:eastAsia="Arial Narrow" w:hAnsi="Arial Narrow" w:cs="Arial Narrow"/>
-          <w:sz w:val="16"/>
-          <w:szCs w:val="16"/>
-        </w:rPr>
-        <w:tab/>
-      </w:r>
-      <w:r>
-        <w:rPr>
-          <w:rFonts w:ascii="Arial Narrow" w:eastAsia="Arial Narrow" w:hAnsi="Arial Narrow" w:cs="Arial Narrow"/>
-          <w:b/>
-          <w:sz w:val="16"/>
-          <w:szCs w:val="16"/>
-        </w:rPr>
-        <w:t>LEY 29571, CÓDIGO DE PROTECCIÓN Y DEFENSA DEL CONSUMIDOR</w:t>
-      </w:r>
-      <w:r>
-        <w:rPr>
-          <w:rFonts w:ascii="Arial Narrow" w:eastAsia="Arial Narrow" w:hAnsi="Arial Narrow" w:cs="Arial Narrow"/>
-          <w:b/>
-          <w:bCs/>
-          <w:sz w:val="16"/>
-          <w:szCs w:val="16"/>
-        </w:rPr>
-        <w:t xml:space="preserve">, </w:t>
-      </w:r>
-      <w:r>
-        <w:rPr>
-          <w:rFonts w:ascii="Arial Narrow" w:eastAsia="Arial Narrow" w:hAnsi="Arial Narrow" w:cs="Arial Narrow"/>
-          <w:b/>
-          <w:sz w:val="16"/>
-          <w:szCs w:val="16"/>
-        </w:rPr>
-        <w:t>publicado el 2 de setiembre de 2010 y modificado por Decreto Legislativo 1308</w:t>
-      </w:r>
-    </w:p>
-    <w:p>
-      <w:pPr>
-        <w:spacing w:after="0" w:line="240" w:lineRule="auto"/>
-        <w:ind w:left="567" w:hanging="567"/>
-        <w:jc w:val="both"/>
-        <w:rPr>
-          <w:rFonts w:ascii="Arial Narrow" w:eastAsia="Arial Narrow" w:hAnsi="Arial Narrow" w:cs="Arial Narrow"/>
-          <w:b/>
-          <w:sz w:val="16"/>
-          <w:szCs w:val="16"/>
-        </w:rPr>
-      </w:pPr>
-      <w:r>
-        <w:rPr>
-          <w:rFonts w:ascii="Arial Narrow" w:eastAsia="Arial Narrow" w:hAnsi="Arial Narrow" w:cs="Arial Narrow"/>
-          <w:b/>
-          <w:sz w:val="16"/>
-          <w:szCs w:val="16"/>
-        </w:rPr>
-        <w:tab/>
-        <w:t>Artículo 110.- Sanciones administrativas</w:t>
-      </w:r>
-    </w:p>
-    <w:p>
-      <w:pPr>
-        <w:spacing w:after="0" w:line="240" w:lineRule="auto"/>
-        <w:ind w:left="567"/>
-        <w:jc w:val="both"/>
-        <w:rPr>
-          <w:rFonts w:ascii="Arial Narrow" w:eastAsia="Arial Narrow" w:hAnsi="Arial Narrow" w:cs="Arial Narrow"/>
-          <w:sz w:val="16"/>
-          <w:szCs w:val="16"/>
-        </w:rPr>
-      </w:pPr>
-      <w:r>
-        <w:rPr>
-          <w:rFonts w:ascii="Arial Narrow" w:eastAsia="Arial Narrow" w:hAnsi="Arial Narrow" w:cs="Arial Narrow"/>
-          <w:sz w:val="16"/>
-          <w:szCs w:val="16"/>
-        </w:rPr>
-        <w:t>El órgano resolutivo puede sancionar las infracciones administrativas a que se refiere el artículo 108 con amonestación y multas de hasta cuatrocientos cincuenta (450) Unidades Impositivas Tributarias (UIT), las cuales son calificadas de la siguiente manera:</w:t>
-      </w:r>
-    </w:p>
-    <w:p>
-      <w:pPr>
-        <w:numPr>
-          <w:ilvl w:val="0"/>
-          <w:numId w:val="2"/>
-        </w:numPr>
-        <w:spacing w:after="0" w:line="240" w:lineRule="auto"/>
-        <w:ind w:left="426" w:firstLine="141"/>
-        <w:jc w:val="both"/>
-        <w:rPr>
-          <w:rFonts w:ascii="Arial Narrow" w:eastAsia="Arial Narrow" w:hAnsi="Arial Narrow" w:cs="Arial Narrow"/>
-          <w:sz w:val="16"/>
-          <w:szCs w:val="16"/>
-        </w:rPr>
-      </w:pPr>
-      <w:r>
-        <w:rPr>
-          <w:rFonts w:ascii="Arial Narrow" w:eastAsia="Arial Narrow" w:hAnsi="Arial Narrow" w:cs="Arial Narrow"/>
-          <w:sz w:val="16"/>
-          <w:szCs w:val="16"/>
-        </w:rPr>
-        <w:t>Infracciones leves, con una amonestación o con una multa de hasta cincuenta (50) UIT.</w:t>
-      </w:r>
-    </w:p>
-    <w:p>
-      <w:pPr>
-        <w:numPr>
-          <w:ilvl w:val="0"/>
-          <w:numId w:val="2"/>
-        </w:numPr>
-        <w:spacing w:after="0" w:line="240" w:lineRule="auto"/>
-        <w:ind w:left="426" w:firstLine="141"/>
-        <w:jc w:val="both"/>
-        <w:rPr>
-          <w:rFonts w:ascii="Arial Narrow" w:eastAsia="Arial Narrow" w:hAnsi="Arial Narrow" w:cs="Arial Narrow"/>
-          <w:sz w:val="16"/>
-          <w:szCs w:val="16"/>
-        </w:rPr>
-      </w:pPr>
-      <w:r>
-        <w:rPr>
-          <w:rFonts w:ascii="Arial Narrow" w:eastAsia="Arial Narrow" w:hAnsi="Arial Narrow" w:cs="Arial Narrow"/>
-          <w:sz w:val="16"/>
-          <w:szCs w:val="16"/>
-        </w:rPr>
-        <w:t>Infracciones graves, con una multa de hasta ciento cincuenta (150) UIT.</w:t>
-      </w:r>
-    </w:p>
-    <w:p>
-      <w:pPr>
-        <w:numPr>
-          <w:ilvl w:val="0"/>
-          <w:numId w:val="2"/>
-        </w:numPr>
-        <w:spacing w:after="0" w:line="240" w:lineRule="auto"/>
-        <w:ind w:left="426" w:firstLine="141"/>
-        <w:jc w:val="both"/>
-        <w:rPr>
-          <w:rFonts w:ascii="Arial Narrow" w:eastAsia="Arial Narrow" w:hAnsi="Arial Narrow" w:cs="Arial Narrow"/>
-          <w:sz w:val="16"/>
-          <w:szCs w:val="16"/>
-        </w:rPr>
-      </w:pPr>
-      <w:r>
-        <w:rPr>
-          <w:rFonts w:ascii="Arial Narrow" w:eastAsia="Arial Narrow" w:hAnsi="Arial Narrow" w:cs="Arial Narrow"/>
-          <w:sz w:val="16"/>
-          <w:szCs w:val="16"/>
-        </w:rPr>
-        <w:t>Infracciones muy graves, con una multa de hasta cuatrocientos cincuenta (450) UIT.</w:t>
-      </w:r>
-    </w:p>
-    <w:p>
-      <w:pPr>
-        <w:spacing w:after="0" w:line="240" w:lineRule="auto"/>
-        <w:ind w:left="567"/>
-        <w:jc w:val="both"/>
-        <w:rPr>
-          <w:rFonts w:ascii="Arial Narrow" w:eastAsia="Arial Narrow" w:hAnsi="Arial Narrow" w:cs="Arial Narrow"/>
-          <w:sz w:val="16"/>
-          <w:szCs w:val="16"/>
-        </w:rPr>
-      </w:pPr>
-      <w:r>
-        <w:rPr>
-          <w:rFonts w:ascii="Arial Narrow" w:eastAsia="Arial Narrow" w:hAnsi="Arial Narrow" w:cs="Arial Narrow"/>
-          <w:sz w:val="16"/>
-          <w:szCs w:val="16"/>
-        </w:rPr>
-        <w:t>(…).</w:t>
-      </w:r>
-    </w:p>
-    <w:p>
-      <w:pPr>
-        <w:spacing w:after="0" w:line="240" w:lineRule="auto"/>
-        <w:ind w:left="567" w:hanging="567"/>
-        <w:jc w:val="both"/>
-        <w:rPr>
-          <w:rFonts w:ascii="Arial Narrow" w:eastAsia="Arial Narrow" w:hAnsi="Arial Narrow" w:cs="Arial Narrow"/>
-          <w:sz w:val="16"/>
-          <w:szCs w:val="16"/>
-        </w:rPr>
-      </w:pPr>
-    </w:p>
-  </w:footnote>
-  <w:footnote w:id="10">
-    <w:p>
-      <w:pPr>
-        <w:spacing w:after="0" w:line="240" w:lineRule="auto"/>
-        <w:ind w:left="567" w:hanging="567"/>
-        <w:jc w:val="both"/>
-        <w:rPr>
-          <w:rFonts w:ascii="Arial Narrow" w:eastAsia="Arial Narrow" w:hAnsi="Arial Narrow" w:cs="Arial Narrow"/>
-          <w:sz w:val="16"/>
-          <w:szCs w:val="16"/>
-        </w:rPr>
-      </w:pPr>
-      <w:r>
-        <w:rPr>
-          <w:rStyle w:val="Refdenotaalpie"/>
-          <w:rFonts w:ascii="Arial Narrow" w:eastAsia="Arial Narrow" w:hAnsi="Arial Narrow" w:cs="Arial Narrow"/>
-          <w:sz w:val="16"/>
-          <w:szCs w:val="16"/>
-          <w:vertAlign w:val="superscript"/>
-        </w:rPr>
-        <w:footnoteRef/>
-      </w:r>
-      <w:r>
-        <w:rPr>
-          <w:rFonts w:ascii="Arial Narrow" w:eastAsia="Arial Narrow" w:hAnsi="Arial Narrow" w:cs="Arial Narrow"/>
-          <w:sz w:val="16"/>
-          <w:szCs w:val="16"/>
-        </w:rPr>
-        <w:t xml:space="preserve"> </w:t>
-      </w:r>
-      <w:r>
-        <w:rPr>
-          <w:rFonts w:ascii="Arial Narrow" w:eastAsia="Arial Narrow" w:hAnsi="Arial Narrow" w:cs="Arial Narrow"/>
-          <w:sz w:val="16"/>
-          <w:szCs w:val="16"/>
-        </w:rPr>
-        <w:tab/>
+        <w:t xml:space="preserve"/>
       </w:r>
       <w:r>
         <w:rPr>
@@ -9610,18 +9716,6 @@
         <w:tab/>
         <w:t>Las medidas correctivas complementarias pueden dictarse de oficio o a pedido de parte.</w:t>
       </w:r>
-    </w:p>
-    <w:p>
-      <w:pPr>
-        <w:spacing w:after="0" w:line="240" w:lineRule="auto"/>
-        <w:ind w:left="567" w:hanging="567"/>
-        <w:jc w:val="both"/>
-        <w:rPr>
-          <w:rFonts w:ascii="Arial Narrow" w:eastAsia="Arial Narrow" w:hAnsi="Arial Narrow" w:cs="Arial Narrow"/>
-          <w:sz w:val="16"/>
-          <w:szCs w:val="16"/>
-        </w:rPr>
-      </w:pPr>
     </w:p>
     <w:p>
       <w:pPr>
@@ -9836,8 +9930,12 @@
     </w:p>
     <w:p>
       <w:pPr>
-        <w:pStyle w:val="Sinespaciado"/>
-        <w:ind w:firstLine="567"/>
+        <w:numPr>
+          <w:ilvl w:val="0"/>
+          <w:numId w:val="1"/>
+        </w:numPr>
+        <w:spacing w:after="0" w:line="240" w:lineRule="auto"/>
+        <w:ind w:left="567" w:firstLine="0"/>
         <w:jc w:val="both"/>
         <w:rPr>
           <w:rFonts w:ascii="Arial Narrow" w:eastAsia="Arial Narrow" w:hAnsi="Arial Narrow" w:cs="Arial Narrow"/>
@@ -9856,8 +9954,12 @@
     </w:p>
     <w:p>
       <w:pPr>
-        <w:pStyle w:val="Sinespaciado"/>
-        <w:ind w:firstLine="567"/>
+        <w:numPr>
+          <w:ilvl w:val="0"/>
+          <w:numId w:val="1"/>
+        </w:numPr>
+        <w:spacing w:after="0" w:line="240" w:lineRule="auto"/>
+        <w:ind w:left="567" w:firstLine="0"/>
         <w:jc w:val="both"/>
         <w:rPr>
           <w:rFonts w:ascii="Arial Narrow" w:eastAsia="Arial Narrow" w:hAnsi="Arial Narrow" w:cs="Arial Narrow"/>
@@ -10001,18 +10103,6 @@
         <w:jc w:val="both"/>
         <w:rPr>
           <w:rFonts w:ascii="Arial Narrow" w:eastAsia="Arial Narrow" w:hAnsi="Arial Narrow" w:cs="Arial Narrow"/>
-          <w:sz w:val="16"/>
-          <w:szCs w:val="16"/>
-        </w:rPr>
-      </w:pPr>
-    </w:p>
-    <w:p>
-      <w:pPr>
-        <w:spacing w:after="0" w:line="240" w:lineRule="auto"/>
-        <w:ind w:left="567"/>
-        <w:jc w:val="both"/>
-        <w:rPr>
-          <w:rFonts w:ascii="Arial Narrow" w:eastAsia="Arial Narrow" w:hAnsi="Arial Narrow" w:cs="Arial Narrow"/>
           <w:b/>
           <w:bCs/>
           <w:sz w:val="16"/>
@@ -10243,7 +10333,7 @@
       </w:pPr>
     </w:p>
   </w:footnote>
-  <w:footnote w:id="11">
+  <w:footnote w:id="13">
     <w:p>
       <w:pPr>
         <w:pStyle w:val="Textonotapie"/>
@@ -10275,7 +10365,8 @@
           <w:sz w:val="16"/>
           <w:szCs w:val="16"/>
         </w:rPr>
-        <w:t xml:space="preserve"> </w:t>
+        <w:tab/>
+        <w:t xml:space="preserve"/>
       </w:r>
       <w:r>
         <w:rPr>
@@ -10448,12 +10539,15 @@
       </w:pPr>
     </w:p>
   </w:footnote>
-  <w:footnote w:id="12">
+  <w:footnote w:id="14">
     <w:p>
       <w:pPr>
         <w:autoSpaceDE w:val="0"/>
         <w:autoSpaceDN w:val="0"/>
         <w:adjustRightInd w:val="0"/>
+        <w:tabs>
+          <w:tab w:val="left" w:pos="567"/>
+        </w:tabs>
         <w:spacing w:after="0" w:line="240" w:lineRule="auto"/>
         <w:ind w:left="567" w:hanging="567"/>
         <w:jc w:val="both"/>
@@ -10485,7 +10579,8 @@
           <w:sz w:val="16"/>
           <w:szCs w:val="16"/>
         </w:rPr>
-        <w:t xml:space="preserve"> </w:t>
+        <w:tab/>
+        <w:t xml:space="preserve"/>
       </w:r>
       <w:r>
         <w:rPr>
@@ -10549,10 +10644,13 @@
       </w:pPr>
     </w:p>
   </w:footnote>
-  <w:footnote w:id="13">
+  <w:footnote w:id="15">
     <w:p>
       <w:pPr>
         <w:pStyle w:val="Textonotapie"/>
+        <w:tabs>
+          <w:tab w:val="left" w:pos="567"/>
+        </w:tabs>
         <w:ind w:left="567" w:hanging="567"/>
         <w:jc w:val="both"/>
         <w:rPr>
@@ -10577,7 +10675,8 @@
           <w:sz w:val="16"/>
           <w:szCs w:val="16"/>
         </w:rPr>
-        <w:t xml:space="preserve"> </w:t>
+        <w:tab/>
+        <w:t xml:space="preserve"/>
       </w:r>
       <w:r>
         <w:rPr>

--- a/plantillas_maestras/02_seguro_vida/cobro_indebido_primas/2_o_mas_ddos_varios/mujer/TPL_2449_2025_SEGURO_VIDA_COBRO_INDEBIDO_PRIMAS_ASEGURADORA_MUJER_R2.docx
+++ b/plantillas_maestras/02_seguro_vida/cobro_indebido_primas/2_o_mas_ddos_varios/mujer/TPL_2449_2025_SEGURO_VIDA_COBRO_INDEBIDO_PRIMAS_ASEGURADORA_MUJER_R2.docx
@@ -504,7 +504,7 @@
     </w:p>
     <w:p>
       <w:pPr>
-        <w:spacing w:after="0" w:line="240" w:lineRule="auto"/>
+        <w:spacing w:before="0" w:after="0" w:line="240" w:lineRule="auto"/>
         <w:jc w:val="both"/>
         <w:rPr>
           <w:rFonts w:ascii="Arial Narrow" w:eastAsia="Arial Narrow" w:hAnsi="Arial Narrow" w:cs="Arial Narrow"/>
@@ -748,10 +748,10 @@
     </w:p>
     <w:p>
       <w:pPr>
+        <w:spacing w:before="0" w:after="0" w:line="240" w:lineRule="auto"/>
         <w:tabs>
           <w:tab w:val="left" w:pos="1134"/>
         </w:tabs>
-        <w:spacing w:after="0" w:line="240" w:lineRule="auto"/>
         <w:jc w:val="both"/>
         <w:rPr>
           <w:rFonts w:ascii="Arial Narrow" w:eastAsia="Arial Narrow" w:hAnsi="Arial Narrow" w:cs="Arial Narrow"/>
@@ -924,7 +924,7 @@
     <w:p>
       <w:pPr>
         <w:pStyle w:val="Prrafodelista"/>
-        <w:spacing w:after="0" w:line="240" w:lineRule="auto"/>
+        <w:spacing w:before="0" w:after="0" w:line="240" w:lineRule="auto"/>
         <w:ind w:left="1134"/>
         <w:jc w:val="both"/>
         <w:rPr>
@@ -1013,7 +1013,7 @@
     <w:p>
       <w:pPr>
         <w:pStyle w:val="Prrafodelista"/>
-        <w:spacing w:line="240" w:lineRule="auto"/>
+        <w:spacing w:before="0" w:after="0" w:line="240" w:lineRule="auto"/>
         <w:rPr>
           <w:rFonts w:ascii="Arial Narrow" w:eastAsia="Arial Narrow" w:hAnsi="Arial Narrow" w:cs="Arial Narrow"/>
           <w:color w:val="000000"/>
@@ -1195,7 +1195,7 @@
     </w:p>
     <w:p>
       <w:pPr>
-        <w:spacing w:after="0" w:line="240" w:lineRule="auto"/>
+        <w:spacing w:before="0" w:after="0" w:line="240" w:lineRule="auto"/>
         <w:jc w:val="both"/>
         <w:rPr>
           <w:rFonts w:ascii="Arial Narrow" w:eastAsia="Arial Narrow" w:hAnsi="Arial Narrow" w:cs="Arial Narrow"/>
@@ -1270,7 +1270,7 @@
     </w:p>
     <w:p>
       <w:pPr>
-        <w:spacing w:after="0" w:line="240" w:lineRule="auto"/>
+        <w:spacing w:before="0" w:after="0" w:line="240" w:lineRule="auto"/>
         <w:jc w:val="both"/>
         <w:rPr>
           <w:rFonts w:ascii="Arial Narrow" w:eastAsia="Arial Narrow" w:hAnsi="Arial Narrow" w:cs="Arial Narrow"/>
@@ -1430,7 +1430,7 @@
     <w:p>
       <w:pPr>
         <w:pStyle w:val="Prrafodelista"/>
-        <w:spacing w:line="240" w:lineRule="auto"/>
+        <w:spacing w:before="0" w:after="0" w:line="240" w:lineRule="auto"/>
         <w:rPr>
           <w:rFonts w:ascii="Arial Narrow" w:eastAsia="Arial Narrow" w:hAnsi="Arial Narrow" w:cs="Arial Narrow"/>
           <w:color w:val="000000"/>
@@ -1493,7 +1493,7 @@
     <w:p>
       <w:pPr>
         <w:pStyle w:val="Prrafodelista"/>
-        <w:spacing w:after="0" w:line="240" w:lineRule="auto"/>
+        <w:spacing w:before="0" w:after="0" w:line="240" w:lineRule="auto"/>
         <w:ind w:left="1134"/>
         <w:jc w:val="both"/>
         <w:rPr>
@@ -1642,7 +1642,7 @@
     <w:p>
       <w:pPr>
         <w:pStyle w:val="Prrafodelista"/>
-        <w:spacing w:after="0" w:line="240" w:lineRule="auto"/>
+        <w:spacing w:before="0" w:after="0" w:line="240" w:lineRule="auto"/>
         <w:ind w:left="1134"/>
         <w:jc w:val="both"/>
         <w:rPr>
@@ -1827,7 +1827,7 @@
     </w:p>
     <w:p>
       <w:pPr>
-        <w:spacing w:after="0" w:line="240" w:lineRule="auto"/>
+        <w:spacing w:before="0" w:after="0" w:line="240" w:lineRule="auto"/>
         <w:jc w:val="both"/>
         <w:rPr>
           <w:rFonts w:ascii="Arial Narrow" w:eastAsia="Arial Narrow" w:hAnsi="Arial Narrow" w:cs="Arial Narrow"/>
@@ -1890,10 +1890,10 @@
     </w:p>
     <w:p>
       <w:pPr>
+        <w:spacing w:before="0" w:after="0" w:line="240" w:lineRule="auto"/>
         <w:tabs>
           <w:tab w:val="left" w:pos="1134"/>
         </w:tabs>
-        <w:spacing w:after="0" w:line="240" w:lineRule="auto"/>
         <w:jc w:val="both"/>
         <w:rPr>
           <w:rFonts w:ascii="Arial Narrow" w:eastAsia="Arial Narrow" w:hAnsi="Arial Narrow" w:cs="Arial Narrow"/>
@@ -2016,7 +2016,7 @@
     </w:p>
     <w:p>
       <w:pPr>
-        <w:spacing w:after="0" w:line="240" w:lineRule="auto"/>
+        <w:spacing w:before="0" w:after="0" w:line="240" w:lineRule="auto"/>
         <w:contextualSpacing/>
         <w:jc w:val="both"/>
         <w:rPr>
@@ -2072,7 +2072,7 @@
     </w:p>
     <w:p>
       <w:pPr>
-        <w:spacing w:after="0" w:line="240" w:lineRule="auto"/>
+        <w:spacing w:before="0" w:after="0" w:line="240" w:lineRule="auto"/>
         <w:ind w:left="567"/>
         <w:contextualSpacing/>
         <w:jc w:val="both"/>
@@ -2274,7 +2274,7 @@
     <w:p>
       <w:pPr>
         <w:pStyle w:val="Prrafodelista"/>
-        <w:spacing w:after="0" w:line="240" w:lineRule="auto"/>
+        <w:spacing w:before="0" w:after="0" w:line="240" w:lineRule="auto"/>
         <w:ind w:left="567"/>
         <w:jc w:val="both"/>
         <w:rPr>
@@ -2431,7 +2431,7 @@
     <w:p>
       <w:pPr>
         <w:pStyle w:val="Prrafodelista"/>
-        <w:spacing w:after="0" w:line="240" w:lineRule="auto"/>
+        <w:spacing w:before="0" w:after="0" w:line="240" w:lineRule="auto"/>
         <w:ind w:left="567"/>
         <w:jc w:val="both"/>
         <w:rPr>
@@ -2590,7 +2590,7 @@
     <w:p>
       <w:pPr>
         <w:pStyle w:val="Prrafodelista"/>
-        <w:spacing w:after="0" w:line="240" w:lineRule="auto"/>
+        <w:spacing w:before="0" w:after="0" w:line="240" w:lineRule="auto"/>
         <w:ind w:left="567"/>
         <w:jc w:val="both"/>
         <w:rPr>
@@ -2749,7 +2749,7 @@
     <w:p>
       <w:pPr>
         <w:pStyle w:val="Prrafodelista"/>
-        <w:spacing w:after="0" w:line="240" w:lineRule="auto"/>
+        <w:spacing w:before="0" w:after="0" w:line="240" w:lineRule="auto"/>
         <w:ind w:left="567"/>
         <w:jc w:val="both"/>
         <w:rPr>
@@ -2905,6 +2905,7 @@
     <w:p>
       <w:pPr>
         <w:pStyle w:val="Prrafodelista"/>
+        <w:spacing w:before="0" w:after="0" w:line="240" w:lineRule="auto"/>
         <w:rPr>
           <w:rFonts w:ascii="Arial Narrow" w:eastAsia="Arial Narrow" w:hAnsi="Arial Narrow" w:cs="Arial Narrow"/>
           <w:bCs/>
@@ -3064,7 +3065,7 @@
     <w:p>
       <w:pPr>
         <w:pStyle w:val="Prrafodelista"/>
-        <w:spacing w:after="0" w:line="240" w:lineRule="auto"/>
+        <w:spacing w:before="0" w:after="0" w:line="240" w:lineRule="auto"/>
         <w:ind w:left="567"/>
         <w:jc w:val="both"/>
         <w:rPr>
@@ -3236,6 +3237,7 @@
     <w:p>
       <w:pPr>
         <w:pStyle w:val="Prrafodelista"/>
+        <w:spacing w:before="0" w:after="0" w:line="240" w:lineRule="auto"/>
         <w:rPr>
           <w:rFonts w:ascii="Arial Narrow" w:eastAsia="Arial Narrow" w:hAnsi="Arial Narrow" w:cs="Arial Narrow"/>
           <w:kern w:val="0"/>
@@ -3351,7 +3353,7 @@
     </w:p>
     <w:p>
       <w:pPr>
-        <w:spacing w:after="0" w:line="240" w:lineRule="auto"/>
+        <w:spacing w:before="0" w:after="0" w:line="240" w:lineRule="auto"/>
         <w:jc w:val="both"/>
         <w:rPr>
           <w:rFonts w:ascii="Arial Narrow" w:eastAsia="Arial Narrow" w:hAnsi="Arial Narrow" w:cs="Arial Narrow"/>
@@ -3508,7 +3510,7 @@
     </w:p>
     <w:p>
       <w:pPr>
-        <w:spacing w:after="0" w:line="240" w:lineRule="auto"/>
+        <w:spacing w:before="0" w:after="0" w:line="240" w:lineRule="auto"/>
         <w:jc w:val="both"/>
         <w:rPr>
           <w:rFonts w:ascii="Arial Narrow" w:eastAsia="Arial Narrow" w:hAnsi="Arial Narrow" w:cs="Arial Narrow"/>
@@ -3611,7 +3613,7 @@
     <w:bookmarkEnd w:id="6"/>
     <w:p>
       <w:pPr>
-        <w:spacing w:after="0" w:line="240" w:lineRule="auto"/>
+        <w:spacing w:before="0" w:after="0" w:line="240" w:lineRule="auto"/>
         <w:jc w:val="both"/>
         <w:rPr>
           <w:rFonts w:ascii="Arial Narrow" w:eastAsia="Arial Narrow" w:hAnsi="Arial Narrow" w:cs="Arial Narrow"/>
@@ -3681,7 +3683,7 @@
     </w:p>
     <w:p>
       <w:pPr>
-        <w:spacing w:after="0" w:line="240" w:lineRule="auto"/>
+        <w:spacing w:before="0" w:after="0" w:line="240" w:lineRule="auto"/>
         <w:ind w:left="567"/>
         <w:contextualSpacing/>
         <w:jc w:val="both"/>
@@ -3763,7 +3765,7 @@
     </w:p>
     <w:p>
       <w:pPr>
-        <w:spacing w:after="0" w:line="240" w:lineRule="auto"/>
+        <w:spacing w:before="0" w:after="0" w:line="240" w:lineRule="auto"/>
         <w:jc w:val="both"/>
         <w:rPr>
           <w:rFonts w:ascii="Arial Narrow" w:eastAsia="Arial Narrow" w:hAnsi="Arial Narrow" w:cs="Arial Narrow"/>
@@ -3932,7 +3934,7 @@
     <w:p>
       <w:pPr>
         <w:pStyle w:val="Prrafodelista"/>
-        <w:spacing w:after="0" w:line="240" w:lineRule="auto"/>
+        <w:spacing w:before="0" w:after="0" w:line="240" w:lineRule="auto"/>
         <w:ind w:left="567"/>
         <w:jc w:val="both"/>
         <w:rPr>
@@ -3987,7 +3989,7 @@
     </w:p>
     <w:p>
       <w:pPr>
-        <w:spacing w:after="0" w:line="240" w:lineRule="auto"/>
+        <w:spacing w:before="0" w:after="0" w:line="240" w:lineRule="auto"/>
         <w:jc w:val="both"/>
         <w:rPr>
           <w:rFonts w:ascii="Arial Narrow" w:eastAsia="Arial Narrow" w:hAnsi="Arial Narrow" w:cs="Arial Narrow"/>
@@ -4174,7 +4176,7 @@
     </w:p>
     <w:p>
       <w:pPr>
-        <w:spacing w:after="0" w:line="240" w:lineRule="auto"/>
+        <w:spacing w:before="0" w:after="0" w:line="240" w:lineRule="auto"/>
         <w:jc w:val="both"/>
         <w:rPr>
           <w:rFonts w:ascii="Arial Narrow" w:eastAsia="Arial Narrow" w:hAnsi="Arial Narrow" w:cs="Arial Narrow"/>
@@ -4345,7 +4347,7 @@
     <w:p>
       <w:pPr>
         <w:pStyle w:val="Prrafodelista"/>
-        <w:spacing w:after="0" w:line="240" w:lineRule="auto"/>
+        <w:spacing w:before="0" w:after="0" w:line="240" w:lineRule="auto"/>
         <w:ind w:left="567"/>
         <w:jc w:val="both"/>
         <w:rPr>
@@ -4504,7 +4506,7 @@
     <w:p>
       <w:pPr>
         <w:pStyle w:val="Prrafodelista"/>
-        <w:spacing w:after="0" w:line="240" w:lineRule="auto"/>
+        <w:spacing w:before="0" w:after="0" w:line="240" w:lineRule="auto"/>
         <w:ind w:left="567"/>
         <w:jc w:val="both"/>
         <w:rPr>
@@ -4638,7 +4640,7 @@
     </w:p>
     <w:p>
       <w:pPr>
-        <w:spacing w:after="0" w:line="240" w:lineRule="auto"/>
+        <w:spacing w:before="0" w:after="0" w:line="240" w:lineRule="auto"/>
         <w:jc w:val="both"/>
         <w:rPr>
           <w:rFonts w:ascii="Arial Narrow" w:eastAsia="Arial Narrow" w:hAnsi="Arial Narrow" w:cs="Arial Narrow"/>
@@ -4796,7 +4798,7 @@
     <w:p>
       <w:pPr>
         <w:pStyle w:val="Prrafodelista"/>
-        <w:spacing w:line="240" w:lineRule="auto"/>
+        <w:spacing w:before="0" w:after="0" w:line="240" w:lineRule="auto"/>
         <w:rPr>
           <w:rFonts w:ascii="Arial Narrow" w:eastAsia="Arial Narrow" w:hAnsi="Arial Narrow" w:cs="Arial Narrow"/>
           <w:kern w:val="0"/>
@@ -4993,7 +4995,7 @@
     <w:p>
       <w:pPr>
         <w:pStyle w:val="Prrafodelista"/>
-        <w:spacing w:line="240" w:lineRule="auto"/>
+        <w:spacing w:before="0" w:after="0" w:line="240" w:lineRule="auto"/>
         <w:rPr>
           <w:rFonts w:ascii="Arial Narrow" w:eastAsia="Arial Narrow" w:hAnsi="Arial Narrow" w:cs="Arial Narrow"/>
           <w:kern w:val="0"/>
@@ -5102,7 +5104,7 @@
     <w:p>
       <w:pPr>
         <w:pStyle w:val="Prrafodelista"/>
-        <w:spacing w:line="240" w:lineRule="auto"/>
+        <w:spacing w:before="0" w:after="0" w:line="240" w:lineRule="auto"/>
         <w:rPr>
           <w:rFonts w:ascii="Arial Narrow" w:eastAsia="Arial Narrow" w:hAnsi="Arial Narrow" w:cs="Arial Narrow"/>
           <w:kern w:val="0"/>
@@ -5358,7 +5360,7 @@
     </w:p>
     <w:p>
       <w:pPr>
-        <w:spacing w:after="0" w:line="240" w:lineRule="auto"/>
+        <w:spacing w:before="0" w:after="0" w:line="240" w:lineRule="auto"/>
         <w:jc w:val="both"/>
         <w:rPr>
           <w:rFonts w:ascii="Arial Narrow" w:eastAsia="Arial Narrow" w:hAnsi="Arial Narrow" w:cs="Arial Narrow"/>
@@ -5613,7 +5615,7 @@
     </w:p>
     <w:p>
       <w:pPr>
-        <w:spacing w:after="0" w:line="240" w:lineRule="auto"/>
+        <w:spacing w:before="0" w:after="0" w:line="240" w:lineRule="auto"/>
         <w:jc w:val="both"/>
         <w:rPr>
           <w:rFonts w:ascii="Arial Narrow" w:eastAsia="Arial Narrow" w:hAnsi="Arial Narrow" w:cs="Arial Narrow"/>
@@ -5728,7 +5730,7 @@
     </w:p>
     <w:p>
       <w:pPr>
-        <w:spacing w:after="0" w:line="240" w:lineRule="auto"/>
+        <w:spacing w:before="0" w:after="0" w:line="240" w:lineRule="auto"/>
         <w:jc w:val="both"/>
         <w:rPr>
           <w:rFonts w:ascii="Arial Narrow" w:eastAsia="Arial Narrow" w:hAnsi="Arial Narrow" w:cs="Arial Narrow"/>
@@ -5940,7 +5942,7 @@
     </w:p>
     <w:p>
       <w:pPr>
-        <w:spacing w:after="0" w:line="240" w:lineRule="auto"/>
+        <w:spacing w:before="0" w:after="0" w:line="240" w:lineRule="auto"/>
         <w:jc w:val="both"/>
         <w:rPr>
           <w:rFonts w:ascii="Arial Narrow" w:eastAsia="Arial Narrow" w:hAnsi="Arial Narrow" w:cs="Arial Narrow"/>
@@ -6026,7 +6028,7 @@
     </w:p>
     <w:p>
       <w:pPr>
-        <w:spacing w:line="240" w:lineRule="auto"/>
+        <w:spacing w:before="0" w:after="0" w:line="240" w:lineRule="auto"/>
         <w:contextualSpacing/>
         <w:jc w:val="both"/>
         <w:rPr>
@@ -6119,7 +6121,7 @@
     </w:p>
     <w:p>
       <w:pPr>
-        <w:spacing w:after="0" w:line="240" w:lineRule="auto"/>
+        <w:spacing w:before="0" w:after="0" w:line="240" w:lineRule="auto"/>
         <w:jc w:val="both"/>
         <w:rPr>
           <w:rFonts w:ascii="Arial Narrow" w:eastAsia="Arial Narrow" w:hAnsi="Arial Narrow" w:cs="Arial Narrow"/>
@@ -6412,7 +6414,7 @@
     </w:p>
     <w:p>
       <w:pPr>
-        <w:spacing w:after="0" w:line="240" w:lineRule="auto"/>
+        <w:spacing w:before="0" w:after="0" w:line="240" w:lineRule="auto"/>
         <w:ind w:left="567"/>
         <w:jc w:val="both"/>
         <w:rPr>
@@ -6513,6 +6515,21 @@
     </w:p>
     <w:p>
       <w:pPr>
+        <w:spacing w:before="0" w:after="0" w:line="240" w:lineRule="auto"/>
+        <w:jc w:val="both"/>
+        <w:rPr>
+          <w:rFonts w:ascii="Arial Narrow" w:eastAsia="Arial Narrow" w:hAnsi="Arial Narrow" w:cs="Arial Narrow"/>
+          <w:color w:val="000000"/>
+          <w:kern w:val="0"/>
+          <w:sz w:val="22"/>
+          <w:szCs w:val="22"/>
+          <w:lang w:eastAsia="es-PE"/>
+          <w14:ligatures w14:val="none"/>
+        </w:rPr>
+      </w:pPr>
+    </w:p>
+    <w:p>
+      <w:pPr>
         <w:spacing w:after="0" w:line="240" w:lineRule="auto"/>
         <w:jc w:val="both"/>
         <w:rPr>
@@ -6521,21 +6538,6 @@
           <w:kern w:val="0"/>
           <w:sz w:val="22"/>
           <w:szCs w:val="22"/>
-          <w:lang w:eastAsia="es-PE"/>
-          <w14:ligatures w14:val="none"/>
-        </w:rPr>
-      </w:pPr>
-    </w:p>
-    <w:p>
-      <w:pPr>
-        <w:spacing w:after="0" w:line="240" w:lineRule="auto"/>
-        <w:jc w:val="both"/>
-        <w:rPr>
-          <w:rFonts w:ascii="Arial Narrow" w:eastAsia="Arial Narrow" w:hAnsi="Arial Narrow" w:cs="Arial Narrow"/>
-          <w:color w:val="000000"/>
-          <w:kern w:val="0"/>
-          <w:sz w:val="22"/>
-          <w:szCs w:val="22"/>
           <w:lang w:val="es-ES" w:eastAsia="es-ES"/>
           <w14:ligatures w14:val="none"/>
         </w:rPr>
@@ -6681,7 +6683,7 @@
     </w:p>
     <w:p>
       <w:pPr>
-        <w:spacing w:after="0" w:line="240" w:lineRule="auto"/>
+        <w:spacing w:before="0" w:after="0" w:line="240" w:lineRule="auto"/>
         <w:jc w:val="both"/>
         <w:rPr>
           <w:rFonts w:ascii="Arial Narrow" w:eastAsia="Arial Narrow" w:hAnsi="Arial Narrow" w:cs="Arial Narrow"/>
@@ -6974,28 +6976,28 @@
     </w:p>
     <w:p>
       <w:pPr>
+        <w:spacing w:before="0" w:after="0" w:line="240" w:lineRule="auto"/>
+        <w:shd w:val="clear" w:color="auto" w:fill="FFFFFF"/>
+        <w:jc w:val="both"/>
+        <w:rPr>
+          <w:rFonts w:ascii="Arial Narrow" w:eastAsia="Arial Narrow" w:hAnsi="Arial Narrow" w:cs="Arial Narrow"/>
+          <w:b/>
+          <w:color w:val="000000"/>
+          <w:kern w:val="0"/>
+          <w:sz w:val="22"/>
+          <w:szCs w:val="22"/>
+          <w:lang w:eastAsia="es-PE"/>
+          <w14:ligatures w14:val="none"/>
+        </w:rPr>
+      </w:pPr>
+    </w:p>
+    <w:p>
+      <w:pPr>
         <w:shd w:val="clear" w:color="auto" w:fill="FFFFFF"/>
         <w:spacing w:after="0" w:line="240" w:lineRule="auto"/>
         <w:jc w:val="both"/>
         <w:rPr>
           <w:rFonts w:ascii="Arial Narrow" w:eastAsia="Arial Narrow" w:hAnsi="Arial Narrow" w:cs="Arial Narrow"/>
-          <w:b/>
-          <w:color w:val="000000"/>
-          <w:kern w:val="0"/>
-          <w:sz w:val="22"/>
-          <w:szCs w:val="22"/>
-          <w:lang w:eastAsia="es-PE"/>
-          <w14:ligatures w14:val="none"/>
-        </w:rPr>
-      </w:pPr>
-    </w:p>
-    <w:p>
-      <w:pPr>
-        <w:shd w:val="clear" w:color="auto" w:fill="FFFFFF"/>
-        <w:spacing w:after="0" w:line="240" w:lineRule="auto"/>
-        <w:jc w:val="both"/>
-        <w:rPr>
-          <w:rFonts w:ascii="Arial Narrow" w:eastAsia="Arial Narrow" w:hAnsi="Arial Narrow" w:cs="Arial Narrow"/>
           <w:color w:val="000000"/>
           <w:kern w:val="0"/>
           <w:sz w:val="22"/>
@@ -7057,8 +7059,8 @@
     </w:p>
     <w:p>
       <w:pPr>
+        <w:spacing w:before="0" w:after="0" w:line="240" w:lineRule="auto"/>
         <w:shd w:val="clear" w:color="auto" w:fill="FFFFFF"/>
-        <w:spacing w:after="0" w:line="240" w:lineRule="auto"/>
         <w:jc w:val="both"/>
         <w:rPr>
           <w:rFonts w:ascii="Arial Narrow" w:eastAsia="Arial Narrow" w:hAnsi="Arial Narrow" w:cs="Arial Narrow"/>
@@ -7205,26 +7207,26 @@
     </w:p>
     <w:p>
       <w:pPr>
+        <w:spacing w:before="0" w:after="0" w:line="240" w:lineRule="auto"/>
+        <w:suppressAutoHyphens/>
+        <w:jc w:val="both"/>
+        <w:rPr>
+          <w:rFonts w:ascii="Arial Narrow" w:eastAsia="Arial Narrow" w:hAnsi="Arial Narrow" w:cs="Arial Narrow"/>
+          <w:kern w:val="0"/>
+          <w:sz w:val="22"/>
+          <w:szCs w:val="22"/>
+          <w:u w:val="single"/>
+          <w14:ligatures w14:val="none"/>
+        </w:rPr>
+      </w:pPr>
+    </w:p>
+    <w:p>
+      <w:pPr>
         <w:suppressAutoHyphens/>
         <w:spacing w:after="0" w:line="240" w:lineRule="auto"/>
         <w:jc w:val="both"/>
         <w:rPr>
           <w:rFonts w:ascii="Arial Narrow" w:eastAsia="Arial Narrow" w:hAnsi="Arial Narrow" w:cs="Arial Narrow"/>
-          <w:kern w:val="0"/>
-          <w:sz w:val="22"/>
-          <w:szCs w:val="22"/>
-          <w:u w:val="single"/>
-          <w14:ligatures w14:val="none"/>
-        </w:rPr>
-      </w:pPr>
-    </w:p>
-    <w:p>
-      <w:pPr>
-        <w:suppressAutoHyphens/>
-        <w:spacing w:after="0" w:line="240" w:lineRule="auto"/>
-        <w:jc w:val="both"/>
-        <w:rPr>
-          <w:rFonts w:ascii="Arial Narrow" w:eastAsia="Arial Narrow" w:hAnsi="Arial Narrow" w:cs="Arial Narrow"/>
           <w:color w:val="000000"/>
           <w:kern w:val="0"/>
           <w:sz w:val="22"/>
@@ -7263,8 +7265,8 @@
     </w:p>
     <w:p>
       <w:pPr>
+        <w:spacing w:before="0" w:after="0" w:line="240" w:lineRule="auto"/>
         <w:suppressAutoHyphens/>
-        <w:spacing w:after="0" w:line="240" w:lineRule="auto"/>
         <w:jc w:val="both"/>
         <w:rPr>
           <w:rFonts w:ascii="Arial Narrow" w:eastAsia="Arial Narrow" w:hAnsi="Arial Narrow" w:cs="Arial Narrow"/>
@@ -7986,7 +7988,6 @@
           <w:sz w:val="16"/>
           <w:szCs w:val="16"/>
         </w:rPr>
-        <w:tab/>
         <w:t xml:space="preserve"/>
       </w:r>
       <w:r>
@@ -8062,7 +8063,6 @@
           <w:sz w:val="16"/>
           <w:szCs w:val="16"/>
         </w:rPr>
-        <w:tab/>
         <w:t xml:space="preserve"/>
       </w:r>
       <w:r>
@@ -8071,7 +8071,6 @@
           <w:sz w:val="16"/>
           <w:szCs w:val="16"/>
         </w:rPr>
-        <w:tab/>
       </w:r>
       <w:r>
         <w:rPr>
@@ -8081,6 +8080,7 @@
           <w:sz w:val="16"/>
           <w:szCs w:val="16"/>
         </w:rPr>
+        <w:tab/>
         <w:t xml:space="preserve">LEY 29571, CÓDIGO DE PROTECCIÓN Y DEFENSA DEL CONSUMIDOR, publicado el 2 de setiembre de 2010 y modificado por Decreto Legislativo 1308 </w:t>
       </w:r>
     </w:p>
@@ -8304,7 +8304,6 @@
           <w:sz w:val="16"/>
           <w:szCs w:val="16"/>
         </w:rPr>
-        <w:tab/>
         <w:t xml:space="preserve"/>
       </w:r>
       <w:r>
@@ -8313,7 +8312,6 @@
           <w:sz w:val="16"/>
           <w:szCs w:val="16"/>
         </w:rPr>
-        <w:tab/>
       </w:r>
       <w:r>
         <w:rPr>
@@ -8323,6 +8321,7 @@
           <w:sz w:val="16"/>
           <w:szCs w:val="16"/>
         </w:rPr>
+        <w:tab/>
         <w:t xml:space="preserve">LEY 29571, CÓDIGO DE PROTECCIÓN Y DEFENSA DEL CONSUMIDOR, publicado el 2 de setiembre de 2010 y modificado por Decreto Legislativo 1308 </w:t>
       </w:r>
     </w:p>
@@ -8483,7 +8482,6 @@
           <w:sz w:val="16"/>
           <w:szCs w:val="16"/>
         </w:rPr>
-        <w:tab/>
         <w:t xml:space="preserve"/>
       </w:r>
       <w:r>
@@ -8492,7 +8490,6 @@
           <w:sz w:val="16"/>
           <w:szCs w:val="16"/>
         </w:rPr>
-        <w:tab/>
       </w:r>
       <w:r>
         <w:rPr>
@@ -8502,6 +8499,7 @@
           <w:sz w:val="16"/>
           <w:szCs w:val="16"/>
         </w:rPr>
+        <w:tab/>
         <w:t xml:space="preserve">LEY 29571, CÓDIGO DE PROTECCIÓN Y DEFENSA DEL CONSUMIDOR, publicado el 2 de setiembre de 2010 y modificado por Decreto Legislativo 1308 </w:t>
       </w:r>
     </w:p>
@@ -8640,7 +8638,6 @@
           <w:sz w:val="16"/>
           <w:szCs w:val="16"/>
         </w:rPr>
-        <w:tab/>
         <w:t xml:space="preserve"/>
       </w:r>
       <w:r>
@@ -8649,7 +8646,6 @@
           <w:sz w:val="16"/>
           <w:szCs w:val="16"/>
         </w:rPr>
-        <w:tab/>
       </w:r>
       <w:r>
         <w:rPr>
@@ -8659,6 +8655,7 @@
           <w:sz w:val="16"/>
           <w:szCs w:val="16"/>
         </w:rPr>
+        <w:tab/>
         <w:t xml:space="preserve">LEY 29571, CÓDIGO DE PROTECCIÓN Y DEFENSA DEL CONSUMIDOR, publicado el 2 de setiembre de 2010 y modificado por Decreto Legislativo 1308 </w:t>
       </w:r>
     </w:p>
@@ -8763,7 +8760,6 @@
           <w:sz w:val="16"/>
           <w:szCs w:val="16"/>
         </w:rPr>
-        <w:tab/>
         <w:t xml:space="preserve"/>
       </w:r>
       <w:r>
@@ -8772,7 +8768,6 @@
           <w:sz w:val="16"/>
           <w:szCs w:val="16"/>
         </w:rPr>
-        <w:tab/>
       </w:r>
       <w:r>
         <w:rPr>
@@ -8782,6 +8777,7 @@
           <w:sz w:val="16"/>
           <w:szCs w:val="16"/>
         </w:rPr>
+        <w:tab/>
         <w:t>LEY SOBRE FACULTADES, NORMAS Y ORGANIZACIÓN DEL INDECOPI, APROBADA POR DECRETO LEGISLATIVO 807 Artículo 24.-</w:t>
       </w:r>
       <w:r>
@@ -8912,7 +8908,6 @@
           <w:sz w:val="16"/>
           <w:szCs w:val="16"/>
         </w:rPr>
-        <w:tab/>
         <w:t xml:space="preserve"/>
       </w:r>
       <w:r>
@@ -8969,24 +8964,23 @@
           <w:sz w:val="16"/>
           <w:szCs w:val="16"/>
         </w:rPr>
+        <w:t xml:space="preserve"/>
+      </w:r>
+      <w:r>
+        <w:rPr>
+          <w:rFonts w:ascii="Arial Narrow" w:eastAsia="Arial Narrow" w:hAnsi="Arial Narrow" w:cs="Arial Narrow"/>
+          <w:sz w:val="16"/>
+          <w:szCs w:val="16"/>
+        </w:rPr>
+      </w:r>
+      <w:r>
+        <w:rPr>
+          <w:rFonts w:ascii="Arial Narrow" w:eastAsia="Arial Narrow" w:hAnsi="Arial Narrow" w:cs="Arial Narrow"/>
+          <w:b/>
+          <w:sz w:val="16"/>
+          <w:szCs w:val="16"/>
+        </w:rPr>
         <w:tab/>
-        <w:t xml:space="preserve"/>
-      </w:r>
-      <w:r>
-        <w:rPr>
-          <w:rFonts w:ascii="Arial Narrow" w:eastAsia="Arial Narrow" w:hAnsi="Arial Narrow" w:cs="Arial Narrow"/>
-          <w:sz w:val="16"/>
-          <w:szCs w:val="16"/>
-        </w:rPr>
-        <w:tab/>
-      </w:r>
-      <w:r>
-        <w:rPr>
-          <w:rFonts w:ascii="Arial Narrow" w:eastAsia="Arial Narrow" w:hAnsi="Arial Narrow" w:cs="Arial Narrow"/>
-          <w:b/>
-          <w:sz w:val="16"/>
-          <w:szCs w:val="16"/>
-        </w:rPr>
         <w:t>LEY 29571, CÓDIGO DE PROTECCIÓN Y DEFENSA DEL CONSUMIDOR</w:t>
       </w:r>
       <w:r>
@@ -9371,32 +9365,31 @@
           <w:szCs w:val="16"/>
           <w:vertAlign w:val="superscript"/>
         </w:rPr>
+        <w:t xml:space="preserve"/>
+      </w:r>
+      <w:r>
+        <w:rPr>
+          <w:rFonts w:ascii="Arial Narrow" w:eastAsia="Arial Narrow" w:hAnsi="Arial Narrow" w:cs="Arial Narrow"/>
+          <w:sz w:val="16"/>
+          <w:szCs w:val="16"/>
+        </w:rPr>
+        <w:t xml:space="preserve"/>
+      </w:r>
+      <w:r>
+        <w:rPr>
+          <w:rFonts w:ascii="Arial Narrow" w:eastAsia="Arial Narrow" w:hAnsi="Arial Narrow" w:cs="Arial Narrow"/>
+          <w:sz w:val="16"/>
+          <w:szCs w:val="16"/>
+        </w:rPr>
+      </w:r>
+      <w:r>
+        <w:rPr>
+          <w:rFonts w:ascii="Arial Narrow" w:eastAsia="Arial Narrow" w:hAnsi="Arial Narrow" w:cs="Arial Narrow"/>
+          <w:b/>
+          <w:sz w:val="16"/>
+          <w:szCs w:val="16"/>
+        </w:rPr>
         <w:tab/>
-        <w:t xml:space="preserve"/>
-      </w:r>
-      <w:r>
-        <w:rPr>
-          <w:rFonts w:ascii="Arial Narrow" w:eastAsia="Arial Narrow" w:hAnsi="Arial Narrow" w:cs="Arial Narrow"/>
-          <w:sz w:val="16"/>
-          <w:szCs w:val="16"/>
-        </w:rPr>
-        <w:t xml:space="preserve"> </w:t>
-      </w:r>
-      <w:r>
-        <w:rPr>
-          <w:rFonts w:ascii="Arial Narrow" w:eastAsia="Arial Narrow" w:hAnsi="Arial Narrow" w:cs="Arial Narrow"/>
-          <w:sz w:val="16"/>
-          <w:szCs w:val="16"/>
-        </w:rPr>
-        <w:tab/>
-      </w:r>
-      <w:r>
-        <w:rPr>
-          <w:rFonts w:ascii="Arial Narrow" w:eastAsia="Arial Narrow" w:hAnsi="Arial Narrow" w:cs="Arial Narrow"/>
-          <w:b/>
-          <w:sz w:val="16"/>
-          <w:szCs w:val="16"/>
-        </w:rPr>
         <w:t>LEY 29571, CÓDIGO DE PROTECCIÓN Y DEFENSA DEL CONSUMIDOR</w:t>
       </w:r>
       <w:r>
@@ -9600,7 +9593,6 @@
           <w:sz w:val="16"/>
           <w:szCs w:val="16"/>
         </w:rPr>
-        <w:tab/>
         <w:t xml:space="preserve"/>
       </w:r>
       <w:r>
@@ -9609,7 +9601,6 @@
           <w:sz w:val="16"/>
           <w:szCs w:val="16"/>
         </w:rPr>
-        <w:tab/>
       </w:r>
       <w:r>
         <w:rPr>
@@ -9619,6 +9610,7 @@
           <w:sz w:val="16"/>
           <w:szCs w:val="16"/>
         </w:rPr>
+        <w:tab/>
         <w:t xml:space="preserve">LEY 29571, CÓDIGO DE PROTECCIÓN Y DEFENSA DEL CONSUMIDOR, publicado el 2 de setiembre de 2010 y modificado por Decreto Legislativo 1308 </w:t>
       </w:r>
     </w:p>
@@ -10365,24 +10357,23 @@
           <w:sz w:val="16"/>
           <w:szCs w:val="16"/>
         </w:rPr>
+        <w:t xml:space="preserve"/>
+      </w:r>
+      <w:r>
+        <w:rPr>
+          <w:rFonts w:ascii="Arial Narrow" w:eastAsia="Arial Narrow" w:hAnsi="Arial Narrow" w:cs="Arial Narrow"/>
+          <w:sz w:val="16"/>
+          <w:szCs w:val="16"/>
+        </w:rPr>
+      </w:r>
+      <w:r>
+        <w:rPr>
+          <w:rFonts w:ascii="Arial Narrow" w:eastAsia="Arial Narrow" w:hAnsi="Arial Narrow" w:cs="Arial Narrow"/>
+          <w:b/>
+          <w:sz w:val="16"/>
+          <w:szCs w:val="16"/>
+        </w:rPr>
         <w:tab/>
-        <w:t xml:space="preserve"/>
-      </w:r>
-      <w:r>
-        <w:rPr>
-          <w:rFonts w:ascii="Arial Narrow" w:eastAsia="Arial Narrow" w:hAnsi="Arial Narrow" w:cs="Arial Narrow"/>
-          <w:sz w:val="16"/>
-          <w:szCs w:val="16"/>
-        </w:rPr>
-        <w:tab/>
-      </w:r>
-      <w:r>
-        <w:rPr>
-          <w:rFonts w:ascii="Arial Narrow" w:eastAsia="Arial Narrow" w:hAnsi="Arial Narrow" w:cs="Arial Narrow"/>
-          <w:b/>
-          <w:sz w:val="16"/>
-          <w:szCs w:val="16"/>
-        </w:rPr>
         <w:t>LEY 29571, CÓDIGO DE PROTECCIÓN Y DEFENSA DEL CONSUMIDOR</w:t>
       </w:r>
       <w:r>
@@ -10579,7 +10570,6 @@
           <w:sz w:val="16"/>
           <w:szCs w:val="16"/>
         </w:rPr>
-        <w:tab/>
         <w:t xml:space="preserve"/>
       </w:r>
       <w:r>
@@ -10675,31 +10665,30 @@
           <w:sz w:val="16"/>
           <w:szCs w:val="16"/>
         </w:rPr>
+        <w:t xml:space="preserve"/>
+      </w:r>
+      <w:r>
+        <w:rPr>
+          <w:rFonts w:ascii="Arial Narrow" w:eastAsia="Arial Narrow" w:hAnsi="Arial Narrow" w:cs="Arial Narrow"/>
+          <w:sz w:val="16"/>
+          <w:szCs w:val="16"/>
+        </w:rPr>
+      </w:r>
+      <w:r>
+        <w:rPr>
+          <w:rFonts w:ascii="Arial Narrow" w:eastAsia="Arial Narrow" w:hAnsi="Arial Narrow" w:cs="Arial Narrow"/>
+          <w:b/>
+          <w:sz w:val="16"/>
+          <w:szCs w:val="16"/>
+        </w:rPr>
         <w:tab/>
-        <w:t xml:space="preserve"/>
-      </w:r>
-      <w:r>
-        <w:rPr>
-          <w:rFonts w:ascii="Arial Narrow" w:eastAsia="Arial Narrow" w:hAnsi="Arial Narrow" w:cs="Arial Narrow"/>
-          <w:sz w:val="16"/>
-          <w:szCs w:val="16"/>
-        </w:rPr>
-        <w:tab/>
-      </w:r>
-      <w:r>
-        <w:rPr>
-          <w:rFonts w:ascii="Arial Narrow" w:eastAsia="Arial Narrow" w:hAnsi="Arial Narrow" w:cs="Arial Narrow"/>
-          <w:b/>
-          <w:sz w:val="16"/>
-          <w:szCs w:val="16"/>
-        </w:rPr>
         <w:t>TEXTO ÚNICO ORDENADO DE LA LEY DEL PROCEDIMIENTO ADMINISTRATIVO GENERAL, aprobado mediante Decreto Supremo 006-2026-JUS y publicado el 30 de abril de 2026</w:t>
       </w:r>
     </w:p>
     <w:p>
       <w:pPr>
         <w:pStyle w:val="Textonotapie"/>
-        <w:ind w:left="1134" w:hanging="567"/>
+        <w:ind w:left="1134"/>
         <w:jc w:val="both"/>
         <w:rPr>
           <w:rFonts w:ascii="Arial Narrow" w:eastAsia="Arial Narrow" w:hAnsi="Arial Narrow" w:cs="Arial Narrow"/>
@@ -10723,7 +10712,7 @@
     <w:p>
       <w:pPr>
         <w:pStyle w:val="Textonotapie"/>
-        <w:ind w:left="1134" w:hanging="567"/>
+        <w:ind w:left="1134" w:hanging="1134"/>
         <w:jc w:val="both"/>
         <w:rPr>
           <w:rFonts w:ascii="Arial Narrow" w:eastAsia="Arial Narrow" w:hAnsi="Arial Narrow" w:cs="Arial Narrow"/>

--- a/plantillas_maestras/02_seguro_vida/cobro_indebido_primas/2_o_mas_ddos_varios/mujer/TPL_2449_2025_SEGURO_VIDA_COBRO_INDEBIDO_PRIMAS_ASEGURADORA_MUJER_R2.docx
+++ b/plantillas_maestras/02_seguro_vida/cobro_indebido_primas/2_o_mas_ddos_varios/mujer/TPL_2449_2025_SEGURO_VIDA_COBRO_INDEBIDO_PRIMAS_ASEGURADORA_MUJER_R2.docx
@@ -3569,17 +3569,17 @@
           <w:sz w:val="22"/>
           <w:szCs w:val="22"/>
         </w:rPr>
-        <w:t>la compañía aseguradora habría brindado una respuesta inadecuada al reclamo 25-SBS015033 presentado por la denunciante el 29 de abril de 2025</w:t>
-      </w:r>
-      <w:r>
-        <w:rPr>
-          <w:rFonts w:ascii="Arial Narrow" w:eastAsia="Arial Narrow" w:hAnsi="Arial Narrow" w:cs="Arial Narrow"/>
-          <w:kern w:val="0"/>
-          <w14:ligatures w14:val="none"/>
-          <w:sz w:val="22"/>
-          <w:szCs w:val="22"/>
-        </w:rPr>
-        <w:t>. Por consiguiente, corresponde calificar el hecho materia de denuncia como una presunta infracción al numeral 88.1 del artículo 88 del Código</w:t>
+        <w:t xml:space="preserve">la compañía aseguradora habría brindado una respuesta inadecuada al reclamo 25-SBS015033 presentado por la denunciante el 29 de abril de 2025</w:t>
+      </w:r>
+      <w:r>
+        <w:rPr>
+          <w:rFonts w:ascii="Arial Narrow" w:eastAsia="Arial Narrow" w:hAnsi="Arial Narrow" w:cs="Arial Narrow"/>
+          <w:kern w:val="0"/>
+          <w14:ligatures w14:val="none"/>
+          <w:sz w:val="22"/>
+          <w:szCs w:val="22"/>
+        </w:rPr>
+        <w:t xml:space="preserve">; involucraría una presunta afectación a su derecho de recibir respuestas adecuadas a los reclamos formulados. Por consiguiente, corresponde calificar el hecho materia de denuncia como una presunta infracción al numeral 88.1 del artículo 88 del Código</w:t>
       </w:r>
       <w:r>
         <w:rPr>
@@ -3607,7 +3607,7 @@
           <w:lang w:eastAsia="es-PE"/>
           <w14:ligatures w14:val="none"/>
         </w:rPr>
-        <w:t>.</w:t>
+        <w:t xml:space="preserve">.</w:t>
       </w:r>
     </w:p>
     <w:bookmarkEnd w:id="6"/>
@@ -6466,7 +6466,7 @@
           <w:sz w:val="22"/>
           <w:szCs w:val="22"/>
         </w:rPr>
-        <w:t xml:space="preserve">correr traslado de la presente resolución a Rímac Seguros y Reaseguros S.A. para que, de conformidad con lo dispuesto por el artículo 26 de la Ley sobre Facultades, Normas y Organización del Indecopi, aprobada por Decreto Legislativo 807</w:t>
+        <w:t xml:space="preserve">correr traslado de la denuncia del 30 de setiembre de 2025, complementado con el escrito del 31 de octubre de 2025 a Rímac Seguros y Reaseguros S.A. para que, de conformidad con lo dispuesto por el artículo 26 de la Ley sobre Facultades, Normas y Organización del Indecopi, aprobada por Decreto Legislativo 807</w:t>
       </w:r>
       <w:r>
         <w:rPr>
